--- a/zht/docx/083.content.docx
+++ b/zht/docx/083.content.docx
@@ -149,27 +149,7 @@
         <w:rPr>
           <w:lang w:val="zh_TW" w:bidi="zh_TW"/>
         </w:rPr>
-        <w:t>ni</w:t>
-      </w:r>
-      <w:r>
-        <w:rPr>
-          <w:lang w:val="zh_TW" w:bidi="zh_TW"/>
-        </w:rPr>
-      </w:r>
-    </w:p>
-    <w:p>
-      <w:pPr/>
-      <w:r>
-        <w:rPr>
-          <w:lang w:val="zh_TW" w:bidi="zh_TW"/>
-        </w:rPr>
-      </w:r>
-      <w:r>
-        <w:rPr>
-          <w:i/>
-          <w:lang w:val="zh_TW" w:bidi="zh_TW"/>
-        </w:rPr>
-        <w:t>尼哥坡里</w:t>
+        <w:t>ling</w:t>
       </w:r>
       <w:r>
         <w:rPr>
@@ -232,7 +212,7 @@
         <w:rPr>
           <w:lang w:val="zh_TW" w:bidi="zh_TW"/>
         </w:rPr>
-        <w:t>尼哥坡里</w:t>
+        <w:t>靈魂</w:t>
       </w:r>
       <w:r>
         <w:rPr>
@@ -251,7 +231,33 @@
         <w:rPr>
           <w:lang w:val="zh_TW" w:bidi="zh_TW"/>
         </w:rPr>
-        <w:t>名稱的意思是「勝利之城」。在羅馬帝國，當一個新建的城市需要命名時，尼哥坡里（Nicopolis）是一個常見的選擇。在戰爭時期為了紀念軍事勝利而建的城鎮，通常被命名為尼哥坡里。</w:t>
+        <w:t>用來翻譯希臘文「</w:t>
+      </w:r>
+      <w:r>
+        <w:rPr>
+          <w:i/>
+          <w:lang w:val="zh_TW" w:bidi="zh_TW"/>
+        </w:rPr>
+        <w:t>psuche</w:t>
+      </w:r>
+      <w:r>
+        <w:rPr>
+          <w:lang w:val="zh_TW" w:bidi="zh_TW"/>
+        </w:rPr>
+        <w:t>」和希伯來文「</w:t>
+      </w:r>
+      <w:r>
+        <w:rPr>
+          <w:i/>
+          <w:lang w:val="zh_TW" w:bidi="zh_TW"/>
+        </w:rPr>
+        <w:t>nephesh</w:t>
+      </w:r>
+      <w:r>
+        <w:rPr>
+          <w:lang w:val="zh_TW" w:bidi="zh_TW"/>
+        </w:rPr>
+        <w:t>」的詞。</w:t>
       </w:r>
     </w:p>
     <w:p>
@@ -265,43 +271,18 @@
         <w:rPr>
           <w:lang w:val="zh_TW" w:bidi="zh_TW"/>
         </w:rPr>
-        <w:t>在保羅寫給提多的信中，保羅告訴提多離開他一直在事奉的克里特（</w:t>
-      </w:r>
-      <w:hyperlink r:id="rId13">
-        <w:r>
-          <w:rPr>
-            <w:lang w:val="zh_TW" w:bidi="zh_TW"/>
-          </w:rPr>
-          <w:rPr>
-            <w:color w:val="0000EE"/>
-            <w:u w:val="single"/>
-          </w:rPr>
-          <w:t>多1:5</w:t>
-        </w:r>
-      </w:hyperlink>
-      <w:r>
-        <w:rPr>
-          <w:lang w:val="zh_TW" w:bidi="zh_TW"/>
-        </w:rPr>
-        <w:t>），前往尼哥坡里，使徒正在那裏作工，並且保羅計劃在那裡過冬（</w:t>
-      </w:r>
-      <w:hyperlink r:id="rId14">
-        <w:r>
-          <w:rPr>
-            <w:lang w:val="zh_TW" w:bidi="zh_TW"/>
-          </w:rPr>
-          <w:rPr>
-            <w:color w:val="0000EE"/>
-            <w:u w:val="single"/>
-          </w:rPr>
-          <w:t>3:12</w:t>
-        </w:r>
-      </w:hyperlink>
-      <w:r>
-        <w:rPr>
-          <w:lang w:val="zh_TW" w:bidi="zh_TW"/>
-        </w:rPr>
-        <w:t>）。在整個羅馬帝國的九個尼哥坡里城中，幾乎可以肯定保羅指的是位於哥林多灣西北方和伊庇魯斯（Epirus）海岬東南方的城市。岬是一塊突入水體的高地，如同半島或俯瞰大海的懸崖。</w:t>
+        <w:t>希臘哲學家柏拉圖（生活在公元前四世紀）相信靈魂是人類永恆的一部分。雖然身體會死，但靈魂不會。當一個人死去時，他們的靈魂會進入另一個身體。如果他們是壞人，他們的靈魂可能會進入較低等的人、動物或鳥類。隨著時間的推移，通過從一個身體移動到另一個身體，靈魂會從邪惡中被淨化。在基督教早期的幾個世紀中，諾斯底主義也教導身體就像是靈魂的監牢。救贖，或被拯救，發生在人們學習了諾斯底的秘密時，這會使他們的靈魂從身體中解放出來。</w:t>
+      </w:r>
+    </w:p>
+    <w:p>
+      <w:pPr>
+        <w:pStyle w:val="Heading3"/>
+      </w:pPr>
+      <w:r>
+        <w:rPr>
+          <w:lang w:val="zh_TW" w:bidi="zh_TW"/>
+        </w:rPr>
+        <w:t>聖經對靈魂的看法</w:t>
       </w:r>
     </w:p>
     <w:p>
@@ -315,7 +296,1854 @@
         <w:rPr>
           <w:lang w:val="zh_TW" w:bidi="zh_TW"/>
         </w:rPr>
-        <w:t>屋大維（Octavian，後來成為羅馬帝國第一位統治者）於公元前31年建立了這座城市，以慶祝他在附近進行的偉大的亞克興戰役（battle of Actium）中戰勝安東尼（Mark Antony）。尼哥坡里的名稱和政府都是希臘式的，並且是附近許多城的中心。這座新的尼哥坡里是一個非常大的城，擁有類似於附近的雅典城的獨立性。該城建造了神廟、劇院、競技場和水道，並設立了一年四次的慶典比賽。尼哥坡里最著名的市民，是斯多亞派（Stoic）哲學家愛比克泰德（Epictetus），他大約在公元90年居住在那裡。保羅曾在這個大城及其周邊的小社區中傳揚福音。</w:t>
+        <w:t>聖經對靈魂有不同的看法。</w:t>
+      </w:r>
+    </w:p>
+    <w:p>
+      <w:pPr>
+        <w:pStyle w:val="Heading4"/>
+      </w:pPr>
+      <w:r>
+        <w:rPr>
+          <w:lang w:val="zh_TW" w:bidi="zh_TW"/>
+        </w:rPr>
+        <w:t>舊約聖經中的靈魂</w:t>
+      </w:r>
+    </w:p>
+    <w:p>
+      <w:pPr/>
+      <w:r>
+        <w:rPr>
+          <w:lang w:val="zh_TW" w:bidi="zh_TW"/>
+        </w:rPr>
+      </w:r>
+      <w:r>
+        <w:rPr>
+          <w:lang w:val="zh_TW" w:bidi="zh_TW"/>
+        </w:rPr>
+        <w:t>在舊約聖經中，靈魂對人類生命至關重要。希伯來文和希臘文中的靈魂一詞通常意味著「生命」，有時也可以指動物的生命（</w:t>
+      </w:r>
+      <w:hyperlink r:id="rId13">
+        <w:r>
+          <w:rPr>
+            <w:lang w:val="zh_TW" w:bidi="zh_TW"/>
+          </w:rPr>
+          <w:rPr>
+            <w:color w:val="0000EE"/>
+            <w:u w:val="single"/>
+          </w:rPr>
+          <w:t>創世記1:20</w:t>
+        </w:r>
+      </w:hyperlink>
+      <w:r>
+        <w:rPr>
+          <w:lang w:val="zh_TW" w:bidi="zh_TW"/>
+        </w:rPr>
+        <w:t>；</w:t>
+      </w:r>
+      <w:hyperlink r:id="rId14">
+        <w:r>
+          <w:rPr>
+            <w:lang w:val="zh_TW" w:bidi="zh_TW"/>
+          </w:rPr>
+          <w:rPr>
+            <w:color w:val="0000EE"/>
+            <w:u w:val="single"/>
+          </w:rPr>
+          <w:t>利未記11:10</w:t>
+        </w:r>
+      </w:hyperlink>
+      <w:r>
+        <w:rPr>
+          <w:lang w:val="zh_TW" w:bidi="zh_TW"/>
+        </w:rPr>
+        <w:t>）。「</w:t>
+      </w:r>
+      <w:r>
+        <w:rPr>
+          <w:lang w:val="zh_TW" w:bidi="zh_TW"/>
+        </w:rPr>
+        <w:t>以命償命</w:t>
+      </w:r>
+      <w:r>
+        <w:rPr>
+          <w:lang w:val="zh_TW" w:bidi="zh_TW"/>
+        </w:rPr>
+        <w:t>」意味著「生命換生命」（</w:t>
+      </w:r>
+      <w:hyperlink r:id="rId15">
+        <w:r>
+          <w:rPr>
+            <w:lang w:val="zh_TW" w:bidi="zh_TW"/>
+          </w:rPr>
+          <w:rPr>
+            <w:color w:val="0000EE"/>
+            <w:u w:val="single"/>
+          </w:rPr>
+          <w:t>出埃及記21:23</w:t>
+        </w:r>
+      </w:hyperlink>
+      <w:r>
+        <w:rPr>
+          <w:lang w:val="zh_TW" w:bidi="zh_TW"/>
+        </w:rPr>
+        <w:t>）。在法律文本中，靈魂指的是與法律相關的人（比如，「若有靈魂犯罪……（其它譯本翻譯）」，</w:t>
+      </w:r>
+      <w:hyperlink r:id="rId16">
+        <w:r>
+          <w:rPr>
+            <w:lang w:val="zh_TW" w:bidi="zh_TW"/>
+          </w:rPr>
+          <w:rPr>
+            <w:color w:val="0000EE"/>
+            <w:u w:val="single"/>
+          </w:rPr>
+          <w:t xml:space="preserve">利未記4:2 </w:t>
+        </w:r>
+      </w:hyperlink>
+      <w:r>
+        <w:rPr>
+          <w:lang w:val="zh_TW" w:bidi="zh_TW"/>
+        </w:rPr>
+        <w:t>）。當計算人數時，是以靈魂計算，意味著人（</w:t>
+      </w:r>
+      <w:hyperlink r:id="rId17">
+        <w:r>
+          <w:rPr>
+            <w:lang w:val="zh_TW" w:bidi="zh_TW"/>
+          </w:rPr>
+          <w:rPr>
+            <w:color w:val="0000EE"/>
+            <w:u w:val="single"/>
+          </w:rPr>
+          <w:t>出埃及記1:5</w:t>
+        </w:r>
+      </w:hyperlink>
+      <w:r>
+        <w:rPr>
+          <w:lang w:val="zh_TW" w:bidi="zh_TW"/>
+        </w:rPr>
+        <w:t>；</w:t>
+      </w:r>
+      <w:hyperlink r:id="rId18">
+        <w:r>
+          <w:rPr>
+            <w:lang w:val="zh_TW" w:bidi="zh_TW"/>
+          </w:rPr>
+          <w:rPr>
+            <w:color w:val="0000EE"/>
+            <w:u w:val="single"/>
+          </w:rPr>
+          <w:t>申命記10:22</w:t>
+        </w:r>
+      </w:hyperlink>
+      <w:r>
+        <w:rPr>
+          <w:lang w:val="zh_TW" w:bidi="zh_TW"/>
+        </w:rPr>
+        <w:t>）。</w:t>
+      </w:r>
+    </w:p>
+    <w:p>
+      <w:pPr/>
+      <w:r>
+        <w:rPr>
+          <w:lang w:val="zh_TW" w:bidi="zh_TW"/>
+        </w:rPr>
+      </w:r>
+      <w:r>
+        <w:rPr>
+          <w:lang w:val="zh_TW" w:bidi="zh_TW"/>
+        </w:rPr>
+        <w:t>更狹義地說，靈魂指的是人的情感和內在力量。人們被呼召要盡心盡性來愛神（</w:t>
+      </w:r>
+      <w:hyperlink r:id="rId19">
+        <w:r>
+          <w:rPr>
+            <w:lang w:val="zh_TW" w:bidi="zh_TW"/>
+          </w:rPr>
+          <w:rPr>
+            <w:color w:val="0000EE"/>
+            <w:u w:val="single"/>
+          </w:rPr>
+          <w:t>申命記13:3</w:t>
+        </w:r>
+      </w:hyperlink>
+      <w:r>
+        <w:rPr>
+          <w:lang w:val="zh_TW" w:bidi="zh_TW"/>
+        </w:rPr>
+        <w:t>）。</w:t>
+      </w:r>
+    </w:p>
+    <w:p>
+      <w:pPr/>
+      <w:r>
+        <w:rPr>
+          <w:lang w:val="zh_TW" w:bidi="zh_TW"/>
+        </w:rPr>
+      </w:r>
+      <w:r>
+        <w:rPr>
+          <w:lang w:val="zh_TW" w:bidi="zh_TW"/>
+        </w:rPr>
+        <w:t>生命中的某些部分來自靈魂：</w:t>
+      </w:r>
+    </w:p>
+    <w:p>
+      <w:pPr>
+        <w:pStyle w:val="ListBullet"/>
+        <w:spacing w:line="240" w:lineRule="auto"/>
+        <w:ind w:left="720"/>
+      </w:pPr>
+      <w:r>
+        <w:rPr>
+          <w:lang w:val="zh_TW" w:bidi="zh_TW"/>
+        </w:rPr>
+      </w:r>
+      <w:r>
+        <w:rPr>
+          <w:lang w:val="zh_TW" w:bidi="zh_TW"/>
+        </w:rPr>
+        <w:t>知識和理解（</w:t>
+      </w:r>
+      <w:hyperlink r:id="rId20">
+        <w:r>
+          <w:rPr>
+            <w:lang w:val="zh_TW" w:bidi="zh_TW"/>
+          </w:rPr>
+          <w:rPr>
+            <w:color w:val="0000EE"/>
+            <w:u w:val="single"/>
+          </w:rPr>
+          <w:t>詩篇139:14</w:t>
+        </w:r>
+      </w:hyperlink>
+      <w:r>
+        <w:rPr>
+          <w:lang w:val="zh_TW" w:bidi="zh_TW"/>
+        </w:rPr>
+        <w:t>）</w:t>
+      </w:r>
+    </w:p>
+    <w:p>
+      <w:pPr>
+        <w:pStyle w:val="ListBullet"/>
+        <w:spacing w:line="240" w:lineRule="auto"/>
+        <w:ind w:left="720"/>
+      </w:pPr>
+      <w:r>
+        <w:rPr>
+          <w:lang w:val="zh_TW" w:bidi="zh_TW"/>
+        </w:rPr>
+      </w:r>
+      <w:r>
+        <w:rPr>
+          <w:lang w:val="zh_TW" w:bidi="zh_TW"/>
+        </w:rPr>
+        <w:t>思想（</w:t>
+      </w:r>
+      <w:hyperlink r:id="rId21">
+        <w:r>
+          <w:rPr>
+            <w:lang w:val="zh_TW" w:bidi="zh_TW"/>
+          </w:rPr>
+          <w:rPr>
+            <w:color w:val="0000EE"/>
+            <w:u w:val="single"/>
+          </w:rPr>
+          <w:t>撒母耳記上20:3</w:t>
+        </w:r>
+      </w:hyperlink>
+      <w:r>
+        <w:rPr>
+          <w:lang w:val="zh_TW" w:bidi="zh_TW"/>
+        </w:rPr>
+        <w:t>）</w:t>
+      </w:r>
+    </w:p>
+    <w:p>
+      <w:pPr>
+        <w:pStyle w:val="ListBullet"/>
+        <w:spacing w:line="240" w:lineRule="auto"/>
+        <w:ind w:left="720"/>
+      </w:pPr>
+      <w:r>
+        <w:rPr>
+          <w:lang w:val="zh_TW" w:bidi="zh_TW"/>
+        </w:rPr>
+      </w:r>
+      <w:r>
+        <w:rPr>
+          <w:lang w:val="zh_TW" w:bidi="zh_TW"/>
+        </w:rPr>
+        <w:t>愛（</w:t>
+      </w:r>
+      <w:hyperlink r:id="rId22">
+        <w:r>
+          <w:rPr>
+            <w:lang w:val="zh_TW" w:bidi="zh_TW"/>
+          </w:rPr>
+          <w:rPr>
+            <w:color w:val="0000EE"/>
+            <w:u w:val="single"/>
+          </w:rPr>
+          <w:t>撒母耳記上18:1</w:t>
+        </w:r>
+      </w:hyperlink>
+      <w:r>
+        <w:rPr>
+          <w:lang w:val="zh_TW" w:bidi="zh_TW"/>
+        </w:rPr>
+        <w:t>）</w:t>
+      </w:r>
+    </w:p>
+    <w:p>
+      <w:pPr>
+        <w:pStyle w:val="ListBullet"/>
+        <w:spacing w:line="240" w:lineRule="auto"/>
+        <w:ind w:left="720"/>
+      </w:pPr>
+      <w:r>
+        <w:rPr>
+          <w:lang w:val="zh_TW" w:bidi="zh_TW"/>
+        </w:rPr>
+      </w:r>
+      <w:r>
+        <w:rPr>
+          <w:lang w:val="zh_TW" w:bidi="zh_TW"/>
+        </w:rPr>
+        <w:t>記憶（</w:t>
+      </w:r>
+      <w:hyperlink r:id="rId23">
+        <w:r>
+          <w:rPr>
+            <w:lang w:val="zh_TW" w:bidi="zh_TW"/>
+          </w:rPr>
+          <w:rPr>
+            <w:color w:val="0000EE"/>
+            <w:u w:val="single"/>
+          </w:rPr>
+          <w:t>耶利米哀歌3:20</w:t>
+        </w:r>
+      </w:hyperlink>
+      <w:r>
+        <w:rPr>
+          <w:lang w:val="zh_TW" w:bidi="zh_TW"/>
+        </w:rPr>
+        <w:t>）</w:t>
+      </w:r>
+    </w:p>
+    <w:p>
+      <w:pPr/>
+      <w:r>
+        <w:rPr>
+          <w:lang w:val="zh_TW" w:bidi="zh_TW"/>
+        </w:rPr>
+      </w:r>
+      <w:r>
+        <w:rPr>
+          <w:lang w:val="zh_TW" w:bidi="zh_TW"/>
+        </w:rPr>
+        <w:t>在這裡，靈魂就像自我，即一個人的人性或自我。</w:t>
+      </w:r>
+    </w:p>
+    <w:p>
+      <w:pPr/>
+      <w:r>
+        <w:rPr>
+          <w:lang w:val="zh_TW" w:bidi="zh_TW"/>
+        </w:rPr>
+      </w:r>
+      <w:r>
+        <w:rPr>
+          <w:lang w:val="zh_TW" w:bidi="zh_TW"/>
+        </w:rPr>
+        <w:t>舊約聖經並不暗示靈魂在死後會轉移到另一個身體。人類被視為身體和靈魂的統一體，意味著是從不同角度看待同一個人。在</w:t>
+      </w:r>
+      <w:hyperlink r:id="rId24">
+        <w:r>
+          <w:rPr>
+            <w:lang w:val="zh_TW" w:bidi="zh_TW"/>
+          </w:rPr>
+          <w:rPr>
+            <w:color w:val="0000EE"/>
+            <w:u w:val="single"/>
+          </w:rPr>
+          <w:t>創世記二章7節</w:t>
+        </w:r>
+      </w:hyperlink>
+      <w:r>
+        <w:rPr>
+          <w:lang w:val="zh_TW" w:bidi="zh_TW"/>
+        </w:rPr>
+        <w:t>中，片語「有靈的活人」有時被錯誤地翻譯為「活的靈魂」。這個想法並不是說男人和女人成為</w:t>
+      </w:r>
+      <w:r>
+        <w:rPr>
+          <w:i/>
+          <w:lang w:val="zh_TW" w:bidi="zh_TW"/>
+        </w:rPr>
+        <w:t>靈魂，</w:t>
+      </w:r>
+      <w:r>
+        <w:rPr>
+          <w:lang w:val="zh_TW" w:bidi="zh_TW"/>
+        </w:rPr>
+        <w:t>因為他們顯然有身體。原文中使用這個詞是為了強調人作為「活的生命」的層面。這並不意味著人成為靈，而是突出了作為「活的生命」的重要層面。希伯來思想對統一的人的觀念有助於解釋舊約聖經中對死後生命的陰影看法，因為很難想像沒有身體的存在（</w:t>
+      </w:r>
+      <w:hyperlink r:id="rId25">
+        <w:r>
+          <w:rPr>
+            <w:lang w:val="zh_TW" w:bidi="zh_TW"/>
+          </w:rPr>
+          <w:rPr>
+            <w:color w:val="0000EE"/>
+            <w:u w:val="single"/>
+          </w:rPr>
+          <w:t>詩篇16:10</w:t>
+        </w:r>
+      </w:hyperlink>
+      <w:r>
+        <w:rPr>
+          <w:lang w:val="zh_TW" w:bidi="zh_TW"/>
+        </w:rPr>
+        <w:t>，</w:t>
+      </w:r>
+      <w:hyperlink r:id="rId26">
+        <w:r>
+          <w:rPr>
+            <w:lang w:val="zh_TW" w:bidi="zh_TW"/>
+          </w:rPr>
+          <w:rPr>
+            <w:color w:val="0000EE"/>
+            <w:u w:val="single"/>
+          </w:rPr>
+          <w:t>49:15</w:t>
+        </w:r>
+      </w:hyperlink>
+      <w:r>
+        <w:rPr>
+          <w:lang w:val="zh_TW" w:bidi="zh_TW"/>
+        </w:rPr>
+        <w:t>，</w:t>
+      </w:r>
+      <w:hyperlink r:id="rId27">
+        <w:r>
+          <w:rPr>
+            <w:lang w:val="zh_TW" w:bidi="zh_TW"/>
+          </w:rPr>
+          <w:rPr>
+            <w:color w:val="0000EE"/>
+            <w:u w:val="single"/>
+          </w:rPr>
+          <w:t>88:3–12</w:t>
+        </w:r>
+      </w:hyperlink>
+      <w:r>
+        <w:rPr>
+          <w:lang w:val="zh_TW" w:bidi="zh_TW"/>
+        </w:rPr>
+        <w:t>）。存在死後生命的希望，是由於相信神對死亡的權能，相信與祂的交流在死後會繼續（</w:t>
+      </w:r>
+      <w:hyperlink r:id="rId28">
+        <w:r>
+          <w:rPr>
+            <w:lang w:val="zh_TW" w:bidi="zh_TW"/>
+          </w:rPr>
+          <w:rPr>
+            <w:color w:val="0000EE"/>
+            <w:u w:val="single"/>
+          </w:rPr>
+          <w:t>出埃及記3:6</w:t>
+        </w:r>
+      </w:hyperlink>
+      <w:r>
+        <w:rPr>
+          <w:lang w:val="zh_TW" w:bidi="zh_TW"/>
+        </w:rPr>
+        <w:t>；</w:t>
+      </w:r>
+      <w:hyperlink r:id="rId29">
+        <w:r>
+          <w:rPr>
+            <w:lang w:val="zh_TW" w:bidi="zh_TW"/>
+          </w:rPr>
+          <w:rPr>
+            <w:color w:val="0000EE"/>
+            <w:u w:val="single"/>
+          </w:rPr>
+          <w:t>撒母耳記上2:6</w:t>
+        </w:r>
+      </w:hyperlink>
+      <w:r>
+        <w:rPr>
+          <w:lang w:val="zh_TW" w:bidi="zh_TW"/>
+        </w:rPr>
+        <w:t>；</w:t>
+      </w:r>
+      <w:hyperlink r:id="rId30">
+        <w:r>
+          <w:rPr>
+            <w:lang w:val="zh_TW" w:bidi="zh_TW"/>
+          </w:rPr>
+          <w:rPr>
+            <w:color w:val="0000EE"/>
+            <w:u w:val="single"/>
+          </w:rPr>
+          <w:t>約伯記19:25–26</w:t>
+        </w:r>
+      </w:hyperlink>
+      <w:r>
+        <w:rPr>
+          <w:lang w:val="zh_TW" w:bidi="zh_TW"/>
+        </w:rPr>
+        <w:t>；</w:t>
+      </w:r>
+      <w:hyperlink r:id="rId31">
+        <w:r>
+          <w:rPr>
+            <w:lang w:val="zh_TW" w:bidi="zh_TW"/>
+          </w:rPr>
+          <w:rPr>
+            <w:color w:val="0000EE"/>
+            <w:u w:val="single"/>
+          </w:rPr>
+          <w:t>詩篇16:10–11</w:t>
+        </w:r>
+      </w:hyperlink>
+      <w:r>
+        <w:rPr>
+          <w:lang w:val="zh_TW" w:bidi="zh_TW"/>
+        </w:rPr>
+        <w:t>，</w:t>
+      </w:r>
+      <w:hyperlink r:id="rId32">
+        <w:r>
+          <w:rPr>
+            <w:lang w:val="zh_TW" w:bidi="zh_TW"/>
+          </w:rPr>
+          <w:rPr>
+            <w:color w:val="0000EE"/>
+            <w:u w:val="single"/>
+          </w:rPr>
+          <w:t>73:24–25</w:t>
+        </w:r>
+      </w:hyperlink>
+      <w:r>
+        <w:rPr>
+          <w:lang w:val="zh_TW" w:bidi="zh_TW"/>
+        </w:rPr>
+        <w:t>；</w:t>
+      </w:r>
+      <w:hyperlink r:id="rId33">
+        <w:r>
+          <w:rPr>
+            <w:lang w:val="zh_TW" w:bidi="zh_TW"/>
+          </w:rPr>
+          <w:rPr>
+            <w:color w:val="0000EE"/>
+            <w:u w:val="single"/>
+          </w:rPr>
+          <w:t>以賽亞書25:8</w:t>
+        </w:r>
+      </w:hyperlink>
+      <w:r>
+        <w:rPr>
+          <w:lang w:val="zh_TW" w:bidi="zh_TW"/>
+        </w:rPr>
+        <w:t>，</w:t>
+      </w:r>
+      <w:hyperlink r:id="rId34">
+        <w:r>
+          <w:rPr>
+            <w:lang w:val="zh_TW" w:bidi="zh_TW"/>
+          </w:rPr>
+          <w:rPr>
+            <w:color w:val="0000EE"/>
+            <w:u w:val="single"/>
+          </w:rPr>
+          <w:t>26:19</w:t>
+        </w:r>
+      </w:hyperlink>
+      <w:r>
+        <w:rPr>
+          <w:lang w:val="zh_TW" w:bidi="zh_TW"/>
+        </w:rPr>
+        <w:t>；</w:t>
+      </w:r>
+      <w:hyperlink r:id="rId35">
+        <w:r>
+          <w:rPr>
+            <w:lang w:val="zh_TW" w:bidi="zh_TW"/>
+          </w:rPr>
+          <w:rPr>
+            <w:color w:val="0000EE"/>
+            <w:u w:val="single"/>
+          </w:rPr>
+          <w:t>但以理書12:2</w:t>
+        </w:r>
+      </w:hyperlink>
+      <w:r>
+        <w:rPr>
+          <w:lang w:val="zh_TW" w:bidi="zh_TW"/>
+        </w:rPr>
+        <w:t>；</w:t>
+      </w:r>
+      <w:hyperlink r:id="rId36">
+        <w:r>
+          <w:rPr>
+            <w:lang w:val="zh_TW" w:bidi="zh_TW"/>
+          </w:rPr>
+          <w:rPr>
+            <w:color w:val="0000EE"/>
+            <w:u w:val="single"/>
+          </w:rPr>
+          <w:t>何西阿6:1–3</w:t>
+        </w:r>
+      </w:hyperlink>
+      <w:r>
+        <w:rPr>
+          <w:lang w:val="zh_TW" w:bidi="zh_TW"/>
+        </w:rPr>
+        <w:t>，</w:t>
+      </w:r>
+      <w:hyperlink r:id="rId37">
+        <w:r>
+          <w:rPr>
+            <w:lang w:val="zh_TW" w:bidi="zh_TW"/>
+          </w:rPr>
+          <w:rPr>
+            <w:color w:val="0000EE"/>
+            <w:u w:val="single"/>
+          </w:rPr>
+          <w:t>13:14</w:t>
+        </w:r>
+      </w:hyperlink>
+      <w:r>
+        <w:rPr>
+          <w:lang w:val="zh_TW" w:bidi="zh_TW"/>
+        </w:rPr>
+        <w:t>）。</w:t>
+      </w:r>
+    </w:p>
+    <w:p>
+      <w:pPr>
+        <w:pStyle w:val="Heading4"/>
+      </w:pPr>
+      <w:r>
+        <w:rPr>
+          <w:lang w:val="zh_TW" w:bidi="zh_TW"/>
+        </w:rPr>
+        <w:t>新約聖經中的靈魂</w:t>
+      </w:r>
+    </w:p>
+    <w:p>
+      <w:pPr/>
+      <w:r>
+        <w:rPr>
+          <w:lang w:val="zh_TW" w:bidi="zh_TW"/>
+        </w:rPr>
+      </w:r>
+      <w:r>
+        <w:rPr>
+          <w:lang w:val="zh_TW" w:bidi="zh_TW"/>
+        </w:rPr>
+        <w:t>在新約聖經中，靈魂（</w:t>
+      </w:r>
+      <w:r>
+        <w:rPr>
+          <w:i/>
+          <w:lang w:val="zh_TW" w:bidi="zh_TW"/>
+        </w:rPr>
+        <w:t>psuche</w:t>
+      </w:r>
+      <w:r>
+        <w:rPr>
+          <w:lang w:val="zh_TW" w:bidi="zh_TW"/>
+        </w:rPr>
+        <w:t>）的意義與舊約聖經中相似。通常，它意味著生命本身。耶穌的跟從者為了祂的緣故冒著生命（靈魂）的危險（</w:t>
+      </w:r>
+      <w:hyperlink r:id="rId38">
+        <w:r>
+          <w:rPr>
+            <w:lang w:val="zh_TW" w:bidi="zh_TW"/>
+          </w:rPr>
+          <w:rPr>
+            <w:color w:val="0000EE"/>
+            <w:u w:val="single"/>
+          </w:rPr>
+          <w:t>使徒行傳15:26</w:t>
+        </w:r>
+      </w:hyperlink>
+      <w:r>
+        <w:rPr>
+          <w:lang w:val="zh_TW" w:bidi="zh_TW"/>
+        </w:rPr>
+        <w:t>；比較</w:t>
+      </w:r>
+      <w:hyperlink r:id="rId39">
+        <w:r>
+          <w:rPr>
+            <w:lang w:val="zh_TW" w:bidi="zh_TW"/>
+          </w:rPr>
+          <w:rPr>
+            <w:color w:val="0000EE"/>
+            <w:u w:val="single"/>
+          </w:rPr>
+          <w:t>約翰福音13:37</w:t>
+        </w:r>
+      </w:hyperlink>
+      <w:r>
+        <w:rPr>
+          <w:lang w:val="zh_TW" w:bidi="zh_TW"/>
+        </w:rPr>
+        <w:t>；</w:t>
+      </w:r>
+      <w:hyperlink r:id="rId40">
+        <w:r>
+          <w:rPr>
+            <w:lang w:val="zh_TW" w:bidi="zh_TW"/>
+          </w:rPr>
+          <w:rPr>
+            <w:color w:val="0000EE"/>
+            <w:u w:val="single"/>
+          </w:rPr>
+          <w:t>羅馬書16:4</w:t>
+        </w:r>
+      </w:hyperlink>
+      <w:r>
+        <w:rPr>
+          <w:lang w:val="zh_TW" w:bidi="zh_TW"/>
+        </w:rPr>
+        <w:t>；</w:t>
+      </w:r>
+      <w:hyperlink r:id="rId41">
+        <w:r>
+          <w:rPr>
+            <w:lang w:val="zh_TW" w:bidi="zh_TW"/>
+          </w:rPr>
+          <w:rPr>
+            <w:color w:val="0000EE"/>
+            <w:u w:val="single"/>
+          </w:rPr>
+          <w:t>腓利比書2:30</w:t>
+        </w:r>
+      </w:hyperlink>
+      <w:r>
+        <w:rPr>
+          <w:lang w:val="zh_TW" w:bidi="zh_TW"/>
+        </w:rPr>
+        <w:t>）。耶穌是人子，祂來是要服事人並捨命（靈魂）作多人的贖價（</w:t>
+      </w:r>
+      <w:hyperlink r:id="rId42">
+        <w:r>
+          <w:rPr>
+            <w:lang w:val="zh_TW" w:bidi="zh_TW"/>
+          </w:rPr>
+          <w:rPr>
+            <w:color w:val="0000EE"/>
+            <w:u w:val="single"/>
+          </w:rPr>
+          <w:t>馬太福音20:28</w:t>
+        </w:r>
+      </w:hyperlink>
+      <w:r>
+        <w:rPr>
+          <w:lang w:val="zh_TW" w:bidi="zh_TW"/>
+        </w:rPr>
+        <w:t>；</w:t>
+      </w:r>
+      <w:hyperlink r:id="rId43">
+        <w:r>
+          <w:rPr>
+            <w:lang w:val="zh_TW" w:bidi="zh_TW"/>
+          </w:rPr>
+          <w:rPr>
+            <w:color w:val="0000EE"/>
+            <w:u w:val="single"/>
+          </w:rPr>
+          <w:t>馬可福音10:45</w:t>
+        </w:r>
+      </w:hyperlink>
+      <w:r>
+        <w:rPr>
+          <w:lang w:val="zh_TW" w:bidi="zh_TW"/>
+        </w:rPr>
+        <w:t>）。耶穌是好牧羊人，為羊捨命（靈魂）（</w:t>
+      </w:r>
+      <w:hyperlink r:id="rId44">
+        <w:r>
+          <w:rPr>
+            <w:lang w:val="zh_TW" w:bidi="zh_TW"/>
+          </w:rPr>
+          <w:rPr>
+            <w:color w:val="0000EE"/>
+            <w:u w:val="single"/>
+          </w:rPr>
+          <w:t>約翰福音10:14、17</w:t>
+        </w:r>
+      </w:hyperlink>
+      <w:hyperlink r:id="rId45">
+        <w:r>
+          <w:rPr>
+            <w:lang w:val="zh_TW" w:bidi="zh_TW"/>
+          </w:rPr>
+          <w:rPr>
+            <w:color w:val="0000EE"/>
+            <w:u w:val="single"/>
+          </w:rPr>
+          <w:t>–</w:t>
+        </w:r>
+      </w:hyperlink>
+      <w:hyperlink r:id="rId44">
+        <w:r>
+          <w:rPr>
+            <w:lang w:val="zh_TW" w:bidi="zh_TW"/>
+          </w:rPr>
+          <w:rPr>
+            <w:color w:val="0000EE"/>
+            <w:u w:val="single"/>
+          </w:rPr>
+          <w:t>18</w:t>
+        </w:r>
+      </w:hyperlink>
+      <w:r>
+        <w:rPr>
+          <w:lang w:val="zh_TW" w:bidi="zh_TW"/>
+        </w:rPr>
+        <w:t>）。在</w:t>
+      </w:r>
+      <w:hyperlink r:id="rId46">
+        <w:r>
+          <w:rPr>
+            <w:lang w:val="zh_TW" w:bidi="zh_TW"/>
+          </w:rPr>
+          <w:rPr>
+            <w:color w:val="0000EE"/>
+            <w:u w:val="single"/>
+          </w:rPr>
+          <w:t>路加福音十四章26節</w:t>
+        </w:r>
+      </w:hyperlink>
+      <w:r>
+        <w:rPr>
+          <w:lang w:val="zh_TW" w:bidi="zh_TW"/>
+        </w:rPr>
+        <w:t>，作門徒意味著願意捨己，甚至為基督的緣故捨去自己的生命（比較</w:t>
+      </w:r>
+      <w:hyperlink r:id="rId47">
+        <w:r>
+          <w:rPr>
+            <w:lang w:val="zh_TW" w:bidi="zh_TW"/>
+          </w:rPr>
+          <w:rPr>
+            <w:color w:val="0000EE"/>
+            <w:u w:val="single"/>
+          </w:rPr>
+          <w:t>路加福音9:23</w:t>
+        </w:r>
+      </w:hyperlink>
+      <w:r>
+        <w:rPr>
+          <w:lang w:val="zh_TW" w:bidi="zh_TW"/>
+        </w:rPr>
+        <w:t>、</w:t>
+      </w:r>
+      <w:hyperlink r:id="rId48">
+        <w:r>
+          <w:rPr>
+            <w:lang w:val="zh_TW" w:bidi="zh_TW"/>
+          </w:rPr>
+          <w:rPr>
+            <w:color w:val="0000EE"/>
+            <w:u w:val="single"/>
+          </w:rPr>
+          <w:t>啟示錄12:11</w:t>
+        </w:r>
+      </w:hyperlink>
+      <w:r>
+        <w:rPr>
+          <w:lang w:val="zh_TW" w:bidi="zh_TW"/>
+        </w:rPr>
+        <w:t>）。</w:t>
+      </w:r>
+    </w:p>
+    <w:p>
+      <w:pPr/>
+      <w:r>
+        <w:rPr>
+          <w:lang w:val="zh_TW" w:bidi="zh_TW"/>
+        </w:rPr>
+      </w:r>
+      <w:r>
+        <w:rPr>
+          <w:lang w:val="zh_TW" w:bidi="zh_TW"/>
+        </w:rPr>
+        <w:t>「靈魂」經常可以指「人」（</w:t>
+      </w:r>
+      <w:hyperlink r:id="rId49">
+        <w:r>
+          <w:rPr>
+            <w:lang w:val="zh_TW" w:bidi="zh_TW"/>
+          </w:rPr>
+          <w:rPr>
+            <w:color w:val="0000EE"/>
+            <w:u w:val="single"/>
+          </w:rPr>
+          <w:t>使徒行傳2:43</w:t>
+        </w:r>
+      </w:hyperlink>
+      <w:r>
+        <w:rPr>
+          <w:lang w:val="zh_TW" w:bidi="zh_TW"/>
+        </w:rPr>
+        <w:t>，</w:t>
+      </w:r>
+      <w:hyperlink r:id="rId50">
+        <w:r>
+          <w:rPr>
+            <w:lang w:val="zh_TW" w:bidi="zh_TW"/>
+          </w:rPr>
+          <w:rPr>
+            <w:color w:val="0000EE"/>
+            <w:u w:val="single"/>
+          </w:rPr>
+          <w:t>3:23</w:t>
+        </w:r>
+      </w:hyperlink>
+      <w:r>
+        <w:rPr>
+          <w:lang w:val="zh_TW" w:bidi="zh_TW"/>
+        </w:rPr>
+        <w:t>，</w:t>
+      </w:r>
+      <w:hyperlink r:id="rId51">
+        <w:r>
+          <w:rPr>
+            <w:lang w:val="zh_TW" w:bidi="zh_TW"/>
+          </w:rPr>
+          <w:rPr>
+            <w:color w:val="0000EE"/>
+            <w:u w:val="single"/>
+          </w:rPr>
+          <w:t>7:14</w:t>
+        </w:r>
+      </w:hyperlink>
+      <w:r>
+        <w:rPr>
+          <w:lang w:val="zh_TW" w:bidi="zh_TW"/>
+        </w:rPr>
+        <w:t>；</w:t>
+      </w:r>
+      <w:hyperlink r:id="rId52">
+        <w:r>
+          <w:rPr>
+            <w:lang w:val="zh_TW" w:bidi="zh_TW"/>
+          </w:rPr>
+          <w:rPr>
+            <w:color w:val="0000EE"/>
+            <w:u w:val="single"/>
+          </w:rPr>
+          <w:t>羅馬書2:9</w:t>
+        </w:r>
+      </w:hyperlink>
+      <w:r>
+        <w:rPr>
+          <w:lang w:val="zh_TW" w:bidi="zh_TW"/>
+        </w:rPr>
+        <w:t>，</w:t>
+      </w:r>
+      <w:hyperlink r:id="rId53">
+        <w:r>
+          <w:rPr>
+            <w:lang w:val="zh_TW" w:bidi="zh_TW"/>
+          </w:rPr>
+          <w:rPr>
+            <w:color w:val="0000EE"/>
+            <w:u w:val="single"/>
+          </w:rPr>
+          <w:t>13:1</w:t>
+        </w:r>
+      </w:hyperlink>
+      <w:r>
+        <w:rPr>
+          <w:lang w:val="zh_TW" w:bidi="zh_TW"/>
+        </w:rPr>
+        <w:t>；</w:t>
+      </w:r>
+      <w:hyperlink r:id="rId54">
+        <w:r>
+          <w:rPr>
+            <w:lang w:val="zh_TW" w:bidi="zh_TW"/>
+          </w:rPr>
+          <w:rPr>
+            <w:color w:val="0000EE"/>
+            <w:u w:val="single"/>
+          </w:rPr>
+          <w:t>彼得前書3:20</w:t>
+        </w:r>
+      </w:hyperlink>
+      <w:r>
+        <w:rPr>
+          <w:lang w:val="zh_TW" w:bidi="zh_TW"/>
+        </w:rPr>
+        <w:t>）。「活物」這個表達（有時在</w:t>
+      </w:r>
+      <w:hyperlink r:id="rId55">
+        <w:r>
+          <w:rPr>
+            <w:lang w:val="zh_TW" w:bidi="zh_TW"/>
+          </w:rPr>
+          <w:rPr>
+            <w:color w:val="0000EE"/>
+            <w:u w:val="single"/>
+          </w:rPr>
+          <w:t>啟示錄16:3</w:t>
+        </w:r>
+      </w:hyperlink>
+      <w:r>
+        <w:rPr>
+          <w:lang w:val="zh_TW" w:bidi="zh_TW"/>
+        </w:rPr>
+        <w:t>中使用）反映了活物有生命的一面。就像在舊約聖經中一樣，靈魂可以指一個人的情感能量。它代表著人的內在存在。當耶穌為祂的死亡憂傷時，祂談到了祂的靈魂被壓碎（</w:t>
+      </w:r>
+      <w:hyperlink r:id="rId56">
+        <w:r>
+          <w:rPr>
+            <w:lang w:val="zh_TW" w:bidi="zh_TW"/>
+          </w:rPr>
+          <w:rPr>
+            <w:color w:val="0000EE"/>
+            <w:u w:val="single"/>
+          </w:rPr>
+          <w:t>馬太福音26:38</w:t>
+        </w:r>
+      </w:hyperlink>
+      <w:r>
+        <w:rPr>
+          <w:lang w:val="zh_TW" w:bidi="zh_TW"/>
+        </w:rPr>
+        <w:t>；</w:t>
+      </w:r>
+      <w:hyperlink r:id="rId57">
+        <w:r>
+          <w:rPr>
+            <w:lang w:val="zh_TW" w:bidi="zh_TW"/>
+          </w:rPr>
+          <w:rPr>
+            <w:color w:val="0000EE"/>
+            <w:u w:val="single"/>
+          </w:rPr>
+          <w:t>馬可福音14:34</w:t>
+        </w:r>
+      </w:hyperlink>
+      <w:r>
+        <w:rPr>
+          <w:lang w:val="zh_TW" w:bidi="zh_TW"/>
+        </w:rPr>
+        <w:t>；比較</w:t>
+      </w:r>
+      <w:hyperlink r:id="rId58">
+        <w:r>
+          <w:rPr>
+            <w:lang w:val="zh_TW" w:bidi="zh_TW"/>
+          </w:rPr>
+          <w:rPr>
+            <w:color w:val="0000EE"/>
+            <w:u w:val="single"/>
+          </w:rPr>
+          <w:t>詩篇42:6</w:t>
+        </w:r>
+      </w:hyperlink>
+      <w:r>
+        <w:rPr>
+          <w:lang w:val="zh_TW" w:bidi="zh_TW"/>
+        </w:rPr>
+        <w:t>）。在另一處經文中，耶穌應許那些來到祂面前的人靈魂得安息（</w:t>
+      </w:r>
+      <w:hyperlink r:id="rId59">
+        <w:r>
+          <w:rPr>
+            <w:lang w:val="zh_TW" w:bidi="zh_TW"/>
+          </w:rPr>
+          <w:rPr>
+            <w:color w:val="0000EE"/>
+            <w:u w:val="single"/>
+          </w:rPr>
+          <w:t>馬太福音11:29</w:t>
+        </w:r>
+      </w:hyperlink>
+      <w:r>
+        <w:rPr>
+          <w:lang w:val="zh_TW" w:bidi="zh_TW"/>
+        </w:rPr>
+        <w:t>）。在這裡，「靈魂」意味著人的本質（比較</w:t>
+      </w:r>
+      <w:hyperlink r:id="rId60">
+        <w:r>
+          <w:rPr>
+            <w:lang w:val="zh_TW" w:bidi="zh_TW"/>
+          </w:rPr>
+          <w:rPr>
+            <w:color w:val="0000EE"/>
+            <w:u w:val="single"/>
+          </w:rPr>
+          <w:t>路加福音2:35</w:t>
+        </w:r>
+      </w:hyperlink>
+      <w:r>
+        <w:rPr>
+          <w:lang w:val="zh_TW" w:bidi="zh_TW"/>
+        </w:rPr>
+        <w:t>；</w:t>
+      </w:r>
+      <w:hyperlink r:id="rId61">
+        <w:r>
+          <w:rPr>
+            <w:lang w:val="zh_TW" w:bidi="zh_TW"/>
+          </w:rPr>
+          <w:rPr>
+            <w:color w:val="0000EE"/>
+            <w:u w:val="single"/>
+          </w:rPr>
+          <w:t>哥林多後書1:23</w:t>
+        </w:r>
+      </w:hyperlink>
+      <w:r>
+        <w:rPr>
+          <w:lang w:val="zh_TW" w:bidi="zh_TW"/>
+        </w:rPr>
+        <w:t>；</w:t>
+      </w:r>
+      <w:hyperlink r:id="rId62">
+        <w:r>
+          <w:rPr>
+            <w:lang w:val="zh_TW" w:bidi="zh_TW"/>
+          </w:rPr>
+          <w:rPr>
+            <w:color w:val="0000EE"/>
+            <w:u w:val="single"/>
+          </w:rPr>
+          <w:t>帖撒羅尼迦後書2:8</w:t>
+        </w:r>
+      </w:hyperlink>
+      <w:r>
+        <w:rPr>
+          <w:lang w:val="zh_TW" w:bidi="zh_TW"/>
+        </w:rPr>
+        <w:t>；</w:t>
+      </w:r>
+      <w:hyperlink r:id="rId63">
+        <w:r>
+          <w:rPr>
+            <w:lang w:val="zh_TW" w:bidi="zh_TW"/>
+          </w:rPr>
+          <w:rPr>
+            <w:color w:val="0000EE"/>
+            <w:u w:val="single"/>
+          </w:rPr>
+          <w:t>約翰三書1:2</w:t>
+        </w:r>
+      </w:hyperlink>
+      <w:r>
+        <w:rPr>
+          <w:lang w:val="zh_TW" w:bidi="zh_TW"/>
+        </w:rPr>
+        <w:t>）。</w:t>
+      </w:r>
+    </w:p>
+    <w:p>
+      <w:pPr>
+        <w:pStyle w:val="Heading3"/>
+      </w:pPr>
+      <w:r>
+        <w:rPr>
+          <w:lang w:val="zh_TW" w:bidi="zh_TW"/>
+        </w:rPr>
+        <w:t>靈魂與靈</w:t>
+      </w:r>
+    </w:p>
+    <w:p>
+      <w:pPr/>
+      <w:r>
+        <w:rPr>
+          <w:lang w:val="zh_TW" w:bidi="zh_TW"/>
+        </w:rPr>
+      </w:r>
+      <w:r>
+        <w:rPr>
+          <w:lang w:val="zh_TW" w:bidi="zh_TW"/>
+        </w:rPr>
+        <w:t>幾段經文同時提到靈魂與靈。</w:t>
+      </w:r>
+      <w:hyperlink r:id="rId64">
+        <w:r>
+          <w:rPr>
+            <w:lang w:val="zh_TW" w:bidi="zh_TW"/>
+          </w:rPr>
+          <w:rPr>
+            <w:color w:val="0000EE"/>
+            <w:u w:val="single"/>
+          </w:rPr>
+          <w:t>路加福音一章46節</w:t>
+        </w:r>
+      </w:hyperlink>
+      <w:r>
+        <w:rPr>
+          <w:lang w:val="zh_TW" w:bidi="zh_TW"/>
+        </w:rPr>
+        <w:t>可能是「詩意平行」，即用兩種不同方式表達一個想法。這兩個詞都指馬利亞最裡面的人。</w:t>
+      </w:r>
+      <w:hyperlink r:id="rId65">
+        <w:r>
+          <w:rPr>
+            <w:lang w:val="zh_TW" w:bidi="zh_TW"/>
+          </w:rPr>
+          <w:rPr>
+            <w:color w:val="0000EE"/>
+            <w:u w:val="single"/>
+          </w:rPr>
+          <w:t>希伯來書四章12節</w:t>
+        </w:r>
+      </w:hyperlink>
+      <w:r>
+        <w:rPr>
+          <w:lang w:val="zh_TW" w:bidi="zh_TW"/>
+        </w:rPr>
+        <w:t>，「</w:t>
+      </w:r>
+      <w:r>
+        <w:rPr>
+          <w:lang w:val="zh_TW" w:bidi="zh_TW"/>
+        </w:rPr>
+        <w:t>剖開</w:t>
+      </w:r>
+      <w:r>
+        <w:rPr>
+          <w:lang w:val="zh_TW" w:bidi="zh_TW"/>
+        </w:rPr>
+        <w:t>魂與靈」，是形象地展示神的話語如何探測我們的內心。</w:t>
+      </w:r>
+      <w:hyperlink r:id="rId66">
+        <w:r>
+          <w:rPr>
+            <w:lang w:val="zh_TW" w:bidi="zh_TW"/>
+          </w:rPr>
+          <w:rPr>
+            <w:color w:val="0000EE"/>
+            <w:u w:val="single"/>
+          </w:rPr>
+          <w:t>帖撒羅尼迦前書五章23節</w:t>
+        </w:r>
+      </w:hyperlink>
+      <w:r>
+        <w:rPr>
+          <w:lang w:val="zh_TW" w:bidi="zh_TW"/>
+        </w:rPr>
+        <w:t>，為讀者禱告</w:t>
+      </w:r>
+      <w:r>
+        <w:rPr>
+          <w:lang w:val="zh_TW" w:bidi="zh_TW"/>
+        </w:rPr>
+        <w:t>靈與魂與身子得蒙保守，無可指摘，</w:t>
+      </w:r>
+      <w:r>
+        <w:rPr>
+          <w:lang w:val="zh_TW" w:bidi="zh_TW"/>
+        </w:rPr>
+        <w:t>意味著整個人。在這裡，靈魂可能暗示著物質存在，而靈則可能意味著更高或「屬靈的」生命。</w:t>
+      </w:r>
+    </w:p>
+    <w:p>
+      <w:pPr/>
+      <w:r>
+        <w:rPr>
+          <w:lang w:val="zh_TW" w:bidi="zh_TW"/>
+        </w:rPr>
+      </w:r>
+      <w:r>
+        <w:rPr>
+          <w:lang w:val="zh_TW" w:bidi="zh_TW"/>
+        </w:rPr>
+        <w:t>在其它經文中，靈魂與情感、意志和心智相關，總是暗示著一個人的內在存在。人們應當</w:t>
+      </w:r>
+      <w:r>
+        <w:rPr>
+          <w:lang w:val="zh_TW" w:bidi="zh_TW"/>
+        </w:rPr>
+        <w:t>盡心盡意</w:t>
+      </w:r>
+      <w:r>
+        <w:rPr>
+          <w:lang w:val="zh_TW" w:bidi="zh_TW"/>
+        </w:rPr>
+        <w:t>愛神（</w:t>
+      </w:r>
+      <w:hyperlink r:id="rId67">
+        <w:r>
+          <w:rPr>
+            <w:lang w:val="zh_TW" w:bidi="zh_TW"/>
+          </w:rPr>
+          <w:rPr>
+            <w:color w:val="0000EE"/>
+            <w:u w:val="single"/>
+          </w:rPr>
+          <w:t>馬太福音22:37</w:t>
+        </w:r>
+      </w:hyperlink>
+      <w:r>
+        <w:rPr>
+          <w:lang w:val="zh_TW" w:bidi="zh_TW"/>
+        </w:rPr>
+        <w:t>；</w:t>
+      </w:r>
+      <w:hyperlink r:id="rId68">
+        <w:r>
+          <w:rPr>
+            <w:lang w:val="zh_TW" w:bidi="zh_TW"/>
+          </w:rPr>
+          <w:rPr>
+            <w:color w:val="0000EE"/>
+            <w:u w:val="single"/>
+          </w:rPr>
+          <w:t>馬可福音12:30</w:t>
+        </w:r>
+      </w:hyperlink>
+      <w:r>
+        <w:rPr>
+          <w:lang w:val="zh_TW" w:bidi="zh_TW"/>
+        </w:rPr>
+        <w:t>；比較</w:t>
+      </w:r>
+      <w:hyperlink r:id="rId69">
+        <w:r>
+          <w:rPr>
+            <w:lang w:val="zh_TW" w:bidi="zh_TW"/>
+          </w:rPr>
+          <w:rPr>
+            <w:color w:val="0000EE"/>
+            <w:u w:val="single"/>
+          </w:rPr>
+          <w:t>申命記6:5</w:t>
+        </w:r>
+      </w:hyperlink>
+      <w:r>
+        <w:rPr>
+          <w:lang w:val="zh_TW" w:bidi="zh_TW"/>
+        </w:rPr>
+        <w:t>）。片語「從靈裡」（</w:t>
+      </w:r>
+      <w:hyperlink r:id="rId70">
+        <w:r>
+          <w:rPr>
+            <w:lang w:val="zh_TW" w:bidi="zh_TW"/>
+          </w:rPr>
+          <w:rPr>
+            <w:color w:val="0000EE"/>
+            <w:u w:val="single"/>
+          </w:rPr>
+          <w:t>以弗所書6:6</w:t>
+        </w:r>
+      </w:hyperlink>
+      <w:r>
+        <w:rPr>
+          <w:lang w:val="zh_TW" w:bidi="zh_TW"/>
+        </w:rPr>
+        <w:t>；</w:t>
+      </w:r>
+      <w:hyperlink r:id="rId71">
+        <w:r>
+          <w:rPr>
+            <w:lang w:val="zh_TW" w:bidi="zh_TW"/>
+          </w:rPr>
+          <w:rPr>
+            <w:color w:val="0000EE"/>
+            <w:u w:val="single"/>
+          </w:rPr>
+          <w:t>歌羅西書3:23</w:t>
+        </w:r>
+      </w:hyperlink>
+      <w:r>
+        <w:rPr>
+          <w:lang w:val="zh_TW" w:bidi="zh_TW"/>
+        </w:rPr>
+        <w:t>有些時候的翻譯）意指「從心裡」，以全心。在</w:t>
+      </w:r>
+      <w:hyperlink r:id="rId72">
+        <w:r>
+          <w:rPr>
+            <w:lang w:val="zh_TW" w:bidi="zh_TW"/>
+          </w:rPr>
+          <w:rPr>
+            <w:color w:val="0000EE"/>
+            <w:u w:val="single"/>
+          </w:rPr>
+          <w:t>腓利比書一章27節</w:t>
+        </w:r>
+      </w:hyperlink>
+      <w:r>
+        <w:rPr>
+          <w:lang w:val="zh_TW" w:bidi="zh_TW"/>
+        </w:rPr>
+        <w:t>中，信徒被呼召要同心合意（比較</w:t>
+      </w:r>
+      <w:hyperlink r:id="rId73">
+        <w:r>
+          <w:rPr>
+            <w:lang w:val="zh_TW" w:bidi="zh_TW"/>
+          </w:rPr>
+          <w:rPr>
+            <w:color w:val="0000EE"/>
+            <w:u w:val="single"/>
+          </w:rPr>
+          <w:t>使徒行傳4:32</w:t>
+        </w:r>
+      </w:hyperlink>
+      <w:r>
+        <w:rPr>
+          <w:lang w:val="zh_TW" w:bidi="zh_TW"/>
+        </w:rPr>
+        <w:t>，</w:t>
+      </w:r>
+      <w:hyperlink r:id="rId74">
+        <w:r>
+          <w:rPr>
+            <w:lang w:val="zh_TW" w:bidi="zh_TW"/>
+          </w:rPr>
+          <w:rPr>
+            <w:color w:val="0000EE"/>
+            <w:u w:val="single"/>
+          </w:rPr>
+          <w:t>14:2</w:t>
+        </w:r>
+      </w:hyperlink>
+      <w:r>
+        <w:rPr>
+          <w:lang w:val="zh_TW" w:bidi="zh_TW"/>
+        </w:rPr>
+        <w:t>）。</w:t>
+      </w:r>
+    </w:p>
+    <w:p>
+      <w:pPr>
+        <w:pStyle w:val="Heading3"/>
+      </w:pPr>
+      <w:r>
+        <w:rPr>
+          <w:lang w:val="zh_TW" w:bidi="zh_TW"/>
+        </w:rPr>
+        <w:t>靈魂與救恩</w:t>
+      </w:r>
+    </w:p>
+    <w:p>
+      <w:pPr/>
+      <w:r>
+        <w:rPr>
+          <w:lang w:val="zh_TW" w:bidi="zh_TW"/>
+        </w:rPr>
+      </w:r>
+      <w:r>
+        <w:rPr>
+          <w:lang w:val="zh_TW" w:bidi="zh_TW"/>
+        </w:rPr>
+        <w:t>有關靈魂和救恩的經文包括：</w:t>
+      </w:r>
+    </w:p>
+    <w:p>
+      <w:pPr>
+        <w:pStyle w:val="ListBullet"/>
+        <w:spacing w:line="240" w:lineRule="auto"/>
+        <w:ind w:left="720"/>
+      </w:pPr>
+      <w:r>
+        <w:rPr>
+          <w:lang w:val="zh_TW" w:bidi="zh_TW"/>
+        </w:rPr>
+      </w:r>
+      <w:hyperlink r:id="rId75">
+        <w:r>
+          <w:rPr>
+            <w:lang w:val="zh_TW" w:bidi="zh_TW"/>
+          </w:rPr>
+          <w:rPr>
+            <w:color w:val="0000EE"/>
+            <w:u w:val="single"/>
+          </w:rPr>
+          <w:t>馬太福音十章28節</w:t>
+        </w:r>
+      </w:hyperlink>
+    </w:p>
+    <w:p>
+      <w:pPr>
+        <w:pStyle w:val="ListBullet"/>
+        <w:spacing w:line="240" w:lineRule="auto"/>
+        <w:ind w:left="720"/>
+      </w:pPr>
+      <w:r>
+        <w:rPr>
+          <w:lang w:val="zh_TW" w:bidi="zh_TW"/>
+        </w:rPr>
+      </w:r>
+      <w:hyperlink r:id="rId76">
+        <w:r>
+          <w:rPr>
+            <w:lang w:val="zh_TW" w:bidi="zh_TW"/>
+          </w:rPr>
+          <w:rPr>
+            <w:color w:val="0000EE"/>
+            <w:u w:val="single"/>
+          </w:rPr>
+          <w:t>路加福音十二章5節</w:t>
+        </w:r>
+      </w:hyperlink>
+    </w:p>
+    <w:p>
+      <w:pPr>
+        <w:pStyle w:val="ListBullet"/>
+        <w:spacing w:line="240" w:lineRule="auto"/>
+        <w:ind w:left="720"/>
+      </w:pPr>
+      <w:r>
+        <w:rPr>
+          <w:lang w:val="zh_TW" w:bidi="zh_TW"/>
+        </w:rPr>
+      </w:r>
+      <w:hyperlink r:id="rId77">
+        <w:r>
+          <w:rPr>
+            <w:lang w:val="zh_TW" w:bidi="zh_TW"/>
+          </w:rPr>
+          <w:rPr>
+            <w:color w:val="0000EE"/>
+            <w:u w:val="single"/>
+          </w:rPr>
+          <w:t>希伯來書六章19節</w:t>
+        </w:r>
+      </w:hyperlink>
+    </w:p>
+    <w:p>
+      <w:pPr>
+        <w:pStyle w:val="ListBullet"/>
+        <w:spacing w:line="240" w:lineRule="auto"/>
+        <w:ind w:left="720"/>
+      </w:pPr>
+      <w:r>
+        <w:rPr>
+          <w:lang w:val="zh_TW" w:bidi="zh_TW"/>
+        </w:rPr>
+      </w:r>
+      <w:hyperlink r:id="rId78">
+        <w:r>
+          <w:rPr>
+            <w:lang w:val="zh_TW" w:bidi="zh_TW"/>
+          </w:rPr>
+          <w:rPr>
+            <w:color w:val="0000EE"/>
+            <w:u w:val="single"/>
+          </w:rPr>
+          <w:t>希伯來書十章39節</w:t>
+        </w:r>
+      </w:hyperlink>
+    </w:p>
+    <w:p>
+      <w:pPr>
+        <w:pStyle w:val="ListBullet"/>
+        <w:spacing w:line="240" w:lineRule="auto"/>
+        <w:ind w:left="720"/>
+      </w:pPr>
+      <w:r>
+        <w:rPr>
+          <w:lang w:val="zh_TW" w:bidi="zh_TW"/>
+        </w:rPr>
+      </w:r>
+      <w:hyperlink r:id="rId79">
+        <w:r>
+          <w:rPr>
+            <w:lang w:val="zh_TW" w:bidi="zh_TW"/>
+          </w:rPr>
+          <w:rPr>
+            <w:color w:val="0000EE"/>
+            <w:u w:val="single"/>
+          </w:rPr>
+          <w:t>希伯來書十二章3節</w:t>
+        </w:r>
+      </w:hyperlink>
+    </w:p>
+    <w:p>
+      <w:pPr>
+        <w:pStyle w:val="ListBullet"/>
+        <w:spacing w:line="240" w:lineRule="auto"/>
+        <w:ind w:left="720"/>
+      </w:pPr>
+      <w:r>
+        <w:rPr>
+          <w:lang w:val="zh_TW" w:bidi="zh_TW"/>
+        </w:rPr>
+      </w:r>
+      <w:hyperlink r:id="rId80">
+        <w:r>
+          <w:rPr>
+            <w:lang w:val="zh_TW" w:bidi="zh_TW"/>
+          </w:rPr>
+          <w:rPr>
+            <w:color w:val="0000EE"/>
+            <w:u w:val="single"/>
+          </w:rPr>
+          <w:t>希伯來書十三章7節</w:t>
+        </w:r>
+      </w:hyperlink>
+    </w:p>
+    <w:p>
+      <w:pPr>
+        <w:pStyle w:val="ListBullet"/>
+        <w:spacing w:line="240" w:lineRule="auto"/>
+        <w:ind w:left="720"/>
+      </w:pPr>
+      <w:r>
+        <w:rPr>
+          <w:lang w:val="zh_TW" w:bidi="zh_TW"/>
+        </w:rPr>
+      </w:r>
+      <w:hyperlink r:id="rId81">
+        <w:r>
+          <w:rPr>
+            <w:lang w:val="zh_TW" w:bidi="zh_TW"/>
+          </w:rPr>
+          <w:rPr>
+            <w:color w:val="0000EE"/>
+            <w:u w:val="single"/>
+          </w:rPr>
+          <w:t>雅各書一章21節</w:t>
+        </w:r>
+      </w:hyperlink>
+    </w:p>
+    <w:p>
+      <w:pPr>
+        <w:pStyle w:val="ListBullet"/>
+        <w:spacing w:line="240" w:lineRule="auto"/>
+        <w:ind w:left="720"/>
+      </w:pPr>
+      <w:r>
+        <w:rPr>
+          <w:lang w:val="zh_TW" w:bidi="zh_TW"/>
+        </w:rPr>
+      </w:r>
+      <w:hyperlink r:id="rId82">
+        <w:r>
+          <w:rPr>
+            <w:lang w:val="zh_TW" w:bidi="zh_TW"/>
+          </w:rPr>
+          <w:rPr>
+            <w:color w:val="0000EE"/>
+            <w:u w:val="single"/>
+          </w:rPr>
+          <w:t>雅各書五章20節</w:t>
+        </w:r>
+      </w:hyperlink>
+    </w:p>
+    <w:p>
+      <w:pPr>
+        <w:pStyle w:val="ListBullet"/>
+        <w:spacing w:line="240" w:lineRule="auto"/>
+        <w:ind w:left="720"/>
+      </w:pPr>
+      <w:r>
+        <w:rPr>
+          <w:lang w:val="zh_TW" w:bidi="zh_TW"/>
+        </w:rPr>
+      </w:r>
+      <w:hyperlink r:id="rId83">
+        <w:r>
+          <w:rPr>
+            <w:lang w:val="zh_TW" w:bidi="zh_TW"/>
+          </w:rPr>
+          <w:rPr>
+            <w:color w:val="0000EE"/>
+            <w:u w:val="single"/>
+          </w:rPr>
+          <w:t>彼得前書一章9節、22</w:t>
+        </w:r>
+      </w:hyperlink>
+      <w:hyperlink r:id="rId84">
+        <w:r>
+          <w:rPr>
+            <w:lang w:val="zh_TW" w:bidi="zh_TW"/>
+          </w:rPr>
+          <w:rPr>
+            <w:color w:val="0000EE"/>
+            <w:u w:val="single"/>
+          </w:rPr>
+          <w:t>至</w:t>
+        </w:r>
+      </w:hyperlink>
+      <w:hyperlink r:id="rId83">
+        <w:r>
+          <w:rPr>
+            <w:lang w:val="zh_TW" w:bidi="zh_TW"/>
+          </w:rPr>
+          <w:rPr>
+            <w:color w:val="0000EE"/>
+            <w:u w:val="single"/>
+          </w:rPr>
+          <w:t>23節</w:t>
+        </w:r>
+      </w:hyperlink>
+    </w:p>
+    <w:p>
+      <w:pPr>
+        <w:pStyle w:val="ListBullet"/>
+        <w:spacing w:line="240" w:lineRule="auto"/>
+        <w:ind w:left="720"/>
+      </w:pPr>
+      <w:r>
+        <w:rPr>
+          <w:lang w:val="zh_TW" w:bidi="zh_TW"/>
+        </w:rPr>
+      </w:r>
+      <w:hyperlink r:id="rId85">
+        <w:r>
+          <w:rPr>
+            <w:lang w:val="zh_TW" w:bidi="zh_TW"/>
+          </w:rPr>
+          <w:rPr>
+            <w:color w:val="0000EE"/>
+            <w:u w:val="single"/>
+          </w:rPr>
+          <w:t>彼得前書二章25節</w:t>
+        </w:r>
+      </w:hyperlink>
+    </w:p>
+    <w:p>
+      <w:pPr>
+        <w:pStyle w:val="ListBullet"/>
+        <w:spacing w:line="240" w:lineRule="auto"/>
+        <w:ind w:left="720"/>
+      </w:pPr>
+      <w:r>
+        <w:rPr>
+          <w:lang w:val="zh_TW" w:bidi="zh_TW"/>
+        </w:rPr>
+      </w:r>
+      <w:hyperlink r:id="rId86">
+        <w:r>
+          <w:rPr>
+            <w:lang w:val="zh_TW" w:bidi="zh_TW"/>
+          </w:rPr>
+          <w:rPr>
+            <w:color w:val="0000EE"/>
+            <w:u w:val="single"/>
+          </w:rPr>
+          <w:t>彼得前書四章19節</w:t>
+        </w:r>
+      </w:hyperlink>
+    </w:p>
+    <w:p>
+      <w:pPr>
+        <w:pStyle w:val="ListBullet"/>
+        <w:spacing w:line="240" w:lineRule="auto"/>
+        <w:ind w:left="720"/>
+      </w:pPr>
+      <w:r>
+        <w:rPr>
+          <w:lang w:val="zh_TW" w:bidi="zh_TW"/>
+        </w:rPr>
+      </w:r>
+      <w:hyperlink r:id="rId87">
+        <w:r>
+          <w:rPr>
+            <w:lang w:val="zh_TW" w:bidi="zh_TW"/>
+          </w:rPr>
+          <w:rPr>
+            <w:color w:val="0000EE"/>
+            <w:u w:val="single"/>
+          </w:rPr>
+          <w:t>啟示錄六章9節</w:t>
+        </w:r>
+      </w:hyperlink>
+    </w:p>
+    <w:p>
+      <w:pPr>
+        <w:pStyle w:val="ListBullet"/>
+        <w:spacing w:line="240" w:lineRule="auto"/>
+        <w:ind w:left="720"/>
+      </w:pPr>
+      <w:r>
+        <w:rPr>
+          <w:lang w:val="zh_TW" w:bidi="zh_TW"/>
+        </w:rPr>
+      </w:r>
+      <w:hyperlink r:id="rId88">
+        <w:r>
+          <w:rPr>
+            <w:lang w:val="zh_TW" w:bidi="zh_TW"/>
+          </w:rPr>
+          <w:rPr>
+            <w:color w:val="0000EE"/>
+            <w:u w:val="single"/>
+          </w:rPr>
+          <w:t>啟示錄二十章4節</w:t>
+        </w:r>
+      </w:hyperlink>
+    </w:p>
+    <w:p>
+      <w:pPr/>
+      <w:r>
+        <w:rPr>
+          <w:lang w:val="zh_TW" w:bidi="zh_TW"/>
+        </w:rPr>
+      </w:r>
+      <w:r>
+        <w:rPr>
+          <w:lang w:val="zh_TW" w:bidi="zh_TW"/>
+        </w:rPr>
+        <w:t>這些段落要或強調肉體之外的人，又或強調人在復活前，在神面前持續的存在。</w:t>
+      </w:r>
+    </w:p>
+    <w:p>
+      <w:pPr/>
+      <w:r>
+        <w:rPr>
+          <w:lang w:val="zh_TW" w:bidi="zh_TW"/>
+        </w:rPr>
+      </w:r>
+      <w:r>
+        <w:rPr>
+          <w:i/>
+          <w:lang w:val="zh_TW" w:bidi="zh_TW"/>
+        </w:rPr>
+        <w:t>另見</w:t>
+      </w:r>
+      <w:r>
+        <w:rPr>
+          <w:lang w:val="zh_TW" w:bidi="zh_TW"/>
+        </w:rPr>
+        <w:t xml:space="preserve"> </w:t>
+      </w:r>
+      <w:r>
+        <w:rPr>
+          <w:lang w:val="zh_TW" w:bidi="zh_TW"/>
+        </w:rPr>
+        <w:t>人</w:t>
+      </w:r>
+      <w:r>
+        <w:rPr>
+          <w:lang w:val="zh_TW" w:bidi="zh_TW"/>
+        </w:rPr>
+        <w:t>；</w:t>
+      </w:r>
+      <w:r>
+        <w:rPr>
+          <w:lang w:val="zh_TW" w:bidi="zh_TW"/>
+        </w:rPr>
+        <w:t>人的靈</w:t>
+      </w:r>
+      <w:r>
+        <w:rPr>
+          <w:lang w:val="zh_TW" w:bidi="zh_TW"/>
+        </w:rPr>
+        <w:t>。</w:t>
       </w:r>
       <w:r>
         <w:rPr>

--- a/zht/docx/083.content.docx
+++ b/zht/docx/083.content.docx
@@ -19,7 +19,7 @@
         <w:rPr>
           <w:lang w:val="zh_TW" w:bidi="zh_TW"/>
         </w:rPr>
-        <w:t>Resource: 聖經詞典 (Tyndale)</w:t>
+        <w:t>Resource: Tyndale Open Bible Dictionary</w:t>
       </w:r>
       <w:r>
         <w:rPr>
@@ -112,7 +112,7 @@
         <w:rPr>
           <w:lang w:val="zh_TW" w:bidi="zh_TW"/>
         </w:rPr>
-        <w:t>聖經詞典 (Tyndale)</w:t>
+        <w:t>Tyndale Open Bible Dictionary</w:t>
       </w:r>
     </w:p>
     <w:p>
@@ -149,7 +149,7 @@
         <w:rPr>
           <w:lang w:val="zh_TW" w:bidi="zh_TW"/>
         </w:rPr>
-        <w:t>ling</w:t>
+        <w:t>lian</w:t>
       </w:r>
       <w:r>
         <w:rPr>
@@ -212,7 +212,7 @@
         <w:rPr>
           <w:lang w:val="zh_TW" w:bidi="zh_TW"/>
         </w:rPr>
-        <w:t>靈魂</w:t>
+        <w:t>憐憫</w:t>
       </w:r>
       <w:r>
         <w:rPr>
@@ -231,33 +231,115 @@
         <w:rPr>
           <w:lang w:val="zh_TW" w:bidi="zh_TW"/>
         </w:rPr>
-        <w:t>用來翻譯希臘文「</w:t>
-      </w:r>
-      <w:r>
-        <w:rPr>
-          <w:i/>
-          <w:lang w:val="zh_TW" w:bidi="zh_TW"/>
-        </w:rPr>
-        <w:t>psuche</w:t>
-      </w:r>
-      <w:r>
-        <w:rPr>
-          <w:lang w:val="zh_TW" w:bidi="zh_TW"/>
-        </w:rPr>
-        <w:t>」和希伯來文「</w:t>
-      </w:r>
-      <w:r>
-        <w:rPr>
-          <w:i/>
-          <w:lang w:val="zh_TW" w:bidi="zh_TW"/>
-        </w:rPr>
-        <w:t>nephesh</w:t>
-      </w:r>
-      <w:r>
-        <w:rPr>
-          <w:lang w:val="zh_TW" w:bidi="zh_TW"/>
-        </w:rPr>
-        <w:t>」的詞。</w:t>
+        <w:t>一種神的屬性，神信實地履行祂的應許，並在祂的選民不配和不忠的情況下，仍維持與他們的立約關係（</w:t>
+      </w:r>
+      <w:hyperlink r:id="rId13">
+        <w:r>
+          <w:rPr>
+            <w:lang w:val="zh_TW" w:bidi="zh_TW"/>
+          </w:rPr>
+          <w:rPr>
+            <w:color w:val="0000EE"/>
+            <w:u w:val="single"/>
+          </w:rPr>
+          <w:t>申30:1–6</w:t>
+        </w:r>
+      </w:hyperlink>
+      <w:r>
+        <w:rPr>
+          <w:lang w:val="zh_TW" w:bidi="zh_TW"/>
+        </w:rPr>
+        <w:t>；</w:t>
+      </w:r>
+      <w:hyperlink r:id="rId14">
+        <w:r>
+          <w:rPr>
+            <w:lang w:val="zh_TW" w:bidi="zh_TW"/>
+          </w:rPr>
+          <w:rPr>
+            <w:color w:val="0000EE"/>
+            <w:u w:val="single"/>
+          </w:rPr>
+          <w:t>賽14:1</w:t>
+        </w:r>
+      </w:hyperlink>
+      <w:r>
+        <w:rPr>
+          <w:lang w:val="zh_TW" w:bidi="zh_TW"/>
+        </w:rPr>
+        <w:t>；</w:t>
+      </w:r>
+      <w:hyperlink r:id="rId15">
+        <w:r>
+          <w:rPr>
+            <w:lang w:val="zh_TW" w:bidi="zh_TW"/>
+          </w:rPr>
+          <w:rPr>
+            <w:color w:val="0000EE"/>
+            <w:u w:val="single"/>
+          </w:rPr>
+          <w:t>結39:25–29</w:t>
+        </w:r>
+      </w:hyperlink>
+      <w:r>
+        <w:rPr>
+          <w:lang w:val="zh_TW" w:bidi="zh_TW"/>
+        </w:rPr>
+        <w:t>；</w:t>
+      </w:r>
+      <w:hyperlink r:id="rId16">
+        <w:r>
+          <w:rPr>
+            <w:lang w:val="zh_TW" w:bidi="zh_TW"/>
+          </w:rPr>
+          <w:rPr>
+            <w:color w:val="0000EE"/>
+            <w:u w:val="single"/>
+          </w:rPr>
+          <w:t>羅9:15–16、23</w:t>
+        </w:r>
+      </w:hyperlink>
+      <w:r>
+        <w:rPr>
+          <w:lang w:val="zh_TW" w:bidi="zh_TW"/>
+        </w:rPr>
+        <w:t>，</w:t>
+      </w:r>
+      <w:hyperlink r:id="rId17">
+        <w:r>
+          <w:rPr>
+            <w:lang w:val="zh_TW" w:bidi="zh_TW"/>
+          </w:rPr>
+          <w:rPr>
+            <w:color w:val="0000EE"/>
+            <w:u w:val="single"/>
+          </w:rPr>
+          <w:t>11:32</w:t>
+        </w:r>
+      </w:hyperlink>
+      <w:r>
+        <w:rPr>
+          <w:lang w:val="zh_TW" w:bidi="zh_TW"/>
+        </w:rPr>
+        <w:t>；</w:t>
+      </w:r>
+      <w:hyperlink r:id="rId18">
+        <w:r>
+          <w:rPr>
+            <w:lang w:val="zh_TW" w:bidi="zh_TW"/>
+          </w:rPr>
+          <w:rPr>
+            <w:color w:val="0000EE"/>
+            <w:u w:val="single"/>
+          </w:rPr>
+          <w:t>弗2:4</w:t>
+        </w:r>
+      </w:hyperlink>
+      <w:r>
+        <w:rPr>
+          <w:lang w:val="zh_TW" w:bidi="zh_TW"/>
+        </w:rPr>
+        <w:t>）。</w:t>
       </w:r>
     </w:p>
     <w:p>
@@ -271,7 +353,7 @@
         <w:rPr>
           <w:lang w:val="zh_TW" w:bidi="zh_TW"/>
         </w:rPr>
-        <w:t>希臘哲學家柏拉圖（生活在公元前四世紀）相信靈魂是人類永恆的一部分。雖然身體會死，但靈魂不會。當一個人死去時，他們的靈魂會進入另一個身體。如果他們是壞人，他們的靈魂可能會進入較低等的人、動物或鳥類。隨著時間的推移，通過從一個身體移動到另一個身體，靈魂會從邪惡中被淨化。在基督教早期的幾個世紀中，諾斯底主義也教導身體就像是靈魂的監牢。救贖，或被拯救，發生在人們學習了諾斯底的秘密時，這會使他們的靈魂從身體中解放出來。</w:t>
+        <w:t>聖經中憐憫一詞的意義極其豐富且複雜，這一點可以從使用多個希伯來文和希臘文詞彙來表達這一概念中看出。因此，在翻譯中使用了許多同義詞來表達其含義的不同層面，如「仁慈」、「慈愛」、「良善」、「恩典」、「恩惠」、「顧惜」、「憐恤」和「慈愛」。憐憫概念中的一個重要方面是寬恕冒犯者或對手的同情態度，並在他們的困境中幫助或憐恤他們。</w:t>
       </w:r>
     </w:p>
     <w:p>
@@ -282,7 +364,7 @@
         <w:rPr>
           <w:lang w:val="zh_TW" w:bidi="zh_TW"/>
         </w:rPr>
-        <w:t>聖經對靈魂的看法</w:t>
+        <w:t>神學意義</w:t>
       </w:r>
     </w:p>
     <w:p>
@@ -296,18 +378,331 @@
         <w:rPr>
           <w:lang w:val="zh_TW" w:bidi="zh_TW"/>
         </w:rPr>
-        <w:t>聖經對靈魂有不同的看法。</w:t>
-      </w:r>
-    </w:p>
-    <w:p>
-      <w:pPr>
-        <w:pStyle w:val="Heading4"/>
-      </w:pPr>
-      <w:r>
-        <w:rPr>
-          <w:lang w:val="zh_TW" w:bidi="zh_TW"/>
-        </w:rPr>
-        <w:t>舊約聖經中的靈魂</w:t>
+        <w:t>憐憫概念的核心是神的愛，這愛藉著祂在立約關係中，為那些祂已應許要拯救的人施行恩慈的救贖行動而顯明。在舊約中，神選擇了以色列成為祂的子民，顯明祂對他們的憐憫（</w:t>
+      </w:r>
+      <w:hyperlink r:id="rId19">
+        <w:r>
+          <w:rPr>
+            <w:lang w:val="zh_TW" w:bidi="zh_TW"/>
+          </w:rPr>
+          <w:rPr>
+            <w:color w:val="0000EE"/>
+            <w:u w:val="single"/>
+          </w:rPr>
+          <w:t>出33:19</w:t>
+        </w:r>
+      </w:hyperlink>
+      <w:r>
+        <w:rPr>
+          <w:lang w:val="zh_TW" w:bidi="zh_TW"/>
+        </w:rPr>
+        <w:t>；</w:t>
+      </w:r>
+      <w:hyperlink r:id="rId20">
+        <w:r>
+          <w:rPr>
+            <w:lang w:val="zh_TW" w:bidi="zh_TW"/>
+          </w:rPr>
+          <w:rPr>
+            <w:color w:val="0000EE"/>
+            <w:u w:val="single"/>
+          </w:rPr>
+          <w:t>賽54:10</w:t>
+        </w:r>
+      </w:hyperlink>
+      <w:r>
+        <w:rPr>
+          <w:lang w:val="zh_TW" w:bidi="zh_TW"/>
+        </w:rPr>
+        <w:t>；</w:t>
+      </w:r>
+      <w:hyperlink r:id="rId21">
+        <w:r>
+          <w:rPr>
+            <w:lang w:val="zh_TW" w:bidi="zh_TW"/>
+          </w:rPr>
+          <w:rPr>
+            <w:color w:val="0000EE"/>
+            <w:u w:val="single"/>
+          </w:rPr>
+          <w:t>63:9</w:t>
+        </w:r>
+      </w:hyperlink>
+      <w:r>
+        <w:rPr>
+          <w:lang w:val="zh_TW" w:bidi="zh_TW"/>
+        </w:rPr>
+        <w:t>）。神不斷地容忍著祂悖逆且偏行己路的子民，不斷尋找他們，將他們重新帶回祂自己面前。詩人描述神像父親一樣，憐恤那些敬畏並信靠祂的兒女（</w:t>
+      </w:r>
+      <w:hyperlink r:id="rId22">
+        <w:r>
+          <w:rPr>
+            <w:lang w:val="zh_TW" w:bidi="zh_TW"/>
+          </w:rPr>
+          <w:rPr>
+            <w:color w:val="0000EE"/>
+            <w:u w:val="single"/>
+          </w:rPr>
+          <w:t>詩103:13</w:t>
+        </w:r>
+      </w:hyperlink>
+      <w:r>
+        <w:rPr>
+          <w:lang w:val="zh_TW" w:bidi="zh_TW"/>
+        </w:rPr>
+        <w:t>）。何西阿將神比作一位慈愛的父親，從天上以憐憫的心，看著祂那叛逆和迷途的子民（</w:t>
+      </w:r>
+      <w:hyperlink r:id="rId23">
+        <w:r>
+          <w:rPr>
+            <w:lang w:val="zh_TW" w:bidi="zh_TW"/>
+          </w:rPr>
+          <w:rPr>
+            <w:color w:val="0000EE"/>
+            <w:u w:val="single"/>
+          </w:rPr>
+          <w:t>何11</w:t>
+        </w:r>
+      </w:hyperlink>
+      <w:r>
+        <w:rPr>
+          <w:lang w:val="zh_TW" w:bidi="zh_TW"/>
+        </w:rPr>
+        <w:t>；參</w:t>
+      </w:r>
+      <w:hyperlink r:id="rId24">
+        <w:r>
+          <w:rPr>
+            <w:lang w:val="zh_TW" w:bidi="zh_TW"/>
+          </w:rPr>
+          <w:rPr>
+            <w:color w:val="0000EE"/>
+            <w:u w:val="single"/>
+          </w:rPr>
+          <w:t>耶31:20</w:t>
+        </w:r>
+      </w:hyperlink>
+      <w:r>
+        <w:rPr>
+          <w:lang w:val="zh_TW" w:bidi="zh_TW"/>
+        </w:rPr>
+        <w:t>）。他也將以色列比作一位不忠且行淫的妻子，而神卻像一位忠貞的丈夫，雖然她處於背道且罪惡的狀態，仍然愛她（</w:t>
+      </w:r>
+      <w:hyperlink r:id="rId25">
+        <w:r>
+          <w:rPr>
+            <w:lang w:val="zh_TW" w:bidi="zh_TW"/>
+          </w:rPr>
+          <w:rPr>
+            <w:color w:val="0000EE"/>
+            <w:u w:val="single"/>
+          </w:rPr>
+          <w:t>何1–3章</w:t>
+        </w:r>
+      </w:hyperlink>
+      <w:r>
+        <w:rPr>
+          <w:lang w:val="zh_TW" w:bidi="zh_TW"/>
+        </w:rPr>
+        <w:t>；參</w:t>
+      </w:r>
+      <w:hyperlink r:id="rId26">
+        <w:r>
+          <w:rPr>
+            <w:lang w:val="zh_TW" w:bidi="zh_TW"/>
+          </w:rPr>
+          <w:rPr>
+            <w:color w:val="0000EE"/>
+            <w:u w:val="single"/>
+          </w:rPr>
+          <w:t>賽54:4–8</w:t>
+        </w:r>
+      </w:hyperlink>
+      <w:r>
+        <w:rPr>
+          <w:lang w:val="zh_TW" w:bidi="zh_TW"/>
+        </w:rPr>
+        <w:t>）。以賽亞將神描繪為母親，對腹中所生的孩子充滿憐恤（</w:t>
+      </w:r>
+      <w:hyperlink r:id="rId27">
+        <w:r>
+          <w:rPr>
+            <w:lang w:val="zh_TW" w:bidi="zh_TW"/>
+          </w:rPr>
+          <w:rPr>
+            <w:color w:val="0000EE"/>
+            <w:u w:val="single"/>
+          </w:rPr>
+          <w:t>賽49:15</w:t>
+        </w:r>
+      </w:hyperlink>
+      <w:r>
+        <w:rPr>
+          <w:lang w:val="zh_TW" w:bidi="zh_TW"/>
+        </w:rPr>
+        <w:t>）。這些比喻以豐富多樣的方式顯明神的憐恤。其它層面包括饒恕和恢復恩惠（</w:t>
+      </w:r>
+      <w:hyperlink r:id="rId28">
+        <w:r>
+          <w:rPr>
+            <w:lang w:val="zh_TW" w:bidi="zh_TW"/>
+          </w:rPr>
+          <w:rPr>
+            <w:color w:val="0000EE"/>
+            <w:u w:val="single"/>
+          </w:rPr>
+          <w:t>王下13:23</w:t>
+        </w:r>
+      </w:hyperlink>
+      <w:r>
+        <w:rPr>
+          <w:lang w:val="zh_TW" w:bidi="zh_TW"/>
+        </w:rPr>
+        <w:t>；</w:t>
+      </w:r>
+      <w:hyperlink r:id="rId29">
+        <w:r>
+          <w:rPr>
+            <w:lang w:val="zh_TW" w:bidi="zh_TW"/>
+          </w:rPr>
+          <w:rPr>
+            <w:color w:val="0000EE"/>
+            <w:u w:val="single"/>
+          </w:rPr>
+          <w:t>賽54:8</w:t>
+        </w:r>
+      </w:hyperlink>
+      <w:r>
+        <w:rPr>
+          <w:lang w:val="zh_TW" w:bidi="zh_TW"/>
+        </w:rPr>
+        <w:t>；</w:t>
+      </w:r>
+      <w:hyperlink r:id="rId30">
+        <w:r>
+          <w:rPr>
+            <w:lang w:val="zh_TW" w:bidi="zh_TW"/>
+          </w:rPr>
+          <w:rPr>
+            <w:color w:val="0000EE"/>
+            <w:u w:val="single"/>
+          </w:rPr>
+          <w:t>珥2:18–32</w:t>
+        </w:r>
+      </w:hyperlink>
+      <w:r>
+        <w:rPr>
+          <w:lang w:val="zh_TW" w:bidi="zh_TW"/>
+        </w:rPr>
+        <w:t>；</w:t>
+      </w:r>
+      <w:hyperlink r:id="rId31">
+        <w:r>
+          <w:rPr>
+            <w:lang w:val="zh_TW" w:bidi="zh_TW"/>
+          </w:rPr>
+          <w:rPr>
+            <w:color w:val="0000EE"/>
+            <w:u w:val="single"/>
+          </w:rPr>
+          <w:t>彌7:18–20</w:t>
+        </w:r>
+      </w:hyperlink>
+      <w:r>
+        <w:rPr>
+          <w:lang w:val="zh_TW" w:bidi="zh_TW"/>
+        </w:rPr>
+        <w:t>），以及脫離困苦和危難（</w:t>
+      </w:r>
+      <w:hyperlink r:id="rId32">
+        <w:r>
+          <w:rPr>
+            <w:lang w:val="zh_TW" w:bidi="zh_TW"/>
+          </w:rPr>
+          <w:rPr>
+            <w:color w:val="0000EE"/>
+            <w:u w:val="single"/>
+          </w:rPr>
+          <w:t>尼9:19–21</w:t>
+        </w:r>
+      </w:hyperlink>
+      <w:r>
+        <w:rPr>
+          <w:lang w:val="zh_TW" w:bidi="zh_TW"/>
+        </w:rPr>
+        <w:t>；</w:t>
+      </w:r>
+      <w:hyperlink r:id="rId33">
+        <w:r>
+          <w:rPr>
+            <w:lang w:val="zh_TW" w:bidi="zh_TW"/>
+          </w:rPr>
+          <w:rPr>
+            <w:color w:val="0000EE"/>
+            <w:u w:val="single"/>
+          </w:rPr>
+          <w:t>詩40:11–17</w:t>
+        </w:r>
+      </w:hyperlink>
+      <w:r>
+        <w:rPr>
+          <w:lang w:val="zh_TW" w:bidi="zh_TW"/>
+        </w:rPr>
+        <w:t>，</w:t>
+      </w:r>
+      <w:hyperlink r:id="rId34">
+        <w:r>
+          <w:rPr>
+            <w:lang w:val="zh_TW" w:bidi="zh_TW"/>
+          </w:rPr>
+          <w:rPr>
+            <w:color w:val="0000EE"/>
+            <w:u w:val="single"/>
+          </w:rPr>
+          <w:t>69:16–36</w:t>
+        </w:r>
+      </w:hyperlink>
+      <w:r>
+        <w:rPr>
+          <w:lang w:val="zh_TW" w:bidi="zh_TW"/>
+        </w:rPr>
+        <w:t>，</w:t>
+      </w:r>
+      <w:hyperlink r:id="rId35">
+        <w:r>
+          <w:rPr>
+            <w:lang w:val="zh_TW" w:bidi="zh_TW"/>
+          </w:rPr>
+          <w:rPr>
+            <w:color w:val="0000EE"/>
+            <w:u w:val="single"/>
+          </w:rPr>
+          <w:t>79:8–9</w:t>
+        </w:r>
+      </w:hyperlink>
+      <w:r>
+        <w:rPr>
+          <w:lang w:val="zh_TW" w:bidi="zh_TW"/>
+        </w:rPr>
+        <w:t>；</w:t>
+      </w:r>
+      <w:hyperlink r:id="rId36">
+        <w:r>
+          <w:rPr>
+            <w:lang w:val="zh_TW" w:bidi="zh_TW"/>
+          </w:rPr>
+          <w:rPr>
+            <w:color w:val="0000EE"/>
+            <w:u w:val="single"/>
+          </w:rPr>
+          <w:t>賽49:10</w:t>
+        </w:r>
+      </w:hyperlink>
+      <w:r>
+        <w:rPr>
+          <w:lang w:val="zh_TW" w:bidi="zh_TW"/>
+        </w:rPr>
+        <w:t>）。</w:t>
       </w:r>
     </w:p>
     <w:p>
@@ -321,18 +716,144 @@
         <w:rPr>
           <w:lang w:val="zh_TW" w:bidi="zh_TW"/>
         </w:rPr>
-        <w:t>在舊約聖經中，靈魂對人類生命至關重要。希伯來文和希臘文中的靈魂一詞通常意味著「生命」，有時也可以指動物的生命（</w:t>
-      </w:r>
-      <w:hyperlink r:id="rId13">
-        <w:r>
-          <w:rPr>
-            <w:lang w:val="zh_TW" w:bidi="zh_TW"/>
-          </w:rPr>
-          <w:rPr>
-            <w:color w:val="0000EE"/>
-            <w:u w:val="single"/>
-          </w:rPr>
-          <w:t>創世記1:20</w:t>
+        <w:t>由於以色列作為聖約子民，從神的慈愛和信實中學習到的功課，虔誠的猶太人在有需要的時候，自然會向神呼求憐憫與赦免，這在懺悔的詩篇中表達得非常動人（</w:t>
+      </w:r>
+      <w:hyperlink r:id="rId37">
+        <w:r>
+          <w:rPr>
+            <w:lang w:val="zh_TW" w:bidi="zh_TW"/>
+          </w:rPr>
+          <w:rPr>
+            <w:color w:val="0000EE"/>
+            <w:u w:val="single"/>
+          </w:rPr>
+          <w:t>詩6</w:t>
+        </w:r>
+      </w:hyperlink>
+      <w:r>
+        <w:rPr>
+          <w:lang w:val="zh_TW" w:bidi="zh_TW"/>
+        </w:rPr>
+        <w:t>，</w:t>
+      </w:r>
+      <w:hyperlink r:id="rId38">
+        <w:r>
+          <w:rPr>
+            <w:lang w:val="zh_TW" w:bidi="zh_TW"/>
+          </w:rPr>
+          <w:rPr>
+            <w:color w:val="0000EE"/>
+            <w:u w:val="single"/>
+          </w:rPr>
+          <w:t>32</w:t>
+        </w:r>
+      </w:hyperlink>
+      <w:r>
+        <w:rPr>
+          <w:lang w:val="zh_TW" w:bidi="zh_TW"/>
+        </w:rPr>
+        <w:t>，</w:t>
+      </w:r>
+      <w:hyperlink r:id="rId39">
+        <w:r>
+          <w:rPr>
+            <w:lang w:val="zh_TW" w:bidi="zh_TW"/>
+          </w:rPr>
+          <w:rPr>
+            <w:color w:val="0000EE"/>
+            <w:u w:val="single"/>
+          </w:rPr>
+          <w:t>38</w:t>
+        </w:r>
+      </w:hyperlink>
+      <w:r>
+        <w:rPr>
+          <w:lang w:val="zh_TW" w:bidi="zh_TW"/>
+        </w:rPr>
+        <w:t>，</w:t>
+      </w:r>
+      <w:hyperlink r:id="rId40">
+        <w:r>
+          <w:rPr>
+            <w:lang w:val="zh_TW" w:bidi="zh_TW"/>
+          </w:rPr>
+          <w:rPr>
+            <w:color w:val="0000EE"/>
+            <w:u w:val="single"/>
+          </w:rPr>
+          <w:t>51</w:t>
+        </w:r>
+      </w:hyperlink>
+      <w:r>
+        <w:rPr>
+          <w:lang w:val="zh_TW" w:bidi="zh_TW"/>
+        </w:rPr>
+        <w:t>，</w:t>
+      </w:r>
+      <w:hyperlink r:id="rId41">
+        <w:r>
+          <w:rPr>
+            <w:lang w:val="zh_TW" w:bidi="zh_TW"/>
+          </w:rPr>
+          <w:rPr>
+            <w:color w:val="0000EE"/>
+            <w:u w:val="single"/>
+          </w:rPr>
+          <w:t>102</w:t>
+        </w:r>
+      </w:hyperlink>
+      <w:r>
+        <w:rPr>
+          <w:lang w:val="zh_TW" w:bidi="zh_TW"/>
+        </w:rPr>
+        <w:t>，</w:t>
+      </w:r>
+      <w:hyperlink r:id="rId42">
+        <w:r>
+          <w:rPr>
+            <w:lang w:val="zh_TW" w:bidi="zh_TW"/>
+          </w:rPr>
+          <w:rPr>
+            <w:color w:val="0000EE"/>
+            <w:u w:val="single"/>
+          </w:rPr>
+          <w:t>130</w:t>
+        </w:r>
+      </w:hyperlink>
+      <w:r>
+        <w:rPr>
+          <w:lang w:val="zh_TW" w:bidi="zh_TW"/>
+        </w:rPr>
+        <w:t>，</w:t>
+      </w:r>
+      <w:hyperlink r:id="rId43">
+        <w:r>
+          <w:rPr>
+            <w:lang w:val="zh_TW" w:bidi="zh_TW"/>
+          </w:rPr>
+          <w:rPr>
+            <w:color w:val="0000EE"/>
+            <w:u w:val="single"/>
+          </w:rPr>
+          <w:t>143</w:t>
+        </w:r>
+      </w:hyperlink>
+      <w:r>
+        <w:rPr>
+          <w:lang w:val="zh_TW" w:bidi="zh_TW"/>
+        </w:rPr>
+        <w:t>），以及其他舊約經文（</w:t>
+      </w:r>
+      <w:hyperlink r:id="rId44">
+        <w:r>
+          <w:rPr>
+            <w:lang w:val="zh_TW" w:bidi="zh_TW"/>
+          </w:rPr>
+          <w:rPr>
+            <w:color w:val="0000EE"/>
+            <w:u w:val="single"/>
+          </w:rPr>
+          <w:t>出34:6</w:t>
         </w:r>
       </w:hyperlink>
       <w:r>
@@ -341,82 +862,16 @@
         </w:rPr>
         <w:t>；</w:t>
       </w:r>
-      <w:hyperlink r:id="rId14">
-        <w:r>
-          <w:rPr>
-            <w:lang w:val="zh_TW" w:bidi="zh_TW"/>
-          </w:rPr>
-          <w:rPr>
-            <w:color w:val="0000EE"/>
-            <w:u w:val="single"/>
-          </w:rPr>
-          <w:t>利未記11:10</w:t>
-        </w:r>
-      </w:hyperlink>
-      <w:r>
-        <w:rPr>
-          <w:lang w:val="zh_TW" w:bidi="zh_TW"/>
-        </w:rPr>
-        <w:t>）。「</w:t>
-      </w:r>
-      <w:r>
-        <w:rPr>
-          <w:lang w:val="zh_TW" w:bidi="zh_TW"/>
-        </w:rPr>
-        <w:t>以命償命</w:t>
-      </w:r>
-      <w:r>
-        <w:rPr>
-          <w:lang w:val="zh_TW" w:bidi="zh_TW"/>
-        </w:rPr>
-        <w:t>」意味著「生命換生命」（</w:t>
-      </w:r>
-      <w:hyperlink r:id="rId15">
-        <w:r>
-          <w:rPr>
-            <w:lang w:val="zh_TW" w:bidi="zh_TW"/>
-          </w:rPr>
-          <w:rPr>
-            <w:color w:val="0000EE"/>
-            <w:u w:val="single"/>
-          </w:rPr>
-          <w:t>出埃及記21:23</w:t>
-        </w:r>
-      </w:hyperlink>
-      <w:r>
-        <w:rPr>
-          <w:lang w:val="zh_TW" w:bidi="zh_TW"/>
-        </w:rPr>
-        <w:t>）。在法律文本中，靈魂指的是與法律相關的人（比如，「若有靈魂犯罪……（其它譯本翻譯）」，</w:t>
-      </w:r>
-      <w:hyperlink r:id="rId16">
-        <w:r>
-          <w:rPr>
-            <w:lang w:val="zh_TW" w:bidi="zh_TW"/>
-          </w:rPr>
-          <w:rPr>
-            <w:color w:val="0000EE"/>
-            <w:u w:val="single"/>
-          </w:rPr>
-          <w:t xml:space="preserve">利未記4:2 </w:t>
-        </w:r>
-      </w:hyperlink>
-      <w:r>
-        <w:rPr>
-          <w:lang w:val="zh_TW" w:bidi="zh_TW"/>
-        </w:rPr>
-        <w:t>）。當計算人數時，是以靈魂計算，意味著人（</w:t>
-      </w:r>
-      <w:hyperlink r:id="rId17">
-        <w:r>
-          <w:rPr>
-            <w:lang w:val="zh_TW" w:bidi="zh_TW"/>
-          </w:rPr>
-          <w:rPr>
-            <w:color w:val="0000EE"/>
-            <w:u w:val="single"/>
-          </w:rPr>
-          <w:t>出埃及記1:5</w:t>
+      <w:hyperlink r:id="rId45">
+        <w:r>
+          <w:rPr>
+            <w:lang w:val="zh_TW" w:bidi="zh_TW"/>
+          </w:rPr>
+          <w:rPr>
+            <w:color w:val="0000EE"/>
+            <w:u w:val="single"/>
+          </w:rPr>
+          <w:t>尼9:17</w:t>
         </w:r>
       </w:hyperlink>
       <w:r>
@@ -425,23 +880,131 @@
         </w:rPr>
         <w:t>；</w:t>
       </w:r>
-      <w:hyperlink r:id="rId18">
-        <w:r>
-          <w:rPr>
-            <w:lang w:val="zh_TW" w:bidi="zh_TW"/>
-          </w:rPr>
-          <w:rPr>
-            <w:color w:val="0000EE"/>
-            <w:u w:val="single"/>
-          </w:rPr>
-          <w:t>申命記10:22</w:t>
-        </w:r>
-      </w:hyperlink>
-      <w:r>
-        <w:rPr>
-          <w:lang w:val="zh_TW" w:bidi="zh_TW"/>
-        </w:rPr>
-        <w:t>）。</w:t>
+      <w:hyperlink r:id="rId46">
+        <w:r>
+          <w:rPr>
+            <w:lang w:val="zh_TW" w:bidi="zh_TW"/>
+          </w:rPr>
+          <w:rPr>
+            <w:color w:val="0000EE"/>
+            <w:u w:val="single"/>
+          </w:rPr>
+          <w:t>詩57</w:t>
+        </w:r>
+      </w:hyperlink>
+      <w:r>
+        <w:rPr>
+          <w:lang w:val="zh_TW" w:bidi="zh_TW"/>
+        </w:rPr>
+        <w:t>，</w:t>
+      </w:r>
+      <w:hyperlink r:id="rId47">
+        <w:r>
+          <w:rPr>
+            <w:lang w:val="zh_TW" w:bidi="zh_TW"/>
+          </w:rPr>
+          <w:rPr>
+            <w:color w:val="0000EE"/>
+            <w:u w:val="single"/>
+          </w:rPr>
+          <w:t>79</w:t>
+        </w:r>
+      </w:hyperlink>
+      <w:r>
+        <w:rPr>
+          <w:lang w:val="zh_TW" w:bidi="zh_TW"/>
+        </w:rPr>
+        <w:t>，</w:t>
+      </w:r>
+      <w:hyperlink r:id="rId48">
+        <w:r>
+          <w:rPr>
+            <w:lang w:val="zh_TW" w:bidi="zh_TW"/>
+          </w:rPr>
+          <w:rPr>
+            <w:color w:val="0000EE"/>
+            <w:u w:val="single"/>
+          </w:rPr>
+          <w:t>86</w:t>
+        </w:r>
+      </w:hyperlink>
+      <w:r>
+        <w:rPr>
+          <w:lang w:val="zh_TW" w:bidi="zh_TW"/>
+        </w:rPr>
+        <w:t>，</w:t>
+      </w:r>
+      <w:hyperlink r:id="rId49">
+        <w:r>
+          <w:rPr>
+            <w:lang w:val="zh_TW" w:bidi="zh_TW"/>
+          </w:rPr>
+          <w:rPr>
+            <w:color w:val="0000EE"/>
+            <w:u w:val="single"/>
+          </w:rPr>
+          <w:t>123</w:t>
+        </w:r>
+      </w:hyperlink>
+      <w:r>
+        <w:rPr>
+          <w:lang w:val="zh_TW" w:bidi="zh_TW"/>
+        </w:rPr>
+        <w:t>；</w:t>
+      </w:r>
+      <w:hyperlink r:id="rId50">
+        <w:r>
+          <w:rPr>
+            <w:lang w:val="zh_TW" w:bidi="zh_TW"/>
+          </w:rPr>
+          <w:rPr>
+            <w:color w:val="0000EE"/>
+            <w:u w:val="single"/>
+          </w:rPr>
+          <w:t>賽33:1–6</w:t>
+        </w:r>
+      </w:hyperlink>
+      <w:r>
+        <w:rPr>
+          <w:lang w:val="zh_TW" w:bidi="zh_TW"/>
+        </w:rPr>
+        <w:t>；</w:t>
+      </w:r>
+      <w:hyperlink r:id="rId51">
+        <w:r>
+          <w:rPr>
+            <w:lang w:val="zh_TW" w:bidi="zh_TW"/>
+          </w:rPr>
+          <w:rPr>
+            <w:color w:val="0000EE"/>
+            <w:u w:val="single"/>
+          </w:rPr>
+          <w:t>但9:3–19</w:t>
+        </w:r>
+      </w:hyperlink>
+      <w:r>
+        <w:rPr>
+          <w:lang w:val="zh_TW" w:bidi="zh_TW"/>
+        </w:rPr>
+        <w:t>；</w:t>
+      </w:r>
+      <w:hyperlink r:id="rId52">
+        <w:r>
+          <w:rPr>
+            <w:lang w:val="zh_TW" w:bidi="zh_TW"/>
+          </w:rPr>
+          <w:rPr>
+            <w:color w:val="0000EE"/>
+            <w:u w:val="single"/>
+          </w:rPr>
+          <w:t>珥2:13</w:t>
+        </w:r>
+      </w:hyperlink>
+      <w:r>
+        <w:rPr>
+          <w:lang w:val="zh_TW" w:bidi="zh_TW"/>
+        </w:rPr>
+        <w:t>）。悔改的人記得神的憐憫，使他們對神的恩惠和與祂和好的盼望，充滿信心。</w:t>
       </w:r>
     </w:p>
     <w:p>
@@ -455,18 +1018,126 @@
         <w:rPr>
           <w:lang w:val="zh_TW" w:bidi="zh_TW"/>
         </w:rPr>
-        <w:t>更狹義地說，靈魂指的是人的情感和內在力量。人們被呼召要盡心盡性來愛神（</w:t>
-      </w:r>
-      <w:hyperlink r:id="rId19">
-        <w:r>
-          <w:rPr>
-            <w:lang w:val="zh_TW" w:bidi="zh_TW"/>
-          </w:rPr>
-          <w:rPr>
-            <w:color w:val="0000EE"/>
-            <w:u w:val="single"/>
-          </w:rPr>
-          <w:t>申命記13:3</w:t>
+        <w:t>在新約中，描述耶穌對有需要的人所表現出來的憐憫時，使用了一個非常生動的希臘文詞語（</w:t>
+      </w:r>
+      <w:hyperlink r:id="rId53">
+        <w:r>
+          <w:rPr>
+            <w:lang w:val="zh_TW" w:bidi="zh_TW"/>
+          </w:rPr>
+          <w:rPr>
+            <w:color w:val="0000EE"/>
+            <w:u w:val="single"/>
+          </w:rPr>
+          <w:t>太9:36</w:t>
+        </w:r>
+      </w:hyperlink>
+      <w:r>
+        <w:rPr>
+          <w:lang w:val="zh_TW" w:bidi="zh_TW"/>
+        </w:rPr>
+        <w:t>，</w:t>
+      </w:r>
+      <w:hyperlink r:id="rId54">
+        <w:r>
+          <w:rPr>
+            <w:lang w:val="zh_TW" w:bidi="zh_TW"/>
+          </w:rPr>
+          <w:rPr>
+            <w:color w:val="0000EE"/>
+            <w:u w:val="single"/>
+          </w:rPr>
+          <w:t>14:14</w:t>
+        </w:r>
+      </w:hyperlink>
+      <w:r>
+        <w:rPr>
+          <w:lang w:val="zh_TW" w:bidi="zh_TW"/>
+        </w:rPr>
+        <w:t>，</w:t>
+      </w:r>
+      <w:hyperlink r:id="rId55">
+        <w:r>
+          <w:rPr>
+            <w:lang w:val="zh_TW" w:bidi="zh_TW"/>
+          </w:rPr>
+          <w:rPr>
+            <w:color w:val="0000EE"/>
+            <w:u w:val="single"/>
+          </w:rPr>
+          <w:t>20:34</w:t>
+        </w:r>
+      </w:hyperlink>
+      <w:r>
+        <w:rPr>
+          <w:lang w:val="zh_TW" w:bidi="zh_TW"/>
+        </w:rPr>
+        <w:t>）。通過這個強烈的動詞（字面意思是「內心深受感動」），表達了祂對他們的憐憫和慈悲。希伯來人認為內心深處是情感的中心，特別是最溫柔的仁愛之情。描述耶穌深受感動並立即採取行動來減輕人們的痛苦——醫治（</w:t>
+      </w:r>
+      <w:hyperlink r:id="rId55">
+        <w:r>
+          <w:rPr>
+            <w:lang w:val="zh_TW" w:bidi="zh_TW"/>
+          </w:rPr>
+          <w:rPr>
+            <w:color w:val="0000EE"/>
+            <w:u w:val="single"/>
+          </w:rPr>
+          <w:t>太20:34</w:t>
+        </w:r>
+      </w:hyperlink>
+      <w:r>
+        <w:rPr>
+          <w:lang w:val="zh_TW" w:bidi="zh_TW"/>
+        </w:rPr>
+        <w:t>；</w:t>
+      </w:r>
+      <w:hyperlink r:id="rId56">
+        <w:r>
+          <w:rPr>
+            <w:lang w:val="zh_TW" w:bidi="zh_TW"/>
+          </w:rPr>
+          <w:rPr>
+            <w:color w:val="0000EE"/>
+            <w:u w:val="single"/>
+          </w:rPr>
+          <w:t>可1:41</w:t>
+        </w:r>
+      </w:hyperlink>
+      <w:r>
+        <w:rPr>
+          <w:lang w:val="zh_TW" w:bidi="zh_TW"/>
+        </w:rPr>
+        <w:t>）、使死人復活（</w:t>
+      </w:r>
+      <w:hyperlink r:id="rId57">
+        <w:r>
+          <w:rPr>
+            <w:lang w:val="zh_TW" w:bidi="zh_TW"/>
+          </w:rPr>
+          <w:rPr>
+            <w:color w:val="0000EE"/>
+            <w:u w:val="single"/>
+          </w:rPr>
+          <w:t>路7:13</w:t>
+        </w:r>
+      </w:hyperlink>
+      <w:r>
+        <w:rPr>
+          <w:lang w:val="zh_TW" w:bidi="zh_TW"/>
+        </w:rPr>
+        <w:t>）、並餵飽飢餓的人（</w:t>
+      </w:r>
+      <w:hyperlink r:id="rId58">
+        <w:r>
+          <w:rPr>
+            <w:lang w:val="zh_TW" w:bidi="zh_TW"/>
+          </w:rPr>
+          <w:rPr>
+            <w:color w:val="0000EE"/>
+            <w:u w:val="single"/>
+          </w:rPr>
+          <w:t>太15:32</w:t>
         </w:r>
       </w:hyperlink>
       <w:r>
@@ -487,151 +1158,198 @@
         <w:rPr>
           <w:lang w:val="zh_TW" w:bidi="zh_TW"/>
         </w:rPr>
-        <w:t>生命中的某些部分來自靈魂：</w:t>
+        <w:t>舊約中神對聖約子民憐憫的概念，在新約中也出現（</w:t>
+      </w:r>
+      <w:hyperlink r:id="rId59">
+        <w:r>
+          <w:rPr>
+            <w:lang w:val="zh_TW" w:bidi="zh_TW"/>
+          </w:rPr>
+          <w:rPr>
+            <w:color w:val="0000EE"/>
+            <w:u w:val="single"/>
+          </w:rPr>
+          <w:t>路1:50、54、72、78</w:t>
+        </w:r>
+      </w:hyperlink>
+      <w:r>
+        <w:rPr>
+          <w:lang w:val="zh_TW" w:bidi="zh_TW"/>
+        </w:rPr>
+        <w:t>；</w:t>
+      </w:r>
+      <w:hyperlink r:id="rId18">
+        <w:r>
+          <w:rPr>
+            <w:lang w:val="zh_TW" w:bidi="zh_TW"/>
+          </w:rPr>
+          <w:rPr>
+            <w:color w:val="0000EE"/>
+            <w:u w:val="single"/>
+          </w:rPr>
+          <w:t>弗2:4</w:t>
+        </w:r>
+      </w:hyperlink>
+      <w:r>
+        <w:rPr>
+          <w:lang w:val="zh_TW" w:bidi="zh_TW"/>
+        </w:rPr>
+        <w:t>；</w:t>
+      </w:r>
+      <w:hyperlink r:id="rId60">
+        <w:r>
+          <w:rPr>
+            <w:lang w:val="zh_TW" w:bidi="zh_TW"/>
+          </w:rPr>
+          <w:rPr>
+            <w:color w:val="0000EE"/>
+            <w:u w:val="single"/>
+          </w:rPr>
+          <w:t>提前1:2</w:t>
+        </w:r>
+      </w:hyperlink>
+      <w:r>
+        <w:rPr>
+          <w:lang w:val="zh_TW" w:bidi="zh_TW"/>
+        </w:rPr>
+        <w:t>；</w:t>
+      </w:r>
+      <w:hyperlink r:id="rId61">
+        <w:r>
+          <w:rPr>
+            <w:lang w:val="zh_TW" w:bidi="zh_TW"/>
+          </w:rPr>
+          <w:rPr>
+            <w:color w:val="0000EE"/>
+            <w:u w:val="single"/>
+          </w:rPr>
+          <w:t>彼前1:3</w:t>
+        </w:r>
+      </w:hyperlink>
+      <w:r>
+        <w:rPr>
+          <w:lang w:val="zh_TW" w:bidi="zh_TW"/>
+        </w:rPr>
+        <w:t>，</w:t>
+      </w:r>
+      <w:hyperlink r:id="rId62">
+        <w:r>
+          <w:rPr>
+            <w:lang w:val="zh_TW" w:bidi="zh_TW"/>
+          </w:rPr>
+          <w:rPr>
+            <w:color w:val="0000EE"/>
+            <w:u w:val="single"/>
+          </w:rPr>
+          <w:t>2:10</w:t>
+        </w:r>
+      </w:hyperlink>
+      <w:r>
+        <w:rPr>
+          <w:lang w:val="zh_TW" w:bidi="zh_TW"/>
+        </w:rPr>
+        <w:t>）。新約中「憐憫」最典型的用法是指神藉著耶穌基督為人提供的救恩（</w:t>
+      </w:r>
+      <w:hyperlink r:id="rId63">
+        <w:r>
+          <w:rPr>
+            <w:lang w:val="zh_TW" w:bidi="zh_TW"/>
+          </w:rPr>
+          <w:rPr>
+            <w:color w:val="0000EE"/>
+            <w:u w:val="single"/>
+          </w:rPr>
+          <w:t>羅11:30–32</w:t>
+        </w:r>
+      </w:hyperlink>
+      <w:r>
+        <w:rPr>
+          <w:lang w:val="zh_TW" w:bidi="zh_TW"/>
+        </w:rPr>
+        <w:t>；</w:t>
+      </w:r>
+      <w:hyperlink r:id="rId18">
+        <w:r>
+          <w:rPr>
+            <w:lang w:val="zh_TW" w:bidi="zh_TW"/>
+          </w:rPr>
+          <w:rPr>
+            <w:color w:val="0000EE"/>
+            <w:u w:val="single"/>
+          </w:rPr>
+          <w:t>弗2:4</w:t>
+        </w:r>
+      </w:hyperlink>
+      <w:r>
+        <w:rPr>
+          <w:lang w:val="zh_TW" w:bidi="zh_TW"/>
+        </w:rPr>
+        <w:t>）。神是「發慈悲的父」（</w:t>
+      </w:r>
+      <w:hyperlink r:id="rId64">
+        <w:r>
+          <w:rPr>
+            <w:lang w:val="zh_TW" w:bidi="zh_TW"/>
+          </w:rPr>
+          <w:rPr>
+            <w:color w:val="0000EE"/>
+            <w:u w:val="single"/>
+          </w:rPr>
+          <w:t>林後1:3</w:t>
+        </w:r>
+      </w:hyperlink>
+      <w:r>
+        <w:rPr>
+          <w:lang w:val="zh_TW" w:bidi="zh_TW"/>
+        </w:rPr>
+        <w:t>），祂將這恩惠賜給那些相信祂兒子的人。正因為祂「有豐富的憐憫」，祂拯救那些因罪而靈性死亡、注定滅亡的人（</w:t>
+      </w:r>
+      <w:hyperlink r:id="rId65">
+        <w:r>
+          <w:rPr>
+            <w:lang w:val="zh_TW" w:bidi="zh_TW"/>
+          </w:rPr>
+          <w:rPr>
+            <w:color w:val="0000EE"/>
+            <w:u w:val="single"/>
+          </w:rPr>
+          <w:t>弗2:4–6</w:t>
+        </w:r>
+      </w:hyperlink>
+      <w:r>
+        <w:rPr>
+          <w:lang w:val="zh_TW" w:bidi="zh_TW"/>
+        </w:rPr>
+        <w:t>）。人因神的憐憫而得赦免並被賜予永生（</w:t>
+      </w:r>
+      <w:hyperlink r:id="rId66">
+        <w:r>
+          <w:rPr>
+            <w:lang w:val="zh_TW" w:bidi="zh_TW"/>
+          </w:rPr>
+          <w:rPr>
+            <w:color w:val="0000EE"/>
+            <w:u w:val="single"/>
+          </w:rPr>
+          <w:t>提前1:13–16</w:t>
+        </w:r>
+      </w:hyperlink>
+      <w:r>
+        <w:rPr>
+          <w:lang w:val="zh_TW" w:bidi="zh_TW"/>
+        </w:rPr>
+        <w:t>）。</w:t>
       </w:r>
     </w:p>
     <w:p>
       <w:pPr>
-        <w:pStyle w:val="ListBullet"/>
-        <w:spacing w:line="240" w:lineRule="auto"/>
-        <w:ind w:left="720"/>
-      </w:pPr>
-      <w:r>
-        <w:rPr>
-          <w:lang w:val="zh_TW" w:bidi="zh_TW"/>
-        </w:rPr>
-      </w:r>
-      <w:r>
-        <w:rPr>
-          <w:lang w:val="zh_TW" w:bidi="zh_TW"/>
-        </w:rPr>
-        <w:t>知識和理解（</w:t>
-      </w:r>
-      <w:hyperlink r:id="rId20">
-        <w:r>
-          <w:rPr>
-            <w:lang w:val="zh_TW" w:bidi="zh_TW"/>
-          </w:rPr>
-          <w:rPr>
-            <w:color w:val="0000EE"/>
-            <w:u w:val="single"/>
-          </w:rPr>
-          <w:t>詩篇139:14</w:t>
-        </w:r>
-      </w:hyperlink>
-      <w:r>
-        <w:rPr>
-          <w:lang w:val="zh_TW" w:bidi="zh_TW"/>
-        </w:rPr>
-        <w:t>）</w:t>
-      </w:r>
-    </w:p>
-    <w:p>
-      <w:pPr>
-        <w:pStyle w:val="ListBullet"/>
-        <w:spacing w:line="240" w:lineRule="auto"/>
-        <w:ind w:left="720"/>
-      </w:pPr>
-      <w:r>
-        <w:rPr>
-          <w:lang w:val="zh_TW" w:bidi="zh_TW"/>
-        </w:rPr>
-      </w:r>
-      <w:r>
-        <w:rPr>
-          <w:lang w:val="zh_TW" w:bidi="zh_TW"/>
-        </w:rPr>
-        <w:t>思想（</w:t>
-      </w:r>
-      <w:hyperlink r:id="rId21">
-        <w:r>
-          <w:rPr>
-            <w:lang w:val="zh_TW" w:bidi="zh_TW"/>
-          </w:rPr>
-          <w:rPr>
-            <w:color w:val="0000EE"/>
-            <w:u w:val="single"/>
-          </w:rPr>
-          <w:t>撒母耳記上20:3</w:t>
-        </w:r>
-      </w:hyperlink>
-      <w:r>
-        <w:rPr>
-          <w:lang w:val="zh_TW" w:bidi="zh_TW"/>
-        </w:rPr>
-        <w:t>）</w:t>
-      </w:r>
-    </w:p>
-    <w:p>
-      <w:pPr>
-        <w:pStyle w:val="ListBullet"/>
-        <w:spacing w:line="240" w:lineRule="auto"/>
-        <w:ind w:left="720"/>
-      </w:pPr>
-      <w:r>
-        <w:rPr>
-          <w:lang w:val="zh_TW" w:bidi="zh_TW"/>
-        </w:rPr>
-      </w:r>
-      <w:r>
-        <w:rPr>
-          <w:lang w:val="zh_TW" w:bidi="zh_TW"/>
-        </w:rPr>
-        <w:t>愛（</w:t>
-      </w:r>
-      <w:hyperlink r:id="rId22">
-        <w:r>
-          <w:rPr>
-            <w:lang w:val="zh_TW" w:bidi="zh_TW"/>
-          </w:rPr>
-          <w:rPr>
-            <w:color w:val="0000EE"/>
-            <w:u w:val="single"/>
-          </w:rPr>
-          <w:t>撒母耳記上18:1</w:t>
-        </w:r>
-      </w:hyperlink>
-      <w:r>
-        <w:rPr>
-          <w:lang w:val="zh_TW" w:bidi="zh_TW"/>
-        </w:rPr>
-        <w:t>）</w:t>
-      </w:r>
-    </w:p>
-    <w:p>
-      <w:pPr>
-        <w:pStyle w:val="ListBullet"/>
-        <w:spacing w:line="240" w:lineRule="auto"/>
-        <w:ind w:left="720"/>
-      </w:pPr>
-      <w:r>
-        <w:rPr>
-          <w:lang w:val="zh_TW" w:bidi="zh_TW"/>
-        </w:rPr>
-      </w:r>
-      <w:r>
-        <w:rPr>
-          <w:lang w:val="zh_TW" w:bidi="zh_TW"/>
-        </w:rPr>
-        <w:t>記憶（</w:t>
-      </w:r>
-      <w:hyperlink r:id="rId23">
-        <w:r>
-          <w:rPr>
-            <w:lang w:val="zh_TW" w:bidi="zh_TW"/>
-          </w:rPr>
-          <w:rPr>
-            <w:color w:val="0000EE"/>
-            <w:u w:val="single"/>
-          </w:rPr>
-          <w:t>耶利米哀歌3:20</w:t>
-        </w:r>
-      </w:hyperlink>
-      <w:r>
-        <w:rPr>
-          <w:lang w:val="zh_TW" w:bidi="zh_TW"/>
-        </w:rPr>
-        <w:t>）</w:t>
+        <w:pStyle w:val="Heading3"/>
+      </w:pPr>
+      <w:r>
+        <w:rPr>
+          <w:lang w:val="zh_TW" w:bidi="zh_TW"/>
+        </w:rPr>
+        <w:t>人們有責任對他人施予憐憫</w:t>
       </w:r>
     </w:p>
     <w:p>
@@ -645,7 +1363,253 @@
         <w:rPr>
           <w:lang w:val="zh_TW" w:bidi="zh_TW"/>
         </w:rPr>
-        <w:t>在這裡，靈魂就像自我，即一個人的人性或自我。</w:t>
+        <w:t>無論人是否配得或忠誠，神也白白地施恩憐憫，因此人也應當對他人施憐憫，即使他們不配或不尋求。實際上，人被命令要憐憫他人，尤其是窮人、困苦者、寡婦和孤兒（</w:t>
+      </w:r>
+      <w:hyperlink r:id="rId67">
+        <w:r>
+          <w:rPr>
+            <w:lang w:val="zh_TW" w:bidi="zh_TW"/>
+          </w:rPr>
+          <w:rPr>
+            <w:color w:val="0000EE"/>
+            <w:u w:val="single"/>
+          </w:rPr>
+          <w:t>箴14:31，</w:t>
+        </w:r>
+      </w:hyperlink>
+      <w:hyperlink r:id="rId68">
+        <w:r>
+          <w:rPr>
+            <w:lang w:val="zh_TW" w:bidi="zh_TW"/>
+          </w:rPr>
+          <w:rPr>
+            <w:color w:val="0000EE"/>
+            <w:u w:val="single"/>
+          </w:rPr>
+          <w:t>19:17</w:t>
+        </w:r>
+      </w:hyperlink>
+      <w:r>
+        <w:rPr>
+          <w:lang w:val="zh_TW" w:bidi="zh_TW"/>
+        </w:rPr>
+        <w:t>；</w:t>
+      </w:r>
+      <w:hyperlink r:id="rId69">
+        <w:r>
+          <w:rPr>
+            <w:lang w:val="zh_TW" w:bidi="zh_TW"/>
+          </w:rPr>
+          <w:rPr>
+            <w:color w:val="0000EE"/>
+            <w:u w:val="single"/>
+          </w:rPr>
+          <w:t>彌6:8</w:t>
+        </w:r>
+      </w:hyperlink>
+      <w:r>
+        <w:rPr>
+          <w:lang w:val="zh_TW" w:bidi="zh_TW"/>
+        </w:rPr>
+        <w:t>；</w:t>
+      </w:r>
+      <w:hyperlink r:id="rId70">
+        <w:r>
+          <w:rPr>
+            <w:lang w:val="zh_TW" w:bidi="zh_TW"/>
+          </w:rPr>
+          <w:rPr>
+            <w:color w:val="0000EE"/>
+            <w:u w:val="single"/>
+          </w:rPr>
+          <w:t>亞7:9–10</w:t>
+        </w:r>
+      </w:hyperlink>
+      <w:r>
+        <w:rPr>
+          <w:lang w:val="zh_TW" w:bidi="zh_TW"/>
+        </w:rPr>
+        <w:t>；</w:t>
+      </w:r>
+      <w:hyperlink r:id="rId71">
+        <w:r>
+          <w:rPr>
+            <w:lang w:val="zh_TW" w:bidi="zh_TW"/>
+          </w:rPr>
+          <w:rPr>
+            <w:color w:val="0000EE"/>
+            <w:u w:val="single"/>
+          </w:rPr>
+          <w:t>西3:12</w:t>
+        </w:r>
+      </w:hyperlink>
+      <w:r>
+        <w:rPr>
+          <w:lang w:val="zh_TW" w:bidi="zh_TW"/>
+        </w:rPr>
+        <w:t>）。神看重憐憫勝過儀式上的獻祭（</w:t>
+      </w:r>
+      <w:hyperlink r:id="rId72">
+        <w:r>
+          <w:rPr>
+            <w:lang w:val="zh_TW" w:bidi="zh_TW"/>
+          </w:rPr>
+          <w:rPr>
+            <w:color w:val="0000EE"/>
+            <w:u w:val="single"/>
+          </w:rPr>
+          <w:t>太9:13</w:t>
+        </w:r>
+      </w:hyperlink>
+      <w:r>
+        <w:rPr>
+          <w:lang w:val="zh_TW" w:bidi="zh_TW"/>
+        </w:rPr>
+        <w:t>）。神在基督裡所顯的憐憫，實際上使人有義務像神對待他們一樣對待他人。主將憐憫作為祂教導的基礎（</w:t>
+      </w:r>
+      <w:hyperlink r:id="rId73">
+        <w:r>
+          <w:rPr>
+            <w:lang w:val="zh_TW" w:bidi="zh_TW"/>
+          </w:rPr>
+          <w:rPr>
+            <w:color w:val="0000EE"/>
+            <w:u w:val="single"/>
+          </w:rPr>
+          <w:t>太5:7</w:t>
+        </w:r>
+      </w:hyperlink>
+      <w:r>
+        <w:rPr>
+          <w:lang w:val="zh_TW" w:bidi="zh_TW"/>
+        </w:rPr>
+        <w:t>，</w:t>
+      </w:r>
+      <w:hyperlink r:id="rId72">
+        <w:r>
+          <w:rPr>
+            <w:lang w:val="zh_TW" w:bidi="zh_TW"/>
+          </w:rPr>
+          <w:rPr>
+            <w:color w:val="0000EE"/>
+            <w:u w:val="single"/>
+          </w:rPr>
+          <w:t>9:13</w:t>
+        </w:r>
+      </w:hyperlink>
+      <w:r>
+        <w:rPr>
+          <w:lang w:val="zh_TW" w:bidi="zh_TW"/>
+        </w:rPr>
+        <w:t>，</w:t>
+      </w:r>
+      <w:hyperlink r:id="rId74">
+        <w:r>
+          <w:rPr>
+            <w:lang w:val="zh_TW" w:bidi="zh_TW"/>
+          </w:rPr>
+          <w:rPr>
+            <w:color w:val="0000EE"/>
+            <w:u w:val="single"/>
+          </w:rPr>
+          <w:t>12:7</w:t>
+        </w:r>
+      </w:hyperlink>
+      <w:r>
+        <w:rPr>
+          <w:lang w:val="zh_TW" w:bidi="zh_TW"/>
+        </w:rPr>
+        <w:t>，</w:t>
+      </w:r>
+      <w:hyperlink r:id="rId75">
+        <w:r>
+          <w:rPr>
+            <w:lang w:val="zh_TW" w:bidi="zh_TW"/>
+          </w:rPr>
+          <w:rPr>
+            <w:color w:val="0000EE"/>
+            <w:u w:val="single"/>
+          </w:rPr>
+          <w:t>23:23</w:t>
+        </w:r>
+      </w:hyperlink>
+      <w:r>
+        <w:rPr>
+          <w:lang w:val="zh_TW" w:bidi="zh_TW"/>
+        </w:rPr>
+        <w:t>；</w:t>
+      </w:r>
+      <w:hyperlink r:id="rId76">
+        <w:r>
+          <w:rPr>
+            <w:lang w:val="zh_TW" w:bidi="zh_TW"/>
+          </w:rPr>
+          <w:rPr>
+            <w:color w:val="0000EE"/>
+            <w:u w:val="single"/>
+          </w:rPr>
+          <w:t>路6:36</w:t>
+        </w:r>
+      </w:hyperlink>
+      <w:r>
+        <w:rPr>
+          <w:lang w:val="zh_TW" w:bidi="zh_TW"/>
+        </w:rPr>
+        <w:t>，</w:t>
+      </w:r>
+      <w:hyperlink r:id="rId77">
+        <w:r>
+          <w:rPr>
+            <w:lang w:val="zh_TW" w:bidi="zh_TW"/>
+          </w:rPr>
+          <w:rPr>
+            <w:color w:val="0000EE"/>
+            <w:u w:val="single"/>
+          </w:rPr>
+          <w:t>10:37</w:t>
+        </w:r>
+      </w:hyperlink>
+      <w:r>
+        <w:rPr>
+          <w:lang w:val="zh_TW" w:bidi="zh_TW"/>
+        </w:rPr>
+        <w:t>；</w:t>
+      </w:r>
+      <w:hyperlink r:id="rId78">
+        <w:r>
+          <w:rPr>
+            <w:lang w:val="zh_TW" w:bidi="zh_TW"/>
+          </w:rPr>
+          <w:rPr>
+            <w:color w:val="0000EE"/>
+            <w:u w:val="single"/>
+          </w:rPr>
+          <w:t>雅3:17</w:t>
+        </w:r>
+      </w:hyperlink>
+      <w:r>
+        <w:rPr>
+          <w:lang w:val="zh_TW" w:bidi="zh_TW"/>
+        </w:rPr>
+        <w:t>）。祂的來臨是在憐憫的背景下被期待和宣告的，這憐憫將成為祂使命的標誌（</w:t>
+      </w:r>
+      <w:hyperlink r:id="rId59">
+        <w:r>
+          <w:rPr>
+            <w:lang w:val="zh_TW" w:bidi="zh_TW"/>
+          </w:rPr>
+          <w:rPr>
+            <w:color w:val="0000EE"/>
+            <w:u w:val="single"/>
+          </w:rPr>
+          <w:t>路1:50、54、72、78</w:t>
+        </w:r>
+      </w:hyperlink>
+      <w:r>
+        <w:rPr>
+          <w:lang w:val="zh_TW" w:bidi="zh_TW"/>
+        </w:rPr>
+        <w:t>）。</w:t>
       </w:r>
     </w:p>
     <w:p>
@@ -659,265 +1623,54 @@
         <w:rPr>
           <w:lang w:val="zh_TW" w:bidi="zh_TW"/>
         </w:rPr>
-        <w:t>舊約聖經並不暗示靈魂在死後會轉移到另一個身體。人類被視為身體和靈魂的統一體，意味著是從不同角度看待同一個人。在</w:t>
-      </w:r>
-      <w:hyperlink r:id="rId24">
-        <w:r>
-          <w:rPr>
-            <w:lang w:val="zh_TW" w:bidi="zh_TW"/>
-          </w:rPr>
-          <w:rPr>
-            <w:color w:val="0000EE"/>
-            <w:u w:val="single"/>
-          </w:rPr>
-          <w:t>創世記二章7節</w:t>
-        </w:r>
-      </w:hyperlink>
-      <w:r>
-        <w:rPr>
-          <w:lang w:val="zh_TW" w:bidi="zh_TW"/>
-        </w:rPr>
-        <w:t>中，片語「有靈的活人」有時被錯誤地翻譯為「活的靈魂」。這個想法並不是說男人和女人成為</w:t>
-      </w:r>
-      <w:r>
-        <w:rPr>
-          <w:i/>
-          <w:lang w:val="zh_TW" w:bidi="zh_TW"/>
-        </w:rPr>
-        <w:t>靈魂，</w:t>
-      </w:r>
-      <w:r>
-        <w:rPr>
-          <w:lang w:val="zh_TW" w:bidi="zh_TW"/>
-        </w:rPr>
-        <w:t>因為他們顯然有身體。原文中使用這個詞是為了強調人作為「活的生命」的層面。這並不意味著人成為靈，而是突出了作為「活的生命」的重要層面。希伯來思想對統一的人的觀念有助於解釋舊約聖經中對死後生命的陰影看法，因為很難想像沒有身體的存在（</w:t>
-      </w:r>
-      <w:hyperlink r:id="rId25">
-        <w:r>
-          <w:rPr>
-            <w:lang w:val="zh_TW" w:bidi="zh_TW"/>
-          </w:rPr>
-          <w:rPr>
-            <w:color w:val="0000EE"/>
-            <w:u w:val="single"/>
-          </w:rPr>
-          <w:t>詩篇16:10</w:t>
-        </w:r>
-      </w:hyperlink>
-      <w:r>
-        <w:rPr>
-          <w:lang w:val="zh_TW" w:bidi="zh_TW"/>
-        </w:rPr>
-        <w:t>，</w:t>
-      </w:r>
-      <w:hyperlink r:id="rId26">
-        <w:r>
-          <w:rPr>
-            <w:lang w:val="zh_TW" w:bidi="zh_TW"/>
-          </w:rPr>
-          <w:rPr>
-            <w:color w:val="0000EE"/>
-            <w:u w:val="single"/>
-          </w:rPr>
-          <w:t>49:15</w:t>
-        </w:r>
-      </w:hyperlink>
-      <w:r>
-        <w:rPr>
-          <w:lang w:val="zh_TW" w:bidi="zh_TW"/>
-        </w:rPr>
-        <w:t>，</w:t>
-      </w:r>
-      <w:hyperlink r:id="rId27">
-        <w:r>
-          <w:rPr>
-            <w:lang w:val="zh_TW" w:bidi="zh_TW"/>
-          </w:rPr>
-          <w:rPr>
-            <w:color w:val="0000EE"/>
-            <w:u w:val="single"/>
-          </w:rPr>
-          <w:t>88:3–12</w:t>
-        </w:r>
-      </w:hyperlink>
-      <w:r>
-        <w:rPr>
-          <w:lang w:val="zh_TW" w:bidi="zh_TW"/>
-        </w:rPr>
-        <w:t>）。存在死後生命的希望，是由於相信神對死亡的權能，相信與祂的交流在死後會繼續（</w:t>
-      </w:r>
-      <w:hyperlink r:id="rId28">
-        <w:r>
-          <w:rPr>
-            <w:lang w:val="zh_TW" w:bidi="zh_TW"/>
-          </w:rPr>
-          <w:rPr>
-            <w:color w:val="0000EE"/>
-            <w:u w:val="single"/>
-          </w:rPr>
-          <w:t>出埃及記3:6</w:t>
-        </w:r>
-      </w:hyperlink>
-      <w:r>
-        <w:rPr>
-          <w:lang w:val="zh_TW" w:bidi="zh_TW"/>
-        </w:rPr>
-        <w:t>；</w:t>
-      </w:r>
-      <w:hyperlink r:id="rId29">
-        <w:r>
-          <w:rPr>
-            <w:lang w:val="zh_TW" w:bidi="zh_TW"/>
-          </w:rPr>
-          <w:rPr>
-            <w:color w:val="0000EE"/>
-            <w:u w:val="single"/>
-          </w:rPr>
-          <w:t>撒母耳記上2:6</w:t>
-        </w:r>
-      </w:hyperlink>
-      <w:r>
-        <w:rPr>
-          <w:lang w:val="zh_TW" w:bidi="zh_TW"/>
-        </w:rPr>
-        <w:t>；</w:t>
-      </w:r>
-      <w:hyperlink r:id="rId30">
-        <w:r>
-          <w:rPr>
-            <w:lang w:val="zh_TW" w:bidi="zh_TW"/>
-          </w:rPr>
-          <w:rPr>
-            <w:color w:val="0000EE"/>
-            <w:u w:val="single"/>
-          </w:rPr>
-          <w:t>約伯記19:25–26</w:t>
-        </w:r>
-      </w:hyperlink>
-      <w:r>
-        <w:rPr>
-          <w:lang w:val="zh_TW" w:bidi="zh_TW"/>
-        </w:rPr>
-        <w:t>；</w:t>
-      </w:r>
-      <w:hyperlink r:id="rId31">
-        <w:r>
-          <w:rPr>
-            <w:lang w:val="zh_TW" w:bidi="zh_TW"/>
-          </w:rPr>
-          <w:rPr>
-            <w:color w:val="0000EE"/>
-            <w:u w:val="single"/>
-          </w:rPr>
-          <w:t>詩篇16:10–11</w:t>
-        </w:r>
-      </w:hyperlink>
-      <w:r>
-        <w:rPr>
-          <w:lang w:val="zh_TW" w:bidi="zh_TW"/>
-        </w:rPr>
-        <w:t>，</w:t>
-      </w:r>
-      <w:hyperlink r:id="rId32">
-        <w:r>
-          <w:rPr>
-            <w:lang w:val="zh_TW" w:bidi="zh_TW"/>
-          </w:rPr>
-          <w:rPr>
-            <w:color w:val="0000EE"/>
-            <w:u w:val="single"/>
-          </w:rPr>
-          <w:t>73:24–25</w:t>
-        </w:r>
-      </w:hyperlink>
-      <w:r>
-        <w:rPr>
-          <w:lang w:val="zh_TW" w:bidi="zh_TW"/>
-        </w:rPr>
-        <w:t>；</w:t>
-      </w:r>
-      <w:hyperlink r:id="rId33">
-        <w:r>
-          <w:rPr>
-            <w:lang w:val="zh_TW" w:bidi="zh_TW"/>
-          </w:rPr>
-          <w:rPr>
-            <w:color w:val="0000EE"/>
-            <w:u w:val="single"/>
-          </w:rPr>
-          <w:t>以賽亞書25:8</w:t>
-        </w:r>
-      </w:hyperlink>
-      <w:r>
-        <w:rPr>
-          <w:lang w:val="zh_TW" w:bidi="zh_TW"/>
-        </w:rPr>
-        <w:t>，</w:t>
-      </w:r>
-      <w:hyperlink r:id="rId34">
-        <w:r>
-          <w:rPr>
-            <w:lang w:val="zh_TW" w:bidi="zh_TW"/>
-          </w:rPr>
-          <w:rPr>
-            <w:color w:val="0000EE"/>
-            <w:u w:val="single"/>
-          </w:rPr>
-          <w:t>26:19</w:t>
-        </w:r>
-      </w:hyperlink>
-      <w:r>
-        <w:rPr>
-          <w:lang w:val="zh_TW" w:bidi="zh_TW"/>
-        </w:rPr>
-        <w:t>；</w:t>
-      </w:r>
-      <w:hyperlink r:id="rId35">
-        <w:r>
-          <w:rPr>
-            <w:lang w:val="zh_TW" w:bidi="zh_TW"/>
-          </w:rPr>
-          <w:rPr>
-            <w:color w:val="0000EE"/>
-            <w:u w:val="single"/>
-          </w:rPr>
-          <w:t>但以理書12:2</w:t>
-        </w:r>
-      </w:hyperlink>
-      <w:r>
-        <w:rPr>
-          <w:lang w:val="zh_TW" w:bidi="zh_TW"/>
-        </w:rPr>
-        <w:t>；</w:t>
-      </w:r>
-      <w:hyperlink r:id="rId36">
-        <w:r>
-          <w:rPr>
-            <w:lang w:val="zh_TW" w:bidi="zh_TW"/>
-          </w:rPr>
-          <w:rPr>
-            <w:color w:val="0000EE"/>
-            <w:u w:val="single"/>
-          </w:rPr>
-          <w:t>何西阿6:1–3</w:t>
-        </w:r>
-      </w:hyperlink>
-      <w:r>
-        <w:rPr>
-          <w:lang w:val="zh_TW" w:bidi="zh_TW"/>
-        </w:rPr>
-        <w:t>，</w:t>
-      </w:r>
-      <w:hyperlink r:id="rId37">
-        <w:r>
-          <w:rPr>
-            <w:lang w:val="zh_TW" w:bidi="zh_TW"/>
-          </w:rPr>
-          <w:rPr>
-            <w:color w:val="0000EE"/>
-            <w:u w:val="single"/>
-          </w:rPr>
-          <w:t>13:14</w:t>
+        <w:t>基督徒群體的成員應當彼此憐憫，實際地關心彼此。正如基督在他們需要時，白白地給予他們一樣，他們也應該彼此幫助、救濟、愛護並安慰對方。使徒雅各教導這樣的善行是信心的本質所在（</w:t>
+      </w:r>
+      <w:hyperlink r:id="rId79">
+        <w:r>
+          <w:rPr>
+            <w:lang w:val="zh_TW" w:bidi="zh_TW"/>
+          </w:rPr>
+          <w:rPr>
+            <w:color w:val="0000EE"/>
+            <w:u w:val="single"/>
+          </w:rPr>
+          <w:t>雅2:14–26</w:t>
+        </w:r>
+      </w:hyperlink>
+      <w:r>
+        <w:rPr>
+          <w:lang w:val="zh_TW" w:bidi="zh_TW"/>
+        </w:rPr>
+        <w:t>）。好撒馬利亞人對那位被打劫且受傷之人的憐憫，正是主特別表揚的（</w:t>
+      </w:r>
+      <w:hyperlink r:id="rId80">
+        <w:r>
+          <w:rPr>
+            <w:lang w:val="zh_TW" w:bidi="zh_TW"/>
+          </w:rPr>
+          <w:rPr>
+            <w:color w:val="0000EE"/>
+            <w:u w:val="single"/>
+          </w:rPr>
+          <w:t>路10:36–37</w:t>
+        </w:r>
+      </w:hyperlink>
+      <w:r>
+        <w:rPr>
+          <w:lang w:val="zh_TW" w:bidi="zh_TW"/>
+        </w:rPr>
+        <w:t>）。充滿憐憫是天國子民的一個顯著美德（</w:t>
+      </w:r>
+      <w:hyperlink r:id="rId73">
+        <w:r>
+          <w:rPr>
+            <w:lang w:val="zh_TW" w:bidi="zh_TW"/>
+          </w:rPr>
+          <w:rPr>
+            <w:color w:val="0000EE"/>
+            <w:u w:val="single"/>
+          </w:rPr>
+          <w:t>太5:7</w:t>
         </w:r>
       </w:hyperlink>
       <w:r>
@@ -925,17 +1678,6 @@
           <w:lang w:val="zh_TW" w:bidi="zh_TW"/>
         </w:rPr>
         <w:t>）。</w:t>
-      </w:r>
-    </w:p>
-    <w:p>
-      <w:pPr>
-        <w:pStyle w:val="Heading4"/>
-      </w:pPr>
-      <w:r>
-        <w:rPr>
-          <w:lang w:val="zh_TW" w:bidi="zh_TW"/>
-        </w:rPr>
-        <w:t>新約聖經中的靈魂</w:t>
       </w:r>
     </w:p>
     <w:p>
@@ -947,1197 +1689,40 @@
       </w:r>
       <w:r>
         <w:rPr>
-          <w:lang w:val="zh_TW" w:bidi="zh_TW"/>
-        </w:rPr>
-        <w:t>在新約聖經中，靈魂（</w:t>
-      </w:r>
-      <w:r>
-        <w:rPr>
           <w:i/>
           <w:lang w:val="zh_TW" w:bidi="zh_TW"/>
         </w:rPr>
-        <w:t>psuche</w:t>
-      </w:r>
-      <w:r>
-        <w:rPr>
-          <w:lang w:val="zh_TW" w:bidi="zh_TW"/>
-        </w:rPr>
-        <w:t>）的意義與舊約聖經中相似。通常，它意味著生命本身。耶穌的跟從者為了祂的緣故冒著生命（靈魂）的危險（</w:t>
-      </w:r>
-      <w:hyperlink r:id="rId38">
-        <w:r>
-          <w:rPr>
-            <w:lang w:val="zh_TW" w:bidi="zh_TW"/>
-          </w:rPr>
-          <w:rPr>
-            <w:color w:val="0000EE"/>
-            <w:u w:val="single"/>
-          </w:rPr>
-          <w:t>使徒行傳15:26</w:t>
-        </w:r>
-      </w:hyperlink>
-      <w:r>
-        <w:rPr>
-          <w:lang w:val="zh_TW" w:bidi="zh_TW"/>
-        </w:rPr>
-        <w:t>；比較</w:t>
-      </w:r>
-      <w:hyperlink r:id="rId39">
-        <w:r>
-          <w:rPr>
-            <w:lang w:val="zh_TW" w:bidi="zh_TW"/>
-          </w:rPr>
-          <w:rPr>
-            <w:color w:val="0000EE"/>
-            <w:u w:val="single"/>
-          </w:rPr>
-          <w:t>約翰福音13:37</w:t>
-        </w:r>
-      </w:hyperlink>
+        <w:t>另見</w:t>
+      </w:r>
+      <w:r>
+        <w:rPr>
+          <w:lang w:val="zh_TW" w:bidi="zh_TW"/>
+        </w:rPr>
+        <w:t xml:space="preserve"> </w:t>
+      </w:r>
+      <w:r>
+        <w:rPr>
+          <w:lang w:val="zh_TW" w:bidi="zh_TW"/>
+        </w:rPr>
+        <w:t>神的存在與屬性；</w:t>
+      </w:r>
+      <w:r>
+        <w:rPr>
+          <w:lang w:val="zh_TW" w:bidi="zh_TW"/>
+        </w:rPr>
+        <w:t>恩典</w:t>
+      </w:r>
       <w:r>
         <w:rPr>
           <w:lang w:val="zh_TW" w:bidi="zh_TW"/>
         </w:rPr>
         <w:t>；</w:t>
       </w:r>
-      <w:hyperlink r:id="rId40">
-        <w:r>
-          <w:rPr>
-            <w:lang w:val="zh_TW" w:bidi="zh_TW"/>
-          </w:rPr>
-          <w:rPr>
-            <w:color w:val="0000EE"/>
-            <w:u w:val="single"/>
-          </w:rPr>
-          <w:t>羅馬書16:4</w:t>
-        </w:r>
-      </w:hyperlink>
-      <w:r>
-        <w:rPr>
-          <w:lang w:val="zh_TW" w:bidi="zh_TW"/>
-        </w:rPr>
-        <w:t>；</w:t>
-      </w:r>
-      <w:hyperlink r:id="rId41">
-        <w:r>
-          <w:rPr>
-            <w:lang w:val="zh_TW" w:bidi="zh_TW"/>
-          </w:rPr>
-          <w:rPr>
-            <w:color w:val="0000EE"/>
-            <w:u w:val="single"/>
-          </w:rPr>
-          <w:t>腓利比書2:30</w:t>
-        </w:r>
-      </w:hyperlink>
-      <w:r>
-        <w:rPr>
-          <w:lang w:val="zh_TW" w:bidi="zh_TW"/>
-        </w:rPr>
-        <w:t>）。耶穌是人子，祂來是要服事人並捨命（靈魂）作多人的贖價（</w:t>
-      </w:r>
-      <w:hyperlink r:id="rId42">
-        <w:r>
-          <w:rPr>
-            <w:lang w:val="zh_TW" w:bidi="zh_TW"/>
-          </w:rPr>
-          <w:rPr>
-            <w:color w:val="0000EE"/>
-            <w:u w:val="single"/>
-          </w:rPr>
-          <w:t>馬太福音20:28</w:t>
-        </w:r>
-      </w:hyperlink>
-      <w:r>
-        <w:rPr>
-          <w:lang w:val="zh_TW" w:bidi="zh_TW"/>
-        </w:rPr>
-        <w:t>；</w:t>
-      </w:r>
-      <w:hyperlink r:id="rId43">
-        <w:r>
-          <w:rPr>
-            <w:lang w:val="zh_TW" w:bidi="zh_TW"/>
-          </w:rPr>
-          <w:rPr>
-            <w:color w:val="0000EE"/>
-            <w:u w:val="single"/>
-          </w:rPr>
-          <w:t>馬可福音10:45</w:t>
-        </w:r>
-      </w:hyperlink>
-      <w:r>
-        <w:rPr>
-          <w:lang w:val="zh_TW" w:bidi="zh_TW"/>
-        </w:rPr>
-        <w:t>）。耶穌是好牧羊人，為羊捨命（靈魂）（</w:t>
-      </w:r>
-      <w:hyperlink r:id="rId44">
-        <w:r>
-          <w:rPr>
-            <w:lang w:val="zh_TW" w:bidi="zh_TW"/>
-          </w:rPr>
-          <w:rPr>
-            <w:color w:val="0000EE"/>
-            <w:u w:val="single"/>
-          </w:rPr>
-          <w:t>約翰福音10:14、17</w:t>
-        </w:r>
-      </w:hyperlink>
-      <w:hyperlink r:id="rId45">
-        <w:r>
-          <w:rPr>
-            <w:lang w:val="zh_TW" w:bidi="zh_TW"/>
-          </w:rPr>
-          <w:rPr>
-            <w:color w:val="0000EE"/>
-            <w:u w:val="single"/>
-          </w:rPr>
-          <w:t>–</w:t>
-        </w:r>
-      </w:hyperlink>
-      <w:hyperlink r:id="rId44">
-        <w:r>
-          <w:rPr>
-            <w:lang w:val="zh_TW" w:bidi="zh_TW"/>
-          </w:rPr>
-          <w:rPr>
-            <w:color w:val="0000EE"/>
-            <w:u w:val="single"/>
-          </w:rPr>
-          <w:t>18</w:t>
-        </w:r>
-      </w:hyperlink>
-      <w:r>
-        <w:rPr>
-          <w:lang w:val="zh_TW" w:bidi="zh_TW"/>
-        </w:rPr>
-        <w:t>）。在</w:t>
-      </w:r>
-      <w:hyperlink r:id="rId46">
-        <w:r>
-          <w:rPr>
-            <w:lang w:val="zh_TW" w:bidi="zh_TW"/>
-          </w:rPr>
-          <w:rPr>
-            <w:color w:val="0000EE"/>
-            <w:u w:val="single"/>
-          </w:rPr>
-          <w:t>路加福音十四章26節</w:t>
-        </w:r>
-      </w:hyperlink>
-      <w:r>
-        <w:rPr>
-          <w:lang w:val="zh_TW" w:bidi="zh_TW"/>
-        </w:rPr>
-        <w:t>，作門徒意味著願意捨己，甚至為基督的緣故捨去自己的生命（比較</w:t>
-      </w:r>
-      <w:hyperlink r:id="rId47">
-        <w:r>
-          <w:rPr>
-            <w:lang w:val="zh_TW" w:bidi="zh_TW"/>
-          </w:rPr>
-          <w:rPr>
-            <w:color w:val="0000EE"/>
-            <w:u w:val="single"/>
-          </w:rPr>
-          <w:t>路加福音9:23</w:t>
-        </w:r>
-      </w:hyperlink>
-      <w:r>
-        <w:rPr>
-          <w:lang w:val="zh_TW" w:bidi="zh_TW"/>
-        </w:rPr>
-        <w:t>、</w:t>
-      </w:r>
-      <w:hyperlink r:id="rId48">
-        <w:r>
-          <w:rPr>
-            <w:lang w:val="zh_TW" w:bidi="zh_TW"/>
-          </w:rPr>
-          <w:rPr>
-            <w:color w:val="0000EE"/>
-            <w:u w:val="single"/>
-          </w:rPr>
-          <w:t>啟示錄12:11</w:t>
-        </w:r>
-      </w:hyperlink>
-      <w:r>
-        <w:rPr>
-          <w:lang w:val="zh_TW" w:bidi="zh_TW"/>
-        </w:rPr>
-        <w:t>）。</w:t>
-      </w:r>
-    </w:p>
-    <w:p>
-      <w:pPr/>
-      <w:r>
-        <w:rPr>
-          <w:lang w:val="zh_TW" w:bidi="zh_TW"/>
-        </w:rPr>
-      </w:r>
-      <w:r>
-        <w:rPr>
-          <w:lang w:val="zh_TW" w:bidi="zh_TW"/>
-        </w:rPr>
-        <w:t>「靈魂」經常可以指「人」（</w:t>
-      </w:r>
-      <w:hyperlink r:id="rId49">
-        <w:r>
-          <w:rPr>
-            <w:lang w:val="zh_TW" w:bidi="zh_TW"/>
-          </w:rPr>
-          <w:rPr>
-            <w:color w:val="0000EE"/>
-            <w:u w:val="single"/>
-          </w:rPr>
-          <w:t>使徒行傳2:43</w:t>
-        </w:r>
-      </w:hyperlink>
-      <w:r>
-        <w:rPr>
-          <w:lang w:val="zh_TW" w:bidi="zh_TW"/>
-        </w:rPr>
-        <w:t>，</w:t>
-      </w:r>
-      <w:hyperlink r:id="rId50">
-        <w:r>
-          <w:rPr>
-            <w:lang w:val="zh_TW" w:bidi="zh_TW"/>
-          </w:rPr>
-          <w:rPr>
-            <w:color w:val="0000EE"/>
-            <w:u w:val="single"/>
-          </w:rPr>
-          <w:t>3:23</w:t>
-        </w:r>
-      </w:hyperlink>
-      <w:r>
-        <w:rPr>
-          <w:lang w:val="zh_TW" w:bidi="zh_TW"/>
-        </w:rPr>
-        <w:t>，</w:t>
-      </w:r>
-      <w:hyperlink r:id="rId51">
-        <w:r>
-          <w:rPr>
-            <w:lang w:val="zh_TW" w:bidi="zh_TW"/>
-          </w:rPr>
-          <w:rPr>
-            <w:color w:val="0000EE"/>
-            <w:u w:val="single"/>
-          </w:rPr>
-          <w:t>7:14</w:t>
-        </w:r>
-      </w:hyperlink>
-      <w:r>
-        <w:rPr>
-          <w:lang w:val="zh_TW" w:bidi="zh_TW"/>
-        </w:rPr>
-        <w:t>；</w:t>
-      </w:r>
-      <w:hyperlink r:id="rId52">
-        <w:r>
-          <w:rPr>
-            <w:lang w:val="zh_TW" w:bidi="zh_TW"/>
-          </w:rPr>
-          <w:rPr>
-            <w:color w:val="0000EE"/>
-            <w:u w:val="single"/>
-          </w:rPr>
-          <w:t>羅馬書2:9</w:t>
-        </w:r>
-      </w:hyperlink>
-      <w:r>
-        <w:rPr>
-          <w:lang w:val="zh_TW" w:bidi="zh_TW"/>
-        </w:rPr>
-        <w:t>，</w:t>
-      </w:r>
-      <w:hyperlink r:id="rId53">
-        <w:r>
-          <w:rPr>
-            <w:lang w:val="zh_TW" w:bidi="zh_TW"/>
-          </w:rPr>
-          <w:rPr>
-            <w:color w:val="0000EE"/>
-            <w:u w:val="single"/>
-          </w:rPr>
-          <w:t>13:1</w:t>
-        </w:r>
-      </w:hyperlink>
-      <w:r>
-        <w:rPr>
-          <w:lang w:val="zh_TW" w:bidi="zh_TW"/>
-        </w:rPr>
-        <w:t>；</w:t>
-      </w:r>
-      <w:hyperlink r:id="rId54">
-        <w:r>
-          <w:rPr>
-            <w:lang w:val="zh_TW" w:bidi="zh_TW"/>
-          </w:rPr>
-          <w:rPr>
-            <w:color w:val="0000EE"/>
-            <w:u w:val="single"/>
-          </w:rPr>
-          <w:t>彼得前書3:20</w:t>
-        </w:r>
-      </w:hyperlink>
-      <w:r>
-        <w:rPr>
-          <w:lang w:val="zh_TW" w:bidi="zh_TW"/>
-        </w:rPr>
-        <w:t>）。「活物」這個表達（有時在</w:t>
-      </w:r>
-      <w:hyperlink r:id="rId55">
-        <w:r>
-          <w:rPr>
-            <w:lang w:val="zh_TW" w:bidi="zh_TW"/>
-          </w:rPr>
-          <w:rPr>
-            <w:color w:val="0000EE"/>
-            <w:u w:val="single"/>
-          </w:rPr>
-          <w:t>啟示錄16:3</w:t>
-        </w:r>
-      </w:hyperlink>
-      <w:r>
-        <w:rPr>
-          <w:lang w:val="zh_TW" w:bidi="zh_TW"/>
-        </w:rPr>
-        <w:t>中使用）反映了活物有生命的一面。就像在舊約聖經中一樣，靈魂可以指一個人的情感能量。它代表著人的內在存在。當耶穌為祂的死亡憂傷時，祂談到了祂的靈魂被壓碎（</w:t>
-      </w:r>
-      <w:hyperlink r:id="rId56">
-        <w:r>
-          <w:rPr>
-            <w:lang w:val="zh_TW" w:bidi="zh_TW"/>
-          </w:rPr>
-          <w:rPr>
-            <w:color w:val="0000EE"/>
-            <w:u w:val="single"/>
-          </w:rPr>
-          <w:t>馬太福音26:38</w:t>
-        </w:r>
-      </w:hyperlink>
-      <w:r>
-        <w:rPr>
-          <w:lang w:val="zh_TW" w:bidi="zh_TW"/>
-        </w:rPr>
-        <w:t>；</w:t>
-      </w:r>
-      <w:hyperlink r:id="rId57">
-        <w:r>
-          <w:rPr>
-            <w:lang w:val="zh_TW" w:bidi="zh_TW"/>
-          </w:rPr>
-          <w:rPr>
-            <w:color w:val="0000EE"/>
-            <w:u w:val="single"/>
-          </w:rPr>
-          <w:t>馬可福音14:34</w:t>
-        </w:r>
-      </w:hyperlink>
-      <w:r>
-        <w:rPr>
-          <w:lang w:val="zh_TW" w:bidi="zh_TW"/>
-        </w:rPr>
-        <w:t>；比較</w:t>
-      </w:r>
-      <w:hyperlink r:id="rId58">
-        <w:r>
-          <w:rPr>
-            <w:lang w:val="zh_TW" w:bidi="zh_TW"/>
-          </w:rPr>
-          <w:rPr>
-            <w:color w:val="0000EE"/>
-            <w:u w:val="single"/>
-          </w:rPr>
-          <w:t>詩篇42:6</w:t>
-        </w:r>
-      </w:hyperlink>
-      <w:r>
-        <w:rPr>
-          <w:lang w:val="zh_TW" w:bidi="zh_TW"/>
-        </w:rPr>
-        <w:t>）。在另一處經文中，耶穌應許那些來到祂面前的人靈魂得安息（</w:t>
-      </w:r>
-      <w:hyperlink r:id="rId59">
-        <w:r>
-          <w:rPr>
-            <w:lang w:val="zh_TW" w:bidi="zh_TW"/>
-          </w:rPr>
-          <w:rPr>
-            <w:color w:val="0000EE"/>
-            <w:u w:val="single"/>
-          </w:rPr>
-          <w:t>馬太福音11:29</w:t>
-        </w:r>
-      </w:hyperlink>
-      <w:r>
-        <w:rPr>
-          <w:lang w:val="zh_TW" w:bidi="zh_TW"/>
-        </w:rPr>
-        <w:t>）。在這裡，「靈魂」意味著人的本質（比較</w:t>
-      </w:r>
-      <w:hyperlink r:id="rId60">
-        <w:r>
-          <w:rPr>
-            <w:lang w:val="zh_TW" w:bidi="zh_TW"/>
-          </w:rPr>
-          <w:rPr>
-            <w:color w:val="0000EE"/>
-            <w:u w:val="single"/>
-          </w:rPr>
-          <w:t>路加福音2:35</w:t>
-        </w:r>
-      </w:hyperlink>
-      <w:r>
-        <w:rPr>
-          <w:lang w:val="zh_TW" w:bidi="zh_TW"/>
-        </w:rPr>
-        <w:t>；</w:t>
-      </w:r>
-      <w:hyperlink r:id="rId61">
-        <w:r>
-          <w:rPr>
-            <w:lang w:val="zh_TW" w:bidi="zh_TW"/>
-          </w:rPr>
-          <w:rPr>
-            <w:color w:val="0000EE"/>
-            <w:u w:val="single"/>
-          </w:rPr>
-          <w:t>哥林多後書1:23</w:t>
-        </w:r>
-      </w:hyperlink>
-      <w:r>
-        <w:rPr>
-          <w:lang w:val="zh_TW" w:bidi="zh_TW"/>
-        </w:rPr>
-        <w:t>；</w:t>
-      </w:r>
-      <w:hyperlink r:id="rId62">
-        <w:r>
-          <w:rPr>
-            <w:lang w:val="zh_TW" w:bidi="zh_TW"/>
-          </w:rPr>
-          <w:rPr>
-            <w:color w:val="0000EE"/>
-            <w:u w:val="single"/>
-          </w:rPr>
-          <w:t>帖撒羅尼迦後書2:8</w:t>
-        </w:r>
-      </w:hyperlink>
-      <w:r>
-        <w:rPr>
-          <w:lang w:val="zh_TW" w:bidi="zh_TW"/>
-        </w:rPr>
-        <w:t>；</w:t>
-      </w:r>
-      <w:hyperlink r:id="rId63">
-        <w:r>
-          <w:rPr>
-            <w:lang w:val="zh_TW" w:bidi="zh_TW"/>
-          </w:rPr>
-          <w:rPr>
-            <w:color w:val="0000EE"/>
-            <w:u w:val="single"/>
-          </w:rPr>
-          <w:t>約翰三書1:2</w:t>
-        </w:r>
-      </w:hyperlink>
-      <w:r>
-        <w:rPr>
-          <w:lang w:val="zh_TW" w:bidi="zh_TW"/>
-        </w:rPr>
-        <w:t>）。</w:t>
-      </w:r>
-    </w:p>
-    <w:p>
-      <w:pPr>
-        <w:pStyle w:val="Heading3"/>
-      </w:pPr>
-      <w:r>
-        <w:rPr>
-          <w:lang w:val="zh_TW" w:bidi="zh_TW"/>
-        </w:rPr>
-        <w:t>靈魂與靈</w:t>
-      </w:r>
-    </w:p>
-    <w:p>
-      <w:pPr/>
-      <w:r>
-        <w:rPr>
-          <w:lang w:val="zh_TW" w:bidi="zh_TW"/>
-        </w:rPr>
-      </w:r>
-      <w:r>
-        <w:rPr>
-          <w:lang w:val="zh_TW" w:bidi="zh_TW"/>
-        </w:rPr>
-        <w:t>幾段經文同時提到靈魂與靈。</w:t>
-      </w:r>
-      <w:hyperlink r:id="rId64">
-        <w:r>
-          <w:rPr>
-            <w:lang w:val="zh_TW" w:bidi="zh_TW"/>
-          </w:rPr>
-          <w:rPr>
-            <w:color w:val="0000EE"/>
-            <w:u w:val="single"/>
-          </w:rPr>
-          <w:t>路加福音一章46節</w:t>
-        </w:r>
-      </w:hyperlink>
-      <w:r>
-        <w:rPr>
-          <w:lang w:val="zh_TW" w:bidi="zh_TW"/>
-        </w:rPr>
-        <w:t>可能是「詩意平行」，即用兩種不同方式表達一個想法。這兩個詞都指馬利亞最裡面的人。</w:t>
-      </w:r>
-      <w:hyperlink r:id="rId65">
-        <w:r>
-          <w:rPr>
-            <w:lang w:val="zh_TW" w:bidi="zh_TW"/>
-          </w:rPr>
-          <w:rPr>
-            <w:color w:val="0000EE"/>
-            <w:u w:val="single"/>
-          </w:rPr>
-          <w:t>希伯來書四章12節</w:t>
-        </w:r>
-      </w:hyperlink>
-      <w:r>
-        <w:rPr>
-          <w:lang w:val="zh_TW" w:bidi="zh_TW"/>
-        </w:rPr>
-        <w:t>，「</w:t>
-      </w:r>
-      <w:r>
-        <w:rPr>
-          <w:lang w:val="zh_TW" w:bidi="zh_TW"/>
-        </w:rPr>
-        <w:t>剖開</w:t>
-      </w:r>
-      <w:r>
-        <w:rPr>
-          <w:lang w:val="zh_TW" w:bidi="zh_TW"/>
-        </w:rPr>
-        <w:t>魂與靈」，是形象地展示神的話語如何探測我們的內心。</w:t>
-      </w:r>
-      <w:hyperlink r:id="rId66">
-        <w:r>
-          <w:rPr>
-            <w:lang w:val="zh_TW" w:bidi="zh_TW"/>
-          </w:rPr>
-          <w:rPr>
-            <w:color w:val="0000EE"/>
-            <w:u w:val="single"/>
-          </w:rPr>
-          <w:t>帖撒羅尼迦前書五章23節</w:t>
-        </w:r>
-      </w:hyperlink>
-      <w:r>
-        <w:rPr>
-          <w:lang w:val="zh_TW" w:bidi="zh_TW"/>
-        </w:rPr>
-        <w:t>，為讀者禱告</w:t>
-      </w:r>
-      <w:r>
-        <w:rPr>
-          <w:lang w:val="zh_TW" w:bidi="zh_TW"/>
-        </w:rPr>
-        <w:t>靈與魂與身子得蒙保守，無可指摘，</w:t>
-      </w:r>
-      <w:r>
-        <w:rPr>
-          <w:lang w:val="zh_TW" w:bidi="zh_TW"/>
-        </w:rPr>
-        <w:t>意味著整個人。在這裡，靈魂可能暗示著物質存在，而靈則可能意味著更高或「屬靈的」生命。</w:t>
-      </w:r>
-    </w:p>
-    <w:p>
-      <w:pPr/>
-      <w:r>
-        <w:rPr>
-          <w:lang w:val="zh_TW" w:bidi="zh_TW"/>
-        </w:rPr>
-      </w:r>
-      <w:r>
-        <w:rPr>
-          <w:lang w:val="zh_TW" w:bidi="zh_TW"/>
-        </w:rPr>
-        <w:t>在其它經文中，靈魂與情感、意志和心智相關，總是暗示著一個人的內在存在。人們應當</w:t>
-      </w:r>
-      <w:r>
-        <w:rPr>
-          <w:lang w:val="zh_TW" w:bidi="zh_TW"/>
-        </w:rPr>
-        <w:t>盡心盡意</w:t>
-      </w:r>
-      <w:r>
-        <w:rPr>
-          <w:lang w:val="zh_TW" w:bidi="zh_TW"/>
-        </w:rPr>
-        <w:t>愛神（</w:t>
-      </w:r>
-      <w:hyperlink r:id="rId67">
-        <w:r>
-          <w:rPr>
-            <w:lang w:val="zh_TW" w:bidi="zh_TW"/>
-          </w:rPr>
-          <w:rPr>
-            <w:color w:val="0000EE"/>
-            <w:u w:val="single"/>
-          </w:rPr>
-          <w:t>馬太福音22:37</w:t>
-        </w:r>
-      </w:hyperlink>
-      <w:r>
-        <w:rPr>
-          <w:lang w:val="zh_TW" w:bidi="zh_TW"/>
-        </w:rPr>
-        <w:t>；</w:t>
-      </w:r>
-      <w:hyperlink r:id="rId68">
-        <w:r>
-          <w:rPr>
-            <w:lang w:val="zh_TW" w:bidi="zh_TW"/>
-          </w:rPr>
-          <w:rPr>
-            <w:color w:val="0000EE"/>
-            <w:u w:val="single"/>
-          </w:rPr>
-          <w:t>馬可福音12:30</w:t>
-        </w:r>
-      </w:hyperlink>
-      <w:r>
-        <w:rPr>
-          <w:lang w:val="zh_TW" w:bidi="zh_TW"/>
-        </w:rPr>
-        <w:t>；比較</w:t>
-      </w:r>
-      <w:hyperlink r:id="rId69">
-        <w:r>
-          <w:rPr>
-            <w:lang w:val="zh_TW" w:bidi="zh_TW"/>
-          </w:rPr>
-          <w:rPr>
-            <w:color w:val="0000EE"/>
-            <w:u w:val="single"/>
-          </w:rPr>
-          <w:t>申命記6:5</w:t>
-        </w:r>
-      </w:hyperlink>
-      <w:r>
-        <w:rPr>
-          <w:lang w:val="zh_TW" w:bidi="zh_TW"/>
-        </w:rPr>
-        <w:t>）。片語「從靈裡」（</w:t>
-      </w:r>
-      <w:hyperlink r:id="rId70">
-        <w:r>
-          <w:rPr>
-            <w:lang w:val="zh_TW" w:bidi="zh_TW"/>
-          </w:rPr>
-          <w:rPr>
-            <w:color w:val="0000EE"/>
-            <w:u w:val="single"/>
-          </w:rPr>
-          <w:t>以弗所書6:6</w:t>
-        </w:r>
-      </w:hyperlink>
-      <w:r>
-        <w:rPr>
-          <w:lang w:val="zh_TW" w:bidi="zh_TW"/>
-        </w:rPr>
-        <w:t>；</w:t>
-      </w:r>
-      <w:hyperlink r:id="rId71">
-        <w:r>
-          <w:rPr>
-            <w:lang w:val="zh_TW" w:bidi="zh_TW"/>
-          </w:rPr>
-          <w:rPr>
-            <w:color w:val="0000EE"/>
-            <w:u w:val="single"/>
-          </w:rPr>
-          <w:t>歌羅西書3:23</w:t>
-        </w:r>
-      </w:hyperlink>
-      <w:r>
-        <w:rPr>
-          <w:lang w:val="zh_TW" w:bidi="zh_TW"/>
-        </w:rPr>
-        <w:t>有些時候的翻譯）意指「從心裡」，以全心。在</w:t>
-      </w:r>
-      <w:hyperlink r:id="rId72">
-        <w:r>
-          <w:rPr>
-            <w:lang w:val="zh_TW" w:bidi="zh_TW"/>
-          </w:rPr>
-          <w:rPr>
-            <w:color w:val="0000EE"/>
-            <w:u w:val="single"/>
-          </w:rPr>
-          <w:t>腓利比書一章27節</w:t>
-        </w:r>
-      </w:hyperlink>
-      <w:r>
-        <w:rPr>
-          <w:lang w:val="zh_TW" w:bidi="zh_TW"/>
-        </w:rPr>
-        <w:t>中，信徒被呼召要同心合意（比較</w:t>
-      </w:r>
-      <w:hyperlink r:id="rId73">
-        <w:r>
-          <w:rPr>
-            <w:lang w:val="zh_TW" w:bidi="zh_TW"/>
-          </w:rPr>
-          <w:rPr>
-            <w:color w:val="0000EE"/>
-            <w:u w:val="single"/>
-          </w:rPr>
-          <w:t>使徒行傳4:32</w:t>
-        </w:r>
-      </w:hyperlink>
-      <w:r>
-        <w:rPr>
-          <w:lang w:val="zh_TW" w:bidi="zh_TW"/>
-        </w:rPr>
-        <w:t>，</w:t>
-      </w:r>
-      <w:hyperlink r:id="rId74">
-        <w:r>
-          <w:rPr>
-            <w:lang w:val="zh_TW" w:bidi="zh_TW"/>
-          </w:rPr>
-          <w:rPr>
-            <w:color w:val="0000EE"/>
-            <w:u w:val="single"/>
-          </w:rPr>
-          <w:t>14:2</w:t>
-        </w:r>
-      </w:hyperlink>
-      <w:r>
-        <w:rPr>
-          <w:lang w:val="zh_TW" w:bidi="zh_TW"/>
-        </w:rPr>
-        <w:t>）。</w:t>
-      </w:r>
-    </w:p>
-    <w:p>
-      <w:pPr>
-        <w:pStyle w:val="Heading3"/>
-      </w:pPr>
-      <w:r>
-        <w:rPr>
-          <w:lang w:val="zh_TW" w:bidi="zh_TW"/>
-        </w:rPr>
-        <w:t>靈魂與救恩</w:t>
-      </w:r>
-    </w:p>
-    <w:p>
-      <w:pPr/>
-      <w:r>
-        <w:rPr>
-          <w:lang w:val="zh_TW" w:bidi="zh_TW"/>
-        </w:rPr>
-      </w:r>
-      <w:r>
-        <w:rPr>
-          <w:lang w:val="zh_TW" w:bidi="zh_TW"/>
-        </w:rPr>
-        <w:t>有關靈魂和救恩的經文包括：</w:t>
-      </w:r>
-    </w:p>
-    <w:p>
-      <w:pPr>
-        <w:pStyle w:val="ListBullet"/>
-        <w:spacing w:line="240" w:lineRule="auto"/>
-        <w:ind w:left="720"/>
-      </w:pPr>
-      <w:r>
-        <w:rPr>
-          <w:lang w:val="zh_TW" w:bidi="zh_TW"/>
-        </w:rPr>
-      </w:r>
-      <w:hyperlink r:id="rId75">
-        <w:r>
-          <w:rPr>
-            <w:lang w:val="zh_TW" w:bidi="zh_TW"/>
-          </w:rPr>
-          <w:rPr>
-            <w:color w:val="0000EE"/>
-            <w:u w:val="single"/>
-          </w:rPr>
-          <w:t>馬太福音十章28節</w:t>
-        </w:r>
-      </w:hyperlink>
-    </w:p>
-    <w:p>
-      <w:pPr>
-        <w:pStyle w:val="ListBullet"/>
-        <w:spacing w:line="240" w:lineRule="auto"/>
-        <w:ind w:left="720"/>
-      </w:pPr>
-      <w:r>
-        <w:rPr>
-          <w:lang w:val="zh_TW" w:bidi="zh_TW"/>
-        </w:rPr>
-      </w:r>
-      <w:hyperlink r:id="rId76">
-        <w:r>
-          <w:rPr>
-            <w:lang w:val="zh_TW" w:bidi="zh_TW"/>
-          </w:rPr>
-          <w:rPr>
-            <w:color w:val="0000EE"/>
-            <w:u w:val="single"/>
-          </w:rPr>
-          <w:t>路加福音十二章5節</w:t>
-        </w:r>
-      </w:hyperlink>
-    </w:p>
-    <w:p>
-      <w:pPr>
-        <w:pStyle w:val="ListBullet"/>
-        <w:spacing w:line="240" w:lineRule="auto"/>
-        <w:ind w:left="720"/>
-      </w:pPr>
-      <w:r>
-        <w:rPr>
-          <w:lang w:val="zh_TW" w:bidi="zh_TW"/>
-        </w:rPr>
-      </w:r>
-      <w:hyperlink r:id="rId77">
-        <w:r>
-          <w:rPr>
-            <w:lang w:val="zh_TW" w:bidi="zh_TW"/>
-          </w:rPr>
-          <w:rPr>
-            <w:color w:val="0000EE"/>
-            <w:u w:val="single"/>
-          </w:rPr>
-          <w:t>希伯來書六章19節</w:t>
-        </w:r>
-      </w:hyperlink>
-    </w:p>
-    <w:p>
-      <w:pPr>
-        <w:pStyle w:val="ListBullet"/>
-        <w:spacing w:line="240" w:lineRule="auto"/>
-        <w:ind w:left="720"/>
-      </w:pPr>
-      <w:r>
-        <w:rPr>
-          <w:lang w:val="zh_TW" w:bidi="zh_TW"/>
-        </w:rPr>
-      </w:r>
-      <w:hyperlink r:id="rId78">
-        <w:r>
-          <w:rPr>
-            <w:lang w:val="zh_TW" w:bidi="zh_TW"/>
-          </w:rPr>
-          <w:rPr>
-            <w:color w:val="0000EE"/>
-            <w:u w:val="single"/>
-          </w:rPr>
-          <w:t>希伯來書十章39節</w:t>
-        </w:r>
-      </w:hyperlink>
-    </w:p>
-    <w:p>
-      <w:pPr>
-        <w:pStyle w:val="ListBullet"/>
-        <w:spacing w:line="240" w:lineRule="auto"/>
-        <w:ind w:left="720"/>
-      </w:pPr>
-      <w:r>
-        <w:rPr>
-          <w:lang w:val="zh_TW" w:bidi="zh_TW"/>
-        </w:rPr>
-      </w:r>
-      <w:hyperlink r:id="rId79">
-        <w:r>
-          <w:rPr>
-            <w:lang w:val="zh_TW" w:bidi="zh_TW"/>
-          </w:rPr>
-          <w:rPr>
-            <w:color w:val="0000EE"/>
-            <w:u w:val="single"/>
-          </w:rPr>
-          <w:t>希伯來書十二章3節</w:t>
-        </w:r>
-      </w:hyperlink>
-    </w:p>
-    <w:p>
-      <w:pPr>
-        <w:pStyle w:val="ListBullet"/>
-        <w:spacing w:line="240" w:lineRule="auto"/>
-        <w:ind w:left="720"/>
-      </w:pPr>
-      <w:r>
-        <w:rPr>
-          <w:lang w:val="zh_TW" w:bidi="zh_TW"/>
-        </w:rPr>
-      </w:r>
-      <w:hyperlink r:id="rId80">
-        <w:r>
-          <w:rPr>
-            <w:lang w:val="zh_TW" w:bidi="zh_TW"/>
-          </w:rPr>
-          <w:rPr>
-            <w:color w:val="0000EE"/>
-            <w:u w:val="single"/>
-          </w:rPr>
-          <w:t>希伯來書十三章7節</w:t>
-        </w:r>
-      </w:hyperlink>
-    </w:p>
-    <w:p>
-      <w:pPr>
-        <w:pStyle w:val="ListBullet"/>
-        <w:spacing w:line="240" w:lineRule="auto"/>
-        <w:ind w:left="720"/>
-      </w:pPr>
-      <w:r>
-        <w:rPr>
-          <w:lang w:val="zh_TW" w:bidi="zh_TW"/>
-        </w:rPr>
-      </w:r>
-      <w:hyperlink r:id="rId81">
-        <w:r>
-          <w:rPr>
-            <w:lang w:val="zh_TW" w:bidi="zh_TW"/>
-          </w:rPr>
-          <w:rPr>
-            <w:color w:val="0000EE"/>
-            <w:u w:val="single"/>
-          </w:rPr>
-          <w:t>雅各書一章21節</w:t>
-        </w:r>
-      </w:hyperlink>
-    </w:p>
-    <w:p>
-      <w:pPr>
-        <w:pStyle w:val="ListBullet"/>
-        <w:spacing w:line="240" w:lineRule="auto"/>
-        <w:ind w:left="720"/>
-      </w:pPr>
-      <w:r>
-        <w:rPr>
-          <w:lang w:val="zh_TW" w:bidi="zh_TW"/>
-        </w:rPr>
-      </w:r>
-      <w:hyperlink r:id="rId82">
-        <w:r>
-          <w:rPr>
-            <w:lang w:val="zh_TW" w:bidi="zh_TW"/>
-          </w:rPr>
-          <w:rPr>
-            <w:color w:val="0000EE"/>
-            <w:u w:val="single"/>
-          </w:rPr>
-          <w:t>雅各書五章20節</w:t>
-        </w:r>
-      </w:hyperlink>
-    </w:p>
-    <w:p>
-      <w:pPr>
-        <w:pStyle w:val="ListBullet"/>
-        <w:spacing w:line="240" w:lineRule="auto"/>
-        <w:ind w:left="720"/>
-      </w:pPr>
-      <w:r>
-        <w:rPr>
-          <w:lang w:val="zh_TW" w:bidi="zh_TW"/>
-        </w:rPr>
-      </w:r>
-      <w:hyperlink r:id="rId83">
-        <w:r>
-          <w:rPr>
-            <w:lang w:val="zh_TW" w:bidi="zh_TW"/>
-          </w:rPr>
-          <w:rPr>
-            <w:color w:val="0000EE"/>
-            <w:u w:val="single"/>
-          </w:rPr>
-          <w:t>彼得前書一章9節、22</w:t>
-        </w:r>
-      </w:hyperlink>
-      <w:hyperlink r:id="rId84">
-        <w:r>
-          <w:rPr>
-            <w:lang w:val="zh_TW" w:bidi="zh_TW"/>
-          </w:rPr>
-          <w:rPr>
-            <w:color w:val="0000EE"/>
-            <w:u w:val="single"/>
-          </w:rPr>
-          <w:t>至</w:t>
-        </w:r>
-      </w:hyperlink>
-      <w:hyperlink r:id="rId83">
-        <w:r>
-          <w:rPr>
-            <w:lang w:val="zh_TW" w:bidi="zh_TW"/>
-          </w:rPr>
-          <w:rPr>
-            <w:color w:val="0000EE"/>
-            <w:u w:val="single"/>
-          </w:rPr>
-          <w:t>23節</w:t>
-        </w:r>
-      </w:hyperlink>
-    </w:p>
-    <w:p>
-      <w:pPr>
-        <w:pStyle w:val="ListBullet"/>
-        <w:spacing w:line="240" w:lineRule="auto"/>
-        <w:ind w:left="720"/>
-      </w:pPr>
-      <w:r>
-        <w:rPr>
-          <w:lang w:val="zh_TW" w:bidi="zh_TW"/>
-        </w:rPr>
-      </w:r>
-      <w:hyperlink r:id="rId85">
-        <w:r>
-          <w:rPr>
-            <w:lang w:val="zh_TW" w:bidi="zh_TW"/>
-          </w:rPr>
-          <w:rPr>
-            <w:color w:val="0000EE"/>
-            <w:u w:val="single"/>
-          </w:rPr>
-          <w:t>彼得前書二章25節</w:t>
-        </w:r>
-      </w:hyperlink>
-    </w:p>
-    <w:p>
-      <w:pPr>
-        <w:pStyle w:val="ListBullet"/>
-        <w:spacing w:line="240" w:lineRule="auto"/>
-        <w:ind w:left="720"/>
-      </w:pPr>
-      <w:r>
-        <w:rPr>
-          <w:lang w:val="zh_TW" w:bidi="zh_TW"/>
-        </w:rPr>
-      </w:r>
-      <w:hyperlink r:id="rId86">
-        <w:r>
-          <w:rPr>
-            <w:lang w:val="zh_TW" w:bidi="zh_TW"/>
-          </w:rPr>
-          <w:rPr>
-            <w:color w:val="0000EE"/>
-            <w:u w:val="single"/>
-          </w:rPr>
-          <w:t>彼得前書四章19節</w:t>
-        </w:r>
-      </w:hyperlink>
-    </w:p>
-    <w:p>
-      <w:pPr>
-        <w:pStyle w:val="ListBullet"/>
-        <w:spacing w:line="240" w:lineRule="auto"/>
-        <w:ind w:left="720"/>
-      </w:pPr>
-      <w:r>
-        <w:rPr>
-          <w:lang w:val="zh_TW" w:bidi="zh_TW"/>
-        </w:rPr>
-      </w:r>
-      <w:hyperlink r:id="rId87">
-        <w:r>
-          <w:rPr>
-            <w:lang w:val="zh_TW" w:bidi="zh_TW"/>
-          </w:rPr>
-          <w:rPr>
-            <w:color w:val="0000EE"/>
-            <w:u w:val="single"/>
-          </w:rPr>
-          <w:t>啟示錄六章9節</w:t>
-        </w:r>
-      </w:hyperlink>
-    </w:p>
-    <w:p>
-      <w:pPr>
-        <w:pStyle w:val="ListBullet"/>
-        <w:spacing w:line="240" w:lineRule="auto"/>
-        <w:ind w:left="720"/>
-      </w:pPr>
-      <w:r>
-        <w:rPr>
-          <w:lang w:val="zh_TW" w:bidi="zh_TW"/>
-        </w:rPr>
-      </w:r>
-      <w:hyperlink r:id="rId88">
-        <w:r>
-          <w:rPr>
-            <w:lang w:val="zh_TW" w:bidi="zh_TW"/>
-          </w:rPr>
-          <w:rPr>
-            <w:color w:val="0000EE"/>
-            <w:u w:val="single"/>
-          </w:rPr>
-          <w:t>啟示錄二十章4節</w:t>
-        </w:r>
-      </w:hyperlink>
-    </w:p>
-    <w:p>
-      <w:pPr/>
-      <w:r>
-        <w:rPr>
-          <w:lang w:val="zh_TW" w:bidi="zh_TW"/>
-        </w:rPr>
-      </w:r>
-      <w:r>
-        <w:rPr>
-          <w:lang w:val="zh_TW" w:bidi="zh_TW"/>
-        </w:rPr>
-        <w:t>這些段落要或強調肉體之外的人，又或強調人在復活前，在神面前持續的存在。</w:t>
-      </w:r>
-    </w:p>
-    <w:p>
-      <w:pPr/>
-      <w:r>
-        <w:rPr>
-          <w:lang w:val="zh_TW" w:bidi="zh_TW"/>
-        </w:rPr>
-      </w:r>
-      <w:r>
-        <w:rPr>
-          <w:i/>
-          <w:lang w:val="zh_TW" w:bidi="zh_TW"/>
-        </w:rPr>
-        <w:t>另見</w:t>
-      </w:r>
-      <w:r>
-        <w:rPr>
-          <w:lang w:val="zh_TW" w:bidi="zh_TW"/>
-        </w:rPr>
-        <w:t xml:space="preserve"> </w:t>
-      </w:r>
-      <w:r>
-        <w:rPr>
-          <w:lang w:val="zh_TW" w:bidi="zh_TW"/>
-        </w:rPr>
-        <w:t>人</w:t>
-      </w:r>
-      <w:r>
-        <w:rPr>
-          <w:lang w:val="zh_TW" w:bidi="zh_TW"/>
-        </w:rPr>
-        <w:t>；</w:t>
-      </w:r>
-      <w:r>
-        <w:rPr>
-          <w:lang w:val="zh_TW" w:bidi="zh_TW"/>
-        </w:rPr>
-        <w:t>人的靈</w:t>
+      <w:r>
+        <w:rPr>
+          <w:lang w:val="zh_TW" w:bidi="zh_TW"/>
+        </w:rPr>
+        <w:t>愛</w:t>
       </w:r>
       <w:r>
         <w:rPr>

--- a/zht/docx/083.content.docx
+++ b/zht/docx/083.content.docx
@@ -149,7 +149,7 @@
         <w:rPr>
           <w:lang w:val="zh_TW" w:bidi="zh_TW"/>
         </w:rPr>
-        <w:t>lian</w:t>
+        <w:t>li</w:t>
       </w:r>
       <w:r>
         <w:rPr>
@@ -212,7 +212,7 @@
         <w:rPr>
           <w:lang w:val="zh_TW" w:bidi="zh_TW"/>
         </w:rPr>
-        <w:t>憐憫</w:t>
+        <w:t>黎巴嫩</w:t>
       </w:r>
       <w:r>
         <w:rPr>
@@ -231,7 +231,7 @@
         <w:rPr>
           <w:lang w:val="zh_TW" w:bidi="zh_TW"/>
         </w:rPr>
-        <w:t>一種神的屬性，神信實地履行祂的應許，並在祂的選民不配和不忠的情況下，仍維持與他們的立約關係（</w:t>
+        <w:t>聖經中僅在舊約中提到的地區，但其中的城市，包括泰爾和西頓，在新約中也有所提及。黎巴嫩通常指的是兩條平行的山脈，從靠近泰爾的地區開始，沿著地中海海岸向東北延伸。這兩條山脈分別為西面的黎巴嫩山脈和東面的外黎巴嫩山脈。黎巴嫩這個名字源自希伯來文詞根l-b-n，意思是「白色」，可能是指這些山脈的白色石灰岩或覆蓋山頂長達六個月的積雪（</w:t>
       </w:r>
       <w:hyperlink r:id="rId13">
         <w:r>
@@ -242,104 +242,25 @@
             <w:color w:val="0000EE"/>
             <w:u w:val="single"/>
           </w:rPr>
-          <w:t>申30:1–6</w:t>
+          <w:t>耶18:14</w:t>
         </w:r>
       </w:hyperlink>
       <w:r>
         <w:rPr>
           <w:lang w:val="zh_TW" w:bidi="zh_TW"/>
         </w:rPr>
-        <w:t>；</w:t>
-      </w:r>
-      <w:hyperlink r:id="rId14">
-        <w:r>
-          <w:rPr>
-            <w:lang w:val="zh_TW" w:bidi="zh_TW"/>
-          </w:rPr>
-          <w:rPr>
-            <w:color w:val="0000EE"/>
-            <w:u w:val="single"/>
-          </w:rPr>
-          <w:t>賽14:1</w:t>
-        </w:r>
-      </w:hyperlink>
-      <w:r>
-        <w:rPr>
-          <w:lang w:val="zh_TW" w:bidi="zh_TW"/>
-        </w:rPr>
-        <w:t>；</w:t>
-      </w:r>
-      <w:hyperlink r:id="rId15">
-        <w:r>
-          <w:rPr>
-            <w:lang w:val="zh_TW" w:bidi="zh_TW"/>
-          </w:rPr>
-          <w:rPr>
-            <w:color w:val="0000EE"/>
-            <w:u w:val="single"/>
-          </w:rPr>
-          <w:t>結39:25–29</w:t>
-        </w:r>
-      </w:hyperlink>
-      <w:r>
-        <w:rPr>
-          <w:lang w:val="zh_TW" w:bidi="zh_TW"/>
-        </w:rPr>
-        <w:t>；</w:t>
-      </w:r>
-      <w:hyperlink r:id="rId16">
-        <w:r>
-          <w:rPr>
-            <w:lang w:val="zh_TW" w:bidi="zh_TW"/>
-          </w:rPr>
-          <w:rPr>
-            <w:color w:val="0000EE"/>
-            <w:u w:val="single"/>
-          </w:rPr>
-          <w:t>羅9:15–16、23</w:t>
-        </w:r>
-      </w:hyperlink>
-      <w:r>
-        <w:rPr>
-          <w:lang w:val="zh_TW" w:bidi="zh_TW"/>
-        </w:rPr>
-        <w:t>，</w:t>
-      </w:r>
-      <w:hyperlink r:id="rId17">
-        <w:r>
-          <w:rPr>
-            <w:lang w:val="zh_TW" w:bidi="zh_TW"/>
-          </w:rPr>
-          <w:rPr>
-            <w:color w:val="0000EE"/>
-            <w:u w:val="single"/>
-          </w:rPr>
-          <w:t>11:32</w:t>
-        </w:r>
-      </w:hyperlink>
-      <w:r>
-        <w:rPr>
-          <w:lang w:val="zh_TW" w:bidi="zh_TW"/>
-        </w:rPr>
-        <w:t>；</w:t>
-      </w:r>
-      <w:hyperlink r:id="rId18">
-        <w:r>
-          <w:rPr>
-            <w:lang w:val="zh_TW" w:bidi="zh_TW"/>
-          </w:rPr>
-          <w:rPr>
-            <w:color w:val="0000EE"/>
-            <w:u w:val="single"/>
-          </w:rPr>
-          <w:t>弗2:4</w:t>
-        </w:r>
-      </w:hyperlink>
-      <w:r>
-        <w:rPr>
-          <w:lang w:val="zh_TW" w:bidi="zh_TW"/>
-        </w:rPr>
         <w:t>）。</w:t>
+      </w:r>
+    </w:p>
+    <w:p>
+      <w:pPr>
+        <w:pStyle w:val="Heading3"/>
+      </w:pPr>
+      <w:r>
+        <w:rPr>
+          <w:lang w:val="zh_TW" w:bidi="zh_TW"/>
+        </w:rPr>
+        <w:t>地理</w:t>
       </w:r>
     </w:p>
     <w:p>
@@ -353,18 +274,43 @@
         <w:rPr>
           <w:lang w:val="zh_TW" w:bidi="zh_TW"/>
         </w:rPr>
-        <w:t>聖經中憐憫一詞的意義極其豐富且複雜，這一點可以從使用多個希伯來文和希臘文詞彙來表達這一概念中看出。因此，在翻譯中使用了許多同義詞來表達其含義的不同層面，如「仁慈」、「慈愛」、「良善」、「恩典」、「恩惠」、「顧惜」、「憐恤」和「慈愛」。憐憫概念中的一個重要方面是寬恕冒犯者或對手的同情態度，並在他們的困境中幫助或憐恤他們。</w:t>
-      </w:r>
-    </w:p>
-    <w:p>
-      <w:pPr>
-        <w:pStyle w:val="Heading3"/>
-      </w:pPr>
-      <w:r>
-        <w:rPr>
-          <w:lang w:val="zh_TW" w:bidi="zh_TW"/>
-        </w:rPr>
-        <w:t>神學意義</w:t>
+        <w:t>黎巴嫩山脈在南端與加利利北部的山丘連接，外黎巴嫩山脈中的赫門山（西連、示尼珥）尤為顯著，海拔達9,230英尺（2,813.3米）。這兩條山脈之間隔著一條寬闊的山谷，即黎巴嫩山谷（</w:t>
+      </w:r>
+      <w:hyperlink r:id="rId14">
+        <w:r>
+          <w:rPr>
+            <w:lang w:val="zh_TW" w:bidi="zh_TW"/>
+          </w:rPr>
+          <w:rPr>
+            <w:color w:val="0000EE"/>
+            <w:u w:val="single"/>
+          </w:rPr>
+          <w:t>書11:17</w:t>
+        </w:r>
+      </w:hyperlink>
+      <w:r>
+        <w:rPr>
+          <w:lang w:val="zh_TW" w:bidi="zh_TW"/>
+        </w:rPr>
+        <w:t>）或「哈馬口」（</w:t>
+      </w:r>
+      <w:hyperlink r:id="rId15">
+        <w:r>
+          <w:rPr>
+            <w:lang w:val="zh_TW" w:bidi="zh_TW"/>
+          </w:rPr>
+          <w:rPr>
+            <w:color w:val="0000EE"/>
+            <w:u w:val="single"/>
+          </w:rPr>
+          <w:t>民34:8</w:t>
+        </w:r>
+      </w:hyperlink>
+      <w:r>
+        <w:rPr>
+          <w:lang w:val="zh_TW" w:bidi="zh_TW"/>
+        </w:rPr>
+        <w:t>），即現代的貝卡谷地（Beqa’a）。</w:t>
       </w:r>
     </w:p>
     <w:p>
@@ -378,331 +324,7 @@
         <w:rPr>
           <w:lang w:val="zh_TW" w:bidi="zh_TW"/>
         </w:rPr>
-        <w:t>憐憫概念的核心是神的愛，這愛藉著祂在立約關係中，為那些祂已應許要拯救的人施行恩慈的救贖行動而顯明。在舊約中，神選擇了以色列成為祂的子民，顯明祂對他們的憐憫（</w:t>
-      </w:r>
-      <w:hyperlink r:id="rId19">
-        <w:r>
-          <w:rPr>
-            <w:lang w:val="zh_TW" w:bidi="zh_TW"/>
-          </w:rPr>
-          <w:rPr>
-            <w:color w:val="0000EE"/>
-            <w:u w:val="single"/>
-          </w:rPr>
-          <w:t>出33:19</w:t>
-        </w:r>
-      </w:hyperlink>
-      <w:r>
-        <w:rPr>
-          <w:lang w:val="zh_TW" w:bidi="zh_TW"/>
-        </w:rPr>
-        <w:t>；</w:t>
-      </w:r>
-      <w:hyperlink r:id="rId20">
-        <w:r>
-          <w:rPr>
-            <w:lang w:val="zh_TW" w:bidi="zh_TW"/>
-          </w:rPr>
-          <w:rPr>
-            <w:color w:val="0000EE"/>
-            <w:u w:val="single"/>
-          </w:rPr>
-          <w:t>賽54:10</w:t>
-        </w:r>
-      </w:hyperlink>
-      <w:r>
-        <w:rPr>
-          <w:lang w:val="zh_TW" w:bidi="zh_TW"/>
-        </w:rPr>
-        <w:t>；</w:t>
-      </w:r>
-      <w:hyperlink r:id="rId21">
-        <w:r>
-          <w:rPr>
-            <w:lang w:val="zh_TW" w:bidi="zh_TW"/>
-          </w:rPr>
-          <w:rPr>
-            <w:color w:val="0000EE"/>
-            <w:u w:val="single"/>
-          </w:rPr>
-          <w:t>63:9</w:t>
-        </w:r>
-      </w:hyperlink>
-      <w:r>
-        <w:rPr>
-          <w:lang w:val="zh_TW" w:bidi="zh_TW"/>
-        </w:rPr>
-        <w:t>）。神不斷地容忍著祂悖逆且偏行己路的子民，不斷尋找他們，將他們重新帶回祂自己面前。詩人描述神像父親一樣，憐恤那些敬畏並信靠祂的兒女（</w:t>
-      </w:r>
-      <w:hyperlink r:id="rId22">
-        <w:r>
-          <w:rPr>
-            <w:lang w:val="zh_TW" w:bidi="zh_TW"/>
-          </w:rPr>
-          <w:rPr>
-            <w:color w:val="0000EE"/>
-            <w:u w:val="single"/>
-          </w:rPr>
-          <w:t>詩103:13</w:t>
-        </w:r>
-      </w:hyperlink>
-      <w:r>
-        <w:rPr>
-          <w:lang w:val="zh_TW" w:bidi="zh_TW"/>
-        </w:rPr>
-        <w:t>）。何西阿將神比作一位慈愛的父親，從天上以憐憫的心，看著祂那叛逆和迷途的子民（</w:t>
-      </w:r>
-      <w:hyperlink r:id="rId23">
-        <w:r>
-          <w:rPr>
-            <w:lang w:val="zh_TW" w:bidi="zh_TW"/>
-          </w:rPr>
-          <w:rPr>
-            <w:color w:val="0000EE"/>
-            <w:u w:val="single"/>
-          </w:rPr>
-          <w:t>何11</w:t>
-        </w:r>
-      </w:hyperlink>
-      <w:r>
-        <w:rPr>
-          <w:lang w:val="zh_TW" w:bidi="zh_TW"/>
-        </w:rPr>
-        <w:t>；參</w:t>
-      </w:r>
-      <w:hyperlink r:id="rId24">
-        <w:r>
-          <w:rPr>
-            <w:lang w:val="zh_TW" w:bidi="zh_TW"/>
-          </w:rPr>
-          <w:rPr>
-            <w:color w:val="0000EE"/>
-            <w:u w:val="single"/>
-          </w:rPr>
-          <w:t>耶31:20</w:t>
-        </w:r>
-      </w:hyperlink>
-      <w:r>
-        <w:rPr>
-          <w:lang w:val="zh_TW" w:bidi="zh_TW"/>
-        </w:rPr>
-        <w:t>）。他也將以色列比作一位不忠且行淫的妻子，而神卻像一位忠貞的丈夫，雖然她處於背道且罪惡的狀態，仍然愛她（</w:t>
-      </w:r>
-      <w:hyperlink r:id="rId25">
-        <w:r>
-          <w:rPr>
-            <w:lang w:val="zh_TW" w:bidi="zh_TW"/>
-          </w:rPr>
-          <w:rPr>
-            <w:color w:val="0000EE"/>
-            <w:u w:val="single"/>
-          </w:rPr>
-          <w:t>何1–3章</w:t>
-        </w:r>
-      </w:hyperlink>
-      <w:r>
-        <w:rPr>
-          <w:lang w:val="zh_TW" w:bidi="zh_TW"/>
-        </w:rPr>
-        <w:t>；參</w:t>
-      </w:r>
-      <w:hyperlink r:id="rId26">
-        <w:r>
-          <w:rPr>
-            <w:lang w:val="zh_TW" w:bidi="zh_TW"/>
-          </w:rPr>
-          <w:rPr>
-            <w:color w:val="0000EE"/>
-            <w:u w:val="single"/>
-          </w:rPr>
-          <w:t>賽54:4–8</w:t>
-        </w:r>
-      </w:hyperlink>
-      <w:r>
-        <w:rPr>
-          <w:lang w:val="zh_TW" w:bidi="zh_TW"/>
-        </w:rPr>
-        <w:t>）。以賽亞將神描繪為母親，對腹中所生的孩子充滿憐恤（</w:t>
-      </w:r>
-      <w:hyperlink r:id="rId27">
-        <w:r>
-          <w:rPr>
-            <w:lang w:val="zh_TW" w:bidi="zh_TW"/>
-          </w:rPr>
-          <w:rPr>
-            <w:color w:val="0000EE"/>
-            <w:u w:val="single"/>
-          </w:rPr>
-          <w:t>賽49:15</w:t>
-        </w:r>
-      </w:hyperlink>
-      <w:r>
-        <w:rPr>
-          <w:lang w:val="zh_TW" w:bidi="zh_TW"/>
-        </w:rPr>
-        <w:t>）。這些比喻以豐富多樣的方式顯明神的憐恤。其它層面包括饒恕和恢復恩惠（</w:t>
-      </w:r>
-      <w:hyperlink r:id="rId28">
-        <w:r>
-          <w:rPr>
-            <w:lang w:val="zh_TW" w:bidi="zh_TW"/>
-          </w:rPr>
-          <w:rPr>
-            <w:color w:val="0000EE"/>
-            <w:u w:val="single"/>
-          </w:rPr>
-          <w:t>王下13:23</w:t>
-        </w:r>
-      </w:hyperlink>
-      <w:r>
-        <w:rPr>
-          <w:lang w:val="zh_TW" w:bidi="zh_TW"/>
-        </w:rPr>
-        <w:t>；</w:t>
-      </w:r>
-      <w:hyperlink r:id="rId29">
-        <w:r>
-          <w:rPr>
-            <w:lang w:val="zh_TW" w:bidi="zh_TW"/>
-          </w:rPr>
-          <w:rPr>
-            <w:color w:val="0000EE"/>
-            <w:u w:val="single"/>
-          </w:rPr>
-          <w:t>賽54:8</w:t>
-        </w:r>
-      </w:hyperlink>
-      <w:r>
-        <w:rPr>
-          <w:lang w:val="zh_TW" w:bidi="zh_TW"/>
-        </w:rPr>
-        <w:t>；</w:t>
-      </w:r>
-      <w:hyperlink r:id="rId30">
-        <w:r>
-          <w:rPr>
-            <w:lang w:val="zh_TW" w:bidi="zh_TW"/>
-          </w:rPr>
-          <w:rPr>
-            <w:color w:val="0000EE"/>
-            <w:u w:val="single"/>
-          </w:rPr>
-          <w:t>珥2:18–32</w:t>
-        </w:r>
-      </w:hyperlink>
-      <w:r>
-        <w:rPr>
-          <w:lang w:val="zh_TW" w:bidi="zh_TW"/>
-        </w:rPr>
-        <w:t>；</w:t>
-      </w:r>
-      <w:hyperlink r:id="rId31">
-        <w:r>
-          <w:rPr>
-            <w:lang w:val="zh_TW" w:bidi="zh_TW"/>
-          </w:rPr>
-          <w:rPr>
-            <w:color w:val="0000EE"/>
-            <w:u w:val="single"/>
-          </w:rPr>
-          <w:t>彌7:18–20</w:t>
-        </w:r>
-      </w:hyperlink>
-      <w:r>
-        <w:rPr>
-          <w:lang w:val="zh_TW" w:bidi="zh_TW"/>
-        </w:rPr>
-        <w:t>），以及脫離困苦和危難（</w:t>
-      </w:r>
-      <w:hyperlink r:id="rId32">
-        <w:r>
-          <w:rPr>
-            <w:lang w:val="zh_TW" w:bidi="zh_TW"/>
-          </w:rPr>
-          <w:rPr>
-            <w:color w:val="0000EE"/>
-            <w:u w:val="single"/>
-          </w:rPr>
-          <w:t>尼9:19–21</w:t>
-        </w:r>
-      </w:hyperlink>
-      <w:r>
-        <w:rPr>
-          <w:lang w:val="zh_TW" w:bidi="zh_TW"/>
-        </w:rPr>
-        <w:t>；</w:t>
-      </w:r>
-      <w:hyperlink r:id="rId33">
-        <w:r>
-          <w:rPr>
-            <w:lang w:val="zh_TW" w:bidi="zh_TW"/>
-          </w:rPr>
-          <w:rPr>
-            <w:color w:val="0000EE"/>
-            <w:u w:val="single"/>
-          </w:rPr>
-          <w:t>詩40:11–17</w:t>
-        </w:r>
-      </w:hyperlink>
-      <w:r>
-        <w:rPr>
-          <w:lang w:val="zh_TW" w:bidi="zh_TW"/>
-        </w:rPr>
-        <w:t>，</w:t>
-      </w:r>
-      <w:hyperlink r:id="rId34">
-        <w:r>
-          <w:rPr>
-            <w:lang w:val="zh_TW" w:bidi="zh_TW"/>
-          </w:rPr>
-          <w:rPr>
-            <w:color w:val="0000EE"/>
-            <w:u w:val="single"/>
-          </w:rPr>
-          <w:t>69:16–36</w:t>
-        </w:r>
-      </w:hyperlink>
-      <w:r>
-        <w:rPr>
-          <w:lang w:val="zh_TW" w:bidi="zh_TW"/>
-        </w:rPr>
-        <w:t>，</w:t>
-      </w:r>
-      <w:hyperlink r:id="rId35">
-        <w:r>
-          <w:rPr>
-            <w:lang w:val="zh_TW" w:bidi="zh_TW"/>
-          </w:rPr>
-          <w:rPr>
-            <w:color w:val="0000EE"/>
-            <w:u w:val="single"/>
-          </w:rPr>
-          <w:t>79:8–9</w:t>
-        </w:r>
-      </w:hyperlink>
-      <w:r>
-        <w:rPr>
-          <w:lang w:val="zh_TW" w:bidi="zh_TW"/>
-        </w:rPr>
-        <w:t>；</w:t>
-      </w:r>
-      <w:hyperlink r:id="rId36">
-        <w:r>
-          <w:rPr>
-            <w:lang w:val="zh_TW" w:bidi="zh_TW"/>
-          </w:rPr>
-          <w:rPr>
-            <w:color w:val="0000EE"/>
-            <w:u w:val="single"/>
-          </w:rPr>
-          <w:t>賽49:10</w:t>
-        </w:r>
-      </w:hyperlink>
-      <w:r>
-        <w:rPr>
-          <w:lang w:val="zh_TW" w:bidi="zh_TW"/>
-        </w:rPr>
-        <w:t>）。</w:t>
+        <w:t>黎巴嫩山脈南段與加利利山丘之間隔著一道深峽，利塔尼河（Litani River）從此處流過，並在泰爾以北注入地中海。其上游沿著貝卡谷地向東北延伸，幾乎到達巴力貝克（Baalbek）。黎巴嫩山脈約長100英里（160.9公里），北端延伸至東西向的奈赫爾卡比爾山谷（Nahr el-Kebir），並由一系列山峰構成。南部有里罕山（Gebel Rihan）、托馬特山（Tomat）和尼哈山（Gebel Niha），海拔介於5,350至6,230英尺（1,636.7至1,898.9米）之間，位於西頓以東。中部有巴魯克山（Gebel Baruk）、庫尼耶賽山（Gebel Kuneiyiseh）和蘇寧山（Gebel Sunnin），海拔分別為7,220英尺、6,890英尺和8,530英尺（2,200.7米、2,100.1米和2,599.9米），位於貝魯特以東。再往北，位於的黎波里以東的是庫爾內特薩烏達（Qurnet es-Sauda），海拔達9,840英尺（2,999.2米），以及庫爾內特阿魯巴（Qurnet Aruba），海拔約7,320英尺（2,231.1米）。</w:t>
       </w:r>
     </w:p>
     <w:p>
@@ -716,295 +338,7 @@
         <w:rPr>
           <w:lang w:val="zh_TW" w:bidi="zh_TW"/>
         </w:rPr>
-        <w:t>由於以色列作為聖約子民，從神的慈愛和信實中學習到的功課，虔誠的猶太人在有需要的時候，自然會向神呼求憐憫與赦免，這在懺悔的詩篇中表達得非常動人（</w:t>
-      </w:r>
-      <w:hyperlink r:id="rId37">
-        <w:r>
-          <w:rPr>
-            <w:lang w:val="zh_TW" w:bidi="zh_TW"/>
-          </w:rPr>
-          <w:rPr>
-            <w:color w:val="0000EE"/>
-            <w:u w:val="single"/>
-          </w:rPr>
-          <w:t>詩6</w:t>
-        </w:r>
-      </w:hyperlink>
-      <w:r>
-        <w:rPr>
-          <w:lang w:val="zh_TW" w:bidi="zh_TW"/>
-        </w:rPr>
-        <w:t>，</w:t>
-      </w:r>
-      <w:hyperlink r:id="rId38">
-        <w:r>
-          <w:rPr>
-            <w:lang w:val="zh_TW" w:bidi="zh_TW"/>
-          </w:rPr>
-          <w:rPr>
-            <w:color w:val="0000EE"/>
-            <w:u w:val="single"/>
-          </w:rPr>
-          <w:t>32</w:t>
-        </w:r>
-      </w:hyperlink>
-      <w:r>
-        <w:rPr>
-          <w:lang w:val="zh_TW" w:bidi="zh_TW"/>
-        </w:rPr>
-        <w:t>，</w:t>
-      </w:r>
-      <w:hyperlink r:id="rId39">
-        <w:r>
-          <w:rPr>
-            <w:lang w:val="zh_TW" w:bidi="zh_TW"/>
-          </w:rPr>
-          <w:rPr>
-            <w:color w:val="0000EE"/>
-            <w:u w:val="single"/>
-          </w:rPr>
-          <w:t>38</w:t>
-        </w:r>
-      </w:hyperlink>
-      <w:r>
-        <w:rPr>
-          <w:lang w:val="zh_TW" w:bidi="zh_TW"/>
-        </w:rPr>
-        <w:t>，</w:t>
-      </w:r>
-      <w:hyperlink r:id="rId40">
-        <w:r>
-          <w:rPr>
-            <w:lang w:val="zh_TW" w:bidi="zh_TW"/>
-          </w:rPr>
-          <w:rPr>
-            <w:color w:val="0000EE"/>
-            <w:u w:val="single"/>
-          </w:rPr>
-          <w:t>51</w:t>
-        </w:r>
-      </w:hyperlink>
-      <w:r>
-        <w:rPr>
-          <w:lang w:val="zh_TW" w:bidi="zh_TW"/>
-        </w:rPr>
-        <w:t>，</w:t>
-      </w:r>
-      <w:hyperlink r:id="rId41">
-        <w:r>
-          <w:rPr>
-            <w:lang w:val="zh_TW" w:bidi="zh_TW"/>
-          </w:rPr>
-          <w:rPr>
-            <w:color w:val="0000EE"/>
-            <w:u w:val="single"/>
-          </w:rPr>
-          <w:t>102</w:t>
-        </w:r>
-      </w:hyperlink>
-      <w:r>
-        <w:rPr>
-          <w:lang w:val="zh_TW" w:bidi="zh_TW"/>
-        </w:rPr>
-        <w:t>，</w:t>
-      </w:r>
-      <w:hyperlink r:id="rId42">
-        <w:r>
-          <w:rPr>
-            <w:lang w:val="zh_TW" w:bidi="zh_TW"/>
-          </w:rPr>
-          <w:rPr>
-            <w:color w:val="0000EE"/>
-            <w:u w:val="single"/>
-          </w:rPr>
-          <w:t>130</w:t>
-        </w:r>
-      </w:hyperlink>
-      <w:r>
-        <w:rPr>
-          <w:lang w:val="zh_TW" w:bidi="zh_TW"/>
-        </w:rPr>
-        <w:t>，</w:t>
-      </w:r>
-      <w:hyperlink r:id="rId43">
-        <w:r>
-          <w:rPr>
-            <w:lang w:val="zh_TW" w:bidi="zh_TW"/>
-          </w:rPr>
-          <w:rPr>
-            <w:color w:val="0000EE"/>
-            <w:u w:val="single"/>
-          </w:rPr>
-          <w:t>143</w:t>
-        </w:r>
-      </w:hyperlink>
-      <w:r>
-        <w:rPr>
-          <w:lang w:val="zh_TW" w:bidi="zh_TW"/>
-        </w:rPr>
-        <w:t>），以及其他舊約經文（</w:t>
-      </w:r>
-      <w:hyperlink r:id="rId44">
-        <w:r>
-          <w:rPr>
-            <w:lang w:val="zh_TW" w:bidi="zh_TW"/>
-          </w:rPr>
-          <w:rPr>
-            <w:color w:val="0000EE"/>
-            <w:u w:val="single"/>
-          </w:rPr>
-          <w:t>出34:6</w:t>
-        </w:r>
-      </w:hyperlink>
-      <w:r>
-        <w:rPr>
-          <w:lang w:val="zh_TW" w:bidi="zh_TW"/>
-        </w:rPr>
-        <w:t>；</w:t>
-      </w:r>
-      <w:hyperlink r:id="rId45">
-        <w:r>
-          <w:rPr>
-            <w:lang w:val="zh_TW" w:bidi="zh_TW"/>
-          </w:rPr>
-          <w:rPr>
-            <w:color w:val="0000EE"/>
-            <w:u w:val="single"/>
-          </w:rPr>
-          <w:t>尼9:17</w:t>
-        </w:r>
-      </w:hyperlink>
-      <w:r>
-        <w:rPr>
-          <w:lang w:val="zh_TW" w:bidi="zh_TW"/>
-        </w:rPr>
-        <w:t>；</w:t>
-      </w:r>
-      <w:hyperlink r:id="rId46">
-        <w:r>
-          <w:rPr>
-            <w:lang w:val="zh_TW" w:bidi="zh_TW"/>
-          </w:rPr>
-          <w:rPr>
-            <w:color w:val="0000EE"/>
-            <w:u w:val="single"/>
-          </w:rPr>
-          <w:t>詩57</w:t>
-        </w:r>
-      </w:hyperlink>
-      <w:r>
-        <w:rPr>
-          <w:lang w:val="zh_TW" w:bidi="zh_TW"/>
-        </w:rPr>
-        <w:t>，</w:t>
-      </w:r>
-      <w:hyperlink r:id="rId47">
-        <w:r>
-          <w:rPr>
-            <w:lang w:val="zh_TW" w:bidi="zh_TW"/>
-          </w:rPr>
-          <w:rPr>
-            <w:color w:val="0000EE"/>
-            <w:u w:val="single"/>
-          </w:rPr>
-          <w:t>79</w:t>
-        </w:r>
-      </w:hyperlink>
-      <w:r>
-        <w:rPr>
-          <w:lang w:val="zh_TW" w:bidi="zh_TW"/>
-        </w:rPr>
-        <w:t>，</w:t>
-      </w:r>
-      <w:hyperlink r:id="rId48">
-        <w:r>
-          <w:rPr>
-            <w:lang w:val="zh_TW" w:bidi="zh_TW"/>
-          </w:rPr>
-          <w:rPr>
-            <w:color w:val="0000EE"/>
-            <w:u w:val="single"/>
-          </w:rPr>
-          <w:t>86</w:t>
-        </w:r>
-      </w:hyperlink>
-      <w:r>
-        <w:rPr>
-          <w:lang w:val="zh_TW" w:bidi="zh_TW"/>
-        </w:rPr>
-        <w:t>，</w:t>
-      </w:r>
-      <w:hyperlink r:id="rId49">
-        <w:r>
-          <w:rPr>
-            <w:lang w:val="zh_TW" w:bidi="zh_TW"/>
-          </w:rPr>
-          <w:rPr>
-            <w:color w:val="0000EE"/>
-            <w:u w:val="single"/>
-          </w:rPr>
-          <w:t>123</w:t>
-        </w:r>
-      </w:hyperlink>
-      <w:r>
-        <w:rPr>
-          <w:lang w:val="zh_TW" w:bidi="zh_TW"/>
-        </w:rPr>
-        <w:t>；</w:t>
-      </w:r>
-      <w:hyperlink r:id="rId50">
-        <w:r>
-          <w:rPr>
-            <w:lang w:val="zh_TW" w:bidi="zh_TW"/>
-          </w:rPr>
-          <w:rPr>
-            <w:color w:val="0000EE"/>
-            <w:u w:val="single"/>
-          </w:rPr>
-          <w:t>賽33:1–6</w:t>
-        </w:r>
-      </w:hyperlink>
-      <w:r>
-        <w:rPr>
-          <w:lang w:val="zh_TW" w:bidi="zh_TW"/>
-        </w:rPr>
-        <w:t>；</w:t>
-      </w:r>
-      <w:hyperlink r:id="rId51">
-        <w:r>
-          <w:rPr>
-            <w:lang w:val="zh_TW" w:bidi="zh_TW"/>
-          </w:rPr>
-          <w:rPr>
-            <w:color w:val="0000EE"/>
-            <w:u w:val="single"/>
-          </w:rPr>
-          <w:t>但9:3–19</w:t>
-        </w:r>
-      </w:hyperlink>
-      <w:r>
-        <w:rPr>
-          <w:lang w:val="zh_TW" w:bidi="zh_TW"/>
-        </w:rPr>
-        <w:t>；</w:t>
-      </w:r>
-      <w:hyperlink r:id="rId52">
-        <w:r>
-          <w:rPr>
-            <w:lang w:val="zh_TW" w:bidi="zh_TW"/>
-          </w:rPr>
-          <w:rPr>
-            <w:color w:val="0000EE"/>
-            <w:u w:val="single"/>
-          </w:rPr>
-          <w:t>珥2:13</w:t>
-        </w:r>
-      </w:hyperlink>
-      <w:r>
-        <w:rPr>
-          <w:lang w:val="zh_TW" w:bidi="zh_TW"/>
-        </w:rPr>
-        <w:t>）。悔改的人記得神的憐憫，使他們對神的恩惠和與祂和好的盼望，充滿信心。</w:t>
+        <w:t>這些高山將來自地中海的雨水困住，為山區及其下方的沿海地帶提供充足的降雨；而山脈之外的降雨則減少。腓尼基人在這些山脈與大海之間的沿海地帶繁榮發展，並建立了像泰爾、撒勒法、西頓、貝魯特（Berytus）、比布魯斯（迦巴勒）和的黎波里等城。沿海地區有多處山脈的延伸地帶，海岸公路需要穿過或繞過這些延伸地。例如貝魯特以北的納赫爾·卡勒布（Nahr el-Kelb）的岬角就是一個典型的例子。</w:t>
       </w:r>
     </w:p>
     <w:p>
@@ -1018,133 +352,31 @@
         <w:rPr>
           <w:lang w:val="zh_TW" w:bidi="zh_TW"/>
         </w:rPr>
-        <w:t>在新約中，描述耶穌對有需要的人所表現出來的憐憫時，使用了一個非常生動的希臘文詞語（</w:t>
-      </w:r>
-      <w:hyperlink r:id="rId53">
-        <w:r>
-          <w:rPr>
-            <w:lang w:val="zh_TW" w:bidi="zh_TW"/>
-          </w:rPr>
-          <w:rPr>
-            <w:color w:val="0000EE"/>
-            <w:u w:val="single"/>
-          </w:rPr>
-          <w:t>太9:36</w:t>
-        </w:r>
-      </w:hyperlink>
-      <w:r>
-        <w:rPr>
-          <w:lang w:val="zh_TW" w:bidi="zh_TW"/>
-        </w:rPr>
-        <w:t>，</w:t>
-      </w:r>
-      <w:hyperlink r:id="rId54">
-        <w:r>
-          <w:rPr>
-            <w:lang w:val="zh_TW" w:bidi="zh_TW"/>
-          </w:rPr>
-          <w:rPr>
-            <w:color w:val="0000EE"/>
-            <w:u w:val="single"/>
-          </w:rPr>
-          <w:t>14:14</w:t>
-        </w:r>
-      </w:hyperlink>
-      <w:r>
-        <w:rPr>
-          <w:lang w:val="zh_TW" w:bidi="zh_TW"/>
-        </w:rPr>
-        <w:t>，</w:t>
-      </w:r>
-      <w:hyperlink r:id="rId55">
-        <w:r>
-          <w:rPr>
-            <w:lang w:val="zh_TW" w:bidi="zh_TW"/>
-          </w:rPr>
-          <w:rPr>
-            <w:color w:val="0000EE"/>
-            <w:u w:val="single"/>
-          </w:rPr>
-          <w:t>20:34</w:t>
-        </w:r>
-      </w:hyperlink>
-      <w:r>
-        <w:rPr>
-          <w:lang w:val="zh_TW" w:bidi="zh_TW"/>
-        </w:rPr>
-        <w:t>）。通過這個強烈的動詞（字面意思是「內心深受感動」），表達了祂對他們的憐憫和慈悲。希伯來人認為內心深處是情感的中心，特別是最溫柔的仁愛之情。描述耶穌深受感動並立即採取行動來減輕人們的痛苦——醫治（</w:t>
-      </w:r>
-      <w:hyperlink r:id="rId55">
-        <w:r>
-          <w:rPr>
-            <w:lang w:val="zh_TW" w:bidi="zh_TW"/>
-          </w:rPr>
-          <w:rPr>
-            <w:color w:val="0000EE"/>
-            <w:u w:val="single"/>
-          </w:rPr>
-          <w:t>太20:34</w:t>
-        </w:r>
-      </w:hyperlink>
-      <w:r>
-        <w:rPr>
-          <w:lang w:val="zh_TW" w:bidi="zh_TW"/>
-        </w:rPr>
-        <w:t>；</w:t>
-      </w:r>
-      <w:hyperlink r:id="rId56">
-        <w:r>
-          <w:rPr>
-            <w:lang w:val="zh_TW" w:bidi="zh_TW"/>
-          </w:rPr>
-          <w:rPr>
-            <w:color w:val="0000EE"/>
-            <w:u w:val="single"/>
-          </w:rPr>
-          <w:t>可1:41</w:t>
-        </w:r>
-      </w:hyperlink>
-      <w:r>
-        <w:rPr>
-          <w:lang w:val="zh_TW" w:bidi="zh_TW"/>
-        </w:rPr>
-        <w:t>）、使死人復活（</w:t>
-      </w:r>
-      <w:hyperlink r:id="rId57">
-        <w:r>
-          <w:rPr>
-            <w:lang w:val="zh_TW" w:bidi="zh_TW"/>
-          </w:rPr>
-          <w:rPr>
-            <w:color w:val="0000EE"/>
-            <w:u w:val="single"/>
-          </w:rPr>
-          <w:t>路7:13</w:t>
-        </w:r>
-      </w:hyperlink>
-      <w:r>
-        <w:rPr>
-          <w:lang w:val="zh_TW" w:bidi="zh_TW"/>
-        </w:rPr>
-        <w:t>）、並餵飽飢餓的人（</w:t>
-      </w:r>
-      <w:hyperlink r:id="rId58">
-        <w:r>
-          <w:rPr>
-            <w:lang w:val="zh_TW" w:bidi="zh_TW"/>
-          </w:rPr>
-          <w:rPr>
-            <w:color w:val="0000EE"/>
-            <w:u w:val="single"/>
-          </w:rPr>
-          <w:t>太15:32</w:t>
-        </w:r>
-      </w:hyperlink>
-      <w:r>
-        <w:rPr>
-          <w:lang w:val="zh_TW" w:bidi="zh_TW"/>
-        </w:rPr>
-        <w:t>）。</w:t>
+        <w:t>黎巴嫩山脈的東側是貝卡谷地。</w:t>
+      </w:r>
+      <w:r>
+        <w:rPr>
+          <w:lang w:val="zh_TW" w:bidi="zh_TW"/>
+        </w:rPr>
+        <w:t>奧龍特斯河畔（</w:t>
+      </w:r>
+      <w:r>
+        <w:rPr>
+          <w:lang w:val="zh_TW" w:bidi="zh_TW"/>
+        </w:rPr>
+        <w:t>Orontes River</w:t>
+      </w:r>
+      <w:r>
+        <w:rPr>
+          <w:lang w:val="zh_TW" w:bidi="zh_TW"/>
+        </w:rPr>
+        <w:t>）</w:t>
+      </w:r>
+      <w:r>
+        <w:rPr>
+          <w:lang w:val="zh_TW" w:bidi="zh_TW"/>
+        </w:rPr>
+        <w:t>發源於這個谷地的北部，向北流入地中海，位於古烏加里特（Ugarit）的北部。這整個谷地地區在古典文學中被稱為敘利亞中空地區。它是羅馬人的「糧倉」。</w:t>
       </w:r>
     </w:p>
     <w:p>
@@ -1158,9 +390,9 @@
         <w:rPr>
           <w:lang w:val="zh_TW" w:bidi="zh_TW"/>
         </w:rPr>
-        <w:t>舊約中神對聖約子民憐憫的概念，在新約中也出現（</w:t>
-      </w:r>
-      <w:hyperlink r:id="rId59">
+        <w:t>在貝卡谷地的東邊是外黎巴嫩山脈，巴拉達河（Barada River）在此發源並向東流向大馬士革的肥沃綠洲。山脈南部的赫門山，腓尼基人稱之為西連，亞摩利人稱之為示尼珥（</w:t>
+      </w:r>
+      <w:hyperlink r:id="rId16">
         <w:r>
           <w:rPr>
             <w:lang w:val="zh_TW" w:bidi="zh_TW"/>
@@ -1169,169 +401,7 @@
             <w:color w:val="0000EE"/>
             <w:u w:val="single"/>
           </w:rPr>
-          <w:t>路1:50、54、72、78</w:t>
-        </w:r>
-      </w:hyperlink>
-      <w:r>
-        <w:rPr>
-          <w:lang w:val="zh_TW" w:bidi="zh_TW"/>
-        </w:rPr>
-        <w:t>；</w:t>
-      </w:r>
-      <w:hyperlink r:id="rId18">
-        <w:r>
-          <w:rPr>
-            <w:lang w:val="zh_TW" w:bidi="zh_TW"/>
-          </w:rPr>
-          <w:rPr>
-            <w:color w:val="0000EE"/>
-            <w:u w:val="single"/>
-          </w:rPr>
-          <w:t>弗2:4</w:t>
-        </w:r>
-      </w:hyperlink>
-      <w:r>
-        <w:rPr>
-          <w:lang w:val="zh_TW" w:bidi="zh_TW"/>
-        </w:rPr>
-        <w:t>；</w:t>
-      </w:r>
-      <w:hyperlink r:id="rId60">
-        <w:r>
-          <w:rPr>
-            <w:lang w:val="zh_TW" w:bidi="zh_TW"/>
-          </w:rPr>
-          <w:rPr>
-            <w:color w:val="0000EE"/>
-            <w:u w:val="single"/>
-          </w:rPr>
-          <w:t>提前1:2</w:t>
-        </w:r>
-      </w:hyperlink>
-      <w:r>
-        <w:rPr>
-          <w:lang w:val="zh_TW" w:bidi="zh_TW"/>
-        </w:rPr>
-        <w:t>；</w:t>
-      </w:r>
-      <w:hyperlink r:id="rId61">
-        <w:r>
-          <w:rPr>
-            <w:lang w:val="zh_TW" w:bidi="zh_TW"/>
-          </w:rPr>
-          <w:rPr>
-            <w:color w:val="0000EE"/>
-            <w:u w:val="single"/>
-          </w:rPr>
-          <w:t>彼前1:3</w:t>
-        </w:r>
-      </w:hyperlink>
-      <w:r>
-        <w:rPr>
-          <w:lang w:val="zh_TW" w:bidi="zh_TW"/>
-        </w:rPr>
-        <w:t>，</w:t>
-      </w:r>
-      <w:hyperlink r:id="rId62">
-        <w:r>
-          <w:rPr>
-            <w:lang w:val="zh_TW" w:bidi="zh_TW"/>
-          </w:rPr>
-          <w:rPr>
-            <w:color w:val="0000EE"/>
-            <w:u w:val="single"/>
-          </w:rPr>
-          <w:t>2:10</w:t>
-        </w:r>
-      </w:hyperlink>
-      <w:r>
-        <w:rPr>
-          <w:lang w:val="zh_TW" w:bidi="zh_TW"/>
-        </w:rPr>
-        <w:t>）。新約中「憐憫」最典型的用法是指神藉著耶穌基督為人提供的救恩（</w:t>
-      </w:r>
-      <w:hyperlink r:id="rId63">
-        <w:r>
-          <w:rPr>
-            <w:lang w:val="zh_TW" w:bidi="zh_TW"/>
-          </w:rPr>
-          <w:rPr>
-            <w:color w:val="0000EE"/>
-            <w:u w:val="single"/>
-          </w:rPr>
-          <w:t>羅11:30–32</w:t>
-        </w:r>
-      </w:hyperlink>
-      <w:r>
-        <w:rPr>
-          <w:lang w:val="zh_TW" w:bidi="zh_TW"/>
-        </w:rPr>
-        <w:t>；</w:t>
-      </w:r>
-      <w:hyperlink r:id="rId18">
-        <w:r>
-          <w:rPr>
-            <w:lang w:val="zh_TW" w:bidi="zh_TW"/>
-          </w:rPr>
-          <w:rPr>
-            <w:color w:val="0000EE"/>
-            <w:u w:val="single"/>
-          </w:rPr>
-          <w:t>弗2:4</w:t>
-        </w:r>
-      </w:hyperlink>
-      <w:r>
-        <w:rPr>
-          <w:lang w:val="zh_TW" w:bidi="zh_TW"/>
-        </w:rPr>
-        <w:t>）。神是「發慈悲的父」（</w:t>
-      </w:r>
-      <w:hyperlink r:id="rId64">
-        <w:r>
-          <w:rPr>
-            <w:lang w:val="zh_TW" w:bidi="zh_TW"/>
-          </w:rPr>
-          <w:rPr>
-            <w:color w:val="0000EE"/>
-            <w:u w:val="single"/>
-          </w:rPr>
-          <w:t>林後1:3</w:t>
-        </w:r>
-      </w:hyperlink>
-      <w:r>
-        <w:rPr>
-          <w:lang w:val="zh_TW" w:bidi="zh_TW"/>
-        </w:rPr>
-        <w:t>），祂將這恩惠賜給那些相信祂兒子的人。正因為祂「有豐富的憐憫」，祂拯救那些因罪而靈性死亡、注定滅亡的人（</w:t>
-      </w:r>
-      <w:hyperlink r:id="rId65">
-        <w:r>
-          <w:rPr>
-            <w:lang w:val="zh_TW" w:bidi="zh_TW"/>
-          </w:rPr>
-          <w:rPr>
-            <w:color w:val="0000EE"/>
-            <w:u w:val="single"/>
-          </w:rPr>
-          <w:t>弗2:4–6</w:t>
-        </w:r>
-      </w:hyperlink>
-      <w:r>
-        <w:rPr>
-          <w:lang w:val="zh_TW" w:bidi="zh_TW"/>
-        </w:rPr>
-        <w:t>）。人因神的憐憫而得赦免並被賜予永生（</w:t>
-      </w:r>
-      <w:hyperlink r:id="rId66">
-        <w:r>
-          <w:rPr>
-            <w:lang w:val="zh_TW" w:bidi="zh_TW"/>
-          </w:rPr>
-          <w:rPr>
-            <w:color w:val="0000EE"/>
-            <w:u w:val="single"/>
-          </w:rPr>
-          <w:t>提前1:13–16</w:t>
+          <w:t>申3:9</w:t>
         </w:r>
       </w:hyperlink>
       <w:r>
@@ -1349,7 +419,7 @@
         <w:rPr>
           <w:lang w:val="zh_TW" w:bidi="zh_TW"/>
         </w:rPr>
-        <w:t>人們有責任對他人施予憐憫</w:t>
+        <w:t>資源</w:t>
       </w:r>
     </w:p>
     <w:p>
@@ -1363,9 +433,9 @@
         <w:rPr>
           <w:lang w:val="zh_TW" w:bidi="zh_TW"/>
         </w:rPr>
-        <w:t>無論人是否配得或忠誠，神也白白地施恩憐憫，因此人也應當對他人施憐憫，即使他們不配或不尋求。實際上，人被命令要憐憫他人，尤其是窮人、困苦者、寡婦和孤兒（</w:t>
-      </w:r>
-      <w:hyperlink r:id="rId67">
+        <w:t>黎巴嫩在古代以其豐富的杉木和松樹森林而聞名。沿海地區、貝卡谷地和山坡較低處適合種植橄欖樹、果樹和葡萄樹，並能耕種一些穀物。海中有一種腹足綱軟體動物，可以用來製取紅色或紫色染料。「腓尼基人」這個名字源自希臘文phoinos，即紅紫色。約公元前1500年，烏加列已經可以製造紫色染料的羊毛。腓尼基人幾個世紀來壟斷了這個產業。以色列人用大量的紫色染料來製作會幕的幔子（</w:t>
+      </w:r>
+      <w:hyperlink r:id="rId17">
         <w:r>
           <w:rPr>
             <w:lang w:val="zh_TW" w:bidi="zh_TW"/>
@@ -1374,10 +444,16 @@
             <w:color w:val="0000EE"/>
             <w:u w:val="single"/>
           </w:rPr>
-          <w:t>箴14:31，</w:t>
+          <w:t>出26章</w:t>
         </w:r>
       </w:hyperlink>
-      <w:hyperlink r:id="rId68">
+      <w:r>
+        <w:rPr>
+          <w:lang w:val="zh_TW" w:bidi="zh_TW"/>
+        </w:rPr>
+        <w:t>）和祭司的衣服（</w:t>
+      </w:r>
+      <w:hyperlink r:id="rId18">
         <w:r>
           <w:rPr>
             <w:lang w:val="zh_TW" w:bidi="zh_TW"/>
@@ -1386,16 +462,10 @@
             <w:color w:val="0000EE"/>
             <w:u w:val="single"/>
           </w:rPr>
-          <w:t>19:17</w:t>
+          <w:t>出28:4–6，</w:t>
         </w:r>
       </w:hyperlink>
-      <w:r>
-        <w:rPr>
-          <w:lang w:val="zh_TW" w:bidi="zh_TW"/>
-        </w:rPr>
-        <w:t>；</w:t>
-      </w:r>
-      <w:hyperlink r:id="rId69">
+      <w:hyperlink r:id="rId19">
         <w:r>
           <w:rPr>
             <w:lang w:val="zh_TW" w:bidi="zh_TW"/>
@@ -1404,212 +474,14 @@
             <w:color w:val="0000EE"/>
             <w:u w:val="single"/>
           </w:rPr>
-          <w:t>彌6:8</w:t>
+          <w:t>39:1、28–29</w:t>
         </w:r>
       </w:hyperlink>
       <w:r>
         <w:rPr>
           <w:lang w:val="zh_TW" w:bidi="zh_TW"/>
         </w:rPr>
-        <w:t>；</w:t>
-      </w:r>
-      <w:hyperlink r:id="rId70">
-        <w:r>
-          <w:rPr>
-            <w:lang w:val="zh_TW" w:bidi="zh_TW"/>
-          </w:rPr>
-          <w:rPr>
-            <w:color w:val="0000EE"/>
-            <w:u w:val="single"/>
-          </w:rPr>
-          <w:t>亞7:9–10</w:t>
-        </w:r>
-      </w:hyperlink>
-      <w:r>
-        <w:rPr>
-          <w:lang w:val="zh_TW" w:bidi="zh_TW"/>
-        </w:rPr>
-        <w:t>；</w:t>
-      </w:r>
-      <w:hyperlink r:id="rId71">
-        <w:r>
-          <w:rPr>
-            <w:lang w:val="zh_TW" w:bidi="zh_TW"/>
-          </w:rPr>
-          <w:rPr>
-            <w:color w:val="0000EE"/>
-            <w:u w:val="single"/>
-          </w:rPr>
-          <w:t>西3:12</w:t>
-        </w:r>
-      </w:hyperlink>
-      <w:r>
-        <w:rPr>
-          <w:lang w:val="zh_TW" w:bidi="zh_TW"/>
-        </w:rPr>
-        <w:t>）。神看重憐憫勝過儀式上的獻祭（</w:t>
-      </w:r>
-      <w:hyperlink r:id="rId72">
-        <w:r>
-          <w:rPr>
-            <w:lang w:val="zh_TW" w:bidi="zh_TW"/>
-          </w:rPr>
-          <w:rPr>
-            <w:color w:val="0000EE"/>
-            <w:u w:val="single"/>
-          </w:rPr>
-          <w:t>太9:13</w:t>
-        </w:r>
-      </w:hyperlink>
-      <w:r>
-        <w:rPr>
-          <w:lang w:val="zh_TW" w:bidi="zh_TW"/>
-        </w:rPr>
-        <w:t>）。神在基督裡所顯的憐憫，實際上使人有義務像神對待他們一樣對待他人。主將憐憫作為祂教導的基礎（</w:t>
-      </w:r>
-      <w:hyperlink r:id="rId73">
-        <w:r>
-          <w:rPr>
-            <w:lang w:val="zh_TW" w:bidi="zh_TW"/>
-          </w:rPr>
-          <w:rPr>
-            <w:color w:val="0000EE"/>
-            <w:u w:val="single"/>
-          </w:rPr>
-          <w:t>太5:7</w:t>
-        </w:r>
-      </w:hyperlink>
-      <w:r>
-        <w:rPr>
-          <w:lang w:val="zh_TW" w:bidi="zh_TW"/>
-        </w:rPr>
-        <w:t>，</w:t>
-      </w:r>
-      <w:hyperlink r:id="rId72">
-        <w:r>
-          <w:rPr>
-            <w:lang w:val="zh_TW" w:bidi="zh_TW"/>
-          </w:rPr>
-          <w:rPr>
-            <w:color w:val="0000EE"/>
-            <w:u w:val="single"/>
-          </w:rPr>
-          <w:t>9:13</w:t>
-        </w:r>
-      </w:hyperlink>
-      <w:r>
-        <w:rPr>
-          <w:lang w:val="zh_TW" w:bidi="zh_TW"/>
-        </w:rPr>
-        <w:t>，</w:t>
-      </w:r>
-      <w:hyperlink r:id="rId74">
-        <w:r>
-          <w:rPr>
-            <w:lang w:val="zh_TW" w:bidi="zh_TW"/>
-          </w:rPr>
-          <w:rPr>
-            <w:color w:val="0000EE"/>
-            <w:u w:val="single"/>
-          </w:rPr>
-          <w:t>12:7</w:t>
-        </w:r>
-      </w:hyperlink>
-      <w:r>
-        <w:rPr>
-          <w:lang w:val="zh_TW" w:bidi="zh_TW"/>
-        </w:rPr>
-        <w:t>，</w:t>
-      </w:r>
-      <w:hyperlink r:id="rId75">
-        <w:r>
-          <w:rPr>
-            <w:lang w:val="zh_TW" w:bidi="zh_TW"/>
-          </w:rPr>
-          <w:rPr>
-            <w:color w:val="0000EE"/>
-            <w:u w:val="single"/>
-          </w:rPr>
-          <w:t>23:23</w:t>
-        </w:r>
-      </w:hyperlink>
-      <w:r>
-        <w:rPr>
-          <w:lang w:val="zh_TW" w:bidi="zh_TW"/>
-        </w:rPr>
-        <w:t>；</w:t>
-      </w:r>
-      <w:hyperlink r:id="rId76">
-        <w:r>
-          <w:rPr>
-            <w:lang w:val="zh_TW" w:bidi="zh_TW"/>
-          </w:rPr>
-          <w:rPr>
-            <w:color w:val="0000EE"/>
-            <w:u w:val="single"/>
-          </w:rPr>
-          <w:t>路6:36</w:t>
-        </w:r>
-      </w:hyperlink>
-      <w:r>
-        <w:rPr>
-          <w:lang w:val="zh_TW" w:bidi="zh_TW"/>
-        </w:rPr>
-        <w:t>，</w:t>
-      </w:r>
-      <w:hyperlink r:id="rId77">
-        <w:r>
-          <w:rPr>
-            <w:lang w:val="zh_TW" w:bidi="zh_TW"/>
-          </w:rPr>
-          <w:rPr>
-            <w:color w:val="0000EE"/>
-            <w:u w:val="single"/>
-          </w:rPr>
-          <w:t>10:37</w:t>
-        </w:r>
-      </w:hyperlink>
-      <w:r>
-        <w:rPr>
-          <w:lang w:val="zh_TW" w:bidi="zh_TW"/>
-        </w:rPr>
-        <w:t>；</w:t>
-      </w:r>
-      <w:hyperlink r:id="rId78">
-        <w:r>
-          <w:rPr>
-            <w:lang w:val="zh_TW" w:bidi="zh_TW"/>
-          </w:rPr>
-          <w:rPr>
-            <w:color w:val="0000EE"/>
-            <w:u w:val="single"/>
-          </w:rPr>
-          <w:t>雅3:17</w:t>
-        </w:r>
-      </w:hyperlink>
-      <w:r>
-        <w:rPr>
-          <w:lang w:val="zh_TW" w:bidi="zh_TW"/>
-        </w:rPr>
-        <w:t>）。祂的來臨是在憐憫的背景下被期待和宣告的，這憐憫將成為祂使命的標誌（</w:t>
-      </w:r>
-      <w:hyperlink r:id="rId59">
-        <w:r>
-          <w:rPr>
-            <w:lang w:val="zh_TW" w:bidi="zh_TW"/>
-          </w:rPr>
-          <w:rPr>
-            <w:color w:val="0000EE"/>
-            <w:u w:val="single"/>
-          </w:rPr>
-          <w:t>路1:50、54、72、78</w:t>
-        </w:r>
-      </w:hyperlink>
-      <w:r>
-        <w:rPr>
-          <w:lang w:val="zh_TW" w:bidi="zh_TW"/>
-        </w:rPr>
-        <w:t>）。</w:t>
+        <w:t>），他們的染料可能就是從腓尼基人那裡購得的。</w:t>
       </w:r>
     </w:p>
     <w:p>
@@ -1623,9 +495,9 @@
         <w:rPr>
           <w:lang w:val="zh_TW" w:bidi="zh_TW"/>
         </w:rPr>
-        <w:t>基督徒群體的成員應當彼此憐憫，實際地關心彼此。正如基督在他們需要時，白白地給予他們一樣，他們也應該彼此幫助、救濟、愛護並安慰對方。使徒雅各教導這樣的善行是信心的本質所在（</w:t>
-      </w:r>
-      <w:hyperlink r:id="rId79">
+        <w:t>所羅門王與腓尼基建立了重要的貿易關係。為建造耶路撒冷的聖殿，他從泰爾王希蘭一世那裡取得了柏木和松木（</w:t>
+      </w:r>
+      <w:hyperlink r:id="rId20">
         <w:r>
           <w:rPr>
             <w:lang w:val="zh_TW" w:bidi="zh_TW"/>
@@ -1634,16 +506,16 @@
             <w:color w:val="0000EE"/>
             <w:u w:val="single"/>
           </w:rPr>
-          <w:t>雅2:14–26</w:t>
+          <w:t>王上5:6、9、14</w:t>
         </w:r>
       </w:hyperlink>
       <w:r>
         <w:rPr>
           <w:lang w:val="zh_TW" w:bidi="zh_TW"/>
         </w:rPr>
-        <w:t>）。好撒馬利亞人對那位被打劫且受傷之人的憐憫，正是主特別表揚的（</w:t>
-      </w:r>
-      <w:hyperlink r:id="rId80">
+        <w:t>，</w:t>
+      </w:r>
+      <w:hyperlink r:id="rId21">
         <w:r>
           <w:rPr>
             <w:lang w:val="zh_TW" w:bidi="zh_TW"/>
@@ -1652,16 +524,16 @@
             <w:color w:val="0000EE"/>
             <w:u w:val="single"/>
           </w:rPr>
-          <w:t>路10:36–37</w:t>
+          <w:t>7:2</w:t>
         </w:r>
       </w:hyperlink>
       <w:r>
         <w:rPr>
           <w:lang w:val="zh_TW" w:bidi="zh_TW"/>
         </w:rPr>
-        <w:t>）。充滿憐憫是天國子民的一個顯著美德（</w:t>
-      </w:r>
-      <w:hyperlink r:id="rId73">
+        <w:t>，</w:t>
+      </w:r>
+      <w:hyperlink r:id="rId22">
         <w:r>
           <w:rPr>
             <w:lang w:val="zh_TW" w:bidi="zh_TW"/>
@@ -1670,7 +542,79 @@
             <w:color w:val="0000EE"/>
             <w:u w:val="single"/>
           </w:rPr>
-          <w:t>太5:7</w:t>
+          <w:t>10:17、21</w:t>
+        </w:r>
+      </w:hyperlink>
+      <w:r>
+        <w:rPr>
+          <w:lang w:val="zh_TW" w:bidi="zh_TW"/>
+        </w:rPr>
+        <w:t>；</w:t>
+      </w:r>
+      <w:hyperlink r:id="rId23">
+        <w:r>
+          <w:rPr>
+            <w:lang w:val="zh_TW" w:bidi="zh_TW"/>
+          </w:rPr>
+          <w:rPr>
+            <w:color w:val="0000EE"/>
+            <w:u w:val="single"/>
+          </w:rPr>
+          <w:t>代下2:8、16</w:t>
+        </w:r>
+      </w:hyperlink>
+      <w:r>
+        <w:rPr>
+          <w:lang w:val="zh_TW" w:bidi="zh_TW"/>
+        </w:rPr>
+        <w:t>）。所羅門用麥子和橄欖油支付這些木材（</w:t>
+      </w:r>
+      <w:hyperlink r:id="rId24">
+        <w:r>
+          <w:rPr>
+            <w:lang w:val="zh_TW" w:bidi="zh_TW"/>
+          </w:rPr>
+          <w:rPr>
+            <w:color w:val="0000EE"/>
+            <w:u w:val="single"/>
+          </w:rPr>
+          <w:t>王上5:11</w:t>
+        </w:r>
+      </w:hyperlink>
+      <w:r>
+        <w:rPr>
+          <w:lang w:val="zh_TW" w:bidi="zh_TW"/>
+        </w:rPr>
+        <w:t>）。這些樹木被海運漂浮到所羅門的領土內，再從那裡運到耶路撒冷。黎巴嫩和外黎巴嫩的杉木和松木為推羅提供了造船的木材（</w:t>
+      </w:r>
+      <w:hyperlink r:id="rId25">
+        <w:r>
+          <w:rPr>
+            <w:lang w:val="zh_TW" w:bidi="zh_TW"/>
+          </w:rPr>
+          <w:rPr>
+            <w:color w:val="0000EE"/>
+            <w:u w:val="single"/>
+          </w:rPr>
+          <w:t>結27:5</w:t>
+        </w:r>
+      </w:hyperlink>
+      <w:r>
+        <w:rPr>
+          <w:lang w:val="zh_TW" w:bidi="zh_TW"/>
+        </w:rPr>
+        <w:t>），為埃及提供了聖船和家具，並為重建耶路撒冷的第二聖殿提供了木材（</w:t>
+      </w:r>
+      <w:hyperlink r:id="rId26">
+        <w:r>
+          <w:rPr>
+            <w:lang w:val="zh_TW" w:bidi="zh_TW"/>
+          </w:rPr>
+          <w:rPr>
+            <w:color w:val="0000EE"/>
+            <w:u w:val="single"/>
+          </w:rPr>
+          <w:t>拉3:7</w:t>
         </w:r>
       </w:hyperlink>
       <w:r>
@@ -1689,6 +633,675 @@
       </w:r>
       <w:r>
         <w:rPr>
+          <w:lang w:val="zh_TW" w:bidi="zh_TW"/>
+        </w:rPr>
+        <w:t>腓尼基人從黎巴嫩的港口與許多國進行貿易。他們掌握了造船技術，並將船隻用於和平與戰爭中。</w:t>
+      </w:r>
+      <w:hyperlink r:id="rId27">
+        <w:r>
+          <w:rPr>
+            <w:lang w:val="zh_TW" w:bidi="zh_TW"/>
+          </w:rPr>
+          <w:rPr>
+            <w:color w:val="0000EE"/>
+            <w:u w:val="single"/>
+          </w:rPr>
+          <w:t>以西結書第二十七章</w:t>
+        </w:r>
+      </w:hyperlink>
+      <w:r>
+        <w:rPr>
+          <w:lang w:val="zh_TW" w:bidi="zh_TW"/>
+        </w:rPr>
+        <w:t>中生動地描述了來自泰爾、西頓、迦巴勒和亞發的商人的貿易活動，詳細說明了他們貿易的範圍和性質。</w:t>
+      </w:r>
+    </w:p>
+    <w:p>
+      <w:pPr>
+        <w:pStyle w:val="Heading3"/>
+      </w:pPr>
+      <w:r>
+        <w:rPr>
+          <w:lang w:val="zh_TW" w:bidi="zh_TW"/>
+        </w:rPr>
+        <w:t>歷史</w:t>
+      </w:r>
+    </w:p>
+    <w:p>
+      <w:pPr/>
+      <w:r>
+        <w:rPr>
+          <w:lang w:val="zh_TW" w:bidi="zh_TW"/>
+        </w:rPr>
+      </w:r>
+      <w:r>
+        <w:rPr>
+          <w:lang w:val="zh_TW" w:bidi="zh_TW"/>
+        </w:rPr>
+        <w:t>早在埃及第四王朝時期（約公元前2600年），黎巴嫩地區就引起了埃及人的興趣，法老斯努夫（Snofru）從黎巴嫩取得了40艘船載的杉木。迦巴勒在第十二王朝時期（約公元前1980–1800年）受到埃及的影響，埃及人用金飾交換黎巴嫩的杉木。在第十八王朝（約公元前1552–1306年）期間，埃及征服了敘利亞，記錄中經常提到杉木被作為貢品帶回。後來，拉美西斯十一世（Ramses XI）的一位使者文阿蒙（Wenamon）曾以高價購得杉木（約公元前1100年）。</w:t>
+      </w:r>
+    </w:p>
+    <w:p>
+      <w:pPr/>
+      <w:r>
+        <w:rPr>
+          <w:lang w:val="zh_TW" w:bidi="zh_TW"/>
+        </w:rPr>
+      </w:r>
+      <w:r>
+        <w:rPr>
+          <w:lang w:val="zh_TW" w:bidi="zh_TW"/>
+        </w:rPr>
+        <w:t>當埃及的勢力衰退時，亞述人控制了該地區，並從</w:t>
+      </w:r>
+      <w:r>
+        <w:rPr>
+          <w:lang w:val="zh_TW" w:bidi="zh_TW"/>
+        </w:rPr>
+        <w:t>提革拉毗列色</w:t>
+      </w:r>
+      <w:r>
+        <w:rPr>
+          <w:lang w:val="zh_TW" w:bidi="zh_TW"/>
+        </w:rPr>
+        <w:t>一世（Tiglath-pileser I，約公元前1100年）開始，將大量的杉木作為貢品。尼布甲尼撒和巴比倫國同樣控制了黎巴嫩，並運走大量杉木來建造神廟和宮殿。以賽亞書（</w:t>
+      </w:r>
+      <w:hyperlink r:id="rId28">
+        <w:r>
+          <w:rPr>
+            <w:lang w:val="zh_TW" w:bidi="zh_TW"/>
+          </w:rPr>
+          <w:rPr>
+            <w:color w:val="0000EE"/>
+            <w:u w:val="single"/>
+          </w:rPr>
+          <w:t>賽14:8</w:t>
+        </w:r>
+      </w:hyperlink>
+      <w:r>
+        <w:rPr>
+          <w:lang w:val="zh_TW" w:bidi="zh_TW"/>
+        </w:rPr>
+        <w:t>）和哈巴谷書（</w:t>
+      </w:r>
+      <w:hyperlink r:id="rId29">
+        <w:r>
+          <w:rPr>
+            <w:lang w:val="zh_TW" w:bidi="zh_TW"/>
+          </w:rPr>
+          <w:rPr>
+            <w:color w:val="0000EE"/>
+            <w:u w:val="single"/>
+          </w:rPr>
+          <w:t>哈2:17</w:t>
+        </w:r>
+      </w:hyperlink>
+      <w:r>
+        <w:rPr>
+          <w:lang w:val="zh_TW" w:bidi="zh_TW"/>
+        </w:rPr>
+        <w:t>）都提到過黎巴嫩森林的被破壞。在後來的幾個世紀裡，黎巴嫩先後被波斯人、希臘人和羅馬人統治。</w:t>
+      </w:r>
+    </w:p>
+    <w:p>
+      <w:pPr/>
+      <w:r>
+        <w:rPr>
+          <w:lang w:val="zh_TW" w:bidi="zh_TW"/>
+        </w:rPr>
+      </w:r>
+      <w:r>
+        <w:rPr>
+          <w:lang w:val="zh_TW" w:bidi="zh_TW"/>
+        </w:rPr>
+        <w:t>在新約時代，泰爾和西頓的城通常被一起提及（</w:t>
+      </w:r>
+      <w:hyperlink r:id="rId30">
+        <w:r>
+          <w:rPr>
+            <w:lang w:val="zh_TW" w:bidi="zh_TW"/>
+          </w:rPr>
+          <w:rPr>
+            <w:color w:val="0000EE"/>
+            <w:u w:val="single"/>
+          </w:rPr>
+          <w:t>太15:21</w:t>
+        </w:r>
+      </w:hyperlink>
+      <w:r>
+        <w:rPr>
+          <w:lang w:val="zh_TW" w:bidi="zh_TW"/>
+        </w:rPr>
+        <w:t>；</w:t>
+      </w:r>
+      <w:hyperlink r:id="rId31">
+        <w:r>
+          <w:rPr>
+            <w:lang w:val="zh_TW" w:bidi="zh_TW"/>
+          </w:rPr>
+          <w:rPr>
+            <w:color w:val="0000EE"/>
+            <w:u w:val="single"/>
+          </w:rPr>
+          <w:t>可3:8</w:t>
+        </w:r>
+      </w:hyperlink>
+      <w:r>
+        <w:rPr>
+          <w:lang w:val="zh_TW" w:bidi="zh_TW"/>
+        </w:rPr>
+        <w:t>，</w:t>
+      </w:r>
+      <w:hyperlink r:id="rId32">
+        <w:r>
+          <w:rPr>
+            <w:lang w:val="zh_TW" w:bidi="zh_TW"/>
+          </w:rPr>
+          <w:rPr>
+            <w:color w:val="0000EE"/>
+            <w:u w:val="single"/>
+          </w:rPr>
+          <w:t>7:24、31</w:t>
+        </w:r>
+      </w:hyperlink>
+      <w:r>
+        <w:rPr>
+          <w:lang w:val="zh_TW" w:bidi="zh_TW"/>
+        </w:rPr>
+        <w:t>；</w:t>
+      </w:r>
+      <w:hyperlink r:id="rId33">
+        <w:r>
+          <w:rPr>
+            <w:lang w:val="zh_TW" w:bidi="zh_TW"/>
+          </w:rPr>
+          <w:rPr>
+            <w:color w:val="0000EE"/>
+            <w:u w:val="single"/>
+          </w:rPr>
+          <w:t>路6:17</w:t>
+        </w:r>
+      </w:hyperlink>
+      <w:r>
+        <w:rPr>
+          <w:lang w:val="zh_TW" w:bidi="zh_TW"/>
+        </w:rPr>
+        <w:t>，</w:t>
+      </w:r>
+      <w:hyperlink r:id="rId34">
+        <w:r>
+          <w:rPr>
+            <w:lang w:val="zh_TW" w:bidi="zh_TW"/>
+          </w:rPr>
+          <w:rPr>
+            <w:color w:val="0000EE"/>
+            <w:u w:val="single"/>
+          </w:rPr>
+          <w:t>10:13–14</w:t>
+        </w:r>
+      </w:hyperlink>
+      <w:r>
+        <w:rPr>
+          <w:lang w:val="zh_TW" w:bidi="zh_TW"/>
+        </w:rPr>
+        <w:t>；</w:t>
+      </w:r>
+      <w:hyperlink r:id="rId35">
+        <w:r>
+          <w:rPr>
+            <w:lang w:val="zh_TW" w:bidi="zh_TW"/>
+          </w:rPr>
+          <w:rPr>
+            <w:color w:val="0000EE"/>
+            <w:u w:val="single"/>
+          </w:rPr>
+          <w:t>徒12:20</w:t>
+        </w:r>
+      </w:hyperlink>
+      <w:r>
+        <w:rPr>
+          <w:lang w:val="zh_TW" w:bidi="zh_TW"/>
+        </w:rPr>
+        <w:t>），但有時也分別提及（</w:t>
+      </w:r>
+      <w:hyperlink r:id="rId36">
+        <w:r>
+          <w:rPr>
+            <w:lang w:val="zh_TW" w:bidi="zh_TW"/>
+          </w:rPr>
+          <w:rPr>
+            <w:color w:val="0000EE"/>
+            <w:u w:val="single"/>
+          </w:rPr>
+          <w:t>徒21:3、7</w:t>
+        </w:r>
+      </w:hyperlink>
+      <w:r>
+        <w:rPr>
+          <w:lang w:val="zh_TW" w:bidi="zh_TW"/>
+        </w:rPr>
+        <w:t>）。</w:t>
+      </w:r>
+      <w:hyperlink r:id="rId37">
+        <w:r>
+          <w:rPr>
+            <w:lang w:val="zh_TW" w:bidi="zh_TW"/>
+          </w:rPr>
+          <w:rPr>
+            <w:color w:val="0000EE"/>
+            <w:u w:val="single"/>
+          </w:rPr>
+          <w:t>馬可福音七章26節</w:t>
+        </w:r>
+      </w:hyperlink>
+      <w:r>
+        <w:rPr>
+          <w:lang w:val="zh_TW" w:bidi="zh_TW"/>
+        </w:rPr>
+        <w:t>中提到的一位希臘婦人是敘利亞腓尼基人。耶穌在祂事工期間曾在這些地區講道。在聖經詩歌中，黎巴嫩的高大香柏樹象徵著威嚴和力量（</w:t>
+      </w:r>
+      <w:hyperlink r:id="rId38">
+        <w:r>
+          <w:rPr>
+            <w:lang w:val="zh_TW" w:bidi="zh_TW"/>
+          </w:rPr>
+          <w:rPr>
+            <w:color w:val="0000EE"/>
+            <w:u w:val="single"/>
+          </w:rPr>
+          <w:t>士9:15</w:t>
+        </w:r>
+      </w:hyperlink>
+      <w:r>
+        <w:rPr>
+          <w:lang w:val="zh_TW" w:bidi="zh_TW"/>
+        </w:rPr>
+        <w:t>；</w:t>
+      </w:r>
+      <w:hyperlink r:id="rId39">
+        <w:r>
+          <w:rPr>
+            <w:lang w:val="zh_TW" w:bidi="zh_TW"/>
+          </w:rPr>
+          <w:rPr>
+            <w:color w:val="0000EE"/>
+            <w:u w:val="single"/>
+          </w:rPr>
+          <w:t>王下14:9</w:t>
+        </w:r>
+      </w:hyperlink>
+      <w:r>
+        <w:rPr>
+          <w:lang w:val="zh_TW" w:bidi="zh_TW"/>
+        </w:rPr>
+        <w:t>；</w:t>
+      </w:r>
+      <w:hyperlink r:id="rId40">
+        <w:r>
+          <w:rPr>
+            <w:lang w:val="zh_TW" w:bidi="zh_TW"/>
+          </w:rPr>
+          <w:rPr>
+            <w:color w:val="0000EE"/>
+            <w:u w:val="single"/>
+          </w:rPr>
+          <w:t>詩92:12</w:t>
+        </w:r>
+      </w:hyperlink>
+      <w:r>
+        <w:rPr>
+          <w:lang w:val="zh_TW" w:bidi="zh_TW"/>
+        </w:rPr>
+        <w:t>，</w:t>
+      </w:r>
+      <w:hyperlink r:id="rId41">
+        <w:r>
+          <w:rPr>
+            <w:lang w:val="zh_TW" w:bidi="zh_TW"/>
+          </w:rPr>
+          <w:rPr>
+            <w:color w:val="0000EE"/>
+            <w:u w:val="single"/>
+          </w:rPr>
+          <w:t>104:16</w:t>
+        </w:r>
+      </w:hyperlink>
+      <w:r>
+        <w:rPr>
+          <w:lang w:val="zh_TW" w:bidi="zh_TW"/>
+        </w:rPr>
+        <w:t>；</w:t>
+      </w:r>
+      <w:hyperlink r:id="rId42">
+        <w:r>
+          <w:rPr>
+            <w:lang w:val="zh_TW" w:bidi="zh_TW"/>
+          </w:rPr>
+          <w:rPr>
+            <w:color w:val="0000EE"/>
+            <w:u w:val="single"/>
+          </w:rPr>
+          <w:t>賽35:2</w:t>
+        </w:r>
+      </w:hyperlink>
+      <w:r>
+        <w:rPr>
+          <w:lang w:val="zh_TW" w:bidi="zh_TW"/>
+        </w:rPr>
+        <w:t>，</w:t>
+      </w:r>
+      <w:hyperlink r:id="rId43">
+        <w:r>
+          <w:rPr>
+            <w:lang w:val="zh_TW" w:bidi="zh_TW"/>
+          </w:rPr>
+          <w:rPr>
+            <w:color w:val="0000EE"/>
+            <w:u w:val="single"/>
+          </w:rPr>
+          <w:t>60:13</w:t>
+        </w:r>
+      </w:hyperlink>
+      <w:r>
+        <w:rPr>
+          <w:lang w:val="zh_TW" w:bidi="zh_TW"/>
+        </w:rPr>
+        <w:t>）。它們也象徵著終將在神的震怒下被摧毀的世上驕傲（</w:t>
+      </w:r>
+      <w:hyperlink r:id="rId44">
+        <w:r>
+          <w:rPr>
+            <w:lang w:val="zh_TW" w:bidi="zh_TW"/>
+          </w:rPr>
+          <w:rPr>
+            <w:color w:val="0000EE"/>
+            <w:u w:val="single"/>
+          </w:rPr>
+          <w:t>詩29:5</w:t>
+        </w:r>
+      </w:hyperlink>
+      <w:r>
+        <w:rPr>
+          <w:lang w:val="zh_TW" w:bidi="zh_TW"/>
+        </w:rPr>
+        <w:t>；</w:t>
+      </w:r>
+      <w:hyperlink r:id="rId45">
+        <w:r>
+          <w:rPr>
+            <w:lang w:val="zh_TW" w:bidi="zh_TW"/>
+          </w:rPr>
+          <w:rPr>
+            <w:color w:val="0000EE"/>
+            <w:u w:val="single"/>
+          </w:rPr>
+          <w:t>賽2:13</w:t>
+        </w:r>
+      </w:hyperlink>
+      <w:r>
+        <w:rPr>
+          <w:lang w:val="zh_TW" w:bidi="zh_TW"/>
+        </w:rPr>
+        <w:t>，</w:t>
+      </w:r>
+      <w:hyperlink r:id="rId46">
+        <w:r>
+          <w:rPr>
+            <w:lang w:val="zh_TW" w:bidi="zh_TW"/>
+          </w:rPr>
+          <w:rPr>
+            <w:color w:val="0000EE"/>
+            <w:u w:val="single"/>
+          </w:rPr>
+          <w:t>10:34</w:t>
+        </w:r>
+      </w:hyperlink>
+      <w:r>
+        <w:rPr>
+          <w:lang w:val="zh_TW" w:bidi="zh_TW"/>
+        </w:rPr>
+        <w:t>；</w:t>
+      </w:r>
+      <w:hyperlink r:id="rId47">
+        <w:r>
+          <w:rPr>
+            <w:lang w:val="zh_TW" w:bidi="zh_TW"/>
+          </w:rPr>
+          <w:rPr>
+            <w:color w:val="0000EE"/>
+            <w:u w:val="single"/>
+          </w:rPr>
+          <w:t>耶22:6</w:t>
+        </w:r>
+      </w:hyperlink>
+      <w:r>
+        <w:rPr>
+          <w:lang w:val="zh_TW" w:bidi="zh_TW"/>
+        </w:rPr>
+        <w:t>；</w:t>
+      </w:r>
+      <w:hyperlink r:id="rId48">
+        <w:r>
+          <w:rPr>
+            <w:lang w:val="zh_TW" w:bidi="zh_TW"/>
+          </w:rPr>
+          <w:rPr>
+            <w:color w:val="0000EE"/>
+            <w:u w:val="single"/>
+          </w:rPr>
+          <w:t>結31:3</w:t>
+        </w:r>
+      </w:hyperlink>
+      <w:r>
+        <w:rPr>
+          <w:lang w:val="zh_TW" w:bidi="zh_TW"/>
+        </w:rPr>
+        <w:t>）。</w:t>
+      </w:r>
+      <w:r>
+        <w:rPr>
+          <w:lang w:val="zh_TW" w:bidi="zh_TW"/>
+        </w:rPr>
+      </w:r>
+      <w:r>
+        <w:rPr>
+          <w:lang w:val="zh_TW" w:bidi="zh_TW"/>
+        </w:rPr>
+      </w:r>
+    </w:p>
+    <w:p>
+      <w:pPr/>
+      <w:r>
+        <w:rPr>
+          <w:lang w:val="zh_TW" w:bidi="zh_TW"/>
+        </w:rPr>
+      </w:r>
+    </w:p>
+    <w:p>
+      <w:pPr>
+        <w:pStyle w:val="Heading2"/>
+      </w:pPr>
+      <w:r>
+        <w:rPr>
+          <w:lang w:val="zh_TW" w:bidi="zh_TW"/>
+        </w:rPr>
+        <w:t>利都是族，利都是人</w:t>
+      </w:r>
+      <w:r>
+        <w:rPr>
+          <w:lang w:val="zh_TW" w:bidi="zh_TW"/>
+        </w:rPr>
+      </w:r>
+    </w:p>
+    <w:p>
+      <w:pPr/>
+      <w:r>
+        <w:rPr>
+          <w:lang w:val="zh_TW" w:bidi="zh_TW"/>
+        </w:rPr>
+      </w:r>
+      <w:r>
+        <w:rPr>
+          <w:lang w:val="zh_TW" w:bidi="zh_TW"/>
+        </w:rPr>
+        <w:t>源於底但三個兒子中的第二位的部族。底但是亞伯拉罕與基土拉的後裔，出自約珊的家系（</w:t>
+      </w:r>
+      <w:hyperlink r:id="rId49">
+        <w:r>
+          <w:rPr>
+            <w:lang w:val="zh_TW" w:bidi="zh_TW"/>
+          </w:rPr>
+          <w:rPr>
+            <w:color w:val="0000EE"/>
+            <w:u w:val="single"/>
+          </w:rPr>
+          <w:t>創25:3</w:t>
+        </w:r>
+      </w:hyperlink>
+      <w:r>
+        <w:rPr>
+          <w:lang w:val="zh_TW" w:bidi="zh_TW"/>
+        </w:rPr>
+        <w:t>）。有些學者認為，這個部族後來定居在阿拉伯的北部地區。</w:t>
+      </w:r>
+      <w:r>
+        <w:rPr>
+          <w:lang w:val="zh_TW" w:bidi="zh_TW"/>
+        </w:rPr>
+      </w:r>
+      <w:r>
+        <w:rPr>
+          <w:lang w:val="zh_TW" w:bidi="zh_TW"/>
+        </w:rPr>
+      </w:r>
+    </w:p>
+    <w:p>
+      <w:pPr/>
+      <w:r>
+        <w:rPr>
+          <w:lang w:val="zh_TW" w:bidi="zh_TW"/>
+        </w:rPr>
+      </w:r>
+    </w:p>
+    <w:p>
+      <w:pPr>
+        <w:pStyle w:val="Heading2"/>
+      </w:pPr>
+      <w:r>
+        <w:rPr>
+          <w:lang w:val="zh_TW" w:bidi="zh_TW"/>
+        </w:rPr>
+        <w:t>利未（人名）</w:t>
+      </w:r>
+      <w:r>
+        <w:rPr>
+          <w:lang w:val="zh_TW" w:bidi="zh_TW"/>
+        </w:rPr>
+      </w:r>
+    </w:p>
+    <w:p>
+      <w:pPr>
+        <w:pStyle w:val="ListNumber"/>
+        <w:numPr>
+          <w:ilvl w:val="0"/>
+          <w:numId w:val="14"/>
+        </w:numPr>
+        <w:spacing w:line="240" w:lineRule="auto"/>
+        <w:ind w:left="720"/>
+      </w:pPr>
+      <w:r>
+        <w:rPr>
+          <w:lang w:val="zh_TW" w:bidi="zh_TW"/>
+        </w:rPr>
+      </w:r>
+      <w:r>
+        <w:rPr>
+          <w:lang w:val="zh_TW" w:bidi="zh_TW"/>
+        </w:rPr>
+        <w:t>雅各從利亞所生的第三個兒子（</w:t>
+      </w:r>
+      <w:hyperlink r:id="rId50">
+        <w:r>
+          <w:rPr>
+            <w:lang w:val="zh_TW" w:bidi="zh_TW"/>
+          </w:rPr>
+          <w:rPr>
+            <w:color w:val="0000EE"/>
+            <w:u w:val="single"/>
+          </w:rPr>
+          <w:t>創29:34</w:t>
+        </w:r>
+      </w:hyperlink>
+      <w:r>
+        <w:rPr>
+          <w:lang w:val="zh_TW" w:bidi="zh_TW"/>
+        </w:rPr>
+        <w:t>）。這個名稱詞源不詳。利未的名字與在示劍發生的悲劇有關，當時利未和西緬因妹妹底拿被赫人示劍侵犯，憤而為她雪恥，並將該城一切男丁殘忍的殺死。雅各譴責該行為，臨死前宣告了利未的審判（</w:t>
+      </w:r>
+      <w:hyperlink r:id="rId51">
+        <w:r>
+          <w:rPr>
+            <w:lang w:val="zh_TW" w:bidi="zh_TW"/>
+          </w:rPr>
+          <w:rPr>
+            <w:color w:val="0000EE"/>
+            <w:u w:val="single"/>
+          </w:rPr>
+          <w:t>49:5–7</w:t>
+        </w:r>
+      </w:hyperlink>
+      <w:r>
+        <w:rPr>
+          <w:lang w:val="zh_TW" w:bidi="zh_TW"/>
+        </w:rPr>
+        <w:t>）。照他的話說，利未的後裔要散住在眾支派中間。</w:t>
+        <w:br/>
+      </w:r>
+      <w:r>
+        <w:rPr>
+          <w:lang w:val="zh_TW" w:bidi="zh_TW"/>
+        </w:rPr>
+        <w:t>利未支派由利未的三個兒子組成：革順、哥轄和米拉利。摩西、亞倫和米利暗的族系皆源自哥轄（</w:t>
+      </w:r>
+      <w:hyperlink r:id="rId52">
+        <w:r>
+          <w:rPr>
+            <w:lang w:val="zh_TW" w:bidi="zh_TW"/>
+          </w:rPr>
+          <w:rPr>
+            <w:color w:val="0000EE"/>
+            <w:u w:val="single"/>
+          </w:rPr>
+          <w:t>出6:16</w:t>
+        </w:r>
+      </w:hyperlink>
+      <w:r>
+        <w:rPr>
+          <w:lang w:val="zh_TW" w:bidi="zh_TW"/>
+        </w:rPr>
+        <w:t>）。利未人在何烈山下金牛犢事件中對耶和華保持忠心 。他們因此獲賞，能在會幕（</w:t>
+      </w:r>
+      <w:hyperlink r:id="rId53">
+        <w:r>
+          <w:rPr>
+            <w:lang w:val="zh_TW" w:bidi="zh_TW"/>
+          </w:rPr>
+          <w:rPr>
+            <w:color w:val="0000EE"/>
+            <w:u w:val="single"/>
+          </w:rPr>
+          <w:t>32</w:t>
+        </w:r>
+      </w:hyperlink>
+      <w:r>
+        <w:rPr>
+          <w:lang w:val="zh_TW" w:bidi="zh_TW"/>
+        </w:rPr>
+        <w:t>章）內與周圍以及後來的聖殿內特別供職。</w:t>
+        <w:br/>
+      </w:r>
+      <w:r>
+        <w:rPr>
           <w:i/>
           <w:lang w:val="zh_TW" w:bidi="zh_TW"/>
         </w:rPr>
@@ -1698,31 +1311,1076 @@
         <w:rPr>
           <w:lang w:val="zh_TW" w:bidi="zh_TW"/>
         </w:rPr>
-        <w:t xml:space="preserve"> </w:t>
-      </w:r>
-      <w:r>
-        <w:rPr>
-          <w:lang w:val="zh_TW" w:bidi="zh_TW"/>
-        </w:rPr>
-        <w:t>神的存在與屬性；</w:t>
-      </w:r>
-      <w:r>
-        <w:rPr>
-          <w:lang w:val="zh_TW" w:bidi="zh_TW"/>
-        </w:rPr>
-        <w:t>恩典</w:t>
-      </w:r>
+        <w:t>利未支派</w:t>
+      </w:r>
+      <w:r>
+        <w:rPr>
+          <w:lang w:val="zh_TW" w:bidi="zh_TW"/>
+        </w:rPr>
+        <w:t>。</w:t>
+      </w:r>
+    </w:p>
+    <w:p>
+      <w:pPr>
+        <w:pStyle w:val="ListNumber"/>
+        <w:spacing w:line="240" w:lineRule="auto"/>
+        <w:ind w:left="720"/>
+      </w:pPr>
+      <w:r>
+        <w:rPr>
+          <w:lang w:val="zh_TW" w:bidi="zh_TW"/>
+        </w:rPr>
+      </w:r>
+      <w:r>
+        <w:rPr>
+          <w:lang w:val="zh_TW" w:bidi="zh_TW"/>
+        </w:rPr>
+        <w:t>迦百農的稅吏（</w:t>
+      </w:r>
+      <w:hyperlink r:id="rId54">
+        <w:r>
+          <w:rPr>
+            <w:lang w:val="zh_TW" w:bidi="zh_TW"/>
+          </w:rPr>
+          <w:rPr>
+            <w:color w:val="0000EE"/>
+            <w:u w:val="single"/>
+          </w:rPr>
+          <w:t>可2:14</w:t>
+        </w:r>
+      </w:hyperlink>
+      <w:r>
+        <w:rPr>
+          <w:lang w:val="zh_TW" w:bidi="zh_TW"/>
+        </w:rPr>
+        <w:t>）；又稱馬太的十二門徒之一（</w:t>
+      </w:r>
+      <w:hyperlink r:id="rId54">
+        <w:r>
+          <w:rPr>
+            <w:lang w:val="zh_TW" w:bidi="zh_TW"/>
+          </w:rPr>
+          <w:rPr>
+            <w:color w:val="0000EE"/>
+            <w:u w:val="single"/>
+          </w:rPr>
+          <w:t>可2:14</w:t>
+        </w:r>
+      </w:hyperlink>
+      <w:r>
+        <w:rPr>
+          <w:lang w:val="zh_TW" w:bidi="zh_TW"/>
+        </w:rPr>
+        <w:t xml:space="preserve">； </w:t>
+      </w:r>
+      <w:hyperlink r:id="rId55">
+        <w:r>
+          <w:rPr>
+            <w:lang w:val="zh_TW" w:bidi="zh_TW"/>
+          </w:rPr>
+          <w:rPr>
+            <w:color w:val="0000EE"/>
+            <w:u w:val="single"/>
+          </w:rPr>
+          <w:t>路5:27</w:t>
+        </w:r>
+      </w:hyperlink>
+      <w:r>
+        <w:rPr>
+          <w:lang w:val="zh_TW" w:bidi="zh_TW"/>
+        </w:rPr>
+        <w:t>；參見</w:t>
+      </w:r>
+      <w:hyperlink r:id="rId56">
+        <w:r>
+          <w:rPr>
+            <w:lang w:val="zh_TW" w:bidi="zh_TW"/>
+          </w:rPr>
+          <w:rPr>
+            <w:color w:val="0000EE"/>
+            <w:u w:val="single"/>
+          </w:rPr>
+          <w:t>太9:9</w:t>
+        </w:r>
+      </w:hyperlink>
+      <w:r>
+        <w:rPr>
+          <w:lang w:val="zh_TW" w:bidi="zh_TW"/>
+        </w:rPr>
+        <w:t>）</w:t>
+      </w:r>
+      <w:r>
+        <w:rPr>
+          <w:i/>
+          <w:lang w:val="zh_TW" w:bidi="zh_TW"/>
+        </w:rPr>
+        <w:t>見</w:t>
+      </w:r>
+      <w:r>
+        <w:rPr>
+          <w:lang w:val="zh_TW" w:bidi="zh_TW"/>
+        </w:rPr>
+        <w:t>馬太（人名）</w:t>
+      </w:r>
+      <w:r>
+        <w:rPr>
+          <w:lang w:val="zh_TW" w:bidi="zh_TW"/>
+        </w:rPr>
+        <w:t>。</w:t>
+      </w:r>
+    </w:p>
+    <w:p>
+      <w:pPr>
+        <w:pStyle w:val="ListNumber"/>
+        <w:spacing w:line="240" w:lineRule="auto"/>
+        <w:ind w:left="720"/>
+      </w:pPr>
+      <w:r>
+        <w:rPr>
+          <w:lang w:val="zh_TW" w:bidi="zh_TW"/>
+        </w:rPr>
+      </w:r>
+      <w:r>
+        <w:rPr>
+          <w:lang w:val="zh_TW" w:bidi="zh_TW"/>
+        </w:rPr>
+        <w:t>麥基的兒子並耶穌的祖先（</w:t>
+      </w:r>
+      <w:hyperlink r:id="rId57">
+        <w:r>
+          <w:rPr>
+            <w:lang w:val="zh_TW" w:bidi="zh_TW"/>
+          </w:rPr>
+          <w:rPr>
+            <w:color w:val="0000EE"/>
+            <w:u w:val="single"/>
+          </w:rPr>
+          <w:t>路3:24</w:t>
+        </w:r>
+      </w:hyperlink>
+      <w:r>
+        <w:rPr>
+          <w:lang w:val="zh_TW" w:bidi="zh_TW"/>
+        </w:rPr>
+        <w:t>）。</w:t>
+      </w:r>
+      <w:r>
+        <w:rPr>
+          <w:i/>
+          <w:lang w:val="zh_TW" w:bidi="zh_TW"/>
+        </w:rPr>
+        <w:t>見</w:t>
+      </w:r>
+      <w:r>
+        <w:rPr>
+          <w:lang w:val="zh_TW" w:bidi="zh_TW"/>
+        </w:rPr>
+        <w:t>耶穌基督的家譜</w:t>
+      </w:r>
+      <w:r>
+        <w:rPr>
+          <w:lang w:val="zh_TW" w:bidi="zh_TW"/>
+        </w:rPr>
+        <w:t>。</w:t>
+      </w:r>
+    </w:p>
+    <w:p>
+      <w:pPr>
+        <w:pStyle w:val="ListNumber"/>
+        <w:spacing w:line="240" w:lineRule="auto"/>
+        <w:ind w:left="720"/>
+      </w:pPr>
+      <w:r>
+        <w:rPr>
+          <w:lang w:val="zh_TW" w:bidi="zh_TW"/>
+        </w:rPr>
+      </w:r>
+      <w:r>
+        <w:rPr>
+          <w:lang w:val="zh_TW" w:bidi="zh_TW"/>
+        </w:rPr>
+        <w:t>西緬的兒子並耶穌的祖先（</w:t>
+      </w:r>
+      <w:hyperlink r:id="rId58">
+        <w:r>
+          <w:rPr>
+            <w:lang w:val="zh_TW" w:bidi="zh_TW"/>
+          </w:rPr>
+          <w:rPr>
+            <w:color w:val="0000EE"/>
+            <w:u w:val="single"/>
+          </w:rPr>
+          <w:t>路3:30</w:t>
+        </w:r>
+      </w:hyperlink>
+      <w:r>
+        <w:rPr>
+          <w:lang w:val="zh_TW" w:bidi="zh_TW"/>
+        </w:rPr>
+        <w:t>）。</w:t>
+      </w:r>
+      <w:r>
+        <w:rPr>
+          <w:i/>
+          <w:lang w:val="zh_TW" w:bidi="zh_TW"/>
+        </w:rPr>
+        <w:t>見</w:t>
+      </w:r>
+      <w:r>
+        <w:rPr>
+          <w:lang w:val="zh_TW" w:bidi="zh_TW"/>
+        </w:rPr>
+        <w:t>耶穌基督的家譜</w:t>
+      </w:r>
+      <w:r>
+        <w:rPr>
+          <w:lang w:val="zh_TW" w:bidi="zh_TW"/>
+        </w:rPr>
+        <w:t>。</w:t>
+      </w:r>
+      <w:r>
+        <w:rPr>
+          <w:lang w:val="zh_TW" w:bidi="zh_TW"/>
+        </w:rPr>
+      </w:r>
+      <w:r>
+        <w:rPr>
+          <w:lang w:val="zh_TW" w:bidi="zh_TW"/>
+        </w:rPr>
+      </w:r>
+    </w:p>
+    <w:p>
+      <w:pPr/>
+      <w:r>
+        <w:rPr>
+          <w:lang w:val="zh_TW" w:bidi="zh_TW"/>
+        </w:rPr>
+      </w:r>
+    </w:p>
+    <w:p>
+      <w:pPr>
+        <w:pStyle w:val="Heading2"/>
+      </w:pPr>
+      <w:r>
+        <w:rPr>
+          <w:lang w:val="zh_TW" w:bidi="zh_TW"/>
+        </w:rPr>
+        <w:t>利烏米族，利烏米人</w:t>
+      </w:r>
+      <w:r>
+        <w:rPr>
+          <w:lang w:val="zh_TW" w:bidi="zh_TW"/>
+        </w:rPr>
+      </w:r>
+    </w:p>
+    <w:p>
+      <w:pPr/>
+      <w:r>
+        <w:rPr>
+          <w:lang w:val="zh_TW" w:bidi="zh_TW"/>
+        </w:rPr>
+      </w:r>
+      <w:r>
+        <w:rPr>
+          <w:lang w:val="zh_TW" w:bidi="zh_TW"/>
+        </w:rPr>
+        <w:t>這是源於由底但三個兒子中的第三位的部族。底但是亞伯拉罕與基土拉的後裔，出自約珊的家系（</w:t>
+      </w:r>
+      <w:hyperlink r:id="rId49">
+        <w:r>
+          <w:rPr>
+            <w:lang w:val="zh_TW" w:bidi="zh_TW"/>
+          </w:rPr>
+          <w:rPr>
+            <w:color w:val="0000EE"/>
+            <w:u w:val="single"/>
+          </w:rPr>
+          <w:t>創25:3</w:t>
+        </w:r>
+      </w:hyperlink>
+      <w:r>
+        <w:rPr>
+          <w:lang w:val="zh_TW" w:bidi="zh_TW"/>
+        </w:rPr>
+        <w:t>）。這個部族很可能定居在阿拉伯的北部地區。</w:t>
+      </w:r>
+      <w:r>
+        <w:rPr>
+          <w:lang w:val="zh_TW" w:bidi="zh_TW"/>
+        </w:rPr>
+      </w:r>
+      <w:r>
+        <w:rPr>
+          <w:lang w:val="zh_TW" w:bidi="zh_TW"/>
+        </w:rPr>
+      </w:r>
+    </w:p>
+    <w:p>
+      <w:pPr/>
+      <w:r>
+        <w:rPr>
+          <w:lang w:val="zh_TW" w:bidi="zh_TW"/>
+        </w:rPr>
+      </w:r>
+    </w:p>
+    <w:p>
+      <w:pPr>
+        <w:pStyle w:val="Heading2"/>
+      </w:pPr>
+      <w:r>
+        <w:rPr>
+          <w:lang w:val="zh_TW" w:bidi="zh_TW"/>
+        </w:rPr>
+        <w:t>利亞</w:t>
+      </w:r>
+      <w:r>
+        <w:rPr>
+          <w:lang w:val="zh_TW" w:bidi="zh_TW"/>
+        </w:rPr>
+      </w:r>
+    </w:p>
+    <w:p>
+      <w:pPr/>
+      <w:r>
+        <w:rPr>
+          <w:lang w:val="zh_TW" w:bidi="zh_TW"/>
+        </w:rPr>
+      </w:r>
+      <w:r>
+        <w:rPr>
+          <w:lang w:val="zh_TW" w:bidi="zh_TW"/>
+        </w:rPr>
+        <w:t>利亞是拉班的女兒和拉結的姐姐。</w:t>
+      </w:r>
+    </w:p>
+    <w:p>
+      <w:pPr/>
+      <w:r>
+        <w:rPr>
+          <w:lang w:val="zh_TW" w:bidi="zh_TW"/>
+        </w:rPr>
+      </w:r>
+      <w:r>
+        <w:rPr>
+          <w:lang w:val="zh_TW" w:bidi="zh_TW"/>
+        </w:rPr>
+        <w:t>她是雅各的妻子，而雅各曾欺騙他的父親以撒，使以撒把原本給以掃的祝福給了他（</w:t>
+      </w:r>
+      <w:hyperlink r:id="rId59">
+        <w:r>
+          <w:rPr>
+            <w:lang w:val="zh_TW" w:bidi="zh_TW"/>
+          </w:rPr>
+          <w:rPr>
+            <w:color w:val="0000EE"/>
+            <w:u w:val="single"/>
+          </w:rPr>
+          <w:t>創27:5–40</w:t>
+        </w:r>
+      </w:hyperlink>
+      <w:r>
+        <w:rPr>
+          <w:lang w:val="zh_TW" w:bidi="zh_TW"/>
+        </w:rPr>
+        <w:t>）。雅各為了躲避以掃的怒氣並娶妻（</w:t>
+      </w:r>
+      <w:hyperlink r:id="rId60">
+        <w:r>
+          <w:rPr>
+            <w:lang w:val="zh_TW" w:bidi="zh_TW"/>
+          </w:rPr>
+          <w:rPr>
+            <w:color w:val="0000EE"/>
+            <w:u w:val="single"/>
+          </w:rPr>
+          <w:t>創27:46–28:2</w:t>
+        </w:r>
+      </w:hyperlink>
+      <w:r>
+        <w:rPr>
+          <w:lang w:val="zh_TW" w:bidi="zh_TW"/>
+        </w:rPr>
+        <w:t>），而前往他在美索不達米亞的母舅拉班那裡（</w:t>
+      </w:r>
+      <w:hyperlink r:id="rId61">
+        <w:r>
+          <w:rPr>
+            <w:lang w:val="zh_TW" w:bidi="zh_TW"/>
+          </w:rPr>
+          <w:rPr>
+            <w:color w:val="0000EE"/>
+            <w:u w:val="single"/>
+          </w:rPr>
+          <w:t>創27:43，</w:t>
+        </w:r>
+      </w:hyperlink>
+      <w:hyperlink r:id="rId62">
+        <w:r>
+          <w:rPr>
+            <w:lang w:val="zh_TW" w:bidi="zh_TW"/>
+          </w:rPr>
+          <w:rPr>
+            <w:color w:val="0000EE"/>
+            <w:u w:val="single"/>
+          </w:rPr>
+          <w:t>28:2</w:t>
+        </w:r>
+      </w:hyperlink>
+      <w:r>
+        <w:rPr>
+          <w:lang w:val="zh_TW" w:bidi="zh_TW"/>
+        </w:rPr>
+        <w:t>）。他愛上了拉班的小女兒拉結，並答應為拉班工作七年，以娶她為妻（</w:t>
+      </w:r>
+      <w:hyperlink r:id="rId63">
+        <w:r>
+          <w:rPr>
+            <w:lang w:val="zh_TW" w:bidi="zh_TW"/>
+          </w:rPr>
+          <w:rPr>
+            <w:color w:val="0000EE"/>
+            <w:u w:val="single"/>
+          </w:rPr>
+          <w:t>創29:17–18</w:t>
+        </w:r>
+      </w:hyperlink>
+      <w:r>
+        <w:rPr>
+          <w:lang w:val="zh_TW" w:bidi="zh_TW"/>
+        </w:rPr>
+        <w:t>）。</w:t>
+      </w:r>
+    </w:p>
+    <w:p>
+      <w:pPr/>
+      <w:r>
+        <w:rPr>
+          <w:lang w:val="zh_TW" w:bidi="zh_TW"/>
+        </w:rPr>
+      </w:r>
+      <w:r>
+        <w:rPr>
+          <w:lang w:val="zh_TW" w:bidi="zh_TW"/>
+        </w:rPr>
+        <w:t>到成親的時候，拉班欺騙雅各，把年長的女兒利亞嫁給他，而不是拉結（</w:t>
+      </w:r>
+      <w:hyperlink r:id="rId64">
+        <w:r>
+          <w:rPr>
+            <w:lang w:val="zh_TW" w:bidi="zh_TW"/>
+          </w:rPr>
+          <w:rPr>
+            <w:color w:val="0000EE"/>
+            <w:u w:val="single"/>
+          </w:rPr>
+          <w:t>創29:21–25</w:t>
+        </w:r>
+      </w:hyperlink>
+      <w:r>
+        <w:rPr>
+          <w:lang w:val="zh_TW" w:bidi="zh_TW"/>
+        </w:rPr>
+        <w:t>）。拉班辯稱，必須先讓大女兒出嫁（</w:t>
+      </w:r>
+      <w:hyperlink r:id="rId65">
+        <w:r>
+          <w:rPr>
+            <w:lang w:val="zh_TW" w:bidi="zh_TW"/>
+          </w:rPr>
+          <w:rPr>
+            <w:color w:val="0000EE"/>
+            <w:u w:val="single"/>
+          </w:rPr>
+          <w:t>創29:26</w:t>
+        </w:r>
+      </w:hyperlink>
+      <w:r>
+        <w:rPr>
+          <w:lang w:val="zh_TW" w:bidi="zh_TW"/>
+        </w:rPr>
+        <w:t>）。經文形容利亞「眼睛沒有神氣」，拉結卻「生得美貌俊秀」（</w:t>
+      </w:r>
+      <w:hyperlink r:id="rId66">
+        <w:r>
+          <w:rPr>
+            <w:lang w:val="zh_TW" w:bidi="zh_TW"/>
+          </w:rPr>
+          <w:rPr>
+            <w:color w:val="0000EE"/>
+            <w:u w:val="single"/>
+          </w:rPr>
+          <w:t>創29:17</w:t>
+        </w:r>
+      </w:hyperlink>
+      <w:r>
+        <w:rPr>
+          <w:lang w:val="zh_TW" w:bidi="zh_TW"/>
+        </w:rPr>
+        <w:t>）。</w:t>
+      </w:r>
+    </w:p>
+    <w:p>
+      <w:pPr/>
+      <w:r>
+        <w:rPr>
+          <w:lang w:val="zh_TW" w:bidi="zh_TW"/>
+        </w:rPr>
+      </w:r>
+      <w:r>
+        <w:rPr>
+          <w:lang w:val="zh_TW" w:bidi="zh_TW"/>
+        </w:rPr>
+        <w:t>雅各為了娶他深愛的拉結，再為拉班工作七年（</w:t>
+      </w:r>
+      <w:hyperlink r:id="rId67">
+        <w:r>
+          <w:rPr>
+            <w:lang w:val="zh_TW" w:bidi="zh_TW"/>
+          </w:rPr>
+          <w:rPr>
+            <w:color w:val="0000EE"/>
+            <w:u w:val="single"/>
+          </w:rPr>
+          <w:t>創29:20</w:t>
+        </w:r>
+      </w:hyperlink>
+      <w:r>
+        <w:rPr>
+          <w:lang w:val="zh_TW" w:bidi="zh_TW"/>
+        </w:rPr>
+        <w:t>）。利亞不像拉結那樣得寵，但她在拉結還沒有生子以前，已經生了六個兒子和一個女兒（</w:t>
+      </w:r>
+      <w:hyperlink r:id="rId68">
+        <w:r>
+          <w:rPr>
+            <w:lang w:val="zh_TW" w:bidi="zh_TW"/>
+          </w:rPr>
+          <w:rPr>
+            <w:color w:val="0000EE"/>
+            <w:u w:val="single"/>
+          </w:rPr>
+          <w:t>創29:31–30:22</w:t>
+        </w:r>
+      </w:hyperlink>
+      <w:r>
+        <w:rPr>
+          <w:lang w:val="zh_TW" w:bidi="zh_TW"/>
+        </w:rPr>
+        <w:t>）：</w:t>
+      </w:r>
+    </w:p>
+    <w:p>
+      <w:pPr>
+        <w:pStyle w:val="ListNumber"/>
+        <w:numPr>
+          <w:ilvl w:val="0"/>
+          <w:numId w:val="15"/>
+        </w:numPr>
+        <w:spacing w:line="240" w:lineRule="auto"/>
+        <w:ind w:left="720"/>
+      </w:pPr>
+      <w:r>
+        <w:rPr>
+          <w:lang w:val="zh_TW" w:bidi="zh_TW"/>
+        </w:rPr>
+      </w:r>
+      <w:r>
+        <w:rPr>
+          <w:lang w:val="zh_TW" w:bidi="zh_TW"/>
+        </w:rPr>
+        <w:t>呂便</w:t>
+      </w:r>
+    </w:p>
+    <w:p>
+      <w:pPr>
+        <w:pStyle w:val="ListNumber"/>
+        <w:spacing w:line="240" w:lineRule="auto"/>
+        <w:ind w:left="720"/>
+      </w:pPr>
+      <w:r>
+        <w:rPr>
+          <w:lang w:val="zh_TW" w:bidi="zh_TW"/>
+        </w:rPr>
+      </w:r>
+      <w:r>
+        <w:rPr>
+          <w:lang w:val="zh_TW" w:bidi="zh_TW"/>
+        </w:rPr>
+        <w:t>西緬</w:t>
+      </w:r>
+    </w:p>
+    <w:p>
+      <w:pPr>
+        <w:pStyle w:val="ListNumber"/>
+        <w:spacing w:line="240" w:lineRule="auto"/>
+        <w:ind w:left="720"/>
+      </w:pPr>
+      <w:r>
+        <w:rPr>
+          <w:lang w:val="zh_TW" w:bidi="zh_TW"/>
+        </w:rPr>
+      </w:r>
+      <w:r>
+        <w:rPr>
+          <w:lang w:val="zh_TW" w:bidi="zh_TW"/>
+        </w:rPr>
+        <w:t>利未</w:t>
+      </w:r>
+    </w:p>
+    <w:p>
+      <w:pPr>
+        <w:pStyle w:val="ListNumber"/>
+        <w:spacing w:line="240" w:lineRule="auto"/>
+        <w:ind w:left="720"/>
+      </w:pPr>
+      <w:r>
+        <w:rPr>
+          <w:lang w:val="zh_TW" w:bidi="zh_TW"/>
+        </w:rPr>
+      </w:r>
+      <w:r>
+        <w:rPr>
+          <w:lang w:val="zh_TW" w:bidi="zh_TW"/>
+        </w:rPr>
+        <w:t>猶大</w:t>
+      </w:r>
+    </w:p>
+    <w:p>
+      <w:pPr>
+        <w:pStyle w:val="ListNumber"/>
+        <w:spacing w:line="240" w:lineRule="auto"/>
+        <w:ind w:left="720"/>
+      </w:pPr>
+      <w:r>
+        <w:rPr>
+          <w:lang w:val="zh_TW" w:bidi="zh_TW"/>
+        </w:rPr>
+      </w:r>
+      <w:r>
+        <w:rPr>
+          <w:lang w:val="zh_TW" w:bidi="zh_TW"/>
+        </w:rPr>
+        <w:t>以薩迦</w:t>
+      </w:r>
+    </w:p>
+    <w:p>
+      <w:pPr>
+        <w:pStyle w:val="ListNumber"/>
+        <w:spacing w:line="240" w:lineRule="auto"/>
+        <w:ind w:left="720"/>
+      </w:pPr>
+      <w:r>
+        <w:rPr>
+          <w:lang w:val="zh_TW" w:bidi="zh_TW"/>
+        </w:rPr>
+      </w:r>
+      <w:r>
+        <w:rPr>
+          <w:lang w:val="zh_TW" w:bidi="zh_TW"/>
+        </w:rPr>
+        <w:t>西布倫</w:t>
+      </w:r>
+    </w:p>
+    <w:p>
+      <w:pPr>
+        <w:pStyle w:val="ListNumber"/>
+        <w:spacing w:line="240" w:lineRule="auto"/>
+        <w:ind w:left="720"/>
+      </w:pPr>
+      <w:r>
+        <w:rPr>
+          <w:lang w:val="zh_TW" w:bidi="zh_TW"/>
+        </w:rPr>
+      </w:r>
+      <w:r>
+        <w:rPr>
+          <w:lang w:val="zh_TW" w:bidi="zh_TW"/>
+        </w:rPr>
+        <w:t>底拿</w:t>
+      </w:r>
+    </w:p>
+    <w:p>
+      <w:pPr/>
+      <w:r>
+        <w:rPr>
+          <w:lang w:val="zh_TW" w:bidi="zh_TW"/>
+        </w:rPr>
+      </w:r>
+      <w:r>
+        <w:rPr>
+          <w:lang w:val="zh_TW" w:bidi="zh_TW"/>
+        </w:rPr>
+        <w:t>拉結因不能生育而深感痛苦，她甚至為了懷孕而跟利亞交換了風茄──人們認為有助受孕的植物（</w:t>
+      </w:r>
+      <w:hyperlink r:id="rId69">
+        <w:r>
+          <w:rPr>
+            <w:lang w:val="zh_TW" w:bidi="zh_TW"/>
+          </w:rPr>
+          <w:rPr>
+            <w:color w:val="0000EE"/>
+            <w:u w:val="single"/>
+          </w:rPr>
+          <w:t>創30:14–17</w:t>
+        </w:r>
+      </w:hyperlink>
+      <w:r>
+        <w:rPr>
+          <w:lang w:val="zh_TW" w:bidi="zh_TW"/>
+        </w:rPr>
+        <w:t>）。</w:t>
+      </w:r>
+    </w:p>
+    <w:p>
+      <w:pPr/>
+      <w:r>
+        <w:rPr>
+          <w:lang w:val="zh_TW" w:bidi="zh_TW"/>
+        </w:rPr>
+      </w:r>
+      <w:r>
+        <w:rPr>
+          <w:lang w:val="zh_TW" w:bidi="zh_TW"/>
+        </w:rPr>
+        <w:t>利亞的眾兒子在以色列歷史上佔有重要地位。她的兒子利未成了祭司的先祖，而猶大成了君王家系的先祖，耶穌基督正是從這個家系而來（</w:t>
+      </w:r>
+      <w:hyperlink r:id="rId70">
+        <w:r>
+          <w:rPr>
+            <w:lang w:val="zh_TW" w:bidi="zh_TW"/>
+          </w:rPr>
+          <w:rPr>
+            <w:color w:val="0000EE"/>
+            <w:u w:val="single"/>
+          </w:rPr>
+          <w:t>創3:15，</w:t>
+        </w:r>
+      </w:hyperlink>
+      <w:hyperlink r:id="rId71">
+        <w:r>
+          <w:rPr>
+            <w:lang w:val="zh_TW" w:bidi="zh_TW"/>
+          </w:rPr>
+          <w:rPr>
+            <w:color w:val="0000EE"/>
+            <w:u w:val="single"/>
+          </w:rPr>
+          <w:t>12:2–3</w:t>
+        </w:r>
+      </w:hyperlink>
       <w:r>
         <w:rPr>
           <w:lang w:val="zh_TW" w:bidi="zh_TW"/>
         </w:rPr>
         <w:t>；</w:t>
       </w:r>
-      <w:r>
-        <w:rPr>
-          <w:lang w:val="zh_TW" w:bidi="zh_TW"/>
-        </w:rPr>
-        <w:t>愛</w:t>
+      <w:hyperlink r:id="rId72">
+        <w:r>
+          <w:rPr>
+            <w:lang w:val="zh_TW" w:bidi="zh_TW"/>
+          </w:rPr>
+          <w:rPr>
+            <w:color w:val="0000EE"/>
+            <w:u w:val="single"/>
+          </w:rPr>
+          <w:t>撒下7:16</w:t>
+        </w:r>
+      </w:hyperlink>
+      <w:r>
+        <w:rPr>
+          <w:lang w:val="zh_TW" w:bidi="zh_TW"/>
+        </w:rPr>
+        <w:t>；</w:t>
+      </w:r>
+      <w:hyperlink r:id="rId73">
+        <w:r>
+          <w:rPr>
+            <w:lang w:val="zh_TW" w:bidi="zh_TW"/>
+          </w:rPr>
+          <w:rPr>
+            <w:color w:val="0000EE"/>
+            <w:u w:val="single"/>
+          </w:rPr>
+          <w:t>太1:1</w:t>
+        </w:r>
+      </w:hyperlink>
+      <w:r>
+        <w:rPr>
+          <w:lang w:val="zh_TW" w:bidi="zh_TW"/>
+        </w:rPr>
+        <w:t>）。</w:t>
+      </w:r>
+    </w:p>
+    <w:p>
+      <w:pPr/>
+      <w:r>
+        <w:rPr>
+          <w:lang w:val="zh_TW" w:bidi="zh_TW"/>
+        </w:rPr>
+      </w:r>
+      <w:r>
+        <w:rPr>
+          <w:i/>
+          <w:lang w:val="zh_TW" w:bidi="zh_TW"/>
+        </w:rPr>
+        <w:t>另見</w:t>
+      </w:r>
+      <w:r>
+        <w:rPr>
+          <w:lang w:val="zh_TW" w:bidi="zh_TW"/>
+        </w:rPr>
+        <w:t>雅各#1</w:t>
+      </w:r>
+      <w:r>
+        <w:rPr>
+          <w:lang w:val="zh_TW" w:bidi="zh_TW"/>
+        </w:rPr>
+        <w:t>。</w:t>
+      </w:r>
+      <w:r>
+        <w:rPr>
+          <w:lang w:val="zh_TW" w:bidi="zh_TW"/>
+        </w:rPr>
+      </w:r>
+      <w:r>
+        <w:rPr>
+          <w:lang w:val="zh_TW" w:bidi="zh_TW"/>
+        </w:rPr>
+      </w:r>
+    </w:p>
+    <w:p>
+      <w:pPr/>
+      <w:r>
+        <w:rPr>
+          <w:lang w:val="zh_TW" w:bidi="zh_TW"/>
+        </w:rPr>
+      </w:r>
+    </w:p>
+    <w:p>
+      <w:pPr>
+        <w:pStyle w:val="Heading2"/>
+      </w:pPr>
+      <w:r>
+        <w:rPr>
+          <w:lang w:val="zh_TW" w:bidi="zh_TW"/>
+        </w:rPr>
+        <w:t>麗貝卡，利百加</w:t>
+      </w:r>
+      <w:r>
+        <w:rPr>
+          <w:lang w:val="zh_TW" w:bidi="zh_TW"/>
+        </w:rPr>
+      </w:r>
+    </w:p>
+    <w:p>
+      <w:pPr/>
+      <w:r>
+        <w:rPr>
+          <w:lang w:val="zh_TW" w:bidi="zh_TW"/>
+        </w:rPr>
+      </w:r>
+      <w:r>
+        <w:rPr>
+          <w:lang w:val="zh_TW" w:bidi="zh_TW"/>
+        </w:rPr>
+        <w:t>彼土利的女兒，也是族長以撒的妻子。她的名字意為「豐滿」或「選擇」，在創世記中出現了31次（主要在第</w:t>
+      </w:r>
+      <w:hyperlink r:id="rId74">
+        <w:r>
+          <w:rPr>
+            <w:lang w:val="zh_TW" w:bidi="zh_TW"/>
+          </w:rPr>
+          <w:rPr>
+            <w:color w:val="0000EE"/>
+            <w:u w:val="single"/>
+          </w:rPr>
+          <w:t>24–27</w:t>
+        </w:r>
+      </w:hyperlink>
+      <w:r>
+        <w:rPr>
+          <w:lang w:val="zh_TW" w:bidi="zh_TW"/>
+        </w:rPr>
+        <w:t>章），並在</w:t>
+      </w:r>
+      <w:hyperlink r:id="rId75">
+        <w:r>
+          <w:rPr>
+            <w:lang w:val="zh_TW" w:bidi="zh_TW"/>
+          </w:rPr>
+          <w:rPr>
+            <w:color w:val="0000EE"/>
+            <w:u w:val="single"/>
+          </w:rPr>
+          <w:t>羅馬書九章10節</w:t>
+        </w:r>
+      </w:hyperlink>
+      <w:r>
+        <w:rPr>
+          <w:lang w:val="zh_TW" w:bidi="zh_TW"/>
+        </w:rPr>
+        <w:t>中出現一次。</w:t>
+      </w:r>
+    </w:p>
+    <w:p>
+      <w:pPr/>
+      <w:r>
+        <w:rPr>
+          <w:lang w:val="zh_TW" w:bidi="zh_TW"/>
+        </w:rPr>
+      </w:r>
+      <w:r>
+        <w:rPr>
+          <w:lang w:val="zh_TW" w:bidi="zh_TW"/>
+        </w:rPr>
+        <w:t>利百加的父親是彼土利，而彼土利是密迦和拿鶴的兒子，拿鶴是亞伯拉罕的兄弟（</w:t>
+      </w:r>
+      <w:hyperlink r:id="rId76">
+        <w:r>
+          <w:rPr>
+            <w:lang w:val="zh_TW" w:bidi="zh_TW"/>
+          </w:rPr>
+          <w:rPr>
+            <w:color w:val="0000EE"/>
+            <w:u w:val="single"/>
+          </w:rPr>
+          <w:t>創22:20–23</w:t>
+        </w:r>
+      </w:hyperlink>
+      <w:r>
+        <w:rPr>
+          <w:lang w:val="zh_TW" w:bidi="zh_TW"/>
+        </w:rPr>
+        <w:t>）。亞伯拉罕是她的叔公，當然，最終也是她的公公。拉班是利亞和拉結的父親，也是利百加的哥哥。後來，利百加的兒子雅各娶了他的兩位表姐妹，這兩位是姐妹。</w:t>
+      </w:r>
+    </w:p>
+    <w:p>
+      <w:pPr/>
+      <w:r>
+        <w:rPr>
+          <w:lang w:val="zh_TW" w:bidi="zh_TW"/>
+        </w:rPr>
+      </w:r>
+      <w:hyperlink r:id="rId77">
+        <w:r>
+          <w:rPr>
+            <w:lang w:val="zh_TW" w:bidi="zh_TW"/>
+          </w:rPr>
+          <w:rPr>
+            <w:color w:val="0000EE"/>
+            <w:u w:val="single"/>
+          </w:rPr>
+          <w:t>創世記二十四章</w:t>
+        </w:r>
+      </w:hyperlink>
+      <w:r>
+        <w:rPr>
+          <w:lang w:val="zh_TW" w:bidi="zh_TW"/>
+        </w:rPr>
+        <w:t>記載了亞伯拉罕的僕人為以撒尋得妻子的過程。他遵從亞伯拉罕的指示，前往亞蘭·納哈拉音（美索不達米亞西北部），因為亞伯拉罕不希望他的兒子娶當地的迦南女子。僕人的禱告得到了回應，利百加不僅給他水喝，也給他的駱駝水喝。在款待了亞伯拉罕的僕人，並且收到聘禮後，利百加心甘情願地去見她的新丈夫。</w:t>
+      </w:r>
+    </w:p>
+    <w:p>
+      <w:pPr/>
+      <w:r>
+        <w:rPr>
+          <w:lang w:val="zh_TW" w:bidi="zh_TW"/>
+        </w:rPr>
+      </w:r>
+      <w:r>
+        <w:rPr>
+          <w:lang w:val="zh_TW" w:bidi="zh_TW"/>
+        </w:rPr>
+        <w:t>利百加生了雙胞胎，以掃和雅各（</w:t>
+      </w:r>
+      <w:hyperlink r:id="rId78">
+        <w:r>
+          <w:rPr>
+            <w:lang w:val="zh_TW" w:bidi="zh_TW"/>
+          </w:rPr>
+          <w:rPr>
+            <w:color w:val="0000EE"/>
+            <w:u w:val="single"/>
+          </w:rPr>
+          <w:t>25:20–27</w:t>
+        </w:r>
+      </w:hyperlink>
+      <w:r>
+        <w:rPr>
+          <w:lang w:val="zh_TW" w:bidi="zh_TW"/>
+        </w:rPr>
+        <w:t>）。她偏愛弟弟雅各勝過以掃，並和雅各一起欺騙她的丈夫以確保雅各能獲得長子的權利。她出主意，讓雅各摸上去、看上去、聞起來都像常在野外的以掃。此外，她還準備了以撒最喜愛的菜餚以促成此事（</w:t>
+      </w:r>
+      <w:hyperlink r:id="rId79">
+        <w:r>
+          <w:rPr>
+            <w:lang w:val="zh_TW" w:bidi="zh_TW"/>
+          </w:rPr>
+          <w:rPr>
+            <w:color w:val="0000EE"/>
+            <w:u w:val="single"/>
+          </w:rPr>
+          <w:t>27:5–17</w:t>
+        </w:r>
+      </w:hyperlink>
+      <w:r>
+        <w:rPr>
+          <w:lang w:val="zh_TW" w:bidi="zh_TW"/>
+        </w:rPr>
+        <w:t>）。</w:t>
+      </w:r>
+    </w:p>
+    <w:p>
+      <w:pPr/>
+      <w:r>
+        <w:rPr>
+          <w:lang w:val="zh_TW" w:bidi="zh_TW"/>
+        </w:rPr>
+      </w:r>
+      <w:r>
+        <w:rPr>
+          <w:lang w:val="zh_TW" w:bidi="zh_TW"/>
+        </w:rPr>
+        <w:t>聖經對她一生的記載不多，但記載她被埋葬在幔利附近麥比拉的洞中，與她的丈夫葬在一起（</w:t>
+      </w:r>
+      <w:hyperlink r:id="rId80">
+        <w:r>
+          <w:rPr>
+            <w:lang w:val="zh_TW" w:bidi="zh_TW"/>
+          </w:rPr>
+          <w:rPr>
+            <w:color w:val="0000EE"/>
+            <w:u w:val="single"/>
+          </w:rPr>
+          <w:t>49:31</w:t>
+        </w:r>
+      </w:hyperlink>
+      <w:r>
+        <w:rPr>
+          <w:lang w:val="zh_TW" w:bidi="zh_TW"/>
+        </w:rPr>
+        <w:t>）。</w:t>
+      </w:r>
+    </w:p>
+    <w:p>
+      <w:pPr/>
+      <w:r>
+        <w:rPr>
+          <w:lang w:val="zh_TW" w:bidi="zh_TW"/>
+        </w:rPr>
+      </w:r>
+      <w:r>
+        <w:rPr>
+          <w:i/>
+          <w:lang w:val="zh_TW" w:bidi="zh_TW"/>
+        </w:rPr>
+        <w:t>另見</w:t>
+      </w:r>
+      <w:r>
+        <w:rPr>
+          <w:lang w:val="zh_TW" w:bidi="zh_TW"/>
+        </w:rPr>
+        <w:t>以撒</w:t>
       </w:r>
       <w:r>
         <w:rPr>
@@ -3630,6 +4288,18 @@
   </w:num>
   <w:num w:numId="13" w16cid:durableId="592781308">
     <w:abstractNumId w:val="11"/>
+  </w:num>
+  <w:num w:numId="14">
+    <w:abstractNumId w:val="3"/>
+    <w:lvlOverride w:ilvl="0">
+      <w:startOverride w:val="1"/>
+    </w:lvlOverride>
+  </w:num>
+  <w:num w:numId="15">
+    <w:abstractNumId w:val="3"/>
+    <w:lvlOverride w:ilvl="0">
+      <w:startOverride w:val="1"/>
+    </w:lvlOverride>
   </w:num>
   <w:numIdMacAtCleanup w:val="10"/>
 </w:numbering>

--- a/zht/docx/083.content.docx
+++ b/zht/docx/083.content.docx
@@ -149,7 +149,7 @@
         <w:rPr>
           <w:lang w:val="zh_TW" w:bidi="zh_TW"/>
         </w:rPr>
-        <w:t>li</w:t>
+        <w:t>le</w:t>
       </w:r>
       <w:r>
         <w:rPr>
@@ -212,7 +212,7 @@
         <w:rPr>
           <w:lang w:val="zh_TW" w:bidi="zh_TW"/>
         </w:rPr>
-        <w:t>黎巴嫩</w:t>
+        <w:t>樂器</w:t>
       </w:r>
       <w:r>
         <w:rPr>
@@ -231,7 +231,60 @@
         <w:rPr>
           <w:lang w:val="zh_TW" w:bidi="zh_TW"/>
         </w:rPr>
-        <w:t>聖經中僅在舊約中提到的地區，但其中的城市，包括泰爾和西頓，在新約中也有所提及。黎巴嫩通常指的是兩條平行的山脈，從靠近泰爾的地區開始，沿著地中海海岸向東北延伸。這兩條山脈分別為西面的黎巴嫩山脈和東面的外黎巴嫩山脈。黎巴嫩這個名字源自希伯來文詞根l-b-n，意思是「白色」，可能是指這些山脈的白色石灰岩或覆蓋山頂長達六個月的積雪（</w:t>
+        <w:t>用於製作音樂的弦樂、管樂和敲擊樂器。</w:t>
+      </w:r>
+    </w:p>
+    <w:p>
+      <w:pPr/>
+      <w:r>
+        <w:rPr>
+          <w:lang w:val="zh_TW" w:bidi="zh_TW"/>
+        </w:rPr>
+      </w:r>
+      <w:r>
+        <w:rPr>
+          <w:lang w:val="zh_TW" w:bidi="zh_TW"/>
+        </w:rPr>
+        <w:t>舊約聖經記載了人們如何在聖殿中使用音樂敬拜神，但並未詳細描述樂器的外型或製作方式。這部分與神的第二條誡命有關。希伯來人認為這條誡命禁止為受造之物造像，包括繪製樂器的圖像。但以理書提到了在尼布甲尼撒王宮殿中，演奏的六種不同樂器。</w:t>
+      </w:r>
+    </w:p>
+    <w:p>
+      <w:pPr/>
+      <w:r>
+        <w:rPr>
+          <w:lang w:val="zh_TW" w:bidi="zh_TW"/>
+        </w:rPr>
+      </w:r>
+      <w:r>
+        <w:rPr>
+          <w:lang w:val="zh_TW" w:bidi="zh_TW"/>
+        </w:rPr>
+        <w:t>古代希伯來人對於哪些樂器可用於聖殿敬拜有特定規範。他們對樂器的選擇並非依其音色，而是依照該樂器是否被視為是「潔淨的」（可接受的）或「不潔淨的」（不可接受的）來決定。有些樂器因被視為不潔淨而禁止在聖殿中使用。</w:t>
+      </w:r>
+    </w:p>
+    <w:p>
+      <w:pPr>
+        <w:pStyle w:val="Heading3"/>
+      </w:pPr>
+      <w:r>
+        <w:rPr>
+          <w:lang w:val="zh_TW" w:bidi="zh_TW"/>
+        </w:rPr>
+        <w:t>弦樂器</w:t>
+      </w:r>
+    </w:p>
+    <w:p>
+      <w:pPr/>
+      <w:r>
+        <w:rPr>
+          <w:lang w:val="zh_TW" w:bidi="zh_TW"/>
+        </w:rPr>
+      </w:r>
+      <w:r>
+        <w:rPr>
+          <w:lang w:val="zh_TW" w:bidi="zh_TW"/>
+        </w:rPr>
+        <w:t>猶太人特別重視弦樂器，認為這些樂器最適合在聖殿音樂敬拜中使用。許多古代民族也同樣重視弦樂器。例如，大衛王彈奏一種稱為里拉琴（絲弦）的弦樂器。在</w:t>
       </w:r>
       <w:hyperlink r:id="rId13">
         <w:r>
@@ -242,7 +295,183 @@
             <w:color w:val="0000EE"/>
             <w:u w:val="single"/>
           </w:rPr>
-          <w:t>耶18:14</w:t>
+          <w:t>詩篇一五〇篇4節</w:t>
+        </w:r>
+      </w:hyperlink>
+      <w:r>
+        <w:rPr>
+          <w:lang w:val="zh_TW" w:bidi="zh_TW"/>
+        </w:rPr>
+        <w:t>中，希伯來文單詞米尼姆（minim，意為「絲弦」）指的是各類用來讚美神的弦樂器。</w:t>
+      </w:r>
+    </w:p>
+    <w:p>
+      <w:pPr>
+        <w:pStyle w:val="Heading4"/>
+      </w:pPr>
+      <w:r>
+        <w:rPr>
+          <w:lang w:val="zh_TW" w:bidi="zh_TW"/>
+        </w:rPr>
+        <w:t>阿索爾（Asor）</w:t>
+      </w:r>
+    </w:p>
+    <w:p>
+      <w:pPr/>
+      <w:r>
+        <w:rPr>
+          <w:lang w:val="zh_TW" w:bidi="zh_TW"/>
+        </w:rPr>
+      </w:r>
+      <w:r>
+        <w:rPr>
+          <w:lang w:val="zh_TW" w:bidi="zh_TW"/>
+        </w:rPr>
+        <w:t>阿索爾在詩篇中出現了三次（</w:t>
+      </w:r>
+      <w:hyperlink r:id="rId14">
+        <w:r>
+          <w:rPr>
+            <w:lang w:val="zh_TW" w:bidi="zh_TW"/>
+          </w:rPr>
+          <w:rPr>
+            <w:color w:val="0000EE"/>
+            <w:u w:val="single"/>
+          </w:rPr>
+          <w:t>詩33:2</w:t>
+        </w:r>
+      </w:hyperlink>
+      <w:r>
+        <w:rPr>
+          <w:lang w:val="zh_TW" w:bidi="zh_TW"/>
+        </w:rPr>
+        <w:t>，</w:t>
+      </w:r>
+      <w:hyperlink r:id="rId15">
+        <w:r>
+          <w:rPr>
+            <w:lang w:val="zh_TW" w:bidi="zh_TW"/>
+          </w:rPr>
+          <w:rPr>
+            <w:color w:val="0000EE"/>
+            <w:u w:val="single"/>
+          </w:rPr>
+          <w:t>92:3</w:t>
+        </w:r>
+      </w:hyperlink>
+      <w:r>
+        <w:rPr>
+          <w:lang w:val="zh_TW" w:bidi="zh_TW"/>
+        </w:rPr>
+        <w:t>，</w:t>
+      </w:r>
+      <w:hyperlink r:id="rId16">
+        <w:r>
+          <w:rPr>
+            <w:lang w:val="zh_TW" w:bidi="zh_TW"/>
+          </w:rPr>
+          <w:rPr>
+            <w:color w:val="0000EE"/>
+            <w:u w:val="single"/>
+          </w:rPr>
+          <w:t>144:9</w:t>
+        </w:r>
+      </w:hyperlink>
+      <w:r>
+        <w:rPr>
+          <w:lang w:val="zh_TW" w:bidi="zh_TW"/>
+        </w:rPr>
+        <w:t>）。阿索爾這個詞（在希伯來文中意為「十」），可能指一種具有十條弦的樂器。學者認為阿索爾可能類似腓尼基的齊特琴（一種平面的弦樂器），有十根弦。它也可能類似於魯特琴（另一種弦樂器）。</w:t>
+      </w:r>
+    </w:p>
+    <w:p>
+      <w:pPr>
+        <w:pStyle w:val="Heading4"/>
+      </w:pPr>
+      <w:r>
+        <w:rPr>
+          <w:lang w:val="zh_TW" w:bidi="zh_TW"/>
+        </w:rPr>
+        <w:t>卡索斯（Kathros）</w:t>
+      </w:r>
+    </w:p>
+    <w:p>
+      <w:pPr/>
+      <w:r>
+        <w:rPr>
+          <w:lang w:val="zh_TW" w:bidi="zh_TW"/>
+        </w:rPr>
+      </w:r>
+      <w:r>
+        <w:rPr>
+          <w:lang w:val="zh_TW" w:bidi="zh_TW"/>
+        </w:rPr>
+        <w:t>卡索斯是尼布甲尼撒王宮中演奏的樂器，可能與里拉琴相近，是一種手持的小型豎琴類樂器（</w:t>
+      </w:r>
+      <w:hyperlink r:id="rId17">
+        <w:r>
+          <w:rPr>
+            <w:lang w:val="zh_TW" w:bidi="zh_TW"/>
+          </w:rPr>
+          <w:rPr>
+            <w:color w:val="0000EE"/>
+            <w:u w:val="single"/>
+          </w:rPr>
+          <w:t>但3:5</w:t>
+        </w:r>
+      </w:hyperlink>
+      <w:r>
+        <w:rPr>
+          <w:lang w:val="zh_TW" w:bidi="zh_TW"/>
+        </w:rPr>
+        <w:t>、</w:t>
+      </w:r>
+      <w:hyperlink r:id="rId17">
+        <w:r>
+          <w:rPr>
+            <w:lang w:val="zh_TW" w:bidi="zh_TW"/>
+          </w:rPr>
+          <w:rPr>
+            <w:color w:val="0000EE"/>
+            <w:u w:val="single"/>
+          </w:rPr>
+          <w:t>7</w:t>
+        </w:r>
+      </w:hyperlink>
+      <w:r>
+        <w:rPr>
+          <w:lang w:val="zh_TW" w:bidi="zh_TW"/>
+        </w:rPr>
+        <w:t>、</w:t>
+      </w:r>
+      <w:hyperlink r:id="rId17">
+        <w:r>
+          <w:rPr>
+            <w:lang w:val="zh_TW" w:bidi="zh_TW"/>
+          </w:rPr>
+          <w:rPr>
+            <w:color w:val="0000EE"/>
+            <w:u w:val="single"/>
+          </w:rPr>
+          <w:t>10</w:t>
+        </w:r>
+      </w:hyperlink>
+      <w:r>
+        <w:rPr>
+          <w:lang w:val="zh_TW" w:bidi="zh_TW"/>
+        </w:rPr>
+        <w:t>、</w:t>
+      </w:r>
+      <w:hyperlink r:id="rId17">
+        <w:r>
+          <w:rPr>
+            <w:lang w:val="zh_TW" w:bidi="zh_TW"/>
+          </w:rPr>
+          <w:rPr>
+            <w:color w:val="0000EE"/>
+            <w:u w:val="single"/>
+          </w:rPr>
+          <w:t>15</w:t>
         </w:r>
       </w:hyperlink>
       <w:r>
@@ -254,13 +483,381 @@
     </w:p>
     <w:p>
       <w:pPr>
+        <w:pStyle w:val="Heading4"/>
+      </w:pPr>
+      <w:r>
+        <w:rPr>
+          <w:lang w:val="zh_TW" w:bidi="zh_TW"/>
+        </w:rPr>
+        <w:t>基諾爾（Kinnor）</w:t>
+      </w:r>
+    </w:p>
+    <w:p>
+      <w:pPr/>
+      <w:r>
+        <w:rPr>
+          <w:lang w:val="zh_TW" w:bidi="zh_TW"/>
+        </w:rPr>
+      </w:r>
+      <w:r>
+        <w:rPr>
+          <w:lang w:val="zh_TW" w:bidi="zh_TW"/>
+        </w:rPr>
+        <w:t>基諾爾在聖經中出現的次數比其它樂器更多，共有42次。許多人稱它為「大衛的豎琴」，並視為猶太人最喜愛的樂器。它比大型豎琴更接近里拉琴。其弦的數量不確定，但弦通常以羊腸製作，共鳴箱位於樂器底部。</w:t>
+      </w:r>
+    </w:p>
+    <w:p>
+      <w:pPr/>
+      <w:r>
+        <w:rPr>
+          <w:lang w:val="zh_TW" w:bidi="zh_TW"/>
+        </w:rPr>
+      </w:r>
+      <w:r>
+        <w:rPr>
+          <w:lang w:val="zh_TW" w:bidi="zh_TW"/>
+        </w:rPr>
+        <w:t>我們並不確定基諾爾是以撥片或徒手演奏。聖經說大衛「用手彈奏它」（</w:t>
+      </w:r>
+      <w:hyperlink r:id="rId18">
+        <w:r>
+          <w:rPr>
+            <w:lang w:val="zh_TW" w:bidi="zh_TW"/>
+          </w:rPr>
+          <w:rPr>
+            <w:color w:val="0000EE"/>
+            <w:u w:val="single"/>
+          </w:rPr>
+          <w:t>撒上16:23</w:t>
+        </w:r>
+      </w:hyperlink>
+      <w:r>
+        <w:rPr>
+          <w:lang w:val="zh_TW" w:bidi="zh_TW"/>
+        </w:rPr>
+        <w:t>），可能表示徒手演奏並非常態。基諾爾的音色「優美」（</w:t>
+      </w:r>
+      <w:hyperlink r:id="rId19">
+        <w:r>
+          <w:rPr>
+            <w:lang w:val="zh_TW" w:bidi="zh_TW"/>
+          </w:rPr>
+          <w:rPr>
+            <w:color w:val="0000EE"/>
+            <w:u w:val="single"/>
+          </w:rPr>
+          <w:t>詩81:2</w:t>
+        </w:r>
+      </w:hyperlink>
+      <w:r>
+        <w:rPr>
+          <w:lang w:val="zh_TW" w:bidi="zh_TW"/>
+        </w:rPr>
+        <w:t>），可用於敬拜、慶典與國事場合（</w:t>
+      </w:r>
+      <w:hyperlink r:id="rId20">
+        <w:r>
+          <w:rPr>
+            <w:lang w:val="zh_TW" w:bidi="zh_TW"/>
+          </w:rPr>
+          <w:rPr>
+            <w:color w:val="0000EE"/>
+            <w:u w:val="single"/>
+          </w:rPr>
+          <w:t>撒上10:5</w:t>
+        </w:r>
+      </w:hyperlink>
+      <w:r>
+        <w:rPr>
+          <w:lang w:val="zh_TW" w:bidi="zh_TW"/>
+        </w:rPr>
+        <w:t>；</w:t>
+      </w:r>
+      <w:hyperlink r:id="rId21">
+        <w:r>
+          <w:rPr>
+            <w:lang w:val="zh_TW" w:bidi="zh_TW"/>
+          </w:rPr>
+          <w:rPr>
+            <w:color w:val="0000EE"/>
+            <w:u w:val="single"/>
+          </w:rPr>
+          <w:t>撒下6:5</w:t>
+        </w:r>
+      </w:hyperlink>
+      <w:r>
+        <w:rPr>
+          <w:lang w:val="zh_TW" w:bidi="zh_TW"/>
+        </w:rPr>
+        <w:t>；</w:t>
+      </w:r>
+      <w:hyperlink r:id="rId22">
+        <w:r>
+          <w:rPr>
+            <w:lang w:val="zh_TW" w:bidi="zh_TW"/>
+          </w:rPr>
+          <w:rPr>
+            <w:color w:val="0000EE"/>
+            <w:u w:val="single"/>
+          </w:rPr>
+          <w:t>賽5:12</w:t>
+        </w:r>
+      </w:hyperlink>
+      <w:r>
+        <w:rPr>
+          <w:lang w:val="zh_TW" w:bidi="zh_TW"/>
+        </w:rPr>
+        <w:t>）。牧羊人也會彈奏它（</w:t>
+      </w:r>
+      <w:hyperlink r:id="rId23">
+        <w:r>
+          <w:rPr>
+            <w:lang w:val="zh_TW" w:bidi="zh_TW"/>
+          </w:rPr>
+          <w:rPr>
+            <w:color w:val="0000EE"/>
+            <w:u w:val="single"/>
+          </w:rPr>
+          <w:t>撒上16:16</w:t>
+        </w:r>
+      </w:hyperlink>
+      <w:r>
+        <w:rPr>
+          <w:lang w:val="zh_TW" w:bidi="zh_TW"/>
+        </w:rPr>
+        <w:t>）。</w:t>
+      </w:r>
+    </w:p>
+    <w:p>
+      <w:pPr>
+        <w:pStyle w:val="Heading4"/>
+      </w:pPr>
+      <w:r>
+        <w:rPr>
+          <w:lang w:val="zh_TW" w:bidi="zh_TW"/>
+        </w:rPr>
+        <w:t>內伯（Nebel）</w:t>
+      </w:r>
+    </w:p>
+    <w:p>
+      <w:pPr/>
+      <w:r>
+        <w:rPr>
+          <w:lang w:val="zh_TW" w:bidi="zh_TW"/>
+        </w:rPr>
+      </w:r>
+      <w:r>
+        <w:rPr>
+          <w:lang w:val="zh_TW" w:bidi="zh_TW"/>
+        </w:rPr>
+        <w:t>在聖經中出現了27次。希伯來文中的內伯一詞意為「皮」或「皮瓶」。這可能是因為這種樂器的形狀像瓶子，底部圓而寬，能發出聲音。它是豎琴的一種（</w:t>
+      </w:r>
+      <w:r>
+        <w:rPr>
+          <w:lang w:val="zh_TW" w:bidi="zh_TW"/>
+        </w:rPr>
+        <w:t>和合本譯為「瑟」，</w:t>
+      </w:r>
+      <w:hyperlink r:id="rId21">
+        <w:r>
+          <w:rPr>
+            <w:lang w:val="zh_TW" w:bidi="zh_TW"/>
+          </w:rPr>
+          <w:rPr>
+            <w:color w:val="0000EE"/>
+            <w:u w:val="single"/>
+          </w:rPr>
+          <w:t>撒下6:5</w:t>
+        </w:r>
+      </w:hyperlink>
+      <w:r>
+        <w:rPr>
+          <w:lang w:val="zh_TW" w:bidi="zh_TW"/>
+        </w:rPr>
+        <w:t>；</w:t>
+      </w:r>
+      <w:hyperlink r:id="rId24">
+        <w:r>
+          <w:rPr>
+            <w:lang w:val="zh_TW" w:bidi="zh_TW"/>
+          </w:rPr>
+          <w:rPr>
+            <w:color w:val="0000EE"/>
+            <w:u w:val="single"/>
+          </w:rPr>
+          <w:t>王上10:12</w:t>
+        </w:r>
+      </w:hyperlink>
+      <w:r>
+        <w:rPr>
+          <w:lang w:val="zh_TW" w:bidi="zh_TW"/>
+        </w:rPr>
+        <w:t>；</w:t>
+      </w:r>
+      <w:hyperlink r:id="rId25">
+        <w:r>
+          <w:rPr>
+            <w:lang w:val="zh_TW" w:bidi="zh_TW"/>
+          </w:rPr>
+          <w:rPr>
+            <w:color w:val="0000EE"/>
+            <w:u w:val="single"/>
+          </w:rPr>
+          <w:t>尼12:27</w:t>
+        </w:r>
+      </w:hyperlink>
+      <w:r>
+        <w:rPr>
+          <w:lang w:val="zh_TW" w:bidi="zh_TW"/>
+        </w:rPr>
+        <w:t>；</w:t>
+      </w:r>
+      <w:hyperlink r:id="rId26">
+        <w:r>
+          <w:rPr>
+            <w:lang w:val="zh_TW" w:bidi="zh_TW"/>
+          </w:rPr>
+          <w:rPr>
+            <w:color w:val="0000EE"/>
+            <w:u w:val="single"/>
+          </w:rPr>
+          <w:t>詩57:8</w:t>
+        </w:r>
+      </w:hyperlink>
+      <w:r>
+        <w:rPr>
+          <w:lang w:val="zh_TW" w:bidi="zh_TW"/>
+        </w:rPr>
+        <w:t>；</w:t>
+      </w:r>
+      <w:hyperlink r:id="rId27">
+        <w:r>
+          <w:rPr>
+            <w:lang w:val="zh_TW" w:bidi="zh_TW"/>
+          </w:rPr>
+          <w:rPr>
+            <w:color w:val="0000EE"/>
+            <w:u w:val="single"/>
+          </w:rPr>
+          <w:t>摩5:23</w:t>
+        </w:r>
+      </w:hyperlink>
+      <w:r>
+        <w:rPr>
+          <w:lang w:val="zh_TW" w:bidi="zh_TW"/>
+        </w:rPr>
+        <w:t>），可能與埃及的豎琴相似，演奏方式可能為徒手彈奏。內伯比基諾爾更大、聲音更響亮。</w:t>
+      </w:r>
+    </w:p>
+    <w:p>
+      <w:pPr/>
+      <w:r>
+        <w:rPr>
+          <w:lang w:val="zh_TW" w:bidi="zh_TW"/>
+        </w:rPr>
+      </w:r>
+      <w:r>
+        <w:rPr>
+          <w:lang w:val="zh_TW" w:bidi="zh_TW"/>
+        </w:rPr>
+        <w:t>現代英文聖經通常將內伯翻譯為「豎琴」。有英文譯本則使用「薩泰里琴」（psaltery）或「維奧爾琴」（viol）（兩者都是弦樂器的古老名稱）。</w:t>
+      </w:r>
+    </w:p>
+    <w:p>
+      <w:pPr>
+        <w:pStyle w:val="Heading4"/>
+      </w:pPr>
+      <w:r>
+        <w:rPr>
+          <w:lang w:val="zh_TW" w:bidi="zh_TW"/>
+        </w:rPr>
+        <w:t>普桑特林（Psantrin）</w:t>
+      </w:r>
+    </w:p>
+    <w:p>
+      <w:pPr/>
+      <w:r>
+        <w:rPr>
+          <w:lang w:val="zh_TW" w:bidi="zh_TW"/>
+        </w:rPr>
+      </w:r>
+      <w:r>
+        <w:rPr>
+          <w:lang w:val="zh_TW" w:bidi="zh_TW"/>
+        </w:rPr>
+        <w:t>普桑特林（也稱為pesanterin）是來自希臘的樂器。曾在尼布甲尼撒王的樂隊中演奏（</w:t>
+      </w:r>
+      <w:hyperlink r:id="rId28">
+        <w:r>
+          <w:rPr>
+            <w:lang w:val="zh_TW" w:bidi="zh_TW"/>
+          </w:rPr>
+          <w:rPr>
+            <w:color w:val="0000EE"/>
+            <w:u w:val="single"/>
+          </w:rPr>
+          <w:t>但3:5–15</w:t>
+        </w:r>
+      </w:hyperlink>
+      <w:r>
+        <w:rPr>
+          <w:lang w:val="zh_TW" w:bidi="zh_TW"/>
+        </w:rPr>
+        <w:t>）。它可能類似於揚琴（dulcimer，一種以小槌敲擊琴弦的弦樂器）。</w:t>
+      </w:r>
+    </w:p>
+    <w:p>
+      <w:pPr>
+        <w:pStyle w:val="Heading4"/>
+      </w:pPr>
+      <w:r>
+        <w:rPr>
+          <w:lang w:val="zh_TW" w:bidi="zh_TW"/>
+        </w:rPr>
+        <w:t>撒布查（Sabcha）</w:t>
+      </w:r>
+    </w:p>
+    <w:p>
+      <w:pPr/>
+      <w:r>
+        <w:rPr>
+          <w:lang w:val="zh_TW" w:bidi="zh_TW"/>
+        </w:rPr>
+      </w:r>
+      <w:r>
+        <w:rPr>
+          <w:lang w:val="zh_TW" w:bidi="zh_TW"/>
+        </w:rPr>
+        <w:t>撒布查（也稱為sabbeka）是一種弦樂器，曾在巴比倫的王宮中演奏（</w:t>
+      </w:r>
+      <w:hyperlink r:id="rId28">
+        <w:r>
+          <w:rPr>
+            <w:lang w:val="zh_TW" w:bidi="zh_TW"/>
+          </w:rPr>
+          <w:rPr>
+            <w:color w:val="0000EE"/>
+            <w:u w:val="single"/>
+          </w:rPr>
+          <w:t>但3:5–15</w:t>
+        </w:r>
+      </w:hyperlink>
+      <w:r>
+        <w:rPr>
+          <w:lang w:val="zh_TW" w:bidi="zh_TW"/>
+        </w:rPr>
+        <w:t>）。希臘人稱之為桑比刻（sambyke），而羅馬人則稱之為桑布卡（sambuca）。其形狀像三角形，有四條弦，音色高亢尖銳。有英文譯本稱之為「薩克布特」（sackbut）。</w:t>
+      </w:r>
+    </w:p>
+    <w:p>
+      <w:pPr>
         <w:pStyle w:val="Heading3"/>
       </w:pPr>
       <w:r>
         <w:rPr>
           <w:lang w:val="zh_TW" w:bidi="zh_TW"/>
         </w:rPr>
-        <w:t>地理</w:t>
+        <w:t>管樂器</w:t>
       </w:r>
     </w:p>
     <w:p>
@@ -274,43 +871,18 @@
         <w:rPr>
           <w:lang w:val="zh_TW" w:bidi="zh_TW"/>
         </w:rPr>
-        <w:t>黎巴嫩山脈在南端與加利利北部的山丘連接，外黎巴嫩山脈中的赫門山（西連、示尼珥）尤為顯著，海拔達9,230英尺（2,813.3米）。這兩條山脈之間隔著一條寬闊的山谷，即黎巴嫩山谷（</w:t>
-      </w:r>
-      <w:hyperlink r:id="rId14">
-        <w:r>
-          <w:rPr>
-            <w:lang w:val="zh_TW" w:bidi="zh_TW"/>
-          </w:rPr>
-          <w:rPr>
-            <w:color w:val="0000EE"/>
-            <w:u w:val="single"/>
-          </w:rPr>
-          <w:t>書11:17</w:t>
-        </w:r>
-      </w:hyperlink>
-      <w:r>
-        <w:rPr>
-          <w:lang w:val="zh_TW" w:bidi="zh_TW"/>
-        </w:rPr>
-        <w:t>）或「哈馬口」（</w:t>
-      </w:r>
-      <w:hyperlink r:id="rId15">
-        <w:r>
-          <w:rPr>
-            <w:lang w:val="zh_TW" w:bidi="zh_TW"/>
-          </w:rPr>
-          <w:rPr>
-            <w:color w:val="0000EE"/>
-            <w:u w:val="single"/>
-          </w:rPr>
-          <w:t>民34:8</w:t>
-        </w:r>
-      </w:hyperlink>
-      <w:r>
-        <w:rPr>
-          <w:lang w:val="zh_TW" w:bidi="zh_TW"/>
-        </w:rPr>
-        <w:t>），即現代的貝卡谷地（Beqa’a）。</w:t>
+        <w:t>吹奏樂器（人們通過吹氣來產生音樂的樂器）可以分為兩類：管樂器和號角樂器。</w:t>
+      </w:r>
+    </w:p>
+    <w:p>
+      <w:pPr>
+        <w:pStyle w:val="Heading4"/>
+      </w:pPr>
+      <w:r>
+        <w:rPr>
+          <w:lang w:val="zh_TW" w:bidi="zh_TW"/>
+        </w:rPr>
+        <w:t>哈利勒（Halil）</w:t>
       </w:r>
     </w:p>
     <w:p>
@@ -324,7 +896,61 @@
         <w:rPr>
           <w:lang w:val="zh_TW" w:bidi="zh_TW"/>
         </w:rPr>
-        <w:t>黎巴嫩山脈南段與加利利山丘之間隔著一道深峽，利塔尼河（Litani River）從此處流過，並在泰爾以北注入地中海。其上游沿著貝卡谷地向東北延伸，幾乎到達巴力貝克（Baalbek）。黎巴嫩山脈約長100英里（160.9公里），北端延伸至東西向的奈赫爾卡比爾山谷（Nahr el-Kebir），並由一系列山峰構成。南部有里罕山（Gebel Rihan）、托馬特山（Tomat）和尼哈山（Gebel Niha），海拔介於5,350至6,230英尺（1,636.7至1,898.9米）之間，位於西頓以東。中部有巴魯克山（Gebel Baruk）、庫尼耶賽山（Gebel Kuneiyiseh）和蘇寧山（Gebel Sunnin），海拔分別為7,220英尺、6,890英尺和8,530英尺（2,200.7米、2,100.1米和2,599.9米），位於貝魯特以東。再往北，位於的黎波里以東的是庫爾內特薩烏達（Qurnet es-Sauda），海拔達9,840英尺（2,999.2米），以及庫爾內特阿魯巴（Qurnet Aruba），海拔約7,320英尺（2,231.1米）。</w:t>
+        <w:t>哈利勒是一種管樂器，在聖經中出現了六次，聖經時代之後的猶太作家也曾提到這種樂器。哈利勒類似於希臘的奧羅斯（aulos，一種像現代雙簧管的古代樂器）。許多聖經翻譯將其稱為「笛或簫」（</w:t>
+      </w:r>
+      <w:hyperlink r:id="rId29">
+        <w:r>
+          <w:rPr>
+            <w:lang w:val="zh_TW" w:bidi="zh_TW"/>
+          </w:rPr>
+          <w:rPr>
+            <w:color w:val="0000EE"/>
+            <w:u w:val="single"/>
+          </w:rPr>
+          <w:t>太9:23</w:t>
+        </w:r>
+      </w:hyperlink>
+      <w:r>
+        <w:rPr>
+          <w:lang w:val="zh_TW" w:bidi="zh_TW"/>
+        </w:rPr>
+        <w:t>；</w:t>
+      </w:r>
+      <w:hyperlink r:id="rId30">
+        <w:r>
+          <w:rPr>
+            <w:lang w:val="zh_TW" w:bidi="zh_TW"/>
+          </w:rPr>
+          <w:rPr>
+            <w:color w:val="0000EE"/>
+            <w:u w:val="single"/>
+          </w:rPr>
+          <w:t>林前14:7</w:t>
+        </w:r>
+      </w:hyperlink>
+      <w:r>
+        <w:rPr>
+          <w:lang w:val="zh_TW" w:bidi="zh_TW"/>
+        </w:rPr>
+        <w:t>；</w:t>
+      </w:r>
+      <w:hyperlink r:id="rId31">
+        <w:r>
+          <w:rPr>
+            <w:lang w:val="zh_TW" w:bidi="zh_TW"/>
+          </w:rPr>
+          <w:rPr>
+            <w:color w:val="0000EE"/>
+            <w:u w:val="single"/>
+          </w:rPr>
+          <w:t>啟18:22</w:t>
+        </w:r>
+      </w:hyperlink>
+      <w:r>
+        <w:rPr>
+          <w:lang w:val="zh_TW" w:bidi="zh_TW"/>
+        </w:rPr>
+        <w:t>）。早期的版本多以蘆葦等中空植物製作，吹口由兩片簧片組成，音色可能高亢且響亮。</w:t>
       </w:r>
     </w:p>
     <w:p>
@@ -338,874 +964,12 @@
         <w:rPr>
           <w:lang w:val="zh_TW" w:bidi="zh_TW"/>
         </w:rPr>
-        <w:t>這些高山將來自地中海的雨水困住，為山區及其下方的沿海地帶提供充足的降雨；而山脈之外的降雨則減少。腓尼基人在這些山脈與大海之間的沿海地帶繁榮發展，並建立了像泰爾、撒勒法、西頓、貝魯特（Berytus）、比布魯斯（迦巴勒）和的黎波里等城。沿海地區有多處山脈的延伸地帶，海岸公路需要穿過或繞過這些延伸地。例如貝魯特以北的納赫爾·卡勒布（Nahr el-Kelb）的岬角就是一個典型的例子。</w:t>
-      </w:r>
-    </w:p>
-    <w:p>
-      <w:pPr/>
-      <w:r>
-        <w:rPr>
-          <w:lang w:val="zh_TW" w:bidi="zh_TW"/>
-        </w:rPr>
-      </w:r>
-      <w:r>
-        <w:rPr>
-          <w:lang w:val="zh_TW" w:bidi="zh_TW"/>
-        </w:rPr>
-        <w:t>黎巴嫩山脈的東側是貝卡谷地。</w:t>
-      </w:r>
-      <w:r>
-        <w:rPr>
-          <w:lang w:val="zh_TW" w:bidi="zh_TW"/>
-        </w:rPr>
-        <w:t>奧龍特斯河畔（</w:t>
-      </w:r>
-      <w:r>
-        <w:rPr>
-          <w:lang w:val="zh_TW" w:bidi="zh_TW"/>
-        </w:rPr>
-        <w:t>Orontes River</w:t>
-      </w:r>
-      <w:r>
-        <w:rPr>
-          <w:lang w:val="zh_TW" w:bidi="zh_TW"/>
-        </w:rPr>
-        <w:t>）</w:t>
-      </w:r>
-      <w:r>
-        <w:rPr>
-          <w:lang w:val="zh_TW" w:bidi="zh_TW"/>
-        </w:rPr>
-        <w:t>發源於這個谷地的北部，向北流入地中海，位於古烏加里特（Ugarit）的北部。這整個谷地地區在古典文學中被稱為敘利亞中空地區。它是羅馬人的「糧倉」。</w:t>
-      </w:r>
-    </w:p>
-    <w:p>
-      <w:pPr/>
-      <w:r>
-        <w:rPr>
-          <w:lang w:val="zh_TW" w:bidi="zh_TW"/>
-        </w:rPr>
-      </w:r>
-      <w:r>
-        <w:rPr>
-          <w:lang w:val="zh_TW" w:bidi="zh_TW"/>
-        </w:rPr>
-        <w:t>在貝卡谷地的東邊是外黎巴嫩山脈，巴拉達河（Barada River）在此發源並向東流向大馬士革的肥沃綠洲。山脈南部的赫門山，腓尼基人稱之為西連，亞摩利人稱之為示尼珥（</w:t>
-      </w:r>
-      <w:hyperlink r:id="rId16">
-        <w:r>
-          <w:rPr>
-            <w:lang w:val="zh_TW" w:bidi="zh_TW"/>
-          </w:rPr>
-          <w:rPr>
-            <w:color w:val="0000EE"/>
-            <w:u w:val="single"/>
-          </w:rPr>
-          <w:t>申3:9</w:t>
-        </w:r>
-      </w:hyperlink>
-      <w:r>
-        <w:rPr>
-          <w:lang w:val="zh_TW" w:bidi="zh_TW"/>
-        </w:rPr>
-        <w:t>）。</w:t>
-      </w:r>
-    </w:p>
-    <w:p>
-      <w:pPr>
-        <w:pStyle w:val="Heading3"/>
-      </w:pPr>
-      <w:r>
-        <w:rPr>
-          <w:lang w:val="zh_TW" w:bidi="zh_TW"/>
-        </w:rPr>
-        <w:t>資源</w:t>
-      </w:r>
-    </w:p>
-    <w:p>
-      <w:pPr/>
-      <w:r>
-        <w:rPr>
-          <w:lang w:val="zh_TW" w:bidi="zh_TW"/>
-        </w:rPr>
-      </w:r>
-      <w:r>
-        <w:rPr>
-          <w:lang w:val="zh_TW" w:bidi="zh_TW"/>
-        </w:rPr>
-        <w:t>黎巴嫩在古代以其豐富的杉木和松樹森林而聞名。沿海地區、貝卡谷地和山坡較低處適合種植橄欖樹、果樹和葡萄樹，並能耕種一些穀物。海中有一種腹足綱軟體動物，可以用來製取紅色或紫色染料。「腓尼基人」這個名字源自希臘文phoinos，即紅紫色。約公元前1500年，烏加列已經可以製造紫色染料的羊毛。腓尼基人幾個世紀來壟斷了這個產業。以色列人用大量的紫色染料來製作會幕的幔子（</w:t>
-      </w:r>
-      <w:hyperlink r:id="rId17">
-        <w:r>
-          <w:rPr>
-            <w:lang w:val="zh_TW" w:bidi="zh_TW"/>
-          </w:rPr>
-          <w:rPr>
-            <w:color w:val="0000EE"/>
-            <w:u w:val="single"/>
-          </w:rPr>
-          <w:t>出26章</w:t>
-        </w:r>
-      </w:hyperlink>
-      <w:r>
-        <w:rPr>
-          <w:lang w:val="zh_TW" w:bidi="zh_TW"/>
-        </w:rPr>
-        <w:t>）和祭司的衣服（</w:t>
-      </w:r>
-      <w:hyperlink r:id="rId18">
-        <w:r>
-          <w:rPr>
-            <w:lang w:val="zh_TW" w:bidi="zh_TW"/>
-          </w:rPr>
-          <w:rPr>
-            <w:color w:val="0000EE"/>
-            <w:u w:val="single"/>
-          </w:rPr>
-          <w:t>出28:4–6，</w:t>
-        </w:r>
-      </w:hyperlink>
-      <w:hyperlink r:id="rId19">
-        <w:r>
-          <w:rPr>
-            <w:lang w:val="zh_TW" w:bidi="zh_TW"/>
-          </w:rPr>
-          <w:rPr>
-            <w:color w:val="0000EE"/>
-            <w:u w:val="single"/>
-          </w:rPr>
-          <w:t>39:1、28–29</w:t>
-        </w:r>
-      </w:hyperlink>
-      <w:r>
-        <w:rPr>
-          <w:lang w:val="zh_TW" w:bidi="zh_TW"/>
-        </w:rPr>
-        <w:t>），他們的染料可能就是從腓尼基人那裡購得的。</w:t>
-      </w:r>
-    </w:p>
-    <w:p>
-      <w:pPr/>
-      <w:r>
-        <w:rPr>
-          <w:lang w:val="zh_TW" w:bidi="zh_TW"/>
-        </w:rPr>
-      </w:r>
-      <w:r>
-        <w:rPr>
-          <w:lang w:val="zh_TW" w:bidi="zh_TW"/>
-        </w:rPr>
-        <w:t>所羅門王與腓尼基建立了重要的貿易關係。為建造耶路撒冷的聖殿，他從泰爾王希蘭一世那裡取得了柏木和松木（</w:t>
-      </w:r>
-      <w:hyperlink r:id="rId20">
-        <w:r>
-          <w:rPr>
-            <w:lang w:val="zh_TW" w:bidi="zh_TW"/>
-          </w:rPr>
-          <w:rPr>
-            <w:color w:val="0000EE"/>
-            <w:u w:val="single"/>
-          </w:rPr>
-          <w:t>王上5:6、9、14</w:t>
-        </w:r>
-      </w:hyperlink>
-      <w:r>
-        <w:rPr>
-          <w:lang w:val="zh_TW" w:bidi="zh_TW"/>
-        </w:rPr>
-        <w:t>，</w:t>
-      </w:r>
-      <w:hyperlink r:id="rId21">
-        <w:r>
-          <w:rPr>
-            <w:lang w:val="zh_TW" w:bidi="zh_TW"/>
-          </w:rPr>
-          <w:rPr>
-            <w:color w:val="0000EE"/>
-            <w:u w:val="single"/>
-          </w:rPr>
-          <w:t>7:2</w:t>
-        </w:r>
-      </w:hyperlink>
-      <w:r>
-        <w:rPr>
-          <w:lang w:val="zh_TW" w:bidi="zh_TW"/>
-        </w:rPr>
-        <w:t>，</w:t>
-      </w:r>
-      <w:hyperlink r:id="rId22">
-        <w:r>
-          <w:rPr>
-            <w:lang w:val="zh_TW" w:bidi="zh_TW"/>
-          </w:rPr>
-          <w:rPr>
-            <w:color w:val="0000EE"/>
-            <w:u w:val="single"/>
-          </w:rPr>
-          <w:t>10:17、21</w:t>
-        </w:r>
-      </w:hyperlink>
-      <w:r>
-        <w:rPr>
-          <w:lang w:val="zh_TW" w:bidi="zh_TW"/>
-        </w:rPr>
-        <w:t>；</w:t>
-      </w:r>
-      <w:hyperlink r:id="rId23">
-        <w:r>
-          <w:rPr>
-            <w:lang w:val="zh_TW" w:bidi="zh_TW"/>
-          </w:rPr>
-          <w:rPr>
-            <w:color w:val="0000EE"/>
-            <w:u w:val="single"/>
-          </w:rPr>
-          <w:t>代下2:8、16</w:t>
-        </w:r>
-      </w:hyperlink>
-      <w:r>
-        <w:rPr>
-          <w:lang w:val="zh_TW" w:bidi="zh_TW"/>
-        </w:rPr>
-        <w:t>）。所羅門用麥子和橄欖油支付這些木材（</w:t>
-      </w:r>
-      <w:hyperlink r:id="rId24">
-        <w:r>
-          <w:rPr>
-            <w:lang w:val="zh_TW" w:bidi="zh_TW"/>
-          </w:rPr>
-          <w:rPr>
-            <w:color w:val="0000EE"/>
-            <w:u w:val="single"/>
-          </w:rPr>
-          <w:t>王上5:11</w:t>
-        </w:r>
-      </w:hyperlink>
-      <w:r>
-        <w:rPr>
-          <w:lang w:val="zh_TW" w:bidi="zh_TW"/>
-        </w:rPr>
-        <w:t>）。這些樹木被海運漂浮到所羅門的領土內，再從那裡運到耶路撒冷。黎巴嫩和外黎巴嫩的杉木和松木為推羅提供了造船的木材（</w:t>
-      </w:r>
-      <w:hyperlink r:id="rId25">
-        <w:r>
-          <w:rPr>
-            <w:lang w:val="zh_TW" w:bidi="zh_TW"/>
-          </w:rPr>
-          <w:rPr>
-            <w:color w:val="0000EE"/>
-            <w:u w:val="single"/>
-          </w:rPr>
-          <w:t>結27:5</w:t>
-        </w:r>
-      </w:hyperlink>
-      <w:r>
-        <w:rPr>
-          <w:lang w:val="zh_TW" w:bidi="zh_TW"/>
-        </w:rPr>
-        <w:t>），為埃及提供了聖船和家具，並為重建耶路撒冷的第二聖殿提供了木材（</w:t>
-      </w:r>
-      <w:hyperlink r:id="rId26">
-        <w:r>
-          <w:rPr>
-            <w:lang w:val="zh_TW" w:bidi="zh_TW"/>
-          </w:rPr>
-          <w:rPr>
-            <w:color w:val="0000EE"/>
-            <w:u w:val="single"/>
-          </w:rPr>
-          <w:t>拉3:7</w:t>
-        </w:r>
-      </w:hyperlink>
-      <w:r>
-        <w:rPr>
-          <w:lang w:val="zh_TW" w:bidi="zh_TW"/>
-        </w:rPr>
-        <w:t>）。</w:t>
-      </w:r>
-    </w:p>
-    <w:p>
-      <w:pPr/>
-      <w:r>
-        <w:rPr>
-          <w:lang w:val="zh_TW" w:bidi="zh_TW"/>
-        </w:rPr>
-      </w:r>
-      <w:r>
-        <w:rPr>
-          <w:lang w:val="zh_TW" w:bidi="zh_TW"/>
-        </w:rPr>
-        <w:t>腓尼基人從黎巴嫩的港口與許多國進行貿易。他們掌握了造船技術，並將船隻用於和平與戰爭中。</w:t>
-      </w:r>
-      <w:hyperlink r:id="rId27">
-        <w:r>
-          <w:rPr>
-            <w:lang w:val="zh_TW" w:bidi="zh_TW"/>
-          </w:rPr>
-          <w:rPr>
-            <w:color w:val="0000EE"/>
-            <w:u w:val="single"/>
-          </w:rPr>
-          <w:t>以西結書第二十七章</w:t>
-        </w:r>
-      </w:hyperlink>
-      <w:r>
-        <w:rPr>
-          <w:lang w:val="zh_TW" w:bidi="zh_TW"/>
-        </w:rPr>
-        <w:t>中生動地描述了來自泰爾、西頓、迦巴勒和亞發的商人的貿易活動，詳細說明了他們貿易的範圍和性質。</w:t>
-      </w:r>
-    </w:p>
-    <w:p>
-      <w:pPr>
-        <w:pStyle w:val="Heading3"/>
-      </w:pPr>
-      <w:r>
-        <w:rPr>
-          <w:lang w:val="zh_TW" w:bidi="zh_TW"/>
-        </w:rPr>
-        <w:t>歷史</w:t>
-      </w:r>
-    </w:p>
-    <w:p>
-      <w:pPr/>
-      <w:r>
-        <w:rPr>
-          <w:lang w:val="zh_TW" w:bidi="zh_TW"/>
-        </w:rPr>
-      </w:r>
-      <w:r>
-        <w:rPr>
-          <w:lang w:val="zh_TW" w:bidi="zh_TW"/>
-        </w:rPr>
-        <w:t>早在埃及第四王朝時期（約公元前2600年），黎巴嫩地區就引起了埃及人的興趣，法老斯努夫（Snofru）從黎巴嫩取得了40艘船載的杉木。迦巴勒在第十二王朝時期（約公元前1980–1800年）受到埃及的影響，埃及人用金飾交換黎巴嫩的杉木。在第十八王朝（約公元前1552–1306年）期間，埃及征服了敘利亞，記錄中經常提到杉木被作為貢品帶回。後來，拉美西斯十一世（Ramses XI）的一位使者文阿蒙（Wenamon）曾以高價購得杉木（約公元前1100年）。</w:t>
-      </w:r>
-    </w:p>
-    <w:p>
-      <w:pPr/>
-      <w:r>
-        <w:rPr>
-          <w:lang w:val="zh_TW" w:bidi="zh_TW"/>
-        </w:rPr>
-      </w:r>
-      <w:r>
-        <w:rPr>
-          <w:lang w:val="zh_TW" w:bidi="zh_TW"/>
-        </w:rPr>
-        <w:t>當埃及的勢力衰退時，亞述人控制了該地區，並從</w:t>
-      </w:r>
-      <w:r>
-        <w:rPr>
-          <w:lang w:val="zh_TW" w:bidi="zh_TW"/>
-        </w:rPr>
-        <w:t>提革拉毗列色</w:t>
-      </w:r>
-      <w:r>
-        <w:rPr>
-          <w:lang w:val="zh_TW" w:bidi="zh_TW"/>
-        </w:rPr>
-        <w:t>一世（Tiglath-pileser I，約公元前1100年）開始，將大量的杉木作為貢品。尼布甲尼撒和巴比倫國同樣控制了黎巴嫩，並運走大量杉木來建造神廟和宮殿。以賽亞書（</w:t>
-      </w:r>
-      <w:hyperlink r:id="rId28">
-        <w:r>
-          <w:rPr>
-            <w:lang w:val="zh_TW" w:bidi="zh_TW"/>
-          </w:rPr>
-          <w:rPr>
-            <w:color w:val="0000EE"/>
-            <w:u w:val="single"/>
-          </w:rPr>
-          <w:t>賽14:8</w:t>
-        </w:r>
-      </w:hyperlink>
-      <w:r>
-        <w:rPr>
-          <w:lang w:val="zh_TW" w:bidi="zh_TW"/>
-        </w:rPr>
-        <w:t>）和哈巴谷書（</w:t>
-      </w:r>
-      <w:hyperlink r:id="rId29">
-        <w:r>
-          <w:rPr>
-            <w:lang w:val="zh_TW" w:bidi="zh_TW"/>
-          </w:rPr>
-          <w:rPr>
-            <w:color w:val="0000EE"/>
-            <w:u w:val="single"/>
-          </w:rPr>
-          <w:t>哈2:17</w:t>
-        </w:r>
-      </w:hyperlink>
-      <w:r>
-        <w:rPr>
-          <w:lang w:val="zh_TW" w:bidi="zh_TW"/>
-        </w:rPr>
-        <w:t>）都提到過黎巴嫩森林的被破壞。在後來的幾個世紀裡，黎巴嫩先後被波斯人、希臘人和羅馬人統治。</w:t>
-      </w:r>
-    </w:p>
-    <w:p>
-      <w:pPr/>
-      <w:r>
-        <w:rPr>
-          <w:lang w:val="zh_TW" w:bidi="zh_TW"/>
-        </w:rPr>
-      </w:r>
-      <w:r>
-        <w:rPr>
-          <w:lang w:val="zh_TW" w:bidi="zh_TW"/>
-        </w:rPr>
-        <w:t>在新約時代，泰爾和西頓的城通常被一起提及（</w:t>
-      </w:r>
-      <w:hyperlink r:id="rId30">
-        <w:r>
-          <w:rPr>
-            <w:lang w:val="zh_TW" w:bidi="zh_TW"/>
-          </w:rPr>
-          <w:rPr>
-            <w:color w:val="0000EE"/>
-            <w:u w:val="single"/>
-          </w:rPr>
-          <w:t>太15:21</w:t>
-        </w:r>
-      </w:hyperlink>
-      <w:r>
-        <w:rPr>
-          <w:lang w:val="zh_TW" w:bidi="zh_TW"/>
-        </w:rPr>
-        <w:t>；</w:t>
-      </w:r>
-      <w:hyperlink r:id="rId31">
-        <w:r>
-          <w:rPr>
-            <w:lang w:val="zh_TW" w:bidi="zh_TW"/>
-          </w:rPr>
-          <w:rPr>
-            <w:color w:val="0000EE"/>
-            <w:u w:val="single"/>
-          </w:rPr>
-          <w:t>可3:8</w:t>
-        </w:r>
-      </w:hyperlink>
-      <w:r>
-        <w:rPr>
-          <w:lang w:val="zh_TW" w:bidi="zh_TW"/>
-        </w:rPr>
-        <w:t>，</w:t>
-      </w:r>
-      <w:hyperlink r:id="rId32">
-        <w:r>
-          <w:rPr>
-            <w:lang w:val="zh_TW" w:bidi="zh_TW"/>
-          </w:rPr>
-          <w:rPr>
-            <w:color w:val="0000EE"/>
-            <w:u w:val="single"/>
-          </w:rPr>
-          <w:t>7:24、31</w:t>
-        </w:r>
-      </w:hyperlink>
-      <w:r>
-        <w:rPr>
-          <w:lang w:val="zh_TW" w:bidi="zh_TW"/>
-        </w:rPr>
-        <w:t>；</w:t>
-      </w:r>
-      <w:hyperlink r:id="rId33">
-        <w:r>
-          <w:rPr>
-            <w:lang w:val="zh_TW" w:bidi="zh_TW"/>
-          </w:rPr>
-          <w:rPr>
-            <w:color w:val="0000EE"/>
-            <w:u w:val="single"/>
-          </w:rPr>
-          <w:t>路6:17</w:t>
-        </w:r>
-      </w:hyperlink>
-      <w:r>
-        <w:rPr>
-          <w:lang w:val="zh_TW" w:bidi="zh_TW"/>
-        </w:rPr>
-        <w:t>，</w:t>
-      </w:r>
-      <w:hyperlink r:id="rId34">
-        <w:r>
-          <w:rPr>
-            <w:lang w:val="zh_TW" w:bidi="zh_TW"/>
-          </w:rPr>
-          <w:rPr>
-            <w:color w:val="0000EE"/>
-            <w:u w:val="single"/>
-          </w:rPr>
-          <w:t>10:13–14</w:t>
-        </w:r>
-      </w:hyperlink>
-      <w:r>
-        <w:rPr>
-          <w:lang w:val="zh_TW" w:bidi="zh_TW"/>
-        </w:rPr>
-        <w:t>；</w:t>
-      </w:r>
-      <w:hyperlink r:id="rId35">
-        <w:r>
-          <w:rPr>
-            <w:lang w:val="zh_TW" w:bidi="zh_TW"/>
-          </w:rPr>
-          <w:rPr>
-            <w:color w:val="0000EE"/>
-            <w:u w:val="single"/>
-          </w:rPr>
-          <w:t>徒12:20</w:t>
-        </w:r>
-      </w:hyperlink>
-      <w:r>
-        <w:rPr>
-          <w:lang w:val="zh_TW" w:bidi="zh_TW"/>
-        </w:rPr>
-        <w:t>），但有時也分別提及（</w:t>
-      </w:r>
-      <w:hyperlink r:id="rId36">
-        <w:r>
-          <w:rPr>
-            <w:lang w:val="zh_TW" w:bidi="zh_TW"/>
-          </w:rPr>
-          <w:rPr>
-            <w:color w:val="0000EE"/>
-            <w:u w:val="single"/>
-          </w:rPr>
-          <w:t>徒21:3、7</w:t>
-        </w:r>
-      </w:hyperlink>
-      <w:r>
-        <w:rPr>
-          <w:lang w:val="zh_TW" w:bidi="zh_TW"/>
-        </w:rPr>
-        <w:t>）。</w:t>
-      </w:r>
-      <w:hyperlink r:id="rId37">
-        <w:r>
-          <w:rPr>
-            <w:lang w:val="zh_TW" w:bidi="zh_TW"/>
-          </w:rPr>
-          <w:rPr>
-            <w:color w:val="0000EE"/>
-            <w:u w:val="single"/>
-          </w:rPr>
-          <w:t>馬可福音七章26節</w:t>
-        </w:r>
-      </w:hyperlink>
-      <w:r>
-        <w:rPr>
-          <w:lang w:val="zh_TW" w:bidi="zh_TW"/>
-        </w:rPr>
-        <w:t>中提到的一位希臘婦人是敘利亞腓尼基人。耶穌在祂事工期間曾在這些地區講道。在聖經詩歌中，黎巴嫩的高大香柏樹象徵著威嚴和力量（</w:t>
-      </w:r>
-      <w:hyperlink r:id="rId38">
-        <w:r>
-          <w:rPr>
-            <w:lang w:val="zh_TW" w:bidi="zh_TW"/>
-          </w:rPr>
-          <w:rPr>
-            <w:color w:val="0000EE"/>
-            <w:u w:val="single"/>
-          </w:rPr>
-          <w:t>士9:15</w:t>
-        </w:r>
-      </w:hyperlink>
-      <w:r>
-        <w:rPr>
-          <w:lang w:val="zh_TW" w:bidi="zh_TW"/>
-        </w:rPr>
-        <w:t>；</w:t>
-      </w:r>
-      <w:hyperlink r:id="rId39">
-        <w:r>
-          <w:rPr>
-            <w:lang w:val="zh_TW" w:bidi="zh_TW"/>
-          </w:rPr>
-          <w:rPr>
-            <w:color w:val="0000EE"/>
-            <w:u w:val="single"/>
-          </w:rPr>
-          <w:t>王下14:9</w:t>
-        </w:r>
-      </w:hyperlink>
-      <w:r>
-        <w:rPr>
-          <w:lang w:val="zh_TW" w:bidi="zh_TW"/>
-        </w:rPr>
-        <w:t>；</w:t>
-      </w:r>
-      <w:hyperlink r:id="rId40">
-        <w:r>
-          <w:rPr>
-            <w:lang w:val="zh_TW" w:bidi="zh_TW"/>
-          </w:rPr>
-          <w:rPr>
-            <w:color w:val="0000EE"/>
-            <w:u w:val="single"/>
-          </w:rPr>
-          <w:t>詩92:12</w:t>
-        </w:r>
-      </w:hyperlink>
-      <w:r>
-        <w:rPr>
-          <w:lang w:val="zh_TW" w:bidi="zh_TW"/>
-        </w:rPr>
-        <w:t>，</w:t>
-      </w:r>
-      <w:hyperlink r:id="rId41">
-        <w:r>
-          <w:rPr>
-            <w:lang w:val="zh_TW" w:bidi="zh_TW"/>
-          </w:rPr>
-          <w:rPr>
-            <w:color w:val="0000EE"/>
-            <w:u w:val="single"/>
-          </w:rPr>
-          <w:t>104:16</w:t>
-        </w:r>
-      </w:hyperlink>
-      <w:r>
-        <w:rPr>
-          <w:lang w:val="zh_TW" w:bidi="zh_TW"/>
-        </w:rPr>
-        <w:t>；</w:t>
-      </w:r>
-      <w:hyperlink r:id="rId42">
-        <w:r>
-          <w:rPr>
-            <w:lang w:val="zh_TW" w:bidi="zh_TW"/>
-          </w:rPr>
-          <w:rPr>
-            <w:color w:val="0000EE"/>
-            <w:u w:val="single"/>
-          </w:rPr>
-          <w:t>賽35:2</w:t>
-        </w:r>
-      </w:hyperlink>
-      <w:r>
-        <w:rPr>
-          <w:lang w:val="zh_TW" w:bidi="zh_TW"/>
-        </w:rPr>
-        <w:t>，</w:t>
-      </w:r>
-      <w:hyperlink r:id="rId43">
-        <w:r>
-          <w:rPr>
-            <w:lang w:val="zh_TW" w:bidi="zh_TW"/>
-          </w:rPr>
-          <w:rPr>
-            <w:color w:val="0000EE"/>
-            <w:u w:val="single"/>
-          </w:rPr>
-          <w:t>60:13</w:t>
-        </w:r>
-      </w:hyperlink>
-      <w:r>
-        <w:rPr>
-          <w:lang w:val="zh_TW" w:bidi="zh_TW"/>
-        </w:rPr>
-        <w:t>）。它們也象徵著終將在神的震怒下被摧毀的世上驕傲（</w:t>
-      </w:r>
-      <w:hyperlink r:id="rId44">
-        <w:r>
-          <w:rPr>
-            <w:lang w:val="zh_TW" w:bidi="zh_TW"/>
-          </w:rPr>
-          <w:rPr>
-            <w:color w:val="0000EE"/>
-            <w:u w:val="single"/>
-          </w:rPr>
-          <w:t>詩29:5</w:t>
-        </w:r>
-      </w:hyperlink>
-      <w:r>
-        <w:rPr>
-          <w:lang w:val="zh_TW" w:bidi="zh_TW"/>
-        </w:rPr>
-        <w:t>；</w:t>
-      </w:r>
-      <w:hyperlink r:id="rId45">
-        <w:r>
-          <w:rPr>
-            <w:lang w:val="zh_TW" w:bidi="zh_TW"/>
-          </w:rPr>
-          <w:rPr>
-            <w:color w:val="0000EE"/>
-            <w:u w:val="single"/>
-          </w:rPr>
-          <w:t>賽2:13</w:t>
-        </w:r>
-      </w:hyperlink>
-      <w:r>
-        <w:rPr>
-          <w:lang w:val="zh_TW" w:bidi="zh_TW"/>
-        </w:rPr>
-        <w:t>，</w:t>
-      </w:r>
-      <w:hyperlink r:id="rId46">
-        <w:r>
-          <w:rPr>
-            <w:lang w:val="zh_TW" w:bidi="zh_TW"/>
-          </w:rPr>
-          <w:rPr>
-            <w:color w:val="0000EE"/>
-            <w:u w:val="single"/>
-          </w:rPr>
-          <w:t>10:34</w:t>
-        </w:r>
-      </w:hyperlink>
-      <w:r>
-        <w:rPr>
-          <w:lang w:val="zh_TW" w:bidi="zh_TW"/>
-        </w:rPr>
-        <w:t>；</w:t>
-      </w:r>
-      <w:hyperlink r:id="rId47">
-        <w:r>
-          <w:rPr>
-            <w:lang w:val="zh_TW" w:bidi="zh_TW"/>
-          </w:rPr>
-          <w:rPr>
-            <w:color w:val="0000EE"/>
-            <w:u w:val="single"/>
-          </w:rPr>
-          <w:t>耶22:6</w:t>
-        </w:r>
-      </w:hyperlink>
-      <w:r>
-        <w:rPr>
-          <w:lang w:val="zh_TW" w:bidi="zh_TW"/>
-        </w:rPr>
-        <w:t>；</w:t>
-      </w:r>
-      <w:hyperlink r:id="rId48">
-        <w:r>
-          <w:rPr>
-            <w:lang w:val="zh_TW" w:bidi="zh_TW"/>
-          </w:rPr>
-          <w:rPr>
-            <w:color w:val="0000EE"/>
-            <w:u w:val="single"/>
-          </w:rPr>
-          <w:t>結31:3</w:t>
-        </w:r>
-      </w:hyperlink>
-      <w:r>
-        <w:rPr>
-          <w:lang w:val="zh_TW" w:bidi="zh_TW"/>
-        </w:rPr>
-        <w:t>）。</w:t>
-      </w:r>
-      <w:r>
-        <w:rPr>
-          <w:lang w:val="zh_TW" w:bidi="zh_TW"/>
-        </w:rPr>
-      </w:r>
-      <w:r>
-        <w:rPr>
-          <w:lang w:val="zh_TW" w:bidi="zh_TW"/>
-        </w:rPr>
-      </w:r>
-    </w:p>
-    <w:p>
-      <w:pPr/>
-      <w:r>
-        <w:rPr>
-          <w:lang w:val="zh_TW" w:bidi="zh_TW"/>
-        </w:rPr>
-      </w:r>
-    </w:p>
-    <w:p>
-      <w:pPr>
-        <w:pStyle w:val="Heading2"/>
-      </w:pPr>
-      <w:r>
-        <w:rPr>
-          <w:lang w:val="zh_TW" w:bidi="zh_TW"/>
-        </w:rPr>
-        <w:t>利都是族，利都是人</w:t>
-      </w:r>
-      <w:r>
-        <w:rPr>
-          <w:lang w:val="zh_TW" w:bidi="zh_TW"/>
-        </w:rPr>
-      </w:r>
-    </w:p>
-    <w:p>
-      <w:pPr/>
-      <w:r>
-        <w:rPr>
-          <w:lang w:val="zh_TW" w:bidi="zh_TW"/>
-        </w:rPr>
-      </w:r>
-      <w:r>
-        <w:rPr>
-          <w:lang w:val="zh_TW" w:bidi="zh_TW"/>
-        </w:rPr>
-        <w:t>源於底但三個兒子中的第二位的部族。底但是亞伯拉罕與基土拉的後裔，出自約珊的家系（</w:t>
-      </w:r>
-      <w:hyperlink r:id="rId49">
-        <w:r>
-          <w:rPr>
-            <w:lang w:val="zh_TW" w:bidi="zh_TW"/>
-          </w:rPr>
-          <w:rPr>
-            <w:color w:val="0000EE"/>
-            <w:u w:val="single"/>
-          </w:rPr>
-          <w:t>創25:3</w:t>
-        </w:r>
-      </w:hyperlink>
-      <w:r>
-        <w:rPr>
-          <w:lang w:val="zh_TW" w:bidi="zh_TW"/>
-        </w:rPr>
-        <w:t>）。有些學者認為，這個部族後來定居在阿拉伯的北部地區。</w:t>
-      </w:r>
-      <w:r>
-        <w:rPr>
-          <w:lang w:val="zh_TW" w:bidi="zh_TW"/>
-        </w:rPr>
-      </w:r>
-      <w:r>
-        <w:rPr>
-          <w:lang w:val="zh_TW" w:bidi="zh_TW"/>
-        </w:rPr>
-      </w:r>
-    </w:p>
-    <w:p>
-      <w:pPr/>
-      <w:r>
-        <w:rPr>
-          <w:lang w:val="zh_TW" w:bidi="zh_TW"/>
-        </w:rPr>
-      </w:r>
-    </w:p>
-    <w:p>
-      <w:pPr>
-        <w:pStyle w:val="Heading2"/>
-      </w:pPr>
-      <w:r>
-        <w:rPr>
-          <w:lang w:val="zh_TW" w:bidi="zh_TW"/>
-        </w:rPr>
-        <w:t>利未（人名）</w:t>
-      </w:r>
-      <w:r>
-        <w:rPr>
-          <w:lang w:val="zh_TW" w:bidi="zh_TW"/>
-        </w:rPr>
-      </w:r>
-    </w:p>
-    <w:p>
-      <w:pPr>
-        <w:pStyle w:val="ListNumber"/>
-        <w:numPr>
-          <w:ilvl w:val="0"/>
-          <w:numId w:val="14"/>
-        </w:numPr>
+        <w:t>人們在不同場合演奏哈利勒：</w:t>
+      </w:r>
+    </w:p>
+    <w:p>
+      <w:pPr>
+        <w:pStyle w:val="ListBullet"/>
         <w:spacing w:line="240" w:lineRule="auto"/>
         <w:ind w:left="720"/>
       </w:pPr>
@@ -1218,111 +982,30 @@
         <w:rPr>
           <w:lang w:val="zh_TW" w:bidi="zh_TW"/>
         </w:rPr>
-        <w:t>雅各從利亞所生的第三個兒子（</w:t>
-      </w:r>
-      <w:hyperlink r:id="rId50">
-        <w:r>
-          <w:rPr>
-            <w:lang w:val="zh_TW" w:bidi="zh_TW"/>
-          </w:rPr>
-          <w:rPr>
-            <w:color w:val="0000EE"/>
-            <w:u w:val="single"/>
-          </w:rPr>
-          <w:t>創29:34</w:t>
-        </w:r>
-      </w:hyperlink>
-      <w:r>
-        <w:rPr>
-          <w:lang w:val="zh_TW" w:bidi="zh_TW"/>
-        </w:rPr>
-        <w:t>）。這個名稱詞源不詳。利未的名字與在示劍發生的悲劇有關，當時利未和西緬因妹妹底拿被赫人示劍侵犯，憤而為她雪恥，並將該城一切男丁殘忍的殺死。雅各譴責該行為，臨死前宣告了利未的審判（</w:t>
-      </w:r>
-      <w:hyperlink r:id="rId51">
-        <w:r>
-          <w:rPr>
-            <w:lang w:val="zh_TW" w:bidi="zh_TW"/>
-          </w:rPr>
-          <w:rPr>
-            <w:color w:val="0000EE"/>
-            <w:u w:val="single"/>
-          </w:rPr>
-          <w:t>49:5–7</w:t>
-        </w:r>
-      </w:hyperlink>
-      <w:r>
-        <w:rPr>
-          <w:lang w:val="zh_TW" w:bidi="zh_TW"/>
-        </w:rPr>
-        <w:t>）。照他的話說，利未的後裔要散住在眾支派中間。</w:t>
-        <w:br/>
-      </w:r>
-      <w:r>
-        <w:rPr>
-          <w:lang w:val="zh_TW" w:bidi="zh_TW"/>
-        </w:rPr>
-        <w:t>利未支派由利未的三個兒子組成：革順、哥轄和米拉利。摩西、亞倫和米利暗的族系皆源自哥轄（</w:t>
-      </w:r>
-      <w:hyperlink r:id="rId52">
-        <w:r>
-          <w:rPr>
-            <w:lang w:val="zh_TW" w:bidi="zh_TW"/>
-          </w:rPr>
-          <w:rPr>
-            <w:color w:val="0000EE"/>
-            <w:u w:val="single"/>
-          </w:rPr>
-          <w:t>出6:16</w:t>
-        </w:r>
-      </w:hyperlink>
-      <w:r>
-        <w:rPr>
-          <w:lang w:val="zh_TW" w:bidi="zh_TW"/>
-        </w:rPr>
-        <w:t>）。利未人在何烈山下金牛犢事件中對耶和華保持忠心 。他們因此獲賞，能在會幕（</w:t>
-      </w:r>
-      <w:hyperlink r:id="rId53">
-        <w:r>
-          <w:rPr>
-            <w:lang w:val="zh_TW" w:bidi="zh_TW"/>
-          </w:rPr>
-          <w:rPr>
-            <w:color w:val="0000EE"/>
-            <w:u w:val="single"/>
-          </w:rPr>
-          <w:t>32</w:t>
-        </w:r>
-      </w:hyperlink>
-      <w:r>
-        <w:rPr>
-          <w:lang w:val="zh_TW" w:bidi="zh_TW"/>
-        </w:rPr>
-        <w:t>章）內與周圍以及後來的聖殿內特別供職。</w:t>
-        <w:br/>
-      </w:r>
-      <w:r>
-        <w:rPr>
-          <w:i/>
-          <w:lang w:val="zh_TW" w:bidi="zh_TW"/>
-        </w:rPr>
-        <w:t>另見</w:t>
-      </w:r>
-      <w:r>
-        <w:rPr>
-          <w:lang w:val="zh_TW" w:bidi="zh_TW"/>
-        </w:rPr>
-        <w:t>利未支派</w:t>
-      </w:r>
-      <w:r>
-        <w:rPr>
-          <w:lang w:val="zh_TW" w:bidi="zh_TW"/>
-        </w:rPr>
-        <w:t>。</w:t>
-      </w:r>
-    </w:p>
-    <w:p>
-      <w:pPr>
-        <w:pStyle w:val="ListNumber"/>
+        <w:t>在快樂的活動上，例如節期（</w:t>
+      </w:r>
+      <w:hyperlink r:id="rId22">
+        <w:r>
+          <w:rPr>
+            <w:lang w:val="zh_TW" w:bidi="zh_TW"/>
+          </w:rPr>
+          <w:rPr>
+            <w:color w:val="0000EE"/>
+            <w:u w:val="single"/>
+          </w:rPr>
+          <w:t>賽5:12</w:t>
+        </w:r>
+      </w:hyperlink>
+      <w:r>
+        <w:rPr>
+          <w:lang w:val="zh_TW" w:bidi="zh_TW"/>
+        </w:rPr>
+        <w:t>）。</w:t>
+      </w:r>
+    </w:p>
+    <w:p>
+      <w:pPr>
+        <w:pStyle w:val="ListBullet"/>
         <w:spacing w:line="240" w:lineRule="auto"/>
         <w:ind w:left="720"/>
       </w:pPr>
@@ -1335,103 +1018,30 @@
         <w:rPr>
           <w:lang w:val="zh_TW" w:bidi="zh_TW"/>
         </w:rPr>
-        <w:t>迦百農的稅吏（</w:t>
-      </w:r>
-      <w:hyperlink r:id="rId54">
-        <w:r>
-          <w:rPr>
-            <w:lang w:val="zh_TW" w:bidi="zh_TW"/>
-          </w:rPr>
-          <w:rPr>
-            <w:color w:val="0000EE"/>
-            <w:u w:val="single"/>
-          </w:rPr>
-          <w:t>可2:14</w:t>
-        </w:r>
-      </w:hyperlink>
-      <w:r>
-        <w:rPr>
-          <w:lang w:val="zh_TW" w:bidi="zh_TW"/>
-        </w:rPr>
-        <w:t>）；又稱馬太的十二門徒之一（</w:t>
-      </w:r>
-      <w:hyperlink r:id="rId54">
-        <w:r>
-          <w:rPr>
-            <w:lang w:val="zh_TW" w:bidi="zh_TW"/>
-          </w:rPr>
-          <w:rPr>
-            <w:color w:val="0000EE"/>
-            <w:u w:val="single"/>
-          </w:rPr>
-          <w:t>可2:14</w:t>
-        </w:r>
-      </w:hyperlink>
-      <w:r>
-        <w:rPr>
-          <w:lang w:val="zh_TW" w:bidi="zh_TW"/>
-        </w:rPr>
-        <w:t xml:space="preserve">； </w:t>
-      </w:r>
-      <w:hyperlink r:id="rId55">
-        <w:r>
-          <w:rPr>
-            <w:lang w:val="zh_TW" w:bidi="zh_TW"/>
-          </w:rPr>
-          <w:rPr>
-            <w:color w:val="0000EE"/>
-            <w:u w:val="single"/>
-          </w:rPr>
-          <w:t>路5:27</w:t>
-        </w:r>
-      </w:hyperlink>
-      <w:r>
-        <w:rPr>
-          <w:lang w:val="zh_TW" w:bidi="zh_TW"/>
-        </w:rPr>
-        <w:t>；參見</w:t>
-      </w:r>
-      <w:hyperlink r:id="rId56">
-        <w:r>
-          <w:rPr>
-            <w:lang w:val="zh_TW" w:bidi="zh_TW"/>
-          </w:rPr>
-          <w:rPr>
-            <w:color w:val="0000EE"/>
-            <w:u w:val="single"/>
-          </w:rPr>
-          <w:t>太9:9</w:t>
-        </w:r>
-      </w:hyperlink>
-      <w:r>
-        <w:rPr>
-          <w:lang w:val="zh_TW" w:bidi="zh_TW"/>
-        </w:rPr>
-        <w:t>）</w:t>
-      </w:r>
-      <w:r>
-        <w:rPr>
-          <w:i/>
-          <w:lang w:val="zh_TW" w:bidi="zh_TW"/>
-        </w:rPr>
-        <w:t>見</w:t>
-      </w:r>
-      <w:r>
-        <w:rPr>
-          <w:lang w:val="zh_TW" w:bidi="zh_TW"/>
-        </w:rPr>
-        <w:t>馬太（人名）</w:t>
-      </w:r>
-      <w:r>
-        <w:rPr>
-          <w:lang w:val="zh_TW" w:bidi="zh_TW"/>
-        </w:rPr>
-        <w:t>。</w:t>
-      </w:r>
-    </w:p>
-    <w:p>
-      <w:pPr>
-        <w:pStyle w:val="ListNumber"/>
+        <w:t>當先知被神的靈充滿時（</w:t>
+      </w:r>
+      <w:hyperlink r:id="rId20">
+        <w:r>
+          <w:rPr>
+            <w:lang w:val="zh_TW" w:bidi="zh_TW"/>
+          </w:rPr>
+          <w:rPr>
+            <w:color w:val="0000EE"/>
+            <w:u w:val="single"/>
+          </w:rPr>
+          <w:t>撒上10:5</w:t>
+        </w:r>
+      </w:hyperlink>
+      <w:r>
+        <w:rPr>
+          <w:lang w:val="zh_TW" w:bidi="zh_TW"/>
+        </w:rPr>
+        <w:t>）。</w:t>
+      </w:r>
+    </w:p>
+    <w:p>
+      <w:pPr>
+        <w:pStyle w:val="ListBullet"/>
         <w:spacing w:line="240" w:lineRule="auto"/>
         <w:ind w:left="720"/>
       </w:pPr>
@@ -1444,18 +1054,18 @@
         <w:rPr>
           <w:lang w:val="zh_TW" w:bidi="zh_TW"/>
         </w:rPr>
-        <w:t>麥基的兒子並耶穌的祖先（</w:t>
-      </w:r>
-      <w:hyperlink r:id="rId57">
-        <w:r>
-          <w:rPr>
-            <w:lang w:val="zh_TW" w:bidi="zh_TW"/>
-          </w:rPr>
-          <w:rPr>
-            <w:color w:val="0000EE"/>
-            <w:u w:val="single"/>
-          </w:rPr>
-          <w:t>路3:24</w:t>
+        <w:t>在悲傷和哀悼時（</w:t>
+      </w:r>
+      <w:hyperlink r:id="rId32">
+        <w:r>
+          <w:rPr>
+            <w:lang w:val="zh_TW" w:bidi="zh_TW"/>
+          </w:rPr>
+          <w:rPr>
+            <w:color w:val="0000EE"/>
+            <w:u w:val="single"/>
+          </w:rPr>
+          <w:t>耶48:36</w:t>
         </w:r>
       </w:hyperlink>
       <w:r>
@@ -1464,29 +1074,113 @@
         </w:rPr>
         <w:t>）。</w:t>
       </w:r>
-      <w:r>
-        <w:rPr>
-          <w:i/>
-          <w:lang w:val="zh_TW" w:bidi="zh_TW"/>
-        </w:rPr>
-        <w:t>見</w:t>
-      </w:r>
-      <w:r>
-        <w:rPr>
-          <w:lang w:val="zh_TW" w:bidi="zh_TW"/>
-        </w:rPr>
-        <w:t>耶穌基督的家譜</w:t>
-      </w:r>
-      <w:r>
-        <w:rPr>
-          <w:lang w:val="zh_TW" w:bidi="zh_TW"/>
-        </w:rPr>
-        <w:t>。</w:t>
-      </w:r>
-    </w:p>
-    <w:p>
-      <w:pPr>
-        <w:pStyle w:val="ListNumber"/>
+    </w:p>
+    <w:p>
+      <w:pPr>
+        <w:pStyle w:val="Heading4"/>
+      </w:pPr>
+      <w:r>
+        <w:rPr>
+          <w:lang w:val="zh_TW" w:bidi="zh_TW"/>
+        </w:rPr>
+        <w:t>哈瑣茲羅特（Hatzotzrot）</w:t>
+      </w:r>
+    </w:p>
+    <w:p>
+      <w:pPr/>
+      <w:r>
+        <w:rPr>
+          <w:lang w:val="zh_TW" w:bidi="zh_TW"/>
+        </w:rPr>
+      </w:r>
+      <w:r>
+        <w:rPr>
+          <w:lang w:val="zh_TW" w:bidi="zh_TW"/>
+        </w:rPr>
+        <w:t>哈瑣茲羅特是古代使用的號角。我們對這種樂器的了解比其它希伯來樂器更多，因為我們可以看到它的圖案。當羅馬人攻陷耶路撒冷時，他們從聖殿帶走兩個這樣的號角。他們在羅馬為領袖提多建造的凱旋門上，雕刻了這些號角的圖案。</w:t>
+      </w:r>
+    </w:p>
+    <w:p>
+      <w:pPr/>
+      <w:r>
+        <w:rPr>
+          <w:lang w:val="zh_TW" w:bidi="zh_TW"/>
+        </w:rPr>
+      </w:r>
+      <w:r>
+        <w:rPr>
+          <w:lang w:val="zh_TW" w:bidi="zh_TW"/>
+        </w:rPr>
+        <w:t>哈瑣茲羅特約為0.9公尺（一碼）長，形狀窄長，末端有寬口。人們用銀或金製作這些號角。這種設計可能源自埃及號角。類似的樂器也在亞述、赫梯帝國和希臘使用。</w:t>
+      </w:r>
+    </w:p>
+    <w:p>
+      <w:pPr/>
+      <w:r>
+        <w:rPr>
+          <w:lang w:val="zh_TW" w:bidi="zh_TW"/>
+        </w:rPr>
+      </w:r>
+      <w:r>
+        <w:rPr>
+          <w:lang w:val="zh_TW" w:bidi="zh_TW"/>
+        </w:rPr>
+        <w:t>神吩咐摩西製作兩個銀號角（</w:t>
+      </w:r>
+      <w:hyperlink r:id="rId33">
+        <w:r>
+          <w:rPr>
+            <w:lang w:val="zh_TW" w:bidi="zh_TW"/>
+          </w:rPr>
+          <w:rPr>
+            <w:color w:val="0000EE"/>
+            <w:u w:val="single"/>
+          </w:rPr>
+          <w:t>民10:2</w:t>
+        </w:r>
+      </w:hyperlink>
+      <w:r>
+        <w:rPr>
+          <w:lang w:val="zh_TW" w:bidi="zh_TW"/>
+        </w:rPr>
+        <w:t>），只有亞倫的後代（第一位大祭司）可以吹奏這些樂器。這些古代號角是我們現在稱為報信號角的早期版本。</w:t>
+      </w:r>
+    </w:p>
+    <w:p>
+      <w:pPr/>
+      <w:r>
+        <w:rPr>
+          <w:lang w:val="zh_TW" w:bidi="zh_TW"/>
+        </w:rPr>
+      </w:r>
+      <w:r>
+        <w:rPr>
+          <w:lang w:val="zh_TW" w:bidi="zh_TW"/>
+        </w:rPr>
+        <w:t>聖經說這些號角使人記念神（</w:t>
+      </w:r>
+      <w:hyperlink r:id="rId34">
+        <w:r>
+          <w:rPr>
+            <w:lang w:val="zh_TW" w:bidi="zh_TW"/>
+          </w:rPr>
+          <w:rPr>
+            <w:color w:val="0000EE"/>
+            <w:u w:val="single"/>
+          </w:rPr>
+          <w:t>民10:10</w:t>
+        </w:r>
+      </w:hyperlink>
+      <w:r>
+        <w:rPr>
+          <w:lang w:val="zh_TW" w:bidi="zh_TW"/>
+        </w:rPr>
+        <w:t>）。人們用來：</w:t>
+      </w:r>
+    </w:p>
+    <w:p>
+      <w:pPr>
+        <w:pStyle w:val="ListBullet"/>
         <w:spacing w:line="240" w:lineRule="auto"/>
         <w:ind w:left="720"/>
       </w:pPr>
@@ -1499,383 +1193,12 @@
         <w:rPr>
           <w:lang w:val="zh_TW" w:bidi="zh_TW"/>
         </w:rPr>
-        <w:t>西緬的兒子並耶穌的祖先（</w:t>
-      </w:r>
-      <w:hyperlink r:id="rId58">
-        <w:r>
-          <w:rPr>
-            <w:lang w:val="zh_TW" w:bidi="zh_TW"/>
-          </w:rPr>
-          <w:rPr>
-            <w:color w:val="0000EE"/>
-            <w:u w:val="single"/>
-          </w:rPr>
-          <w:t>路3:30</w:t>
-        </w:r>
-      </w:hyperlink>
-      <w:r>
-        <w:rPr>
-          <w:lang w:val="zh_TW" w:bidi="zh_TW"/>
-        </w:rPr>
-        <w:t>）。</w:t>
-      </w:r>
-      <w:r>
-        <w:rPr>
-          <w:i/>
-          <w:lang w:val="zh_TW" w:bidi="zh_TW"/>
-        </w:rPr>
-        <w:t>見</w:t>
-      </w:r>
-      <w:r>
-        <w:rPr>
-          <w:lang w:val="zh_TW" w:bidi="zh_TW"/>
-        </w:rPr>
-        <w:t>耶穌基督的家譜</w:t>
-      </w:r>
-      <w:r>
-        <w:rPr>
-          <w:lang w:val="zh_TW" w:bidi="zh_TW"/>
-        </w:rPr>
-        <w:t>。</w:t>
-      </w:r>
-      <w:r>
-        <w:rPr>
-          <w:lang w:val="zh_TW" w:bidi="zh_TW"/>
-        </w:rPr>
-      </w:r>
-      <w:r>
-        <w:rPr>
-          <w:lang w:val="zh_TW" w:bidi="zh_TW"/>
-        </w:rPr>
-      </w:r>
-    </w:p>
-    <w:p>
-      <w:pPr/>
-      <w:r>
-        <w:rPr>
-          <w:lang w:val="zh_TW" w:bidi="zh_TW"/>
-        </w:rPr>
-      </w:r>
-    </w:p>
-    <w:p>
-      <w:pPr>
-        <w:pStyle w:val="Heading2"/>
-      </w:pPr>
-      <w:r>
-        <w:rPr>
-          <w:lang w:val="zh_TW" w:bidi="zh_TW"/>
-        </w:rPr>
-        <w:t>利烏米族，利烏米人</w:t>
-      </w:r>
-      <w:r>
-        <w:rPr>
-          <w:lang w:val="zh_TW" w:bidi="zh_TW"/>
-        </w:rPr>
-      </w:r>
-    </w:p>
-    <w:p>
-      <w:pPr/>
-      <w:r>
-        <w:rPr>
-          <w:lang w:val="zh_TW" w:bidi="zh_TW"/>
-        </w:rPr>
-      </w:r>
-      <w:r>
-        <w:rPr>
-          <w:lang w:val="zh_TW" w:bidi="zh_TW"/>
-        </w:rPr>
-        <w:t>這是源於由底但三個兒子中的第三位的部族。底但是亞伯拉罕與基土拉的後裔，出自約珊的家系（</w:t>
-      </w:r>
-      <w:hyperlink r:id="rId49">
-        <w:r>
-          <w:rPr>
-            <w:lang w:val="zh_TW" w:bidi="zh_TW"/>
-          </w:rPr>
-          <w:rPr>
-            <w:color w:val="0000EE"/>
-            <w:u w:val="single"/>
-          </w:rPr>
-          <w:t>創25:3</w:t>
-        </w:r>
-      </w:hyperlink>
-      <w:r>
-        <w:rPr>
-          <w:lang w:val="zh_TW" w:bidi="zh_TW"/>
-        </w:rPr>
-        <w:t>）。這個部族很可能定居在阿拉伯的北部地區。</w:t>
-      </w:r>
-      <w:r>
-        <w:rPr>
-          <w:lang w:val="zh_TW" w:bidi="zh_TW"/>
-        </w:rPr>
-      </w:r>
-      <w:r>
-        <w:rPr>
-          <w:lang w:val="zh_TW" w:bidi="zh_TW"/>
-        </w:rPr>
-      </w:r>
-    </w:p>
-    <w:p>
-      <w:pPr/>
-      <w:r>
-        <w:rPr>
-          <w:lang w:val="zh_TW" w:bidi="zh_TW"/>
-        </w:rPr>
-      </w:r>
-    </w:p>
-    <w:p>
-      <w:pPr>
-        <w:pStyle w:val="Heading2"/>
-      </w:pPr>
-      <w:r>
-        <w:rPr>
-          <w:lang w:val="zh_TW" w:bidi="zh_TW"/>
-        </w:rPr>
-        <w:t>利亞</w:t>
-      </w:r>
-      <w:r>
-        <w:rPr>
-          <w:lang w:val="zh_TW" w:bidi="zh_TW"/>
-        </w:rPr>
-      </w:r>
-    </w:p>
-    <w:p>
-      <w:pPr/>
-      <w:r>
-        <w:rPr>
-          <w:lang w:val="zh_TW" w:bidi="zh_TW"/>
-        </w:rPr>
-      </w:r>
-      <w:r>
-        <w:rPr>
-          <w:lang w:val="zh_TW" w:bidi="zh_TW"/>
-        </w:rPr>
-        <w:t>利亞是拉班的女兒和拉結的姐姐。</w:t>
-      </w:r>
-    </w:p>
-    <w:p>
-      <w:pPr/>
-      <w:r>
-        <w:rPr>
-          <w:lang w:val="zh_TW" w:bidi="zh_TW"/>
-        </w:rPr>
-      </w:r>
-      <w:r>
-        <w:rPr>
-          <w:lang w:val="zh_TW" w:bidi="zh_TW"/>
-        </w:rPr>
-        <w:t>她是雅各的妻子，而雅各曾欺騙他的父親以撒，使以撒把原本給以掃的祝福給了他（</w:t>
-      </w:r>
-      <w:hyperlink r:id="rId59">
-        <w:r>
-          <w:rPr>
-            <w:lang w:val="zh_TW" w:bidi="zh_TW"/>
-          </w:rPr>
-          <w:rPr>
-            <w:color w:val="0000EE"/>
-            <w:u w:val="single"/>
-          </w:rPr>
-          <w:t>創27:5–40</w:t>
-        </w:r>
-      </w:hyperlink>
-      <w:r>
-        <w:rPr>
-          <w:lang w:val="zh_TW" w:bidi="zh_TW"/>
-        </w:rPr>
-        <w:t>）。雅各為了躲避以掃的怒氣並娶妻（</w:t>
-      </w:r>
-      <w:hyperlink r:id="rId60">
-        <w:r>
-          <w:rPr>
-            <w:lang w:val="zh_TW" w:bidi="zh_TW"/>
-          </w:rPr>
-          <w:rPr>
-            <w:color w:val="0000EE"/>
-            <w:u w:val="single"/>
-          </w:rPr>
-          <w:t>創27:46–28:2</w:t>
-        </w:r>
-      </w:hyperlink>
-      <w:r>
-        <w:rPr>
-          <w:lang w:val="zh_TW" w:bidi="zh_TW"/>
-        </w:rPr>
-        <w:t>），而前往他在美索不達米亞的母舅拉班那裡（</w:t>
-      </w:r>
-      <w:hyperlink r:id="rId61">
-        <w:r>
-          <w:rPr>
-            <w:lang w:val="zh_TW" w:bidi="zh_TW"/>
-          </w:rPr>
-          <w:rPr>
-            <w:color w:val="0000EE"/>
-            <w:u w:val="single"/>
-          </w:rPr>
-          <w:t>創27:43，</w:t>
-        </w:r>
-      </w:hyperlink>
-      <w:hyperlink r:id="rId62">
-        <w:r>
-          <w:rPr>
-            <w:lang w:val="zh_TW" w:bidi="zh_TW"/>
-          </w:rPr>
-          <w:rPr>
-            <w:color w:val="0000EE"/>
-            <w:u w:val="single"/>
-          </w:rPr>
-          <w:t>28:2</w:t>
-        </w:r>
-      </w:hyperlink>
-      <w:r>
-        <w:rPr>
-          <w:lang w:val="zh_TW" w:bidi="zh_TW"/>
-        </w:rPr>
-        <w:t>）。他愛上了拉班的小女兒拉結，並答應為拉班工作七年，以娶她為妻（</w:t>
-      </w:r>
-      <w:hyperlink r:id="rId63">
-        <w:r>
-          <w:rPr>
-            <w:lang w:val="zh_TW" w:bidi="zh_TW"/>
-          </w:rPr>
-          <w:rPr>
-            <w:color w:val="0000EE"/>
-            <w:u w:val="single"/>
-          </w:rPr>
-          <w:t>創29:17–18</w:t>
-        </w:r>
-      </w:hyperlink>
-      <w:r>
-        <w:rPr>
-          <w:lang w:val="zh_TW" w:bidi="zh_TW"/>
-        </w:rPr>
-        <w:t>）。</w:t>
-      </w:r>
-    </w:p>
-    <w:p>
-      <w:pPr/>
-      <w:r>
-        <w:rPr>
-          <w:lang w:val="zh_TW" w:bidi="zh_TW"/>
-        </w:rPr>
-      </w:r>
-      <w:r>
-        <w:rPr>
-          <w:lang w:val="zh_TW" w:bidi="zh_TW"/>
-        </w:rPr>
-        <w:t>到成親的時候，拉班欺騙雅各，把年長的女兒利亞嫁給他，而不是拉結（</w:t>
-      </w:r>
-      <w:hyperlink r:id="rId64">
-        <w:r>
-          <w:rPr>
-            <w:lang w:val="zh_TW" w:bidi="zh_TW"/>
-          </w:rPr>
-          <w:rPr>
-            <w:color w:val="0000EE"/>
-            <w:u w:val="single"/>
-          </w:rPr>
-          <w:t>創29:21–25</w:t>
-        </w:r>
-      </w:hyperlink>
-      <w:r>
-        <w:rPr>
-          <w:lang w:val="zh_TW" w:bidi="zh_TW"/>
-        </w:rPr>
-        <w:t>）。拉班辯稱，必須先讓大女兒出嫁（</w:t>
-      </w:r>
-      <w:hyperlink r:id="rId65">
-        <w:r>
-          <w:rPr>
-            <w:lang w:val="zh_TW" w:bidi="zh_TW"/>
-          </w:rPr>
-          <w:rPr>
-            <w:color w:val="0000EE"/>
-            <w:u w:val="single"/>
-          </w:rPr>
-          <w:t>創29:26</w:t>
-        </w:r>
-      </w:hyperlink>
-      <w:r>
-        <w:rPr>
-          <w:lang w:val="zh_TW" w:bidi="zh_TW"/>
-        </w:rPr>
-        <w:t>）。經文形容利亞「眼睛沒有神氣」，拉結卻「生得美貌俊秀」（</w:t>
-      </w:r>
-      <w:hyperlink r:id="rId66">
-        <w:r>
-          <w:rPr>
-            <w:lang w:val="zh_TW" w:bidi="zh_TW"/>
-          </w:rPr>
-          <w:rPr>
-            <w:color w:val="0000EE"/>
-            <w:u w:val="single"/>
-          </w:rPr>
-          <w:t>創29:17</w:t>
-        </w:r>
-      </w:hyperlink>
-      <w:r>
-        <w:rPr>
-          <w:lang w:val="zh_TW" w:bidi="zh_TW"/>
-        </w:rPr>
-        <w:t>）。</w:t>
-      </w:r>
-    </w:p>
-    <w:p>
-      <w:pPr/>
-      <w:r>
-        <w:rPr>
-          <w:lang w:val="zh_TW" w:bidi="zh_TW"/>
-        </w:rPr>
-      </w:r>
-      <w:r>
-        <w:rPr>
-          <w:lang w:val="zh_TW" w:bidi="zh_TW"/>
-        </w:rPr>
-        <w:t>雅各為了娶他深愛的拉結，再為拉班工作七年（</w:t>
-      </w:r>
-      <w:hyperlink r:id="rId67">
-        <w:r>
-          <w:rPr>
-            <w:lang w:val="zh_TW" w:bidi="zh_TW"/>
-          </w:rPr>
-          <w:rPr>
-            <w:color w:val="0000EE"/>
-            <w:u w:val="single"/>
-          </w:rPr>
-          <w:t>創29:20</w:t>
-        </w:r>
-      </w:hyperlink>
-      <w:r>
-        <w:rPr>
-          <w:lang w:val="zh_TW" w:bidi="zh_TW"/>
-        </w:rPr>
-        <w:t>）。利亞不像拉結那樣得寵，但她在拉結還沒有生子以前，已經生了六個兒子和一個女兒（</w:t>
-      </w:r>
-      <w:hyperlink r:id="rId68">
-        <w:r>
-          <w:rPr>
-            <w:lang w:val="zh_TW" w:bidi="zh_TW"/>
-          </w:rPr>
-          <w:rPr>
-            <w:color w:val="0000EE"/>
-            <w:u w:val="single"/>
-          </w:rPr>
-          <w:t>創29:31–30:22</w:t>
-        </w:r>
-      </w:hyperlink>
-      <w:r>
-        <w:rPr>
-          <w:lang w:val="zh_TW" w:bidi="zh_TW"/>
-        </w:rPr>
-        <w:t>）：</w:t>
-      </w:r>
-    </w:p>
-    <w:p>
-      <w:pPr>
-        <w:pStyle w:val="ListNumber"/>
-        <w:numPr>
-          <w:ilvl w:val="0"/>
-          <w:numId w:val="15"/>
-        </w:numPr>
+        <w:t>召集會眾到會幕聚集</w:t>
+      </w:r>
+    </w:p>
+    <w:p>
+      <w:pPr>
+        <w:pStyle w:val="ListBullet"/>
         <w:spacing w:line="240" w:lineRule="auto"/>
         <w:ind w:left="720"/>
       </w:pPr>
@@ -1888,12 +1211,12 @@
         <w:rPr>
           <w:lang w:val="zh_TW" w:bidi="zh_TW"/>
         </w:rPr>
-        <w:t>呂便</w:t>
-      </w:r>
-    </w:p>
-    <w:p>
-      <w:pPr>
-        <w:pStyle w:val="ListNumber"/>
+        <w:t>發出警告</w:t>
+      </w:r>
+    </w:p>
+    <w:p>
+      <w:pPr>
+        <w:pStyle w:val="ListBullet"/>
         <w:spacing w:line="240" w:lineRule="auto"/>
         <w:ind w:left="720"/>
       </w:pPr>
@@ -1906,12 +1229,12 @@
         <w:rPr>
           <w:lang w:val="zh_TW" w:bidi="zh_TW"/>
         </w:rPr>
-        <w:t>西緬</w:t>
-      </w:r>
-    </w:p>
-    <w:p>
-      <w:pPr>
-        <w:pStyle w:val="ListNumber"/>
+        <w:t>指示營隊前行</w:t>
+      </w:r>
+    </w:p>
+    <w:p>
+      <w:pPr>
+        <w:pStyle w:val="ListBullet"/>
         <w:spacing w:line="240" w:lineRule="auto"/>
         <w:ind w:left="720"/>
       </w:pPr>
@@ -1924,12 +1247,266 @@
         <w:rPr>
           <w:lang w:val="zh_TW" w:bidi="zh_TW"/>
         </w:rPr>
-        <w:t>利未</w:t>
-      </w:r>
-    </w:p>
-    <w:p>
-      <w:pPr>
-        <w:pStyle w:val="ListNumber"/>
+        <w:t>發出戰鬥開始的信號</w:t>
+      </w:r>
+    </w:p>
+    <w:p>
+      <w:pPr/>
+      <w:r>
+        <w:rPr>
+          <w:lang w:val="zh_TW" w:bidi="zh_TW"/>
+        </w:rPr>
+      </w:r>
+      <w:r>
+        <w:rPr>
+          <w:lang w:val="zh_TW" w:bidi="zh_TW"/>
+        </w:rPr>
+        <w:t>哈瑣茲羅特在聖殿崇拜中變得非常重要。在每日的聖殿儀式中至少會使用兩個號角。在特殊的宗教慶典中，他們可能會使用更多的號角（</w:t>
+      </w:r>
+      <w:hyperlink r:id="rId35">
+        <w:r>
+          <w:rPr>
+            <w:lang w:val="zh_TW" w:bidi="zh_TW"/>
+          </w:rPr>
+          <w:rPr>
+            <w:color w:val="0000EE"/>
+            <w:u w:val="single"/>
+          </w:rPr>
+          <w:t>代上15:28</w:t>
+        </w:r>
+      </w:hyperlink>
+      <w:r>
+        <w:rPr>
+          <w:lang w:val="zh_TW" w:bidi="zh_TW"/>
+        </w:rPr>
+        <w:t>；</w:t>
+      </w:r>
+      <w:hyperlink r:id="rId36">
+        <w:r>
+          <w:rPr>
+            <w:lang w:val="zh_TW" w:bidi="zh_TW"/>
+          </w:rPr>
+          <w:rPr>
+            <w:color w:val="0000EE"/>
+            <w:u w:val="single"/>
+          </w:rPr>
+          <w:t>代下15:14</w:t>
+        </w:r>
+      </w:hyperlink>
+      <w:r>
+        <w:rPr>
+          <w:lang w:val="zh_TW" w:bidi="zh_TW"/>
+        </w:rPr>
+        <w:t>；</w:t>
+      </w:r>
+      <w:hyperlink r:id="rId37">
+        <w:r>
+          <w:rPr>
+            <w:lang w:val="zh_TW" w:bidi="zh_TW"/>
+          </w:rPr>
+          <w:rPr>
+            <w:color w:val="0000EE"/>
+            <w:u w:val="single"/>
+          </w:rPr>
+          <w:t>詩98:6</w:t>
+        </w:r>
+      </w:hyperlink>
+      <w:r>
+        <w:rPr>
+          <w:lang w:val="zh_TW" w:bidi="zh_TW"/>
+        </w:rPr>
+        <w:t>；</w:t>
+      </w:r>
+      <w:hyperlink r:id="rId28">
+        <w:r>
+          <w:rPr>
+            <w:lang w:val="zh_TW" w:bidi="zh_TW"/>
+          </w:rPr>
+          <w:rPr>
+            <w:color w:val="0000EE"/>
+            <w:u w:val="single"/>
+          </w:rPr>
+          <w:t>但3:5–15</w:t>
+        </w:r>
+      </w:hyperlink>
+      <w:r>
+        <w:rPr>
+          <w:lang w:val="zh_TW" w:bidi="zh_TW"/>
+        </w:rPr>
+        <w:t>；</w:t>
+      </w:r>
+      <w:hyperlink r:id="rId38">
+        <w:r>
+          <w:rPr>
+            <w:lang w:val="zh_TW" w:bidi="zh_TW"/>
+          </w:rPr>
+          <w:rPr>
+            <w:color w:val="0000EE"/>
+            <w:u w:val="single"/>
+          </w:rPr>
+          <w:t>何5:8</w:t>
+        </w:r>
+      </w:hyperlink>
+      <w:r>
+        <w:rPr>
+          <w:lang w:val="zh_TW" w:bidi="zh_TW"/>
+        </w:rPr>
+        <w:t>）。</w:t>
+      </w:r>
+    </w:p>
+    <w:p>
+      <w:pPr>
+        <w:pStyle w:val="Heading4"/>
+      </w:pPr>
+      <w:r>
+        <w:rPr>
+          <w:lang w:val="zh_TW" w:bidi="zh_TW"/>
+        </w:rPr>
+        <w:t>瑪什羅奇他（Mashroqita）</w:t>
+      </w:r>
+    </w:p>
+    <w:p>
+      <w:pPr/>
+      <w:r>
+        <w:rPr>
+          <w:lang w:val="zh_TW" w:bidi="zh_TW"/>
+        </w:rPr>
+      </w:r>
+      <w:r>
+        <w:rPr>
+          <w:lang w:val="zh_TW" w:bidi="zh_TW"/>
+        </w:rPr>
+        <w:t>瑪什羅奇他這種樂器，曾在尼布甲尼撒王的宮殿中演奏 （</w:t>
+      </w:r>
+      <w:hyperlink r:id="rId17">
+        <w:r>
+          <w:rPr>
+            <w:lang w:val="zh_TW" w:bidi="zh_TW"/>
+          </w:rPr>
+          <w:rPr>
+            <w:color w:val="0000EE"/>
+            <w:u w:val="single"/>
+          </w:rPr>
+          <w:t>但3:5</w:t>
+        </w:r>
+      </w:hyperlink>
+      <w:r>
+        <w:rPr>
+          <w:lang w:val="zh_TW" w:bidi="zh_TW"/>
+        </w:rPr>
+        <w:t>、</w:t>
+      </w:r>
+      <w:hyperlink r:id="rId17">
+        <w:r>
+          <w:rPr>
+            <w:lang w:val="zh_TW" w:bidi="zh_TW"/>
+          </w:rPr>
+          <w:rPr>
+            <w:color w:val="0000EE"/>
+            <w:u w:val="single"/>
+          </w:rPr>
+          <w:t>7</w:t>
+        </w:r>
+      </w:hyperlink>
+      <w:r>
+        <w:rPr>
+          <w:lang w:val="zh_TW" w:bidi="zh_TW"/>
+        </w:rPr>
+        <w:t>、</w:t>
+      </w:r>
+      <w:hyperlink r:id="rId17">
+        <w:r>
+          <w:rPr>
+            <w:lang w:val="zh_TW" w:bidi="zh_TW"/>
+          </w:rPr>
+          <w:rPr>
+            <w:color w:val="0000EE"/>
+            <w:u w:val="single"/>
+          </w:rPr>
+          <w:t>10</w:t>
+        </w:r>
+      </w:hyperlink>
+      <w:r>
+        <w:rPr>
+          <w:lang w:val="zh_TW" w:bidi="zh_TW"/>
+        </w:rPr>
+        <w:t>、</w:t>
+      </w:r>
+      <w:hyperlink r:id="rId17">
+        <w:r>
+          <w:rPr>
+            <w:lang w:val="zh_TW" w:bidi="zh_TW"/>
+          </w:rPr>
+          <w:rPr>
+            <w:color w:val="0000EE"/>
+            <w:u w:val="single"/>
+          </w:rPr>
+          <w:t>15</w:t>
+        </w:r>
+      </w:hyperlink>
+      <w:r>
+        <w:rPr>
+          <w:lang w:val="zh_TW" w:bidi="zh_TW"/>
+        </w:rPr>
+        <w:t>）。學者認為它類似於希臘潘神的蘆笛（syrinx），由不同長度的中空管組合而成，吹向頂端即可發出不同音高。</w:t>
+      </w:r>
+    </w:p>
+    <w:p>
+      <w:pPr>
+        <w:pStyle w:val="Heading4"/>
+      </w:pPr>
+      <w:r>
+        <w:rPr>
+          <w:lang w:val="zh_TW" w:bidi="zh_TW"/>
+        </w:rPr>
+        <w:t>朔法爾（Shophar）</w:t>
+      </w:r>
+    </w:p>
+    <w:p>
+      <w:pPr/>
+      <w:r>
+        <w:rPr>
+          <w:lang w:val="zh_TW" w:bidi="zh_TW"/>
+        </w:rPr>
+      </w:r>
+      <w:r>
+        <w:rPr>
+          <w:lang w:val="zh_TW" w:bidi="zh_TW"/>
+        </w:rPr>
+        <w:t>朔法爾是一種號角樂器（類似小號），在古代以色列被使用。今日猶太宗教儀式仍使用。聖經提及這種樂器72次，是最常提到的希伯來樂器。</w:t>
+      </w:r>
+    </w:p>
+    <w:p>
+      <w:pPr/>
+      <w:r>
+        <w:rPr>
+          <w:lang w:val="zh_TW" w:bidi="zh_TW"/>
+        </w:rPr>
+      </w:r>
+      <w:r>
+        <w:rPr>
+          <w:lang w:val="zh_TW" w:bidi="zh_TW"/>
+        </w:rPr>
+        <w:t>早期的朔法爾像公羊的角一樣彎曲，後來的版本較直，在角的寬端附近有一個彎曲。朔法爾只能發出兩到三種不同的聲音。由於這種有限的音域，有些人不認為它是真正的樂器，人們主要用它來傳遞信號和信息。</w:t>
+      </w:r>
+    </w:p>
+    <w:p>
+      <w:pPr/>
+      <w:r>
+        <w:rPr>
+          <w:lang w:val="zh_TW" w:bidi="zh_TW"/>
+        </w:rPr>
+      </w:r>
+      <w:r>
+        <w:rPr>
+          <w:lang w:val="zh_TW" w:bidi="zh_TW"/>
+        </w:rPr>
+        <w:t>人們在許多宗教儀式中使用朔法爾，包括：</w:t>
+      </w:r>
+    </w:p>
+    <w:p>
+      <w:pPr>
+        <w:pStyle w:val="ListBullet"/>
         <w:spacing w:line="240" w:lineRule="auto"/>
         <w:ind w:left="720"/>
       </w:pPr>
@@ -1942,12 +1519,48 @@
         <w:rPr>
           <w:lang w:val="zh_TW" w:bidi="zh_TW"/>
         </w:rPr>
-        <w:t>猶大</w:t>
-      </w:r>
-    </w:p>
-    <w:p>
-      <w:pPr>
-        <w:pStyle w:val="ListNumber"/>
+        <w:t>搬運約櫃時（</w:t>
+      </w:r>
+      <w:hyperlink r:id="rId39">
+        <w:r>
+          <w:rPr>
+            <w:lang w:val="zh_TW" w:bidi="zh_TW"/>
+          </w:rPr>
+          <w:rPr>
+            <w:color w:val="0000EE"/>
+            <w:u w:val="single"/>
+          </w:rPr>
+          <w:t>撒下6:15</w:t>
+        </w:r>
+      </w:hyperlink>
+      <w:r>
+        <w:rPr>
+          <w:lang w:val="zh_TW" w:bidi="zh_TW"/>
+        </w:rPr>
+        <w:t>；</w:t>
+      </w:r>
+      <w:hyperlink r:id="rId35">
+        <w:r>
+          <w:rPr>
+            <w:lang w:val="zh_TW" w:bidi="zh_TW"/>
+          </w:rPr>
+          <w:rPr>
+            <w:color w:val="0000EE"/>
+            <w:u w:val="single"/>
+          </w:rPr>
+          <w:t>代上15:28</w:t>
+        </w:r>
+      </w:hyperlink>
+      <w:r>
+        <w:rPr>
+          <w:lang w:val="zh_TW" w:bidi="zh_TW"/>
+        </w:rPr>
+        <w:t>）</w:t>
+      </w:r>
+    </w:p>
+    <w:p>
+      <w:pPr>
+        <w:pStyle w:val="ListBullet"/>
         <w:spacing w:line="240" w:lineRule="auto"/>
         <w:ind w:left="720"/>
       </w:pPr>
@@ -1960,12 +1573,30 @@
         <w:rPr>
           <w:lang w:val="zh_TW" w:bidi="zh_TW"/>
         </w:rPr>
-        <w:t>以薩迦</w:t>
-      </w:r>
-    </w:p>
-    <w:p>
-      <w:pPr>
-        <w:pStyle w:val="ListNumber"/>
+        <w:t>亞撒王更新神與子民之間的協議時（</w:t>
+      </w:r>
+      <w:hyperlink r:id="rId36">
+        <w:r>
+          <w:rPr>
+            <w:lang w:val="zh_TW" w:bidi="zh_TW"/>
+          </w:rPr>
+          <w:rPr>
+            <w:color w:val="0000EE"/>
+            <w:u w:val="single"/>
+          </w:rPr>
+          <w:t>代下15:14</w:t>
+        </w:r>
+      </w:hyperlink>
+      <w:r>
+        <w:rPr>
+          <w:lang w:val="zh_TW" w:bidi="zh_TW"/>
+        </w:rPr>
+        <w:t>）</w:t>
+      </w:r>
+    </w:p>
+    <w:p>
+      <w:pPr>
+        <w:pStyle w:val="ListBullet"/>
         <w:spacing w:line="240" w:lineRule="auto"/>
         <w:ind w:left="720"/>
       </w:pPr>
@@ -1978,12 +1609,48 @@
         <w:rPr>
           <w:lang w:val="zh_TW" w:bidi="zh_TW"/>
         </w:rPr>
-        <w:t>西布倫</w:t>
-      </w:r>
-    </w:p>
-    <w:p>
-      <w:pPr>
-        <w:pStyle w:val="ListNumber"/>
+        <w:t>人們感謝神時（</w:t>
+      </w:r>
+      <w:hyperlink r:id="rId37">
+        <w:r>
+          <w:rPr>
+            <w:lang w:val="zh_TW" w:bidi="zh_TW"/>
+          </w:rPr>
+          <w:rPr>
+            <w:color w:val="0000EE"/>
+            <w:u w:val="single"/>
+          </w:rPr>
+          <w:t>詩98:6</w:t>
+        </w:r>
+      </w:hyperlink>
+      <w:r>
+        <w:rPr>
+          <w:lang w:val="zh_TW" w:bidi="zh_TW"/>
+        </w:rPr>
+        <w:t>，</w:t>
+      </w:r>
+      <w:hyperlink r:id="rId40">
+        <w:r>
+          <w:rPr>
+            <w:lang w:val="zh_TW" w:bidi="zh_TW"/>
+          </w:rPr>
+          <w:rPr>
+            <w:color w:val="0000EE"/>
+            <w:u w:val="single"/>
+          </w:rPr>
+          <w:t>150:3</w:t>
+        </w:r>
+      </w:hyperlink>
+      <w:r>
+        <w:rPr>
+          <w:lang w:val="zh_TW" w:bidi="zh_TW"/>
+        </w:rPr>
+        <w:t>）</w:t>
+      </w:r>
+    </w:p>
+    <w:p>
+      <w:pPr>
+        <w:pStyle w:val="ListBullet"/>
         <w:spacing w:line="240" w:lineRule="auto"/>
         <w:ind w:left="720"/>
       </w:pPr>
@@ -1996,7 +1663,25 @@
         <w:rPr>
           <w:lang w:val="zh_TW" w:bidi="zh_TW"/>
         </w:rPr>
-        <w:t>底拿</w:t>
+        <w:t>每個新月開始時</w:t>
+      </w:r>
+    </w:p>
+    <w:p>
+      <w:pPr>
+        <w:pStyle w:val="ListBullet"/>
+        <w:spacing w:line="240" w:lineRule="auto"/>
+        <w:ind w:left="720"/>
+      </w:pPr>
+      <w:r>
+        <w:rPr>
+          <w:lang w:val="zh_TW" w:bidi="zh_TW"/>
+        </w:rPr>
+      </w:r>
+      <w:r>
+        <w:rPr>
+          <w:lang w:val="zh_TW" w:bidi="zh_TW"/>
+        </w:rPr>
+        <w:t>禧年開始時（每50年一次的特殊年份）</w:t>
       </w:r>
     </w:p>
     <w:p>
@@ -2010,18 +1695,613 @@
         <w:rPr>
           <w:lang w:val="zh_TW" w:bidi="zh_TW"/>
         </w:rPr>
-        <w:t>拉結因不能生育而深感痛苦，她甚至為了懷孕而跟利亞交換了風茄──人們認為有助受孕的植物（</w:t>
-      </w:r>
-      <w:hyperlink r:id="rId69">
-        <w:r>
-          <w:rPr>
-            <w:lang w:val="zh_TW" w:bidi="zh_TW"/>
-          </w:rPr>
-          <w:rPr>
-            <w:color w:val="0000EE"/>
-            <w:u w:val="single"/>
-          </w:rPr>
-          <w:t>創30:14–17</w:t>
+        <w:t>人們也將朔法爾用於王室的重大事件：</w:t>
+      </w:r>
+    </w:p>
+    <w:p>
+      <w:pPr>
+        <w:pStyle w:val="ListBullet"/>
+        <w:spacing w:line="240" w:lineRule="auto"/>
+        <w:ind w:left="720"/>
+      </w:pPr>
+      <w:r>
+        <w:rPr>
+          <w:lang w:val="zh_TW" w:bidi="zh_TW"/>
+        </w:rPr>
+      </w:r>
+      <w:r>
+        <w:rPr>
+          <w:lang w:val="zh_TW" w:bidi="zh_TW"/>
+        </w:rPr>
+        <w:t>押沙龍宣稱自己為王時 （</w:t>
+      </w:r>
+      <w:hyperlink r:id="rId41">
+        <w:r>
+          <w:rPr>
+            <w:lang w:val="zh_TW" w:bidi="zh_TW"/>
+          </w:rPr>
+          <w:rPr>
+            <w:color w:val="0000EE"/>
+            <w:u w:val="single"/>
+          </w:rPr>
+          <w:t>撒下15:10</w:t>
+        </w:r>
+      </w:hyperlink>
+      <w:r>
+        <w:rPr>
+          <w:lang w:val="zh_TW" w:bidi="zh_TW"/>
+        </w:rPr>
+        <w:t>）</w:t>
+      </w:r>
+    </w:p>
+    <w:p>
+      <w:pPr>
+        <w:pStyle w:val="ListBullet"/>
+        <w:spacing w:line="240" w:lineRule="auto"/>
+        <w:ind w:left="720"/>
+      </w:pPr>
+      <w:r>
+        <w:rPr>
+          <w:lang w:val="zh_TW" w:bidi="zh_TW"/>
+        </w:rPr>
+      </w:r>
+      <w:r>
+        <w:rPr>
+          <w:lang w:val="zh_TW" w:bidi="zh_TW"/>
+        </w:rPr>
+        <w:t>所羅門被選為王時（</w:t>
+      </w:r>
+      <w:hyperlink r:id="rId42">
+        <w:r>
+          <w:rPr>
+            <w:lang w:val="zh_TW" w:bidi="zh_TW"/>
+          </w:rPr>
+          <w:rPr>
+            <w:color w:val="0000EE"/>
+            <w:u w:val="single"/>
+          </w:rPr>
+          <w:t>王上1:34</w:t>
+        </w:r>
+      </w:hyperlink>
+      <w:r>
+        <w:rPr>
+          <w:lang w:val="zh_TW" w:bidi="zh_TW"/>
+        </w:rPr>
+        <w:t>）</w:t>
+      </w:r>
+    </w:p>
+    <w:p>
+      <w:pPr>
+        <w:pStyle w:val="ListBullet"/>
+        <w:spacing w:line="240" w:lineRule="auto"/>
+        <w:ind w:left="720"/>
+      </w:pPr>
+      <w:r>
+        <w:rPr>
+          <w:lang w:val="zh_TW" w:bidi="zh_TW"/>
+        </w:rPr>
+      </w:r>
+      <w:r>
+        <w:rPr>
+          <w:lang w:val="zh_TW" w:bidi="zh_TW"/>
+        </w:rPr>
+        <w:t>耶戶作王時（</w:t>
+      </w:r>
+      <w:hyperlink r:id="rId43">
+        <w:r>
+          <w:rPr>
+            <w:lang w:val="zh_TW" w:bidi="zh_TW"/>
+          </w:rPr>
+          <w:rPr>
+            <w:color w:val="0000EE"/>
+            <w:u w:val="single"/>
+          </w:rPr>
+          <w:t>王下9:13</w:t>
+        </w:r>
+      </w:hyperlink>
+      <w:r>
+        <w:rPr>
+          <w:lang w:val="zh_TW" w:bidi="zh_TW"/>
+        </w:rPr>
+        <w:t>）</w:t>
+      </w:r>
+    </w:p>
+    <w:p>
+      <w:pPr>
+        <w:pStyle w:val="Heading4"/>
+      </w:pPr>
+      <w:r>
+        <w:rPr>
+          <w:lang w:val="zh_TW" w:bidi="zh_TW"/>
+        </w:rPr>
+        <w:t>蘇波尼亞（Sumponia）</w:t>
+      </w:r>
+    </w:p>
+    <w:p>
+      <w:pPr/>
+      <w:r>
+        <w:rPr>
+          <w:lang w:val="zh_TW" w:bidi="zh_TW"/>
+        </w:rPr>
+      </w:r>
+      <w:r>
+        <w:rPr>
+          <w:lang w:val="zh_TW" w:bidi="zh_TW"/>
+        </w:rPr>
+        <w:t>蘇波尼亞是在</w:t>
+      </w:r>
+      <w:hyperlink r:id="rId44">
+        <w:r>
+          <w:rPr>
+            <w:lang w:val="zh_TW" w:bidi="zh_TW"/>
+          </w:rPr>
+          <w:rPr>
+            <w:color w:val="0000EE"/>
+            <w:u w:val="single"/>
+          </w:rPr>
+          <w:t>但以理書三章</w:t>
+        </w:r>
+      </w:hyperlink>
+      <w:r>
+        <w:rPr>
+          <w:lang w:val="zh_TW" w:bidi="zh_TW"/>
+        </w:rPr>
+        <w:t>中找到的詞語，但學者不確定其確切含義。一些聖經教師認為蘇波尼亞指的是風笛，有英文譯本就是如此翻譯。然而，研究古代樂器的專家卻強烈反對此說，他們認為尼布甲尼撒王的時代並沒有風笛。</w:t>
+      </w:r>
+    </w:p>
+    <w:p>
+      <w:pPr/>
+      <w:r>
+        <w:rPr>
+          <w:lang w:val="zh_TW" w:bidi="zh_TW"/>
+        </w:rPr>
+      </w:r>
+      <w:r>
+        <w:rPr>
+          <w:lang w:val="zh_TW" w:bidi="zh_TW"/>
+        </w:rPr>
+        <w:t>其他學者認為蘇波尼亞可能不是樂器，而可能是描述多種樂器合奏的音樂。這個解釋有其道理，因為這個詞來自希臘文單詞辛弗尼亞（symphonia），意思是「一起發聲」。在</w:t>
+      </w:r>
+      <w:hyperlink r:id="rId45">
+        <w:r>
+          <w:rPr>
+            <w:lang w:val="zh_TW" w:bidi="zh_TW"/>
+          </w:rPr>
+          <w:rPr>
+            <w:color w:val="0000EE"/>
+            <w:u w:val="single"/>
+          </w:rPr>
+          <w:t>路加福音十五章25節</w:t>
+        </w:r>
+      </w:hyperlink>
+      <w:r>
+        <w:rPr>
+          <w:lang w:val="zh_TW" w:bidi="zh_TW"/>
+        </w:rPr>
+        <w:t>中，它被翻譯為「作樂……的聲音」。</w:t>
+      </w:r>
+    </w:p>
+    <w:p>
+      <w:pPr>
+        <w:pStyle w:val="Heading4"/>
+      </w:pPr>
+      <w:r>
+        <w:rPr>
+          <w:lang w:val="zh_TW" w:bidi="zh_TW"/>
+        </w:rPr>
+        <w:t>烏加布（Ugab）</w:t>
+      </w:r>
+    </w:p>
+    <w:p>
+      <w:pPr/>
+      <w:r>
+        <w:rPr>
+          <w:lang w:val="zh_TW" w:bidi="zh_TW"/>
+        </w:rPr>
+      </w:r>
+      <w:r>
+        <w:rPr>
+          <w:lang w:val="zh_TW" w:bidi="zh_TW"/>
+        </w:rPr>
+        <w:t>烏加布是古老的樂器，類似長笛。聖經提到烏加布四次（</w:t>
+      </w:r>
+      <w:hyperlink r:id="rId46">
+        <w:r>
+          <w:rPr>
+            <w:lang w:val="zh_TW" w:bidi="zh_TW"/>
+          </w:rPr>
+          <w:rPr>
+            <w:color w:val="0000EE"/>
+            <w:u w:val="single"/>
+          </w:rPr>
+          <w:t>創4:21</w:t>
+        </w:r>
+      </w:hyperlink>
+      <w:r>
+        <w:rPr>
+          <w:lang w:val="zh_TW" w:bidi="zh_TW"/>
+        </w:rPr>
+        <w:t>；</w:t>
+      </w:r>
+      <w:hyperlink r:id="rId47">
+        <w:r>
+          <w:rPr>
+            <w:lang w:val="zh_TW" w:bidi="zh_TW"/>
+          </w:rPr>
+          <w:rPr>
+            <w:color w:val="0000EE"/>
+            <w:u w:val="single"/>
+          </w:rPr>
+          <w:t>伯21:12</w:t>
+        </w:r>
+      </w:hyperlink>
+      <w:r>
+        <w:rPr>
+          <w:lang w:val="zh_TW" w:bidi="zh_TW"/>
+        </w:rPr>
+        <w:t>，</w:t>
+      </w:r>
+      <w:hyperlink r:id="rId48">
+        <w:r>
+          <w:rPr>
+            <w:lang w:val="zh_TW" w:bidi="zh_TW"/>
+          </w:rPr>
+          <w:rPr>
+            <w:color w:val="0000EE"/>
+            <w:u w:val="single"/>
+          </w:rPr>
+          <w:t>30:31</w:t>
+        </w:r>
+      </w:hyperlink>
+      <w:r>
+        <w:rPr>
+          <w:lang w:val="zh_TW" w:bidi="zh_TW"/>
+        </w:rPr>
+        <w:t>；</w:t>
+      </w:r>
+      <w:hyperlink r:id="rId13">
+        <w:r>
+          <w:rPr>
+            <w:lang w:val="zh_TW" w:bidi="zh_TW"/>
+          </w:rPr>
+          <w:rPr>
+            <w:color w:val="0000EE"/>
+            <w:u w:val="single"/>
+          </w:rPr>
+          <w:t>詩150:4</w:t>
+        </w:r>
+      </w:hyperlink>
+      <w:r>
+        <w:rPr>
+          <w:lang w:val="zh_TW" w:bidi="zh_TW"/>
+        </w:rPr>
+        <w:t>）。通常提到烏加布時，是與宗教活動無關。只有在</w:t>
+      </w:r>
+      <w:hyperlink r:id="rId49">
+        <w:r>
+          <w:rPr>
+            <w:lang w:val="zh_TW" w:bidi="zh_TW"/>
+          </w:rPr>
+          <w:rPr>
+            <w:color w:val="0000EE"/>
+            <w:u w:val="single"/>
+          </w:rPr>
+          <w:t>詩篇一五〇篇</w:t>
+        </w:r>
+      </w:hyperlink>
+      <w:r>
+        <w:rPr>
+          <w:lang w:val="zh_TW" w:bidi="zh_TW"/>
+        </w:rPr>
+        <w:t>中，它被用於敬拜。有英文譯本將其誤譯為「風琴」。</w:t>
+      </w:r>
+    </w:p>
+    <w:p>
+      <w:pPr>
+        <w:pStyle w:val="Heading3"/>
+      </w:pPr>
+      <w:r>
+        <w:rPr>
+          <w:lang w:val="zh_TW" w:bidi="zh_TW"/>
+        </w:rPr>
+        <w:t>敲擊樂器</w:t>
+      </w:r>
+    </w:p>
+    <w:p>
+      <w:pPr/>
+      <w:r>
+        <w:rPr>
+          <w:lang w:val="zh_TW" w:bidi="zh_TW"/>
+        </w:rPr>
+      </w:r>
+      <w:r>
+        <w:rPr>
+          <w:lang w:val="zh_TW" w:bidi="zh_TW"/>
+        </w:rPr>
+        <w:t>敲擊樂器（敲擊或搖動時發出聲音的樂器），最常出現在猶太百姓早期歷史的記載中。隨著時間推移，人們不再在聖殿敬拜中使用這些樂器，可能是因為其它宗教也會使用類似樂器來敬拜假神。</w:t>
+      </w:r>
+    </w:p>
+    <w:p>
+      <w:pPr>
+        <w:pStyle w:val="Heading4"/>
+      </w:pPr>
+      <w:r>
+        <w:rPr>
+          <w:lang w:val="zh_TW" w:bidi="zh_TW"/>
+        </w:rPr>
+        <w:t>米納亞念（Mena Anim）</w:t>
+      </w:r>
+    </w:p>
+    <w:p>
+      <w:pPr/>
+      <w:r>
+        <w:rPr>
+          <w:lang w:val="zh_TW" w:bidi="zh_TW"/>
+        </w:rPr>
+      </w:r>
+      <w:r>
+        <w:rPr>
+          <w:lang w:val="zh_TW" w:bidi="zh_TW"/>
+        </w:rPr>
+        <w:t>米納亞念是響亮的金屬搖鈴，其框架懸掛金屬環，搖動時就會發出聲音。米納亞念很可能類似於西斯特爾叉鈴（sistrum，古埃及用於宗教儀式的神聖搖鈴）米納亞念出現在</w:t>
+      </w:r>
+      <w:hyperlink r:id="rId21">
+        <w:r>
+          <w:rPr>
+            <w:lang w:val="zh_TW" w:bidi="zh_TW"/>
+          </w:rPr>
+          <w:rPr>
+            <w:color w:val="0000EE"/>
+            <w:u w:val="single"/>
+          </w:rPr>
+          <w:t>撒母耳記下六章5節</w:t>
+        </w:r>
+      </w:hyperlink>
+      <w:r>
+        <w:rPr>
+          <w:lang w:val="zh_TW" w:bidi="zh_TW"/>
+        </w:rPr>
+        <w:t>中。有英文譯本將其翻譯為「響板」（castanet），亦有英文譯本錯誤將其翻譯為「號角」（cornet）。</w:t>
+      </w:r>
+    </w:p>
+    <w:p>
+      <w:pPr>
+        <w:pStyle w:val="Heading4"/>
+      </w:pPr>
+      <w:r>
+        <w:rPr>
+          <w:lang w:val="zh_TW" w:bidi="zh_TW"/>
+        </w:rPr>
+        <w:t>帕莫尼姆（Pamonim）</w:t>
+      </w:r>
+    </w:p>
+    <w:p>
+      <w:pPr/>
+      <w:r>
+        <w:rPr>
+          <w:lang w:val="zh_TW" w:bidi="zh_TW"/>
+        </w:rPr>
+      </w:r>
+      <w:r>
+        <w:rPr>
+          <w:lang w:val="zh_TW" w:bidi="zh_TW"/>
+        </w:rPr>
+        <w:t>帕莫尼姆是祭司袍子上的小鈴鐺（</w:t>
+      </w:r>
+      <w:hyperlink r:id="rId50">
+        <w:r>
+          <w:rPr>
+            <w:lang w:val="zh_TW" w:bidi="zh_TW"/>
+          </w:rPr>
+          <w:rPr>
+            <w:color w:val="0000EE"/>
+            <w:u w:val="single"/>
+          </w:rPr>
+          <w:t>出28:33–34</w:t>
+        </w:r>
+      </w:hyperlink>
+      <w:r>
+        <w:rPr>
+          <w:lang w:val="zh_TW" w:bidi="zh_TW"/>
+        </w:rPr>
+        <w:t>，</w:t>
+      </w:r>
+      <w:hyperlink r:id="rId51">
+        <w:r>
+          <w:rPr>
+            <w:lang w:val="zh_TW" w:bidi="zh_TW"/>
+          </w:rPr>
+          <w:rPr>
+            <w:color w:val="0000EE"/>
+            <w:u w:val="single"/>
+          </w:rPr>
+          <w:t>39:25–26</w:t>
+        </w:r>
+      </w:hyperlink>
+      <w:r>
+        <w:rPr>
+          <w:lang w:val="zh_TW" w:bidi="zh_TW"/>
+        </w:rPr>
+        <w:t>）。當大祭司行走時，鈴鐺會發出柔和的聲音，幫助人們知道大祭司進入至聖所敬拜神時的位置。</w:t>
+      </w:r>
+    </w:p>
+    <w:p>
+      <w:pPr>
+        <w:pStyle w:val="Heading4"/>
+      </w:pPr>
+      <w:r>
+        <w:rPr>
+          <w:lang w:val="zh_TW" w:bidi="zh_TW"/>
+        </w:rPr>
+        <w:t>沙利希姆（Shalishim）</w:t>
+      </w:r>
+    </w:p>
+    <w:p>
+      <w:pPr/>
+      <w:r>
+        <w:rPr>
+          <w:lang w:val="zh_TW" w:bidi="zh_TW"/>
+        </w:rPr>
+      </w:r>
+      <w:r>
+        <w:rPr>
+          <w:lang w:val="zh_TW" w:bidi="zh_TW"/>
+        </w:rPr>
+        <w:t>沙利希姆是聖經提到的搖鈴。有些聖經譯本將這個詞翻譯為「西斯特爾叉鈴」（sistrum，古埃及的神聖響板）或「提布瑞爾」（timbrel，鈴鼓）。學者不確定沙利希姆是否樂器。沙利希姆出現在</w:t>
+      </w:r>
+      <w:hyperlink r:id="rId52">
+        <w:r>
+          <w:rPr>
+            <w:lang w:val="zh_TW" w:bidi="zh_TW"/>
+          </w:rPr>
+          <w:rPr>
+            <w:color w:val="0000EE"/>
+            <w:u w:val="single"/>
+          </w:rPr>
+          <w:t>撒母耳記上十八章6節</w:t>
+        </w:r>
+      </w:hyperlink>
+      <w:r>
+        <w:rPr>
+          <w:lang w:val="zh_TW" w:bidi="zh_TW"/>
+        </w:rPr>
+        <w:t>中。在這個故事中，人們演奏這樂器，慶祝掃羅王和大衛從與非利士人爭戰凱旋歸來。</w:t>
+      </w:r>
+    </w:p>
+    <w:p>
+      <w:pPr>
+        <w:pStyle w:val="Heading4"/>
+      </w:pPr>
+      <w:r>
+        <w:rPr>
+          <w:lang w:val="zh_TW" w:bidi="zh_TW"/>
+        </w:rPr>
+        <w:t>托夫（Toph）</w:t>
+      </w:r>
+    </w:p>
+    <w:p>
+      <w:pPr/>
+      <w:r>
+        <w:rPr>
+          <w:lang w:val="zh_TW" w:bidi="zh_TW"/>
+        </w:rPr>
+      </w:r>
+      <w:r>
+        <w:rPr>
+          <w:lang w:val="zh_TW" w:bidi="zh_TW"/>
+        </w:rPr>
+        <w:t>托夫（也稱為tof）是古代以色列使用的一種手鼓。通常由女性演奏，但一些聖經段落表明男性也會演奏（</w:t>
+      </w:r>
+      <w:hyperlink r:id="rId20">
+        <w:r>
+          <w:rPr>
+            <w:lang w:val="zh_TW" w:bidi="zh_TW"/>
+          </w:rPr>
+          <w:rPr>
+            <w:color w:val="0000EE"/>
+            <w:u w:val="single"/>
+          </w:rPr>
+          <w:t>撒上10:5</w:t>
+        </w:r>
+      </w:hyperlink>
+      <w:r>
+        <w:rPr>
+          <w:lang w:val="zh_TW" w:bidi="zh_TW"/>
+        </w:rPr>
+        <w:t>；</w:t>
+      </w:r>
+      <w:hyperlink r:id="rId21">
+        <w:r>
+          <w:rPr>
+            <w:lang w:val="zh_TW" w:bidi="zh_TW"/>
+          </w:rPr>
+          <w:rPr>
+            <w:color w:val="0000EE"/>
+            <w:u w:val="single"/>
+          </w:rPr>
+          <w:t>撒下6:5</w:t>
+        </w:r>
+      </w:hyperlink>
+      <w:r>
+        <w:rPr>
+          <w:lang w:val="zh_TW" w:bidi="zh_TW"/>
+        </w:rPr>
+        <w:t>；</w:t>
+      </w:r>
+      <w:hyperlink r:id="rId53">
+        <w:r>
+          <w:rPr>
+            <w:lang w:val="zh_TW" w:bidi="zh_TW"/>
+          </w:rPr>
+          <w:rPr>
+            <w:color w:val="0000EE"/>
+            <w:u w:val="single"/>
+          </w:rPr>
+          <w:t>代上13:8</w:t>
+        </w:r>
+      </w:hyperlink>
+      <w:r>
+        <w:rPr>
+          <w:lang w:val="zh_TW" w:bidi="zh_TW"/>
+        </w:rPr>
+        <w:t>）。有英文譯本中將其稱為「小鼓」（tabret）。</w:t>
+      </w:r>
+    </w:p>
+    <w:p>
+      <w:pPr/>
+      <w:r>
+        <w:rPr>
+          <w:lang w:val="zh_TW" w:bidi="zh_TW"/>
+        </w:rPr>
+      </w:r>
+      <w:r>
+        <w:rPr>
+          <w:lang w:val="zh_TW" w:bidi="zh_TW"/>
+        </w:rPr>
+        <w:t>托夫在聖經出現了15次。它是由木頭或金屬製成的圓形框架，在其上拉緊動物皮（來自公羊或野山羊），人們用手擊打它來演奏。我們不確定托夫是只有一面蒙皮，還是兩面都蒙皮。一些學者認為它像鈴鼓（tambourine）或小手鼓（timbrel）。然而，沒有證據顯示托夫有像鈴鼓那樣，發出叮噹聲的金屬片。</w:t>
+      </w:r>
+    </w:p>
+    <w:p>
+      <w:pPr/>
+      <w:r>
+        <w:rPr>
+          <w:lang w:val="zh_TW" w:bidi="zh_TW"/>
+        </w:rPr>
+      </w:r>
+      <w:r>
+        <w:rPr>
+          <w:lang w:val="zh_TW" w:bidi="zh_TW"/>
+        </w:rPr>
+        <w:t>人們在慶祝活動中演奏托夫，發出響亮的聲音（</w:t>
+      </w:r>
+      <w:hyperlink r:id="rId54">
+        <w:r>
+          <w:rPr>
+            <w:lang w:val="zh_TW" w:bidi="zh_TW"/>
+          </w:rPr>
+          <w:rPr>
+            <w:color w:val="0000EE"/>
+            <w:u w:val="single"/>
+          </w:rPr>
+          <w:t>出15:20</w:t>
+        </w:r>
+      </w:hyperlink>
+      <w:r>
+        <w:rPr>
+          <w:lang w:val="zh_TW" w:bidi="zh_TW"/>
+        </w:rPr>
+        <w:t>；</w:t>
+      </w:r>
+      <w:hyperlink r:id="rId19">
+        <w:r>
+          <w:rPr>
+            <w:lang w:val="zh_TW" w:bidi="zh_TW"/>
+          </w:rPr>
+          <w:rPr>
+            <w:color w:val="0000EE"/>
+            <w:u w:val="single"/>
+          </w:rPr>
+          <w:t>詩81:2</w:t>
         </w:r>
       </w:hyperlink>
       <w:r>
@@ -2032,6 +2312,17 @@
       </w:r>
     </w:p>
     <w:p>
+      <w:pPr>
+        <w:pStyle w:val="Heading4"/>
+      </w:pPr>
+      <w:r>
+        <w:rPr>
+          <w:lang w:val="zh_TW" w:bidi="zh_TW"/>
+        </w:rPr>
+        <w:t>澤爾澤林（Zelzelim）</w:t>
+      </w:r>
+    </w:p>
+    <w:p>
       <w:pPr/>
       <w:r>
         <w:rPr>
@@ -2042,30 +2333,60 @@
         <w:rPr>
           <w:lang w:val="zh_TW" w:bidi="zh_TW"/>
         </w:rPr>
-        <w:t>利亞的眾兒子在以色列歷史上佔有重要地位。她的兒子利未成了祭司的先祖，而猶大成了君王家系的先祖，耶穌基督正是從這個家系而來（</w:t>
-      </w:r>
-      <w:hyperlink r:id="rId70">
-        <w:r>
-          <w:rPr>
-            <w:lang w:val="zh_TW" w:bidi="zh_TW"/>
-          </w:rPr>
-          <w:rPr>
-            <w:color w:val="0000EE"/>
-            <w:u w:val="single"/>
-          </w:rPr>
-          <w:t>創3:15，</w:t>
-        </w:r>
-      </w:hyperlink>
-      <w:hyperlink r:id="rId71">
-        <w:r>
-          <w:rPr>
-            <w:lang w:val="zh_TW" w:bidi="zh_TW"/>
-          </w:rPr>
-          <w:rPr>
-            <w:color w:val="0000EE"/>
-            <w:u w:val="single"/>
-          </w:rPr>
-          <w:t>12:2–3</w:t>
+        <w:t>澤爾澤林（Zelzelim）和梅齊爾泰音（Meziltayim）是古代以色列使用的鈸。這些詞來自希伯來詞扎拉（zala），意思是「發出響亮的聲音」。聖經通常同時使用這兩個詞（表明兩個物品是成對使用的）。這告訴我們鈸總是成對使用的。</w:t>
+      </w:r>
+    </w:p>
+    <w:p>
+      <w:pPr/>
+      <w:r>
+        <w:rPr>
+          <w:lang w:val="zh_TW" w:bidi="zh_TW"/>
+        </w:rPr>
+      </w:r>
+      <w:r>
+        <w:rPr>
+          <w:lang w:val="zh_TW" w:bidi="zh_TW"/>
+        </w:rPr>
+        <w:t>一些聖經譯本將這些詞錯譯為「響板」（castanets，發出咔嗒聲的木質或金屬塊）。</w:t>
+      </w:r>
+    </w:p>
+    <w:p>
+      <w:pPr/>
+      <w:r>
+        <w:rPr>
+          <w:lang w:val="zh_TW" w:bidi="zh_TW"/>
+        </w:rPr>
+      </w:r>
+      <w:r>
+        <w:rPr>
+          <w:lang w:val="zh_TW" w:bidi="zh_TW"/>
+        </w:rPr>
+        <w:t>人們用金屬製作這些鈸。它們成對出現，一個人會同時演奏兩面鈸。這是唯一可以在聖殿崇拜中使用的敲擊樂器。金屬鈸在許多古代文化中都很常見。</w:t>
+      </w:r>
+    </w:p>
+    <w:p>
+      <w:pPr/>
+      <w:r>
+        <w:rPr>
+          <w:lang w:val="zh_TW" w:bidi="zh_TW"/>
+        </w:rPr>
+      </w:r>
+      <w:r>
+        <w:rPr>
+          <w:lang w:val="zh_TW" w:bidi="zh_TW"/>
+        </w:rPr>
+        <w:t>鈸首次出現在聖經，是人們將約櫃移至耶路撒冷時（</w:t>
+      </w:r>
+      <w:hyperlink r:id="rId21">
+        <w:r>
+          <w:rPr>
+            <w:lang w:val="zh_TW" w:bidi="zh_TW"/>
+          </w:rPr>
+          <w:rPr>
+            <w:color w:val="0000EE"/>
+            <w:u w:val="single"/>
+          </w:rPr>
+          <w:t>撒下6:5</w:t>
         </w:r>
       </w:hyperlink>
       <w:r>
@@ -2074,16 +2395,176 @@
         </w:rPr>
         <w:t>；</w:t>
       </w:r>
-      <w:hyperlink r:id="rId72">
-        <w:r>
-          <w:rPr>
-            <w:lang w:val="zh_TW" w:bidi="zh_TW"/>
-          </w:rPr>
-          <w:rPr>
-            <w:color w:val="0000EE"/>
-            <w:u w:val="single"/>
-          </w:rPr>
-          <w:t>撒下7:16</w:t>
+      <w:hyperlink r:id="rId53">
+        <w:r>
+          <w:rPr>
+            <w:lang w:val="zh_TW" w:bidi="zh_TW"/>
+          </w:rPr>
+          <w:rPr>
+            <w:color w:val="0000EE"/>
+            <w:u w:val="single"/>
+          </w:rPr>
+          <w:t>代上13:8</w:t>
+        </w:r>
+      </w:hyperlink>
+      <w:r>
+        <w:rPr>
+          <w:lang w:val="zh_TW" w:bidi="zh_TW"/>
+        </w:rPr>
+        <w:t>）。後來，利未人歌唱的首領（來自利未支派的樂師）在聖殿裡演奏鈸（</w:t>
+      </w:r>
+      <w:hyperlink r:id="rId55">
+        <w:r>
+          <w:rPr>
+            <w:lang w:val="zh_TW" w:bidi="zh_TW"/>
+          </w:rPr>
+          <w:rPr>
+            <w:color w:val="0000EE"/>
+            <w:u w:val="single"/>
+          </w:rPr>
+          <w:t>代上15:19</w:t>
+        </w:r>
+      </w:hyperlink>
+      <w:r>
+        <w:rPr>
+          <w:lang w:val="zh_TW" w:bidi="zh_TW"/>
+        </w:rPr>
+        <w:t>）。</w:t>
+      </w:r>
+    </w:p>
+    <w:p>
+      <w:pPr/>
+      <w:r>
+        <w:rPr>
+          <w:lang w:val="zh_TW" w:bidi="zh_TW"/>
+        </w:rPr>
+      </w:r>
+      <w:r>
+        <w:rPr>
+          <w:lang w:val="zh_TW" w:bidi="zh_TW"/>
+        </w:rPr>
+        <w:t>這些鈸在敬拜中有特殊的用途，它們不是用來奏出旋律，而是用來：</w:t>
+      </w:r>
+    </w:p>
+    <w:p>
+      <w:pPr>
+        <w:pStyle w:val="ListBullet"/>
+        <w:spacing w:line="240" w:lineRule="auto"/>
+        <w:ind w:left="720"/>
+      </w:pPr>
+      <w:r>
+        <w:rPr>
+          <w:lang w:val="zh_TW" w:bidi="zh_TW"/>
+        </w:rPr>
+      </w:r>
+      <w:r>
+        <w:rPr>
+          <w:lang w:val="zh_TW" w:bidi="zh_TW"/>
+        </w:rPr>
+        <w:t>發出信號告訴人們何時應該開始唱歌</w:t>
+      </w:r>
+    </w:p>
+    <w:p>
+      <w:pPr>
+        <w:pStyle w:val="ListBullet"/>
+        <w:spacing w:line="240" w:lineRule="auto"/>
+        <w:ind w:left="720"/>
+      </w:pPr>
+      <w:r>
+        <w:rPr>
+          <w:lang w:val="zh_TW" w:bidi="zh_TW"/>
+        </w:rPr>
+      </w:r>
+      <w:r>
+        <w:rPr>
+          <w:lang w:val="zh_TW" w:bidi="zh_TW"/>
+        </w:rPr>
+        <w:t>標記詩歌中不同的段落</w:t>
+      </w:r>
+    </w:p>
+    <w:p>
+      <w:pPr/>
+      <w:r>
+        <w:rPr>
+          <w:lang w:val="zh_TW" w:bidi="zh_TW"/>
+        </w:rPr>
+      </w:r>
+      <w:hyperlink r:id="rId49">
+        <w:r>
+          <w:rPr>
+            <w:lang w:val="zh_TW" w:bidi="zh_TW"/>
+          </w:rPr>
+          <w:rPr>
+            <w:color w:val="0000EE"/>
+            <w:u w:val="single"/>
+          </w:rPr>
+          <w:t>詩篇一五〇篇</w:t>
+        </w:r>
+      </w:hyperlink>
+      <w:r>
+        <w:rPr>
+          <w:lang w:val="zh_TW" w:bidi="zh_TW"/>
+        </w:rPr>
+        <w:t>提到兩種不同的鈸，我們不確定這些鈸有什麼不同，可能是大小不同或由不同材料製成。</w:t>
+      </w:r>
+      <w:r>
+        <w:rPr>
+          <w:lang w:val="zh_TW" w:bidi="zh_TW"/>
+        </w:rPr>
+      </w:r>
+      <w:r>
+        <w:rPr>
+          <w:lang w:val="zh_TW" w:bidi="zh_TW"/>
+        </w:rPr>
+      </w:r>
+    </w:p>
+    <w:p>
+      <w:pPr/>
+      <w:r>
+        <w:rPr>
+          <w:lang w:val="zh_TW" w:bidi="zh_TW"/>
+        </w:rPr>
+      </w:r>
+    </w:p>
+    <w:p>
+      <w:pPr>
+        <w:pStyle w:val="Heading2"/>
+      </w:pPr>
+      <w:r>
+        <w:rPr>
+          <w:lang w:val="zh_TW" w:bidi="zh_TW"/>
+        </w:rPr>
+        <w:t>樂園</w:t>
+      </w:r>
+      <w:r>
+        <w:rPr>
+          <w:lang w:val="zh_TW" w:bidi="zh_TW"/>
+        </w:rPr>
+      </w:r>
+    </w:p>
+    <w:p>
+      <w:pPr/>
+      <w:r>
+        <w:rPr>
+          <w:lang w:val="zh_TW" w:bidi="zh_TW"/>
+        </w:rPr>
+      </w:r>
+      <w:r>
+        <w:rPr>
+          <w:lang w:val="zh_TW" w:bidi="zh_TW"/>
+        </w:rPr>
+        <w:t>這個詞源自波斯文，意思是「神的園子」。以色列人原本使用另一個字詞來指「園子」，既用於日常的園林，也用於神在伊甸的園子（</w:t>
+      </w:r>
+      <w:hyperlink r:id="rId56">
+        <w:r>
+          <w:rPr>
+            <w:lang w:val="zh_TW" w:bidi="zh_TW"/>
+          </w:rPr>
+          <w:rPr>
+            <w:color w:val="0000EE"/>
+            <w:u w:val="single"/>
+          </w:rPr>
+          <w:t>創2–3章</w:t>
         </w:r>
       </w:hyperlink>
       <w:r>
@@ -2092,23 +2573,137 @@
         </w:rPr>
         <w:t>；</w:t>
       </w:r>
-      <w:hyperlink r:id="rId73">
-        <w:r>
-          <w:rPr>
-            <w:lang w:val="zh_TW" w:bidi="zh_TW"/>
-          </w:rPr>
-          <w:rPr>
-            <w:color w:val="0000EE"/>
-            <w:u w:val="single"/>
-          </w:rPr>
-          <w:t>太1:1</w:t>
-        </w:r>
-      </w:hyperlink>
-      <w:r>
-        <w:rPr>
-          <w:lang w:val="zh_TW" w:bidi="zh_TW"/>
-        </w:rPr>
-        <w:t>）。</w:t>
+      <w:hyperlink r:id="rId57">
+        <w:r>
+          <w:rPr>
+            <w:lang w:val="zh_TW" w:bidi="zh_TW"/>
+          </w:rPr>
+          <w:rPr>
+            <w:color w:val="0000EE"/>
+            <w:u w:val="single"/>
+          </w:rPr>
+          <w:t>賽51:3</w:t>
+        </w:r>
+      </w:hyperlink>
+      <w:r>
+        <w:rPr>
+          <w:lang w:val="zh_TW" w:bidi="zh_TW"/>
+        </w:rPr>
+        <w:t>；</w:t>
+      </w:r>
+      <w:hyperlink r:id="rId58">
+        <w:r>
+          <w:rPr>
+            <w:lang w:val="zh_TW" w:bidi="zh_TW"/>
+          </w:rPr>
+          <w:rPr>
+            <w:color w:val="0000EE"/>
+            <w:u w:val="single"/>
+          </w:rPr>
+          <w:t>結28:13</w:t>
+        </w:r>
+      </w:hyperlink>
+      <w:r>
+        <w:rPr>
+          <w:lang w:val="zh_TW" w:bidi="zh_TW"/>
+        </w:rPr>
+        <w:t>）。在以列色人歷史的後期，他們借用了這個波斯文詞語，最後就成為「樂園」這個字詞。這個字詞在舊約聖經中出現三次，用來指公園或果園（</w:t>
+      </w:r>
+      <w:hyperlink r:id="rId59">
+        <w:r>
+          <w:rPr>
+            <w:lang w:val="zh_TW" w:bidi="zh_TW"/>
+          </w:rPr>
+          <w:rPr>
+            <w:color w:val="0000EE"/>
+            <w:u w:val="single"/>
+          </w:rPr>
+          <w:t>尼2:8</w:t>
+        </w:r>
+      </w:hyperlink>
+      <w:r>
+        <w:rPr>
+          <w:lang w:val="zh_TW" w:bidi="zh_TW"/>
+        </w:rPr>
+        <w:t>；</w:t>
+      </w:r>
+      <w:hyperlink r:id="rId60">
+        <w:r>
+          <w:rPr>
+            <w:lang w:val="zh_TW" w:bidi="zh_TW"/>
+          </w:rPr>
+          <w:rPr>
+            <w:color w:val="0000EE"/>
+            <w:u w:val="single"/>
+          </w:rPr>
+          <w:t>傳2:5</w:t>
+        </w:r>
+      </w:hyperlink>
+      <w:r>
+        <w:rPr>
+          <w:lang w:val="zh_TW" w:bidi="zh_TW"/>
+        </w:rPr>
+        <w:t>；</w:t>
+      </w:r>
+      <w:hyperlink r:id="rId61">
+        <w:r>
+          <w:rPr>
+            <w:lang w:val="zh_TW" w:bidi="zh_TW"/>
+          </w:rPr>
+          <w:rPr>
+            <w:color w:val="0000EE"/>
+            <w:u w:val="single"/>
+          </w:rPr>
+          <w:t>歌4:13</w:t>
+        </w:r>
+      </w:hyperlink>
+      <w:r>
+        <w:rPr>
+          <w:lang w:val="zh_TW" w:bidi="zh_TW"/>
+        </w:rPr>
+        <w:t>）。當舊約聖經譯成希臘文時，譯者使用了這個詞的希臘文形式。說希臘文的猶太人稱</w:t>
+      </w:r>
+      <w:hyperlink r:id="rId62">
+        <w:r>
+          <w:rPr>
+            <w:lang w:val="zh_TW" w:bidi="zh_TW"/>
+          </w:rPr>
+          <w:rPr>
+            <w:color w:val="0000EE"/>
+            <w:u w:val="single"/>
+          </w:rPr>
+          <w:t>創世記二章</w:t>
+        </w:r>
+      </w:hyperlink>
+      <w:r>
+        <w:rPr>
+          <w:lang w:val="zh_TW" w:bidi="zh_TW"/>
+        </w:rPr>
+        <w:t>中的那座園子為</w:t>
+      </w:r>
+      <w:r>
+        <w:rPr>
+          <w:i/>
+          <w:lang w:val="zh_TW" w:bidi="zh_TW"/>
+        </w:rPr>
+        <w:t>paradeisos</w:t>
+      </w:r>
+      <w:r>
+        <w:rPr>
+          <w:lang w:val="zh_TW" w:bidi="zh_TW"/>
+        </w:rPr>
+        <w:t>。</w:t>
+      </w:r>
+    </w:p>
+    <w:p>
+      <w:pPr>
+        <w:pStyle w:val="Heading3"/>
+      </w:pPr>
+      <w:r>
+        <w:rPr>
+          <w:lang w:val="zh_TW" w:bidi="zh_TW"/>
+        </w:rPr>
+        <w:t>舊約聖經中的樂園</w:t>
       </w:r>
     </w:p>
     <w:p>
@@ -2120,6 +2715,185 @@
       </w:r>
       <w:r>
         <w:rPr>
+          <w:lang w:val="zh_TW" w:bidi="zh_TW"/>
+        </w:rPr>
+        <w:t>原本的波斯文字詞意為被圍起或有圍牆的園子，特指波斯王的御園。希臘人也以同樣的方式理解這個字詞。這與以色列人的觀念十分相合——那是神行走其間的園子（</w:t>
+      </w:r>
+      <w:hyperlink r:id="rId63">
+        <w:r>
+          <w:rPr>
+            <w:lang w:val="zh_TW" w:bidi="zh_TW"/>
+          </w:rPr>
+          <w:rPr>
+            <w:color w:val="0000EE"/>
+            <w:u w:val="single"/>
+          </w:rPr>
+          <w:t>創3:8</w:t>
+        </w:r>
+      </w:hyperlink>
+      <w:r>
+        <w:rPr>
+          <w:lang w:val="zh_TW" w:bidi="zh_TW"/>
+        </w:rPr>
+        <w:t>），也是人被逐出後無法再進入的地方（</w:t>
+      </w:r>
+      <w:hyperlink r:id="rId64">
+        <w:r>
+          <w:rPr>
+            <w:lang w:val="zh_TW" w:bidi="zh_TW"/>
+          </w:rPr>
+          <w:rPr>
+            <w:color w:val="0000EE"/>
+            <w:u w:val="single"/>
+          </w:rPr>
+          <w:t>創3:24</w:t>
+        </w:r>
+      </w:hyperlink>
+      <w:r>
+        <w:rPr>
+          <w:lang w:val="zh_TW" w:bidi="zh_TW"/>
+        </w:rPr>
+        <w:t>）。創世記中樂園的主要特徵是其中的果樹與河流。</w:t>
+      </w:r>
+    </w:p>
+    <w:p>
+      <w:pPr>
+        <w:pStyle w:val="Heading3"/>
+      </w:pPr>
+      <w:r>
+        <w:rPr>
+          <w:lang w:val="zh_TW" w:bidi="zh_TW"/>
+        </w:rPr>
+        <w:t>新約聖經中的樂園</w:t>
+      </w:r>
+    </w:p>
+    <w:p>
+      <w:pPr/>
+      <w:r>
+        <w:rPr>
+          <w:lang w:val="zh_TW" w:bidi="zh_TW"/>
+        </w:rPr>
+      </w:r>
+      <w:r>
+        <w:rPr>
+          <w:lang w:val="zh_TW" w:bidi="zh_TW"/>
+        </w:rPr>
+        <w:t>到了新約聖經時代，人們對神的園子的觀念已有多方面的變化，這與各文化中的神話演變相似。就像希臘與羅馬故事中的「黃金時代」，樂園起初被視為遙遠的過去。然而，猶太人開始相信它依然存在於某個未知之處，類似希臘神話中的「極樂世界（Elysian Fields）」，那是一個義人死後居住的地方。後來，他們對樂園的榮美描寫越來越詳盡，並相信它將在末日重新出現。</w:t>
+      </w:r>
+    </w:p>
+    <w:p>
+      <w:pPr/>
+      <w:r>
+        <w:rPr>
+          <w:lang w:val="zh_TW" w:bidi="zh_TW"/>
+        </w:rPr>
+      </w:r>
+      <w:r>
+        <w:rPr>
+          <w:lang w:val="zh_TW" w:bidi="zh_TW"/>
+        </w:rPr>
+        <w:t>樂園的概念結合了多種文化中的神話，它們都描繪一個永遠完美的世界，其中沒有死亡，也沒有邪惡。新約聖經肯定這些信念背後的真理——樂園是真實存在、屬天的地方。保羅在活著的時候曾被奧祕地「被提到」樂園裡（</w:t>
+      </w:r>
+      <w:hyperlink r:id="rId65">
+        <w:r>
+          <w:rPr>
+            <w:lang w:val="zh_TW" w:bidi="zh_TW"/>
+          </w:rPr>
+          <w:rPr>
+            <w:color w:val="0000EE"/>
+            <w:u w:val="single"/>
+          </w:rPr>
+          <w:t>林後12:4</w:t>
+        </w:r>
+      </w:hyperlink>
+      <w:r>
+        <w:rPr>
+          <w:lang w:val="zh_TW" w:bidi="zh_TW"/>
+        </w:rPr>
+        <w:t>）。耶穌也曾應許那個在十字架上悔改的強盜，說他死後要與主同在樂園裡（</w:t>
+      </w:r>
+      <w:hyperlink r:id="rId66">
+        <w:r>
+          <w:rPr>
+            <w:lang w:val="zh_TW" w:bidi="zh_TW"/>
+          </w:rPr>
+          <w:rPr>
+            <w:color w:val="0000EE"/>
+            <w:u w:val="single"/>
+          </w:rPr>
+          <w:t>路23:43</w:t>
+        </w:r>
+      </w:hyperlink>
+      <w:r>
+        <w:rPr>
+          <w:lang w:val="zh_TW" w:bidi="zh_TW"/>
+        </w:rPr>
+        <w:t>）。新約聖經第三次、也是最後一次提到樂園的地方（</w:t>
+      </w:r>
+      <w:hyperlink r:id="rId67">
+        <w:r>
+          <w:rPr>
+            <w:lang w:val="zh_TW" w:bidi="zh_TW"/>
+          </w:rPr>
+          <w:rPr>
+            <w:color w:val="0000EE"/>
+            <w:u w:val="single"/>
+          </w:rPr>
+          <w:t>啟2:7</w:t>
+        </w:r>
+      </w:hyperlink>
+      <w:r>
+        <w:rPr>
+          <w:lang w:val="zh_TW" w:bidi="zh_TW"/>
+        </w:rPr>
+        <w:t>），其中再次出現了神的應許，說明樂園是生命樹所在之處。這樂園連結了</w:t>
+      </w:r>
+      <w:hyperlink r:id="rId62">
+        <w:r>
+          <w:rPr>
+            <w:lang w:val="zh_TW" w:bidi="zh_TW"/>
+          </w:rPr>
+          <w:rPr>
+            <w:color w:val="0000EE"/>
+            <w:u w:val="single"/>
+          </w:rPr>
+          <w:t>創世記二章</w:t>
+        </w:r>
+      </w:hyperlink>
+      <w:r>
+        <w:rPr>
+          <w:lang w:val="zh_TW" w:bidi="zh_TW"/>
+        </w:rPr>
+        <w:t>起初世界與</w:t>
+      </w:r>
+      <w:hyperlink r:id="rId68">
+        <w:r>
+          <w:rPr>
+            <w:lang w:val="zh_TW" w:bidi="zh_TW"/>
+          </w:rPr>
+          <w:rPr>
+            <w:color w:val="0000EE"/>
+            <w:u w:val="single"/>
+          </w:rPr>
+          <w:t>啟示錄二十二章</w:t>
+        </w:r>
+      </w:hyperlink>
+      <w:r>
+        <w:rPr>
+          <w:lang w:val="zh_TW" w:bidi="zh_TW"/>
+        </w:rPr>
+        <w:t>的末後世界，其中有生命樹、有河流、有圍牆保護，也有君王同在。</w:t>
+      </w:r>
+    </w:p>
+    <w:p>
+      <w:pPr/>
+      <w:r>
+        <w:rPr>
+          <w:lang w:val="zh_TW" w:bidi="zh_TW"/>
+        </w:rPr>
+      </w:r>
+      <w:r>
+        <w:rPr>
           <w:i/>
           <w:lang w:val="zh_TW" w:bidi="zh_TW"/>
         </w:rPr>
@@ -2129,258 +2903,19 @@
         <w:rPr>
           <w:lang w:val="zh_TW" w:bidi="zh_TW"/>
         </w:rPr>
-        <w:t>雅各#1</w:t>
-      </w:r>
-      <w:r>
-        <w:rPr>
-          <w:lang w:val="zh_TW" w:bidi="zh_TW"/>
-        </w:rPr>
-        <w:t>。</w:t>
-      </w:r>
-      <w:r>
-        <w:rPr>
-          <w:lang w:val="zh_TW" w:bidi="zh_TW"/>
-        </w:rPr>
-      </w:r>
-      <w:r>
-        <w:rPr>
-          <w:lang w:val="zh_TW" w:bidi="zh_TW"/>
-        </w:rPr>
-      </w:r>
-    </w:p>
-    <w:p>
-      <w:pPr/>
-      <w:r>
-        <w:rPr>
-          <w:lang w:val="zh_TW" w:bidi="zh_TW"/>
-        </w:rPr>
-      </w:r>
-    </w:p>
-    <w:p>
-      <w:pPr>
-        <w:pStyle w:val="Heading2"/>
-      </w:pPr>
-      <w:r>
-        <w:rPr>
-          <w:lang w:val="zh_TW" w:bidi="zh_TW"/>
-        </w:rPr>
-        <w:t>麗貝卡，利百加</w:t>
-      </w:r>
-      <w:r>
-        <w:rPr>
-          <w:lang w:val="zh_TW" w:bidi="zh_TW"/>
-        </w:rPr>
-      </w:r>
-    </w:p>
-    <w:p>
-      <w:pPr/>
-      <w:r>
-        <w:rPr>
-          <w:lang w:val="zh_TW" w:bidi="zh_TW"/>
-        </w:rPr>
-      </w:r>
-      <w:r>
-        <w:rPr>
-          <w:lang w:val="zh_TW" w:bidi="zh_TW"/>
-        </w:rPr>
-        <w:t>彼土利的女兒，也是族長以撒的妻子。她的名字意為「豐滿」或「選擇」，在創世記中出現了31次（主要在第</w:t>
-      </w:r>
-      <w:hyperlink r:id="rId74">
-        <w:r>
-          <w:rPr>
-            <w:lang w:val="zh_TW" w:bidi="zh_TW"/>
-          </w:rPr>
-          <w:rPr>
-            <w:color w:val="0000EE"/>
-            <w:u w:val="single"/>
-          </w:rPr>
-          <w:t>24–27</w:t>
-        </w:r>
-      </w:hyperlink>
-      <w:r>
-        <w:rPr>
-          <w:lang w:val="zh_TW" w:bidi="zh_TW"/>
-        </w:rPr>
-        <w:t>章），並在</w:t>
-      </w:r>
-      <w:hyperlink r:id="rId75">
-        <w:r>
-          <w:rPr>
-            <w:lang w:val="zh_TW" w:bidi="zh_TW"/>
-          </w:rPr>
-          <w:rPr>
-            <w:color w:val="0000EE"/>
-            <w:u w:val="single"/>
-          </w:rPr>
-          <w:t>羅馬書九章10節</w:t>
-        </w:r>
-      </w:hyperlink>
-      <w:r>
-        <w:rPr>
-          <w:lang w:val="zh_TW" w:bidi="zh_TW"/>
-        </w:rPr>
-        <w:t>中出現一次。</w:t>
-      </w:r>
-    </w:p>
-    <w:p>
-      <w:pPr/>
-      <w:r>
-        <w:rPr>
-          <w:lang w:val="zh_TW" w:bidi="zh_TW"/>
-        </w:rPr>
-      </w:r>
-      <w:r>
-        <w:rPr>
-          <w:lang w:val="zh_TW" w:bidi="zh_TW"/>
-        </w:rPr>
-        <w:t>利百加的父親是彼土利，而彼土利是密迦和拿鶴的兒子，拿鶴是亞伯拉罕的兄弟（</w:t>
-      </w:r>
-      <w:hyperlink r:id="rId76">
-        <w:r>
-          <w:rPr>
-            <w:lang w:val="zh_TW" w:bidi="zh_TW"/>
-          </w:rPr>
-          <w:rPr>
-            <w:color w:val="0000EE"/>
-            <w:u w:val="single"/>
-          </w:rPr>
-          <w:t>創22:20–23</w:t>
-        </w:r>
-      </w:hyperlink>
-      <w:r>
-        <w:rPr>
-          <w:lang w:val="zh_TW" w:bidi="zh_TW"/>
-        </w:rPr>
-        <w:t>）。亞伯拉罕是她的叔公，當然，最終也是她的公公。拉班是利亞和拉結的父親，也是利百加的哥哥。後來，利百加的兒子雅各娶了他的兩位表姐妹，這兩位是姐妹。</w:t>
-      </w:r>
-    </w:p>
-    <w:p>
-      <w:pPr/>
-      <w:r>
-        <w:rPr>
-          <w:lang w:val="zh_TW" w:bidi="zh_TW"/>
-        </w:rPr>
-      </w:r>
-      <w:hyperlink r:id="rId77">
-        <w:r>
-          <w:rPr>
-            <w:lang w:val="zh_TW" w:bidi="zh_TW"/>
-          </w:rPr>
-          <w:rPr>
-            <w:color w:val="0000EE"/>
-            <w:u w:val="single"/>
-          </w:rPr>
-          <w:t>創世記二十四章</w:t>
-        </w:r>
-      </w:hyperlink>
-      <w:r>
-        <w:rPr>
-          <w:lang w:val="zh_TW" w:bidi="zh_TW"/>
-        </w:rPr>
-        <w:t>記載了亞伯拉罕的僕人為以撒尋得妻子的過程。他遵從亞伯拉罕的指示，前往亞蘭·納哈拉音（美索不達米亞西北部），因為亞伯拉罕不希望他的兒子娶當地的迦南女子。僕人的禱告得到了回應，利百加不僅給他水喝，也給他的駱駝水喝。在款待了亞伯拉罕的僕人，並且收到聘禮後，利百加心甘情願地去見她的新丈夫。</w:t>
-      </w:r>
-    </w:p>
-    <w:p>
-      <w:pPr/>
-      <w:r>
-        <w:rPr>
-          <w:lang w:val="zh_TW" w:bidi="zh_TW"/>
-        </w:rPr>
-      </w:r>
-      <w:r>
-        <w:rPr>
-          <w:lang w:val="zh_TW" w:bidi="zh_TW"/>
-        </w:rPr>
-        <w:t>利百加生了雙胞胎，以掃和雅各（</w:t>
-      </w:r>
-      <w:hyperlink r:id="rId78">
-        <w:r>
-          <w:rPr>
-            <w:lang w:val="zh_TW" w:bidi="zh_TW"/>
-          </w:rPr>
-          <w:rPr>
-            <w:color w:val="0000EE"/>
-            <w:u w:val="single"/>
-          </w:rPr>
-          <w:t>25:20–27</w:t>
-        </w:r>
-      </w:hyperlink>
-      <w:r>
-        <w:rPr>
-          <w:lang w:val="zh_TW" w:bidi="zh_TW"/>
-        </w:rPr>
-        <w:t>）。她偏愛弟弟雅各勝過以掃，並和雅各一起欺騙她的丈夫以確保雅各能獲得長子的權利。她出主意，讓雅各摸上去、看上去、聞起來都像常在野外的以掃。此外，她還準備了以撒最喜愛的菜餚以促成此事（</w:t>
-      </w:r>
-      <w:hyperlink r:id="rId79">
-        <w:r>
-          <w:rPr>
-            <w:lang w:val="zh_TW" w:bidi="zh_TW"/>
-          </w:rPr>
-          <w:rPr>
-            <w:color w:val="0000EE"/>
-            <w:u w:val="single"/>
-          </w:rPr>
-          <w:t>27:5–17</w:t>
-        </w:r>
-      </w:hyperlink>
-      <w:r>
-        <w:rPr>
-          <w:lang w:val="zh_TW" w:bidi="zh_TW"/>
-        </w:rPr>
-        <w:t>）。</w:t>
-      </w:r>
-    </w:p>
-    <w:p>
-      <w:pPr/>
-      <w:r>
-        <w:rPr>
-          <w:lang w:val="zh_TW" w:bidi="zh_TW"/>
-        </w:rPr>
-      </w:r>
-      <w:r>
-        <w:rPr>
-          <w:lang w:val="zh_TW" w:bidi="zh_TW"/>
-        </w:rPr>
-        <w:t>聖經對她一生的記載不多，但記載她被埋葬在幔利附近麥比拉的洞中，與她的丈夫葬在一起（</w:t>
-      </w:r>
-      <w:hyperlink r:id="rId80">
-        <w:r>
-          <w:rPr>
-            <w:lang w:val="zh_TW" w:bidi="zh_TW"/>
-          </w:rPr>
-          <w:rPr>
-            <w:color w:val="0000EE"/>
-            <w:u w:val="single"/>
-          </w:rPr>
-          <w:t>49:31</w:t>
-        </w:r>
-      </w:hyperlink>
-      <w:r>
-        <w:rPr>
-          <w:lang w:val="zh_TW" w:bidi="zh_TW"/>
-        </w:rPr>
-        <w:t>）。</w:t>
-      </w:r>
-    </w:p>
-    <w:p>
-      <w:pPr/>
-      <w:r>
-        <w:rPr>
-          <w:lang w:val="zh_TW" w:bidi="zh_TW"/>
-        </w:rPr>
-      </w:r>
-      <w:r>
-        <w:rPr>
-          <w:i/>
-          <w:lang w:val="zh_TW" w:bidi="zh_TW"/>
-        </w:rPr>
-        <w:t>另見</w:t>
-      </w:r>
-      <w:r>
-        <w:rPr>
-          <w:lang w:val="zh_TW" w:bidi="zh_TW"/>
-        </w:rPr>
-        <w:t>以撒</w:t>
+        <w:t>天（天堂）</w:t>
+      </w:r>
+      <w:r>
+        <w:rPr>
+          <w:lang w:val="zh_TW" w:bidi="zh_TW"/>
+        </w:rPr>
+        <w:t>；</w:t>
+      </w:r>
+      <w:r>
+        <w:rPr>
+          <w:lang w:val="zh_TW" w:bidi="zh_TW"/>
+        </w:rPr>
+        <w:t>新天新地</w:t>
       </w:r>
       <w:r>
         <w:rPr>
@@ -4288,18 +4823,6 @@
   </w:num>
   <w:num w:numId="13" w16cid:durableId="592781308">
     <w:abstractNumId w:val="11"/>
-  </w:num>
-  <w:num w:numId="14">
-    <w:abstractNumId w:val="3"/>
-    <w:lvlOverride w:ilvl="0">
-      <w:startOverride w:val="1"/>
-    </w:lvlOverride>
-  </w:num>
-  <w:num w:numId="15">
-    <w:abstractNumId w:val="3"/>
-    <w:lvlOverride w:ilvl="0">
-      <w:startOverride w:val="1"/>
-    </w:lvlOverride>
   </w:num>
   <w:numIdMacAtCleanup w:val="10"/>
 </w:numbering>

--- a/zht/docx/083.content.docx
+++ b/zht/docx/083.content.docx
@@ -19,7 +19,7 @@
         <w:rPr>
           <w:lang w:val="zh_TW" w:bidi="zh_TW"/>
         </w:rPr>
-        <w:t>Resource: Tyndale Open Bible Dictionary</w:t>
+        <w:t>Resource: Aquifer Open Bible Dictionary</w:t>
       </w:r>
       <w:r>
         <w:rPr>
@@ -112,7 +112,7 @@
         <w:rPr>
           <w:lang w:val="zh_TW" w:bidi="zh_TW"/>
         </w:rPr>
-        <w:t>Tyndale Open Bible Dictionary</w:t>
+        <w:t>Aquifer Open Bible Dictionary</w:t>
       </w:r>
     </w:p>
     <w:p>

--- a/zht/docx/083.content.docx
+++ b/zht/docx/083.content.docx
@@ -149,7 +149,7 @@
         <w:rPr>
           <w:lang w:val="zh_TW" w:bidi="zh_TW"/>
         </w:rPr>
-        <w:t>le</w:t>
+        <w:t>kuang</w:t>
       </w:r>
       <w:r>
         <w:rPr>
@@ -212,7 +212,7 @@
         <w:rPr>
           <w:lang w:val="zh_TW" w:bidi="zh_TW"/>
         </w:rPr>
-        <w:t>樂器</w:t>
+        <w:t>曠野</w:t>
       </w:r>
       <w:r>
         <w:rPr>
@@ -231,7 +231,115 @@
         <w:rPr>
           <w:lang w:val="zh_TW" w:bidi="zh_TW"/>
         </w:rPr>
-        <w:t>用於製作音樂的弦樂、管樂和敲擊樂器。</w:t>
+        <w:t>空曠的荒地，通常乾旱、沙質，且無法維持植物生命，例如巴勒斯坦南部的內蓋夫（Negev，又譯：南地）沙漠。曠野中常有一些局部區域可以維持有限的生命。最常見的希伯來文「曠野（desert）」一詞意為「荒野（wilderness）」，可能與一個動詞有關，意指「驅趕」，就像牧羊人驅趕羊群去放牧一樣。在新約和七十士譯本（舊約的古希臘文譯本）中常見的希臘文詞語意指一個未圈圍、未耕種的區域，野獸在其中遊蕩（</w:t>
+      </w:r>
+      <w:hyperlink r:id="rId13">
+        <w:r>
+          <w:rPr>
+            <w:lang w:val="zh_TW" w:bidi="zh_TW"/>
+          </w:rPr>
+          <w:rPr>
+            <w:color w:val="0000EE"/>
+            <w:u w:val="single"/>
+          </w:rPr>
+          <w:t>申32:10</w:t>
+        </w:r>
+      </w:hyperlink>
+      <w:r>
+        <w:rPr>
+          <w:lang w:val="zh_TW" w:bidi="zh_TW"/>
+        </w:rPr>
+        <w:t>；</w:t>
+      </w:r>
+      <w:hyperlink r:id="rId14">
+        <w:r>
+          <w:rPr>
+            <w:lang w:val="zh_TW" w:bidi="zh_TW"/>
+          </w:rPr>
+          <w:rPr>
+            <w:color w:val="0000EE"/>
+            <w:u w:val="single"/>
+          </w:rPr>
+          <w:t>伯24:5</w:t>
+        </w:r>
+      </w:hyperlink>
+      <w:r>
+        <w:rPr>
+          <w:lang w:val="zh_TW" w:bidi="zh_TW"/>
+        </w:rPr>
+        <w:t>）。曠野有時也是牧草地（</w:t>
+      </w:r>
+      <w:hyperlink r:id="rId15">
+        <w:r>
+          <w:rPr>
+            <w:lang w:val="zh_TW" w:bidi="zh_TW"/>
+          </w:rPr>
+          <w:rPr>
+            <w:color w:val="0000EE"/>
+            <w:u w:val="single"/>
+          </w:rPr>
+          <w:t>出3:1</w:t>
+        </w:r>
+      </w:hyperlink>
+      <w:r>
+        <w:rPr>
+          <w:lang w:val="zh_TW" w:bidi="zh_TW"/>
+        </w:rPr>
+        <w:t>；</w:t>
+      </w:r>
+      <w:hyperlink r:id="rId16">
+        <w:r>
+          <w:rPr>
+            <w:lang w:val="zh_TW" w:bidi="zh_TW"/>
+          </w:rPr>
+          <w:rPr>
+            <w:color w:val="0000EE"/>
+            <w:u w:val="single"/>
+          </w:rPr>
+          <w:t>詩65:12</w:t>
+        </w:r>
+      </w:hyperlink>
+      <w:r>
+        <w:rPr>
+          <w:lang w:val="zh_TW" w:bidi="zh_TW"/>
+        </w:rPr>
+        <w:t>；</w:t>
+      </w:r>
+      <w:hyperlink r:id="rId17">
+        <w:r>
+          <w:rPr>
+            <w:lang w:val="zh_TW" w:bidi="zh_TW"/>
+          </w:rPr>
+          <w:rPr>
+            <w:color w:val="0000EE"/>
+            <w:u w:val="single"/>
+          </w:rPr>
+          <w:t>耶23:10</w:t>
+        </w:r>
+      </w:hyperlink>
+      <w:r>
+        <w:rPr>
+          <w:lang w:val="zh_TW" w:bidi="zh_TW"/>
+        </w:rPr>
+        <w:t>；</w:t>
+      </w:r>
+      <w:hyperlink r:id="rId18">
+        <w:r>
+          <w:rPr>
+            <w:lang w:val="zh_TW" w:bidi="zh_TW"/>
+          </w:rPr>
+          <w:rPr>
+            <w:color w:val="0000EE"/>
+            <w:u w:val="single"/>
+          </w:rPr>
+          <w:t>珥2:22</w:t>
+        </w:r>
+      </w:hyperlink>
+      <w:r>
+        <w:rPr>
+          <w:lang w:val="zh_TW" w:bidi="zh_TW"/>
+        </w:rPr>
+        <w:t>）。</w:t>
       </w:r>
     </w:p>
     <w:p>
@@ -245,7 +353,313 @@
         <w:rPr>
           <w:lang w:val="zh_TW" w:bidi="zh_TW"/>
         </w:rPr>
-        <w:t>舊約聖經記載了人們如何在聖殿中使用音樂敬拜神，但並未詳細描述樂器的外型或製作方式。這部分與神的第二條誡命有關。希伯來人認為這條誡命禁止為受造之物造像，包括繪製樂器的圖像。但以理書提到了在尼布甲尼撒王宮殿中，演奏的六種不同樂器。</w:t>
+        <w:t>聖經經常提到曠野的區域（例如，</w:t>
+      </w:r>
+      <w:hyperlink r:id="rId19">
+        <w:r>
+          <w:rPr>
+            <w:lang w:val="zh_TW" w:bidi="zh_TW"/>
+          </w:rPr>
+          <w:rPr>
+            <w:color w:val="0000EE"/>
+            <w:u w:val="single"/>
+          </w:rPr>
+          <w:t>創16:7</w:t>
+        </w:r>
+      </w:hyperlink>
+      <w:r>
+        <w:rPr>
+          <w:lang w:val="zh_TW" w:bidi="zh_TW"/>
+        </w:rPr>
+        <w:t>，</w:t>
+      </w:r>
+      <w:hyperlink r:id="rId20">
+        <w:r>
+          <w:rPr>
+            <w:lang w:val="zh_TW" w:bidi="zh_TW"/>
+          </w:rPr>
+          <w:rPr>
+            <w:color w:val="0000EE"/>
+            <w:u w:val="single"/>
+          </w:rPr>
+          <w:t>21:20</w:t>
+        </w:r>
+      </w:hyperlink>
+      <w:r>
+        <w:rPr>
+          <w:lang w:val="zh_TW" w:bidi="zh_TW"/>
+        </w:rPr>
+        <w:t>；</w:t>
+      </w:r>
+      <w:hyperlink r:id="rId21">
+        <w:r>
+          <w:rPr>
+            <w:lang w:val="zh_TW" w:bidi="zh_TW"/>
+          </w:rPr>
+          <w:rPr>
+            <w:color w:val="0000EE"/>
+            <w:u w:val="single"/>
+          </w:rPr>
+          <w:t>撒上17:28</w:t>
+        </w:r>
+      </w:hyperlink>
+      <w:r>
+        <w:rPr>
+          <w:lang w:val="zh_TW" w:bidi="zh_TW"/>
+        </w:rPr>
+        <w:t>；</w:t>
+      </w:r>
+      <w:hyperlink r:id="rId22">
+        <w:r>
+          <w:rPr>
+            <w:lang w:val="zh_TW" w:bidi="zh_TW"/>
+          </w:rPr>
+          <w:rPr>
+            <w:color w:val="0000EE"/>
+            <w:u w:val="single"/>
+          </w:rPr>
+          <w:t>太3:1</w:t>
+        </w:r>
+      </w:hyperlink>
+      <w:r>
+        <w:rPr>
+          <w:lang w:val="zh_TW" w:bidi="zh_TW"/>
+        </w:rPr>
+        <w:t>；</w:t>
+      </w:r>
+      <w:hyperlink r:id="rId23">
+        <w:r>
+          <w:rPr>
+            <w:lang w:val="zh_TW" w:bidi="zh_TW"/>
+          </w:rPr>
+          <w:rPr>
+            <w:color w:val="0000EE"/>
+            <w:u w:val="single"/>
+          </w:rPr>
+          <w:t>可1:13</w:t>
+        </w:r>
+      </w:hyperlink>
+      <w:r>
+        <w:rPr>
+          <w:lang w:val="zh_TW" w:bidi="zh_TW"/>
+        </w:rPr>
+        <w:t>；</w:t>
+      </w:r>
+      <w:hyperlink r:id="rId24">
+        <w:r>
+          <w:rPr>
+            <w:lang w:val="zh_TW" w:bidi="zh_TW"/>
+          </w:rPr>
+          <w:rPr>
+            <w:color w:val="0000EE"/>
+            <w:u w:val="single"/>
+          </w:rPr>
+          <w:t>路15:4</w:t>
+        </w:r>
+      </w:hyperlink>
+      <w:r>
+        <w:rPr>
+          <w:lang w:val="zh_TW" w:bidi="zh_TW"/>
+        </w:rPr>
+        <w:t>）。「曠野」通常是無人定居的地方（</w:t>
+      </w:r>
+      <w:hyperlink r:id="rId25">
+        <w:r>
+          <w:rPr>
+            <w:lang w:val="zh_TW" w:bidi="zh_TW"/>
+          </w:rPr>
+          <w:rPr>
+            <w:color w:val="0000EE"/>
+            <w:u w:val="single"/>
+          </w:rPr>
+          <w:t>民14:33</w:t>
+        </w:r>
+      </w:hyperlink>
+      <w:r>
+        <w:rPr>
+          <w:lang w:val="zh_TW" w:bidi="zh_TW"/>
+        </w:rPr>
+        <w:t>；</w:t>
+      </w:r>
+      <w:hyperlink r:id="rId13">
+        <w:r>
+          <w:rPr>
+            <w:lang w:val="zh_TW" w:bidi="zh_TW"/>
+          </w:rPr>
+          <w:rPr>
+            <w:color w:val="0000EE"/>
+            <w:u w:val="single"/>
+          </w:rPr>
+          <w:t>申32:10</w:t>
+        </w:r>
+      </w:hyperlink>
+      <w:r>
+        <w:rPr>
+          <w:lang w:val="zh_TW" w:bidi="zh_TW"/>
+        </w:rPr>
+        <w:t>；</w:t>
+      </w:r>
+      <w:hyperlink r:id="rId26">
+        <w:r>
+          <w:rPr>
+            <w:lang w:val="zh_TW" w:bidi="zh_TW"/>
+          </w:rPr>
+          <w:rPr>
+            <w:color w:val="0000EE"/>
+            <w:u w:val="single"/>
+          </w:rPr>
+          <w:t>伯38:26</w:t>
+        </w:r>
+      </w:hyperlink>
+      <w:r>
+        <w:rPr>
+          <w:lang w:val="zh_TW" w:bidi="zh_TW"/>
+        </w:rPr>
+        <w:t>；</w:t>
+      </w:r>
+      <w:hyperlink r:id="rId27">
+        <w:r>
+          <w:rPr>
+            <w:lang w:val="zh_TW" w:bidi="zh_TW"/>
+          </w:rPr>
+          <w:rPr>
+            <w:color w:val="0000EE"/>
+            <w:u w:val="single"/>
+          </w:rPr>
+          <w:t>箴21:19</w:t>
+        </w:r>
+      </w:hyperlink>
+      <w:r>
+        <w:rPr>
+          <w:lang w:val="zh_TW" w:bidi="zh_TW"/>
+        </w:rPr>
+        <w:t>；</w:t>
+      </w:r>
+      <w:hyperlink r:id="rId28">
+        <w:r>
+          <w:rPr>
+            <w:lang w:val="zh_TW" w:bidi="zh_TW"/>
+          </w:rPr>
+          <w:rPr>
+            <w:color w:val="0000EE"/>
+            <w:u w:val="single"/>
+          </w:rPr>
+          <w:t>耶9:2</w:t>
+        </w:r>
+      </w:hyperlink>
+      <w:r>
+        <w:rPr>
+          <w:lang w:val="zh_TW" w:bidi="zh_TW"/>
+        </w:rPr>
+        <w:t>），但卻是野生動物的棲息地：鵜鶘（</w:t>
+      </w:r>
+      <w:hyperlink r:id="rId29">
+        <w:r>
+          <w:rPr>
+            <w:lang w:val="zh_TW" w:bidi="zh_TW"/>
+          </w:rPr>
+          <w:rPr>
+            <w:color w:val="0000EE"/>
+            <w:u w:val="single"/>
+          </w:rPr>
+          <w:t>詩102:6</w:t>
+        </w:r>
+      </w:hyperlink>
+      <w:r>
+        <w:rPr>
+          <w:lang w:val="zh_TW" w:bidi="zh_TW"/>
+        </w:rPr>
+        <w:t>）、野驢（</w:t>
+      </w:r>
+      <w:hyperlink r:id="rId14">
+        <w:r>
+          <w:rPr>
+            <w:lang w:val="zh_TW" w:bidi="zh_TW"/>
+          </w:rPr>
+          <w:rPr>
+            <w:color w:val="0000EE"/>
+            <w:u w:val="single"/>
+          </w:rPr>
+          <w:t>伯24:5</w:t>
+        </w:r>
+      </w:hyperlink>
+      <w:r>
+        <w:rPr>
+          <w:lang w:val="zh_TW" w:bidi="zh_TW"/>
+        </w:rPr>
+        <w:t>）、野狗（</w:t>
+      </w:r>
+      <w:hyperlink r:id="rId30">
+        <w:r>
+          <w:rPr>
+            <w:lang w:val="zh_TW" w:bidi="zh_TW"/>
+          </w:rPr>
+          <w:rPr>
+            <w:color w:val="0000EE"/>
+            <w:u w:val="single"/>
+          </w:rPr>
+          <w:t>瑪1:3</w:t>
+        </w:r>
+      </w:hyperlink>
+      <w:r>
+        <w:rPr>
+          <w:lang w:val="zh_TW" w:bidi="zh_TW"/>
+        </w:rPr>
+        <w:t>）、鴕鳥（</w:t>
+      </w:r>
+      <w:hyperlink r:id="rId31">
+        <w:r>
+          <w:rPr>
+            <w:lang w:val="zh_TW" w:bidi="zh_TW"/>
+          </w:rPr>
+          <w:rPr>
+            <w:color w:val="0000EE"/>
+            <w:u w:val="single"/>
+          </w:rPr>
+          <w:t>哀4:3</w:t>
+        </w:r>
+      </w:hyperlink>
+      <w:r>
+        <w:rPr>
+          <w:lang w:val="zh_TW" w:bidi="zh_TW"/>
+        </w:rPr>
+        <w:t>）。這個詞也有比喻的用法（</w:t>
+      </w:r>
+      <w:hyperlink r:id="rId32">
+        <w:r>
+          <w:rPr>
+            <w:lang w:val="zh_TW" w:bidi="zh_TW"/>
+          </w:rPr>
+          <w:rPr>
+            <w:color w:val="0000EE"/>
+            <w:u w:val="single"/>
+          </w:rPr>
+          <w:t>何2:3</w:t>
+        </w:r>
+      </w:hyperlink>
+      <w:r>
+        <w:rPr>
+          <w:lang w:val="zh_TW" w:bidi="zh_TW"/>
+        </w:rPr>
+        <w:t>；</w:t>
+      </w:r>
+      <w:hyperlink r:id="rId33">
+        <w:r>
+          <w:rPr>
+            <w:lang w:val="zh_TW" w:bidi="zh_TW"/>
+          </w:rPr>
+          <w:rPr>
+            <w:color w:val="0000EE"/>
+            <w:u w:val="single"/>
+          </w:rPr>
+          <w:t>耶2:31</w:t>
+        </w:r>
+      </w:hyperlink>
+      <w:r>
+        <w:rPr>
+          <w:lang w:val="zh_TW" w:bidi="zh_TW"/>
+        </w:rPr>
+        <w:t>）。</w:t>
       </w:r>
     </w:p>
     <w:p>
@@ -259,18 +673,157 @@
         <w:rPr>
           <w:lang w:val="zh_TW" w:bidi="zh_TW"/>
         </w:rPr>
-        <w:t>古代希伯來人對於哪些樂器可用於聖殿敬拜有特定規範。他們對樂器的選擇並非依其音色，而是依照該樂器是否被視為是「潔淨的」（可接受的）或「不潔淨的」（不可接受的）來決定。有些樂器因被視為不潔淨而禁止在聖殿中使用。</w:t>
-      </w:r>
-    </w:p>
-    <w:p>
-      <w:pPr>
-        <w:pStyle w:val="Heading3"/>
-      </w:pPr>
-      <w:r>
-        <w:rPr>
-          <w:lang w:val="zh_TW" w:bidi="zh_TW"/>
-        </w:rPr>
-        <w:t>弦樂器</w:t>
+        <w:t>另一個希伯來文「曠野」一詞，源自一個意為「乾燥（to be arid）」的詞根，指的是一片貧瘠、荒涼、光禿的草原（</w:t>
+      </w:r>
+      <w:hyperlink r:id="rId14">
+        <w:r>
+          <w:rPr>
+            <w:lang w:val="zh_TW" w:bidi="zh_TW"/>
+          </w:rPr>
+          <w:rPr>
+            <w:color w:val="0000EE"/>
+            <w:u w:val="single"/>
+          </w:rPr>
+          <w:t>伯24:5</w:t>
+        </w:r>
+      </w:hyperlink>
+      <w:r>
+        <w:rPr>
+          <w:lang w:val="zh_TW" w:bidi="zh_TW"/>
+        </w:rPr>
+        <w:t>；</w:t>
+      </w:r>
+      <w:hyperlink r:id="rId34">
+        <w:r>
+          <w:rPr>
+            <w:lang w:val="zh_TW" w:bidi="zh_TW"/>
+          </w:rPr>
+          <w:rPr>
+            <w:color w:val="0000EE"/>
+            <w:u w:val="single"/>
+          </w:rPr>
+          <w:t>賽33:9；</w:t>
+        </w:r>
+      </w:hyperlink>
+      <w:hyperlink r:id="rId35">
+        <w:r>
+          <w:rPr>
+            <w:lang w:val="zh_TW" w:bidi="zh_TW"/>
+          </w:rPr>
+          <w:rPr>
+            <w:color w:val="0000EE"/>
+            <w:u w:val="single"/>
+          </w:rPr>
+          <w:t>耶51:43</w:t>
+        </w:r>
+      </w:hyperlink>
+      <w:r>
+        <w:rPr>
+          <w:lang w:val="zh_TW" w:bidi="zh_TW"/>
+        </w:rPr>
+        <w:t>）。該詞的複數形式描述了摩押曠野平原的地形特徵（</w:t>
+      </w:r>
+      <w:hyperlink r:id="rId36">
+        <w:r>
+          <w:rPr>
+            <w:lang w:val="zh_TW" w:bidi="zh_TW"/>
+          </w:rPr>
+          <w:rPr>
+            <w:color w:val="0000EE"/>
+            <w:u w:val="single"/>
+          </w:rPr>
+          <w:t>民22:1</w:t>
+        </w:r>
+      </w:hyperlink>
+      <w:r>
+        <w:rPr>
+          <w:lang w:val="zh_TW" w:bidi="zh_TW"/>
+        </w:rPr>
+        <w:t>，</w:t>
+      </w:r>
+      <w:hyperlink r:id="rId37">
+        <w:r>
+          <w:rPr>
+            <w:lang w:val="zh_TW" w:bidi="zh_TW"/>
+          </w:rPr>
+          <w:rPr>
+            <w:color w:val="0000EE"/>
+            <w:u w:val="single"/>
+          </w:rPr>
+          <w:t>26:3、63</w:t>
+        </w:r>
+      </w:hyperlink>
+      <w:r>
+        <w:rPr>
+          <w:lang w:val="zh_TW" w:bidi="zh_TW"/>
+        </w:rPr>
+        <w:t>；</w:t>
+      </w:r>
+      <w:hyperlink r:id="rId38">
+        <w:r>
+          <w:rPr>
+            <w:lang w:val="zh_TW" w:bidi="zh_TW"/>
+          </w:rPr>
+          <w:rPr>
+            <w:color w:val="0000EE"/>
+            <w:u w:val="single"/>
+          </w:rPr>
+          <w:t>申34:1</w:t>
+        </w:r>
+      </w:hyperlink>
+      <w:r>
+        <w:rPr>
+          <w:lang w:val="zh_TW" w:bidi="zh_TW"/>
+        </w:rPr>
+        <w:t>）以及耶利哥（</w:t>
+      </w:r>
+      <w:hyperlink r:id="rId39">
+        <w:r>
+          <w:rPr>
+            <w:lang w:val="zh_TW" w:bidi="zh_TW"/>
+          </w:rPr>
+          <w:rPr>
+            <w:color w:val="0000EE"/>
+            <w:u w:val="single"/>
+          </w:rPr>
+          <w:t>書4:13，</w:t>
+        </w:r>
+      </w:hyperlink>
+      <w:hyperlink r:id="rId40">
+        <w:r>
+          <w:rPr>
+            <w:lang w:val="zh_TW" w:bidi="zh_TW"/>
+          </w:rPr>
+          <w:rPr>
+            <w:color w:val="0000EE"/>
+            <w:u w:val="single"/>
+          </w:rPr>
+          <w:t>5:10</w:t>
+        </w:r>
+      </w:hyperlink>
+      <w:r>
+        <w:rPr>
+          <w:lang w:val="zh_TW" w:bidi="zh_TW"/>
+        </w:rPr>
+        <w:t>；</w:t>
+      </w:r>
+      <w:hyperlink r:id="rId41">
+        <w:r>
+          <w:rPr>
+            <w:lang w:val="zh_TW" w:bidi="zh_TW"/>
+          </w:rPr>
+          <w:rPr>
+            <w:color w:val="0000EE"/>
+            <w:u w:val="single"/>
+          </w:rPr>
+          <w:t>王下25:5</w:t>
+        </w:r>
+      </w:hyperlink>
+      <w:r>
+        <w:rPr>
+          <w:lang w:val="zh_TW" w:bidi="zh_TW"/>
+        </w:rPr>
+        <w:t>）的地形特徵。該詞帶有定冠詞時（亞拉巴，the Arabah）指的是約旦河谷和死海周圍的平原。該地區的地理特徵有明顯對比；約旦河谷密佈著叢林般的森林，藏有野獸（包括聖經時代的獅子），而該地區又連結死海附近的草原，那裡則一直以來都是沙漠。</w:t>
       </w:r>
     </w:p>
     <w:p>
@@ -284,36 +837,385 @@
         <w:rPr>
           <w:lang w:val="zh_TW" w:bidi="zh_TW"/>
         </w:rPr>
-        <w:t>猶太人特別重視弦樂器，認為這些樂器最適合在聖殿音樂敬拜中使用。許多古代民族也同樣重視弦樂器。例如，大衛王彈奏一種稱為里拉琴（絲弦）的弦樂器。在</w:t>
-      </w:r>
-      <w:hyperlink r:id="rId13">
-        <w:r>
-          <w:rPr>
-            <w:lang w:val="zh_TW" w:bidi="zh_TW"/>
-          </w:rPr>
-          <w:rPr>
-            <w:color w:val="0000EE"/>
-            <w:u w:val="single"/>
-          </w:rPr>
-          <w:t>詩篇一五〇篇4節</w:t>
-        </w:r>
-      </w:hyperlink>
-      <w:r>
-        <w:rPr>
-          <w:lang w:val="zh_TW" w:bidi="zh_TW"/>
-        </w:rPr>
-        <w:t>中，希伯來文單詞米尼姆（minim，意為「絲弦」）指的是各類用來讚美神的弦樂器。</w:t>
-      </w:r>
-    </w:p>
-    <w:p>
-      <w:pPr>
-        <w:pStyle w:val="Heading4"/>
-      </w:pPr>
-      <w:r>
-        <w:rPr>
-          <w:lang w:val="zh_TW" w:bidi="zh_TW"/>
-        </w:rPr>
-        <w:t>阿索爾（Asor）</w:t>
+        <w:t>另有兩個希伯來文詞彙，分別意為「荒廢」和「毀壞」，指的是曾有人居住但後來荒涼的地區或定居點（</w:t>
+      </w:r>
+      <w:hyperlink r:id="rId42">
+        <w:r>
+          <w:rPr>
+            <w:lang w:val="zh_TW" w:bidi="zh_TW"/>
+          </w:rPr>
+          <w:rPr>
+            <w:color w:val="0000EE"/>
+            <w:u w:val="single"/>
+          </w:rPr>
+          <w:t>賽1:7</w:t>
+        </w:r>
+      </w:hyperlink>
+      <w:r>
+        <w:rPr>
+          <w:lang w:val="zh_TW" w:bidi="zh_TW"/>
+        </w:rPr>
+        <w:t>，</w:t>
+      </w:r>
+      <w:hyperlink r:id="rId43">
+        <w:r>
+          <w:rPr>
+            <w:lang w:val="zh_TW" w:bidi="zh_TW"/>
+          </w:rPr>
+          <w:rPr>
+            <w:color w:val="0000EE"/>
+            <w:u w:val="single"/>
+          </w:rPr>
+          <w:t>5:9</w:t>
+        </w:r>
+      </w:hyperlink>
+      <w:r>
+        <w:rPr>
+          <w:lang w:val="zh_TW" w:bidi="zh_TW"/>
+        </w:rPr>
+        <w:t>，</w:t>
+      </w:r>
+      <w:hyperlink r:id="rId44">
+        <w:r>
+          <w:rPr>
+            <w:lang w:val="zh_TW" w:bidi="zh_TW"/>
+          </w:rPr>
+          <w:rPr>
+            <w:color w:val="0000EE"/>
+            <w:u w:val="single"/>
+          </w:rPr>
+          <w:t>6:11</w:t>
+        </w:r>
+      </w:hyperlink>
+      <w:r>
+        <w:rPr>
+          <w:lang w:val="zh_TW" w:bidi="zh_TW"/>
+        </w:rPr>
+        <w:t>；</w:t>
+      </w:r>
+      <w:hyperlink r:id="rId45">
+        <w:r>
+          <w:rPr>
+            <w:lang w:val="zh_TW" w:bidi="zh_TW"/>
+          </w:rPr>
+          <w:rPr>
+            <w:color w:val="0000EE"/>
+            <w:u w:val="single"/>
+          </w:rPr>
+          <w:t>耶42:18</w:t>
+        </w:r>
+      </w:hyperlink>
+      <w:r>
+        <w:rPr>
+          <w:lang w:val="zh_TW" w:bidi="zh_TW"/>
+        </w:rPr>
+        <w:t>；</w:t>
+      </w:r>
+      <w:hyperlink r:id="rId46">
+        <w:r>
+          <w:rPr>
+            <w:lang w:val="zh_TW" w:bidi="zh_TW"/>
+          </w:rPr>
+          <w:rPr>
+            <w:color w:val="0000EE"/>
+            <w:u w:val="single"/>
+          </w:rPr>
+          <w:t>結35:7</w:t>
+        </w:r>
+      </w:hyperlink>
+      <w:r>
+        <w:rPr>
+          <w:lang w:val="zh_TW" w:bidi="zh_TW"/>
+        </w:rPr>
+        <w:t>）。這些詞也更廣泛地用於任何荒涼或廢棄之地（</w:t>
+      </w:r>
+      <w:hyperlink r:id="rId47">
+        <w:r>
+          <w:rPr>
+            <w:lang w:val="zh_TW" w:bidi="zh_TW"/>
+          </w:rPr>
+          <w:rPr>
+            <w:color w:val="0000EE"/>
+            <w:u w:val="single"/>
+          </w:rPr>
+          <w:t>利26:31、33</w:t>
+        </w:r>
+      </w:hyperlink>
+      <w:r>
+        <w:rPr>
+          <w:lang w:val="zh_TW" w:bidi="zh_TW"/>
+        </w:rPr>
+        <w:t>；</w:t>
+      </w:r>
+      <w:hyperlink r:id="rId48">
+        <w:r>
+          <w:rPr>
+            <w:lang w:val="zh_TW" w:bidi="zh_TW"/>
+          </w:rPr>
+          <w:rPr>
+            <w:color w:val="0000EE"/>
+            <w:u w:val="single"/>
+          </w:rPr>
+          <w:t>伯3:14</w:t>
+        </w:r>
+      </w:hyperlink>
+      <w:r>
+        <w:rPr>
+          <w:lang w:val="zh_TW" w:bidi="zh_TW"/>
+        </w:rPr>
+        <w:t>；</w:t>
+      </w:r>
+      <w:hyperlink r:id="rId49">
+        <w:r>
+          <w:rPr>
+            <w:lang w:val="zh_TW" w:bidi="zh_TW"/>
+          </w:rPr>
+          <w:rPr>
+            <w:color w:val="0000EE"/>
+            <w:u w:val="single"/>
+          </w:rPr>
+          <w:t>詩9:6</w:t>
+        </w:r>
+      </w:hyperlink>
+      <w:r>
+        <w:rPr>
+          <w:lang w:val="zh_TW" w:bidi="zh_TW"/>
+        </w:rPr>
+        <w:t>，</w:t>
+      </w:r>
+      <w:hyperlink r:id="rId50">
+        <w:r>
+          <w:rPr>
+            <w:lang w:val="zh_TW" w:bidi="zh_TW"/>
+          </w:rPr>
+          <w:rPr>
+            <w:color w:val="0000EE"/>
+            <w:u w:val="single"/>
+          </w:rPr>
+          <w:t>109:10</w:t>
+        </w:r>
+      </w:hyperlink>
+      <w:r>
+        <w:rPr>
+          <w:lang w:val="zh_TW" w:bidi="zh_TW"/>
+        </w:rPr>
+        <w:t>；</w:t>
+      </w:r>
+      <w:hyperlink r:id="rId51">
+        <w:r>
+          <w:rPr>
+            <w:lang w:val="zh_TW" w:bidi="zh_TW"/>
+          </w:rPr>
+          <w:rPr>
+            <w:color w:val="0000EE"/>
+            <w:u w:val="single"/>
+          </w:rPr>
+          <w:t>賽5:17</w:t>
+        </w:r>
+      </w:hyperlink>
+      <w:r>
+        <w:rPr>
+          <w:lang w:val="zh_TW" w:bidi="zh_TW"/>
+        </w:rPr>
+        <w:t>，</w:t>
+      </w:r>
+      <w:hyperlink r:id="rId52">
+        <w:r>
+          <w:rPr>
+            <w:lang w:val="zh_TW" w:bidi="zh_TW"/>
+          </w:rPr>
+          <w:rPr>
+            <w:color w:val="0000EE"/>
+            <w:u w:val="single"/>
+          </w:rPr>
+          <w:t>44:26</w:t>
+        </w:r>
+      </w:hyperlink>
+      <w:r>
+        <w:rPr>
+          <w:lang w:val="zh_TW" w:bidi="zh_TW"/>
+        </w:rPr>
+        <w:t>，</w:t>
+      </w:r>
+      <w:hyperlink r:id="rId53">
+        <w:r>
+          <w:rPr>
+            <w:lang w:val="zh_TW" w:bidi="zh_TW"/>
+          </w:rPr>
+          <w:rPr>
+            <w:color w:val="0000EE"/>
+            <w:u w:val="single"/>
+          </w:rPr>
+          <w:t>51:3</w:t>
+        </w:r>
+      </w:hyperlink>
+      <w:r>
+        <w:rPr>
+          <w:lang w:val="zh_TW" w:bidi="zh_TW"/>
+        </w:rPr>
+        <w:t>，</w:t>
+      </w:r>
+      <w:hyperlink r:id="rId54">
+        <w:r>
+          <w:rPr>
+            <w:lang w:val="zh_TW" w:bidi="zh_TW"/>
+          </w:rPr>
+          <w:rPr>
+            <w:color w:val="0000EE"/>
+            <w:u w:val="single"/>
+          </w:rPr>
+          <w:t>52:9</w:t>
+        </w:r>
+      </w:hyperlink>
+      <w:r>
+        <w:rPr>
+          <w:lang w:val="zh_TW" w:bidi="zh_TW"/>
+        </w:rPr>
+        <w:t>；</w:t>
+      </w:r>
+      <w:hyperlink r:id="rId55">
+        <w:r>
+          <w:rPr>
+            <w:lang w:val="zh_TW" w:bidi="zh_TW"/>
+          </w:rPr>
+          <w:rPr>
+            <w:color w:val="0000EE"/>
+            <w:u w:val="single"/>
+          </w:rPr>
+          <w:t>耶7:34</w:t>
+        </w:r>
+      </w:hyperlink>
+      <w:r>
+        <w:rPr>
+          <w:lang w:val="zh_TW" w:bidi="zh_TW"/>
+        </w:rPr>
+        <w:t>；</w:t>
+      </w:r>
+      <w:hyperlink r:id="rId56">
+        <w:r>
+          <w:rPr>
+            <w:lang w:val="zh_TW" w:bidi="zh_TW"/>
+          </w:rPr>
+          <w:rPr>
+            <w:color w:val="0000EE"/>
+            <w:u w:val="single"/>
+          </w:rPr>
+          <w:t>結5:14</w:t>
+        </w:r>
+      </w:hyperlink>
+      <w:r>
+        <w:rPr>
+          <w:lang w:val="zh_TW" w:bidi="zh_TW"/>
+        </w:rPr>
+        <w:t>）。其中一個詞也用於指出埃及的曠野（</w:t>
+      </w:r>
+      <w:hyperlink r:id="rId57">
+        <w:r>
+          <w:rPr>
+            <w:lang w:val="zh_TW" w:bidi="zh_TW"/>
+          </w:rPr>
+          <w:rPr>
+            <w:color w:val="0000EE"/>
+            <w:u w:val="single"/>
+          </w:rPr>
+          <w:t>賽48:21</w:t>
+        </w:r>
+      </w:hyperlink>
+      <w:r>
+        <w:rPr>
+          <w:lang w:val="zh_TW" w:bidi="zh_TW"/>
+        </w:rPr>
+        <w:t>）。另一個意為「荒廢」的詞（</w:t>
+      </w:r>
+      <w:hyperlink r:id="rId58">
+        <w:r>
+          <w:rPr>
+            <w:lang w:val="zh_TW" w:bidi="zh_TW"/>
+          </w:rPr>
+          <w:rPr>
+            <w:color w:val="0000EE"/>
+            <w:u w:val="single"/>
+          </w:rPr>
+          <w:t>詩78:40</w:t>
+        </w:r>
+      </w:hyperlink>
+      <w:r>
+        <w:rPr>
+          <w:lang w:val="zh_TW" w:bidi="zh_TW"/>
+        </w:rPr>
+        <w:t>；</w:t>
+      </w:r>
+      <w:hyperlink r:id="rId59">
+        <w:r>
+          <w:rPr>
+            <w:lang w:val="zh_TW" w:bidi="zh_TW"/>
+          </w:rPr>
+          <w:rPr>
+            <w:color w:val="0000EE"/>
+            <w:u w:val="single"/>
+          </w:rPr>
+          <w:t>賽43:19–20</w:t>
+        </w:r>
+      </w:hyperlink>
+      <w:r>
+        <w:rPr>
+          <w:lang w:val="zh_TW" w:bidi="zh_TW"/>
+        </w:rPr>
+        <w:t>），在加上定冠詞後，成為耶下望（Jeshimon）這個專有名詞，指的是死海以西的一片土地（</w:t>
+      </w:r>
+      <w:hyperlink r:id="rId60">
+        <w:r>
+          <w:rPr>
+            <w:lang w:val="zh_TW" w:bidi="zh_TW"/>
+          </w:rPr>
+          <w:rPr>
+            <w:color w:val="0000EE"/>
+            <w:u w:val="single"/>
+          </w:rPr>
+          <w:t>民21:20</w:t>
+        </w:r>
+      </w:hyperlink>
+      <w:r>
+        <w:rPr>
+          <w:lang w:val="zh_TW" w:bidi="zh_TW"/>
+        </w:rPr>
+        <w:t>；</w:t>
+      </w:r>
+      <w:hyperlink r:id="rId61">
+        <w:r>
+          <w:rPr>
+            <w:lang w:val="zh_TW" w:bidi="zh_TW"/>
+          </w:rPr>
+          <w:rPr>
+            <w:color w:val="0000EE"/>
+            <w:u w:val="single"/>
+          </w:rPr>
+          <w:t>撒上23:24</w:t>
+        </w:r>
+      </w:hyperlink>
+      <w:r>
+        <w:rPr>
+          <w:lang w:val="zh_TW" w:bidi="zh_TW"/>
+        </w:rPr>
+        <w:t>，</w:t>
+      </w:r>
+      <w:hyperlink r:id="rId62">
+        <w:r>
+          <w:rPr>
+            <w:lang w:val="zh_TW" w:bidi="zh_TW"/>
+          </w:rPr>
+          <w:rPr>
+            <w:color w:val="0000EE"/>
+            <w:u w:val="single"/>
+          </w:rPr>
+          <w:t>26:1</w:t>
+        </w:r>
+      </w:hyperlink>
+      <w:r>
+        <w:rPr>
+          <w:lang w:val="zh_TW" w:bidi="zh_TW"/>
+        </w:rPr>
+        <w:t xml:space="preserve">）。 </w:t>
       </w:r>
     </w:p>
     <w:p>
@@ -327,18 +1229,18 @@
         <w:rPr>
           <w:lang w:val="zh_TW" w:bidi="zh_TW"/>
         </w:rPr>
-        <w:t>阿索爾在詩篇中出現了三次（</w:t>
-      </w:r>
-      <w:hyperlink r:id="rId14">
-        <w:r>
-          <w:rPr>
-            <w:lang w:val="zh_TW" w:bidi="zh_TW"/>
-          </w:rPr>
-          <w:rPr>
-            <w:color w:val="0000EE"/>
-            <w:u w:val="single"/>
-          </w:rPr>
-          <w:t>詩33:2</w:t>
+        <w:t>在新約中，「曠野（wilderness）」這個名詞和「荒野（desert）」這個形容詞（</w:t>
+      </w:r>
+      <w:hyperlink r:id="rId22">
+        <w:r>
+          <w:rPr>
+            <w:lang w:val="zh_TW" w:bidi="zh_TW"/>
+          </w:rPr>
+          <w:rPr>
+            <w:color w:val="0000EE"/>
+            <w:u w:val="single"/>
+          </w:rPr>
+          <w:t>太3:1</w:t>
         </w:r>
       </w:hyperlink>
       <w:r>
@@ -347,52 +1249,77 @@
         </w:rPr>
         <w:t>，</w:t>
       </w:r>
-      <w:hyperlink r:id="rId15">
-        <w:r>
-          <w:rPr>
-            <w:lang w:val="zh_TW" w:bidi="zh_TW"/>
-          </w:rPr>
-          <w:rPr>
-            <w:color w:val="0000EE"/>
-            <w:u w:val="single"/>
-          </w:rPr>
-          <w:t>92:3</w:t>
-        </w:r>
-      </w:hyperlink>
-      <w:r>
-        <w:rPr>
-          <w:lang w:val="zh_TW" w:bidi="zh_TW"/>
-        </w:rPr>
-        <w:t>，</w:t>
-      </w:r>
-      <w:hyperlink r:id="rId16">
-        <w:r>
-          <w:rPr>
-            <w:lang w:val="zh_TW" w:bidi="zh_TW"/>
-          </w:rPr>
-          <w:rPr>
-            <w:color w:val="0000EE"/>
-            <w:u w:val="single"/>
-          </w:rPr>
-          <w:t>144:9</w:t>
-        </w:r>
-      </w:hyperlink>
-      <w:r>
-        <w:rPr>
-          <w:lang w:val="zh_TW" w:bidi="zh_TW"/>
-        </w:rPr>
-        <w:t>）。阿索爾這個詞（在希伯來文中意為「十」），可能指一種具有十條弦的樂器。學者認為阿索爾可能類似腓尼基的齊特琴（一種平面的弦樂器），有十根弦。它也可能類似於魯特琴（另一種弦樂器）。</w:t>
-      </w:r>
-    </w:p>
-    <w:p>
-      <w:pPr>
-        <w:pStyle w:val="Heading4"/>
-      </w:pPr>
-      <w:r>
-        <w:rPr>
-          <w:lang w:val="zh_TW" w:bidi="zh_TW"/>
-        </w:rPr>
-        <w:t>卡索斯（Kathros）</w:t>
+      <w:hyperlink r:id="rId63">
+        <w:r>
+          <w:rPr>
+            <w:lang w:val="zh_TW" w:bidi="zh_TW"/>
+          </w:rPr>
+          <w:rPr>
+            <w:color w:val="0000EE"/>
+            <w:u w:val="single"/>
+          </w:rPr>
+          <w:t>24:26</w:t>
+        </w:r>
+      </w:hyperlink>
+      <w:r>
+        <w:rPr>
+          <w:lang w:val="zh_TW" w:bidi="zh_TW"/>
+        </w:rPr>
+        <w:t>；</w:t>
+      </w:r>
+      <w:hyperlink r:id="rId64">
+        <w:r>
+          <w:rPr>
+            <w:lang w:val="zh_TW" w:bidi="zh_TW"/>
+          </w:rPr>
+          <w:rPr>
+            <w:color w:val="0000EE"/>
+            <w:u w:val="single"/>
+          </w:rPr>
+          <w:t>路5:16</w:t>
+        </w:r>
+      </w:hyperlink>
+      <w:r>
+        <w:rPr>
+          <w:lang w:val="zh_TW" w:bidi="zh_TW"/>
+        </w:rPr>
+        <w:t>；</w:t>
+      </w:r>
+      <w:hyperlink r:id="rId65">
+        <w:r>
+          <w:rPr>
+            <w:lang w:val="zh_TW" w:bidi="zh_TW"/>
+          </w:rPr>
+          <w:rPr>
+            <w:color w:val="0000EE"/>
+            <w:u w:val="single"/>
+          </w:rPr>
+          <w:t>約6:31</w:t>
+        </w:r>
+      </w:hyperlink>
+      <w:r>
+        <w:rPr>
+          <w:lang w:val="zh_TW" w:bidi="zh_TW"/>
+        </w:rPr>
+        <w:t>；</w:t>
+      </w:r>
+      <w:hyperlink r:id="rId66">
+        <w:r>
+          <w:rPr>
+            <w:lang w:val="zh_TW" w:bidi="zh_TW"/>
+          </w:rPr>
+          <w:rPr>
+            <w:color w:val="0000EE"/>
+            <w:u w:val="single"/>
+          </w:rPr>
+          <w:t>徒8:26</w:t>
+        </w:r>
+      </w:hyperlink>
+      <w:r>
+        <w:rPr>
+          <w:lang w:val="zh_TW" w:bidi="zh_TW"/>
+        </w:rPr>
+        <w:t>）都源自相同的希臘文詞根。</w:t>
       </w:r>
     </w:p>
     <w:p>
@@ -406,72 +1333,108 @@
         <w:rPr>
           <w:lang w:val="zh_TW" w:bidi="zh_TW"/>
         </w:rPr>
-        <w:t>卡索斯是尼布甲尼撒王宮中演奏的樂器，可能與里拉琴相近，是一種手持的小型豎琴類樂器（</w:t>
-      </w:r>
-      <w:hyperlink r:id="rId17">
-        <w:r>
-          <w:rPr>
-            <w:lang w:val="zh_TW" w:bidi="zh_TW"/>
-          </w:rPr>
-          <w:rPr>
-            <w:color w:val="0000EE"/>
-            <w:u w:val="single"/>
-          </w:rPr>
-          <w:t>但3:5</w:t>
-        </w:r>
-      </w:hyperlink>
-      <w:r>
-        <w:rPr>
-          <w:lang w:val="zh_TW" w:bidi="zh_TW"/>
-        </w:rPr>
-        <w:t>、</w:t>
-      </w:r>
-      <w:hyperlink r:id="rId17">
-        <w:r>
-          <w:rPr>
-            <w:lang w:val="zh_TW" w:bidi="zh_TW"/>
-          </w:rPr>
-          <w:rPr>
-            <w:color w:val="0000EE"/>
-            <w:u w:val="single"/>
-          </w:rPr>
-          <w:t>7</w:t>
-        </w:r>
-      </w:hyperlink>
-      <w:r>
-        <w:rPr>
-          <w:lang w:val="zh_TW" w:bidi="zh_TW"/>
-        </w:rPr>
-        <w:t>、</w:t>
-      </w:r>
-      <w:hyperlink r:id="rId17">
-        <w:r>
-          <w:rPr>
-            <w:lang w:val="zh_TW" w:bidi="zh_TW"/>
-          </w:rPr>
-          <w:rPr>
-            <w:color w:val="0000EE"/>
-            <w:u w:val="single"/>
-          </w:rPr>
-          <w:t>10</w:t>
-        </w:r>
-      </w:hyperlink>
-      <w:r>
-        <w:rPr>
-          <w:lang w:val="zh_TW" w:bidi="zh_TW"/>
-        </w:rPr>
-        <w:t>、</w:t>
-      </w:r>
-      <w:hyperlink r:id="rId17">
-        <w:r>
-          <w:rPr>
-            <w:lang w:val="zh_TW" w:bidi="zh_TW"/>
-          </w:rPr>
-          <w:rPr>
-            <w:color w:val="0000EE"/>
-            <w:u w:val="single"/>
-          </w:rPr>
-          <w:t>15</w:t>
+        <w:t>整個聖經歷史經常被解釋為具有曠野或荒野的主題。這可以被看作是人類在伊甸園之外的領域不順服的經歷；以色列人在出埃及期間的漂流；在曠野中的純正信仰與城中軟弱、偶像崇拜之間的鬥爭。曠野被視為鬼和死亡的領域（</w:t>
+      </w:r>
+      <w:hyperlink r:id="rId67">
+        <w:r>
+          <w:rPr>
+            <w:lang w:val="zh_TW" w:bidi="zh_TW"/>
+          </w:rPr>
+          <w:rPr>
+            <w:color w:val="0000EE"/>
+            <w:u w:val="single"/>
+          </w:rPr>
+          <w:t>申32:17</w:t>
+        </w:r>
+      </w:hyperlink>
+      <w:r>
+        <w:rPr>
+          <w:lang w:val="zh_TW" w:bidi="zh_TW"/>
+        </w:rPr>
+        <w:t>；</w:t>
+      </w:r>
+      <w:hyperlink r:id="rId68">
+        <w:r>
+          <w:rPr>
+            <w:lang w:val="zh_TW" w:bidi="zh_TW"/>
+          </w:rPr>
+          <w:rPr>
+            <w:color w:val="0000EE"/>
+            <w:u w:val="single"/>
+          </w:rPr>
+          <w:t>賽34:13–14</w:t>
+        </w:r>
+      </w:hyperlink>
+      <w:r>
+        <w:rPr>
+          <w:lang w:val="zh_TW" w:bidi="zh_TW"/>
+        </w:rPr>
+        <w:t>）；其邪惡的荒野類似於創造時的原始混沌（</w:t>
+      </w:r>
+      <w:hyperlink r:id="rId69">
+        <w:r>
+          <w:rPr>
+            <w:lang w:val="zh_TW" w:bidi="zh_TW"/>
+          </w:rPr>
+          <w:rPr>
+            <w:color w:val="0000EE"/>
+            <w:u w:val="single"/>
+          </w:rPr>
+          <w:t>創1:2</w:t>
+        </w:r>
+      </w:hyperlink>
+      <w:r>
+        <w:rPr>
+          <w:lang w:val="zh_TW" w:bidi="zh_TW"/>
+        </w:rPr>
+        <w:t>；</w:t>
+      </w:r>
+      <w:hyperlink r:id="rId70">
+        <w:r>
+          <w:rPr>
+            <w:lang w:val="zh_TW" w:bidi="zh_TW"/>
+          </w:rPr>
+          <w:rPr>
+            <w:color w:val="0000EE"/>
+            <w:u w:val="single"/>
+          </w:rPr>
+          <w:t>伯26:7</w:t>
+        </w:r>
+      </w:hyperlink>
+      <w:r>
+        <w:rPr>
+          <w:lang w:val="zh_TW" w:bidi="zh_TW"/>
+        </w:rPr>
+        <w:t>）。有幾段感人的經文描述曠野谷地中生命的復興（例如，</w:t>
+      </w:r>
+      <w:hyperlink r:id="rId71">
+        <w:r>
+          <w:rPr>
+            <w:lang w:val="zh_TW" w:bidi="zh_TW"/>
+          </w:rPr>
+          <w:rPr>
+            <w:color w:val="0000EE"/>
+            <w:u w:val="single"/>
+          </w:rPr>
+          <w:t>結37章</w:t>
+        </w:r>
+      </w:hyperlink>
+      <w:r>
+        <w:rPr>
+          <w:lang w:val="zh_TW" w:bidi="zh_TW"/>
+        </w:rPr>
+        <w:t>），或荒地轉變為豐盛的花園（</w:t>
+      </w:r>
+      <w:hyperlink r:id="rId72">
+        <w:r>
+          <w:rPr>
+            <w:lang w:val="zh_TW" w:bidi="zh_TW"/>
+          </w:rPr>
+          <w:rPr>
+            <w:color w:val="0000EE"/>
+            <w:u w:val="single"/>
+          </w:rPr>
+          <w:t>賽41:18–20</w:t>
         </w:r>
       </w:hyperlink>
       <w:r>
@@ -479,17 +1442,6 @@
           <w:lang w:val="zh_TW" w:bidi="zh_TW"/>
         </w:rPr>
         <w:t>）。</w:t>
-      </w:r>
-    </w:p>
-    <w:p>
-      <w:pPr>
-        <w:pStyle w:val="Heading4"/>
-      </w:pPr>
-      <w:r>
-        <w:rPr>
-          <w:lang w:val="zh_TW" w:bidi="zh_TW"/>
-        </w:rPr>
-        <w:t>基諾爾（Kinnor）</w:t>
       </w:r>
     </w:p>
     <w:p>
@@ -503,7 +1455,133 @@
         <w:rPr>
           <w:lang w:val="zh_TW" w:bidi="zh_TW"/>
         </w:rPr>
-        <w:t>基諾爾在聖經中出現的次數比其它樂器更多，共有42次。許多人稱它為「大衛的豎琴」，並視為猶太人最喜愛的樂器。它比大型豎琴更接近里拉琴。其弦的數量不確定，但弦通常以羊腸製作，共鳴箱位於樂器底部。</w:t>
+        <w:t>曠野也是神與祂百姓相遇的地方（</w:t>
+      </w:r>
+      <w:hyperlink r:id="rId73">
+        <w:r>
+          <w:rPr>
+            <w:lang w:val="zh_TW" w:bidi="zh_TW"/>
+          </w:rPr>
+          <w:rPr>
+            <w:color w:val="0000EE"/>
+            <w:u w:val="single"/>
+          </w:rPr>
+          <w:t>申32:10–12</w:t>
+        </w:r>
+      </w:hyperlink>
+      <w:r>
+        <w:rPr>
+          <w:lang w:val="zh_TW" w:bidi="zh_TW"/>
+        </w:rPr>
+        <w:t>），祂在那裡看顧他們，並試煉他們的順服（</w:t>
+      </w:r>
+      <w:hyperlink r:id="rId74">
+        <w:r>
+          <w:rPr>
+            <w:lang w:val="zh_TW" w:bidi="zh_TW"/>
+          </w:rPr>
+          <w:rPr>
+            <w:color w:val="0000EE"/>
+            <w:u w:val="single"/>
+          </w:rPr>
+          <w:t>耶2:2</w:t>
+        </w:r>
+      </w:hyperlink>
+      <w:r>
+        <w:rPr>
+          <w:lang w:val="zh_TW" w:bidi="zh_TW"/>
+        </w:rPr>
+        <w:t>；</w:t>
+      </w:r>
+      <w:hyperlink r:id="rId75">
+        <w:r>
+          <w:rPr>
+            <w:lang w:val="zh_TW" w:bidi="zh_TW"/>
+          </w:rPr>
+          <w:rPr>
+            <w:color w:val="0000EE"/>
+            <w:u w:val="single"/>
+          </w:rPr>
+          <w:t>何2:14–15</w:t>
+        </w:r>
+      </w:hyperlink>
+      <w:r>
+        <w:rPr>
+          <w:lang w:val="zh_TW" w:bidi="zh_TW"/>
+        </w:rPr>
+        <w:t>）。最後，曠野是避難、潔淨和奉獻的地方。在福音書中，出埃及的曠野主題，在耶穌被試探的四十晝夜中再次出現（</w:t>
+      </w:r>
+      <w:hyperlink r:id="rId23">
+        <w:r>
+          <w:rPr>
+            <w:lang w:val="zh_TW" w:bidi="zh_TW"/>
+          </w:rPr>
+          <w:rPr>
+            <w:color w:val="0000EE"/>
+            <w:u w:val="single"/>
+          </w:rPr>
+          <w:t>可1:13</w:t>
+        </w:r>
+      </w:hyperlink>
+      <w:r>
+        <w:rPr>
+          <w:lang w:val="zh_TW" w:bidi="zh_TW"/>
+        </w:rPr>
+        <w:t>；參</w:t>
+      </w:r>
+      <w:hyperlink r:id="rId76">
+        <w:r>
+          <w:rPr>
+            <w:lang w:val="zh_TW" w:bidi="zh_TW"/>
+          </w:rPr>
+          <w:rPr>
+            <w:color w:val="0000EE"/>
+            <w:u w:val="single"/>
+          </w:rPr>
+          <w:t>詩91篇</w:t>
+        </w:r>
+      </w:hyperlink>
+      <w:r>
+        <w:rPr>
+          <w:lang w:val="zh_TW" w:bidi="zh_TW"/>
+        </w:rPr>
+        <w:t>）。早期教會的沙漠教父和中世紀的隱士，正是仿效以利亞先知和施洗約翰（</w:t>
+      </w:r>
+      <w:hyperlink r:id="rId77">
+        <w:r>
+          <w:rPr>
+            <w:lang w:val="zh_TW" w:bidi="zh_TW"/>
+          </w:rPr>
+          <w:rPr>
+            <w:color w:val="0000EE"/>
+            <w:u w:val="single"/>
+          </w:rPr>
+          <w:t>王上19:4–8</w:t>
+        </w:r>
+      </w:hyperlink>
+      <w:r>
+        <w:rPr>
+          <w:lang w:val="zh_TW" w:bidi="zh_TW"/>
+        </w:rPr>
+        <w:t>；</w:t>
+      </w:r>
+      <w:hyperlink r:id="rId78">
+        <w:r>
+          <w:rPr>
+            <w:lang w:val="zh_TW" w:bidi="zh_TW"/>
+          </w:rPr>
+          <w:rPr>
+            <w:color w:val="0000EE"/>
+            <w:u w:val="single"/>
+          </w:rPr>
+          <w:t>太3:1–6</w:t>
+        </w:r>
+      </w:hyperlink>
+      <w:r>
+        <w:rPr>
+          <w:lang w:val="zh_TW" w:bidi="zh_TW"/>
+        </w:rPr>
+        <w:t>）。</w:t>
       </w:r>
     </w:p>
     <w:p>
@@ -515,128 +1593,62 @@
       </w:r>
       <w:r>
         <w:rPr>
-          <w:lang w:val="zh_TW" w:bidi="zh_TW"/>
-        </w:rPr>
-        <w:t>我們並不確定基諾爾是以撥片或徒手演奏。聖經說大衛「用手彈奏它」（</w:t>
-      </w:r>
-      <w:hyperlink r:id="rId18">
-        <w:r>
-          <w:rPr>
-            <w:lang w:val="zh_TW" w:bidi="zh_TW"/>
-          </w:rPr>
-          <w:rPr>
-            <w:color w:val="0000EE"/>
-            <w:u w:val="single"/>
-          </w:rPr>
-          <w:t>撒上16:23</w:t>
-        </w:r>
-      </w:hyperlink>
-      <w:r>
-        <w:rPr>
-          <w:lang w:val="zh_TW" w:bidi="zh_TW"/>
-        </w:rPr>
-        <w:t>），可能表示徒手演奏並非常態。基諾爾的音色「優美」（</w:t>
-      </w:r>
-      <w:hyperlink r:id="rId19">
-        <w:r>
-          <w:rPr>
-            <w:lang w:val="zh_TW" w:bidi="zh_TW"/>
-          </w:rPr>
-          <w:rPr>
-            <w:color w:val="0000EE"/>
-            <w:u w:val="single"/>
-          </w:rPr>
-          <w:t>詩81:2</w:t>
-        </w:r>
-      </w:hyperlink>
-      <w:r>
-        <w:rPr>
-          <w:lang w:val="zh_TW" w:bidi="zh_TW"/>
-        </w:rPr>
-        <w:t>），可用於敬拜、慶典與國事場合（</w:t>
-      </w:r>
-      <w:hyperlink r:id="rId20">
-        <w:r>
-          <w:rPr>
-            <w:lang w:val="zh_TW" w:bidi="zh_TW"/>
-          </w:rPr>
-          <w:rPr>
-            <w:color w:val="0000EE"/>
-            <w:u w:val="single"/>
-          </w:rPr>
-          <w:t>撒上10:5</w:t>
-        </w:r>
-      </w:hyperlink>
+          <w:i/>
+          <w:lang w:val="zh_TW" w:bidi="zh_TW"/>
+        </w:rPr>
+        <w:t>另見</w:t>
+      </w:r>
+      <w:r>
+        <w:rPr>
+          <w:lang w:val="zh_TW" w:bidi="zh_TW"/>
+        </w:rPr>
+        <w:t xml:space="preserve"> </w:t>
+      </w:r>
+      <w:r>
+        <w:rPr>
+          <w:lang w:val="zh_TW" w:bidi="zh_TW"/>
+        </w:rPr>
+        <w:t>南地</w:t>
+      </w:r>
       <w:r>
         <w:rPr>
           <w:lang w:val="zh_TW" w:bidi="zh_TW"/>
         </w:rPr>
         <w:t>；</w:t>
       </w:r>
-      <w:hyperlink r:id="rId21">
-        <w:r>
-          <w:rPr>
-            <w:lang w:val="zh_TW" w:bidi="zh_TW"/>
-          </w:rPr>
-          <w:rPr>
-            <w:color w:val="0000EE"/>
-            <w:u w:val="single"/>
-          </w:rPr>
-          <w:t>撒下6:5</w:t>
-        </w:r>
-      </w:hyperlink>
+      <w:r>
+        <w:rPr>
+          <w:lang w:val="zh_TW" w:bidi="zh_TW"/>
+        </w:rPr>
+        <w:t>巴勒斯坦</w:t>
+      </w:r>
       <w:r>
         <w:rPr>
           <w:lang w:val="zh_TW" w:bidi="zh_TW"/>
         </w:rPr>
         <w:t>；</w:t>
       </w:r>
-      <w:hyperlink r:id="rId22">
-        <w:r>
-          <w:rPr>
-            <w:lang w:val="zh_TW" w:bidi="zh_TW"/>
-          </w:rPr>
-          <w:rPr>
-            <w:color w:val="0000EE"/>
-            <w:u w:val="single"/>
-          </w:rPr>
-          <w:t>賽5:12</w:t>
-        </w:r>
-      </w:hyperlink>
-      <w:r>
-        <w:rPr>
-          <w:lang w:val="zh_TW" w:bidi="zh_TW"/>
-        </w:rPr>
-        <w:t>）。牧羊人也會彈奏它（</w:t>
-      </w:r>
-      <w:hyperlink r:id="rId23">
-        <w:r>
-          <w:rPr>
-            <w:lang w:val="zh_TW" w:bidi="zh_TW"/>
-          </w:rPr>
-          <w:rPr>
-            <w:color w:val="0000EE"/>
-            <w:u w:val="single"/>
-          </w:rPr>
-          <w:t>撒上16:16</w:t>
-        </w:r>
-      </w:hyperlink>
-      <w:r>
-        <w:rPr>
-          <w:lang w:val="zh_TW" w:bidi="zh_TW"/>
-        </w:rPr>
-        <w:t>）。</w:t>
-      </w:r>
-    </w:p>
-    <w:p>
-      <w:pPr>
-        <w:pStyle w:val="Heading4"/>
-      </w:pPr>
-      <w:r>
-        <w:rPr>
-          <w:lang w:val="zh_TW" w:bidi="zh_TW"/>
-        </w:rPr>
-        <w:t>內伯（Nebel）</w:t>
+      <w:r>
+        <w:rPr>
+          <w:lang w:val="zh_TW" w:bidi="zh_TW"/>
+        </w:rPr>
+        <w:t>曠野</w:t>
+      </w:r>
+      <w:r>
+        <w:rPr>
+          <w:lang w:val="zh_TW" w:bidi="zh_TW"/>
+        </w:rPr>
+        <w:t>。</w:t>
+      </w:r>
+      <w:r>
+        <w:rPr>
+          <w:lang w:val="zh_TW" w:bidi="zh_TW"/>
+        </w:rPr>
+      </w:r>
+      <w:r>
+        <w:rPr>
+          <w:lang w:val="zh_TW" w:bidi="zh_TW"/>
+        </w:rPr>
       </w:r>
     </w:p>
     <w:p>
@@ -646,107 +1658,21 @@
           <w:lang w:val="zh_TW" w:bidi="zh_TW"/>
         </w:rPr>
       </w:r>
-      <w:r>
-        <w:rPr>
-          <w:lang w:val="zh_TW" w:bidi="zh_TW"/>
-        </w:rPr>
-        <w:t>在聖經中出現了27次。希伯來文中的內伯一詞意為「皮」或「皮瓶」。這可能是因為這種樂器的形狀像瓶子，底部圓而寬，能發出聲音。它是豎琴的一種（</w:t>
-      </w:r>
-      <w:r>
-        <w:rPr>
-          <w:lang w:val="zh_TW" w:bidi="zh_TW"/>
-        </w:rPr>
-        <w:t>和合本譯為「瑟」，</w:t>
-      </w:r>
-      <w:hyperlink r:id="rId21">
-        <w:r>
-          <w:rPr>
-            <w:lang w:val="zh_TW" w:bidi="zh_TW"/>
-          </w:rPr>
-          <w:rPr>
-            <w:color w:val="0000EE"/>
-            <w:u w:val="single"/>
-          </w:rPr>
-          <w:t>撒下6:5</w:t>
-        </w:r>
-      </w:hyperlink>
-      <w:r>
-        <w:rPr>
-          <w:lang w:val="zh_TW" w:bidi="zh_TW"/>
-        </w:rPr>
-        <w:t>；</w:t>
-      </w:r>
-      <w:hyperlink r:id="rId24">
-        <w:r>
-          <w:rPr>
-            <w:lang w:val="zh_TW" w:bidi="zh_TW"/>
-          </w:rPr>
-          <w:rPr>
-            <w:color w:val="0000EE"/>
-            <w:u w:val="single"/>
-          </w:rPr>
-          <w:t>王上10:12</w:t>
-        </w:r>
-      </w:hyperlink>
-      <w:r>
-        <w:rPr>
-          <w:lang w:val="zh_TW" w:bidi="zh_TW"/>
-        </w:rPr>
-        <w:t>；</w:t>
-      </w:r>
-      <w:hyperlink r:id="rId25">
-        <w:r>
-          <w:rPr>
-            <w:lang w:val="zh_TW" w:bidi="zh_TW"/>
-          </w:rPr>
-          <w:rPr>
-            <w:color w:val="0000EE"/>
-            <w:u w:val="single"/>
-          </w:rPr>
-          <w:t>尼12:27</w:t>
-        </w:r>
-      </w:hyperlink>
-      <w:r>
-        <w:rPr>
-          <w:lang w:val="zh_TW" w:bidi="zh_TW"/>
-        </w:rPr>
-        <w:t>；</w:t>
-      </w:r>
-      <w:hyperlink r:id="rId26">
-        <w:r>
-          <w:rPr>
-            <w:lang w:val="zh_TW" w:bidi="zh_TW"/>
-          </w:rPr>
-          <w:rPr>
-            <w:color w:val="0000EE"/>
-            <w:u w:val="single"/>
-          </w:rPr>
-          <w:t>詩57:8</w:t>
-        </w:r>
-      </w:hyperlink>
-      <w:r>
-        <w:rPr>
-          <w:lang w:val="zh_TW" w:bidi="zh_TW"/>
-        </w:rPr>
-        <w:t>；</w:t>
-      </w:r>
-      <w:hyperlink r:id="rId27">
-        <w:r>
-          <w:rPr>
-            <w:lang w:val="zh_TW" w:bidi="zh_TW"/>
-          </w:rPr>
-          <w:rPr>
-            <w:color w:val="0000EE"/>
-            <w:u w:val="single"/>
-          </w:rPr>
-          <w:t>摩5:23</w:t>
-        </w:r>
-      </w:hyperlink>
-      <w:r>
-        <w:rPr>
-          <w:lang w:val="zh_TW" w:bidi="zh_TW"/>
-        </w:rPr>
-        <w:t>），可能與埃及的豎琴相似，演奏方式可能為徒手彈奏。內伯比基諾爾更大、聲音更響亮。</w:t>
+    </w:p>
+    <w:p>
+      <w:pPr>
+        <w:pStyle w:val="Heading2"/>
+      </w:pPr>
+      <w:r>
+        <w:rPr>
+          <w:lang w:val="zh_TW" w:bidi="zh_TW"/>
+        </w:rPr>
+        <w:t>曠野</w:t>
+      </w:r>
+      <w:r>
+        <w:rPr>
+          <w:lang w:val="zh_TW" w:bidi="zh_TW"/>
+        </w:rPr>
       </w:r>
     </w:p>
     <w:p>
@@ -760,18 +1686,18 @@
         <w:rPr>
           <w:lang w:val="zh_TW" w:bidi="zh_TW"/>
         </w:rPr>
-        <w:t>現代英文聖經通常將內伯翻譯為「豎琴」。有英文譯本則使用「薩泰里琴」（psaltery）或「維奧爾琴」（viol）（兩者都是弦樂器的古老名稱）。</w:t>
+        <w:t>指的是荒蕪、人跡罕至或不適合長期居住的地方。曠野可以是沙漠、山脈、森林或沼澤。</w:t>
       </w:r>
     </w:p>
     <w:p>
       <w:pPr>
-        <w:pStyle w:val="Heading4"/>
-      </w:pPr>
-      <w:r>
-        <w:rPr>
-          <w:lang w:val="zh_TW" w:bidi="zh_TW"/>
-        </w:rPr>
-        <w:t>普桑特林（Psantrin）</w:t>
+        <w:pStyle w:val="Heading3"/>
+      </w:pPr>
+      <w:r>
+        <w:rPr>
+          <w:lang w:val="zh_TW" w:bidi="zh_TW"/>
+        </w:rPr>
+        <w:t>曠野是什麼樣的？</w:t>
       </w:r>
     </w:p>
     <w:p>
@@ -785,36 +1711,7 @@
         <w:rPr>
           <w:lang w:val="zh_TW" w:bidi="zh_TW"/>
         </w:rPr>
-        <w:t>普桑特林（也稱為pesanterin）是來自希臘的樂器。曾在尼布甲尼撒王的樂隊中演奏（</w:t>
-      </w:r>
-      <w:hyperlink r:id="rId28">
-        <w:r>
-          <w:rPr>
-            <w:lang w:val="zh_TW" w:bidi="zh_TW"/>
-          </w:rPr>
-          <w:rPr>
-            <w:color w:val="0000EE"/>
-            <w:u w:val="single"/>
-          </w:rPr>
-          <w:t>但3:5–15</w:t>
-        </w:r>
-      </w:hyperlink>
-      <w:r>
-        <w:rPr>
-          <w:lang w:val="zh_TW" w:bidi="zh_TW"/>
-        </w:rPr>
-        <w:t>）。它可能類似於揚琴（dulcimer，一種以小槌敲擊琴弦的弦樂器）。</w:t>
-      </w:r>
-    </w:p>
-    <w:p>
-      <w:pPr>
-        <w:pStyle w:val="Heading4"/>
-      </w:pPr>
-      <w:r>
-        <w:rPr>
-          <w:lang w:val="zh_TW" w:bidi="zh_TW"/>
-        </w:rPr>
-        <w:t>撒布查（Sabcha）</w:t>
+        <w:t>在近東，曠野的特徵是乾燥、荒蕪，而且主要是岩石和沙地。曠野的地形崎嶇不平，且有乾涸的河床交錯其中。雖然曠野並非完全荒蕪，但依賴降雨量的多寡，曠野會在雨季時成為羊群的牧場。</w:t>
       </w:r>
     </w:p>
     <w:p>
@@ -824,29 +1721,167 @@
           <w:lang w:val="zh_TW" w:bidi="zh_TW"/>
         </w:rPr>
       </w:r>
-      <w:r>
-        <w:rPr>
-          <w:lang w:val="zh_TW" w:bidi="zh_TW"/>
-        </w:rPr>
-        <w:t>撒布查（也稱為sabbeka）是一種弦樂器，曾在巴比倫的王宮中演奏（</w:t>
-      </w:r>
-      <w:hyperlink r:id="rId28">
-        <w:r>
-          <w:rPr>
-            <w:lang w:val="zh_TW" w:bidi="zh_TW"/>
-          </w:rPr>
-          <w:rPr>
-            <w:color w:val="0000EE"/>
-            <w:u w:val="single"/>
-          </w:rPr>
-          <w:t>但3:5–15</w:t>
-        </w:r>
-      </w:hyperlink>
-      <w:r>
-        <w:rPr>
-          <w:lang w:val="zh_TW" w:bidi="zh_TW"/>
-        </w:rPr>
-        <w:t>）。希臘人稱之為桑比刻（sambyke），而羅馬人則稱之為桑布卡（sambuca）。其形狀像三角形，有四條弦，音色高亢尖銳。有英文譯本稱之為「薩克布特」（sackbut）。</w:t>
+      <w:hyperlink r:id="rId18">
+        <w:r>
+          <w:rPr>
+            <w:lang w:val="zh_TW" w:bidi="zh_TW"/>
+          </w:rPr>
+          <w:rPr>
+            <w:color w:val="0000EE"/>
+            <w:u w:val="single"/>
+          </w:rPr>
+          <w:t>約珥書二章22節</w:t>
+        </w:r>
+      </w:hyperlink>
+      <w:r>
+        <w:rPr>
+          <w:lang w:val="zh_TW" w:bidi="zh_TW"/>
+        </w:rPr>
+        <w:t>宣告「曠野的草發生」。</w:t>
+      </w:r>
+      <w:hyperlink r:id="rId16">
+        <w:r>
+          <w:rPr>
+            <w:lang w:val="zh_TW" w:bidi="zh_TW"/>
+          </w:rPr>
+          <w:rPr>
+            <w:color w:val="0000EE"/>
+            <w:u w:val="single"/>
+          </w:rPr>
+          <w:t>詩篇六十五篇12節</w:t>
+        </w:r>
+      </w:hyperlink>
+      <w:r>
+        <w:rPr>
+          <w:lang w:val="zh_TW" w:bidi="zh_TW"/>
+        </w:rPr>
+        <w:t>說曠野的牧場滴滿了豐盛。然而，耶利米書說「曠野的草場都枯乾了」（</w:t>
+      </w:r>
+      <w:hyperlink r:id="rId17">
+        <w:r>
+          <w:rPr>
+            <w:lang w:val="zh_TW" w:bidi="zh_TW"/>
+          </w:rPr>
+          <w:rPr>
+            <w:color w:val="0000EE"/>
+            <w:u w:val="single"/>
+          </w:rPr>
+          <w:t>耶23:10</w:t>
+        </w:r>
+      </w:hyperlink>
+      <w:r>
+        <w:rPr>
+          <w:lang w:val="zh_TW" w:bidi="zh_TW"/>
+        </w:rPr>
+        <w:t>；參</w:t>
+      </w:r>
+      <w:hyperlink r:id="rId79">
+        <w:r>
+          <w:rPr>
+            <w:lang w:val="zh_TW" w:bidi="zh_TW"/>
+          </w:rPr>
+          <w:rPr>
+            <w:color w:val="0000EE"/>
+            <w:u w:val="single"/>
+          </w:rPr>
+          <w:t>珥1:20</w:t>
+        </w:r>
+      </w:hyperlink>
+      <w:r>
+        <w:rPr>
+          <w:lang w:val="zh_TW" w:bidi="zh_TW"/>
+        </w:rPr>
+        <w:t>）。約伯提到曠野是人無法居住的地方（</w:t>
+      </w:r>
+      <w:hyperlink r:id="rId26">
+        <w:r>
+          <w:rPr>
+            <w:lang w:val="zh_TW" w:bidi="zh_TW"/>
+          </w:rPr>
+          <w:rPr>
+            <w:color w:val="0000EE"/>
+            <w:u w:val="single"/>
+          </w:rPr>
+          <w:t>伯38:26</w:t>
+        </w:r>
+      </w:hyperlink>
+      <w:r>
+        <w:rPr>
+          <w:lang w:val="zh_TW" w:bidi="zh_TW"/>
+        </w:rPr>
+        <w:t>）。曠野是各種動物和鳥類的棲息地，如野驢、豺狼、鷂鷹和鴞鳥（</w:t>
+      </w:r>
+      <w:hyperlink r:id="rId29">
+        <w:r>
+          <w:rPr>
+            <w:lang w:val="zh_TW" w:bidi="zh_TW"/>
+          </w:rPr>
+          <w:rPr>
+            <w:color w:val="0000EE"/>
+            <w:u w:val="single"/>
+          </w:rPr>
+          <w:t>詩102:6</w:t>
+        </w:r>
+      </w:hyperlink>
+      <w:r>
+        <w:rPr>
+          <w:lang w:val="zh_TW" w:bidi="zh_TW"/>
+        </w:rPr>
+        <w:t>；</w:t>
+      </w:r>
+      <w:hyperlink r:id="rId80">
+        <w:r>
+          <w:rPr>
+            <w:lang w:val="zh_TW" w:bidi="zh_TW"/>
+          </w:rPr>
+          <w:rPr>
+            <w:color w:val="0000EE"/>
+            <w:u w:val="single"/>
+          </w:rPr>
+          <w:t>耶2:24</w:t>
+        </w:r>
+      </w:hyperlink>
+      <w:r>
+        <w:rPr>
+          <w:lang w:val="zh_TW" w:bidi="zh_TW"/>
+        </w:rPr>
+        <w:t>；</w:t>
+      </w:r>
+      <w:hyperlink r:id="rId81">
+        <w:r>
+          <w:rPr>
+            <w:lang w:val="zh_TW" w:bidi="zh_TW"/>
+          </w:rPr>
+          <w:rPr>
+            <w:color w:val="0000EE"/>
+            <w:u w:val="single"/>
+          </w:rPr>
+          <w:t>賽13:22</w:t>
+        </w:r>
+      </w:hyperlink>
+      <w:r>
+        <w:rPr>
+          <w:lang w:val="zh_TW" w:bidi="zh_TW"/>
+        </w:rPr>
+        <w:t>，</w:t>
+      </w:r>
+      <w:hyperlink r:id="rId82">
+        <w:r>
+          <w:rPr>
+            <w:lang w:val="zh_TW" w:bidi="zh_TW"/>
+          </w:rPr>
+          <w:rPr>
+            <w:color w:val="0000EE"/>
+            <w:u w:val="single"/>
+          </w:rPr>
+          <w:t>34:13–15</w:t>
+        </w:r>
+      </w:hyperlink>
+      <w:r>
+        <w:rPr>
+          <w:lang w:val="zh_TW" w:bidi="zh_TW"/>
+        </w:rPr>
+        <w:t>）。</w:t>
       </w:r>
     </w:p>
     <w:p>
@@ -857,7 +1892,7 @@
         <w:rPr>
           <w:lang w:val="zh_TW" w:bidi="zh_TW"/>
         </w:rPr>
-        <w:t>管樂器</w:t>
+        <w:t>聖經中的曠野地區名稱</w:t>
       </w:r>
     </w:p>
     <w:p>
@@ -871,18 +1906,25 @@
         <w:rPr>
           <w:lang w:val="zh_TW" w:bidi="zh_TW"/>
         </w:rPr>
-        <w:t>吹奏樂器（人們通過吹氣來產生音樂的樂器）可以分為兩類：管樂器和號角樂器。</w:t>
-      </w:r>
-    </w:p>
-    <w:p>
-      <w:pPr>
-        <w:pStyle w:val="Heading4"/>
-      </w:pPr>
-      <w:r>
-        <w:rPr>
-          <w:lang w:val="zh_TW" w:bidi="zh_TW"/>
-        </w:rPr>
-        <w:t>哈利勒（Halil）</w:t>
+        <w:t>某些曠野地區有具體名稱，並與特定的城、人或事件有關。例如，夏甲在別是巴的曠野中走迷了路（</w:t>
+      </w:r>
+      <w:hyperlink r:id="rId83">
+        <w:r>
+          <w:rPr>
+            <w:lang w:val="zh_TW" w:bidi="zh_TW"/>
+          </w:rPr>
+          <w:rPr>
+            <w:color w:val="0000EE"/>
+            <w:u w:val="single"/>
+          </w:rPr>
+          <w:t>創21:14</w:t>
+        </w:r>
+      </w:hyperlink>
+      <w:r>
+        <w:rPr>
+          <w:lang w:val="zh_TW" w:bidi="zh_TW"/>
+        </w:rPr>
+        <w:t>）。</w:t>
       </w:r>
     </w:p>
     <w:p>
@@ -896,61 +1938,349 @@
         <w:rPr>
           <w:lang w:val="zh_TW" w:bidi="zh_TW"/>
         </w:rPr>
-        <w:t>哈利勒是一種管樂器，在聖經中出現了六次，聖經時代之後的猶太作家也曾提到這種樂器。哈利勒類似於希臘的奧羅斯（aulos，一種像現代雙簧管的古代樂器）。許多聖經翻譯將其稱為「笛或簫」（</w:t>
-      </w:r>
-      <w:hyperlink r:id="rId29">
-        <w:r>
-          <w:rPr>
-            <w:lang w:val="zh_TW" w:bidi="zh_TW"/>
-          </w:rPr>
-          <w:rPr>
-            <w:color w:val="0000EE"/>
-            <w:u w:val="single"/>
-          </w:rPr>
-          <w:t>太9:23</w:t>
-        </w:r>
-      </w:hyperlink>
-      <w:r>
-        <w:rPr>
-          <w:lang w:val="zh_TW" w:bidi="zh_TW"/>
-        </w:rPr>
-        <w:t>；</w:t>
-      </w:r>
-      <w:hyperlink r:id="rId30">
-        <w:r>
-          <w:rPr>
-            <w:lang w:val="zh_TW" w:bidi="zh_TW"/>
-          </w:rPr>
-          <w:rPr>
-            <w:color w:val="0000EE"/>
-            <w:u w:val="single"/>
-          </w:rPr>
-          <w:t>林前14:7</w:t>
-        </w:r>
-      </w:hyperlink>
-      <w:r>
-        <w:rPr>
-          <w:lang w:val="zh_TW" w:bidi="zh_TW"/>
-        </w:rPr>
-        <w:t>；</w:t>
-      </w:r>
-      <w:hyperlink r:id="rId31">
-        <w:r>
-          <w:rPr>
-            <w:lang w:val="zh_TW" w:bidi="zh_TW"/>
-          </w:rPr>
-          <w:rPr>
-            <w:color w:val="0000EE"/>
-            <w:u w:val="single"/>
-          </w:rPr>
-          <w:t>啟18:22</w:t>
-        </w:r>
-      </w:hyperlink>
-      <w:r>
-        <w:rPr>
-          <w:lang w:val="zh_TW" w:bidi="zh_TW"/>
-        </w:rPr>
-        <w:t>）。早期的版本多以蘆葦等中空植物製作，吹口由兩片簧片組成，音色可能高亢且響亮。</w:t>
+        <w:t>以色列人出埃及時，曾經行經或停留在幾處有名的曠野地區：</w:t>
+      </w:r>
+    </w:p>
+    <w:p>
+      <w:pPr>
+        <w:pStyle w:val="ListBullet"/>
+        <w:spacing w:line="240" w:lineRule="auto"/>
+        <w:ind w:left="720"/>
+      </w:pPr>
+      <w:r>
+        <w:rPr>
+          <w:lang w:val="zh_TW" w:bidi="zh_TW"/>
+        </w:rPr>
+      </w:r>
+      <w:r>
+        <w:rPr>
+          <w:lang w:val="zh_TW" w:bidi="zh_TW"/>
+        </w:rPr>
+        <w:t>書珥（</w:t>
+      </w:r>
+      <w:hyperlink r:id="rId84">
+        <w:r>
+          <w:rPr>
+            <w:lang w:val="zh_TW" w:bidi="zh_TW"/>
+          </w:rPr>
+          <w:rPr>
+            <w:color w:val="0000EE"/>
+            <w:u w:val="single"/>
+          </w:rPr>
+          <w:t>出15:22</w:t>
+        </w:r>
+      </w:hyperlink>
+      <w:r>
+        <w:rPr>
+          <w:lang w:val="zh_TW" w:bidi="zh_TW"/>
+        </w:rPr>
+        <w:t>）</w:t>
+      </w:r>
+    </w:p>
+    <w:p>
+      <w:pPr>
+        <w:pStyle w:val="ListBullet"/>
+        <w:spacing w:line="240" w:lineRule="auto"/>
+        <w:ind w:left="720"/>
+      </w:pPr>
+      <w:r>
+        <w:rPr>
+          <w:lang w:val="zh_TW" w:bidi="zh_TW"/>
+        </w:rPr>
+      </w:r>
+      <w:r>
+        <w:rPr>
+          <w:lang w:val="zh_TW" w:bidi="zh_TW"/>
+        </w:rPr>
+        <w:t>伊坦（</w:t>
+      </w:r>
+      <w:hyperlink r:id="rId85">
+        <w:r>
+          <w:rPr>
+            <w:lang w:val="zh_TW" w:bidi="zh_TW"/>
+          </w:rPr>
+          <w:rPr>
+            <w:color w:val="0000EE"/>
+            <w:u w:val="single"/>
+          </w:rPr>
+          <w:t>民33:8</w:t>
+        </w:r>
+      </w:hyperlink>
+      <w:r>
+        <w:rPr>
+          <w:lang w:val="zh_TW" w:bidi="zh_TW"/>
+        </w:rPr>
+        <w:t>）</w:t>
+      </w:r>
+    </w:p>
+    <w:p>
+      <w:pPr>
+        <w:pStyle w:val="ListBullet"/>
+        <w:spacing w:line="240" w:lineRule="auto"/>
+        <w:ind w:left="720"/>
+      </w:pPr>
+      <w:r>
+        <w:rPr>
+          <w:lang w:val="zh_TW" w:bidi="zh_TW"/>
+        </w:rPr>
+      </w:r>
+      <w:r>
+        <w:rPr>
+          <w:lang w:val="zh_TW" w:bidi="zh_TW"/>
+        </w:rPr>
+        <w:t>汛（</w:t>
+      </w:r>
+      <w:hyperlink r:id="rId86">
+        <w:r>
+          <w:rPr>
+            <w:lang w:val="zh_TW" w:bidi="zh_TW"/>
+          </w:rPr>
+          <w:rPr>
+            <w:color w:val="0000EE"/>
+            <w:u w:val="single"/>
+          </w:rPr>
+          <w:t>出16:1</w:t>
+        </w:r>
+      </w:hyperlink>
+      <w:r>
+        <w:rPr>
+          <w:lang w:val="zh_TW" w:bidi="zh_TW"/>
+        </w:rPr>
+        <w:t>）</w:t>
+      </w:r>
+    </w:p>
+    <w:p>
+      <w:pPr>
+        <w:pStyle w:val="ListBullet"/>
+        <w:spacing w:line="240" w:lineRule="auto"/>
+        <w:ind w:left="720"/>
+      </w:pPr>
+      <w:r>
+        <w:rPr>
+          <w:lang w:val="zh_TW" w:bidi="zh_TW"/>
+        </w:rPr>
+      </w:r>
+      <w:r>
+        <w:rPr>
+          <w:lang w:val="zh_TW" w:bidi="zh_TW"/>
+        </w:rPr>
+        <w:t>西奈（</w:t>
+      </w:r>
+      <w:hyperlink r:id="rId87">
+        <w:r>
+          <w:rPr>
+            <w:lang w:val="zh_TW" w:bidi="zh_TW"/>
+          </w:rPr>
+          <w:rPr>
+            <w:color w:val="0000EE"/>
+            <w:u w:val="single"/>
+          </w:rPr>
+          <w:t>19:1–2</w:t>
+        </w:r>
+      </w:hyperlink>
+      <w:r>
+        <w:rPr>
+          <w:lang w:val="zh_TW" w:bidi="zh_TW"/>
+        </w:rPr>
+        <w:t>）</w:t>
+      </w:r>
+    </w:p>
+    <w:p>
+      <w:pPr>
+        <w:pStyle w:val="ListBullet"/>
+        <w:spacing w:line="240" w:lineRule="auto"/>
+        <w:ind w:left="720"/>
+      </w:pPr>
+      <w:r>
+        <w:rPr>
+          <w:lang w:val="zh_TW" w:bidi="zh_TW"/>
+        </w:rPr>
+      </w:r>
+      <w:r>
+        <w:rPr>
+          <w:lang w:val="zh_TW" w:bidi="zh_TW"/>
+        </w:rPr>
+        <w:t>尋（</w:t>
+      </w:r>
+      <w:hyperlink r:id="rId88">
+        <w:r>
+          <w:rPr>
+            <w:lang w:val="zh_TW" w:bidi="zh_TW"/>
+          </w:rPr>
+          <w:rPr>
+            <w:color w:val="0000EE"/>
+            <w:u w:val="single"/>
+          </w:rPr>
+          <w:t>民13:21</w:t>
+        </w:r>
+      </w:hyperlink>
+      <w:r>
+        <w:rPr>
+          <w:lang w:val="zh_TW" w:bidi="zh_TW"/>
+        </w:rPr>
+        <w:t>，</w:t>
+      </w:r>
+      <w:hyperlink r:id="rId89">
+        <w:r>
+          <w:rPr>
+            <w:lang w:val="zh_TW" w:bidi="zh_TW"/>
+          </w:rPr>
+          <w:rPr>
+            <w:color w:val="0000EE"/>
+            <w:u w:val="single"/>
+          </w:rPr>
+          <w:t>20:1</w:t>
+        </w:r>
+      </w:hyperlink>
+      <w:r>
+        <w:rPr>
+          <w:lang w:val="zh_TW" w:bidi="zh_TW"/>
+        </w:rPr>
+        <w:t>）</w:t>
+      </w:r>
+    </w:p>
+    <w:p>
+      <w:pPr>
+        <w:pStyle w:val="ListBullet"/>
+        <w:spacing w:line="240" w:lineRule="auto"/>
+        <w:ind w:left="720"/>
+      </w:pPr>
+      <w:r>
+        <w:rPr>
+          <w:lang w:val="zh_TW" w:bidi="zh_TW"/>
+        </w:rPr>
+      </w:r>
+      <w:r>
+        <w:rPr>
+          <w:lang w:val="zh_TW" w:bidi="zh_TW"/>
+        </w:rPr>
+        <w:t>巴蘭（</w:t>
+      </w:r>
+      <w:hyperlink r:id="rId90">
+        <w:r>
+          <w:rPr>
+            <w:lang w:val="zh_TW" w:bidi="zh_TW"/>
+          </w:rPr>
+          <w:rPr>
+            <w:color w:val="0000EE"/>
+            <w:u w:val="single"/>
+          </w:rPr>
+          <w:t>13:26</w:t>
+        </w:r>
+      </w:hyperlink>
+      <w:r>
+        <w:rPr>
+          <w:lang w:val="zh_TW" w:bidi="zh_TW"/>
+        </w:rPr>
+        <w:t>）</w:t>
+      </w:r>
+    </w:p>
+    <w:p>
+      <w:pPr>
+        <w:pStyle w:val="ListBullet"/>
+        <w:spacing w:line="240" w:lineRule="auto"/>
+        <w:ind w:left="720"/>
+      </w:pPr>
+      <w:r>
+        <w:rPr>
+          <w:lang w:val="zh_TW" w:bidi="zh_TW"/>
+        </w:rPr>
+      </w:r>
+      <w:r>
+        <w:rPr>
+          <w:lang w:val="zh_TW" w:bidi="zh_TW"/>
+        </w:rPr>
+        <w:t>加低斯（</w:t>
+      </w:r>
+      <w:hyperlink r:id="rId91">
+        <w:r>
+          <w:rPr>
+            <w:lang w:val="zh_TW" w:bidi="zh_TW"/>
+          </w:rPr>
+          <w:rPr>
+            <w:color w:val="0000EE"/>
+            <w:u w:val="single"/>
+          </w:rPr>
+          <w:t>詩29:8</w:t>
+        </w:r>
+      </w:hyperlink>
+      <w:r>
+        <w:rPr>
+          <w:lang w:val="zh_TW" w:bidi="zh_TW"/>
+        </w:rPr>
+        <w:t>）</w:t>
+      </w:r>
+    </w:p>
+    <w:p>
+      <w:pPr>
+        <w:pStyle w:val="ListBullet"/>
+        <w:spacing w:line="240" w:lineRule="auto"/>
+        <w:ind w:left="720"/>
+      </w:pPr>
+      <w:r>
+        <w:rPr>
+          <w:lang w:val="zh_TW" w:bidi="zh_TW"/>
+        </w:rPr>
+      </w:r>
+      <w:r>
+        <w:rPr>
+          <w:lang w:val="zh_TW" w:bidi="zh_TW"/>
+        </w:rPr>
+        <w:t>摩押（</w:t>
+      </w:r>
+      <w:hyperlink r:id="rId92">
+        <w:r>
+          <w:rPr>
+            <w:lang w:val="zh_TW" w:bidi="zh_TW"/>
+          </w:rPr>
+          <w:rPr>
+            <w:color w:val="0000EE"/>
+            <w:u w:val="single"/>
+          </w:rPr>
+          <w:t>申2:8</w:t>
+        </w:r>
+      </w:hyperlink>
+      <w:r>
+        <w:rPr>
+          <w:lang w:val="zh_TW" w:bidi="zh_TW"/>
+        </w:rPr>
+        <w:t>）</w:t>
+      </w:r>
+    </w:p>
+    <w:p>
+      <w:pPr>
+        <w:pStyle w:val="ListBullet"/>
+        <w:spacing w:line="240" w:lineRule="auto"/>
+        <w:ind w:left="720"/>
+      </w:pPr>
+      <w:r>
+        <w:rPr>
+          <w:lang w:val="zh_TW" w:bidi="zh_TW"/>
+        </w:rPr>
+      </w:r>
+      <w:r>
+        <w:rPr>
+          <w:lang w:val="zh_TW" w:bidi="zh_TW"/>
+        </w:rPr>
+        <w:t>基底莫（</w:t>
+      </w:r>
+      <w:hyperlink r:id="rId93">
+        <w:r>
+          <w:rPr>
+            <w:lang w:val="zh_TW" w:bidi="zh_TW"/>
+          </w:rPr>
+          <w:rPr>
+            <w:color w:val="0000EE"/>
+            <w:u w:val="single"/>
+          </w:rPr>
+          <w:t>26</w:t>
+        </w:r>
+      </w:hyperlink>
+      <w:r>
+        <w:rPr>
+          <w:lang w:val="zh_TW" w:bidi="zh_TW"/>
+        </w:rPr>
+        <w:t>節）</w:t>
       </w:r>
     </w:p>
     <w:p>
@@ -964,36 +2294,54 @@
         <w:rPr>
           <w:lang w:val="zh_TW" w:bidi="zh_TW"/>
         </w:rPr>
-        <w:t>人們在不同場合演奏哈利勒：</w:t>
-      </w:r>
-    </w:p>
-    <w:p>
-      <w:pPr>
-        <w:pStyle w:val="ListBullet"/>
-        <w:spacing w:line="240" w:lineRule="auto"/>
-        <w:ind w:left="720"/>
-      </w:pPr>
-      <w:r>
-        <w:rPr>
-          <w:lang w:val="zh_TW" w:bidi="zh_TW"/>
-        </w:rPr>
-      </w:r>
-      <w:r>
-        <w:rPr>
-          <w:lang w:val="zh_TW" w:bidi="zh_TW"/>
-        </w:rPr>
-        <w:t>在快樂的活動上，例如節期（</w:t>
-      </w:r>
-      <w:hyperlink r:id="rId22">
-        <w:r>
-          <w:rPr>
-            <w:lang w:val="zh_TW" w:bidi="zh_TW"/>
-          </w:rPr>
-          <w:rPr>
-            <w:color w:val="0000EE"/>
-            <w:u w:val="single"/>
-          </w:rPr>
-          <w:t>賽5:12</w:t>
+        <w:t>當大衛逃避掃羅時，曾躲藏在西弗曠野的山地（</w:t>
+      </w:r>
+      <w:hyperlink r:id="rId94">
+        <w:r>
+          <w:rPr>
+            <w:lang w:val="zh_TW" w:bidi="zh_TW"/>
+          </w:rPr>
+          <w:rPr>
+            <w:color w:val="0000EE"/>
+            <w:u w:val="single"/>
+          </w:rPr>
+          <w:t>撒上23:14–15</w:t>
+        </w:r>
+      </w:hyperlink>
+      <w:r>
+        <w:rPr>
+          <w:lang w:val="zh_TW" w:bidi="zh_TW"/>
+        </w:rPr>
+        <w:t>）。他也在瑪雲曠野（</w:t>
+      </w:r>
+      <w:hyperlink r:id="rId95">
+        <w:r>
+          <w:rPr>
+            <w:lang w:val="zh_TW" w:bidi="zh_TW"/>
+          </w:rPr>
+          <w:rPr>
+            <w:color w:val="0000EE"/>
+            <w:u w:val="single"/>
+          </w:rPr>
+          <w:t>24–25</w:t>
+        </w:r>
+      </w:hyperlink>
+      <w:r>
+        <w:rPr>
+          <w:lang w:val="zh_TW" w:bidi="zh_TW"/>
+        </w:rPr>
+        <w:t>節）和隱基底曠野避難（</w:t>
+      </w:r>
+      <w:hyperlink r:id="rId96">
+        <w:r>
+          <w:rPr>
+            <w:lang w:val="zh_TW" w:bidi="zh_TW"/>
+          </w:rPr>
+          <w:rPr>
+            <w:color w:val="0000EE"/>
+            <w:u w:val="single"/>
+          </w:rPr>
+          <w:t>24:1</w:t>
         </w:r>
       </w:hyperlink>
       <w:r>
@@ -1001,89 +2349,6 @@
           <w:lang w:val="zh_TW" w:bidi="zh_TW"/>
         </w:rPr>
         <w:t>）。</w:t>
-      </w:r>
-    </w:p>
-    <w:p>
-      <w:pPr>
-        <w:pStyle w:val="ListBullet"/>
-        <w:spacing w:line="240" w:lineRule="auto"/>
-        <w:ind w:left="720"/>
-      </w:pPr>
-      <w:r>
-        <w:rPr>
-          <w:lang w:val="zh_TW" w:bidi="zh_TW"/>
-        </w:rPr>
-      </w:r>
-      <w:r>
-        <w:rPr>
-          <w:lang w:val="zh_TW" w:bidi="zh_TW"/>
-        </w:rPr>
-        <w:t>當先知被神的靈充滿時（</w:t>
-      </w:r>
-      <w:hyperlink r:id="rId20">
-        <w:r>
-          <w:rPr>
-            <w:lang w:val="zh_TW" w:bidi="zh_TW"/>
-          </w:rPr>
-          <w:rPr>
-            <w:color w:val="0000EE"/>
-            <w:u w:val="single"/>
-          </w:rPr>
-          <w:t>撒上10:5</w:t>
-        </w:r>
-      </w:hyperlink>
-      <w:r>
-        <w:rPr>
-          <w:lang w:val="zh_TW" w:bidi="zh_TW"/>
-        </w:rPr>
-        <w:t>）。</w:t>
-      </w:r>
-    </w:p>
-    <w:p>
-      <w:pPr>
-        <w:pStyle w:val="ListBullet"/>
-        <w:spacing w:line="240" w:lineRule="auto"/>
-        <w:ind w:left="720"/>
-      </w:pPr>
-      <w:r>
-        <w:rPr>
-          <w:lang w:val="zh_TW" w:bidi="zh_TW"/>
-        </w:rPr>
-      </w:r>
-      <w:r>
-        <w:rPr>
-          <w:lang w:val="zh_TW" w:bidi="zh_TW"/>
-        </w:rPr>
-        <w:t>在悲傷和哀悼時（</w:t>
-      </w:r>
-      <w:hyperlink r:id="rId32">
-        <w:r>
-          <w:rPr>
-            <w:lang w:val="zh_TW" w:bidi="zh_TW"/>
-          </w:rPr>
-          <w:rPr>
-            <w:color w:val="0000EE"/>
-            <w:u w:val="single"/>
-          </w:rPr>
-          <w:t>耶48:36</w:t>
-        </w:r>
-      </w:hyperlink>
-      <w:r>
-        <w:rPr>
-          <w:lang w:val="zh_TW" w:bidi="zh_TW"/>
-        </w:rPr>
-        <w:t>）。</w:t>
-      </w:r>
-    </w:p>
-    <w:p>
-      <w:pPr>
-        <w:pStyle w:val="Heading4"/>
-      </w:pPr>
-      <w:r>
-        <w:rPr>
-          <w:lang w:val="zh_TW" w:bidi="zh_TW"/>
-        </w:rPr>
-        <w:t>哈瑣茲羅特（Hatzotzrot）</w:t>
       </w:r>
     </w:p>
     <w:p>
@@ -1097,7 +2362,54 @@
         <w:rPr>
           <w:lang w:val="zh_TW" w:bidi="zh_TW"/>
         </w:rPr>
-        <w:t>哈瑣茲羅特是古代使用的號角。我們對這種樂器的了解比其它希伯來樂器更多，因為我們可以看到它的圖案。當羅馬人攻陷耶路撒冷時，他們從聖殿帶走兩個這樣的號角。他們在羅馬為領袖提多建造的凱旋門上，雕刻了這些號角的圖案。</w:t>
+        <w:t>村莊或城有時與曠野相關。</w:t>
+      </w:r>
+      <w:hyperlink r:id="rId97">
+        <w:r>
+          <w:rPr>
+            <w:lang w:val="zh_TW" w:bidi="zh_TW"/>
+          </w:rPr>
+          <w:rPr>
+            <w:color w:val="0000EE"/>
+            <w:u w:val="single"/>
+          </w:rPr>
+          <w:t>約書亞記十五章61至62節</w:t>
+        </w:r>
+      </w:hyperlink>
+      <w:r>
+        <w:rPr>
+          <w:lang w:val="zh_TW" w:bidi="zh_TW"/>
+        </w:rPr>
+        <w:t>列出了「在曠野」的六個城及其村莊。以賽亞宣告了曠野和其中的城邑未來的喜樂（</w:t>
+      </w:r>
+      <w:hyperlink r:id="rId98">
+        <w:r>
+          <w:rPr>
+            <w:lang w:val="zh_TW" w:bidi="zh_TW"/>
+          </w:rPr>
+          <w:rPr>
+            <w:color w:val="0000EE"/>
+            <w:u w:val="single"/>
+          </w:rPr>
+          <w:t>賽42:11</w:t>
+        </w:r>
+      </w:hyperlink>
+      <w:r>
+        <w:rPr>
+          <w:lang w:val="zh_TW" w:bidi="zh_TW"/>
+        </w:rPr>
+        <w:t>）。</w:t>
+      </w:r>
+    </w:p>
+    <w:p>
+      <w:pPr>
+        <w:pStyle w:val="Heading3"/>
+      </w:pPr>
+      <w:r>
+        <w:rPr>
+          <w:lang w:val="zh_TW" w:bidi="zh_TW"/>
+        </w:rPr>
+        <w:t>曠野的屬靈意義是什麼？</w:t>
       </w:r>
     </w:p>
     <w:p>
@@ -1111,7 +2423,25 @@
         <w:rPr>
           <w:lang w:val="zh_TW" w:bidi="zh_TW"/>
         </w:rPr>
-        <w:t>哈瑣茲羅特約為0.9公尺（一碼）長，形狀窄長，末端有寬口。人們用銀或金製作這些號角。這種設計可能源自埃及號角。類似的樂器也在亞述、赫梯帝國和希臘使用。</w:t>
+        <w:t>曠野與艱苦和試探有關。以利亞的生活方式和穿著，經常讓人聯想到曠野。以利亞的繼承者以利沙也曾在以東的曠野事奉（</w:t>
+      </w:r>
+      <w:hyperlink r:id="rId99">
+        <w:r>
+          <w:rPr>
+            <w:lang w:val="zh_TW" w:bidi="zh_TW"/>
+          </w:rPr>
+          <w:rPr>
+            <w:color w:val="0000EE"/>
+            <w:u w:val="single"/>
+          </w:rPr>
+          <w:t>王下3:4–27</w:t>
+        </w:r>
+      </w:hyperlink>
+      <w:r>
+        <w:rPr>
+          <w:lang w:val="zh_TW" w:bidi="zh_TW"/>
+        </w:rPr>
+        <w:t>）。</w:t>
       </w:r>
     </w:p>
     <w:p>
@@ -1125,25 +2455,133 @@
         <w:rPr>
           <w:lang w:val="zh_TW" w:bidi="zh_TW"/>
         </w:rPr>
-        <w:t>神吩咐摩西製作兩個銀號角（</w:t>
-      </w:r>
-      <w:hyperlink r:id="rId33">
-        <w:r>
-          <w:rPr>
-            <w:lang w:val="zh_TW" w:bidi="zh_TW"/>
-          </w:rPr>
-          <w:rPr>
-            <w:color w:val="0000EE"/>
-            <w:u w:val="single"/>
-          </w:rPr>
-          <w:t>民10:2</w:t>
-        </w:r>
-      </w:hyperlink>
-      <w:r>
-        <w:rPr>
-          <w:lang w:val="zh_TW" w:bidi="zh_TW"/>
-        </w:rPr>
-        <w:t>），只有亞倫的後代（第一位大祭司）可以吹奏這些樂器。這些古代號角是我們現在稱為報信號角的早期版本。</w:t>
+        <w:t>以賽亞預言了施洗約翰的信息，約翰在猶大的曠野傳道（</w:t>
+      </w:r>
+      <w:hyperlink r:id="rId100">
+        <w:r>
+          <w:rPr>
+            <w:lang w:val="zh_TW" w:bidi="zh_TW"/>
+          </w:rPr>
+          <w:rPr>
+            <w:color w:val="0000EE"/>
+            <w:u w:val="single"/>
+          </w:rPr>
+          <w:t>賽40:3</w:t>
+        </w:r>
+      </w:hyperlink>
+      <w:r>
+        <w:rPr>
+          <w:lang w:val="zh_TW" w:bidi="zh_TW"/>
+        </w:rPr>
+        <w:t>；</w:t>
+      </w:r>
+      <w:hyperlink r:id="rId101">
+        <w:r>
+          <w:rPr>
+            <w:lang w:val="zh_TW" w:bidi="zh_TW"/>
+          </w:rPr>
+          <w:rPr>
+            <w:color w:val="0000EE"/>
+            <w:u w:val="single"/>
+          </w:rPr>
+          <w:t>太3:1–3</w:t>
+        </w:r>
+      </w:hyperlink>
+      <w:r>
+        <w:rPr>
+          <w:lang w:val="zh_TW" w:bidi="zh_TW"/>
+        </w:rPr>
+        <w:t>；</w:t>
+      </w:r>
+      <w:hyperlink r:id="rId102">
+        <w:r>
+          <w:rPr>
+            <w:lang w:val="zh_TW" w:bidi="zh_TW"/>
+          </w:rPr>
+          <w:rPr>
+            <w:color w:val="0000EE"/>
+            <w:u w:val="single"/>
+          </w:rPr>
+          <w:t>可1:2–4</w:t>
+        </w:r>
+      </w:hyperlink>
+      <w:r>
+        <w:rPr>
+          <w:lang w:val="zh_TW" w:bidi="zh_TW"/>
+        </w:rPr>
+        <w:t>；</w:t>
+      </w:r>
+      <w:hyperlink r:id="rId103">
+        <w:r>
+          <w:rPr>
+            <w:lang w:val="zh_TW" w:bidi="zh_TW"/>
+          </w:rPr>
+          <w:rPr>
+            <w:color w:val="0000EE"/>
+            <w:u w:val="single"/>
+          </w:rPr>
+          <w:t>路3:1–6</w:t>
+        </w:r>
+      </w:hyperlink>
+      <w:r>
+        <w:rPr>
+          <w:lang w:val="zh_TW" w:bidi="zh_TW"/>
+        </w:rPr>
+        <w:t>；</w:t>
+      </w:r>
+      <w:hyperlink r:id="rId104">
+        <w:r>
+          <w:rPr>
+            <w:lang w:val="zh_TW" w:bidi="zh_TW"/>
+          </w:rPr>
+          <w:rPr>
+            <w:color w:val="0000EE"/>
+            <w:u w:val="single"/>
+          </w:rPr>
+          <w:t>約1:23</w:t>
+        </w:r>
+      </w:hyperlink>
+      <w:r>
+        <w:rPr>
+          <w:lang w:val="zh_TW" w:bidi="zh_TW"/>
+        </w:rPr>
+        <w:t>）。耶穌被聖靈充滿，聖靈將祂引到曠野四十天，祂在那裡受到魔鬼的試探（參</w:t>
+      </w:r>
+      <w:hyperlink r:id="rId105">
+        <w:r>
+          <w:rPr>
+            <w:lang w:val="zh_TW" w:bidi="zh_TW"/>
+          </w:rPr>
+          <w:rPr>
+            <w:color w:val="0000EE"/>
+            <w:u w:val="single"/>
+          </w:rPr>
+          <w:t>路4:1–2</w:t>
+        </w:r>
+      </w:hyperlink>
+      <w:r>
+        <w:rPr>
+          <w:lang w:val="zh_TW" w:bidi="zh_TW"/>
+        </w:rPr>
+        <w:t>）。天使也在曠野服事耶穌（</w:t>
+      </w:r>
+      <w:hyperlink r:id="rId23">
+        <w:r>
+          <w:rPr>
+            <w:lang w:val="zh_TW" w:bidi="zh_TW"/>
+          </w:rPr>
+          <w:rPr>
+            <w:color w:val="0000EE"/>
+            <w:u w:val="single"/>
+          </w:rPr>
+          <w:t>可1:13</w:t>
+        </w:r>
+      </w:hyperlink>
+      <w:r>
+        <w:rPr>
+          <w:lang w:val="zh_TW" w:bidi="zh_TW"/>
+        </w:rPr>
+        <w:t>）。</w:t>
       </w:r>
     </w:p>
     <w:p>
@@ -1157,97 +2595,25 @@
         <w:rPr>
           <w:lang w:val="zh_TW" w:bidi="zh_TW"/>
         </w:rPr>
-        <w:t>聖經說這些號角使人記念神（</w:t>
-      </w:r>
-      <w:hyperlink r:id="rId34">
-        <w:r>
-          <w:rPr>
-            <w:lang w:val="zh_TW" w:bidi="zh_TW"/>
-          </w:rPr>
-          <w:rPr>
-            <w:color w:val="0000EE"/>
-            <w:u w:val="single"/>
-          </w:rPr>
-          <w:t>民10:10</w:t>
-        </w:r>
-      </w:hyperlink>
-      <w:r>
-        <w:rPr>
-          <w:lang w:val="zh_TW" w:bidi="zh_TW"/>
-        </w:rPr>
-        <w:t>）。人們用來：</w:t>
-      </w:r>
-    </w:p>
-    <w:p>
-      <w:pPr>
-        <w:pStyle w:val="ListBullet"/>
-        <w:spacing w:line="240" w:lineRule="auto"/>
-        <w:ind w:left="720"/>
-      </w:pPr>
-      <w:r>
-        <w:rPr>
-          <w:lang w:val="zh_TW" w:bidi="zh_TW"/>
-        </w:rPr>
-      </w:r>
-      <w:r>
-        <w:rPr>
-          <w:lang w:val="zh_TW" w:bidi="zh_TW"/>
-        </w:rPr>
-        <w:t>召集會眾到會幕聚集</w:t>
-      </w:r>
-    </w:p>
-    <w:p>
-      <w:pPr>
-        <w:pStyle w:val="ListBullet"/>
-        <w:spacing w:line="240" w:lineRule="auto"/>
-        <w:ind w:left="720"/>
-      </w:pPr>
-      <w:r>
-        <w:rPr>
-          <w:lang w:val="zh_TW" w:bidi="zh_TW"/>
-        </w:rPr>
-      </w:r>
-      <w:r>
-        <w:rPr>
-          <w:lang w:val="zh_TW" w:bidi="zh_TW"/>
-        </w:rPr>
-        <w:t>發出警告</w:t>
-      </w:r>
-    </w:p>
-    <w:p>
-      <w:pPr>
-        <w:pStyle w:val="ListBullet"/>
-        <w:spacing w:line="240" w:lineRule="auto"/>
-        <w:ind w:left="720"/>
-      </w:pPr>
-      <w:r>
-        <w:rPr>
-          <w:lang w:val="zh_TW" w:bidi="zh_TW"/>
-        </w:rPr>
-      </w:r>
-      <w:r>
-        <w:rPr>
-          <w:lang w:val="zh_TW" w:bidi="zh_TW"/>
-        </w:rPr>
-        <w:t>指示營隊前行</w:t>
-      </w:r>
-    </w:p>
-    <w:p>
-      <w:pPr>
-        <w:pStyle w:val="ListBullet"/>
-        <w:spacing w:line="240" w:lineRule="auto"/>
-        <w:ind w:left="720"/>
-      </w:pPr>
-      <w:r>
-        <w:rPr>
-          <w:lang w:val="zh_TW" w:bidi="zh_TW"/>
-        </w:rPr>
-      </w:r>
-      <w:r>
-        <w:rPr>
-          <w:lang w:val="zh_TW" w:bidi="zh_TW"/>
-        </w:rPr>
-        <w:t>發出戰鬥開始的信號</w:t>
+        <w:t>埃及的隱士和死海附近的昆蘭社區利用曠野逃避城中生活的邪惡。然而，耶穌則是利用曠野作為禱告和與父神相交之處（</w:t>
+      </w:r>
+      <w:hyperlink r:id="rId64">
+        <w:r>
+          <w:rPr>
+            <w:lang w:val="zh_TW" w:bidi="zh_TW"/>
+          </w:rPr>
+          <w:rPr>
+            <w:color w:val="0000EE"/>
+            <w:u w:val="single"/>
+          </w:rPr>
+          <w:t>路5:16</w:t>
+        </w:r>
+      </w:hyperlink>
+      <w:r>
+        <w:rPr>
+          <w:lang w:val="zh_TW" w:bidi="zh_TW"/>
+        </w:rPr>
+        <w:t>）。</w:t>
       </w:r>
     </w:p>
     <w:p>
@@ -1259,110 +2625,44 @@
       </w:r>
       <w:r>
         <w:rPr>
-          <w:lang w:val="zh_TW" w:bidi="zh_TW"/>
-        </w:rPr>
-        <w:t>哈瑣茲羅特在聖殿崇拜中變得非常重要。在每日的聖殿儀式中至少會使用兩個號角。在特殊的宗教慶典中，他們可能會使用更多的號角（</w:t>
-      </w:r>
-      <w:hyperlink r:id="rId35">
-        <w:r>
-          <w:rPr>
-            <w:lang w:val="zh_TW" w:bidi="zh_TW"/>
-          </w:rPr>
-          <w:rPr>
-            <w:color w:val="0000EE"/>
-            <w:u w:val="single"/>
-          </w:rPr>
-          <w:t>代上15:28</w:t>
-        </w:r>
-      </w:hyperlink>
+          <w:i/>
+          <w:lang w:val="zh_TW" w:bidi="zh_TW"/>
+        </w:rPr>
+        <w:t>見</w:t>
+      </w:r>
+      <w:r>
+        <w:rPr>
+          <w:lang w:val="zh_TW" w:bidi="zh_TW"/>
+        </w:rPr>
+        <w:t>曠野</w:t>
+      </w:r>
       <w:r>
         <w:rPr>
           <w:lang w:val="zh_TW" w:bidi="zh_TW"/>
         </w:rPr>
         <w:t>；</w:t>
       </w:r>
-      <w:hyperlink r:id="rId36">
-        <w:r>
-          <w:rPr>
-            <w:lang w:val="zh_TW" w:bidi="zh_TW"/>
-          </w:rPr>
-          <w:rPr>
-            <w:color w:val="0000EE"/>
-            <w:u w:val="single"/>
-          </w:rPr>
-          <w:t>代下15:14</w:t>
-        </w:r>
-      </w:hyperlink>
-      <w:r>
-        <w:rPr>
-          <w:lang w:val="zh_TW" w:bidi="zh_TW"/>
-        </w:rPr>
-        <w:t>；</w:t>
-      </w:r>
-      <w:hyperlink r:id="rId37">
-        <w:r>
-          <w:rPr>
-            <w:lang w:val="zh_TW" w:bidi="zh_TW"/>
-          </w:rPr>
-          <w:rPr>
-            <w:color w:val="0000EE"/>
-            <w:u w:val="single"/>
-          </w:rPr>
-          <w:t>詩98:6</w:t>
-        </w:r>
-      </w:hyperlink>
-      <w:r>
-        <w:rPr>
-          <w:lang w:val="zh_TW" w:bidi="zh_TW"/>
-        </w:rPr>
-        <w:t>；</w:t>
-      </w:r>
-      <w:hyperlink r:id="rId28">
-        <w:r>
-          <w:rPr>
-            <w:lang w:val="zh_TW" w:bidi="zh_TW"/>
-          </w:rPr>
-          <w:rPr>
-            <w:color w:val="0000EE"/>
-            <w:u w:val="single"/>
-          </w:rPr>
-          <w:t>但3:5–15</w:t>
-        </w:r>
-      </w:hyperlink>
-      <w:r>
-        <w:rPr>
-          <w:lang w:val="zh_TW" w:bidi="zh_TW"/>
-        </w:rPr>
-        <w:t>；</w:t>
-      </w:r>
-      <w:hyperlink r:id="rId38">
-        <w:r>
-          <w:rPr>
-            <w:lang w:val="zh_TW" w:bidi="zh_TW"/>
-          </w:rPr>
-          <w:rPr>
-            <w:color w:val="0000EE"/>
-            <w:u w:val="single"/>
-          </w:rPr>
-          <w:t>何5:8</w:t>
-        </w:r>
-      </w:hyperlink>
-      <w:r>
-        <w:rPr>
-          <w:lang w:val="zh_TW" w:bidi="zh_TW"/>
-        </w:rPr>
-        <w:t>）。</w:t>
-      </w:r>
-    </w:p>
-    <w:p>
-      <w:pPr>
-        <w:pStyle w:val="Heading4"/>
-      </w:pPr>
-      <w:r>
-        <w:rPr>
-          <w:lang w:val="zh_TW" w:bidi="zh_TW"/>
-        </w:rPr>
-        <w:t>瑪什羅奇他（Mashroqita）</w:t>
+      <w:r>
+        <w:rPr>
+          <w:lang w:val="zh_TW" w:bidi="zh_TW"/>
+        </w:rPr>
+        <w:t>曠野漂流</w:t>
+      </w:r>
+      <w:r>
+        <w:rPr>
+          <w:lang w:val="zh_TW" w:bidi="zh_TW"/>
+        </w:rPr>
+        <w:t>。</w:t>
+      </w:r>
+      <w:r>
+        <w:rPr>
+          <w:lang w:val="zh_TW" w:bidi="zh_TW"/>
+        </w:rPr>
+      </w:r>
+      <w:r>
+        <w:rPr>
+          <w:lang w:val="zh_TW" w:bidi="zh_TW"/>
+        </w:rPr>
       </w:r>
     </w:p>
     <w:p>
@@ -1372,94 +2672,21 @@
           <w:lang w:val="zh_TW" w:bidi="zh_TW"/>
         </w:rPr>
       </w:r>
-      <w:r>
-        <w:rPr>
-          <w:lang w:val="zh_TW" w:bidi="zh_TW"/>
-        </w:rPr>
-        <w:t>瑪什羅奇他這種樂器，曾在尼布甲尼撒王的宮殿中演奏 （</w:t>
-      </w:r>
-      <w:hyperlink r:id="rId17">
-        <w:r>
-          <w:rPr>
-            <w:lang w:val="zh_TW" w:bidi="zh_TW"/>
-          </w:rPr>
-          <w:rPr>
-            <w:color w:val="0000EE"/>
-            <w:u w:val="single"/>
-          </w:rPr>
-          <w:t>但3:5</w:t>
-        </w:r>
-      </w:hyperlink>
-      <w:r>
-        <w:rPr>
-          <w:lang w:val="zh_TW" w:bidi="zh_TW"/>
-        </w:rPr>
-        <w:t>、</w:t>
-      </w:r>
-      <w:hyperlink r:id="rId17">
-        <w:r>
-          <w:rPr>
-            <w:lang w:val="zh_TW" w:bidi="zh_TW"/>
-          </w:rPr>
-          <w:rPr>
-            <w:color w:val="0000EE"/>
-            <w:u w:val="single"/>
-          </w:rPr>
-          <w:t>7</w:t>
-        </w:r>
-      </w:hyperlink>
-      <w:r>
-        <w:rPr>
-          <w:lang w:val="zh_TW" w:bidi="zh_TW"/>
-        </w:rPr>
-        <w:t>、</w:t>
-      </w:r>
-      <w:hyperlink r:id="rId17">
-        <w:r>
-          <w:rPr>
-            <w:lang w:val="zh_TW" w:bidi="zh_TW"/>
-          </w:rPr>
-          <w:rPr>
-            <w:color w:val="0000EE"/>
-            <w:u w:val="single"/>
-          </w:rPr>
-          <w:t>10</w:t>
-        </w:r>
-      </w:hyperlink>
-      <w:r>
-        <w:rPr>
-          <w:lang w:val="zh_TW" w:bidi="zh_TW"/>
-        </w:rPr>
-        <w:t>、</w:t>
-      </w:r>
-      <w:hyperlink r:id="rId17">
-        <w:r>
-          <w:rPr>
-            <w:lang w:val="zh_TW" w:bidi="zh_TW"/>
-          </w:rPr>
-          <w:rPr>
-            <w:color w:val="0000EE"/>
-            <w:u w:val="single"/>
-          </w:rPr>
-          <w:t>15</w:t>
-        </w:r>
-      </w:hyperlink>
-      <w:r>
-        <w:rPr>
-          <w:lang w:val="zh_TW" w:bidi="zh_TW"/>
-        </w:rPr>
-        <w:t>）。學者認為它類似於希臘潘神的蘆笛（syrinx），由不同長度的中空管組合而成，吹向頂端即可發出不同音高。</w:t>
-      </w:r>
     </w:p>
     <w:p>
       <w:pPr>
-        <w:pStyle w:val="Heading4"/>
-      </w:pPr>
-      <w:r>
-        <w:rPr>
-          <w:lang w:val="zh_TW" w:bidi="zh_TW"/>
-        </w:rPr>
-        <w:t>朔法爾（Shophar）</w:t>
+        <w:pStyle w:val="Heading2"/>
+      </w:pPr>
+      <w:r>
+        <w:rPr>
+          <w:lang w:val="zh_TW" w:bidi="zh_TW"/>
+        </w:rPr>
+        <w:t>礦物和金屬</w:t>
+      </w:r>
+      <w:r>
+        <w:rPr>
+          <w:lang w:val="zh_TW" w:bidi="zh_TW"/>
+        </w:rPr>
       </w:r>
     </w:p>
     <w:p>
@@ -1473,7 +2700,7 @@
         <w:rPr>
           <w:lang w:val="zh_TW" w:bidi="zh_TW"/>
         </w:rPr>
-        <w:t>朔法爾是一種號角樂器（類似小號），在古代以色列被使用。今日猶太宗教儀式仍使用。聖經提及這種樂器72次，是最常提到的希伯來樂器。</w:t>
+        <w:t>「礦物」指天然存在的物質，通常是礦石，必須經過開採和處理才能提煉出金屬。「金屬」則是像鐵、銅這類的化學元素，純淨、不含其它物質的污染。純淨形態的金屬通常不會自然存在於自然界中，但也有例外。</w:t>
       </w:r>
     </w:p>
     <w:p>
@@ -1487,7 +2714,7 @@
         <w:rPr>
           <w:lang w:val="zh_TW" w:bidi="zh_TW"/>
         </w:rPr>
-        <w:t>早期的朔法爾像公羊的角一樣彎曲，後來的版本較直，在角的寬端附近有一個彎曲。朔法爾只能發出兩到三種不同的聲音。由於這種有限的音域，有些人不認為它是真正的樂器，人們主要用它來傳遞信號和信息。</w:t>
+        <w:t>在巴勒斯坦，採礦與冶煉是極其古老的技藝，遠早於以色列人到來之前就已存在。採集合適的石材（例如火石）的歷史可追溯至石器時代，採集建築石材也同樣歷史悠久。特別是金屬方面，天然金、銅與隕鐵（meteoric iron）在公元前4000年之前就已在中東地區為人認識和使用。在公元前4000年到3000年期間，人們開始逐漸發現天然銀以及銅礦與鉛礦。人們可能是在偶然的情況下發現冶煉技術，從而促成青銅等合金的製作。之後，人們又發現可以還原氧化鐵。從公元前3000年到2000年之間，相關技術有重大進展，人們懂得還原銅的硫化物和錫的氧化物，而金屬錫與銅也成為重要的貿易物品。</w:t>
       </w:r>
     </w:p>
     <w:p>
@@ -1501,187 +2728,7 @@
         <w:rPr>
           <w:lang w:val="zh_TW" w:bidi="zh_TW"/>
         </w:rPr>
-        <w:t>人們在許多宗教儀式中使用朔法爾，包括：</w:t>
-      </w:r>
-    </w:p>
-    <w:p>
-      <w:pPr>
-        <w:pStyle w:val="ListBullet"/>
-        <w:spacing w:line="240" w:lineRule="auto"/>
-        <w:ind w:left="720"/>
-      </w:pPr>
-      <w:r>
-        <w:rPr>
-          <w:lang w:val="zh_TW" w:bidi="zh_TW"/>
-        </w:rPr>
-      </w:r>
-      <w:r>
-        <w:rPr>
-          <w:lang w:val="zh_TW" w:bidi="zh_TW"/>
-        </w:rPr>
-        <w:t>搬運約櫃時（</w:t>
-      </w:r>
-      <w:hyperlink r:id="rId39">
-        <w:r>
-          <w:rPr>
-            <w:lang w:val="zh_TW" w:bidi="zh_TW"/>
-          </w:rPr>
-          <w:rPr>
-            <w:color w:val="0000EE"/>
-            <w:u w:val="single"/>
-          </w:rPr>
-          <w:t>撒下6:15</w:t>
-        </w:r>
-      </w:hyperlink>
-      <w:r>
-        <w:rPr>
-          <w:lang w:val="zh_TW" w:bidi="zh_TW"/>
-        </w:rPr>
-        <w:t>；</w:t>
-      </w:r>
-      <w:hyperlink r:id="rId35">
-        <w:r>
-          <w:rPr>
-            <w:lang w:val="zh_TW" w:bidi="zh_TW"/>
-          </w:rPr>
-          <w:rPr>
-            <w:color w:val="0000EE"/>
-            <w:u w:val="single"/>
-          </w:rPr>
-          <w:t>代上15:28</w:t>
-        </w:r>
-      </w:hyperlink>
-      <w:r>
-        <w:rPr>
-          <w:lang w:val="zh_TW" w:bidi="zh_TW"/>
-        </w:rPr>
-        <w:t>）</w:t>
-      </w:r>
-    </w:p>
-    <w:p>
-      <w:pPr>
-        <w:pStyle w:val="ListBullet"/>
-        <w:spacing w:line="240" w:lineRule="auto"/>
-        <w:ind w:left="720"/>
-      </w:pPr>
-      <w:r>
-        <w:rPr>
-          <w:lang w:val="zh_TW" w:bidi="zh_TW"/>
-        </w:rPr>
-      </w:r>
-      <w:r>
-        <w:rPr>
-          <w:lang w:val="zh_TW" w:bidi="zh_TW"/>
-        </w:rPr>
-        <w:t>亞撒王更新神與子民之間的協議時（</w:t>
-      </w:r>
-      <w:hyperlink r:id="rId36">
-        <w:r>
-          <w:rPr>
-            <w:lang w:val="zh_TW" w:bidi="zh_TW"/>
-          </w:rPr>
-          <w:rPr>
-            <w:color w:val="0000EE"/>
-            <w:u w:val="single"/>
-          </w:rPr>
-          <w:t>代下15:14</w:t>
-        </w:r>
-      </w:hyperlink>
-      <w:r>
-        <w:rPr>
-          <w:lang w:val="zh_TW" w:bidi="zh_TW"/>
-        </w:rPr>
-        <w:t>）</w:t>
-      </w:r>
-    </w:p>
-    <w:p>
-      <w:pPr>
-        <w:pStyle w:val="ListBullet"/>
-        <w:spacing w:line="240" w:lineRule="auto"/>
-        <w:ind w:left="720"/>
-      </w:pPr>
-      <w:r>
-        <w:rPr>
-          <w:lang w:val="zh_TW" w:bidi="zh_TW"/>
-        </w:rPr>
-      </w:r>
-      <w:r>
-        <w:rPr>
-          <w:lang w:val="zh_TW" w:bidi="zh_TW"/>
-        </w:rPr>
-        <w:t>人們感謝神時（</w:t>
-      </w:r>
-      <w:hyperlink r:id="rId37">
-        <w:r>
-          <w:rPr>
-            <w:lang w:val="zh_TW" w:bidi="zh_TW"/>
-          </w:rPr>
-          <w:rPr>
-            <w:color w:val="0000EE"/>
-            <w:u w:val="single"/>
-          </w:rPr>
-          <w:t>詩98:6</w:t>
-        </w:r>
-      </w:hyperlink>
-      <w:r>
-        <w:rPr>
-          <w:lang w:val="zh_TW" w:bidi="zh_TW"/>
-        </w:rPr>
-        <w:t>，</w:t>
-      </w:r>
-      <w:hyperlink r:id="rId40">
-        <w:r>
-          <w:rPr>
-            <w:lang w:val="zh_TW" w:bidi="zh_TW"/>
-          </w:rPr>
-          <w:rPr>
-            <w:color w:val="0000EE"/>
-            <w:u w:val="single"/>
-          </w:rPr>
-          <w:t>150:3</w:t>
-        </w:r>
-      </w:hyperlink>
-      <w:r>
-        <w:rPr>
-          <w:lang w:val="zh_TW" w:bidi="zh_TW"/>
-        </w:rPr>
-        <w:t>）</w:t>
-      </w:r>
-    </w:p>
-    <w:p>
-      <w:pPr>
-        <w:pStyle w:val="ListBullet"/>
-        <w:spacing w:line="240" w:lineRule="auto"/>
-        <w:ind w:left="720"/>
-      </w:pPr>
-      <w:r>
-        <w:rPr>
-          <w:lang w:val="zh_TW" w:bidi="zh_TW"/>
-        </w:rPr>
-      </w:r>
-      <w:r>
-        <w:rPr>
-          <w:lang w:val="zh_TW" w:bidi="zh_TW"/>
-        </w:rPr>
-        <w:t>每個新月開始時</w:t>
-      </w:r>
-    </w:p>
-    <w:p>
-      <w:pPr>
-        <w:pStyle w:val="ListBullet"/>
-        <w:spacing w:line="240" w:lineRule="auto"/>
-        <w:ind w:left="720"/>
-      </w:pPr>
-      <w:r>
-        <w:rPr>
-          <w:lang w:val="zh_TW" w:bidi="zh_TW"/>
-        </w:rPr>
-      </w:r>
-      <w:r>
-        <w:rPr>
-          <w:lang w:val="zh_TW" w:bidi="zh_TW"/>
-        </w:rPr>
-        <w:t>禧年開始時（每50年一次的特殊年份）</w:t>
+        <w:t>在公元前2000年至1000年間，風箱（bellows）開始用於爐灶，人們能把鐵從礦石中還原並加以鍛造。大約在公元前1500年，人們發現用銅與鋅製造黃銅的工藝，但直到之後一段時期才逐漸變得重要。人們使用青銅已有好幾個世紀，有時會加入較高比例的錫，使其形成適合製作鏡的鏡面金屬（speculum）。到了這個時期，以色列人已在那地定居，並建立王國。從公元前1000年到基督教時代開始，金屬的生產——特別是鐵，大幅增加。人們也製造出某種形式的鋼，用來打造武器和工具。</w:t>
       </w:r>
     </w:p>
     <w:p>
@@ -1695,126 +2742,79 @@
         <w:rPr>
           <w:lang w:val="zh_TW" w:bidi="zh_TW"/>
         </w:rPr>
-        <w:t>人們也將朔法爾用於王室的重大事件：</w:t>
-      </w:r>
-    </w:p>
-    <w:p>
-      <w:pPr>
-        <w:pStyle w:val="ListBullet"/>
-        <w:spacing w:line="240" w:lineRule="auto"/>
-        <w:ind w:left="720"/>
-      </w:pPr>
-      <w:r>
-        <w:rPr>
-          <w:lang w:val="zh_TW" w:bidi="zh_TW"/>
-        </w:rPr>
-      </w:r>
-      <w:r>
-        <w:rPr>
-          <w:lang w:val="zh_TW" w:bidi="zh_TW"/>
-        </w:rPr>
-        <w:t>押沙龍宣稱自己為王時 （</w:t>
-      </w:r>
-      <w:hyperlink r:id="rId41">
-        <w:r>
-          <w:rPr>
-            <w:lang w:val="zh_TW" w:bidi="zh_TW"/>
-          </w:rPr>
-          <w:rPr>
-            <w:color w:val="0000EE"/>
-            <w:u w:val="single"/>
-          </w:rPr>
-          <w:t>撒下15:10</w:t>
-        </w:r>
-      </w:hyperlink>
-      <w:r>
-        <w:rPr>
-          <w:lang w:val="zh_TW" w:bidi="zh_TW"/>
-        </w:rPr>
-        <w:t>）</w:t>
-      </w:r>
-    </w:p>
-    <w:p>
-      <w:pPr>
-        <w:pStyle w:val="ListBullet"/>
-        <w:spacing w:line="240" w:lineRule="auto"/>
-        <w:ind w:left="720"/>
-      </w:pPr>
-      <w:r>
-        <w:rPr>
-          <w:lang w:val="zh_TW" w:bidi="zh_TW"/>
-        </w:rPr>
-      </w:r>
-      <w:r>
-        <w:rPr>
-          <w:lang w:val="zh_TW" w:bidi="zh_TW"/>
-        </w:rPr>
-        <w:t>所羅門被選為王時（</w:t>
-      </w:r>
-      <w:hyperlink r:id="rId42">
-        <w:r>
-          <w:rPr>
-            <w:lang w:val="zh_TW" w:bidi="zh_TW"/>
-          </w:rPr>
-          <w:rPr>
-            <w:color w:val="0000EE"/>
-            <w:u w:val="single"/>
-          </w:rPr>
-          <w:t>王上1:34</w:t>
-        </w:r>
-      </w:hyperlink>
-      <w:r>
-        <w:rPr>
-          <w:lang w:val="zh_TW" w:bidi="zh_TW"/>
-        </w:rPr>
-        <w:t>）</w:t>
-      </w:r>
-    </w:p>
-    <w:p>
-      <w:pPr>
-        <w:pStyle w:val="ListBullet"/>
-        <w:spacing w:line="240" w:lineRule="auto"/>
-        <w:ind w:left="720"/>
-      </w:pPr>
-      <w:r>
-        <w:rPr>
-          <w:lang w:val="zh_TW" w:bidi="zh_TW"/>
-        </w:rPr>
-      </w:r>
-      <w:r>
-        <w:rPr>
-          <w:lang w:val="zh_TW" w:bidi="zh_TW"/>
-        </w:rPr>
-        <w:t>耶戶作王時（</w:t>
-      </w:r>
-      <w:hyperlink r:id="rId43">
-        <w:r>
-          <w:rPr>
-            <w:lang w:val="zh_TW" w:bidi="zh_TW"/>
-          </w:rPr>
-          <w:rPr>
-            <w:color w:val="0000EE"/>
-            <w:u w:val="single"/>
-          </w:rPr>
-          <w:t>王下9:13</w:t>
-        </w:r>
-      </w:hyperlink>
-      <w:r>
-        <w:rPr>
-          <w:lang w:val="zh_TW" w:bidi="zh_TW"/>
-        </w:rPr>
-        <w:t>）</w:t>
-      </w:r>
-    </w:p>
-    <w:p>
-      <w:pPr>
-        <w:pStyle w:val="Heading4"/>
-      </w:pPr>
-      <w:r>
-        <w:rPr>
-          <w:lang w:val="zh_TW" w:bidi="zh_TW"/>
-        </w:rPr>
-        <w:t>蘇波尼亞（Sumponia）</w:t>
+        <w:t>到了大衛與所羅門的時代，以色列人已掌握許多金屬提煉與加工的技術。大衛在統治時期征服了以東，而以東盛產銅與鐵（</w:t>
+      </w:r>
+      <w:hyperlink r:id="rId106">
+        <w:r>
+          <w:rPr>
+            <w:lang w:val="zh_TW" w:bidi="zh_TW"/>
+          </w:rPr>
+          <w:rPr>
+            <w:color w:val="0000EE"/>
+            <w:u w:val="single"/>
+          </w:rPr>
+          <w:t>撒下8:13–14</w:t>
+        </w:r>
+      </w:hyperlink>
+      <w:r>
+        <w:rPr>
+          <w:lang w:val="zh_TW" w:bidi="zh_TW"/>
+        </w:rPr>
+        <w:t>），約旦河谷地區的各種金屬鑄造工作亦蓬勃發展（</w:t>
+      </w:r>
+      <w:hyperlink r:id="rId107">
+        <w:r>
+          <w:rPr>
+            <w:lang w:val="zh_TW" w:bidi="zh_TW"/>
+          </w:rPr>
+          <w:rPr>
+            <w:color w:val="0000EE"/>
+            <w:u w:val="single"/>
+          </w:rPr>
+          <w:t>王上7:13–14、45–46</w:t>
+        </w:r>
+      </w:hyperlink>
+      <w:r>
+        <w:rPr>
+          <w:lang w:val="zh_TW" w:bidi="zh_TW"/>
+        </w:rPr>
+        <w:t>）。所羅門在進行這些工作時，得到腓尼基工匠希蘭協助。以色列的傳統認為冶金的起源出自土八‧該隱（</w:t>
+      </w:r>
+      <w:hyperlink r:id="rId108">
+        <w:r>
+          <w:rPr>
+            <w:lang w:val="zh_TW" w:bidi="zh_TW"/>
+          </w:rPr>
+          <w:rPr>
+            <w:color w:val="0000EE"/>
+            <w:u w:val="single"/>
+          </w:rPr>
+          <w:t>創4:22</w:t>
+        </w:r>
+      </w:hyperlink>
+      <w:r>
+        <w:rPr>
+          <w:lang w:val="zh_TW" w:bidi="zh_TW"/>
+        </w:rPr>
+        <w:t>），經文說他打造各種銅器和鐵器。</w:t>
+      </w:r>
+      <w:hyperlink r:id="rId109">
+        <w:r>
+          <w:rPr>
+            <w:lang w:val="zh_TW" w:bidi="zh_TW"/>
+          </w:rPr>
+          <w:rPr>
+            <w:color w:val="0000EE"/>
+            <w:u w:val="single"/>
+          </w:rPr>
+          <w:t>申命記八章9節</w:t>
+        </w:r>
+      </w:hyperlink>
+      <w:r>
+        <w:rPr>
+          <w:lang w:val="zh_TW" w:bidi="zh_TW"/>
+        </w:rPr>
+        <w:t>提到，以色列人要進入的那地盛產鐵與銅。</w:t>
       </w:r>
     </w:p>
     <w:p>
@@ -1828,25 +2828,43 @@
         <w:rPr>
           <w:lang w:val="zh_TW" w:bidi="zh_TW"/>
         </w:rPr>
-        <w:t>蘇波尼亞是在</w:t>
-      </w:r>
-      <w:hyperlink r:id="rId44">
-        <w:r>
-          <w:rPr>
-            <w:lang w:val="zh_TW" w:bidi="zh_TW"/>
-          </w:rPr>
-          <w:rPr>
-            <w:color w:val="0000EE"/>
-            <w:u w:val="single"/>
-          </w:rPr>
-          <w:t>但以理書三章</w:t>
-        </w:r>
-      </w:hyperlink>
-      <w:r>
-        <w:rPr>
-          <w:lang w:val="zh_TW" w:bidi="zh_TW"/>
-        </w:rPr>
-        <w:t>中找到的詞語，但學者不確定其確切含義。一些聖經教師認為蘇波尼亞指的是風笛，有英文譯本就是如此翻譯。然而，研究古代樂器的專家卻強烈反對此說，他們認為尼布甲尼撒王的時代並沒有風笛。</w:t>
+        <w:t>雖然以色列人後來能自己進行金屬加工，但從</w:t>
+      </w:r>
+      <w:hyperlink r:id="rId110">
+        <w:r>
+          <w:rPr>
+            <w:lang w:val="zh_TW" w:bidi="zh_TW"/>
+          </w:rPr>
+          <w:rPr>
+            <w:color w:val="0000EE"/>
+            <w:u w:val="single"/>
+          </w:rPr>
+          <w:t>撒母耳記上十三章19至22節</w:t>
+        </w:r>
+      </w:hyperlink>
+      <w:r>
+        <w:rPr>
+          <w:lang w:val="zh_TW" w:bidi="zh_TW"/>
+        </w:rPr>
+        <w:t>可以看出，在非利士人統治的某段時期，他們甚至必須把農具交給敵人製作。同樣地，所羅門聖殿中禮儀器皿的製作，也由腓尼基的工匠監督（</w:t>
+      </w:r>
+      <w:hyperlink r:id="rId111">
+        <w:r>
+          <w:rPr>
+            <w:lang w:val="zh_TW" w:bidi="zh_TW"/>
+          </w:rPr>
+          <w:rPr>
+            <w:color w:val="0000EE"/>
+            <w:u w:val="single"/>
+          </w:rPr>
+          <w:t>王上7:13–50</w:t>
+        </w:r>
+      </w:hyperlink>
+      <w:r>
+        <w:rPr>
+          <w:lang w:val="zh_TW" w:bidi="zh_TW"/>
+        </w:rPr>
+        <w:t>）。</w:t>
       </w:r>
     </w:p>
     <w:p>
@@ -1860,36 +2878,25 @@
         <w:rPr>
           <w:lang w:val="zh_TW" w:bidi="zh_TW"/>
         </w:rPr>
-        <w:t>其他學者認為蘇波尼亞可能不是樂器，而可能是描述多種樂器合奏的音樂。這個解釋有其道理，因為這個詞來自希臘文單詞辛弗尼亞（symphonia），意思是「一起發聲」。在</w:t>
-      </w:r>
-      <w:hyperlink r:id="rId45">
-        <w:r>
-          <w:rPr>
-            <w:lang w:val="zh_TW" w:bidi="zh_TW"/>
-          </w:rPr>
-          <w:rPr>
-            <w:color w:val="0000EE"/>
-            <w:u w:val="single"/>
-          </w:rPr>
-          <w:t>路加福音十五章25節</w:t>
-        </w:r>
-      </w:hyperlink>
-      <w:r>
-        <w:rPr>
-          <w:lang w:val="zh_TW" w:bidi="zh_TW"/>
-        </w:rPr>
-        <w:t>中，它被翻譯為「作樂……的聲音」。</w:t>
-      </w:r>
-    </w:p>
-    <w:p>
-      <w:pPr>
-        <w:pStyle w:val="Heading4"/>
-      </w:pPr>
-      <w:r>
-        <w:rPr>
-          <w:lang w:val="zh_TW" w:bidi="zh_TW"/>
-        </w:rPr>
-        <w:t>烏加布（Ugab）</w:t>
+        <w:t>礦物、金屬和寶石也是重要的貿易物品。以色列本身並不多出產這些資源，因此必須從外地進口各類材料。示巴女王來見所羅門時，她一方面處理外交事務，一方面推動貿易往來（</w:t>
+      </w:r>
+      <w:hyperlink r:id="rId112">
+        <w:r>
+          <w:rPr>
+            <w:lang w:val="zh_TW" w:bidi="zh_TW"/>
+          </w:rPr>
+          <w:rPr>
+            <w:color w:val="0000EE"/>
+            <w:u w:val="single"/>
+          </w:rPr>
+          <w:t>王上10:2、10–11</w:t>
+        </w:r>
+      </w:hyperlink>
+      <w:r>
+        <w:rPr>
+          <w:lang w:val="zh_TW" w:bidi="zh_TW"/>
+        </w:rPr>
+        <w:t>）。</w:t>
       </w:r>
     </w:p>
     <w:p>
@@ -1903,97 +2910,7 @@
         <w:rPr>
           <w:lang w:val="zh_TW" w:bidi="zh_TW"/>
         </w:rPr>
-        <w:t>烏加布是古老的樂器，類似長笛。聖經提到烏加布四次（</w:t>
-      </w:r>
-      <w:hyperlink r:id="rId46">
-        <w:r>
-          <w:rPr>
-            <w:lang w:val="zh_TW" w:bidi="zh_TW"/>
-          </w:rPr>
-          <w:rPr>
-            <w:color w:val="0000EE"/>
-            <w:u w:val="single"/>
-          </w:rPr>
-          <w:t>創4:21</w:t>
-        </w:r>
-      </w:hyperlink>
-      <w:r>
-        <w:rPr>
-          <w:lang w:val="zh_TW" w:bidi="zh_TW"/>
-        </w:rPr>
-        <w:t>；</w:t>
-      </w:r>
-      <w:hyperlink r:id="rId47">
-        <w:r>
-          <w:rPr>
-            <w:lang w:val="zh_TW" w:bidi="zh_TW"/>
-          </w:rPr>
-          <w:rPr>
-            <w:color w:val="0000EE"/>
-            <w:u w:val="single"/>
-          </w:rPr>
-          <w:t>伯21:12</w:t>
-        </w:r>
-      </w:hyperlink>
-      <w:r>
-        <w:rPr>
-          <w:lang w:val="zh_TW" w:bidi="zh_TW"/>
-        </w:rPr>
-        <w:t>，</w:t>
-      </w:r>
-      <w:hyperlink r:id="rId48">
-        <w:r>
-          <w:rPr>
-            <w:lang w:val="zh_TW" w:bidi="zh_TW"/>
-          </w:rPr>
-          <w:rPr>
-            <w:color w:val="0000EE"/>
-            <w:u w:val="single"/>
-          </w:rPr>
-          <w:t>30:31</w:t>
-        </w:r>
-      </w:hyperlink>
-      <w:r>
-        <w:rPr>
-          <w:lang w:val="zh_TW" w:bidi="zh_TW"/>
-        </w:rPr>
-        <w:t>；</w:t>
-      </w:r>
-      <w:hyperlink r:id="rId13">
-        <w:r>
-          <w:rPr>
-            <w:lang w:val="zh_TW" w:bidi="zh_TW"/>
-          </w:rPr>
-          <w:rPr>
-            <w:color w:val="0000EE"/>
-            <w:u w:val="single"/>
-          </w:rPr>
-          <w:t>詩150:4</w:t>
-        </w:r>
-      </w:hyperlink>
-      <w:r>
-        <w:rPr>
-          <w:lang w:val="zh_TW" w:bidi="zh_TW"/>
-        </w:rPr>
-        <w:t>）。通常提到烏加布時，是與宗教活動無關。只有在</w:t>
-      </w:r>
-      <w:hyperlink r:id="rId49">
-        <w:r>
-          <w:rPr>
-            <w:lang w:val="zh_TW" w:bidi="zh_TW"/>
-          </w:rPr>
-          <w:rPr>
-            <w:color w:val="0000EE"/>
-            <w:u w:val="single"/>
-          </w:rPr>
-          <w:t>詩篇一五〇篇</w:t>
-        </w:r>
-      </w:hyperlink>
-      <w:r>
-        <w:rPr>
-          <w:lang w:val="zh_TW" w:bidi="zh_TW"/>
-        </w:rPr>
-        <w:t>中，它被用於敬拜。有英文譯本將其誤譯為「風琴」。</w:t>
+        <w:t>金屬與寶石也常成為入侵者掠奪的戰利品，其中以埃及人和亞述人最為典型，但並非只有他們如此。人們對這些物品的需求一直很大，因為農業、製造武器、製作珠寶與製作各種個人飾品都需要這些材料。</w:t>
       </w:r>
     </w:p>
     <w:p>
@@ -2004,7 +2921,7 @@
         <w:rPr>
           <w:lang w:val="zh_TW" w:bidi="zh_TW"/>
         </w:rPr>
-        <w:t>敲擊樂器</w:t>
+        <w:t>礦物</w:t>
       </w:r>
     </w:p>
     <w:p>
@@ -2018,18 +2935,18 @@
         <w:rPr>
           <w:lang w:val="zh_TW" w:bidi="zh_TW"/>
         </w:rPr>
-        <w:t>敲擊樂器（敲擊或搖動時發出聲音的樂器），最常出現在猶太百姓早期歷史的記載中。隨著時間推移，人們不再在聖殿敬拜中使用這些樂器，可能是因為其它宗教也會使用類似樂器來敬拜假神。</w:t>
+        <w:t>礦物是一種無機物，具有固定的化學成分與結構，有時單獨存在，有時與其它物質一起存在。「礦石」指任何含有金屬化合物的礦物或礦物集合體，只要其含量與品質足以讓金屬提煉具有商業價值，就可稱為礦石。金屬這一主要成分在自然界中通常以化合物的形式存在，例如硫化物、氧化物、碳酸鹽或其它化合物，其中以硫化物與氧化物最為常見。礦物具有多種特性，例如顏色、光澤、晶體形態、解理、斷口、硬度與密度；這些特性不但有助於辨識礦物，也決定該礦物是否適合商業與工業用途。</w:t>
       </w:r>
     </w:p>
     <w:p>
       <w:pPr>
-        <w:pStyle w:val="Heading4"/>
-      </w:pPr>
-      <w:r>
-        <w:rPr>
-          <w:lang w:val="zh_TW" w:bidi="zh_TW"/>
-        </w:rPr>
-        <w:t>米納亞念（Mena Anim）</w:t>
+        <w:pStyle w:val="Heading3"/>
+      </w:pPr>
+      <w:r>
+        <w:rPr>
+          <w:lang w:val="zh_TW" w:bidi="zh_TW"/>
+        </w:rPr>
+        <w:t>金屬</w:t>
       </w:r>
     </w:p>
     <w:p>
@@ -2043,36 +2960,7 @@
         <w:rPr>
           <w:lang w:val="zh_TW" w:bidi="zh_TW"/>
         </w:rPr>
-        <w:t>米納亞念是響亮的金屬搖鈴，其框架懸掛金屬環，搖動時就會發出聲音。米納亞念很可能類似於西斯特爾叉鈴（sistrum，古埃及用於宗教儀式的神聖搖鈴）米納亞念出現在</w:t>
-      </w:r>
-      <w:hyperlink r:id="rId21">
-        <w:r>
-          <w:rPr>
-            <w:lang w:val="zh_TW" w:bidi="zh_TW"/>
-          </w:rPr>
-          <w:rPr>
-            <w:color w:val="0000EE"/>
-            <w:u w:val="single"/>
-          </w:rPr>
-          <w:t>撒母耳記下六章5節</w:t>
-        </w:r>
-      </w:hyperlink>
-      <w:r>
-        <w:rPr>
-          <w:lang w:val="zh_TW" w:bidi="zh_TW"/>
-        </w:rPr>
-        <w:t>中。有英文譯本將其翻譯為「響板」（castanet），亦有英文譯本錯誤將其翻譯為「號角」（cornet）。</w:t>
-      </w:r>
-    </w:p>
-    <w:p>
-      <w:pPr>
-        <w:pStyle w:val="Heading4"/>
-      </w:pPr>
-      <w:r>
-        <w:rPr>
-          <w:lang w:val="zh_TW" w:bidi="zh_TW"/>
-        </w:rPr>
-        <w:t>帕莫尼姆（Pamonim）</w:t>
+        <w:t>金屬在純淨狀態下，是化學上純單一的元素，具有固定的物理特性，例如密度、抗拉強度、晶體結構、熔點、延展性、導電性等等。金屬能與其它金屬形成合金，但這個過程會使金屬失去純度。無論在古代世界或現代世界，合金都極其重要。</w:t>
       </w:r>
     </w:p>
     <w:p>
@@ -2086,43 +2974,7 @@
         <w:rPr>
           <w:lang w:val="zh_TW" w:bidi="zh_TW"/>
         </w:rPr>
-        <w:t>帕莫尼姆是祭司袍子上的小鈴鐺（</w:t>
-      </w:r>
-      <w:hyperlink r:id="rId50">
-        <w:r>
-          <w:rPr>
-            <w:lang w:val="zh_TW" w:bidi="zh_TW"/>
-          </w:rPr>
-          <w:rPr>
-            <w:color w:val="0000EE"/>
-            <w:u w:val="single"/>
-          </w:rPr>
-          <w:t>出28:33–34</w:t>
-        </w:r>
-      </w:hyperlink>
-      <w:r>
-        <w:rPr>
-          <w:lang w:val="zh_TW" w:bidi="zh_TW"/>
-        </w:rPr>
-        <w:t>，</w:t>
-      </w:r>
-      <w:hyperlink r:id="rId51">
-        <w:r>
-          <w:rPr>
-            <w:lang w:val="zh_TW" w:bidi="zh_TW"/>
-          </w:rPr>
-          <w:rPr>
-            <w:color w:val="0000EE"/>
-            <w:u w:val="single"/>
-          </w:rPr>
-          <w:t>39:25–26</w:t>
-        </w:r>
-      </w:hyperlink>
-      <w:r>
-        <w:rPr>
-          <w:lang w:val="zh_TW" w:bidi="zh_TW"/>
-        </w:rPr>
-        <w:t>）。當大祭司行走時，鈴鐺會發出柔和的聲音，幫助人們知道大祭司進入至聖所敬拜神時的位置。</w:t>
+        <w:t>要取得純金屬，必須把含有金屬的礦石加以冶煉，這個過程稱為冶金（metallurgy）。古代以色列普遍使用純金屬，包括金、銀、鐵和鉛，但青銅與黃銅等合金的使用範圍更廣。</w:t>
       </w:r>
     </w:p>
     <w:p>
@@ -2133,7 +2985,7 @@
         <w:rPr>
           <w:lang w:val="zh_TW" w:bidi="zh_TW"/>
         </w:rPr>
-        <w:t>沙利希姆（Shalishim）</w:t>
+        <w:t>冶金與金屬提煉</w:t>
       </w:r>
     </w:p>
     <w:p>
@@ -2147,36 +2999,79 @@
         <w:rPr>
           <w:lang w:val="zh_TW" w:bidi="zh_TW"/>
         </w:rPr>
-        <w:t>沙利希姆是聖經提到的搖鈴。有些聖經譯本將這個詞翻譯為「西斯特爾叉鈴」（sistrum，古埃及的神聖響板）或「提布瑞爾」（timbrel，鈴鼓）。學者不確定沙利希姆是否樂器。沙利希姆出現在</w:t>
-      </w:r>
-      <w:hyperlink r:id="rId52">
-        <w:r>
-          <w:rPr>
-            <w:lang w:val="zh_TW" w:bidi="zh_TW"/>
-          </w:rPr>
-          <w:rPr>
-            <w:color w:val="0000EE"/>
-            <w:u w:val="single"/>
-          </w:rPr>
-          <w:t>撒母耳記上十八章6節</w:t>
-        </w:r>
-      </w:hyperlink>
-      <w:r>
-        <w:rPr>
-          <w:lang w:val="zh_TW" w:bidi="zh_TW"/>
-        </w:rPr>
-        <w:t>中。在這個故事中，人們演奏這樂器，慶祝掃羅王和大衛從與非利士人爭戰凱旋歸來。</w:t>
-      </w:r>
-    </w:p>
-    <w:p>
-      <w:pPr>
-        <w:pStyle w:val="Heading4"/>
-      </w:pPr>
-      <w:r>
-        <w:rPr>
-          <w:lang w:val="zh_TW" w:bidi="zh_TW"/>
-        </w:rPr>
-        <w:t>托夫（Toph）</w:t>
+        <w:t>大約在公元前1300年，小亞細亞的赫人發現製造堅硬熟鐵（wrought iron）的方法，後來非利士人也採用這項技術（</w:t>
+      </w:r>
+      <w:hyperlink r:id="rId113">
+        <w:r>
+          <w:rPr>
+            <w:lang w:val="zh_TW" w:bidi="zh_TW"/>
+          </w:rPr>
+          <w:rPr>
+            <w:color w:val="0000EE"/>
+            <w:u w:val="single"/>
+          </w:rPr>
+          <w:t>撒上13:19–20</w:t>
+        </w:r>
+      </w:hyperlink>
+      <w:r>
+        <w:rPr>
+          <w:lang w:val="zh_TW" w:bidi="zh_TW"/>
+        </w:rPr>
+        <w:t>）。最初，人們從簡單的爐中取得鐵後，會把鐵取出並反覆錘打，把爐渣敲出（</w:t>
+      </w:r>
+      <w:hyperlink r:id="rId114">
+        <w:r>
+          <w:rPr>
+            <w:lang w:val="zh_TW" w:bidi="zh_TW"/>
+          </w:rPr>
+          <w:rPr>
+            <w:color w:val="0000EE"/>
+            <w:u w:val="single"/>
+          </w:rPr>
+          <w:t>申4:20</w:t>
+        </w:r>
+      </w:hyperlink>
+      <w:r>
+        <w:rPr>
+          <w:lang w:val="zh_TW" w:bidi="zh_TW"/>
+        </w:rPr>
+        <w:t>；</w:t>
+      </w:r>
+      <w:hyperlink r:id="rId115">
+        <w:r>
+          <w:rPr>
+            <w:lang w:val="zh_TW" w:bidi="zh_TW"/>
+          </w:rPr>
+          <w:rPr>
+            <w:color w:val="0000EE"/>
+            <w:u w:val="single"/>
+          </w:rPr>
+          <w:t>王上8:51</w:t>
+        </w:r>
+      </w:hyperlink>
+      <w:r>
+        <w:rPr>
+          <w:lang w:val="zh_TW" w:bidi="zh_TW"/>
+        </w:rPr>
+        <w:t>；</w:t>
+      </w:r>
+      <w:hyperlink r:id="rId116">
+        <w:r>
+          <w:rPr>
+            <w:lang w:val="zh_TW" w:bidi="zh_TW"/>
+          </w:rPr>
+          <w:rPr>
+            <w:color w:val="0000EE"/>
+            <w:u w:val="single"/>
+          </w:rPr>
+          <w:t>耶11:4</w:t>
+        </w:r>
+      </w:hyperlink>
+      <w:r>
+        <w:rPr>
+          <w:lang w:val="zh_TW" w:bidi="zh_TW"/>
+        </w:rPr>
+        <w:t>）。之後，人們又在鐵中加入碳，製造出早期形式的鋼。</w:t>
       </w:r>
     </w:p>
     <w:p>
@@ -2190,61 +3085,7 @@
         <w:rPr>
           <w:lang w:val="zh_TW" w:bidi="zh_TW"/>
         </w:rPr>
-        <w:t>托夫（也稱為tof）是古代以色列使用的一種手鼓。通常由女性演奏，但一些聖經段落表明男性也會演奏（</w:t>
-      </w:r>
-      <w:hyperlink r:id="rId20">
-        <w:r>
-          <w:rPr>
-            <w:lang w:val="zh_TW" w:bidi="zh_TW"/>
-          </w:rPr>
-          <w:rPr>
-            <w:color w:val="0000EE"/>
-            <w:u w:val="single"/>
-          </w:rPr>
-          <w:t>撒上10:5</w:t>
-        </w:r>
-      </w:hyperlink>
-      <w:r>
-        <w:rPr>
-          <w:lang w:val="zh_TW" w:bidi="zh_TW"/>
-        </w:rPr>
-        <w:t>；</w:t>
-      </w:r>
-      <w:hyperlink r:id="rId21">
-        <w:r>
-          <w:rPr>
-            <w:lang w:val="zh_TW" w:bidi="zh_TW"/>
-          </w:rPr>
-          <w:rPr>
-            <w:color w:val="0000EE"/>
-            <w:u w:val="single"/>
-          </w:rPr>
-          <w:t>撒下6:5</w:t>
-        </w:r>
-      </w:hyperlink>
-      <w:r>
-        <w:rPr>
-          <w:lang w:val="zh_TW" w:bidi="zh_TW"/>
-        </w:rPr>
-        <w:t>；</w:t>
-      </w:r>
-      <w:hyperlink r:id="rId53">
-        <w:r>
-          <w:rPr>
-            <w:lang w:val="zh_TW" w:bidi="zh_TW"/>
-          </w:rPr>
-          <w:rPr>
-            <w:color w:val="0000EE"/>
-            <w:u w:val="single"/>
-          </w:rPr>
-          <w:t>代上13:8</w:t>
-        </w:r>
-      </w:hyperlink>
-      <w:r>
-        <w:rPr>
-          <w:lang w:val="zh_TW" w:bidi="zh_TW"/>
-        </w:rPr>
-        <w:t>）。有英文譯本中將其稱為「小鼓」（tabret）。</w:t>
+        <w:t>至於鉛的硫化物礦石，人們會把它與石灰一同加熱，並讓空氣流入，使其產生混有石粒的爐渣；然後切斷空氣供應並提高溫度，最後鉛便能夠流出。</w:t>
       </w:r>
     </w:p>
     <w:p>
@@ -2258,7 +3099,174 @@
         <w:rPr>
           <w:lang w:val="zh_TW" w:bidi="zh_TW"/>
         </w:rPr>
-        <w:t>托夫在聖經出現了15次。它是由木頭或金屬製成的圓形框架，在其上拉緊動物皮（來自公羊或野山羊），人們用手擊打它來演奏。我們不確定托夫是只有一面蒙皮，還是兩面都蒙皮。一些學者認為它像鈴鼓（tambourine）或小手鼓（timbrel）。然而，沒有證據顯示托夫有像鈴鼓那樣，發出叮噹聲的金屬片。</w:t>
+        <w:t>舊約聖經提到開採銀礦（</w:t>
+      </w:r>
+      <w:hyperlink r:id="rId117">
+        <w:r>
+          <w:rPr>
+            <w:lang w:val="zh_TW" w:bidi="zh_TW"/>
+          </w:rPr>
+          <w:rPr>
+            <w:color w:val="0000EE"/>
+            <w:u w:val="single"/>
+          </w:rPr>
+          <w:t>伯28:1</w:t>
+        </w:r>
+      </w:hyperlink>
+      <w:r>
+        <w:rPr>
+          <w:lang w:val="zh_TW" w:bidi="zh_TW"/>
+        </w:rPr>
+        <w:t>）、提煉金屬（</w:t>
+      </w:r>
+      <w:hyperlink r:id="rId118">
+        <w:r>
+          <w:rPr>
+            <w:lang w:val="zh_TW" w:bidi="zh_TW"/>
+          </w:rPr>
+          <w:rPr>
+            <w:color w:val="0000EE"/>
+            <w:u w:val="single"/>
+          </w:rPr>
+          <w:t>亞13:9</w:t>
+        </w:r>
+      </w:hyperlink>
+      <w:r>
+        <w:rPr>
+          <w:lang w:val="zh_TW" w:bidi="zh_TW"/>
+        </w:rPr>
+        <w:t>；</w:t>
+      </w:r>
+      <w:hyperlink r:id="rId119">
+        <w:r>
+          <w:rPr>
+            <w:lang w:val="zh_TW" w:bidi="zh_TW"/>
+          </w:rPr>
+          <w:rPr>
+            <w:color w:val="0000EE"/>
+            <w:u w:val="single"/>
+          </w:rPr>
+          <w:t>瑪3:3</w:t>
+        </w:r>
+      </w:hyperlink>
+      <w:r>
+        <w:rPr>
+          <w:lang w:val="zh_TW" w:bidi="zh_TW"/>
+        </w:rPr>
+        <w:t>）、熔化廢金屬或珠寶匠留下的碎料（</w:t>
+      </w:r>
+      <w:hyperlink r:id="rId120">
+        <w:r>
+          <w:rPr>
+            <w:lang w:val="zh_TW" w:bidi="zh_TW"/>
+          </w:rPr>
+          <w:rPr>
+            <w:color w:val="0000EE"/>
+            <w:u w:val="single"/>
+          </w:rPr>
+          <w:t>結22:20–22</w:t>
+        </w:r>
+      </w:hyperlink>
+      <w:r>
+        <w:rPr>
+          <w:lang w:val="zh_TW" w:bidi="zh_TW"/>
+        </w:rPr>
+        <w:t>），以及在鼎中多次冶煉（</w:t>
+      </w:r>
+      <w:hyperlink r:id="rId121">
+        <w:r>
+          <w:rPr>
+            <w:lang w:val="zh_TW" w:bidi="zh_TW"/>
+          </w:rPr>
+          <w:rPr>
+            <w:color w:val="0000EE"/>
+            <w:u w:val="single"/>
+          </w:rPr>
+          <w:t>箴17:3，</w:t>
+        </w:r>
+      </w:hyperlink>
+      <w:hyperlink r:id="rId122">
+        <w:r>
+          <w:rPr>
+            <w:lang w:val="zh_TW" w:bidi="zh_TW"/>
+          </w:rPr>
+          <w:rPr>
+            <w:color w:val="0000EE"/>
+            <w:u w:val="single"/>
+          </w:rPr>
+          <w:t>27:21</w:t>
+        </w:r>
+      </w:hyperlink>
+      <w:r>
+        <w:rPr>
+          <w:lang w:val="zh_TW" w:bidi="zh_TW"/>
+        </w:rPr>
+        <w:t>），最終得到精煉的銀（</w:t>
+      </w:r>
+      <w:hyperlink r:id="rId123">
+        <w:r>
+          <w:rPr>
+            <w:lang w:val="zh_TW" w:bidi="zh_TW"/>
+          </w:rPr>
+          <w:rPr>
+            <w:color w:val="0000EE"/>
+            <w:u w:val="single"/>
+          </w:rPr>
+          <w:t>代上29:4</w:t>
+        </w:r>
+      </w:hyperlink>
+      <w:r>
+        <w:rPr>
+          <w:lang w:val="zh_TW" w:bidi="zh_TW"/>
+        </w:rPr>
+        <w:t>；</w:t>
+      </w:r>
+      <w:hyperlink r:id="rId124">
+        <w:r>
+          <w:rPr>
+            <w:lang w:val="zh_TW" w:bidi="zh_TW"/>
+          </w:rPr>
+          <w:rPr>
+            <w:color w:val="0000EE"/>
+            <w:u w:val="single"/>
+          </w:rPr>
+          <w:t>詩12:6</w:t>
+        </w:r>
+      </w:hyperlink>
+      <w:r>
+        <w:rPr>
+          <w:lang w:val="zh_TW" w:bidi="zh_TW"/>
+        </w:rPr>
+        <w:t>；</w:t>
+      </w:r>
+      <w:hyperlink r:id="rId125">
+        <w:r>
+          <w:rPr>
+            <w:lang w:val="zh_TW" w:bidi="zh_TW"/>
+          </w:rPr>
+          <w:rPr>
+            <w:color w:val="0000EE"/>
+            <w:u w:val="single"/>
+          </w:rPr>
+          <w:t>箴10:20</w:t>
+        </w:r>
+      </w:hyperlink>
+      <w:r>
+        <w:rPr>
+          <w:lang w:val="zh_TW" w:bidi="zh_TW"/>
+        </w:rPr>
+        <w:t>）。</w:t>
+      </w:r>
+    </w:p>
+    <w:p>
+      <w:pPr>
+        <w:pStyle w:val="Heading4"/>
+      </w:pPr>
+      <w:r>
+        <w:rPr>
+          <w:lang w:val="zh_TW" w:bidi="zh_TW"/>
+        </w:rPr>
+        <w:t>特定金屬</w:t>
       </w:r>
     </w:p>
     <w:p>
@@ -2272,54 +3280,7 @@
         <w:rPr>
           <w:lang w:val="zh_TW" w:bidi="zh_TW"/>
         </w:rPr>
-        <w:t>人們在慶祝活動中演奏托夫，發出響亮的聲音（</w:t>
-      </w:r>
-      <w:hyperlink r:id="rId54">
-        <w:r>
-          <w:rPr>
-            <w:lang w:val="zh_TW" w:bidi="zh_TW"/>
-          </w:rPr>
-          <w:rPr>
-            <w:color w:val="0000EE"/>
-            <w:u w:val="single"/>
-          </w:rPr>
-          <w:t>出15:20</w:t>
-        </w:r>
-      </w:hyperlink>
-      <w:r>
-        <w:rPr>
-          <w:lang w:val="zh_TW" w:bidi="zh_TW"/>
-        </w:rPr>
-        <w:t>；</w:t>
-      </w:r>
-      <w:hyperlink r:id="rId19">
-        <w:r>
-          <w:rPr>
-            <w:lang w:val="zh_TW" w:bidi="zh_TW"/>
-          </w:rPr>
-          <w:rPr>
-            <w:color w:val="0000EE"/>
-            <w:u w:val="single"/>
-          </w:rPr>
-          <w:t>詩81:2</w:t>
-        </w:r>
-      </w:hyperlink>
-      <w:r>
-        <w:rPr>
-          <w:lang w:val="zh_TW" w:bidi="zh_TW"/>
-        </w:rPr>
-        <w:t>）。</w:t>
-      </w:r>
-    </w:p>
-    <w:p>
-      <w:pPr>
-        <w:pStyle w:val="Heading4"/>
-      </w:pPr>
-      <w:r>
-        <w:rPr>
-          <w:lang w:val="zh_TW" w:bidi="zh_TW"/>
-        </w:rPr>
-        <w:t>澤爾澤林（Zelzelim）</w:t>
+        <w:t>雖然舊約聖經多處經文顯示當時的人懂得冶金，但考古資料卻相對有限。當時的加工場所規模很小，主要用來處理銅與鐵。考古記錄並不完整，但整體印象顯示：巴勒斯坦的金屬礦石相對稀少，人們必須大量依賴進口。不過，考古發掘出土了許多用來鑄造農具和軍事工具的模具。很明顯，當地能取得少量經過提煉的金屬，但大部分金屬可能仍需從外地輸入。當時，人們會把金屬加熱熔化，再把熔化的金屬倒進相應的陶質或泥質模具裡。</w:t>
       </w:r>
     </w:p>
     <w:p>
@@ -2333,7 +3294,7 @@
         <w:rPr>
           <w:lang w:val="zh_TW" w:bidi="zh_TW"/>
         </w:rPr>
-        <w:t>澤爾澤林（Zelzelim）和梅齊爾泰音（Meziltayim）是古代以色列使用的鈸。這些詞來自希伯來詞扎拉（zala），意思是「發出響亮的聲音」。聖經通常同時使用這兩個詞（表明兩個物品是成對使用的）。這告訴我們鈸總是成對使用的。</w:t>
+        <w:t>聖經多次提到金屬，尤其是金、銀、鐵和鉛。銅的使用十分普遍，但多半以合金的形式出現，也就是青銅或黃銅。相對地，聖經較少直接提到錫，然而錫確實用於青銅的製作上。同樣地，鋅雖然是製造黃銅所需的金屬，但聖經沒有提到鋅。</w:t>
       </w:r>
     </w:p>
     <w:p>
@@ -2347,7 +3308,7 @@
         <w:rPr>
           <w:lang w:val="zh_TW" w:bidi="zh_TW"/>
         </w:rPr>
-        <w:t>一些聖經譯本將這些詞錯譯為「響板」（castanets，發出咔嗒聲的木質或金屬塊）。</w:t>
+        <w:t>舊約聖經與新約聖經多次提到金，出現次數遠超過其它金屬。經文常常同時提及金與銀，而且大多數先提及銀、後提及金，反映曾有一段時期，金的價值低於銀。</w:t>
       </w:r>
     </w:p>
     <w:p>
@@ -2361,7 +3322,283 @@
         <w:rPr>
           <w:lang w:val="zh_TW" w:bidi="zh_TW"/>
         </w:rPr>
-        <w:t>人們用金屬製作這些鈸。它們成對出現，一個人會同時演奏兩面鈸。這是唯一可以在聖殿崇拜中使用的敲擊樂器。金屬鈸在許多古代文化中都很常見。</w:t>
+        <w:t>金用於製作個人使用的飾物（</w:t>
+      </w:r>
+      <w:hyperlink r:id="rId126">
+        <w:r>
+          <w:rPr>
+            <w:lang w:val="zh_TW" w:bidi="zh_TW"/>
+          </w:rPr>
+          <w:rPr>
+            <w:color w:val="0000EE"/>
+            <w:u w:val="single"/>
+          </w:rPr>
+          <w:t>創24:53，</w:t>
+        </w:r>
+      </w:hyperlink>
+      <w:hyperlink r:id="rId127">
+        <w:r>
+          <w:rPr>
+            <w:lang w:val="zh_TW" w:bidi="zh_TW"/>
+          </w:rPr>
+          <w:rPr>
+            <w:color w:val="0000EE"/>
+            <w:u w:val="single"/>
+          </w:rPr>
+          <w:t>41:42</w:t>
+        </w:r>
+      </w:hyperlink>
+      <w:r>
+        <w:rPr>
+          <w:lang w:val="zh_TW" w:bidi="zh_TW"/>
+        </w:rPr>
+        <w:t>；</w:t>
+      </w:r>
+      <w:hyperlink r:id="rId128">
+        <w:r>
+          <w:rPr>
+            <w:lang w:val="zh_TW" w:bidi="zh_TW"/>
+          </w:rPr>
+          <w:rPr>
+            <w:color w:val="0000EE"/>
+            <w:u w:val="single"/>
+          </w:rPr>
+          <w:t>出3:22，</w:t>
+        </w:r>
+      </w:hyperlink>
+      <w:hyperlink r:id="rId129">
+        <w:r>
+          <w:rPr>
+            <w:lang w:val="zh_TW" w:bidi="zh_TW"/>
+          </w:rPr>
+          <w:rPr>
+            <w:color w:val="0000EE"/>
+            <w:u w:val="single"/>
+          </w:rPr>
+          <w:t>11:2，</w:t>
+        </w:r>
+      </w:hyperlink>
+      <w:hyperlink r:id="rId130">
+        <w:r>
+          <w:rPr>
+            <w:lang w:val="zh_TW" w:bidi="zh_TW"/>
+          </w:rPr>
+          <w:rPr>
+            <w:color w:val="0000EE"/>
+            <w:u w:val="single"/>
+          </w:rPr>
+          <w:t>12:35</w:t>
+        </w:r>
+      </w:hyperlink>
+      <w:r>
+        <w:rPr>
+          <w:lang w:val="zh_TW" w:bidi="zh_TW"/>
+        </w:rPr>
+        <w:t>）。金在敬拜中也佔重要地位，不論在以色列或列邦都是如此。經文多次提到外邦人的假神（</w:t>
+      </w:r>
+      <w:hyperlink r:id="rId131">
+        <w:r>
+          <w:rPr>
+            <w:lang w:val="zh_TW" w:bidi="zh_TW"/>
+          </w:rPr>
+          <w:rPr>
+            <w:color w:val="0000EE"/>
+            <w:u w:val="single"/>
+          </w:rPr>
+          <w:t>出20:23，</w:t>
+        </w:r>
+      </w:hyperlink>
+      <w:hyperlink r:id="rId132">
+        <w:r>
+          <w:rPr>
+            <w:lang w:val="zh_TW" w:bidi="zh_TW"/>
+          </w:rPr>
+          <w:rPr>
+            <w:color w:val="0000EE"/>
+            <w:u w:val="single"/>
+          </w:rPr>
+          <w:t>32:2–4</w:t>
+        </w:r>
+      </w:hyperlink>
+      <w:r>
+        <w:rPr>
+          <w:lang w:val="zh_TW" w:bidi="zh_TW"/>
+        </w:rPr>
+        <w:t>；</w:t>
+      </w:r>
+      <w:hyperlink r:id="rId133">
+        <w:r>
+          <w:rPr>
+            <w:lang w:val="zh_TW" w:bidi="zh_TW"/>
+          </w:rPr>
+          <w:rPr>
+            <w:color w:val="0000EE"/>
+            <w:u w:val="single"/>
+          </w:rPr>
+          <w:t>詩115:4</w:t>
+        </w:r>
+      </w:hyperlink>
+      <w:r>
+        <w:rPr>
+          <w:lang w:val="zh_TW" w:bidi="zh_TW"/>
+        </w:rPr>
+        <w:t>；</w:t>
+      </w:r>
+      <w:hyperlink r:id="rId134">
+        <w:r>
+          <w:rPr>
+            <w:lang w:val="zh_TW" w:bidi="zh_TW"/>
+          </w:rPr>
+          <w:rPr>
+            <w:color w:val="0000EE"/>
+            <w:u w:val="single"/>
+          </w:rPr>
+          <w:t>賽2:20，</w:t>
+        </w:r>
+      </w:hyperlink>
+      <w:hyperlink r:id="rId135">
+        <w:r>
+          <w:rPr>
+            <w:lang w:val="zh_TW" w:bidi="zh_TW"/>
+          </w:rPr>
+          <w:rPr>
+            <w:color w:val="0000EE"/>
+            <w:u w:val="single"/>
+          </w:rPr>
+          <w:t>30:22，</w:t>
+        </w:r>
+      </w:hyperlink>
+      <w:hyperlink r:id="rId136">
+        <w:r>
+          <w:rPr>
+            <w:lang w:val="zh_TW" w:bidi="zh_TW"/>
+          </w:rPr>
+          <w:rPr>
+            <w:color w:val="0000EE"/>
+            <w:u w:val="single"/>
+          </w:rPr>
+          <w:t>31:7，</w:t>
+        </w:r>
+      </w:hyperlink>
+      <w:hyperlink r:id="rId137">
+        <w:r>
+          <w:rPr>
+            <w:lang w:val="zh_TW" w:bidi="zh_TW"/>
+          </w:rPr>
+          <w:rPr>
+            <w:color w:val="0000EE"/>
+            <w:u w:val="single"/>
+          </w:rPr>
+          <w:t>40:19，</w:t>
+        </w:r>
+      </w:hyperlink>
+      <w:hyperlink r:id="rId138">
+        <w:r>
+          <w:rPr>
+            <w:lang w:val="zh_TW" w:bidi="zh_TW"/>
+          </w:rPr>
+          <w:rPr>
+            <w:color w:val="0000EE"/>
+            <w:u w:val="single"/>
+          </w:rPr>
+          <w:t>46:6</w:t>
+        </w:r>
+      </w:hyperlink>
+      <w:r>
+        <w:rPr>
+          <w:lang w:val="zh_TW" w:bidi="zh_TW"/>
+        </w:rPr>
+        <w:t>；</w:t>
+      </w:r>
+      <w:hyperlink r:id="rId139">
+        <w:r>
+          <w:rPr>
+            <w:lang w:val="zh_TW" w:bidi="zh_TW"/>
+          </w:rPr>
+          <w:rPr>
+            <w:color w:val="0000EE"/>
+            <w:u w:val="single"/>
+          </w:rPr>
+          <w:t>何8:4</w:t>
+        </w:r>
+      </w:hyperlink>
+      <w:r>
+        <w:rPr>
+          <w:lang w:val="zh_TW" w:bidi="zh_TW"/>
+        </w:rPr>
+        <w:t>）。人們似乎通常先把金熔化，之後再加以雕刻，因此金製偶像既可稱為鑄成的像（</w:t>
+      </w:r>
+      <w:hyperlink r:id="rId140">
+        <w:r>
+          <w:rPr>
+            <w:lang w:val="zh_TW" w:bidi="zh_TW"/>
+          </w:rPr>
+          <w:rPr>
+            <w:color w:val="0000EE"/>
+            <w:u w:val="single"/>
+          </w:rPr>
+          <w:t>出32:24</w:t>
+        </w:r>
+      </w:hyperlink>
+      <w:r>
+        <w:rPr>
+          <w:lang w:val="zh_TW" w:bidi="zh_TW"/>
+        </w:rPr>
+        <w:t>）和雕刻的像。會幕與聖殿大量使用金：木造的約櫃裡外都包上精金（</w:t>
+      </w:r>
+      <w:hyperlink r:id="rId141">
+        <w:r>
+          <w:rPr>
+            <w:lang w:val="zh_TW" w:bidi="zh_TW"/>
+          </w:rPr>
+          <w:rPr>
+            <w:color w:val="0000EE"/>
+            <w:u w:val="single"/>
+          </w:rPr>
+          <w:t>25:11</w:t>
+        </w:r>
+      </w:hyperlink>
+      <w:r>
+        <w:rPr>
+          <w:lang w:val="zh_TW" w:bidi="zh_TW"/>
+        </w:rPr>
+        <w:t>），其它木製器具也都包上精金（</w:t>
+      </w:r>
+      <w:hyperlink r:id="rId141">
+        <w:r>
+          <w:rPr>
+            <w:lang w:val="zh_TW" w:bidi="zh_TW"/>
+          </w:rPr>
+          <w:rPr>
+            <w:color w:val="0000EE"/>
+            <w:u w:val="single"/>
+          </w:rPr>
+          <w:t>25:11</w:t>
+        </w:r>
+      </w:hyperlink>
+      <w:r>
+        <w:rPr>
+          <w:lang w:val="zh_TW" w:bidi="zh_TW"/>
+        </w:rPr>
+        <w:t>；</w:t>
+      </w:r>
+      <w:hyperlink r:id="rId142">
+        <w:r>
+          <w:rPr>
+            <w:lang w:val="zh_TW" w:bidi="zh_TW"/>
+          </w:rPr>
+          <w:rPr>
+            <w:color w:val="0000EE"/>
+            <w:u w:val="single"/>
+          </w:rPr>
+          <w:t>王上6:20–22、30</w:t>
+        </w:r>
+      </w:hyperlink>
+      <w:r>
+        <w:rPr>
+          <w:lang w:val="zh_TW" w:bidi="zh_TW"/>
+        </w:rPr>
+        <w:t>）。</w:t>
       </w:r>
     </w:p>
     <w:p>
@@ -2375,18 +3612,78 @@
         <w:rPr>
           <w:lang w:val="zh_TW" w:bidi="zh_TW"/>
         </w:rPr>
-        <w:t>鈸首次出現在聖經，是人們將約櫃移至耶路撒冷時（</w:t>
-      </w:r>
-      <w:hyperlink r:id="rId21">
-        <w:r>
-          <w:rPr>
-            <w:lang w:val="zh_TW" w:bidi="zh_TW"/>
-          </w:rPr>
-          <w:rPr>
-            <w:color w:val="0000EE"/>
-            <w:u w:val="single"/>
-          </w:rPr>
-          <w:t>撒下6:5</w:t>
+        <w:t>會幕與聖殿中所用的器皿與用具多為「精金」製作：基路伯（</w:t>
+      </w:r>
+      <w:hyperlink r:id="rId143">
+        <w:r>
+          <w:rPr>
+            <w:lang w:val="zh_TW" w:bidi="zh_TW"/>
+          </w:rPr>
+          <w:rPr>
+            <w:color w:val="0000EE"/>
+            <w:u w:val="single"/>
+          </w:rPr>
+          <w:t>出25:18，</w:t>
+        </w:r>
+      </w:hyperlink>
+      <w:hyperlink r:id="rId144">
+        <w:r>
+          <w:rPr>
+            <w:lang w:val="zh_TW" w:bidi="zh_TW"/>
+          </w:rPr>
+          <w:rPr>
+            <w:color w:val="0000EE"/>
+            <w:u w:val="single"/>
+          </w:rPr>
+          <w:t>37:7</w:t>
+        </w:r>
+      </w:hyperlink>
+      <w:r>
+        <w:rPr>
+          <w:lang w:val="zh_TW" w:bidi="zh_TW"/>
+        </w:rPr>
+        <w:t>）、施恩座（</w:t>
+      </w:r>
+      <w:hyperlink r:id="rId145">
+        <w:r>
+          <w:rPr>
+            <w:lang w:val="zh_TW" w:bidi="zh_TW"/>
+          </w:rPr>
+          <w:rPr>
+            <w:color w:val="0000EE"/>
+            <w:u w:val="single"/>
+          </w:rPr>
+          <w:t>25:17，</w:t>
+        </w:r>
+      </w:hyperlink>
+      <w:hyperlink r:id="rId146">
+        <w:r>
+          <w:rPr>
+            <w:lang w:val="zh_TW" w:bidi="zh_TW"/>
+          </w:rPr>
+          <w:rPr>
+            <w:color w:val="0000EE"/>
+            <w:u w:val="single"/>
+          </w:rPr>
+          <w:t>37:6</w:t>
+        </w:r>
+      </w:hyperlink>
+      <w:r>
+        <w:rPr>
+          <w:lang w:val="zh_TW" w:bidi="zh_TW"/>
+        </w:rPr>
+        <w:t>）、金燈台（</w:t>
+      </w:r>
+      <w:hyperlink r:id="rId147">
+        <w:r>
+          <w:rPr>
+            <w:lang w:val="zh_TW" w:bidi="zh_TW"/>
+          </w:rPr>
+          <w:rPr>
+            <w:color w:val="0000EE"/>
+            <w:u w:val="single"/>
+          </w:rPr>
+          <w:t>出25:31</w:t>
         </w:r>
       </w:hyperlink>
       <w:r>
@@ -2395,34 +3692,250 @@
         </w:rPr>
         <w:t>；</w:t>
       </w:r>
-      <w:hyperlink r:id="rId53">
-        <w:r>
-          <w:rPr>
-            <w:lang w:val="zh_TW" w:bidi="zh_TW"/>
-          </w:rPr>
-          <w:rPr>
-            <w:color w:val="0000EE"/>
-            <w:u w:val="single"/>
-          </w:rPr>
-          <w:t>代上13:8</w:t>
-        </w:r>
-      </w:hyperlink>
-      <w:r>
-        <w:rPr>
-          <w:lang w:val="zh_TW" w:bidi="zh_TW"/>
-        </w:rPr>
-        <w:t>）。後來，利未人歌唱的首領（來自利未支派的樂師）在聖殿裡演奏鈸（</w:t>
-      </w:r>
-      <w:hyperlink r:id="rId55">
-        <w:r>
-          <w:rPr>
-            <w:lang w:val="zh_TW" w:bidi="zh_TW"/>
-          </w:rPr>
-          <w:rPr>
-            <w:color w:val="0000EE"/>
-            <w:u w:val="single"/>
-          </w:rPr>
-          <w:t>代上15:19</w:t>
+      <w:hyperlink r:id="rId148">
+        <w:r>
+          <w:rPr>
+            <w:lang w:val="zh_TW" w:bidi="zh_TW"/>
+          </w:rPr>
+          <w:rPr>
+            <w:color w:val="0000EE"/>
+            <w:u w:val="single"/>
+          </w:rPr>
+          <w:t>亞4:2</w:t>
+        </w:r>
+      </w:hyperlink>
+      <w:r>
+        <w:rPr>
+          <w:lang w:val="zh_TW" w:bidi="zh_TW"/>
+        </w:rPr>
+        <w:t>）、各種器皿（</w:t>
+      </w:r>
+      <w:hyperlink r:id="rId149">
+        <w:r>
+          <w:rPr>
+            <w:lang w:val="zh_TW" w:bidi="zh_TW"/>
+          </w:rPr>
+          <w:rPr>
+            <w:color w:val="0000EE"/>
+            <w:u w:val="single"/>
+          </w:rPr>
+          <w:t>出25:38</w:t>
+        </w:r>
+      </w:hyperlink>
+      <w:r>
+        <w:rPr>
+          <w:lang w:val="zh_TW" w:bidi="zh_TW"/>
+        </w:rPr>
+        <w:t>；</w:t>
+      </w:r>
+      <w:hyperlink r:id="rId150">
+        <w:r>
+          <w:rPr>
+            <w:lang w:val="zh_TW" w:bidi="zh_TW"/>
+          </w:rPr>
+          <w:rPr>
+            <w:color w:val="0000EE"/>
+            <w:u w:val="single"/>
+          </w:rPr>
+          <w:t>王下24:13</w:t>
+        </w:r>
+      </w:hyperlink>
+      <w:r>
+        <w:rPr>
+          <w:lang w:val="zh_TW" w:bidi="zh_TW"/>
+        </w:rPr>
+        <w:t>）、懸掛以弗得的金鍊（</w:t>
+      </w:r>
+      <w:hyperlink r:id="rId151">
+        <w:r>
+          <w:rPr>
+            <w:lang w:val="zh_TW" w:bidi="zh_TW"/>
+          </w:rPr>
+          <w:rPr>
+            <w:color w:val="0000EE"/>
+            <w:u w:val="single"/>
+          </w:rPr>
+          <w:t>出28:14</w:t>
+        </w:r>
+      </w:hyperlink>
+      <w:r>
+        <w:rPr>
+          <w:lang w:val="zh_TW" w:bidi="zh_TW"/>
+        </w:rPr>
+        <w:t>），以及大祭司袍子上的金鈴鐺。大祭司的冠冕、以弗得與胸牌也都是金製的（</w:t>
+      </w:r>
+      <w:hyperlink r:id="rId152">
+        <w:r>
+          <w:rPr>
+            <w:lang w:val="zh_TW" w:bidi="zh_TW"/>
+          </w:rPr>
+          <w:rPr>
+            <w:color w:val="0000EE"/>
+            <w:u w:val="single"/>
+          </w:rPr>
+          <w:t>39:2–30</w:t>
+        </w:r>
+      </w:hyperlink>
+      <w:r>
+        <w:rPr>
+          <w:lang w:val="zh_TW" w:bidi="zh_TW"/>
+        </w:rPr>
+        <w:t>）。曠野中為製作這些器具所收的奉獻，包括重達120舍客勒的金皿（</w:t>
+      </w:r>
+      <w:hyperlink r:id="rId153">
+        <w:r>
+          <w:rPr>
+            <w:lang w:val="zh_TW" w:bidi="zh_TW"/>
+          </w:rPr>
+          <w:rPr>
+            <w:color w:val="0000EE"/>
+            <w:u w:val="single"/>
+          </w:rPr>
+          <w:t>民7:86</w:t>
+        </w:r>
+      </w:hyperlink>
+      <w:r>
+        <w:rPr>
+          <w:lang w:val="zh_TW" w:bidi="zh_TW"/>
+        </w:rPr>
+        <w:t>）。比會幕更華美的聖殿，顯然用上更多金子建成（</w:t>
+      </w:r>
+      <w:hyperlink r:id="rId154">
+        <w:r>
+          <w:rPr>
+            <w:lang w:val="zh_TW" w:bidi="zh_TW"/>
+          </w:rPr>
+          <w:rPr>
+            <w:color w:val="0000EE"/>
+            <w:u w:val="single"/>
+          </w:rPr>
+          <w:t>王上6:20–28</w:t>
+        </w:r>
+      </w:hyperlink>
+      <w:r>
+        <w:rPr>
+          <w:lang w:val="zh_TW" w:bidi="zh_TW"/>
+        </w:rPr>
+        <w:t>；</w:t>
+      </w:r>
+      <w:hyperlink r:id="rId155">
+        <w:r>
+          <w:rPr>
+            <w:lang w:val="zh_TW" w:bidi="zh_TW"/>
+          </w:rPr>
+          <w:rPr>
+            <w:color w:val="0000EE"/>
+            <w:u w:val="single"/>
+          </w:rPr>
+          <w:t>代上29:2–7</w:t>
+        </w:r>
+      </w:hyperlink>
+      <w:r>
+        <w:rPr>
+          <w:lang w:val="zh_TW" w:bidi="zh_TW"/>
+        </w:rPr>
+        <w:t>；</w:t>
+      </w:r>
+      <w:hyperlink r:id="rId156">
+        <w:r>
+          <w:rPr>
+            <w:lang w:val="zh_TW" w:bidi="zh_TW"/>
+          </w:rPr>
+          <w:rPr>
+            <w:color w:val="0000EE"/>
+            <w:u w:val="single"/>
+          </w:rPr>
+          <w:t>代下3:4–4:22</w:t>
+        </w:r>
+      </w:hyperlink>
+      <w:r>
+        <w:rPr>
+          <w:lang w:val="zh_TW" w:bidi="zh_TW"/>
+        </w:rPr>
+        <w:t>）。經文中關於會幕與聖殿所用金子的具體記載極多，難以一一列舉。聖殿中大量的金子自然吸引外敵入侵，他們往往會奪去聖殿的金子，當作戰利品帶走（</w:t>
+      </w:r>
+      <w:hyperlink r:id="rId157">
+        <w:r>
+          <w:rPr>
+            <w:lang w:val="zh_TW" w:bidi="zh_TW"/>
+          </w:rPr>
+          <w:rPr>
+            <w:color w:val="0000EE"/>
+            <w:u w:val="single"/>
+          </w:rPr>
+          <w:t>王上14:26</w:t>
+        </w:r>
+      </w:hyperlink>
+      <w:r>
+        <w:rPr>
+          <w:lang w:val="zh_TW" w:bidi="zh_TW"/>
+        </w:rPr>
+        <w:t>；</w:t>
+      </w:r>
+      <w:hyperlink r:id="rId158">
+        <w:r>
+          <w:rPr>
+            <w:lang w:val="zh_TW" w:bidi="zh_TW"/>
+          </w:rPr>
+          <w:rPr>
+            <w:color w:val="0000EE"/>
+            <w:u w:val="single"/>
+          </w:rPr>
+          <w:t>王下16:8，</w:t>
+        </w:r>
+      </w:hyperlink>
+      <w:hyperlink r:id="rId159">
+        <w:r>
+          <w:rPr>
+            <w:lang w:val="zh_TW" w:bidi="zh_TW"/>
+          </w:rPr>
+          <w:rPr>
+            <w:color w:val="0000EE"/>
+            <w:u w:val="single"/>
+          </w:rPr>
+          <w:t>18:14，</w:t>
+        </w:r>
+      </w:hyperlink>
+      <w:hyperlink r:id="rId150">
+        <w:r>
+          <w:rPr>
+            <w:lang w:val="zh_TW" w:bidi="zh_TW"/>
+          </w:rPr>
+          <w:rPr>
+            <w:color w:val="0000EE"/>
+            <w:u w:val="single"/>
+          </w:rPr>
+          <w:t>24:13，</w:t>
+        </w:r>
+      </w:hyperlink>
+      <w:hyperlink r:id="rId160">
+        <w:r>
+          <w:rPr>
+            <w:lang w:val="zh_TW" w:bidi="zh_TW"/>
+          </w:rPr>
+          <w:rPr>
+            <w:color w:val="0000EE"/>
+            <w:u w:val="single"/>
+          </w:rPr>
+          <w:t>25:15</w:t>
+        </w:r>
+      </w:hyperlink>
+      <w:r>
+        <w:rPr>
+          <w:lang w:val="zh_TW" w:bidi="zh_TW"/>
+        </w:rPr>
+        <w:t>；</w:t>
+      </w:r>
+      <w:hyperlink r:id="rId161">
+        <w:r>
+          <w:rPr>
+            <w:lang w:val="zh_TW" w:bidi="zh_TW"/>
+          </w:rPr>
+          <w:rPr>
+            <w:color w:val="0000EE"/>
+            <w:u w:val="single"/>
+          </w:rPr>
+          <w:t>代下12:9</w:t>
         </w:r>
       </w:hyperlink>
       <w:r>
@@ -2443,43 +3956,97 @@
         <w:rPr>
           <w:lang w:val="zh_TW" w:bidi="zh_TW"/>
         </w:rPr>
-        <w:t>這些鈸在敬拜中有特殊的用途，它們不是用來奏出旋律，而是用來：</w:t>
-      </w:r>
-    </w:p>
-    <w:p>
-      <w:pPr>
-        <w:pStyle w:val="ListBullet"/>
-        <w:spacing w:line="240" w:lineRule="auto"/>
-        <w:ind w:left="720"/>
-      </w:pPr>
-      <w:r>
-        <w:rPr>
-          <w:lang w:val="zh_TW" w:bidi="zh_TW"/>
-        </w:rPr>
-      </w:r>
-      <w:r>
-        <w:rPr>
-          <w:lang w:val="zh_TW" w:bidi="zh_TW"/>
-        </w:rPr>
-        <w:t>發出信號告訴人們何時應該開始唱歌</w:t>
-      </w:r>
-    </w:p>
-    <w:p>
-      <w:pPr>
-        <w:pStyle w:val="ListBullet"/>
-        <w:spacing w:line="240" w:lineRule="auto"/>
-        <w:ind w:left="720"/>
-      </w:pPr>
-      <w:r>
-        <w:rPr>
-          <w:lang w:val="zh_TW" w:bidi="zh_TW"/>
-        </w:rPr>
-      </w:r>
-      <w:r>
-        <w:rPr>
-          <w:lang w:val="zh_TW" w:bidi="zh_TW"/>
-        </w:rPr>
-        <w:t>標記詩歌中不同的段落</w:t>
+        <w:t>金也具有商業價值。所羅門在位時，有大量金子進口到以色列，每年多達666他連得（</w:t>
+      </w:r>
+      <w:hyperlink r:id="rId162">
+        <w:r>
+          <w:rPr>
+            <w:lang w:val="zh_TW" w:bidi="zh_TW"/>
+          </w:rPr>
+          <w:rPr>
+            <w:color w:val="0000EE"/>
+            <w:u w:val="single"/>
+          </w:rPr>
+          <w:t>王上10:14</w:t>
+        </w:r>
+      </w:hyperlink>
+      <w:r>
+        <w:rPr>
+          <w:lang w:val="zh_TW" w:bidi="zh_TW"/>
+        </w:rPr>
+        <w:t>）。泰爾王希蘭曾給所羅門120他連得金子（</w:t>
+      </w:r>
+      <w:hyperlink r:id="rId163">
+        <w:r>
+          <w:rPr>
+            <w:lang w:val="zh_TW" w:bidi="zh_TW"/>
+          </w:rPr>
+          <w:rPr>
+            <w:color w:val="0000EE"/>
+            <w:u w:val="single"/>
+          </w:rPr>
+          <w:t>9:14</w:t>
+        </w:r>
+      </w:hyperlink>
+      <w:r>
+        <w:rPr>
+          <w:lang w:val="zh_TW" w:bidi="zh_TW"/>
+        </w:rPr>
+        <w:t>），但可能屬於貸款性質。所羅門確實在聖殿中使用大量金子（</w:t>
+      </w:r>
+      <w:hyperlink r:id="rId164">
+        <w:r>
+          <w:rPr>
+            <w:lang w:val="zh_TW" w:bidi="zh_TW"/>
+          </w:rPr>
+          <w:rPr>
+            <w:color w:val="0000EE"/>
+            <w:u w:val="single"/>
+          </w:rPr>
+          <w:t>10:16–17</w:t>
+        </w:r>
+      </w:hyperlink>
+      <w:r>
+        <w:rPr>
+          <w:lang w:val="zh_TW" w:bidi="zh_TW"/>
+        </w:rPr>
+        <w:t>）。金也常用來收買敵國（</w:t>
+      </w:r>
+      <w:hyperlink r:id="rId158">
+        <w:r>
+          <w:rPr>
+            <w:lang w:val="zh_TW" w:bidi="zh_TW"/>
+          </w:rPr>
+          <w:rPr>
+            <w:color w:val="0000EE"/>
+            <w:u w:val="single"/>
+          </w:rPr>
+          <w:t>王下16:8</w:t>
+        </w:r>
+      </w:hyperlink>
+      <w:r>
+        <w:rPr>
+          <w:lang w:val="zh_TW" w:bidi="zh_TW"/>
+        </w:rPr>
+        <w:t>），或作為進貢之用（</w:t>
+      </w:r>
+      <w:hyperlink r:id="rId159">
+        <w:r>
+          <w:rPr>
+            <w:lang w:val="zh_TW" w:bidi="zh_TW"/>
+          </w:rPr>
+          <w:rPr>
+            <w:color w:val="0000EE"/>
+            <w:u w:val="single"/>
+          </w:rPr>
+          <w:t>18:14</w:t>
+        </w:r>
+      </w:hyperlink>
+      <w:r>
+        <w:rPr>
+          <w:lang w:val="zh_TW" w:bidi="zh_TW"/>
+        </w:rPr>
+        <w:t>）。亞述人的編年史也證實了這點，其中記載他們從各地索取的貢物中，往往包括金子。</w:t>
       </w:r>
     </w:p>
     <w:p>
@@ -2489,33 +4056,155 @@
           <w:lang w:val="zh_TW" w:bidi="zh_TW"/>
         </w:rPr>
       </w:r>
-      <w:hyperlink r:id="rId49">
-        <w:r>
-          <w:rPr>
-            <w:lang w:val="zh_TW" w:bidi="zh_TW"/>
-          </w:rPr>
-          <w:rPr>
-            <w:color w:val="0000EE"/>
-            <w:u w:val="single"/>
-          </w:rPr>
-          <w:t>詩篇一五〇篇</w:t>
-        </w:r>
-      </w:hyperlink>
-      <w:r>
-        <w:rPr>
-          <w:lang w:val="zh_TW" w:bidi="zh_TW"/>
-        </w:rPr>
-        <w:t>提到兩種不同的鈸，我們不確定這些鈸有什麼不同，可能是大小不同或由不同材料製成。</w:t>
-      </w:r>
-      <w:r>
-        <w:rPr>
-          <w:lang w:val="zh_TW" w:bidi="zh_TW"/>
-        </w:rPr>
-      </w:r>
-      <w:r>
-        <w:rPr>
-          <w:lang w:val="zh_TW" w:bidi="zh_TW"/>
-        </w:rPr>
+      <w:r>
+        <w:rPr>
+          <w:lang w:val="zh_TW" w:bidi="zh_TW"/>
+        </w:rPr>
+        <w:t>擁有金子本身並非邪惡，但經文責備一心只想積存金子的人（</w:t>
+      </w:r>
+      <w:hyperlink r:id="rId165">
+        <w:r>
+          <w:rPr>
+            <w:lang w:val="zh_TW" w:bidi="zh_TW"/>
+          </w:rPr>
+          <w:rPr>
+            <w:color w:val="0000EE"/>
+            <w:u w:val="single"/>
+          </w:rPr>
+          <w:t>伯28:15–17</w:t>
+        </w:r>
+      </w:hyperlink>
+      <w:r>
+        <w:rPr>
+          <w:lang w:val="zh_TW" w:bidi="zh_TW"/>
+        </w:rPr>
+        <w:t>；</w:t>
+      </w:r>
+      <w:hyperlink r:id="rId166">
+        <w:r>
+          <w:rPr>
+            <w:lang w:val="zh_TW" w:bidi="zh_TW"/>
+          </w:rPr>
+          <w:rPr>
+            <w:color w:val="0000EE"/>
+            <w:u w:val="single"/>
+          </w:rPr>
+          <w:t>箴3:14，</w:t>
+        </w:r>
+      </w:hyperlink>
+      <w:hyperlink r:id="rId167">
+        <w:r>
+          <w:rPr>
+            <w:lang w:val="zh_TW" w:bidi="zh_TW"/>
+          </w:rPr>
+          <w:rPr>
+            <w:color w:val="0000EE"/>
+            <w:u w:val="single"/>
+          </w:rPr>
+          <w:t>8:10、19，</w:t>
+        </w:r>
+      </w:hyperlink>
+      <w:hyperlink r:id="rId168">
+        <w:r>
+          <w:rPr>
+            <w:lang w:val="zh_TW" w:bidi="zh_TW"/>
+          </w:rPr>
+          <w:rPr>
+            <w:color w:val="0000EE"/>
+            <w:u w:val="single"/>
+          </w:rPr>
+          <w:t>16:16</w:t>
+        </w:r>
+      </w:hyperlink>
+      <w:r>
+        <w:rPr>
+          <w:lang w:val="zh_TW" w:bidi="zh_TW"/>
+        </w:rPr>
+        <w:t>）。擁有智慧與認識神，比擁有大量金子更為寶貴（</w:t>
+      </w:r>
+      <w:hyperlink r:id="rId169">
+        <w:r>
+          <w:rPr>
+            <w:lang w:val="zh_TW" w:bidi="zh_TW"/>
+          </w:rPr>
+          <w:rPr>
+            <w:color w:val="0000EE"/>
+            <w:u w:val="single"/>
+          </w:rPr>
+          <w:t>詩19:10，</w:t>
+        </w:r>
+      </w:hyperlink>
+      <w:hyperlink r:id="rId170">
+        <w:r>
+          <w:rPr>
+            <w:lang w:val="zh_TW" w:bidi="zh_TW"/>
+          </w:rPr>
+          <w:rPr>
+            <w:color w:val="0000EE"/>
+            <w:u w:val="single"/>
+          </w:rPr>
+          <w:t>119:72、127</w:t>
+        </w:r>
+      </w:hyperlink>
+      <w:r>
+        <w:rPr>
+          <w:lang w:val="zh_TW" w:bidi="zh_TW"/>
+        </w:rPr>
+        <w:t>；</w:t>
+      </w:r>
+      <w:hyperlink r:id="rId171">
+        <w:r>
+          <w:rPr>
+            <w:lang w:val="zh_TW" w:bidi="zh_TW"/>
+          </w:rPr>
+          <w:rPr>
+            <w:color w:val="0000EE"/>
+            <w:u w:val="single"/>
+          </w:rPr>
+          <w:t>箴20:15</w:t>
+        </w:r>
+      </w:hyperlink>
+      <w:r>
+        <w:rPr>
+          <w:lang w:val="zh_TW" w:bidi="zh_TW"/>
+        </w:rPr>
+        <w:t>）。約伯拒絕把信靠放在金子上（</w:t>
+      </w:r>
+      <w:hyperlink r:id="rId172">
+        <w:r>
+          <w:rPr>
+            <w:lang w:val="zh_TW" w:bidi="zh_TW"/>
+          </w:rPr>
+          <w:rPr>
+            <w:color w:val="0000EE"/>
+            <w:u w:val="single"/>
+          </w:rPr>
+          <w:t>伯31:24</w:t>
+        </w:r>
+      </w:hyperlink>
+      <w:r>
+        <w:rPr>
+          <w:lang w:val="zh_TW" w:bidi="zh_TW"/>
+        </w:rPr>
+        <w:t>）。在審判的日子，金子也不能拯救人（</w:t>
+      </w:r>
+      <w:hyperlink r:id="rId173">
+        <w:r>
+          <w:rPr>
+            <w:lang w:val="zh_TW" w:bidi="zh_TW"/>
+          </w:rPr>
+          <w:rPr>
+            <w:color w:val="0000EE"/>
+            <w:u w:val="single"/>
+          </w:rPr>
+          <w:t>番1:18</w:t>
+        </w:r>
+      </w:hyperlink>
+      <w:r>
+        <w:rPr>
+          <w:lang w:val="zh_TW" w:bidi="zh_TW"/>
+        </w:rPr>
+        <w:t>）。</w:t>
       </w:r>
     </w:p>
     <w:p>
@@ -2525,21 +4214,137 @@
           <w:lang w:val="zh_TW" w:bidi="zh_TW"/>
         </w:rPr>
       </w:r>
-    </w:p>
-    <w:p>
-      <w:pPr>
-        <w:pStyle w:val="Heading2"/>
-      </w:pPr>
-      <w:r>
-        <w:rPr>
-          <w:lang w:val="zh_TW" w:bidi="zh_TW"/>
-        </w:rPr>
-        <w:t>樂園</w:t>
-      </w:r>
-      <w:r>
-        <w:rPr>
-          <w:lang w:val="zh_TW" w:bidi="zh_TW"/>
-        </w:rPr>
+      <w:r>
+        <w:rPr>
+          <w:lang w:val="zh_TW" w:bidi="zh_TW"/>
+        </w:rPr>
+        <w:t>新約聖經視黃金為會朽壞的物質 （</w:t>
+      </w:r>
+      <w:hyperlink r:id="rId174">
+        <w:r>
+          <w:rPr>
+            <w:lang w:val="zh_TW" w:bidi="zh_TW"/>
+          </w:rPr>
+          <w:rPr>
+            <w:color w:val="0000EE"/>
+            <w:u w:val="single"/>
+          </w:rPr>
+          <w:t>雅5:3</w:t>
+        </w:r>
+      </w:hyperlink>
+      <w:r>
+        <w:rPr>
+          <w:lang w:val="zh_TW" w:bidi="zh_TW"/>
+        </w:rPr>
+        <w:t>；</w:t>
+      </w:r>
+      <w:hyperlink r:id="rId175">
+        <w:r>
+          <w:rPr>
+            <w:lang w:val="zh_TW" w:bidi="zh_TW"/>
+          </w:rPr>
+          <w:rPr>
+            <w:color w:val="0000EE"/>
+            <w:u w:val="single"/>
+          </w:rPr>
+          <w:t>彼前1:18</w:t>
+        </w:r>
+      </w:hyperlink>
+      <w:r>
+        <w:rPr>
+          <w:lang w:val="zh_TW" w:bidi="zh_TW"/>
+        </w:rPr>
+        <w:t>），也視之為不必要的負擔 （</w:t>
+      </w:r>
+      <w:hyperlink r:id="rId176">
+        <w:r>
+          <w:rPr>
+            <w:lang w:val="zh_TW" w:bidi="zh_TW"/>
+          </w:rPr>
+          <w:rPr>
+            <w:color w:val="0000EE"/>
+            <w:u w:val="single"/>
+          </w:rPr>
+          <w:t>太10:9</w:t>
+        </w:r>
+      </w:hyperlink>
+      <w:r>
+        <w:rPr>
+          <w:lang w:val="zh_TW" w:bidi="zh_TW"/>
+        </w:rPr>
+        <w:t>；</w:t>
+      </w:r>
+      <w:hyperlink r:id="rId177">
+        <w:r>
+          <w:rPr>
+            <w:lang w:val="zh_TW" w:bidi="zh_TW"/>
+          </w:rPr>
+          <w:rPr>
+            <w:color w:val="0000EE"/>
+            <w:u w:val="single"/>
+          </w:rPr>
+          <w:t>徒3:6</w:t>
+        </w:r>
+      </w:hyperlink>
+      <w:r>
+        <w:rPr>
+          <w:lang w:val="zh_TW" w:bidi="zh_TW"/>
+        </w:rPr>
+        <w:t>）。佩戴金戒指絕非衡量人價值的標準（</w:t>
+      </w:r>
+      <w:hyperlink r:id="rId178">
+        <w:r>
+          <w:rPr>
+            <w:lang w:val="zh_TW" w:bidi="zh_TW"/>
+          </w:rPr>
+          <w:rPr>
+            <w:color w:val="0000EE"/>
+            <w:u w:val="single"/>
+          </w:rPr>
+          <w:t>雅2:2</w:t>
+        </w:r>
+      </w:hyperlink>
+      <w:r>
+        <w:rPr>
+          <w:lang w:val="zh_TW" w:bidi="zh_TW"/>
+        </w:rPr>
+        <w:t>）；事實上，保羅與彼得甚至禁止信徒佩戴金飾為裝飾 （</w:t>
+      </w:r>
+      <w:hyperlink r:id="rId179">
+        <w:r>
+          <w:rPr>
+            <w:lang w:val="zh_TW" w:bidi="zh_TW"/>
+          </w:rPr>
+          <w:rPr>
+            <w:color w:val="0000EE"/>
+            <w:u w:val="single"/>
+          </w:rPr>
+          <w:t>提前2:9</w:t>
+        </w:r>
+      </w:hyperlink>
+      <w:r>
+        <w:rPr>
+          <w:lang w:val="zh_TW" w:bidi="zh_TW"/>
+        </w:rPr>
+        <w:t>；</w:t>
+      </w:r>
+      <w:hyperlink r:id="rId180">
+        <w:r>
+          <w:rPr>
+            <w:lang w:val="zh_TW" w:bidi="zh_TW"/>
+          </w:rPr>
+          <w:rPr>
+            <w:color w:val="0000EE"/>
+            <w:u w:val="single"/>
+          </w:rPr>
+          <w:t>彼前3:3</w:t>
+        </w:r>
+      </w:hyperlink>
+      <w:r>
+        <w:rPr>
+          <w:lang w:val="zh_TW" w:bidi="zh_TW"/>
+        </w:rPr>
+        <w:t>）。</w:t>
       </w:r>
     </w:p>
     <w:p>
@@ -2553,157 +4358,115 @@
         <w:rPr>
           <w:lang w:val="zh_TW" w:bidi="zh_TW"/>
         </w:rPr>
-        <w:t>這個詞源自波斯文，意思是「神的園子」。以色列人原本使用另一個字詞來指「園子」，既用於日常的園林，也用於神在伊甸的園子（</w:t>
-      </w:r>
-      <w:hyperlink r:id="rId56">
-        <w:r>
-          <w:rPr>
-            <w:lang w:val="zh_TW" w:bidi="zh_TW"/>
-          </w:rPr>
-          <w:rPr>
-            <w:color w:val="0000EE"/>
-            <w:u w:val="single"/>
-          </w:rPr>
-          <w:t>創2–3章</w:t>
-        </w:r>
-      </w:hyperlink>
-      <w:r>
-        <w:rPr>
-          <w:lang w:val="zh_TW" w:bidi="zh_TW"/>
-        </w:rPr>
-        <w:t>；</w:t>
-      </w:r>
-      <w:hyperlink r:id="rId57">
-        <w:r>
-          <w:rPr>
-            <w:lang w:val="zh_TW" w:bidi="zh_TW"/>
-          </w:rPr>
-          <w:rPr>
-            <w:color w:val="0000EE"/>
-            <w:u w:val="single"/>
-          </w:rPr>
-          <w:t>賽51:3</w:t>
-        </w:r>
-      </w:hyperlink>
-      <w:r>
-        <w:rPr>
-          <w:lang w:val="zh_TW" w:bidi="zh_TW"/>
-        </w:rPr>
-        <w:t>；</w:t>
-      </w:r>
-      <w:hyperlink r:id="rId58">
-        <w:r>
-          <w:rPr>
-            <w:lang w:val="zh_TW" w:bidi="zh_TW"/>
-          </w:rPr>
-          <w:rPr>
-            <w:color w:val="0000EE"/>
-            <w:u w:val="single"/>
-          </w:rPr>
-          <w:t>結28:13</w:t>
-        </w:r>
-      </w:hyperlink>
-      <w:r>
-        <w:rPr>
-          <w:lang w:val="zh_TW" w:bidi="zh_TW"/>
-        </w:rPr>
-        <w:t>）。在以列色人歷史的後期，他們借用了這個波斯文詞語，最後就成為「樂園」這個字詞。這個字詞在舊約聖經中出現三次，用來指公園或果園（</w:t>
-      </w:r>
-      <w:hyperlink r:id="rId59">
-        <w:r>
-          <w:rPr>
-            <w:lang w:val="zh_TW" w:bidi="zh_TW"/>
-          </w:rPr>
-          <w:rPr>
-            <w:color w:val="0000EE"/>
-            <w:u w:val="single"/>
-          </w:rPr>
-          <w:t>尼2:8</w:t>
-        </w:r>
-      </w:hyperlink>
-      <w:r>
-        <w:rPr>
-          <w:lang w:val="zh_TW" w:bidi="zh_TW"/>
-        </w:rPr>
-        <w:t>；</w:t>
-      </w:r>
-      <w:hyperlink r:id="rId60">
-        <w:r>
-          <w:rPr>
-            <w:lang w:val="zh_TW" w:bidi="zh_TW"/>
-          </w:rPr>
-          <w:rPr>
-            <w:color w:val="0000EE"/>
-            <w:u w:val="single"/>
-          </w:rPr>
-          <w:t>傳2:5</w:t>
-        </w:r>
-      </w:hyperlink>
-      <w:r>
-        <w:rPr>
-          <w:lang w:val="zh_TW" w:bidi="zh_TW"/>
-        </w:rPr>
-        <w:t>；</w:t>
-      </w:r>
-      <w:hyperlink r:id="rId61">
-        <w:r>
-          <w:rPr>
-            <w:lang w:val="zh_TW" w:bidi="zh_TW"/>
-          </w:rPr>
-          <w:rPr>
-            <w:color w:val="0000EE"/>
-            <w:u w:val="single"/>
-          </w:rPr>
-          <w:t>歌4:13</w:t>
-        </w:r>
-      </w:hyperlink>
-      <w:r>
-        <w:rPr>
-          <w:lang w:val="zh_TW" w:bidi="zh_TW"/>
-        </w:rPr>
-        <w:t>）。當舊約聖經譯成希臘文時，譯者使用了這個詞的希臘文形式。說希臘文的猶太人稱</w:t>
-      </w:r>
-      <w:hyperlink r:id="rId62">
-        <w:r>
-          <w:rPr>
-            <w:lang w:val="zh_TW" w:bidi="zh_TW"/>
-          </w:rPr>
-          <w:rPr>
-            <w:color w:val="0000EE"/>
-            <w:u w:val="single"/>
-          </w:rPr>
-          <w:t>創世記二章</w:t>
-        </w:r>
-      </w:hyperlink>
-      <w:r>
-        <w:rPr>
-          <w:lang w:val="zh_TW" w:bidi="zh_TW"/>
-        </w:rPr>
-        <w:t>中的那座園子為</w:t>
-      </w:r>
-      <w:r>
-        <w:rPr>
-          <w:i/>
-          <w:lang w:val="zh_TW" w:bidi="zh_TW"/>
-        </w:rPr>
-        <w:t>paradeisos</w:t>
-      </w:r>
-      <w:r>
-        <w:rPr>
-          <w:lang w:val="zh_TW" w:bidi="zh_TW"/>
-        </w:rPr>
-        <w:t>。</w:t>
-      </w:r>
-    </w:p>
-    <w:p>
-      <w:pPr>
-        <w:pStyle w:val="Heading3"/>
-      </w:pPr>
-      <w:r>
-        <w:rPr>
-          <w:lang w:val="zh_TW" w:bidi="zh_TW"/>
-        </w:rPr>
-        <w:t>舊約聖經中的樂園</w:t>
+        <w:t>使用金子本身，並不代表敬虔。</w:t>
+      </w:r>
+      <w:hyperlink r:id="rId181">
+        <w:r>
+          <w:rPr>
+            <w:lang w:val="zh_TW" w:bidi="zh_TW"/>
+          </w:rPr>
+          <w:rPr>
+            <w:color w:val="0000EE"/>
+            <w:u w:val="single"/>
+          </w:rPr>
+          <w:t>啟示錄四章4節</w:t>
+        </w:r>
+      </w:hyperlink>
+      <w:r>
+        <w:rPr>
+          <w:lang w:val="zh_TW" w:bidi="zh_TW"/>
+        </w:rPr>
+        <w:t>的長老頭戴金冠冕，但大淫婦也「用金子裝飾自己」（</w:t>
+      </w:r>
+      <w:hyperlink r:id="rId182">
+        <w:r>
+          <w:rPr>
+            <w:lang w:val="zh_TW" w:bidi="zh_TW"/>
+          </w:rPr>
+          <w:rPr>
+            <w:color w:val="0000EE"/>
+            <w:u w:val="single"/>
+          </w:rPr>
+          <w:t>啟17:4</w:t>
+        </w:r>
+      </w:hyperlink>
+      <w:r>
+        <w:rPr>
+          <w:lang w:val="zh_TW" w:bidi="zh_TW"/>
+        </w:rPr>
+        <w:t>），巴比倫這淫亂的大城也是如此（</w:t>
+      </w:r>
+      <w:hyperlink r:id="rId183">
+        <w:r>
+          <w:rPr>
+            <w:lang w:val="zh_TW" w:bidi="zh_TW"/>
+          </w:rPr>
+          <w:rPr>
+            <w:color w:val="0000EE"/>
+            <w:u w:val="single"/>
+          </w:rPr>
+          <w:t>啟18:16</w:t>
+        </w:r>
+      </w:hyperlink>
+      <w:r>
+        <w:rPr>
+          <w:lang w:val="zh_TW" w:bidi="zh_TW"/>
+        </w:rPr>
+        <w:t>）。相比之下，新約聖經也有一些正面語句提到金的價值（</w:t>
+      </w:r>
+      <w:hyperlink r:id="rId184">
+        <w:r>
+          <w:rPr>
+            <w:lang w:val="zh_TW" w:bidi="zh_TW"/>
+          </w:rPr>
+          <w:rPr>
+            <w:color w:val="0000EE"/>
+            <w:u w:val="single"/>
+          </w:rPr>
+          <w:t>啟3:18</w:t>
+        </w:r>
+      </w:hyperlink>
+      <w:r>
+        <w:rPr>
+          <w:lang w:val="zh_TW" w:bidi="zh_TW"/>
+        </w:rPr>
+        <w:t>）。博士把黃金獻給嬰孩耶穌，象徵祂的君王身分（</w:t>
+      </w:r>
+      <w:hyperlink r:id="rId185">
+        <w:r>
+          <w:rPr>
+            <w:lang w:val="zh_TW" w:bidi="zh_TW"/>
+          </w:rPr>
+          <w:rPr>
+            <w:color w:val="0000EE"/>
+            <w:u w:val="single"/>
+          </w:rPr>
+          <w:t>太2:11</w:t>
+        </w:r>
+      </w:hyperlink>
+      <w:r>
+        <w:rPr>
+          <w:lang w:val="zh_TW" w:bidi="zh_TW"/>
+        </w:rPr>
+        <w:t>），經文也說明亮如玻璃的聖城新耶路撒冷是金子所造的（</w:t>
+      </w:r>
+      <w:hyperlink r:id="rId186">
+        <w:r>
+          <w:rPr>
+            <w:lang w:val="zh_TW" w:bidi="zh_TW"/>
+          </w:rPr>
+          <w:rPr>
+            <w:color w:val="0000EE"/>
+            <w:u w:val="single"/>
+          </w:rPr>
+          <w:t>啟21:18</w:t>
+        </w:r>
+      </w:hyperlink>
+      <w:r>
+        <w:rPr>
+          <w:lang w:val="zh_TW" w:bidi="zh_TW"/>
+        </w:rPr>
+        <w:t>）。</w:t>
       </w:r>
     </w:p>
     <w:p>
@@ -2717,54 +4480,61 @@
         <w:rPr>
           <w:lang w:val="zh_TW" w:bidi="zh_TW"/>
         </w:rPr>
-        <w:t>原本的波斯文字詞意為被圍起或有圍牆的園子，特指波斯王的御園。希臘人也以同樣的方式理解這個字詞。這與以色列人的觀念十分相合——那是神行走其間的園子（</w:t>
-      </w:r>
-      <w:hyperlink r:id="rId63">
-        <w:r>
-          <w:rPr>
-            <w:lang w:val="zh_TW" w:bidi="zh_TW"/>
-          </w:rPr>
-          <w:rPr>
-            <w:color w:val="0000EE"/>
-            <w:u w:val="single"/>
-          </w:rPr>
-          <w:t>創3:8</w:t>
-        </w:r>
-      </w:hyperlink>
-      <w:r>
-        <w:rPr>
-          <w:lang w:val="zh_TW" w:bidi="zh_TW"/>
-        </w:rPr>
-        <w:t>），也是人被逐出後無法再進入的地方（</w:t>
-      </w:r>
-      <w:hyperlink r:id="rId64">
-        <w:r>
-          <w:rPr>
-            <w:lang w:val="zh_TW" w:bidi="zh_TW"/>
-          </w:rPr>
-          <w:rPr>
-            <w:color w:val="0000EE"/>
-            <w:u w:val="single"/>
-          </w:rPr>
-          <w:t>創3:24</w:t>
-        </w:r>
-      </w:hyperlink>
-      <w:r>
-        <w:rPr>
-          <w:lang w:val="zh_TW" w:bidi="zh_TW"/>
-        </w:rPr>
-        <w:t>）。創世記中樂園的主要特徵是其中的果樹與河流。</w:t>
-      </w:r>
-    </w:p>
-    <w:p>
-      <w:pPr>
-        <w:pStyle w:val="Heading3"/>
-      </w:pPr>
-      <w:r>
-        <w:rPr>
-          <w:lang w:val="zh_TW" w:bidi="zh_TW"/>
-        </w:rPr>
-        <w:t>新約聖經中的樂園</w:t>
+        <w:t>舊約聖經在多種情境中提及銀。銀是貴重金屬，早期的人甚至認為銀比金更貴重，因此人們常用銀來進行商業交易與償還債務。當時的人會把小塊的銀放在天平上，按著標準法碼的重量來計算其價值。亞伯拉罕為撒拉購買麥比拉洞作為墓地時，付了400舍客勒的銀子，並按著當時與商人通用的重量把這筆「銀子」稱足（</w:t>
+      </w:r>
+      <w:hyperlink r:id="rId187">
+        <w:r>
+          <w:rPr>
+            <w:lang w:val="zh_TW" w:bidi="zh_TW"/>
+          </w:rPr>
+          <w:rPr>
+            <w:color w:val="0000EE"/>
+            <w:u w:val="single"/>
+          </w:rPr>
+          <w:t>創23:15–16</w:t>
+        </w:r>
+      </w:hyperlink>
+      <w:r>
+        <w:rPr>
+          <w:lang w:val="zh_TW" w:bidi="zh_TW"/>
+        </w:rPr>
+        <w:t>）。約瑟的兄弟們因賣約瑟而得到20舍客勒銀子（</w:t>
+      </w:r>
+      <w:hyperlink r:id="rId188">
+        <w:r>
+          <w:rPr>
+            <w:lang w:val="zh_TW" w:bidi="zh_TW"/>
+          </w:rPr>
+          <w:rPr>
+            <w:color w:val="0000EE"/>
+            <w:u w:val="single"/>
+          </w:rPr>
+          <w:t>創37:28</w:t>
+        </w:r>
+      </w:hyperlink>
+      <w:r>
+        <w:rPr>
+          <w:lang w:val="zh_TW" w:bidi="zh_TW"/>
+        </w:rPr>
+        <w:t>），約瑟也以銀子作為禮物給便雅憫（</w:t>
+      </w:r>
+      <w:hyperlink r:id="rId189">
+        <w:r>
+          <w:rPr>
+            <w:lang w:val="zh_TW" w:bidi="zh_TW"/>
+          </w:rPr>
+          <w:rPr>
+            <w:color w:val="0000EE"/>
+            <w:u w:val="single"/>
+          </w:rPr>
+          <w:t>創45:22</w:t>
+        </w:r>
+      </w:hyperlink>
+      <w:r>
+        <w:rPr>
+          <w:lang w:val="zh_TW" w:bidi="zh_TW"/>
+        </w:rPr>
+        <w:t>）。</w:t>
       </w:r>
     </w:p>
     <w:p>
@@ -2778,7 +4548,445 @@
         <w:rPr>
           <w:lang w:val="zh_TW" w:bidi="zh_TW"/>
         </w:rPr>
-        <w:t>到了新約聖經時代，人們對神的園子的觀念已有多方面的變化，這與各文化中的神話演變相似。就像希臘與羅馬故事中的「黃金時代」，樂園起初被視為遙遠的過去。然而，猶太人開始相信它依然存在於某個未知之處，類似希臘神話中的「極樂世界（Elysian Fields）」，那是一個義人死後居住的地方。後來，他們對樂園的榮美描寫越來越詳盡，並相信它將在末日重新出現。</w:t>
+        <w:t>聖經還有不少例子，說明人們會以銀支付貨物或服務（</w:t>
+      </w:r>
+      <w:hyperlink r:id="rId190">
+        <w:r>
+          <w:rPr>
+            <w:lang w:val="zh_TW" w:bidi="zh_TW"/>
+          </w:rPr>
+          <w:rPr>
+            <w:color w:val="0000EE"/>
+            <w:u w:val="single"/>
+          </w:rPr>
+          <w:t>創20:16；</w:t>
+        </w:r>
+      </w:hyperlink>
+      <w:hyperlink r:id="rId191">
+        <w:r>
+          <w:rPr>
+            <w:lang w:val="zh_TW" w:bidi="zh_TW"/>
+          </w:rPr>
+          <w:rPr>
+            <w:color w:val="0000EE"/>
+            <w:u w:val="single"/>
+          </w:rPr>
+          <w:t>出21:32；</w:t>
+        </w:r>
+      </w:hyperlink>
+      <w:hyperlink r:id="rId192">
+        <w:r>
+          <w:rPr>
+            <w:lang w:val="zh_TW" w:bidi="zh_TW"/>
+          </w:rPr>
+          <w:rPr>
+            <w:color w:val="0000EE"/>
+            <w:u w:val="single"/>
+          </w:rPr>
+          <w:t>利27:16；</w:t>
+        </w:r>
+      </w:hyperlink>
+      <w:hyperlink r:id="rId193">
+        <w:r>
+          <w:rPr>
+            <w:lang w:val="zh_TW" w:bidi="zh_TW"/>
+          </w:rPr>
+          <w:rPr>
+            <w:color w:val="0000EE"/>
+            <w:u w:val="single"/>
+          </w:rPr>
+          <w:t>書24:32；</w:t>
+        </w:r>
+      </w:hyperlink>
+      <w:hyperlink r:id="rId194">
+        <w:r>
+          <w:rPr>
+            <w:lang w:val="zh_TW" w:bidi="zh_TW"/>
+          </w:rPr>
+          <w:rPr>
+            <w:color w:val="0000EE"/>
+            <w:u w:val="single"/>
+          </w:rPr>
+          <w:t>士17:10；</w:t>
+        </w:r>
+      </w:hyperlink>
+      <w:hyperlink r:id="rId195">
+        <w:r>
+          <w:rPr>
+            <w:lang w:val="zh_TW" w:bidi="zh_TW"/>
+          </w:rPr>
+          <w:rPr>
+            <w:color w:val="0000EE"/>
+            <w:u w:val="single"/>
+          </w:rPr>
+          <w:t>撒下24:24；</w:t>
+        </w:r>
+      </w:hyperlink>
+      <w:hyperlink r:id="rId196">
+        <w:r>
+          <w:rPr>
+            <w:lang w:val="zh_TW" w:bidi="zh_TW"/>
+          </w:rPr>
+          <w:rPr>
+            <w:color w:val="0000EE"/>
+            <w:u w:val="single"/>
+          </w:rPr>
+          <w:t>尼7:72；</w:t>
+        </w:r>
+      </w:hyperlink>
+      <w:hyperlink r:id="rId197">
+        <w:r>
+          <w:rPr>
+            <w:lang w:val="zh_TW" w:bidi="zh_TW"/>
+          </w:rPr>
+          <w:rPr>
+            <w:color w:val="0000EE"/>
+            <w:u w:val="single"/>
+          </w:rPr>
+          <w:t>伯28:15；</w:t>
+        </w:r>
+      </w:hyperlink>
+      <w:hyperlink r:id="rId198">
+        <w:r>
+          <w:rPr>
+            <w:lang w:val="zh_TW" w:bidi="zh_TW"/>
+          </w:rPr>
+          <w:rPr>
+            <w:color w:val="0000EE"/>
+            <w:u w:val="single"/>
+          </w:rPr>
+          <w:t>賽7:23</w:t>
+        </w:r>
+      </w:hyperlink>
+      <w:r>
+        <w:rPr>
+          <w:lang w:val="zh_TW" w:bidi="zh_TW"/>
+        </w:rPr>
+        <w:t>，</w:t>
+      </w:r>
+      <w:hyperlink r:id="rId138">
+        <w:r>
+          <w:rPr>
+            <w:lang w:val="zh_TW" w:bidi="zh_TW"/>
+          </w:rPr>
+          <w:rPr>
+            <w:color w:val="0000EE"/>
+            <w:u w:val="single"/>
+          </w:rPr>
+          <w:t>46:6；</w:t>
+        </w:r>
+      </w:hyperlink>
+      <w:hyperlink r:id="rId199">
+        <w:r>
+          <w:rPr>
+            <w:lang w:val="zh_TW" w:bidi="zh_TW"/>
+          </w:rPr>
+          <w:rPr>
+            <w:color w:val="0000EE"/>
+            <w:u w:val="single"/>
+          </w:rPr>
+          <w:t>摩2:6</w:t>
+        </w:r>
+      </w:hyperlink>
+      <w:r>
+        <w:rPr>
+          <w:lang w:val="zh_TW" w:bidi="zh_TW"/>
+        </w:rPr>
+        <w:t>，</w:t>
+      </w:r>
+      <w:hyperlink r:id="rId200">
+        <w:r>
+          <w:rPr>
+            <w:lang w:val="zh_TW" w:bidi="zh_TW"/>
+          </w:rPr>
+          <w:rPr>
+            <w:color w:val="0000EE"/>
+            <w:u w:val="single"/>
+          </w:rPr>
+          <w:t>8:6</w:t>
+        </w:r>
+      </w:hyperlink>
+      <w:r>
+        <w:rPr>
+          <w:lang w:val="zh_TW" w:bidi="zh_TW"/>
+        </w:rPr>
+        <w:t>）。銀也是衡量人財富的重要指標（</w:t>
+      </w:r>
+      <w:hyperlink r:id="rId201">
+        <w:r>
+          <w:rPr>
+            <w:lang w:val="zh_TW" w:bidi="zh_TW"/>
+          </w:rPr>
+          <w:rPr>
+            <w:color w:val="0000EE"/>
+            <w:u w:val="single"/>
+          </w:rPr>
+          <w:t>創13:2</w:t>
+        </w:r>
+      </w:hyperlink>
+      <w:r>
+        <w:rPr>
+          <w:lang w:val="zh_TW" w:bidi="zh_TW"/>
+        </w:rPr>
+        <w:t>，</w:t>
+      </w:r>
+      <w:hyperlink r:id="rId202">
+        <w:r>
+          <w:rPr>
+            <w:lang w:val="zh_TW" w:bidi="zh_TW"/>
+          </w:rPr>
+          <w:rPr>
+            <w:color w:val="0000EE"/>
+            <w:u w:val="single"/>
+          </w:rPr>
+          <w:t>24:35；</w:t>
+        </w:r>
+      </w:hyperlink>
+      <w:hyperlink r:id="rId203">
+        <w:r>
+          <w:rPr>
+            <w:lang w:val="zh_TW" w:bidi="zh_TW"/>
+          </w:rPr>
+          <w:rPr>
+            <w:color w:val="0000EE"/>
+            <w:u w:val="single"/>
+          </w:rPr>
+          <w:t>出25:3；</w:t>
+        </w:r>
+      </w:hyperlink>
+      <w:hyperlink r:id="rId204">
+        <w:r>
+          <w:rPr>
+            <w:lang w:val="zh_TW" w:bidi="zh_TW"/>
+          </w:rPr>
+          <w:rPr>
+            <w:color w:val="0000EE"/>
+            <w:u w:val="single"/>
+          </w:rPr>
+          <w:t>民22:18；</w:t>
+        </w:r>
+      </w:hyperlink>
+      <w:hyperlink r:id="rId205">
+        <w:r>
+          <w:rPr>
+            <w:lang w:val="zh_TW" w:bidi="zh_TW"/>
+          </w:rPr>
+          <w:rPr>
+            <w:color w:val="0000EE"/>
+            <w:u w:val="single"/>
+          </w:rPr>
+          <w:t>申7:25；</w:t>
+        </w:r>
+      </w:hyperlink>
+      <w:hyperlink r:id="rId173">
+        <w:r>
+          <w:rPr>
+            <w:lang w:val="zh_TW" w:bidi="zh_TW"/>
+          </w:rPr>
+          <w:rPr>
+            <w:color w:val="0000EE"/>
+            <w:u w:val="single"/>
+          </w:rPr>
+          <w:t>番1:18；</w:t>
+        </w:r>
+      </w:hyperlink>
+      <w:hyperlink r:id="rId206">
+        <w:r>
+          <w:rPr>
+            <w:lang w:val="zh_TW" w:bidi="zh_TW"/>
+          </w:rPr>
+          <w:rPr>
+            <w:color w:val="0000EE"/>
+            <w:u w:val="single"/>
+          </w:rPr>
+          <w:t>該2:8；</w:t>
+        </w:r>
+      </w:hyperlink>
+      <w:hyperlink r:id="rId207">
+        <w:r>
+          <w:rPr>
+            <w:lang w:val="zh_TW" w:bidi="zh_TW"/>
+          </w:rPr>
+          <w:rPr>
+            <w:color w:val="0000EE"/>
+            <w:u w:val="single"/>
+          </w:rPr>
+          <w:t>亞6:11</w:t>
+        </w:r>
+      </w:hyperlink>
+      <w:r>
+        <w:rPr>
+          <w:lang w:val="zh_TW" w:bidi="zh_TW"/>
+        </w:rPr>
+        <w:t>）。</w:t>
+      </w:r>
+      <w:hyperlink r:id="rId208">
+        <w:r>
+          <w:rPr>
+            <w:lang w:val="zh_TW" w:bidi="zh_TW"/>
+          </w:rPr>
+          <w:rPr>
+            <w:color w:val="0000EE"/>
+            <w:u w:val="single"/>
+          </w:rPr>
+          <w:t>列王紀上十章21節</w:t>
+        </w:r>
+      </w:hyperlink>
+      <w:r>
+        <w:rPr>
+          <w:lang w:val="zh_TW" w:bidi="zh_TW"/>
+        </w:rPr>
+        <w:t>甚至有一句特別的記載：在所羅門的時代，「銀子算不了甚麼」，看來是因為銀的數量十分充足。入侵者常掠奪銀子作為戰利品（</w:t>
+      </w:r>
+      <w:hyperlink r:id="rId209">
+        <w:r>
+          <w:rPr>
+            <w:lang w:val="zh_TW" w:bidi="zh_TW"/>
+          </w:rPr>
+          <w:rPr>
+            <w:color w:val="0000EE"/>
+            <w:u w:val="single"/>
+          </w:rPr>
+          <w:t>書6:19</w:t>
+        </w:r>
+      </w:hyperlink>
+      <w:r>
+        <w:rPr>
+          <w:lang w:val="zh_TW" w:bidi="zh_TW"/>
+        </w:rPr>
+        <w:t>，</w:t>
+      </w:r>
+      <w:hyperlink r:id="rId210">
+        <w:r>
+          <w:rPr>
+            <w:lang w:val="zh_TW" w:bidi="zh_TW"/>
+          </w:rPr>
+          <w:rPr>
+            <w:color w:val="0000EE"/>
+            <w:u w:val="single"/>
+          </w:rPr>
+          <w:t>7:21；</w:t>
+        </w:r>
+      </w:hyperlink>
+      <w:hyperlink r:id="rId211">
+        <w:r>
+          <w:rPr>
+            <w:lang w:val="zh_TW" w:bidi="zh_TW"/>
+          </w:rPr>
+          <w:rPr>
+            <w:color w:val="0000EE"/>
+            <w:u w:val="single"/>
+          </w:rPr>
+          <w:t>王上15:18</w:t>
+        </w:r>
+      </w:hyperlink>
+      <w:r>
+        <w:rPr>
+          <w:lang w:val="zh_TW" w:bidi="zh_TW"/>
+        </w:rPr>
+        <w:t>）。有時，重要人物的杯子是用銀製作的（</w:t>
+      </w:r>
+      <w:hyperlink r:id="rId212">
+        <w:r>
+          <w:rPr>
+            <w:lang w:val="zh_TW" w:bidi="zh_TW"/>
+          </w:rPr>
+          <w:rPr>
+            <w:color w:val="0000EE"/>
+            <w:u w:val="single"/>
+          </w:rPr>
+          <w:t>創44:2</w:t>
+        </w:r>
+      </w:hyperlink>
+      <w:r>
+        <w:rPr>
+          <w:lang w:val="zh_TW" w:bidi="zh_TW"/>
+        </w:rPr>
+        <w:t>）；有時，王的冠冕也由金與銀打造（</w:t>
+      </w:r>
+      <w:hyperlink r:id="rId207">
+        <w:r>
+          <w:rPr>
+            <w:lang w:val="zh_TW" w:bidi="zh_TW"/>
+          </w:rPr>
+          <w:rPr>
+            <w:color w:val="0000EE"/>
+            <w:u w:val="single"/>
+          </w:rPr>
+          <w:t>亞6:11</w:t>
+        </w:r>
+      </w:hyperlink>
+      <w:r>
+        <w:rPr>
+          <w:lang w:val="zh_TW" w:bidi="zh_TW"/>
+        </w:rPr>
+        <w:t>）。銀在製作個人飾物中極其重要（</w:t>
+      </w:r>
+      <w:hyperlink r:id="rId126">
+        <w:r>
+          <w:rPr>
+            <w:lang w:val="zh_TW" w:bidi="zh_TW"/>
+          </w:rPr>
+          <w:rPr>
+            <w:color w:val="0000EE"/>
+            <w:u w:val="single"/>
+          </w:rPr>
+          <w:t>創24:53；</w:t>
+        </w:r>
+      </w:hyperlink>
+      <w:hyperlink r:id="rId128">
+        <w:r>
+          <w:rPr>
+            <w:lang w:val="zh_TW" w:bidi="zh_TW"/>
+          </w:rPr>
+          <w:rPr>
+            <w:color w:val="0000EE"/>
+            <w:u w:val="single"/>
+          </w:rPr>
+          <w:t>出3:22</w:t>
+        </w:r>
+      </w:hyperlink>
+      <w:r>
+        <w:rPr>
+          <w:lang w:val="zh_TW" w:bidi="zh_TW"/>
+        </w:rPr>
+        <w:t>，</w:t>
+      </w:r>
+      <w:hyperlink r:id="rId130">
+        <w:r>
+          <w:rPr>
+            <w:lang w:val="zh_TW" w:bidi="zh_TW"/>
+          </w:rPr>
+          <w:rPr>
+            <w:color w:val="0000EE"/>
+            <w:u w:val="single"/>
+          </w:rPr>
+          <w:t>12:35</w:t>
+        </w:r>
+      </w:hyperlink>
+      <w:r>
+        <w:rPr>
+          <w:lang w:val="zh_TW" w:bidi="zh_TW"/>
+        </w:rPr>
+        <w:t>），其中一例便是在金飾上鑲嵌銀子作為裝飾（</w:t>
+      </w:r>
+      <w:hyperlink r:id="rId213">
+        <w:r>
+          <w:rPr>
+            <w:lang w:val="zh_TW" w:bidi="zh_TW"/>
+          </w:rPr>
+          <w:rPr>
+            <w:color w:val="0000EE"/>
+            <w:u w:val="single"/>
+          </w:rPr>
+          <w:t>歌1:11</w:t>
+        </w:r>
+      </w:hyperlink>
+      <w:r>
+        <w:rPr>
+          <w:lang w:val="zh_TW" w:bidi="zh_TW"/>
+        </w:rPr>
+        <w:t>）。</w:t>
       </w:r>
     </w:p>
     <w:p>
@@ -2792,97 +5000,205 @@
         <w:rPr>
           <w:lang w:val="zh_TW" w:bidi="zh_TW"/>
         </w:rPr>
-        <w:t>樂園的概念結合了多種文化中的神話，它們都描繪一個永遠完美的世界，其中沒有死亡，也沒有邪惡。新約聖經肯定這些信念背後的真理——樂園是真實存在、屬天的地方。保羅在活著的時候曾被奧祕地「被提到」樂園裡（</w:t>
-      </w:r>
-      <w:hyperlink r:id="rId65">
-        <w:r>
-          <w:rPr>
-            <w:lang w:val="zh_TW" w:bidi="zh_TW"/>
-          </w:rPr>
-          <w:rPr>
-            <w:color w:val="0000EE"/>
-            <w:u w:val="single"/>
-          </w:rPr>
-          <w:t>林後12:4</w:t>
-        </w:r>
-      </w:hyperlink>
-      <w:r>
-        <w:rPr>
-          <w:lang w:val="zh_TW" w:bidi="zh_TW"/>
-        </w:rPr>
-        <w:t>）。耶穌也曾應許那個在十字架上悔改的強盜，說他死後要與主同在樂園裡（</w:t>
-      </w:r>
-      <w:hyperlink r:id="rId66">
-        <w:r>
-          <w:rPr>
-            <w:lang w:val="zh_TW" w:bidi="zh_TW"/>
-          </w:rPr>
-          <w:rPr>
-            <w:color w:val="0000EE"/>
-            <w:u w:val="single"/>
-          </w:rPr>
-          <w:t>路23:43</w:t>
-        </w:r>
-      </w:hyperlink>
-      <w:r>
-        <w:rPr>
-          <w:lang w:val="zh_TW" w:bidi="zh_TW"/>
-        </w:rPr>
-        <w:t>）。新約聖經第三次、也是最後一次提到樂園的地方（</w:t>
-      </w:r>
-      <w:hyperlink r:id="rId67">
-        <w:r>
-          <w:rPr>
-            <w:lang w:val="zh_TW" w:bidi="zh_TW"/>
-          </w:rPr>
-          <w:rPr>
-            <w:color w:val="0000EE"/>
-            <w:u w:val="single"/>
-          </w:rPr>
-          <w:t>啟2:7</w:t>
-        </w:r>
-      </w:hyperlink>
-      <w:r>
-        <w:rPr>
-          <w:lang w:val="zh_TW" w:bidi="zh_TW"/>
-        </w:rPr>
-        <w:t>），其中再次出現了神的應許，說明樂園是生命樹所在之處。這樂園連結了</w:t>
-      </w:r>
-      <w:hyperlink r:id="rId62">
-        <w:r>
-          <w:rPr>
-            <w:lang w:val="zh_TW" w:bidi="zh_TW"/>
-          </w:rPr>
-          <w:rPr>
-            <w:color w:val="0000EE"/>
-            <w:u w:val="single"/>
-          </w:rPr>
-          <w:t>創世記二章</w:t>
-        </w:r>
-      </w:hyperlink>
-      <w:r>
-        <w:rPr>
-          <w:lang w:val="zh_TW" w:bidi="zh_TW"/>
-        </w:rPr>
-        <w:t>起初世界與</w:t>
-      </w:r>
-      <w:hyperlink r:id="rId68">
-        <w:r>
-          <w:rPr>
-            <w:lang w:val="zh_TW" w:bidi="zh_TW"/>
-          </w:rPr>
-          <w:rPr>
-            <w:color w:val="0000EE"/>
-            <w:u w:val="single"/>
-          </w:rPr>
-          <w:t>啟示錄二十二章</w:t>
-        </w:r>
-      </w:hyperlink>
-      <w:r>
-        <w:rPr>
-          <w:lang w:val="zh_TW" w:bidi="zh_TW"/>
-        </w:rPr>
-        <w:t>的末後世界，其中有生命樹、有河流、有圍牆保護，也有君王同在。</w:t>
+        <w:t>人們常用提煉銀子的過程，比喻神試驗人的心（</w:t>
+      </w:r>
+      <w:hyperlink r:id="rId214">
+        <w:r>
+          <w:rPr>
+            <w:lang w:val="zh_TW" w:bidi="zh_TW"/>
+          </w:rPr>
+          <w:rPr>
+            <w:color w:val="0000EE"/>
+            <w:u w:val="single"/>
+          </w:rPr>
+          <w:t>詩66:10</w:t>
+        </w:r>
+      </w:hyperlink>
+      <w:r>
+        <w:rPr>
+          <w:lang w:val="zh_TW" w:bidi="zh_TW"/>
+        </w:rPr>
+        <w:t>；</w:t>
+      </w:r>
+      <w:hyperlink r:id="rId215">
+        <w:r>
+          <w:rPr>
+            <w:lang w:val="zh_TW" w:bidi="zh_TW"/>
+          </w:rPr>
+          <w:rPr>
+            <w:color w:val="0000EE"/>
+            <w:u w:val="single"/>
+          </w:rPr>
+          <w:t>賽48:10</w:t>
+        </w:r>
+      </w:hyperlink>
+      <w:r>
+        <w:rPr>
+          <w:lang w:val="zh_TW" w:bidi="zh_TW"/>
+        </w:rPr>
+        <w:t>），而銀子變黑和變質則象徵品格敗壞（</w:t>
+      </w:r>
+      <w:hyperlink r:id="rId216">
+        <w:r>
+          <w:rPr>
+            <w:lang w:val="zh_TW" w:bidi="zh_TW"/>
+          </w:rPr>
+          <w:rPr>
+            <w:color w:val="0000EE"/>
+            <w:u w:val="single"/>
+          </w:rPr>
+          <w:t>賽1:22</w:t>
+        </w:r>
+      </w:hyperlink>
+      <w:r>
+        <w:rPr>
+          <w:lang w:val="zh_TW" w:bidi="zh_TW"/>
+        </w:rPr>
+        <w:t>；</w:t>
+      </w:r>
+      <w:hyperlink r:id="rId217">
+        <w:r>
+          <w:rPr>
+            <w:lang w:val="zh_TW" w:bidi="zh_TW"/>
+          </w:rPr>
+          <w:rPr>
+            <w:color w:val="0000EE"/>
+            <w:u w:val="single"/>
+          </w:rPr>
+          <w:t>耶6:30</w:t>
+        </w:r>
+      </w:hyperlink>
+      <w:r>
+        <w:rPr>
+          <w:lang w:val="zh_TW" w:bidi="zh_TW"/>
+        </w:rPr>
+        <w:t>）。經文把神的話描述為純淨的銀，在爐中煉得「純淨」。儘管銀極其寶貴，智慧仍遠勝銀子（</w:t>
+      </w:r>
+      <w:hyperlink r:id="rId197">
+        <w:r>
+          <w:rPr>
+            <w:lang w:val="zh_TW" w:bidi="zh_TW"/>
+          </w:rPr>
+          <w:rPr>
+            <w:color w:val="0000EE"/>
+            <w:u w:val="single"/>
+          </w:rPr>
+          <w:t>伯28:15</w:t>
+        </w:r>
+      </w:hyperlink>
+      <w:r>
+        <w:rPr>
+          <w:lang w:val="zh_TW" w:bidi="zh_TW"/>
+        </w:rPr>
+        <w:t>；</w:t>
+      </w:r>
+      <w:hyperlink r:id="rId166">
+        <w:r>
+          <w:rPr>
+            <w:lang w:val="zh_TW" w:bidi="zh_TW"/>
+          </w:rPr>
+          <w:rPr>
+            <w:color w:val="0000EE"/>
+            <w:u w:val="single"/>
+          </w:rPr>
+          <w:t>箴3:14</w:t>
+        </w:r>
+      </w:hyperlink>
+      <w:r>
+        <w:rPr>
+          <w:lang w:val="zh_TW" w:bidi="zh_TW"/>
+        </w:rPr>
+        <w:t>，</w:t>
+      </w:r>
+      <w:hyperlink r:id="rId218">
+        <w:r>
+          <w:rPr>
+            <w:lang w:val="zh_TW" w:bidi="zh_TW"/>
+          </w:rPr>
+          <w:rPr>
+            <w:color w:val="0000EE"/>
+            <w:u w:val="single"/>
+          </w:rPr>
+          <w:t>8:19</w:t>
+        </w:r>
+      </w:hyperlink>
+      <w:r>
+        <w:rPr>
+          <w:lang w:val="zh_TW" w:bidi="zh_TW"/>
+        </w:rPr>
+        <w:t>，</w:t>
+      </w:r>
+      <w:hyperlink r:id="rId125">
+        <w:r>
+          <w:rPr>
+            <w:lang w:val="zh_TW" w:bidi="zh_TW"/>
+          </w:rPr>
+          <w:rPr>
+            <w:color w:val="0000EE"/>
+            <w:u w:val="single"/>
+          </w:rPr>
+          <w:t>10:20</w:t>
+        </w:r>
+      </w:hyperlink>
+      <w:r>
+        <w:rPr>
+          <w:lang w:val="zh_TW" w:bidi="zh_TW"/>
+        </w:rPr>
+        <w:t>，</w:t>
+      </w:r>
+      <w:hyperlink r:id="rId168">
+        <w:r>
+          <w:rPr>
+            <w:lang w:val="zh_TW" w:bidi="zh_TW"/>
+          </w:rPr>
+          <w:rPr>
+            <w:color w:val="0000EE"/>
+            <w:u w:val="single"/>
+          </w:rPr>
+          <w:t>16:16</w:t>
+        </w:r>
+      </w:hyperlink>
+      <w:r>
+        <w:rPr>
+          <w:lang w:val="zh_TW" w:bidi="zh_TW"/>
+        </w:rPr>
+        <w:t>，</w:t>
+      </w:r>
+      <w:hyperlink r:id="rId219">
+        <w:r>
+          <w:rPr>
+            <w:lang w:val="zh_TW" w:bidi="zh_TW"/>
+          </w:rPr>
+          <w:rPr>
+            <w:color w:val="0000EE"/>
+            <w:u w:val="single"/>
+          </w:rPr>
+          <w:t>22:1</w:t>
+        </w:r>
+      </w:hyperlink>
+      <w:r>
+        <w:rPr>
+          <w:lang w:val="zh_TW" w:bidi="zh_TW"/>
+        </w:rPr>
+        <w:t>，</w:t>
+      </w:r>
+      <w:hyperlink r:id="rId220">
+        <w:r>
+          <w:rPr>
+            <w:lang w:val="zh_TW" w:bidi="zh_TW"/>
+          </w:rPr>
+          <w:rPr>
+            <w:color w:val="0000EE"/>
+            <w:u w:val="single"/>
+          </w:rPr>
+          <w:t>25:11</w:t>
+        </w:r>
+      </w:hyperlink>
+      <w:r>
+        <w:rPr>
+          <w:lang w:val="zh_TW" w:bidi="zh_TW"/>
+        </w:rPr>
+        <w:t>）。</w:t>
       </w:r>
     </w:p>
     <w:p>
@@ -2892,6 +5208,858 @@
           <w:lang w:val="zh_TW" w:bidi="zh_TW"/>
         </w:rPr>
       </w:r>
+      <w:hyperlink r:id="rId109">
+        <w:r>
+          <w:rPr>
+            <w:lang w:val="zh_TW" w:bidi="zh_TW"/>
+          </w:rPr>
+          <w:rPr>
+            <w:color w:val="0000EE"/>
+            <w:u w:val="single"/>
+          </w:rPr>
+          <w:t>申命記八章9節</w:t>
+        </w:r>
+      </w:hyperlink>
+      <w:r>
+        <w:rPr>
+          <w:lang w:val="zh_TW" w:bidi="zh_TW"/>
+        </w:rPr>
+        <w:t>提到天然的銅，但那處經文可能是指某種含銅的礦石。聖經中更常見的則是黃銅，也就是銅與鋅的合金。然而，對中期和晚期青銅器時代（約公元前2000–1200年）所出土、以銅為基礎的器具進行化學分析後，可知這些材料其實是青銅。因此，有英文譯本提到的黃銅（brass），實際上就是青銅。</w:t>
+      </w:r>
+    </w:p>
+    <w:p>
+      <w:pPr/>
+      <w:r>
+        <w:rPr>
+          <w:lang w:val="zh_TW" w:bidi="zh_TW"/>
+        </w:rPr>
+      </w:r>
+      <w:r>
+        <w:rPr>
+          <w:lang w:val="zh_TW" w:bidi="zh_TW"/>
+        </w:rPr>
+        <w:t>到新約聖經時代，人們廣泛使用銅的合金形式（青銅和黃銅）。青銅貨幣十分普遍，而</w:t>
+      </w:r>
+      <w:hyperlink r:id="rId176">
+        <w:r>
+          <w:rPr>
+            <w:lang w:val="zh_TW" w:bidi="zh_TW"/>
+          </w:rPr>
+          <w:rPr>
+            <w:color w:val="0000EE"/>
+            <w:u w:val="single"/>
+          </w:rPr>
+          <w:t>馬太福音十章9節</w:t>
+        </w:r>
+      </w:hyperlink>
+      <w:r>
+        <w:rPr>
+          <w:lang w:val="zh_TW" w:bidi="zh_TW"/>
+        </w:rPr>
+        <w:t>提到的可能正是這類青銅錢。寡婦所投入的兩個小錢就是極小的青銅幣——「雷普頓（lepton）」。青銅的器皿與用具同樣很常見（</w:t>
+      </w:r>
+      <w:hyperlink r:id="rId221">
+        <w:r>
+          <w:rPr>
+            <w:lang w:val="zh_TW" w:bidi="zh_TW"/>
+          </w:rPr>
+          <w:rPr>
+            <w:color w:val="0000EE"/>
+            <w:u w:val="single"/>
+          </w:rPr>
+          <w:t>啟9:20，</w:t>
+        </w:r>
+      </w:hyperlink>
+      <w:hyperlink r:id="rId222">
+        <w:r>
+          <w:rPr>
+            <w:lang w:val="zh_TW" w:bidi="zh_TW"/>
+          </w:rPr>
+          <w:rPr>
+            <w:color w:val="0000EE"/>
+            <w:u w:val="single"/>
+          </w:rPr>
+          <w:t>18:12</w:t>
+        </w:r>
+      </w:hyperlink>
+      <w:r>
+        <w:rPr>
+          <w:lang w:val="zh_TW" w:bidi="zh_TW"/>
+        </w:rPr>
+        <w:t>）。</w:t>
+      </w:r>
+      <w:hyperlink r:id="rId223">
+        <w:r>
+          <w:rPr>
+            <w:lang w:val="zh_TW" w:bidi="zh_TW"/>
+          </w:rPr>
+          <w:rPr>
+            <w:color w:val="0000EE"/>
+            <w:u w:val="single"/>
+          </w:rPr>
+          <w:t>哥林多前書十三章1節</w:t>
+        </w:r>
+      </w:hyperlink>
+      <w:r>
+        <w:rPr>
+          <w:lang w:val="zh_TW" w:bidi="zh_TW"/>
+        </w:rPr>
+        <w:t>中提到的「鳴的鑼」很可能指黃銅，這種明亮發光的合金常用於製作樂器。在約翰於啟示錄異象中（</w:t>
+      </w:r>
+      <w:hyperlink r:id="rId224">
+        <w:r>
+          <w:rPr>
+            <w:lang w:val="zh_TW" w:bidi="zh_TW"/>
+          </w:rPr>
+          <w:rPr>
+            <w:color w:val="0000EE"/>
+            <w:u w:val="single"/>
+          </w:rPr>
+          <w:t>啟1:15，</w:t>
+        </w:r>
+      </w:hyperlink>
+      <w:hyperlink r:id="rId225">
+        <w:r>
+          <w:rPr>
+            <w:lang w:val="zh_TW" w:bidi="zh_TW"/>
+          </w:rPr>
+          <w:rPr>
+            <w:color w:val="0000EE"/>
+            <w:u w:val="single"/>
+          </w:rPr>
+          <w:t>2:18</w:t>
+        </w:r>
+      </w:hyperlink>
+      <w:r>
+        <w:rPr>
+          <w:lang w:val="zh_TW" w:bidi="zh_TW"/>
+        </w:rPr>
+        <w:t>），人子的腳發出精煉黃銅（和合本為「銅」）般的光澤。</w:t>
+      </w:r>
+    </w:p>
+    <w:p>
+      <w:pPr/>
+      <w:r>
+        <w:rPr>
+          <w:lang w:val="zh_TW" w:bidi="zh_TW"/>
+        </w:rPr>
+      </w:r>
+      <w:r>
+        <w:rPr>
+          <w:lang w:val="zh_TW" w:bidi="zh_TW"/>
+        </w:rPr>
+        <w:t>巴勒斯坦的鐵器時代大約始於公元前1200年，也就是士師時期，雖然埃及在王朝形成之前的時代，人們就已知曉天然鐵。考古證據顯示，赫人在約公元前1400年發現了冶煉鐵礦的方法。非利士人似乎在約公元前1300年把鐵帶入巴勒斯坦。以色列人在摩西時代與米甸人的爭戰中，獲得大量貢物，其中包括鐵（</w:t>
+      </w:r>
+      <w:hyperlink r:id="rId226">
+        <w:r>
+          <w:rPr>
+            <w:lang w:val="zh_TW" w:bidi="zh_TW"/>
+          </w:rPr>
+          <w:rPr>
+            <w:color w:val="0000EE"/>
+            <w:u w:val="single"/>
+          </w:rPr>
+          <w:t>民31:22</w:t>
+        </w:r>
+      </w:hyperlink>
+      <w:r>
+        <w:rPr>
+          <w:lang w:val="zh_TW" w:bidi="zh_TW"/>
+        </w:rPr>
+        <w:t>）。以色列人攻取耶利哥時，戰利品中也包含鐵（</w:t>
+      </w:r>
+      <w:hyperlink r:id="rId227">
+        <w:r>
+          <w:rPr>
+            <w:lang w:val="zh_TW" w:bidi="zh_TW"/>
+          </w:rPr>
+          <w:rPr>
+            <w:color w:val="0000EE"/>
+            <w:u w:val="single"/>
+          </w:rPr>
+          <w:t>書6:24</w:t>
+        </w:r>
+      </w:hyperlink>
+      <w:r>
+        <w:rPr>
+          <w:lang w:val="zh_TW" w:bidi="zh_TW"/>
+        </w:rPr>
+        <w:t>）。瑪拿西半支派所得的戰利品也有鐵（</w:t>
+      </w:r>
+      <w:hyperlink r:id="rId228">
+        <w:r>
+          <w:rPr>
+            <w:lang w:val="zh_TW" w:bidi="zh_TW"/>
+          </w:rPr>
+          <w:rPr>
+            <w:color w:val="0000EE"/>
+            <w:u w:val="single"/>
+          </w:rPr>
+          <w:t>22:8</w:t>
+        </w:r>
+      </w:hyperlink>
+      <w:r>
+        <w:rPr>
+          <w:lang w:val="zh_TW" w:bidi="zh_TW"/>
+        </w:rPr>
+        <w:t>）。在士師時代，迦南人擁有鐵車作為武器（</w:t>
+      </w:r>
+      <w:hyperlink r:id="rId229">
+        <w:r>
+          <w:rPr>
+            <w:lang w:val="zh_TW" w:bidi="zh_TW"/>
+          </w:rPr>
+          <w:rPr>
+            <w:color w:val="0000EE"/>
+            <w:u w:val="single"/>
+          </w:rPr>
+          <w:t>書17:16–18</w:t>
+        </w:r>
+      </w:hyperlink>
+      <w:r>
+        <w:rPr>
+          <w:lang w:val="zh_TW" w:bidi="zh_TW"/>
+        </w:rPr>
+        <w:t>；</w:t>
+      </w:r>
+      <w:hyperlink r:id="rId230">
+        <w:r>
+          <w:rPr>
+            <w:lang w:val="zh_TW" w:bidi="zh_TW"/>
+          </w:rPr>
+          <w:rPr>
+            <w:color w:val="0000EE"/>
+            <w:u w:val="single"/>
+          </w:rPr>
+          <w:t>士1:19</w:t>
+        </w:r>
+      </w:hyperlink>
+      <w:r>
+        <w:rPr>
+          <w:lang w:val="zh_TW" w:bidi="zh_TW"/>
+        </w:rPr>
+        <w:t>；</w:t>
+      </w:r>
+      <w:hyperlink r:id="rId231">
+        <w:r>
+          <w:rPr>
+            <w:lang w:val="zh_TW" w:bidi="zh_TW"/>
+          </w:rPr>
+          <w:rPr>
+            <w:color w:val="0000EE"/>
+            <w:u w:val="single"/>
+          </w:rPr>
+          <w:t>4:3</w:t>
+        </w:r>
+      </w:hyperlink>
+      <w:r>
+        <w:rPr>
+          <w:lang w:val="zh_TW" w:bidi="zh_TW"/>
+        </w:rPr>
+        <w:t>）。</w:t>
+      </w:r>
+    </w:p>
+    <w:p>
+      <w:pPr/>
+      <w:r>
+        <w:rPr>
+          <w:lang w:val="zh_TW" w:bidi="zh_TW"/>
+        </w:rPr>
+      </w:r>
+      <w:r>
+        <w:rPr>
+          <w:lang w:val="zh_TW" w:bidi="zh_TW"/>
+        </w:rPr>
+        <w:t>這些早期的記載顯示，鐵在鐵器時代開始便傳入當地。非利士人獨佔當地的鐵的使用權（</w:t>
+      </w:r>
+      <w:hyperlink r:id="rId232">
+        <w:r>
+          <w:rPr>
+            <w:lang w:val="zh_TW" w:bidi="zh_TW"/>
+          </w:rPr>
+          <w:rPr>
+            <w:color w:val="0000EE"/>
+            <w:u w:val="single"/>
+          </w:rPr>
+          <w:t>撒上13:19–21</w:t>
+        </w:r>
+      </w:hyperlink>
+      <w:r>
+        <w:rPr>
+          <w:lang w:val="zh_TW" w:bidi="zh_TW"/>
+        </w:rPr>
+        <w:t>），他們的勇士歌利亞也使用鐵槍（</w:t>
+      </w:r>
+      <w:hyperlink r:id="rId233">
+        <w:r>
+          <w:rPr>
+            <w:lang w:val="zh_TW" w:bidi="zh_TW"/>
+          </w:rPr>
+          <w:rPr>
+            <w:color w:val="0000EE"/>
+            <w:u w:val="single"/>
+          </w:rPr>
+          <w:t>17:7</w:t>
+        </w:r>
+      </w:hyperlink>
+      <w:r>
+        <w:rPr>
+          <w:lang w:val="zh_TW" w:bidi="zh_TW"/>
+        </w:rPr>
+        <w:t>）。然而，以色列人很快便學會使用鐵（</w:t>
+      </w:r>
+      <w:hyperlink r:id="rId234">
+        <w:r>
+          <w:rPr>
+            <w:lang w:val="zh_TW" w:bidi="zh_TW"/>
+          </w:rPr>
+          <w:rPr>
+            <w:color w:val="0000EE"/>
+            <w:u w:val="single"/>
+          </w:rPr>
+          <w:t>撒下12:31，</w:t>
+        </w:r>
+      </w:hyperlink>
+      <w:hyperlink r:id="rId235">
+        <w:r>
+          <w:rPr>
+            <w:lang w:val="zh_TW" w:bidi="zh_TW"/>
+          </w:rPr>
+          <w:rPr>
+            <w:color w:val="0000EE"/>
+            <w:u w:val="single"/>
+          </w:rPr>
+          <w:t>23:7</w:t>
+        </w:r>
+      </w:hyperlink>
+      <w:r>
+        <w:rPr>
+          <w:lang w:val="zh_TW" w:bidi="zh_TW"/>
+        </w:rPr>
+        <w:t>）。顯然，到所羅門時代，人們已廣泛使用鐵；建造聖殿的人不得使用鐵製工具這一點，我們由此就能看出當時鐵器的盛行程度（</w:t>
+      </w:r>
+      <w:hyperlink r:id="rId236">
+        <w:r>
+          <w:rPr>
+            <w:lang w:val="zh_TW" w:bidi="zh_TW"/>
+          </w:rPr>
+          <w:rPr>
+            <w:color w:val="0000EE"/>
+            <w:u w:val="single"/>
+          </w:rPr>
+          <w:t>王上6:7</w:t>
+        </w:r>
+      </w:hyperlink>
+      <w:r>
+        <w:rPr>
+          <w:lang w:val="zh_TW" w:bidi="zh_TW"/>
+        </w:rPr>
+        <w:t>）。在亞哈的時代，假先知西底家用鐵角指向亞蘭，並預言他們將被擊敗（</w:t>
+      </w:r>
+      <w:hyperlink r:id="rId237">
+        <w:r>
+          <w:rPr>
+            <w:lang w:val="zh_TW" w:bidi="zh_TW"/>
+          </w:rPr>
+          <w:rPr>
+            <w:color w:val="0000EE"/>
+            <w:u w:val="single"/>
+          </w:rPr>
+          <w:t>22:11</w:t>
+        </w:r>
+      </w:hyperlink>
+      <w:r>
+        <w:rPr>
+          <w:lang w:val="zh_TW" w:bidi="zh_TW"/>
+        </w:rPr>
+        <w:t>）。</w:t>
+      </w:r>
+    </w:p>
+    <w:p>
+      <w:pPr/>
+      <w:r>
+        <w:rPr>
+          <w:lang w:val="zh_TW" w:bidi="zh_TW"/>
+        </w:rPr>
+      </w:r>
+      <w:r>
+        <w:rPr>
+          <w:lang w:val="zh_TW" w:bidi="zh_TW"/>
+        </w:rPr>
+        <w:t>公元前八世紀的先知以賽亞提到鐵 （</w:t>
+      </w:r>
+      <w:hyperlink r:id="rId238">
+        <w:r>
+          <w:rPr>
+            <w:lang w:val="zh_TW" w:bidi="zh_TW"/>
+          </w:rPr>
+          <w:rPr>
+            <w:color w:val="0000EE"/>
+            <w:u w:val="single"/>
+          </w:rPr>
+          <w:t>賽10:34</w:t>
+        </w:r>
+      </w:hyperlink>
+      <w:r>
+        <w:rPr>
+          <w:lang w:val="zh_TW" w:bidi="zh_TW"/>
+        </w:rPr>
+        <w:t>），後來耶利米也在多處經文中提及這種金屬（</w:t>
+      </w:r>
+      <w:hyperlink r:id="rId239">
+        <w:r>
+          <w:rPr>
+            <w:lang w:val="zh_TW" w:bidi="zh_TW"/>
+          </w:rPr>
+          <w:rPr>
+            <w:color w:val="0000EE"/>
+            <w:u w:val="single"/>
+          </w:rPr>
+          <w:t>耶1:18，</w:t>
+        </w:r>
+      </w:hyperlink>
+      <w:hyperlink r:id="rId240">
+        <w:r>
+          <w:rPr>
+            <w:lang w:val="zh_TW" w:bidi="zh_TW"/>
+          </w:rPr>
+          <w:rPr>
+            <w:color w:val="0000EE"/>
+            <w:u w:val="single"/>
+          </w:rPr>
+          <w:t>6:28，</w:t>
+        </w:r>
+      </w:hyperlink>
+      <w:hyperlink r:id="rId116">
+        <w:r>
+          <w:rPr>
+            <w:lang w:val="zh_TW" w:bidi="zh_TW"/>
+          </w:rPr>
+          <w:rPr>
+            <w:color w:val="0000EE"/>
+            <w:u w:val="single"/>
+          </w:rPr>
+          <w:t>11:4，</w:t>
+        </w:r>
+      </w:hyperlink>
+      <w:hyperlink r:id="rId241">
+        <w:r>
+          <w:rPr>
+            <w:lang w:val="zh_TW" w:bidi="zh_TW"/>
+          </w:rPr>
+          <w:rPr>
+            <w:color w:val="0000EE"/>
+            <w:u w:val="single"/>
+          </w:rPr>
+          <w:t>15:12，</w:t>
+        </w:r>
+      </w:hyperlink>
+      <w:hyperlink r:id="rId242">
+        <w:r>
+          <w:rPr>
+            <w:lang w:val="zh_TW" w:bidi="zh_TW"/>
+          </w:rPr>
+          <w:rPr>
+            <w:color w:val="0000EE"/>
+            <w:u w:val="single"/>
+          </w:rPr>
+          <w:t>17:1，</w:t>
+        </w:r>
+      </w:hyperlink>
+      <w:hyperlink r:id="rId243">
+        <w:r>
+          <w:rPr>
+            <w:lang w:val="zh_TW" w:bidi="zh_TW"/>
+          </w:rPr>
+          <w:rPr>
+            <w:color w:val="0000EE"/>
+            <w:u w:val="single"/>
+          </w:rPr>
+          <w:t>28:13–14</w:t>
+        </w:r>
+      </w:hyperlink>
+      <w:r>
+        <w:rPr>
+          <w:lang w:val="zh_TW" w:bidi="zh_TW"/>
+        </w:rPr>
+        <w:t>）。以西結在他的象徵行動中使用了一塊鐵板（</w:t>
+      </w:r>
+      <w:hyperlink r:id="rId244">
+        <w:r>
+          <w:rPr>
+            <w:lang w:val="zh_TW" w:bidi="zh_TW"/>
+          </w:rPr>
+          <w:rPr>
+            <w:color w:val="0000EE"/>
+            <w:u w:val="single"/>
+          </w:rPr>
+          <w:t>結4:3</w:t>
+        </w:r>
+      </w:hyperlink>
+      <w:r>
+        <w:rPr>
+          <w:lang w:val="zh_TW" w:bidi="zh_TW"/>
+        </w:rPr>
+        <w:t>），又在敘述冶煉過程時提到鐵（</w:t>
+      </w:r>
+      <w:hyperlink r:id="rId245">
+        <w:r>
+          <w:rPr>
+            <w:lang w:val="zh_TW" w:bidi="zh_TW"/>
+          </w:rPr>
+          <w:rPr>
+            <w:color w:val="0000EE"/>
+            <w:u w:val="single"/>
+          </w:rPr>
+          <w:t>22:18、20</w:t>
+        </w:r>
+      </w:hyperlink>
+      <w:r>
+        <w:rPr>
+          <w:lang w:val="zh_TW" w:bidi="zh_TW"/>
+        </w:rPr>
+        <w:t>），並把鐵列為貿易物品之一（</w:t>
+      </w:r>
+      <w:hyperlink r:id="rId246">
+        <w:r>
+          <w:rPr>
+            <w:lang w:val="zh_TW" w:bidi="zh_TW"/>
+          </w:rPr>
+          <w:rPr>
+            <w:color w:val="0000EE"/>
+            <w:u w:val="single"/>
+          </w:rPr>
+          <w:t>27:12、19</w:t>
+        </w:r>
+      </w:hyperlink>
+      <w:r>
+        <w:rPr>
+          <w:lang w:val="zh_TW" w:bidi="zh_TW"/>
+        </w:rPr>
+        <w:t>）。先知阿摩司提到鐵製的打糧器具（</w:t>
+      </w:r>
+      <w:hyperlink r:id="rId247">
+        <w:r>
+          <w:rPr>
+            <w:lang w:val="zh_TW" w:bidi="zh_TW"/>
+          </w:rPr>
+          <w:rPr>
+            <w:color w:val="0000EE"/>
+            <w:u w:val="single"/>
+          </w:rPr>
+          <w:t>摩1:3</w:t>
+        </w:r>
+      </w:hyperlink>
+      <w:r>
+        <w:rPr>
+          <w:lang w:val="zh_TW" w:bidi="zh_TW"/>
+        </w:rPr>
+        <w:t>）。彌迦則用鐵象徵軍事的力量（</w:t>
+      </w:r>
+      <w:hyperlink r:id="rId248">
+        <w:r>
+          <w:rPr>
+            <w:lang w:val="zh_TW" w:bidi="zh_TW"/>
+          </w:rPr>
+          <w:rPr>
+            <w:color w:val="0000EE"/>
+            <w:u w:val="single"/>
+          </w:rPr>
+          <w:t>彌4:13</w:t>
+        </w:r>
+      </w:hyperlink>
+      <w:r>
+        <w:rPr>
+          <w:lang w:val="zh_TW" w:bidi="zh_TW"/>
+        </w:rPr>
+        <w:t>）。但以理書也多次提及鐵（</w:t>
+      </w:r>
+      <w:hyperlink r:id="rId249">
+        <w:r>
+          <w:rPr>
+            <w:lang w:val="zh_TW" w:bidi="zh_TW"/>
+          </w:rPr>
+          <w:rPr>
+            <w:color w:val="0000EE"/>
+            <w:u w:val="single"/>
+          </w:rPr>
+          <w:t>但2:33–35、40–45，</w:t>
+        </w:r>
+      </w:hyperlink>
+      <w:hyperlink r:id="rId250">
+        <w:r>
+          <w:rPr>
+            <w:lang w:val="zh_TW" w:bidi="zh_TW"/>
+          </w:rPr>
+          <w:rPr>
+            <w:color w:val="0000EE"/>
+            <w:u w:val="single"/>
+          </w:rPr>
+          <w:t>4:15、23，</w:t>
+        </w:r>
+      </w:hyperlink>
+      <w:hyperlink r:id="rId251">
+        <w:r>
+          <w:rPr>
+            <w:lang w:val="zh_TW" w:bidi="zh_TW"/>
+          </w:rPr>
+          <w:rPr>
+            <w:color w:val="0000EE"/>
+            <w:u w:val="single"/>
+          </w:rPr>
+          <w:t>7:7、19</w:t>
+        </w:r>
+      </w:hyperlink>
+      <w:r>
+        <w:rPr>
+          <w:lang w:val="zh_TW" w:bidi="zh_TW"/>
+        </w:rPr>
+        <w:t>）。</w:t>
+      </w:r>
+    </w:p>
+    <w:p>
+      <w:pPr/>
+      <w:r>
+        <w:rPr>
+          <w:lang w:val="zh_TW" w:bidi="zh_TW"/>
+        </w:rPr>
+      </w:r>
+      <w:r>
+        <w:rPr>
+          <w:lang w:val="zh_TW" w:bidi="zh_TW"/>
+        </w:rPr>
+        <w:t>到了羅馬時代，鐵製武器成為戰爭中最常見的兵器。人們也用鐵門來封閉監獄（</w:t>
+      </w:r>
+      <w:hyperlink r:id="rId252">
+        <w:r>
+          <w:rPr>
+            <w:lang w:val="zh_TW" w:bidi="zh_TW"/>
+          </w:rPr>
+          <w:rPr>
+            <w:color w:val="0000EE"/>
+            <w:u w:val="single"/>
+          </w:rPr>
+          <w:t>徒12:10</w:t>
+        </w:r>
+      </w:hyperlink>
+      <w:r>
+        <w:rPr>
+          <w:lang w:val="zh_TW" w:bidi="zh_TW"/>
+        </w:rPr>
+        <w:t>），經文以象徵方式描述強勢的統治者以鐵杖施行權柄（</w:t>
+      </w:r>
+      <w:hyperlink r:id="rId253">
+        <w:r>
+          <w:rPr>
+            <w:lang w:val="zh_TW" w:bidi="zh_TW"/>
+          </w:rPr>
+          <w:rPr>
+            <w:color w:val="0000EE"/>
+            <w:u w:val="single"/>
+          </w:rPr>
+          <w:t>啟2:27，</w:t>
+        </w:r>
+      </w:hyperlink>
+      <w:hyperlink r:id="rId254">
+        <w:r>
+          <w:rPr>
+            <w:lang w:val="zh_TW" w:bidi="zh_TW"/>
+          </w:rPr>
+          <w:rPr>
+            <w:color w:val="0000EE"/>
+            <w:u w:val="single"/>
+          </w:rPr>
+          <w:t>9:9，</w:t>
+        </w:r>
+      </w:hyperlink>
+      <w:hyperlink r:id="rId255">
+        <w:r>
+          <w:rPr>
+            <w:lang w:val="zh_TW" w:bidi="zh_TW"/>
+          </w:rPr>
+          <w:rPr>
+            <w:color w:val="0000EE"/>
+            <w:u w:val="single"/>
+          </w:rPr>
+          <w:t>12:5，</w:t>
+        </w:r>
+      </w:hyperlink>
+      <w:hyperlink r:id="rId256">
+        <w:r>
+          <w:rPr>
+            <w:lang w:val="zh_TW" w:bidi="zh_TW"/>
+          </w:rPr>
+          <w:rPr>
+            <w:color w:val="0000EE"/>
+            <w:u w:val="single"/>
+          </w:rPr>
+          <w:t>19:15</w:t>
+        </w:r>
+      </w:hyperlink>
+      <w:r>
+        <w:rPr>
+          <w:lang w:val="zh_TW" w:bidi="zh_TW"/>
+        </w:rPr>
+        <w:t>）。「鐵」一詞也出現在多種比喻中：冶煉鐵象徵試煉與苦難（</w:t>
+      </w:r>
+      <w:hyperlink r:id="rId114">
+        <w:r>
+          <w:rPr>
+            <w:lang w:val="zh_TW" w:bidi="zh_TW"/>
+          </w:rPr>
+          <w:rPr>
+            <w:color w:val="0000EE"/>
+            <w:u w:val="single"/>
+          </w:rPr>
+          <w:t>申4:20</w:t>
+        </w:r>
+      </w:hyperlink>
+      <w:r>
+        <w:rPr>
+          <w:lang w:val="zh_TW" w:bidi="zh_TW"/>
+        </w:rPr>
+        <w:t>；</w:t>
+      </w:r>
+      <w:hyperlink r:id="rId115">
+        <w:r>
+          <w:rPr>
+            <w:lang w:val="zh_TW" w:bidi="zh_TW"/>
+          </w:rPr>
+          <w:rPr>
+            <w:color w:val="0000EE"/>
+            <w:u w:val="single"/>
+          </w:rPr>
+          <w:t>王上8:51</w:t>
+        </w:r>
+      </w:hyperlink>
+      <w:r>
+        <w:rPr>
+          <w:lang w:val="zh_TW" w:bidi="zh_TW"/>
+        </w:rPr>
+        <w:t>；</w:t>
+      </w:r>
+      <w:hyperlink r:id="rId116">
+        <w:r>
+          <w:rPr>
+            <w:lang w:val="zh_TW" w:bidi="zh_TW"/>
+          </w:rPr>
+          <w:rPr>
+            <w:color w:val="0000EE"/>
+            <w:u w:val="single"/>
+          </w:rPr>
+          <w:t>耶11:4</w:t>
+        </w:r>
+      </w:hyperlink>
+      <w:r>
+        <w:rPr>
+          <w:lang w:val="zh_TW" w:bidi="zh_TW"/>
+        </w:rPr>
+        <w:t>；</w:t>
+      </w:r>
+      <w:hyperlink r:id="rId257">
+        <w:r>
+          <w:rPr>
+            <w:lang w:val="zh_TW" w:bidi="zh_TW"/>
+          </w:rPr>
+          <w:rPr>
+            <w:color w:val="0000EE"/>
+            <w:u w:val="single"/>
+          </w:rPr>
+          <w:t>結22:18</w:t>
+        </w:r>
+      </w:hyperlink>
+      <w:r>
+        <w:rPr>
+          <w:lang w:val="zh_TW" w:bidi="zh_TW"/>
+        </w:rPr>
+        <w:t>），鐵柱象徵剛強（</w:t>
+      </w:r>
+      <w:hyperlink r:id="rId239">
+        <w:r>
+          <w:rPr>
+            <w:lang w:val="zh_TW" w:bidi="zh_TW"/>
+          </w:rPr>
+          <w:rPr>
+            <w:color w:val="0000EE"/>
+            <w:u w:val="single"/>
+          </w:rPr>
+          <w:t>耶1:18</w:t>
+        </w:r>
+      </w:hyperlink>
+      <w:r>
+        <w:rPr>
+          <w:lang w:val="zh_TW" w:bidi="zh_TW"/>
+        </w:rPr>
+        <w:t>），鐵杖象徵嚴厲的管治（</w:t>
+      </w:r>
+      <w:hyperlink r:id="rId258">
+        <w:r>
+          <w:rPr>
+            <w:lang w:val="zh_TW" w:bidi="zh_TW"/>
+          </w:rPr>
+          <w:rPr>
+            <w:color w:val="0000EE"/>
+            <w:u w:val="single"/>
+          </w:rPr>
+          <w:t>詩2:9</w:t>
+        </w:r>
+      </w:hyperlink>
+      <w:r>
+        <w:rPr>
+          <w:lang w:val="zh_TW" w:bidi="zh_TW"/>
+        </w:rPr>
+        <w:t>；</w:t>
+      </w:r>
+      <w:hyperlink r:id="rId253">
+        <w:r>
+          <w:rPr>
+            <w:lang w:val="zh_TW" w:bidi="zh_TW"/>
+          </w:rPr>
+          <w:rPr>
+            <w:color w:val="0000EE"/>
+            <w:u w:val="single"/>
+          </w:rPr>
+          <w:t>啟2:27，</w:t>
+        </w:r>
+      </w:hyperlink>
+      <w:hyperlink r:id="rId255">
+        <w:r>
+          <w:rPr>
+            <w:lang w:val="zh_TW" w:bidi="zh_TW"/>
+          </w:rPr>
+          <w:rPr>
+            <w:color w:val="0000EE"/>
+            <w:u w:val="single"/>
+          </w:rPr>
+          <w:t>12:5，</w:t>
+        </w:r>
+      </w:hyperlink>
+      <w:hyperlink r:id="rId256">
+        <w:r>
+          <w:rPr>
+            <w:lang w:val="zh_TW" w:bidi="zh_TW"/>
+          </w:rPr>
+          <w:rPr>
+            <w:color w:val="0000EE"/>
+            <w:u w:val="single"/>
+          </w:rPr>
+          <w:t>19:15</w:t>
+        </w:r>
+      </w:hyperlink>
+      <w:r>
+        <w:rPr>
+          <w:lang w:val="zh_TW" w:bidi="zh_TW"/>
+        </w:rPr>
+        <w:t>）。</w:t>
+      </w:r>
+    </w:p>
+    <w:p>
+      <w:pPr/>
+      <w:r>
+        <w:rPr>
+          <w:lang w:val="zh_TW" w:bidi="zh_TW"/>
+        </w:rPr>
+      </w:r>
       <w:r>
         <w:rPr>
           <w:i/>
@@ -2903,19 +6071,37 @@
         <w:rPr>
           <w:lang w:val="zh_TW" w:bidi="zh_TW"/>
         </w:rPr>
-        <w:t>天（天堂）</w:t>
-      </w:r>
-      <w:r>
-        <w:rPr>
-          <w:lang w:val="zh_TW" w:bidi="zh_TW"/>
-        </w:rPr>
-        <w:t>；</w:t>
-      </w:r>
-      <w:r>
-        <w:rPr>
-          <w:lang w:val="zh_TW" w:bidi="zh_TW"/>
-        </w:rPr>
-        <w:t>新天新地</w:t>
+        <w:t>銅匠；</w:t>
+      </w:r>
+      <w:r>
+        <w:rPr>
+          <w:lang w:val="zh_TW" w:bidi="zh_TW"/>
+        </w:rPr>
+        <w:t>金匠；</w:t>
+      </w:r>
+      <w:r>
+        <w:rPr>
+          <w:lang w:val="zh_TW" w:bidi="zh_TW"/>
+        </w:rPr>
+        <w:t>鐵匠；</w:t>
+      </w:r>
+      <w:r>
+        <w:rPr>
+          <w:lang w:val="zh_TW" w:bidi="zh_TW"/>
+        </w:rPr>
+        <w:t>石匠，石工；</w:t>
+      </w:r>
+      <w:r>
+        <w:rPr>
+          <w:lang w:val="zh_TW" w:bidi="zh_TW"/>
+        </w:rPr>
+        <w:t>銀匠；珍貴的</w:t>
+      </w:r>
+      <w:r>
+        <w:rPr>
+          <w:lang w:val="zh_TW" w:bidi="zh_TW"/>
+        </w:rPr>
+        <w:t>寶石</w:t>
       </w:r>
       <w:r>
         <w:rPr>

--- a/zht/docx/083.content.docx
+++ b/zht/docx/083.content.docx
@@ -149,7 +149,7 @@
         <w:rPr>
           <w:lang w:val="zh_TW" w:bidi="zh_TW"/>
         </w:rPr>
-        <w:t>ku</w:t>
+        <w:t>kong</w:t>
       </w:r>
       <w:r>
         <w:rPr>
@@ -212,7 +212,7 @@
         <w:rPr>
           <w:lang w:val="zh_TW" w:bidi="zh_TW"/>
         </w:rPr>
-        <w:t>哭泣橡樹</w:t>
+        <w:t>恐懼</w:t>
       </w:r>
       <w:r>
         <w:rPr>
@@ -231,35 +231,7 @@
         <w:rPr>
           <w:lang w:val="zh_TW" w:bidi="zh_TW"/>
         </w:rPr>
-        <w:t>利百加的奶母底波拉死後，葬在伯特利附近的一棵樹下（</w:t>
-      </w:r>
-      <w:hyperlink r:id="rId13">
-        <w:r>
-          <w:rPr>
-            <w:lang w:val="zh_TW" w:bidi="zh_TW"/>
-          </w:rPr>
-          <w:rPr>
-            <w:color w:val="0000EE"/>
-            <w:u w:val="single"/>
-          </w:rPr>
-          <w:t>創35:8</w:t>
-        </w:r>
-      </w:hyperlink>
-      <w:r>
-        <w:rPr>
-          <w:lang w:val="zh_TW" w:bidi="zh_TW"/>
-        </w:rPr>
-        <w:t>），因此，那棵樹被稱為亞倫·巴古，意思是「哭泣橡樹」。</w:t>
-      </w:r>
-      <w:r>
-        <w:rPr>
-          <w:lang w:val="zh_TW" w:bidi="zh_TW"/>
-        </w:rPr>
-      </w:r>
-      <w:r>
-        <w:rPr>
-          <w:lang w:val="zh_TW" w:bidi="zh_TW"/>
-        </w:rPr>
+        <w:t>對未來可能發生的壞事所產生的焦慮或害怕的情緒。有些人認為恐懼會使人尋求宗教信仰，但真正的信仰包括親近神的渴望，而不只是恐懼。一般說來，人不會想親近自己所恐懼的人或事物。</w:t>
       </w:r>
     </w:p>
     <w:p>
@@ -269,21 +241,11 @@
           <w:lang w:val="zh_TW" w:bidi="zh_TW"/>
         </w:rPr>
       </w:r>
-    </w:p>
-    <w:p>
-      <w:pPr>
-        <w:pStyle w:val="Heading2"/>
-      </w:pPr>
-      <w:r>
-        <w:rPr>
-          <w:lang w:val="zh_TW" w:bidi="zh_TW"/>
-        </w:rPr>
-        <w:t>苦難</w:t>
-      </w:r>
-      <w:r>
-        <w:rPr>
-          <w:lang w:val="zh_TW" w:bidi="zh_TW"/>
-        </w:rPr>
+      <w:r>
+        <w:rPr>
+          <w:lang w:val="zh_TW" w:bidi="zh_TW"/>
+        </w:rPr>
+        <w:t>在聖經裡，恐懼不僅指害怕或驚懼。這確實是恐懼的一部分，特別是談論對神的敬畏時，但這個詞語也包含對神的懼怕與深深的尊崇。</w:t>
       </w:r>
     </w:p>
     <w:p>
@@ -297,7 +259,43 @@
         <w:rPr>
           <w:lang w:val="zh_TW" w:bidi="zh_TW"/>
         </w:rPr>
-        <w:t>任何造成痛苦或憂傷的事物，例如災難。</w:t>
+        <w:t>恐懼作是焦慮或擔憂的情緒，的確有其存在價值，尤其當這種情緒與神相關時。聖經說：「落在永生神的手裡，真是可怕的」（</w:t>
+      </w:r>
+      <w:hyperlink r:id="rId13">
+        <w:r>
+          <w:rPr>
+            <w:lang w:val="zh_TW" w:bidi="zh_TW"/>
+          </w:rPr>
+          <w:rPr>
+            <w:color w:val="0000EE"/>
+            <w:u w:val="single"/>
+          </w:rPr>
+          <w:t>來10:31</w:t>
+        </w:r>
+      </w:hyperlink>
+      <w:r>
+        <w:rPr>
+          <w:lang w:val="zh_TW" w:bidi="zh_TW"/>
+        </w:rPr>
+        <w:t>）。耶穌教導我們應當敬畏神，因為祂有能力懲罰罪，也能完全滅絕人（</w:t>
+      </w:r>
+      <w:hyperlink r:id="rId14">
+        <w:r>
+          <w:rPr>
+            <w:lang w:val="zh_TW" w:bidi="zh_TW"/>
+          </w:rPr>
+          <w:rPr>
+            <w:color w:val="0000EE"/>
+            <w:u w:val="single"/>
+          </w:rPr>
+          <w:t>路12:4–5</w:t>
+        </w:r>
+      </w:hyperlink>
+      <w:r>
+        <w:rPr>
+          <w:lang w:val="zh_TW" w:bidi="zh_TW"/>
+        </w:rPr>
+        <w:t>）。</w:t>
       </w:r>
     </w:p>
     <w:p>
@@ -311,9 +309,9 @@
         <w:rPr>
           <w:lang w:val="zh_TW" w:bidi="zh_TW"/>
         </w:rPr>
-        <w:t>根據聖經，苦難始於罪進入世界。人類以及整個受造界都被「荊棘與蒺藜」、罪、死亡和衰退所困擾（參</w:t>
-      </w:r>
-      <w:hyperlink r:id="rId14">
+        <w:t>恐懼可以幫助人們理解他們的內心充滿缺陷，看見自己何等需要神的饒恕。這種恐懼的最早例子可見於</w:t>
+      </w:r>
+      <w:hyperlink r:id="rId15">
         <w:r>
           <w:rPr>
             <w:lang w:val="zh_TW" w:bidi="zh_TW"/>
@@ -322,16 +320,16 @@
             <w:color w:val="0000EE"/>
             <w:u w:val="single"/>
           </w:rPr>
-          <w:t>創3:16–19</w:t>
+          <w:t>創世記三章</w:t>
         </w:r>
       </w:hyperlink>
       <w:r>
         <w:rPr>
           <w:lang w:val="zh_TW" w:bidi="zh_TW"/>
         </w:rPr>
-        <w:t>；</w:t>
-      </w:r>
-      <w:hyperlink r:id="rId15">
+        <w:t>，經文記載當亞當和夏娃違背神以後，就躲藏起來。他們的恐懼是有原因的，因為他們知道自己所作的該受審判。恐懼自然隨著罪而來（</w:t>
+      </w:r>
+      <w:hyperlink r:id="rId16">
         <w:r>
           <w:rPr>
             <w:lang w:val="zh_TW" w:bidi="zh_TW"/>
@@ -340,16 +338,10 @@
             <w:color w:val="0000EE"/>
             <w:u w:val="single"/>
           </w:rPr>
-          <w:t>羅8:18–21</w:t>
+          <w:t>創3:10，</w:t>
         </w:r>
       </w:hyperlink>
-      <w:r>
-        <w:rPr>
-          <w:lang w:val="zh_TW" w:bidi="zh_TW"/>
-        </w:rPr>
-        <w:t>）。因為罪，痛苦是普遍的人類經驗，而我們短暫的生命充滿困難（</w:t>
-      </w:r>
-      <w:hyperlink r:id="rId16">
+      <w:hyperlink r:id="rId17">
         <w:r>
           <w:rPr>
             <w:lang w:val="zh_TW" w:bidi="zh_TW"/>
@@ -358,16 +350,16 @@
             <w:color w:val="0000EE"/>
             <w:u w:val="single"/>
           </w:rPr>
-          <w:t>伯14:1–6</w:t>
+          <w:t>4:13–14</w:t>
         </w:r>
       </w:hyperlink>
       <w:r>
         <w:rPr>
           <w:lang w:val="zh_TW" w:bidi="zh_TW"/>
         </w:rPr>
-        <w:t>）。人們無法避免自然災害、身體傷害，以及與他人的衝突（</w:t>
-      </w:r>
-      <w:hyperlink r:id="rId17">
+        <w:t>；</w:t>
+      </w:r>
+      <w:hyperlink r:id="rId18">
         <w:r>
           <w:rPr>
             <w:lang w:val="zh_TW" w:bidi="zh_TW"/>
@@ -376,14 +368,162 @@
             <w:color w:val="0000EE"/>
             <w:u w:val="single"/>
           </w:rPr>
-          <w:t>代下20:9</w:t>
+          <w:t>箴28:1</w:t>
         </w:r>
       </w:hyperlink>
       <w:r>
         <w:rPr>
           <w:lang w:val="zh_TW" w:bidi="zh_TW"/>
         </w:rPr>
-        <w:t>）。神使用苦難來教導並管教祂的子民。這樣的苦難顯明在以色列人面對的壓迫中：</w:t>
+        <w:t>）。</w:t>
+      </w:r>
+    </w:p>
+    <w:p>
+      <w:pPr/>
+      <w:r>
+        <w:rPr>
+          <w:lang w:val="zh_TW" w:bidi="zh_TW"/>
+        </w:rPr>
+      </w:r>
+      <w:r>
+        <w:rPr>
+          <w:lang w:val="zh_TW" w:bidi="zh_TW"/>
+        </w:rPr>
+        <w:t>聖經記載許多極度焦慮的人，例如該隱、掃羅、亞哈斯和彼拉多。</w:t>
+      </w:r>
+      <w:r>
+        <w:rPr>
+          <w:lang w:val="zh_TW" w:bidi="zh_TW"/>
+        </w:rPr>
+        <w:t>急難困苦的人</w:t>
+      </w:r>
+      <w:r>
+        <w:rPr>
+          <w:lang w:val="zh_TW" w:bidi="zh_TW"/>
+        </w:rPr>
+        <w:t>（</w:t>
+      </w:r>
+      <w:hyperlink r:id="rId19">
+        <w:r>
+          <w:rPr>
+            <w:lang w:val="zh_TW" w:bidi="zh_TW"/>
+          </w:rPr>
+          <w:rPr>
+            <w:color w:val="0000EE"/>
+            <w:u w:val="single"/>
+          </w:rPr>
+          <w:t>伯15:24</w:t>
+        </w:r>
+      </w:hyperlink>
+      <w:r>
+        <w:rPr>
+          <w:lang w:val="zh_TW" w:bidi="zh_TW"/>
+        </w:rPr>
+        <w:t>）、恐懼抓住惡人、驚嚇臨到假冒為善的人（</w:t>
+      </w:r>
+      <w:hyperlink r:id="rId20">
+        <w:r>
+          <w:rPr>
+            <w:lang w:val="zh_TW" w:bidi="zh_TW"/>
+          </w:rPr>
+          <w:rPr>
+            <w:color w:val="0000EE"/>
+            <w:u w:val="single"/>
+          </w:rPr>
+          <w:t>賽33:14</w:t>
+        </w:r>
+      </w:hyperlink>
+      <w:r>
+        <w:rPr>
+          <w:lang w:val="zh_TW" w:bidi="zh_TW"/>
+        </w:rPr>
+        <w:t>），也使作惡的人驚惶滅亡（</w:t>
+      </w:r>
+      <w:hyperlink r:id="rId21">
+        <w:r>
+          <w:rPr>
+            <w:lang w:val="zh_TW" w:bidi="zh_TW"/>
+          </w:rPr>
+          <w:rPr>
+            <w:color w:val="0000EE"/>
+            <w:u w:val="single"/>
+          </w:rPr>
+          <w:t>詩73:19</w:t>
+        </w:r>
+      </w:hyperlink>
+      <w:r>
+        <w:rPr>
+          <w:lang w:val="zh_TW" w:bidi="zh_TW"/>
+        </w:rPr>
+        <w:t>）。他們的生命缺乏信心，因此充滿恐懼（</w:t>
+      </w:r>
+      <w:hyperlink r:id="rId22">
+        <w:r>
+          <w:rPr>
+            <w:lang w:val="zh_TW" w:bidi="zh_TW"/>
+          </w:rPr>
+          <w:rPr>
+            <w:color w:val="0000EE"/>
+            <w:u w:val="single"/>
+          </w:rPr>
+          <w:t>啟21:8</w:t>
+        </w:r>
+      </w:hyperlink>
+      <w:r>
+        <w:rPr>
+          <w:lang w:val="zh_TW" w:bidi="zh_TW"/>
+        </w:rPr>
+        <w:t>）。當神攻擊法老的軍隊時，他們因恐懼而不能行動（</w:t>
+      </w:r>
+      <w:hyperlink r:id="rId23">
+        <w:r>
+          <w:rPr>
+            <w:lang w:val="zh_TW" w:bidi="zh_TW"/>
+          </w:rPr>
+          <w:rPr>
+            <w:color w:val="0000EE"/>
+            <w:u w:val="single"/>
+          </w:rPr>
+          <w:t>出15:16</w:t>
+        </w:r>
+      </w:hyperlink>
+      <w:r>
+        <w:rPr>
+          <w:lang w:val="zh_TW" w:bidi="zh_TW"/>
+        </w:rPr>
+        <w:t>）。約伯的朋友比勒達描述，人們在神的審判下被迫跪倒在地（</w:t>
+      </w:r>
+      <w:hyperlink r:id="rId24">
+        <w:r>
+          <w:rPr>
+            <w:lang w:val="zh_TW" w:bidi="zh_TW"/>
+          </w:rPr>
+          <w:rPr>
+            <w:color w:val="0000EE"/>
+            <w:u w:val="single"/>
+          </w:rPr>
+          <w:t>伯18:11</w:t>
+        </w:r>
+      </w:hyperlink>
+      <w:r>
+        <w:rPr>
+          <w:lang w:val="zh_TW" w:bidi="zh_TW"/>
+        </w:rPr>
+        <w:t>）。</w:t>
+      </w:r>
+    </w:p>
+    <w:p>
+      <w:pPr/>
+      <w:r>
+        <w:rPr>
+          <w:lang w:val="zh_TW" w:bidi="zh_TW"/>
+        </w:rPr>
+      </w:r>
+      <w:r>
+        <w:rPr>
+          <w:lang w:val="zh_TW" w:bidi="zh_TW"/>
+        </w:rPr>
+        <w:t>恐懼有時會使人停步不前，或迫使他們做出與平日截然不同的行為。這尤其常見於沒有完全委身於神的人。</w:t>
       </w:r>
     </w:p>
     <w:p>
@@ -401,9 +541,9 @@
         <w:rPr>
           <w:lang w:val="zh_TW" w:bidi="zh_TW"/>
         </w:rPr>
-        <w:t>埃及（</w:t>
-      </w:r>
-      <w:hyperlink r:id="rId18">
+        <w:t>掃羅因為害怕百姓的反應而不順服神（</w:t>
+      </w:r>
+      <w:hyperlink r:id="rId25">
         <w:r>
           <w:rPr>
             <w:lang w:val="zh_TW" w:bidi="zh_TW"/>
@@ -412,7 +552,7 @@
             <w:color w:val="0000EE"/>
             <w:u w:val="single"/>
           </w:rPr>
-          <w:t>出4:31</w:t>
+          <w:t>撒上15:24</w:t>
         </w:r>
       </w:hyperlink>
       <w:r>
@@ -437,9 +577,9 @@
         <w:rPr>
           <w:lang w:val="zh_TW" w:bidi="zh_TW"/>
         </w:rPr>
-        <w:t>他們在士師時期的掙扎（</w:t>
-      </w:r>
-      <w:hyperlink r:id="rId19">
+        <w:t>瞎子得到耶穌醫治，其父母卻因為害怕猶太人的官長，所以不敢為耶穌作見證（</w:t>
+      </w:r>
+      <w:hyperlink r:id="rId26">
         <w:r>
           <w:rPr>
             <w:lang w:val="zh_TW" w:bidi="zh_TW"/>
@@ -448,7 +588,7 @@
             <w:color w:val="0000EE"/>
             <w:u w:val="single"/>
           </w:rPr>
-          <w:t>尼9:26–27</w:t>
+          <w:t>約9:22</w:t>
         </w:r>
       </w:hyperlink>
       <w:r>
@@ -473,9 +613,9 @@
         <w:rPr>
           <w:lang w:val="zh_TW" w:bidi="zh_TW"/>
         </w:rPr>
-        <w:t>他們在巴比倫的被擄（</w:t>
-      </w:r>
-      <w:hyperlink r:id="rId20">
+        <w:t>在「才幹」的比喻裡，有人因為恐懼而沒有盡本分（</w:t>
+      </w:r>
+      <w:hyperlink r:id="rId27">
         <w:r>
           <w:rPr>
             <w:lang w:val="zh_TW" w:bidi="zh_TW"/>
@@ -484,7 +624,7 @@
             <w:color w:val="0000EE"/>
             <w:u w:val="single"/>
           </w:rPr>
-          <w:t>賽26:16</w:t>
+          <w:t>太25:25</w:t>
         </w:r>
       </w:hyperlink>
       <w:r>
@@ -505,9 +645,9 @@
         <w:rPr>
           <w:lang w:val="zh_TW" w:bidi="zh_TW"/>
         </w:rPr>
-        <w:t>在他們的困苦之中，以色列人向神呼求。祂拯救他們，並引導他們遵行（</w:t>
-      </w:r>
-      <w:hyperlink r:id="rId21">
+        <w:t>耶穌基督藉著祂的死、復活，以及在天上為信徒不斷工作，使人從恐懼中得釋放。使徒保羅告訴羅馬的信徒（</w:t>
+      </w:r>
+      <w:hyperlink r:id="rId28">
         <w:r>
           <w:rPr>
             <w:lang w:val="zh_TW" w:bidi="zh_TW"/>
@@ -516,16 +656,16 @@
             <w:color w:val="0000EE"/>
             <w:u w:val="single"/>
           </w:rPr>
-          <w:t>耶10:18</w:t>
+          <w:t>羅8:15</w:t>
         </w:r>
       </w:hyperlink>
       <w:r>
         <w:rPr>
           <w:lang w:val="zh_TW" w:bidi="zh_TW"/>
         </w:rPr>
-        <w:t>；</w:t>
-      </w:r>
-      <w:hyperlink r:id="rId22">
+        <w:t>），當他們成為基督徒時，所領受的不是奴僕的心，使人仍舊害怕，乃是兒子的心。這表示他們可以叫神為「阿爸」（猶太孩子用來稱呼父親的亞蘭文詞語）。這是耶穌用來稱呼父神的同一個詞語，基督徒既屬於神的家，也能在向神說話時使用這個詞語（</w:t>
+      </w:r>
+      <w:hyperlink r:id="rId29">
         <w:r>
           <w:rPr>
             <w:lang w:val="zh_TW" w:bidi="zh_TW"/>
@@ -534,7 +674,25 @@
             <w:color w:val="0000EE"/>
             <w:u w:val="single"/>
           </w:rPr>
-          <w:t>何5:15–6:3</w:t>
+          <w:t>加4:6</w:t>
+        </w:r>
+      </w:hyperlink>
+      <w:r>
+        <w:rPr>
+          <w:lang w:val="zh_TW" w:bidi="zh_TW"/>
+        </w:rPr>
+        <w:t>）。人領受神的愛，就能夠靠著這愛的大能驅散恐懼（</w:t>
+      </w:r>
+      <w:hyperlink r:id="rId30">
+        <w:r>
+          <w:rPr>
+            <w:lang w:val="zh_TW" w:bidi="zh_TW"/>
+          </w:rPr>
+          <w:rPr>
+            <w:color w:val="0000EE"/>
+            <w:u w:val="single"/>
+          </w:rPr>
+          <w:t>約一4:18</w:t>
         </w:r>
       </w:hyperlink>
       <w:r>
@@ -555,9 +713,9 @@
         <w:rPr>
           <w:lang w:val="zh_TW" w:bidi="zh_TW"/>
         </w:rPr>
-        <w:t>聖經知道這是難以理解的。很難看出義人為何如此受苦（</w:t>
-      </w:r>
-      <w:hyperlink r:id="rId23">
+        <w:t>不必要的恐懼會損害神子民所作的工。神警告耶利米不要怕那些攻擊他的人（</w:t>
+      </w:r>
+      <w:hyperlink r:id="rId31">
         <w:r>
           <w:rPr>
             <w:lang w:val="zh_TW" w:bidi="zh_TW"/>
@@ -566,16 +724,16 @@
             <w:color w:val="0000EE"/>
             <w:u w:val="single"/>
           </w:rPr>
-          <w:t>詩34:19</w:t>
+          <w:t>耶1:8</w:t>
         </w:r>
       </w:hyperlink>
       <w:r>
         <w:rPr>
           <w:lang w:val="zh_TW" w:bidi="zh_TW"/>
         </w:rPr>
-        <w:t>，</w:t>
-      </w:r>
-      <w:hyperlink r:id="rId24">
+        <w:t>），因為如果他向恐懼屈服，神就會使災禍臨到他（</w:t>
+      </w:r>
+      <w:hyperlink r:id="rId32">
         <w:r>
           <w:rPr>
             <w:lang w:val="zh_TW" w:bidi="zh_TW"/>
@@ -584,16 +742,16 @@
             <w:color w:val="0000EE"/>
             <w:u w:val="single"/>
           </w:rPr>
-          <w:t>37:39</w:t>
+          <w:t>耶1:17</w:t>
         </w:r>
       </w:hyperlink>
       <w:r>
         <w:rPr>
           <w:lang w:val="zh_TW" w:bidi="zh_TW"/>
         </w:rPr>
-        <w:t>，</w:t>
-      </w:r>
-      <w:hyperlink r:id="rId25">
+        <w:t>）。神勸勉以西結——與耶利米同時代的人，以及其他人，要他們剛強（</w:t>
+      </w:r>
+      <w:hyperlink r:id="rId33">
         <w:r>
           <w:rPr>
             <w:lang w:val="zh_TW" w:bidi="zh_TW"/>
@@ -602,16 +760,16 @@
             <w:color w:val="0000EE"/>
             <w:u w:val="single"/>
           </w:rPr>
-          <w:t>138:7</w:t>
+          <w:t>書1:7–9</w:t>
         </w:r>
       </w:hyperlink>
       <w:r>
         <w:rPr>
           <w:lang w:val="zh_TW" w:bidi="zh_TW"/>
         </w:rPr>
-        <w:t>）。即使是先知和「主的僕人」（彌賽亞）也未能倖免（</w:t>
-      </w:r>
-      <w:hyperlink r:id="rId26">
+        <w:t>；</w:t>
+      </w:r>
+      <w:hyperlink r:id="rId34">
         <w:r>
           <w:rPr>
             <w:lang w:val="zh_TW" w:bidi="zh_TW"/>
@@ -620,16 +778,16 @@
             <w:color w:val="0000EE"/>
             <w:u w:val="single"/>
           </w:rPr>
-          <w:t>賽53:2–12</w:t>
+          <w:t>結2:6</w:t>
         </w:r>
       </w:hyperlink>
       <w:r>
         <w:rPr>
           <w:lang w:val="zh_TW" w:bidi="zh_TW"/>
         </w:rPr>
-        <w:t>；</w:t>
-      </w:r>
-      <w:hyperlink r:id="rId27">
+        <w:t>）。即使敬虔的人也會受到恐懼的試探，有時甚至感到難以承受（</w:t>
+      </w:r>
+      <w:hyperlink r:id="rId35">
         <w:r>
           <w:rPr>
             <w:lang w:val="zh_TW" w:bidi="zh_TW"/>
@@ -638,16 +796,16 @@
             <w:color w:val="0000EE"/>
             <w:u w:val="single"/>
           </w:rPr>
-          <w:t>耶15:15</w:t>
+          <w:t>詩55:5</w:t>
         </w:r>
       </w:hyperlink>
       <w:r>
         <w:rPr>
           <w:lang w:val="zh_TW" w:bidi="zh_TW"/>
         </w:rPr>
-        <w:t>）。耶穌基督承擔了人類的憂傷與痛苦。祂成就了那從亞當犯罪開始的受苦預言（</w:t>
-      </w:r>
-      <w:hyperlink r:id="rId28">
+        <w:t>）。正因如此，神常常吩咐祂的子民不要向恐懼屈服（</w:t>
+      </w:r>
+      <w:hyperlink r:id="rId36">
         <w:r>
           <w:rPr>
             <w:lang w:val="zh_TW" w:bidi="zh_TW"/>
@@ -656,7 +814,7 @@
             <w:color w:val="0000EE"/>
             <w:u w:val="single"/>
           </w:rPr>
-          <w:t>賽53:4–5</w:t>
+          <w:t>賽8:12</w:t>
         </w:r>
       </w:hyperlink>
       <w:r>
@@ -665,7 +823,7 @@
         </w:rPr>
         <w:t>；</w:t>
       </w:r>
-      <w:hyperlink r:id="rId29">
+      <w:hyperlink r:id="rId37">
         <w:r>
           <w:rPr>
             <w:lang w:val="zh_TW" w:bidi="zh_TW"/>
@@ -674,7 +832,85 @@
             <w:color w:val="0000EE"/>
             <w:u w:val="single"/>
           </w:rPr>
-          <w:t>彼前2:24</w:t>
+          <w:t>約14:1、27</w:t>
+        </w:r>
+      </w:hyperlink>
+      <w:r>
+        <w:rPr>
+          <w:lang w:val="zh_TW" w:bidi="zh_TW"/>
+        </w:rPr>
+        <w:t>）。相反，祂鼓勵他們把憂慮交託救贖主的手裡，因為祂深切關心祂的子民（</w:t>
+      </w:r>
+      <w:hyperlink r:id="rId38">
+        <w:r>
+          <w:rPr>
+            <w:lang w:val="zh_TW" w:bidi="zh_TW"/>
+          </w:rPr>
+          <w:rPr>
+            <w:color w:val="0000EE"/>
+            <w:u w:val="single"/>
+          </w:rPr>
+          <w:t>彼前5:7</w:t>
+        </w:r>
+      </w:hyperlink>
+      <w:r>
+        <w:rPr>
+          <w:lang w:val="zh_TW" w:bidi="zh_TW"/>
+        </w:rPr>
+        <w:t>）。信心是戰勝恐懼的關鍵，正如以賽亞所說：「堅心倚賴你的，你必保守他十分平安，因為他倚靠你。」（</w:t>
+      </w:r>
+      <w:hyperlink r:id="rId39">
+        <w:r>
+          <w:rPr>
+            <w:lang w:val="zh_TW" w:bidi="zh_TW"/>
+          </w:rPr>
+          <w:rPr>
+            <w:color w:val="0000EE"/>
+            <w:u w:val="single"/>
+          </w:rPr>
+          <w:t>賽26:3</w:t>
+        </w:r>
+      </w:hyperlink>
+      <w:r>
+        <w:rPr>
+          <w:lang w:val="zh_TW" w:bidi="zh_TW"/>
+        </w:rPr>
+        <w:t>）詩篇的作者也強調信心對戰勝恐懼的作用（</w:t>
+      </w:r>
+      <w:hyperlink r:id="rId40">
+        <w:r>
+          <w:rPr>
+            <w:lang w:val="zh_TW" w:bidi="zh_TW"/>
+          </w:rPr>
+          <w:rPr>
+            <w:color w:val="0000EE"/>
+            <w:u w:val="single"/>
+          </w:rPr>
+          <w:t>詩37:1，</w:t>
+        </w:r>
+      </w:hyperlink>
+      <w:hyperlink r:id="rId41">
+        <w:r>
+          <w:rPr>
+            <w:lang w:val="zh_TW" w:bidi="zh_TW"/>
+          </w:rPr>
+          <w:rPr>
+            <w:color w:val="0000EE"/>
+            <w:u w:val="single"/>
+          </w:rPr>
+          <w:t>46:2，</w:t>
+        </w:r>
+      </w:hyperlink>
+      <w:hyperlink r:id="rId42">
+        <w:r>
+          <w:rPr>
+            <w:lang w:val="zh_TW" w:bidi="zh_TW"/>
+          </w:rPr>
+          <w:rPr>
+            <w:color w:val="0000EE"/>
+            <w:u w:val="single"/>
+          </w:rPr>
+          <w:t>112:7</w:t>
         </w:r>
       </w:hyperlink>
       <w:r>
@@ -695,9 +931,9 @@
         <w:rPr>
           <w:lang w:val="zh_TW" w:bidi="zh_TW"/>
         </w:rPr>
-        <w:t>耶穌警告祂的跟隨者將面對許多考驗與痛苦（</w:t>
-      </w:r>
-      <w:hyperlink r:id="rId30">
+        <w:t>真正的信心包含對神深深的敬畏，聖經稱之為「敬畏神」。認識神的大能是建立堅固信心的關鍵（</w:t>
+      </w:r>
+      <w:hyperlink r:id="rId43">
         <w:r>
           <w:rPr>
             <w:lang w:val="zh_TW" w:bidi="zh_TW"/>
@@ -706,16 +942,10 @@
             <w:color w:val="0000EE"/>
             <w:u w:val="single"/>
           </w:rPr>
-          <w:t>約16:33</w:t>
+          <w:t>詩5:7，</w:t>
         </w:r>
       </w:hyperlink>
-      <w:r>
-        <w:rPr>
-          <w:lang w:val="zh_TW" w:bidi="zh_TW"/>
-        </w:rPr>
-        <w:t>）。保羅教導人們，進入神的國度會伴隨著許多困難（</w:t>
-      </w:r>
-      <w:hyperlink r:id="rId31">
+      <w:hyperlink r:id="rId44">
         <w:r>
           <w:rPr>
             <w:lang w:val="zh_TW" w:bidi="zh_TW"/>
@@ -724,16 +954,34 @@
             <w:color w:val="0000EE"/>
             <w:u w:val="single"/>
           </w:rPr>
-          <w:t>徒14:22</w:t>
+          <w:t>89:7</w:t>
         </w:r>
       </w:hyperlink>
       <w:r>
         <w:rPr>
           <w:lang w:val="zh_TW" w:bidi="zh_TW"/>
         </w:rPr>
-        <w:t>），但這些不應削弱基督徒的信心（</w:t>
-      </w:r>
-      <w:hyperlink r:id="rId32">
+        <w:t>）。基督徒不再需要懼怕：</w:t>
+      </w:r>
+    </w:p>
+    <w:p>
+      <w:pPr>
+        <w:pStyle w:val="ListBullet"/>
+        <w:spacing w:line="240" w:lineRule="auto"/>
+        <w:ind w:left="720"/>
+      </w:pPr>
+      <w:r>
+        <w:rPr>
+          <w:lang w:val="zh_TW" w:bidi="zh_TW"/>
+        </w:rPr>
+      </w:r>
+      <w:r>
+        <w:rPr>
+          <w:lang w:val="zh_TW" w:bidi="zh_TW"/>
+        </w:rPr>
+        <w:t>人（</w:t>
+      </w:r>
+      <w:hyperlink r:id="rId45">
         <w:r>
           <w:rPr>
             <w:lang w:val="zh_TW" w:bidi="zh_TW"/>
@@ -742,16 +990,34 @@
             <w:color w:val="0000EE"/>
             <w:u w:val="single"/>
           </w:rPr>
-          <w:t>帖前3:3</w:t>
+          <w:t>來13:6</w:t>
         </w:r>
       </w:hyperlink>
       <w:r>
         <w:rPr>
           <w:lang w:val="zh_TW" w:bidi="zh_TW"/>
         </w:rPr>
-        <w:t>），而應被視為補足基督為祂的身體——教會所受苦難中所欠缺的那部分。（</w:t>
-      </w:r>
-      <w:hyperlink r:id="rId33">
+        <w:t>）</w:t>
+      </w:r>
+    </w:p>
+    <w:p>
+      <w:pPr>
+        <w:pStyle w:val="ListBullet"/>
+        <w:spacing w:line="240" w:lineRule="auto"/>
+        <w:ind w:left="720"/>
+      </w:pPr>
+      <w:r>
+        <w:rPr>
+          <w:lang w:val="zh_TW" w:bidi="zh_TW"/>
+        </w:rPr>
+      </w:r>
+      <w:r>
+        <w:rPr>
+          <w:lang w:val="zh_TW" w:bidi="zh_TW"/>
+        </w:rPr>
+        <w:t>死亡（</w:t>
+      </w:r>
+      <w:hyperlink r:id="rId46">
         <w:r>
           <w:rPr>
             <w:lang w:val="zh_TW" w:bidi="zh_TW"/>
@@ -760,16 +1026,34 @@
             <w:color w:val="0000EE"/>
             <w:u w:val="single"/>
           </w:rPr>
-          <w:t>林後4:10–11</w:t>
+          <w:t>2:15</w:t>
         </w:r>
       </w:hyperlink>
       <w:r>
         <w:rPr>
           <w:lang w:val="zh_TW" w:bidi="zh_TW"/>
         </w:rPr>
-        <w:t>；</w:t>
-      </w:r>
-      <w:hyperlink r:id="rId34">
+        <w:t>）</w:t>
+      </w:r>
+    </w:p>
+    <w:p>
+      <w:pPr>
+        <w:pStyle w:val="ListBullet"/>
+        <w:spacing w:line="240" w:lineRule="auto"/>
+        <w:ind w:left="720"/>
+      </w:pPr>
+      <w:r>
+        <w:rPr>
+          <w:lang w:val="zh_TW" w:bidi="zh_TW"/>
+        </w:rPr>
+      </w:r>
+      <w:r>
+        <w:rPr>
+          <w:lang w:val="zh_TW" w:bidi="zh_TW"/>
+        </w:rPr>
+        <w:t>人生中的各樣境遇（</w:t>
+      </w:r>
+      <w:hyperlink r:id="rId47">
         <w:r>
           <w:rPr>
             <w:lang w:val="zh_TW" w:bidi="zh_TW"/>
@@ -778,158 +1062,14 @@
             <w:color w:val="0000EE"/>
             <w:u w:val="single"/>
           </w:rPr>
-          <w:t>西1:24</w:t>
+          <w:t>提後1:6–7</w:t>
         </w:r>
       </w:hyperlink>
       <w:r>
         <w:rPr>
           <w:lang w:val="zh_TW" w:bidi="zh_TW"/>
         </w:rPr>
-        <w:t>）。聖經還指出，隨著「末日」的臨近，苦難將更加激烈（</w:t>
-      </w:r>
-      <w:hyperlink r:id="rId35">
-        <w:r>
-          <w:rPr>
-            <w:lang w:val="zh_TW" w:bidi="zh_TW"/>
-          </w:rPr>
-          <w:rPr>
-            <w:color w:val="0000EE"/>
-            <w:u w:val="single"/>
-          </w:rPr>
-          <w:t>太24:9–14</w:t>
-        </w:r>
-      </w:hyperlink>
-      <w:r>
-        <w:rPr>
-          <w:lang w:val="zh_TW" w:bidi="zh_TW"/>
-        </w:rPr>
-        <w:t>；</w:t>
-      </w:r>
-      <w:hyperlink r:id="rId36">
-        <w:r>
-          <w:rPr>
-            <w:lang w:val="zh_TW" w:bidi="zh_TW"/>
-          </w:rPr>
-          <w:rPr>
-            <w:color w:val="0000EE"/>
-            <w:u w:val="single"/>
-          </w:rPr>
-          <w:t>提後3:13</w:t>
-        </w:r>
-      </w:hyperlink>
-      <w:r>
-        <w:rPr>
-          <w:lang w:val="zh_TW" w:bidi="zh_TW"/>
-        </w:rPr>
-        <w:t>）。撒但的勢力將攻擊，以欺騙並毀滅「選民」（</w:t>
-      </w:r>
-      <w:hyperlink r:id="rId37">
-        <w:r>
-          <w:rPr>
-            <w:lang w:val="zh_TW" w:bidi="zh_TW"/>
-          </w:rPr>
-          <w:rPr>
-            <w:color w:val="0000EE"/>
-            <w:u w:val="single"/>
-          </w:rPr>
-          <w:t>太24:24</w:t>
-        </w:r>
-      </w:hyperlink>
-      <w:r>
-        <w:rPr>
-          <w:lang w:val="zh_TW" w:bidi="zh_TW"/>
-        </w:rPr>
-        <w:t>；</w:t>
-      </w:r>
-      <w:hyperlink r:id="rId38">
-        <w:r>
-          <w:rPr>
-            <w:lang w:val="zh_TW" w:bidi="zh_TW"/>
-          </w:rPr>
-          <w:rPr>
-            <w:color w:val="0000EE"/>
-            <w:u w:val="single"/>
-          </w:rPr>
-          <w:t>帖後2:9–12</w:t>
-        </w:r>
-      </w:hyperlink>
-      <w:r>
-        <w:rPr>
-          <w:lang w:val="zh_TW" w:bidi="zh_TW"/>
-        </w:rPr>
-        <w:t>；</w:t>
-      </w:r>
-      <w:hyperlink r:id="rId39">
-        <w:r>
-          <w:rPr>
-            <w:lang w:val="zh_TW" w:bidi="zh_TW"/>
-          </w:rPr>
-          <w:rPr>
-            <w:color w:val="0000EE"/>
-            <w:u w:val="single"/>
-          </w:rPr>
-          <w:t>啟20:7–9</w:t>
-        </w:r>
-      </w:hyperlink>
-      <w:r>
-        <w:rPr>
-          <w:lang w:val="zh_TW" w:bidi="zh_TW"/>
-        </w:rPr>
-        <w:t>）。當耶穌基督從天上以火焰顯現時，神將使那些傷害信徒的人遭受苦難。祂將報應那些不順從耶穌基督福音的人（</w:t>
-      </w:r>
-      <w:hyperlink r:id="rId40">
-        <w:r>
-          <w:rPr>
-            <w:lang w:val="zh_TW" w:bidi="zh_TW"/>
-          </w:rPr>
-          <w:rPr>
-            <w:color w:val="0000EE"/>
-            <w:u w:val="single"/>
-          </w:rPr>
-          <w:t>羅2:9</w:t>
-        </w:r>
-      </w:hyperlink>
-      <w:r>
-        <w:rPr>
-          <w:lang w:val="zh_TW" w:bidi="zh_TW"/>
-        </w:rPr>
-        <w:t>；</w:t>
-      </w:r>
-      <w:hyperlink r:id="rId41">
-        <w:r>
-          <w:rPr>
-            <w:lang w:val="zh_TW" w:bidi="zh_TW"/>
-          </w:rPr>
-          <w:rPr>
-            <w:color w:val="0000EE"/>
-            <w:u w:val="single"/>
-          </w:rPr>
-          <w:t>帖後1:5–10</w:t>
-        </w:r>
-      </w:hyperlink>
-      <w:r>
-        <w:rPr>
-          <w:lang w:val="zh_TW" w:bidi="zh_TW"/>
-        </w:rPr>
-        <w:t>，</w:t>
-      </w:r>
-      <w:hyperlink r:id="rId42">
-        <w:r>
-          <w:rPr>
-            <w:lang w:val="zh_TW" w:bidi="zh_TW"/>
-          </w:rPr>
-          <w:rPr>
-            <w:color w:val="0000EE"/>
-            <w:u w:val="single"/>
-          </w:rPr>
-          <w:t>2:7–8</w:t>
-        </w:r>
-      </w:hyperlink>
-      <w:r>
-        <w:rPr>
-          <w:lang w:val="zh_TW" w:bidi="zh_TW"/>
-        </w:rPr>
-        <w:t>）。</w:t>
+        <w:t>）</w:t>
       </w:r>
     </w:p>
     <w:p>
@@ -941,34 +1081,221 @@
       </w:r>
       <w:r>
         <w:rPr>
-          <w:i/>
-          <w:lang w:val="zh_TW" w:bidi="zh_TW"/>
-        </w:rPr>
-        <w:t>另見</w:t>
-      </w:r>
-      <w:r>
-        <w:rPr>
-          <w:lang w:val="zh_TW" w:bidi="zh_TW"/>
-        </w:rPr>
-        <w:t>逼迫</w:t>
-      </w:r>
+          <w:lang w:val="zh_TW" w:bidi="zh_TW"/>
+        </w:rPr>
+        <w:t>然而，信徒始終要尊崇神。這樣的敬畏會帶來智慧（</w:t>
+      </w:r>
+      <w:hyperlink r:id="rId48">
+        <w:r>
+          <w:rPr>
+            <w:lang w:val="zh_TW" w:bidi="zh_TW"/>
+          </w:rPr>
+          <w:rPr>
+            <w:color w:val="0000EE"/>
+            <w:u w:val="single"/>
+          </w:rPr>
+          <w:t>詩111:10</w:t>
+        </w:r>
+      </w:hyperlink>
+      <w:r>
+        <w:rPr>
+          <w:lang w:val="zh_TW" w:bidi="zh_TW"/>
+        </w:rPr>
+        <w:t>）和引導（</w:t>
+      </w:r>
+      <w:hyperlink r:id="rId49">
+        <w:r>
+          <w:rPr>
+            <w:lang w:val="zh_TW" w:bidi="zh_TW"/>
+          </w:rPr>
+          <w:rPr>
+            <w:color w:val="0000EE"/>
+            <w:u w:val="single"/>
+          </w:rPr>
+          <w:t>弗5:21</w:t>
+        </w:r>
+      </w:hyperlink>
       <w:r>
         <w:rPr>
           <w:lang w:val="zh_TW" w:bidi="zh_TW"/>
         </w:rPr>
         <w:t>；</w:t>
       </w:r>
-      <w:r>
-        <w:rPr>
-          <w:lang w:val="zh_TW" w:bidi="zh_TW"/>
-        </w:rPr>
-        <w:t>大患難</w:t>
-      </w:r>
-      <w:r>
-        <w:rPr>
-          <w:lang w:val="zh_TW" w:bidi="zh_TW"/>
-        </w:rPr>
-        <w:t>。</w:t>
+      <w:hyperlink r:id="rId50">
+        <w:r>
+          <w:rPr>
+            <w:lang w:val="zh_TW" w:bidi="zh_TW"/>
+          </w:rPr>
+          <w:rPr>
+            <w:color w:val="0000EE"/>
+            <w:u w:val="single"/>
+          </w:rPr>
+          <w:t>腓2:12</w:t>
+        </w:r>
+      </w:hyperlink>
+      <w:r>
+        <w:rPr>
+          <w:lang w:val="zh_TW" w:bidi="zh_TW"/>
+        </w:rPr>
+        <w:t>）。透過研讀聖經而生出的愛神之心，也會帶來這種敬畏（</w:t>
+      </w:r>
+      <w:hyperlink r:id="rId51">
+        <w:r>
+          <w:rPr>
+            <w:lang w:val="zh_TW" w:bidi="zh_TW"/>
+          </w:rPr>
+          <w:rPr>
+            <w:color w:val="0000EE"/>
+            <w:u w:val="single"/>
+          </w:rPr>
+          <w:t>箴2:3–5</w:t>
+        </w:r>
+      </w:hyperlink>
+      <w:r>
+        <w:rPr>
+          <w:lang w:val="zh_TW" w:bidi="zh_TW"/>
+        </w:rPr>
+        <w:t>）。</w:t>
+      </w:r>
+    </w:p>
+    <w:p>
+      <w:pPr/>
+      <w:r>
+        <w:rPr>
+          <w:lang w:val="zh_TW" w:bidi="zh_TW"/>
+        </w:rPr>
+      </w:r>
+      <w:r>
+        <w:rPr>
+          <w:lang w:val="zh_TW" w:bidi="zh_TW"/>
+        </w:rPr>
+        <w:t>古代以色列人藉著遵行神的誡命來表達他們的敬畏（</w:t>
+      </w:r>
+      <w:hyperlink r:id="rId52">
+        <w:r>
+          <w:rPr>
+            <w:lang w:val="zh_TW" w:bidi="zh_TW"/>
+          </w:rPr>
+          <w:rPr>
+            <w:color w:val="0000EE"/>
+            <w:u w:val="single"/>
+          </w:rPr>
+          <w:t>申6:2</w:t>
+        </w:r>
+      </w:hyperlink>
+      <w:r>
+        <w:rPr>
+          <w:lang w:val="zh_TW" w:bidi="zh_TW"/>
+        </w:rPr>
+        <w:t>）。哥尼流和他的全家因為敬畏神，被稱為「敬畏神的人」（</w:t>
+      </w:r>
+      <w:hyperlink r:id="rId53">
+        <w:r>
+          <w:rPr>
+            <w:lang w:val="zh_TW" w:bidi="zh_TW"/>
+          </w:rPr>
+          <w:rPr>
+            <w:color w:val="0000EE"/>
+            <w:u w:val="single"/>
+          </w:rPr>
+          <w:t>徒10:2</w:t>
+        </w:r>
+      </w:hyperlink>
+      <w:r>
+        <w:rPr>
+          <w:lang w:val="zh_TW" w:bidi="zh_TW"/>
+        </w:rPr>
+        <w:t>）。真正的敬畏會使人過著善行和聖潔的生活（</w:t>
+      </w:r>
+      <w:hyperlink r:id="rId54">
+        <w:r>
+          <w:rPr>
+            <w:lang w:val="zh_TW" w:bidi="zh_TW"/>
+          </w:rPr>
+          <w:rPr>
+            <w:color w:val="0000EE"/>
+            <w:u w:val="single"/>
+          </w:rPr>
+          <w:t>林後7:1</w:t>
+        </w:r>
+      </w:hyperlink>
+      <w:r>
+        <w:rPr>
+          <w:lang w:val="zh_TW" w:bidi="zh_TW"/>
+        </w:rPr>
+        <w:t>），這種敬畏帶來喜樂（</w:t>
+      </w:r>
+      <w:hyperlink r:id="rId55">
+        <w:r>
+          <w:rPr>
+            <w:lang w:val="zh_TW" w:bidi="zh_TW"/>
+          </w:rPr>
+          <w:rPr>
+            <w:color w:val="0000EE"/>
+            <w:u w:val="single"/>
+          </w:rPr>
+          <w:t>詩2:11</w:t>
+        </w:r>
+      </w:hyperlink>
+      <w:r>
+        <w:rPr>
+          <w:lang w:val="zh_TW" w:bidi="zh_TW"/>
+        </w:rPr>
+        <w:t>）和生命（</w:t>
+      </w:r>
+      <w:hyperlink r:id="rId56">
+        <w:r>
+          <w:rPr>
+            <w:lang w:val="zh_TW" w:bidi="zh_TW"/>
+          </w:rPr>
+          <w:rPr>
+            <w:color w:val="0000EE"/>
+            <w:u w:val="single"/>
+          </w:rPr>
+          <w:t>箴14:27</w:t>
+        </w:r>
+      </w:hyperlink>
+      <w:r>
+        <w:rPr>
+          <w:lang w:val="zh_TW" w:bidi="zh_TW"/>
+        </w:rPr>
+        <w:t>），也比財富更寶貴（</w:t>
+      </w:r>
+      <w:hyperlink r:id="rId57">
+        <w:r>
+          <w:rPr>
+            <w:lang w:val="zh_TW" w:bidi="zh_TW"/>
+          </w:rPr>
+          <w:rPr>
+            <w:color w:val="0000EE"/>
+            <w:u w:val="single"/>
+          </w:rPr>
+          <w:t>箴15:16</w:t>
+        </w:r>
+      </w:hyperlink>
+      <w:r>
+        <w:rPr>
+          <w:lang w:val="zh_TW" w:bidi="zh_TW"/>
+        </w:rPr>
+        <w:t>）。神喜悅那些敬畏祂的人（</w:t>
+      </w:r>
+      <w:hyperlink r:id="rId58">
+        <w:r>
+          <w:rPr>
+            <w:lang w:val="zh_TW" w:bidi="zh_TW"/>
+          </w:rPr>
+          <w:rPr>
+            <w:color w:val="0000EE"/>
+            <w:u w:val="single"/>
+          </w:rPr>
+          <w:t>詩147:11</w:t>
+        </w:r>
+      </w:hyperlink>
+      <w:r>
+        <w:rPr>
+          <w:lang w:val="zh_TW" w:bidi="zh_TW"/>
+        </w:rPr>
+        <w:t>）。</w:t>
       </w:r>
       <w:r>
         <w:rPr>

--- a/zht/docx/083.content.docx
+++ b/zht/docx/083.content.docx
@@ -261,36 +261,24 @@
         </w:rPr>
         <w:t>恐懼作是焦慮或擔憂的情緒，的確有其存在價值，尤其當這種情緒與神相關時。聖經說：「落在永生神的手裡，真是可怕的」（</w:t>
       </w:r>
-      <w:hyperlink r:id="rId13">
-        <w:r>
-          <w:rPr>
-            <w:lang w:val="zh_TW" w:bidi="zh_TW"/>
-          </w:rPr>
-          <w:rPr>
-            <w:color w:val="0000EE"/>
-            <w:u w:val="single"/>
-          </w:rPr>
-          <w:t>來10:31</w:t>
-        </w:r>
-      </w:hyperlink>
+      <w:r>
+        <w:rPr>
+          <w:lang w:val="zh_TW" w:bidi="zh_TW"/>
+        </w:rPr>
+        <w:t>來10:31</w:t>
+      </w:r>
       <w:r>
         <w:rPr>
           <w:lang w:val="zh_TW" w:bidi="zh_TW"/>
         </w:rPr>
         <w:t>）。耶穌教導我們應當敬畏神，因為祂有能力懲罰罪，也能完全滅絕人（</w:t>
       </w:r>
-      <w:hyperlink r:id="rId14">
-        <w:r>
-          <w:rPr>
-            <w:lang w:val="zh_TW" w:bidi="zh_TW"/>
-          </w:rPr>
-          <w:rPr>
-            <w:color w:val="0000EE"/>
-            <w:u w:val="single"/>
-          </w:rPr>
-          <w:t>路12:4–5</w:t>
-        </w:r>
-      </w:hyperlink>
+      <w:r>
+        <w:rPr>
+          <w:lang w:val="zh_TW" w:bidi="zh_TW"/>
+        </w:rPr>
+        <w:t>路12:4–5</w:t>
+      </w:r>
       <w:r>
         <w:rPr>
           <w:lang w:val="zh_TW" w:bidi="zh_TW"/>
@@ -311,66 +299,42 @@
         </w:rPr>
         <w:t>恐懼可以幫助人們理解他們的內心充滿缺陷，看見自己何等需要神的饒恕。這種恐懼的最早例子可見於</w:t>
       </w:r>
-      <w:hyperlink r:id="rId15">
-        <w:r>
-          <w:rPr>
-            <w:lang w:val="zh_TW" w:bidi="zh_TW"/>
-          </w:rPr>
-          <w:rPr>
-            <w:color w:val="0000EE"/>
-            <w:u w:val="single"/>
-          </w:rPr>
-          <w:t>創世記三章</w:t>
-        </w:r>
-      </w:hyperlink>
+      <w:r>
+        <w:rPr>
+          <w:lang w:val="zh_TW" w:bidi="zh_TW"/>
+        </w:rPr>
+        <w:t>創世記三章</w:t>
+      </w:r>
       <w:r>
         <w:rPr>
           <w:lang w:val="zh_TW" w:bidi="zh_TW"/>
         </w:rPr>
         <w:t>，經文記載當亞當和夏娃違背神以後，就躲藏起來。他們的恐懼是有原因的，因為他們知道自己所作的該受審判。恐懼自然隨著罪而來（</w:t>
       </w:r>
-      <w:hyperlink r:id="rId16">
-        <w:r>
-          <w:rPr>
-            <w:lang w:val="zh_TW" w:bidi="zh_TW"/>
-          </w:rPr>
-          <w:rPr>
-            <w:color w:val="0000EE"/>
-            <w:u w:val="single"/>
-          </w:rPr>
-          <w:t>創3:10，</w:t>
-        </w:r>
-      </w:hyperlink>
-      <w:hyperlink r:id="rId17">
-        <w:r>
-          <w:rPr>
-            <w:lang w:val="zh_TW" w:bidi="zh_TW"/>
-          </w:rPr>
-          <w:rPr>
-            <w:color w:val="0000EE"/>
-            <w:u w:val="single"/>
-          </w:rPr>
-          <w:t>4:13–14</w:t>
-        </w:r>
-      </w:hyperlink>
+      <w:r>
+        <w:rPr>
+          <w:lang w:val="zh_TW" w:bidi="zh_TW"/>
+        </w:rPr>
+        <w:t>創3:10，</w:t>
+      </w:r>
+      <w:r>
+        <w:rPr>
+          <w:lang w:val="zh_TW" w:bidi="zh_TW"/>
+        </w:rPr>
+        <w:t>4:13–14</w:t>
+      </w:r>
       <w:r>
         <w:rPr>
           <w:lang w:val="zh_TW" w:bidi="zh_TW"/>
         </w:rPr>
         <w:t>；</w:t>
       </w:r>
-      <w:hyperlink r:id="rId18">
-        <w:r>
-          <w:rPr>
-            <w:lang w:val="zh_TW" w:bidi="zh_TW"/>
-          </w:rPr>
-          <w:rPr>
-            <w:color w:val="0000EE"/>
-            <w:u w:val="single"/>
-          </w:rPr>
-          <w:t>箴28:1</w:t>
-        </w:r>
-      </w:hyperlink>
+      <w:r>
+        <w:rPr>
+          <w:lang w:val="zh_TW" w:bidi="zh_TW"/>
+        </w:rPr>
+        <w:t>箴28:1</w:t>
+      </w:r>
       <w:r>
         <w:rPr>
           <w:lang w:val="zh_TW" w:bidi="zh_TW"/>
@@ -403,108 +367,72 @@
         </w:rPr>
         <w:t>（</w:t>
       </w:r>
-      <w:hyperlink r:id="rId19">
-        <w:r>
-          <w:rPr>
-            <w:lang w:val="zh_TW" w:bidi="zh_TW"/>
-          </w:rPr>
-          <w:rPr>
-            <w:color w:val="0000EE"/>
-            <w:u w:val="single"/>
-          </w:rPr>
-          <w:t>伯15:24</w:t>
-        </w:r>
-      </w:hyperlink>
+      <w:r>
+        <w:rPr>
+          <w:lang w:val="zh_TW" w:bidi="zh_TW"/>
+        </w:rPr>
+        <w:t>伯15:24</w:t>
+      </w:r>
       <w:r>
         <w:rPr>
           <w:lang w:val="zh_TW" w:bidi="zh_TW"/>
         </w:rPr>
         <w:t>）、恐懼抓住惡人、驚嚇臨到假冒為善的人（</w:t>
       </w:r>
-      <w:hyperlink r:id="rId20">
-        <w:r>
-          <w:rPr>
-            <w:lang w:val="zh_TW" w:bidi="zh_TW"/>
-          </w:rPr>
-          <w:rPr>
-            <w:color w:val="0000EE"/>
-            <w:u w:val="single"/>
-          </w:rPr>
-          <w:t>賽33:14</w:t>
-        </w:r>
-      </w:hyperlink>
+      <w:r>
+        <w:rPr>
+          <w:lang w:val="zh_TW" w:bidi="zh_TW"/>
+        </w:rPr>
+        <w:t>賽33:14</w:t>
+      </w:r>
       <w:r>
         <w:rPr>
           <w:lang w:val="zh_TW" w:bidi="zh_TW"/>
         </w:rPr>
         <w:t>），也使作惡的人驚惶滅亡（</w:t>
       </w:r>
-      <w:hyperlink r:id="rId21">
-        <w:r>
-          <w:rPr>
-            <w:lang w:val="zh_TW" w:bidi="zh_TW"/>
-          </w:rPr>
-          <w:rPr>
-            <w:color w:val="0000EE"/>
-            <w:u w:val="single"/>
-          </w:rPr>
-          <w:t>詩73:19</w:t>
-        </w:r>
-      </w:hyperlink>
+      <w:r>
+        <w:rPr>
+          <w:lang w:val="zh_TW" w:bidi="zh_TW"/>
+        </w:rPr>
+        <w:t>詩73:19</w:t>
+      </w:r>
       <w:r>
         <w:rPr>
           <w:lang w:val="zh_TW" w:bidi="zh_TW"/>
         </w:rPr>
         <w:t>）。他們的生命缺乏信心，因此充滿恐懼（</w:t>
       </w:r>
-      <w:hyperlink r:id="rId22">
-        <w:r>
-          <w:rPr>
-            <w:lang w:val="zh_TW" w:bidi="zh_TW"/>
-          </w:rPr>
-          <w:rPr>
-            <w:color w:val="0000EE"/>
-            <w:u w:val="single"/>
-          </w:rPr>
-          <w:t>啟21:8</w:t>
-        </w:r>
-      </w:hyperlink>
+      <w:r>
+        <w:rPr>
+          <w:lang w:val="zh_TW" w:bidi="zh_TW"/>
+        </w:rPr>
+        <w:t>啟21:8</w:t>
+      </w:r>
       <w:r>
         <w:rPr>
           <w:lang w:val="zh_TW" w:bidi="zh_TW"/>
         </w:rPr>
         <w:t>）。當神攻擊法老的軍隊時，他們因恐懼而不能行動（</w:t>
       </w:r>
-      <w:hyperlink r:id="rId23">
-        <w:r>
-          <w:rPr>
-            <w:lang w:val="zh_TW" w:bidi="zh_TW"/>
-          </w:rPr>
-          <w:rPr>
-            <w:color w:val="0000EE"/>
-            <w:u w:val="single"/>
-          </w:rPr>
-          <w:t>出15:16</w:t>
-        </w:r>
-      </w:hyperlink>
+      <w:r>
+        <w:rPr>
+          <w:lang w:val="zh_TW" w:bidi="zh_TW"/>
+        </w:rPr>
+        <w:t>出15:16</w:t>
+      </w:r>
       <w:r>
         <w:rPr>
           <w:lang w:val="zh_TW" w:bidi="zh_TW"/>
         </w:rPr>
         <w:t>）。約伯的朋友比勒達描述，人們在神的審判下被迫跪倒在地（</w:t>
       </w:r>
-      <w:hyperlink r:id="rId24">
-        <w:r>
-          <w:rPr>
-            <w:lang w:val="zh_TW" w:bidi="zh_TW"/>
-          </w:rPr>
-          <w:rPr>
-            <w:color w:val="0000EE"/>
-            <w:u w:val="single"/>
-          </w:rPr>
-          <w:t>伯18:11</w:t>
-        </w:r>
-      </w:hyperlink>
+      <w:r>
+        <w:rPr>
+          <w:lang w:val="zh_TW" w:bidi="zh_TW"/>
+        </w:rPr>
+        <w:t>伯18:11</w:t>
+      </w:r>
       <w:r>
         <w:rPr>
           <w:lang w:val="zh_TW" w:bidi="zh_TW"/>
@@ -543,18 +471,12 @@
         </w:rPr>
         <w:t>掃羅因為害怕百姓的反應而不順服神（</w:t>
       </w:r>
-      <w:hyperlink r:id="rId25">
-        <w:r>
-          <w:rPr>
-            <w:lang w:val="zh_TW" w:bidi="zh_TW"/>
-          </w:rPr>
-          <w:rPr>
-            <w:color w:val="0000EE"/>
-            <w:u w:val="single"/>
-          </w:rPr>
-          <w:t>撒上15:24</w:t>
-        </w:r>
-      </w:hyperlink>
+      <w:r>
+        <w:rPr>
+          <w:lang w:val="zh_TW" w:bidi="zh_TW"/>
+        </w:rPr>
+        <w:t>撒上15:24</w:t>
+      </w:r>
       <w:r>
         <w:rPr>
           <w:lang w:val="zh_TW" w:bidi="zh_TW"/>
@@ -579,18 +501,12 @@
         </w:rPr>
         <w:t>瞎子得到耶穌醫治，其父母卻因為害怕猶太人的官長，所以不敢為耶穌作見證（</w:t>
       </w:r>
-      <w:hyperlink r:id="rId26">
-        <w:r>
-          <w:rPr>
-            <w:lang w:val="zh_TW" w:bidi="zh_TW"/>
-          </w:rPr>
-          <w:rPr>
-            <w:color w:val="0000EE"/>
-            <w:u w:val="single"/>
-          </w:rPr>
-          <w:t>約9:22</w:t>
-        </w:r>
-      </w:hyperlink>
+      <w:r>
+        <w:rPr>
+          <w:lang w:val="zh_TW" w:bidi="zh_TW"/>
+        </w:rPr>
+        <w:t>約9:22</w:t>
+      </w:r>
       <w:r>
         <w:rPr>
           <w:lang w:val="zh_TW" w:bidi="zh_TW"/>
@@ -615,18 +531,12 @@
         </w:rPr>
         <w:t>在「才幹」的比喻裡，有人因為恐懼而沒有盡本分（</w:t>
       </w:r>
-      <w:hyperlink r:id="rId27">
-        <w:r>
-          <w:rPr>
-            <w:lang w:val="zh_TW" w:bidi="zh_TW"/>
-          </w:rPr>
-          <w:rPr>
-            <w:color w:val="0000EE"/>
-            <w:u w:val="single"/>
-          </w:rPr>
-          <w:t>太25:25</w:t>
-        </w:r>
-      </w:hyperlink>
+      <w:r>
+        <w:rPr>
+          <w:lang w:val="zh_TW" w:bidi="zh_TW"/>
+        </w:rPr>
+        <w:t>太25:25</w:t>
+      </w:r>
       <w:r>
         <w:rPr>
           <w:lang w:val="zh_TW" w:bidi="zh_TW"/>
@@ -647,54 +557,36 @@
         </w:rPr>
         <w:t>耶穌基督藉著祂的死、復活，以及在天上為信徒不斷工作，使人從恐懼中得釋放。使徒保羅告訴羅馬的信徒（</w:t>
       </w:r>
-      <w:hyperlink r:id="rId28">
-        <w:r>
-          <w:rPr>
-            <w:lang w:val="zh_TW" w:bidi="zh_TW"/>
-          </w:rPr>
-          <w:rPr>
-            <w:color w:val="0000EE"/>
-            <w:u w:val="single"/>
-          </w:rPr>
-          <w:t>羅8:15</w:t>
-        </w:r>
-      </w:hyperlink>
+      <w:r>
+        <w:rPr>
+          <w:lang w:val="zh_TW" w:bidi="zh_TW"/>
+        </w:rPr>
+        <w:t>羅8:15</w:t>
+      </w:r>
       <w:r>
         <w:rPr>
           <w:lang w:val="zh_TW" w:bidi="zh_TW"/>
         </w:rPr>
         <w:t>），當他們成為基督徒時，所領受的不是奴僕的心，使人仍舊害怕，乃是兒子的心。這表示他們可以叫神為「阿爸」（猶太孩子用來稱呼父親的亞蘭文詞語）。這是耶穌用來稱呼父神的同一個詞語，基督徒既屬於神的家，也能在向神說話時使用這個詞語（</w:t>
       </w:r>
-      <w:hyperlink r:id="rId29">
-        <w:r>
-          <w:rPr>
-            <w:lang w:val="zh_TW" w:bidi="zh_TW"/>
-          </w:rPr>
-          <w:rPr>
-            <w:color w:val="0000EE"/>
-            <w:u w:val="single"/>
-          </w:rPr>
-          <w:t>加4:6</w:t>
-        </w:r>
-      </w:hyperlink>
+      <w:r>
+        <w:rPr>
+          <w:lang w:val="zh_TW" w:bidi="zh_TW"/>
+        </w:rPr>
+        <w:t>加4:6</w:t>
+      </w:r>
       <w:r>
         <w:rPr>
           <w:lang w:val="zh_TW" w:bidi="zh_TW"/>
         </w:rPr>
         <w:t>）。人領受神的愛，就能夠靠著這愛的大能驅散恐懼（</w:t>
       </w:r>
-      <w:hyperlink r:id="rId30">
-        <w:r>
-          <w:rPr>
-            <w:lang w:val="zh_TW" w:bidi="zh_TW"/>
-          </w:rPr>
-          <w:rPr>
-            <w:color w:val="0000EE"/>
-            <w:u w:val="single"/>
-          </w:rPr>
-          <w:t>約一4:18</w:t>
-        </w:r>
-      </w:hyperlink>
+      <w:r>
+        <w:rPr>
+          <w:lang w:val="zh_TW" w:bidi="zh_TW"/>
+        </w:rPr>
+        <w:t>約一4:18</w:t>
+      </w:r>
       <w:r>
         <w:rPr>
           <w:lang w:val="zh_TW" w:bidi="zh_TW"/>
@@ -715,204 +607,132 @@
         </w:rPr>
         <w:t>不必要的恐懼會損害神子民所作的工。神警告耶利米不要怕那些攻擊他的人（</w:t>
       </w:r>
-      <w:hyperlink r:id="rId31">
-        <w:r>
-          <w:rPr>
-            <w:lang w:val="zh_TW" w:bidi="zh_TW"/>
-          </w:rPr>
-          <w:rPr>
-            <w:color w:val="0000EE"/>
-            <w:u w:val="single"/>
-          </w:rPr>
-          <w:t>耶1:8</w:t>
-        </w:r>
-      </w:hyperlink>
+      <w:r>
+        <w:rPr>
+          <w:lang w:val="zh_TW" w:bidi="zh_TW"/>
+        </w:rPr>
+        <w:t>耶1:8</w:t>
+      </w:r>
       <w:r>
         <w:rPr>
           <w:lang w:val="zh_TW" w:bidi="zh_TW"/>
         </w:rPr>
         <w:t>），因為如果他向恐懼屈服，神就會使災禍臨到他（</w:t>
       </w:r>
-      <w:hyperlink r:id="rId32">
-        <w:r>
-          <w:rPr>
-            <w:lang w:val="zh_TW" w:bidi="zh_TW"/>
-          </w:rPr>
-          <w:rPr>
-            <w:color w:val="0000EE"/>
-            <w:u w:val="single"/>
-          </w:rPr>
-          <w:t>耶1:17</w:t>
-        </w:r>
-      </w:hyperlink>
+      <w:r>
+        <w:rPr>
+          <w:lang w:val="zh_TW" w:bidi="zh_TW"/>
+        </w:rPr>
+        <w:t>耶1:17</w:t>
+      </w:r>
       <w:r>
         <w:rPr>
           <w:lang w:val="zh_TW" w:bidi="zh_TW"/>
         </w:rPr>
         <w:t>）。神勸勉以西結——與耶利米同時代的人，以及其他人，要他們剛強（</w:t>
       </w:r>
-      <w:hyperlink r:id="rId33">
-        <w:r>
-          <w:rPr>
-            <w:lang w:val="zh_TW" w:bidi="zh_TW"/>
-          </w:rPr>
-          <w:rPr>
-            <w:color w:val="0000EE"/>
-            <w:u w:val="single"/>
-          </w:rPr>
-          <w:t>書1:7–9</w:t>
-        </w:r>
-      </w:hyperlink>
+      <w:r>
+        <w:rPr>
+          <w:lang w:val="zh_TW" w:bidi="zh_TW"/>
+        </w:rPr>
+        <w:t>書1:7–9</w:t>
+      </w:r>
       <w:r>
         <w:rPr>
           <w:lang w:val="zh_TW" w:bidi="zh_TW"/>
         </w:rPr>
         <w:t>；</w:t>
       </w:r>
-      <w:hyperlink r:id="rId34">
-        <w:r>
-          <w:rPr>
-            <w:lang w:val="zh_TW" w:bidi="zh_TW"/>
-          </w:rPr>
-          <w:rPr>
-            <w:color w:val="0000EE"/>
-            <w:u w:val="single"/>
-          </w:rPr>
-          <w:t>結2:6</w:t>
-        </w:r>
-      </w:hyperlink>
+      <w:r>
+        <w:rPr>
+          <w:lang w:val="zh_TW" w:bidi="zh_TW"/>
+        </w:rPr>
+        <w:t>結2:6</w:t>
+      </w:r>
       <w:r>
         <w:rPr>
           <w:lang w:val="zh_TW" w:bidi="zh_TW"/>
         </w:rPr>
         <w:t>）。即使敬虔的人也會受到恐懼的試探，有時甚至感到難以承受（</w:t>
       </w:r>
-      <w:hyperlink r:id="rId35">
-        <w:r>
-          <w:rPr>
-            <w:lang w:val="zh_TW" w:bidi="zh_TW"/>
-          </w:rPr>
-          <w:rPr>
-            <w:color w:val="0000EE"/>
-            <w:u w:val="single"/>
-          </w:rPr>
-          <w:t>詩55:5</w:t>
-        </w:r>
-      </w:hyperlink>
+      <w:r>
+        <w:rPr>
+          <w:lang w:val="zh_TW" w:bidi="zh_TW"/>
+        </w:rPr>
+        <w:t>詩55:5</w:t>
+      </w:r>
       <w:r>
         <w:rPr>
           <w:lang w:val="zh_TW" w:bidi="zh_TW"/>
         </w:rPr>
         <w:t>）。正因如此，神常常吩咐祂的子民不要向恐懼屈服（</w:t>
       </w:r>
-      <w:hyperlink r:id="rId36">
-        <w:r>
-          <w:rPr>
-            <w:lang w:val="zh_TW" w:bidi="zh_TW"/>
-          </w:rPr>
-          <w:rPr>
-            <w:color w:val="0000EE"/>
-            <w:u w:val="single"/>
-          </w:rPr>
-          <w:t>賽8:12</w:t>
-        </w:r>
-      </w:hyperlink>
+      <w:r>
+        <w:rPr>
+          <w:lang w:val="zh_TW" w:bidi="zh_TW"/>
+        </w:rPr>
+        <w:t>賽8:12</w:t>
+      </w:r>
       <w:r>
         <w:rPr>
           <w:lang w:val="zh_TW" w:bidi="zh_TW"/>
         </w:rPr>
         <w:t>；</w:t>
       </w:r>
-      <w:hyperlink r:id="rId37">
-        <w:r>
-          <w:rPr>
-            <w:lang w:val="zh_TW" w:bidi="zh_TW"/>
-          </w:rPr>
-          <w:rPr>
-            <w:color w:val="0000EE"/>
-            <w:u w:val="single"/>
-          </w:rPr>
-          <w:t>約14:1、27</w:t>
-        </w:r>
-      </w:hyperlink>
+      <w:r>
+        <w:rPr>
+          <w:lang w:val="zh_TW" w:bidi="zh_TW"/>
+        </w:rPr>
+        <w:t>約14:1、27</w:t>
+      </w:r>
       <w:r>
         <w:rPr>
           <w:lang w:val="zh_TW" w:bidi="zh_TW"/>
         </w:rPr>
         <w:t>）。相反，祂鼓勵他們把憂慮交託救贖主的手裡，因為祂深切關心祂的子民（</w:t>
       </w:r>
-      <w:hyperlink r:id="rId38">
-        <w:r>
-          <w:rPr>
-            <w:lang w:val="zh_TW" w:bidi="zh_TW"/>
-          </w:rPr>
-          <w:rPr>
-            <w:color w:val="0000EE"/>
-            <w:u w:val="single"/>
-          </w:rPr>
-          <w:t>彼前5:7</w:t>
-        </w:r>
-      </w:hyperlink>
+      <w:r>
+        <w:rPr>
+          <w:lang w:val="zh_TW" w:bidi="zh_TW"/>
+        </w:rPr>
+        <w:t>彼前5:7</w:t>
+      </w:r>
       <w:r>
         <w:rPr>
           <w:lang w:val="zh_TW" w:bidi="zh_TW"/>
         </w:rPr>
         <w:t>）。信心是戰勝恐懼的關鍵，正如以賽亞所說：「堅心倚賴你的，你必保守他十分平安，因為他倚靠你。」（</w:t>
       </w:r>
-      <w:hyperlink r:id="rId39">
-        <w:r>
-          <w:rPr>
-            <w:lang w:val="zh_TW" w:bidi="zh_TW"/>
-          </w:rPr>
-          <w:rPr>
-            <w:color w:val="0000EE"/>
-            <w:u w:val="single"/>
-          </w:rPr>
-          <w:t>賽26:3</w:t>
-        </w:r>
-      </w:hyperlink>
+      <w:r>
+        <w:rPr>
+          <w:lang w:val="zh_TW" w:bidi="zh_TW"/>
+        </w:rPr>
+        <w:t>賽26:3</w:t>
+      </w:r>
       <w:r>
         <w:rPr>
           <w:lang w:val="zh_TW" w:bidi="zh_TW"/>
         </w:rPr>
         <w:t>）詩篇的作者也強調信心對戰勝恐懼的作用（</w:t>
       </w:r>
-      <w:hyperlink r:id="rId40">
-        <w:r>
-          <w:rPr>
-            <w:lang w:val="zh_TW" w:bidi="zh_TW"/>
-          </w:rPr>
-          <w:rPr>
-            <w:color w:val="0000EE"/>
-            <w:u w:val="single"/>
-          </w:rPr>
-          <w:t>詩37:1，</w:t>
-        </w:r>
-      </w:hyperlink>
-      <w:hyperlink r:id="rId41">
-        <w:r>
-          <w:rPr>
-            <w:lang w:val="zh_TW" w:bidi="zh_TW"/>
-          </w:rPr>
-          <w:rPr>
-            <w:color w:val="0000EE"/>
-            <w:u w:val="single"/>
-          </w:rPr>
-          <w:t>46:2，</w:t>
-        </w:r>
-      </w:hyperlink>
-      <w:hyperlink r:id="rId42">
-        <w:r>
-          <w:rPr>
-            <w:lang w:val="zh_TW" w:bidi="zh_TW"/>
-          </w:rPr>
-          <w:rPr>
-            <w:color w:val="0000EE"/>
-            <w:u w:val="single"/>
-          </w:rPr>
-          <w:t>112:7</w:t>
-        </w:r>
-      </w:hyperlink>
+      <w:r>
+        <w:rPr>
+          <w:lang w:val="zh_TW" w:bidi="zh_TW"/>
+        </w:rPr>
+        <w:t>詩37:1，</w:t>
+      </w:r>
+      <w:r>
+        <w:rPr>
+          <w:lang w:val="zh_TW" w:bidi="zh_TW"/>
+        </w:rPr>
+        <w:t>46:2，</w:t>
+      </w:r>
+      <w:r>
+        <w:rPr>
+          <w:lang w:val="zh_TW" w:bidi="zh_TW"/>
+        </w:rPr>
+        <w:t>112:7</w:t>
+      </w:r>
       <w:r>
         <w:rPr>
           <w:lang w:val="zh_TW" w:bidi="zh_TW"/>
@@ -933,30 +753,18 @@
         </w:rPr>
         <w:t>真正的信心包含對神深深的敬畏，聖經稱之為「敬畏神」。認識神的大能是建立堅固信心的關鍵（</w:t>
       </w:r>
-      <w:hyperlink r:id="rId43">
-        <w:r>
-          <w:rPr>
-            <w:lang w:val="zh_TW" w:bidi="zh_TW"/>
-          </w:rPr>
-          <w:rPr>
-            <w:color w:val="0000EE"/>
-            <w:u w:val="single"/>
-          </w:rPr>
-          <w:t>詩5:7，</w:t>
-        </w:r>
-      </w:hyperlink>
-      <w:hyperlink r:id="rId44">
-        <w:r>
-          <w:rPr>
-            <w:lang w:val="zh_TW" w:bidi="zh_TW"/>
-          </w:rPr>
-          <w:rPr>
-            <w:color w:val="0000EE"/>
-            <w:u w:val="single"/>
-          </w:rPr>
-          <w:t>89:7</w:t>
-        </w:r>
-      </w:hyperlink>
+      <w:r>
+        <w:rPr>
+          <w:lang w:val="zh_TW" w:bidi="zh_TW"/>
+        </w:rPr>
+        <w:t>詩5:7，</w:t>
+      </w:r>
+      <w:r>
+        <w:rPr>
+          <w:lang w:val="zh_TW" w:bidi="zh_TW"/>
+        </w:rPr>
+        <w:t>89:7</w:t>
+      </w:r>
       <w:r>
         <w:rPr>
           <w:lang w:val="zh_TW" w:bidi="zh_TW"/>
@@ -981,18 +789,12 @@
         </w:rPr>
         <w:t>人（</w:t>
       </w:r>
-      <w:hyperlink r:id="rId45">
-        <w:r>
-          <w:rPr>
-            <w:lang w:val="zh_TW" w:bidi="zh_TW"/>
-          </w:rPr>
-          <w:rPr>
-            <w:color w:val="0000EE"/>
-            <w:u w:val="single"/>
-          </w:rPr>
-          <w:t>來13:6</w:t>
-        </w:r>
-      </w:hyperlink>
+      <w:r>
+        <w:rPr>
+          <w:lang w:val="zh_TW" w:bidi="zh_TW"/>
+        </w:rPr>
+        <w:t>來13:6</w:t>
+      </w:r>
       <w:r>
         <w:rPr>
           <w:lang w:val="zh_TW" w:bidi="zh_TW"/>
@@ -1017,18 +819,12 @@
         </w:rPr>
         <w:t>死亡（</w:t>
       </w:r>
-      <w:hyperlink r:id="rId46">
-        <w:r>
-          <w:rPr>
-            <w:lang w:val="zh_TW" w:bidi="zh_TW"/>
-          </w:rPr>
-          <w:rPr>
-            <w:color w:val="0000EE"/>
-            <w:u w:val="single"/>
-          </w:rPr>
-          <w:t>2:15</w:t>
-        </w:r>
-      </w:hyperlink>
+      <w:r>
+        <w:rPr>
+          <w:lang w:val="zh_TW" w:bidi="zh_TW"/>
+        </w:rPr>
+        <w:t>2:15</w:t>
+      </w:r>
       <w:r>
         <w:rPr>
           <w:lang w:val="zh_TW" w:bidi="zh_TW"/>
@@ -1053,18 +849,12 @@
         </w:rPr>
         <w:t>人生中的各樣境遇（</w:t>
       </w:r>
-      <w:hyperlink r:id="rId47">
-        <w:r>
-          <w:rPr>
-            <w:lang w:val="zh_TW" w:bidi="zh_TW"/>
-          </w:rPr>
-          <w:rPr>
-            <w:color w:val="0000EE"/>
-            <w:u w:val="single"/>
-          </w:rPr>
-          <w:t>提後1:6–7</w:t>
-        </w:r>
-      </w:hyperlink>
+      <w:r>
+        <w:rPr>
+          <w:lang w:val="zh_TW" w:bidi="zh_TW"/>
+        </w:rPr>
+        <w:t>提後1:6–7</w:t>
+      </w:r>
       <w:r>
         <w:rPr>
           <w:lang w:val="zh_TW" w:bidi="zh_TW"/>
@@ -1085,72 +875,48 @@
         </w:rPr>
         <w:t>然而，信徒始終要尊崇神。這樣的敬畏會帶來智慧（</w:t>
       </w:r>
-      <w:hyperlink r:id="rId48">
-        <w:r>
-          <w:rPr>
-            <w:lang w:val="zh_TW" w:bidi="zh_TW"/>
-          </w:rPr>
-          <w:rPr>
-            <w:color w:val="0000EE"/>
-            <w:u w:val="single"/>
-          </w:rPr>
-          <w:t>詩111:10</w:t>
-        </w:r>
-      </w:hyperlink>
+      <w:r>
+        <w:rPr>
+          <w:lang w:val="zh_TW" w:bidi="zh_TW"/>
+        </w:rPr>
+        <w:t>詩111:10</w:t>
+      </w:r>
       <w:r>
         <w:rPr>
           <w:lang w:val="zh_TW" w:bidi="zh_TW"/>
         </w:rPr>
         <w:t>）和引導（</w:t>
       </w:r>
-      <w:hyperlink r:id="rId49">
-        <w:r>
-          <w:rPr>
-            <w:lang w:val="zh_TW" w:bidi="zh_TW"/>
-          </w:rPr>
-          <w:rPr>
-            <w:color w:val="0000EE"/>
-            <w:u w:val="single"/>
-          </w:rPr>
-          <w:t>弗5:21</w:t>
-        </w:r>
-      </w:hyperlink>
+      <w:r>
+        <w:rPr>
+          <w:lang w:val="zh_TW" w:bidi="zh_TW"/>
+        </w:rPr>
+        <w:t>弗5:21</w:t>
+      </w:r>
       <w:r>
         <w:rPr>
           <w:lang w:val="zh_TW" w:bidi="zh_TW"/>
         </w:rPr>
         <w:t>；</w:t>
       </w:r>
-      <w:hyperlink r:id="rId50">
-        <w:r>
-          <w:rPr>
-            <w:lang w:val="zh_TW" w:bidi="zh_TW"/>
-          </w:rPr>
-          <w:rPr>
-            <w:color w:val="0000EE"/>
-            <w:u w:val="single"/>
-          </w:rPr>
-          <w:t>腓2:12</w:t>
-        </w:r>
-      </w:hyperlink>
+      <w:r>
+        <w:rPr>
+          <w:lang w:val="zh_TW" w:bidi="zh_TW"/>
+        </w:rPr>
+        <w:t>腓2:12</w:t>
+      </w:r>
       <w:r>
         <w:rPr>
           <w:lang w:val="zh_TW" w:bidi="zh_TW"/>
         </w:rPr>
         <w:t>）。透過研讀聖經而生出的愛神之心，也會帶來這種敬畏（</w:t>
       </w:r>
-      <w:hyperlink r:id="rId51">
-        <w:r>
-          <w:rPr>
-            <w:lang w:val="zh_TW" w:bidi="zh_TW"/>
-          </w:rPr>
-          <w:rPr>
-            <w:color w:val="0000EE"/>
-            <w:u w:val="single"/>
-          </w:rPr>
-          <w:t>箴2:3–5</w:t>
-        </w:r>
-      </w:hyperlink>
+      <w:r>
+        <w:rPr>
+          <w:lang w:val="zh_TW" w:bidi="zh_TW"/>
+        </w:rPr>
+        <w:t>箴2:3–5</w:t>
+      </w:r>
       <w:r>
         <w:rPr>
           <w:lang w:val="zh_TW" w:bidi="zh_TW"/>
@@ -1171,126 +937,84 @@
         </w:rPr>
         <w:t>古代以色列人藉著遵行神的誡命來表達他們的敬畏（</w:t>
       </w:r>
-      <w:hyperlink r:id="rId52">
-        <w:r>
-          <w:rPr>
-            <w:lang w:val="zh_TW" w:bidi="zh_TW"/>
-          </w:rPr>
-          <w:rPr>
-            <w:color w:val="0000EE"/>
-            <w:u w:val="single"/>
-          </w:rPr>
-          <w:t>申6:2</w:t>
-        </w:r>
-      </w:hyperlink>
+      <w:r>
+        <w:rPr>
+          <w:lang w:val="zh_TW" w:bidi="zh_TW"/>
+        </w:rPr>
+        <w:t>申6:2</w:t>
+      </w:r>
       <w:r>
         <w:rPr>
           <w:lang w:val="zh_TW" w:bidi="zh_TW"/>
         </w:rPr>
         <w:t>）。哥尼流和他的全家因為敬畏神，被稱為「敬畏神的人」（</w:t>
       </w:r>
-      <w:hyperlink r:id="rId53">
-        <w:r>
-          <w:rPr>
-            <w:lang w:val="zh_TW" w:bidi="zh_TW"/>
-          </w:rPr>
-          <w:rPr>
-            <w:color w:val="0000EE"/>
-            <w:u w:val="single"/>
-          </w:rPr>
-          <w:t>徒10:2</w:t>
-        </w:r>
-      </w:hyperlink>
+      <w:r>
+        <w:rPr>
+          <w:lang w:val="zh_TW" w:bidi="zh_TW"/>
+        </w:rPr>
+        <w:t>徒10:2</w:t>
+      </w:r>
       <w:r>
         <w:rPr>
           <w:lang w:val="zh_TW" w:bidi="zh_TW"/>
         </w:rPr>
         <w:t>）。真正的敬畏會使人過著善行和聖潔的生活（</w:t>
       </w:r>
-      <w:hyperlink r:id="rId54">
-        <w:r>
-          <w:rPr>
-            <w:lang w:val="zh_TW" w:bidi="zh_TW"/>
-          </w:rPr>
-          <w:rPr>
-            <w:color w:val="0000EE"/>
-            <w:u w:val="single"/>
-          </w:rPr>
-          <w:t>林後7:1</w:t>
-        </w:r>
-      </w:hyperlink>
+      <w:r>
+        <w:rPr>
+          <w:lang w:val="zh_TW" w:bidi="zh_TW"/>
+        </w:rPr>
+        <w:t>林後7:1</w:t>
+      </w:r>
       <w:r>
         <w:rPr>
           <w:lang w:val="zh_TW" w:bidi="zh_TW"/>
         </w:rPr>
         <w:t>），這種敬畏帶來喜樂（</w:t>
       </w:r>
-      <w:hyperlink r:id="rId55">
-        <w:r>
-          <w:rPr>
-            <w:lang w:val="zh_TW" w:bidi="zh_TW"/>
-          </w:rPr>
-          <w:rPr>
-            <w:color w:val="0000EE"/>
-            <w:u w:val="single"/>
-          </w:rPr>
-          <w:t>詩2:11</w:t>
-        </w:r>
-      </w:hyperlink>
+      <w:r>
+        <w:rPr>
+          <w:lang w:val="zh_TW" w:bidi="zh_TW"/>
+        </w:rPr>
+        <w:t>詩2:11</w:t>
+      </w:r>
       <w:r>
         <w:rPr>
           <w:lang w:val="zh_TW" w:bidi="zh_TW"/>
         </w:rPr>
         <w:t>）和生命（</w:t>
       </w:r>
-      <w:hyperlink r:id="rId56">
-        <w:r>
-          <w:rPr>
-            <w:lang w:val="zh_TW" w:bidi="zh_TW"/>
-          </w:rPr>
-          <w:rPr>
-            <w:color w:val="0000EE"/>
-            <w:u w:val="single"/>
-          </w:rPr>
-          <w:t>箴14:27</w:t>
-        </w:r>
-      </w:hyperlink>
+      <w:r>
+        <w:rPr>
+          <w:lang w:val="zh_TW" w:bidi="zh_TW"/>
+        </w:rPr>
+        <w:t>箴14:27</w:t>
+      </w:r>
       <w:r>
         <w:rPr>
           <w:lang w:val="zh_TW" w:bidi="zh_TW"/>
         </w:rPr>
         <w:t>），也比財富更寶貴（</w:t>
       </w:r>
-      <w:hyperlink r:id="rId57">
-        <w:r>
-          <w:rPr>
-            <w:lang w:val="zh_TW" w:bidi="zh_TW"/>
-          </w:rPr>
-          <w:rPr>
-            <w:color w:val="0000EE"/>
-            <w:u w:val="single"/>
-          </w:rPr>
-          <w:t>箴15:16</w:t>
-        </w:r>
-      </w:hyperlink>
+      <w:r>
+        <w:rPr>
+          <w:lang w:val="zh_TW" w:bidi="zh_TW"/>
+        </w:rPr>
+        <w:t>箴15:16</w:t>
+      </w:r>
       <w:r>
         <w:rPr>
           <w:lang w:val="zh_TW" w:bidi="zh_TW"/>
         </w:rPr>
         <w:t>）。神喜悅那些敬畏祂的人（</w:t>
       </w:r>
-      <w:hyperlink r:id="rId58">
-        <w:r>
-          <w:rPr>
-            <w:lang w:val="zh_TW" w:bidi="zh_TW"/>
-          </w:rPr>
-          <w:rPr>
-            <w:color w:val="0000EE"/>
-            <w:u w:val="single"/>
-          </w:rPr>
-          <w:t>詩147:11</w:t>
-        </w:r>
-      </w:hyperlink>
+      <w:r>
+        <w:rPr>
+          <w:lang w:val="zh_TW" w:bidi="zh_TW"/>
+        </w:rPr>
+        <w:t>詩147:11</w:t>
+      </w:r>
       <w:r>
         <w:rPr>
           <w:lang w:val="zh_TW" w:bidi="zh_TW"/>
